--- a/laser_grid/docs/레이저그리드_영역별품질검측_파이프라인_정리.docx
+++ b/laser_grid/docs/레이저그리드_영역별품질검측_파이프라인_정리.docx
@@ -108,7 +108,7 @@
           <w:sz w:val="18"/>
           <w:szCs w:val="18"/>
         </w:rPr>
-        <w:t xml:space="preserve">2026-08-25 기준  ·  Python 16개 파일, 8,145줄</w:t>
+        <w:t xml:space="preserve">2026-08-25 기준  ·  Python 17개 파일, 8,472줄</w:t>
       </w:r>
     </w:p>
     <w:p>
@@ -1729,6 +1729,89 @@
                 <w:sz w:val="18"/>
                 <w:szCs w:val="18"/>
               </w:rPr>
+              <w:t xml:space="preserve">calibration.py</w:t>
+            </w:r>
+          </w:p>
+        </w:tc>
+        <w:tc>
+          <w:tcPr>
+            <w:tcW w:type="dxa" w:w="5338"/>
+            <w:tcMar>
+              <w:top w:type="dxa" w:w="70"/>
+              <w:left w:type="dxa" w:w="110"/>
+              <w:bottom w:type="dxa" w:w="70"/>
+              <w:right w:type="dxa" w:w="110"/>
+            </w:tcMar>
+          </w:tcPr>
+          <w:p>
+            <w:pPr>
+              <w:spacing w:after="0" w:line="260"/>
+            </w:pPr>
+            <w:r>
+              <w:rPr>
+                <w:rFonts w:ascii="맑은 고딕" w:cs="맑은 고딕" w:eastAsia="맑은 고딕" w:hAnsi="맑은 고딕"/>
+                <w:b w:val="false"/>
+                <w:bCs w:val="false"/>
+                <w:color w:val="1A1D21"/>
+                <w:sz w:val="18"/>
+                <w:szCs w:val="18"/>
+              </w:rPr>
+              <w:t xml:space="preserve">캘리브레이션 단일 출처. 사양에서 f·발산각을 유도하고 값마다 출처 등급(spec/design/assumed)을 표기</w:t>
+            </w:r>
+          </w:p>
+        </w:tc>
+      </w:tr>
+      <w:tr>
+        <w:tc>
+          <w:tcPr>
+            <w:tcW w:type="dxa" w:w="1200"/>
+            <w:tcMar>
+              <w:top w:type="dxa" w:w="70"/>
+              <w:left w:type="dxa" w:w="110"/>
+              <w:bottom w:type="dxa" w:w="70"/>
+              <w:right w:type="dxa" w:w="110"/>
+            </w:tcMar>
+          </w:tcPr>
+          <w:p>
+            <w:pPr>
+              <w:spacing w:after="0" w:line="260"/>
+            </w:pPr>
+            <w:r>
+              <w:rPr>
+                <w:rFonts w:ascii="맑은 고딕" w:cs="맑은 고딕" w:eastAsia="맑은 고딕" w:hAnsi="맑은 고딕"/>
+                <w:b w:val="false"/>
+                <w:bCs w:val="false"/>
+                <w:color w:val="1A1D21"/>
+                <w:sz w:val="18"/>
+                <w:szCs w:val="18"/>
+              </w:rPr>
+              <w:t xml:space="preserve"/>
+            </w:r>
+          </w:p>
+        </w:tc>
+        <w:tc>
+          <w:tcPr>
+            <w:tcW w:type="dxa" w:w="3100"/>
+            <w:tcMar>
+              <w:top w:type="dxa" w:w="70"/>
+              <w:left w:type="dxa" w:w="110"/>
+              <w:bottom w:type="dxa" w:w="70"/>
+              <w:right w:type="dxa" w:w="110"/>
+            </w:tcMar>
+          </w:tcPr>
+          <w:p>
+            <w:pPr>
+              <w:spacing w:after="0" w:line="260"/>
+            </w:pPr>
+            <w:r>
+              <w:rPr>
+                <w:rFonts w:ascii="D2Coding" w:cs="D2Coding" w:eastAsia="D2Coding" w:hAnsi="D2Coding"/>
+                <w:b w:val="false"/>
+                <w:bCs w:val="false"/>
+                <w:color w:val="1A1D21"/>
+                <w:sz w:val="18"/>
+                <w:szCs w:val="18"/>
+              </w:rPr>
               <w:t xml:space="preserve">eq1_triangulation.py</w:t>
             </w:r>
           </w:p>
@@ -3499,7 +3582,7 @@
           <w:sz w:val="28"/>
           <w:szCs w:val="28"/>
         </w:rPr>
-        <w:t xml:space="preserve">4. 사양 식에 들어가는 입력 데이터</w:t>
+        <w:t xml:space="preserve">4. 입력 데이터 — 매 촬영 vs 캘리브레이션</w:t>
       </w:r>
     </w:p>
     <w:p>
@@ -3513,7 +3596,78 @@
           <w:sz w:val="20"/>
           <w:szCs w:val="20"/>
         </w:rPr>
-        <w:t xml:space="preserve">검측 알고리즘이 동작하려면 하드웨어가 정해진 데이터를 정확히 제공해야 한다. 데이터는 매 촬영마다 보내는 것(A)과, 출고 시 1회 측정하여 모듈에 저장 후 전달하는 캘리브레이션(B)으로 나뉜다. B의 정확도가 곧 측정 정확도다.</w:t>
+        <w:t xml:space="preserve">검측 알고리즘이 동작하려면 하드웨어가 정해진 데이터를 정확히 제공해야 한다. 데이터는 성격이 전혀 다른 두 갈래로 나뉜다. 매 촬영마다 새로 들어오는 것(A)과, 출고 시 1회 측정해 모듈에 저장한 뒤 계속 쓰는 것(B)이다. PDF 3.1이 「B의 정확도가 곧 측정 정확도」라고 못 박은 대로, A가 아무리 정확해도 B가 틀리면 결과가 통째로 틀어진다.</w:t>
+      </w:r>
+    </w:p>
+    <w:p>
+      <w:pPr>
+        <w:spacing w:after="120" w:before="100" w:line="300"/>
+      </w:pPr>
+      <w:r>
+        <w:rPr>
+          <w:rFonts w:ascii="맑은 고딕" w:cs="맑은 고딕" w:eastAsia="맑은 고딕" w:hAnsi="맑은 고딕"/>
+          <w:color w:val="1A1D21"/>
+          <w:sz w:val="20"/>
+          <w:szCs w:val="20"/>
+        </w:rPr>
+        <w:t xml:space="preserve">아래 표의 「출처」 열은 값의 근거를 세 등급으로 구분한 것이다. 이 구분이 현재 시스템의 신뢰도 상한을 그대로 보여준다.</w:t>
+      </w:r>
+    </w:p>
+    <w:p>
+      <w:pPr>
+        <w:pStyle w:val="ListParagraph"/>
+        <w:numPr>
+          <w:ilvl w:val="0"/>
+          <w:numId w:val="2"/>
+        </w:numPr>
+        <w:spacing w:after="90" w:line="300"/>
+      </w:pPr>
+      <w:r>
+        <w:rPr>
+          <w:rFonts w:ascii="맑은 고딕" w:cs="맑은 고딕" w:eastAsia="맑은 고딕" w:hAnsi="맑은 고딕"/>
+          <w:color w:val="1A1D21"/>
+          <w:sz w:val="20"/>
+          <w:szCs w:val="20"/>
+        </w:rPr>
+        <w:t xml:space="preserve">spec — PDF 하드웨어 사양에서 유도. 부품 번호가 있는 실물 기준</w:t>
+      </w:r>
+    </w:p>
+    <w:p>
+      <w:pPr>
+        <w:pStyle w:val="ListParagraph"/>
+        <w:numPr>
+          <w:ilvl w:val="0"/>
+          <w:numId w:val="2"/>
+        </w:numPr>
+        <w:spacing w:after="90" w:line="300"/>
+      </w:pPr>
+      <w:r>
+        <w:rPr>
+          <w:rFonts w:ascii="맑은 고딕" w:cs="맑은 고딕" w:eastAsia="맑은 고딕" w:hAnsi="맑은 고딕"/>
+          <w:color w:val="1A1D21"/>
+          <w:sz w:val="20"/>
+          <w:szCs w:val="20"/>
+        </w:rPr>
+        <w:t xml:space="preserve">design — 설계 고정값. 용역서에 명시되어 있으나 조립 후 실측 필요</w:t>
+      </w:r>
+    </w:p>
+    <w:p>
+      <w:pPr>
+        <w:pStyle w:val="ListParagraph"/>
+        <w:numPr>
+          <w:ilvl w:val="0"/>
+          <w:numId w:val="2"/>
+        </w:numPr>
+        <w:spacing w:after="90" w:line="300"/>
+      </w:pPr>
+      <w:r>
+        <w:rPr>
+          <w:rFonts w:ascii="맑은 고딕" w:cs="맑은 고딕" w:eastAsia="맑은 고딕" w:hAnsi="맑은 고딕"/>
+          <w:color w:val="1A1D21"/>
+          <w:sz w:val="20"/>
+          <w:szCs w:val="20"/>
+        </w:rPr>
+        <w:t xml:space="preserve">assumed — 가정값. 출고 전 실측으로 대체해야 하는 항목</w:t>
       </w:r>
     </w:p>
     <w:p>
@@ -3532,6 +3686,25 @@
         </w:rPr>
         <w:t xml:space="preserve">4.1 매 촬영 데이터 (A)</w:t>
       </w:r>
+    </w:p>
+    <w:p>
+      <w:pPr>
+        <w:spacing w:after="120" w:before="0" w:line="300"/>
+      </w:pPr>
+      <w:r>
+        <w:rPr>
+          <w:rFonts w:ascii="맑은 고딕" w:cs="맑은 고딕" w:eastAsia="맑은 고딕" w:hAnsi="맑은 고딕"/>
+          <w:color w:val="1A1D21"/>
+          <w:sz w:val="20"/>
+          <w:szCs w:val="20"/>
+        </w:rPr>
+        <w:t xml:space="preserve">촬영할 때마다 하드웨어가 새로 보내는 데이터다. 세 가지뿐이다.</w:t>
+      </w:r>
+    </w:p>
+    <w:p>
+      <w:pPr>
+        <w:spacing w:after="60"/>
+      </w:pPr>
     </w:p>
     <w:tbl>
       <w:tblPr>
@@ -3547,10 +3720,11 @@
         <w:tblLayout w:type="fixed"/>
       </w:tblPr>
       <w:tblGrid>
-        <w:gridCol w:w="2500"/>
-        <w:gridCol w:w="1300"/>
-        <w:gridCol w:w="3200"/>
-        <w:gridCol w:w="2638"/>
+        <w:gridCol w:w="2050"/>
+        <w:gridCol w:w="1000"/>
+        <w:gridCol w:w="1900"/>
+        <w:gridCol w:w="1500"/>
+        <w:gridCol w:w="3188"/>
       </w:tblGrid>
       <w:tr>
         <w:trPr>
@@ -3558,7 +3732,7 @@
         </w:trPr>
         <w:tc>
           <w:tcPr>
-            <w:tcW w:type="dxa" w:w="2500"/>
+            <w:tcW w:type="dxa" w:w="2050"/>
             <w:shd w:fill="E8EDF0" w:val="clear"/>
             <w:tcMar>
               <w:top w:type="dxa" w:w="70"/>
@@ -3586,7 +3760,7 @@
         </w:tc>
         <w:tc>
           <w:tcPr>
-            <w:tcW w:type="dxa" w:w="1300"/>
+            <w:tcW w:type="dxa" w:w="1000"/>
             <w:shd w:fill="E8EDF0" w:val="clear"/>
             <w:tcMar>
               <w:top w:type="dxa" w:w="70"/>
@@ -3614,7 +3788,7 @@
         </w:tc>
         <w:tc>
           <w:tcPr>
-            <w:tcW w:type="dxa" w:w="3200"/>
+            <w:tcW w:type="dxa" w:w="1900"/>
             <w:shd w:fill="E8EDF0" w:val="clear"/>
             <w:tcMar>
               <w:top w:type="dxa" w:w="70"/>
@@ -3642,7 +3816,7 @@
         </w:tc>
         <w:tc>
           <w:tcPr>
-            <w:tcW w:type="dxa" w:w="2638"/>
+            <w:tcW w:type="dxa" w:w="1500"/>
             <w:shd w:fill="E8EDF0" w:val="clear"/>
             <w:tcMar>
               <w:top w:type="dxa" w:w="70"/>
@@ -3668,38 +3842,66 @@
             </w:r>
           </w:p>
         </w:tc>
+        <w:tc>
+          <w:tcPr>
+            <w:tcW w:type="dxa" w:w="3188"/>
+            <w:shd w:fill="E8EDF0" w:val="clear"/>
+            <w:tcMar>
+              <w:top w:type="dxa" w:w="70"/>
+              <w:left w:type="dxa" w:w="110"/>
+              <w:bottom w:type="dxa" w:w="70"/>
+              <w:right w:type="dxa" w:w="110"/>
+            </w:tcMar>
+          </w:tcPr>
+          <w:p>
+            <w:pPr>
+              <w:spacing w:after="0" w:line="260"/>
+            </w:pPr>
+            <w:r>
+              <w:rPr>
+                <w:rFonts w:ascii="맑은 고딕" w:cs="맑은 고딕" w:eastAsia="맑은 고딕" w:hAnsi="맑은 고딕"/>
+                <w:b/>
+                <w:bCs/>
+                <w:color w:val="1A1D21"/>
+                <w:sz w:val="18"/>
+                <w:szCs w:val="18"/>
+              </w:rPr>
+              <w:t xml:space="preserve">비고</w:t>
+            </w:r>
+          </w:p>
+        </w:tc>
       </w:tr>
       <w:tr>
         <w:tc>
           <w:tcPr>
-            <w:tcW w:type="dxa" w:w="2500"/>
-            <w:tcMar>
-              <w:top w:type="dxa" w:w="70"/>
-              <w:left w:type="dxa" w:w="110"/>
-              <w:bottom w:type="dxa" w:w="70"/>
-              <w:right w:type="dxa" w:w="110"/>
-            </w:tcMar>
-          </w:tcPr>
-          <w:p>
-            <w:pPr>
-              <w:spacing w:after="0" w:line="260"/>
-            </w:pPr>
-            <w:r>
-              <w:rPr>
-                <w:rFonts w:ascii="맑은 고딕" w:cs="맑은 고딕" w:eastAsia="맑은 고딕" w:hAnsi="맑은 고딕"/>
-                <w:b w:val="false"/>
-                <w:bCs w:val="false"/>
-                <w:color w:val="1A1D21"/>
-                <w:sz w:val="18"/>
-                <w:szCs w:val="18"/>
-              </w:rPr>
-              <w:t xml:space="preserve">격자점 픽셀 좌표</w:t>
-            </w:r>
-          </w:p>
-        </w:tc>
-        <w:tc>
-          <w:tcPr>
-            <w:tcW w:type="dxa" w:w="1300"/>
+            <w:tcW w:type="dxa" w:w="2050"/>
+            <w:tcMar>
+              <w:top w:type="dxa" w:w="70"/>
+              <w:left w:type="dxa" w:w="110"/>
+              <w:bottom w:type="dxa" w:w="70"/>
+              <w:right w:type="dxa" w:w="110"/>
+            </w:tcMar>
+          </w:tcPr>
+          <w:p>
+            <w:pPr>
+              <w:spacing w:after="0" w:line="260"/>
+            </w:pPr>
+            <w:r>
+              <w:rPr>
+                <w:rFonts w:ascii="맑은 고딕" w:cs="맑은 고딕" w:eastAsia="맑은 고딕" w:hAnsi="맑은 고딕"/>
+                <w:b w:val="false"/>
+                <w:bCs w:val="false"/>
+                <w:color w:val="1A1D21"/>
+                <w:sz w:val="18"/>
+                <w:szCs w:val="18"/>
+              </w:rPr>
+              <w:t xml:space="preserve">레이저 ON 프레임</w:t>
+            </w:r>
+          </w:p>
+        </w:tc>
+        <w:tc>
+          <w:tcPr>
+            <w:tcW w:type="dxa" w:w="1000"/>
             <w:tcMar>
               <w:top w:type="dxa" w:w="70"/>
               <w:left w:type="dxa" w:w="110"/>
@@ -3720,40 +3922,40 @@
                 <w:sz w:val="18"/>
                 <w:szCs w:val="18"/>
               </w:rPr>
-              <w:t xml:space="preserve">u, v</w:t>
-            </w:r>
-          </w:p>
-        </w:tc>
-        <w:tc>
-          <w:tcPr>
-            <w:tcW w:type="dxa" w:w="3200"/>
-            <w:tcMar>
-              <w:top w:type="dxa" w:w="70"/>
-              <w:left w:type="dxa" w:w="110"/>
-              <w:bottom w:type="dxa" w:w="70"/>
-              <w:right w:type="dxa" w:w="110"/>
-            </w:tcMar>
-          </w:tcPr>
-          <w:p>
-            <w:pPr>
-              <w:spacing w:after="0" w:line="260"/>
-            </w:pPr>
-            <w:r>
-              <w:rPr>
-                <w:rFonts w:ascii="맑은 고딕" w:cs="맑은 고딕" w:eastAsia="맑은 고딕" w:hAnsi="맑은 고딕"/>
-                <w:b w:val="false"/>
-                <w:bCs w:val="false"/>
-                <w:color w:val="1A1D21"/>
-                <w:sz w:val="18"/>
-                <w:szCs w:val="18"/>
-              </w:rPr>
-              <w:t xml:space="preserve">삼각측량 입력. A_선검출 출력</w:t>
-            </w:r>
-          </w:p>
-        </w:tc>
-        <w:tc>
-          <w:tcPr>
-            <w:tcW w:type="dxa" w:w="2638"/>
+              <w:t xml:space="preserve">rgb_on</w:t>
+            </w:r>
+          </w:p>
+        </w:tc>
+        <w:tc>
+          <w:tcPr>
+            <w:tcW w:type="dxa" w:w="1900"/>
+            <w:tcMar>
+              <w:top w:type="dxa" w:w="70"/>
+              <w:left w:type="dxa" w:w="110"/>
+              <w:bottom w:type="dxa" w:w="70"/>
+              <w:right w:type="dxa" w:w="110"/>
+            </w:tcMar>
+          </w:tcPr>
+          <w:p>
+            <w:pPr>
+              <w:spacing w:after="0" w:line="260"/>
+            </w:pPr>
+            <w:r>
+              <w:rPr>
+                <w:rFonts w:ascii="맑은 고딕" w:cs="맑은 고딕" w:eastAsia="맑은 고딕" w:hAnsi="맑은 고딕"/>
+                <w:b w:val="false"/>
+                <w:bCs w:val="false"/>
+                <w:color w:val="1A1D21"/>
+                <w:sz w:val="18"/>
+                <w:szCs w:val="18"/>
+              </w:rPr>
+              <w:t xml:space="preserve">격자 선검출</w:t>
+            </w:r>
+          </w:p>
+        </w:tc>
+        <w:tc>
+          <w:tcPr>
+            <w:tcW w:type="dxa" w:w="1500"/>
             <w:tcMar>
               <w:top w:type="dxa" w:w="70"/>
               <w:left w:type="dxa" w:w="110"/>
@@ -3775,6 +3977,33 @@
                 <w:szCs w:val="18"/>
               </w:rPr>
               <w:t xml:space="preserve">런타임</w:t>
+            </w:r>
+          </w:p>
+        </w:tc>
+        <w:tc>
+          <w:tcPr>
+            <w:tcW w:type="dxa" w:w="3188"/>
+            <w:tcMar>
+              <w:top w:type="dxa" w:w="70"/>
+              <w:left w:type="dxa" w:w="110"/>
+              <w:bottom w:type="dxa" w:w="70"/>
+              <w:right w:type="dxa" w:w="110"/>
+            </w:tcMar>
+          </w:tcPr>
+          <w:p>
+            <w:pPr>
+              <w:spacing w:after="0" w:line="260"/>
+            </w:pPr>
+            <w:r>
+              <w:rPr>
+                <w:rFonts w:ascii="맑은 고딕" w:cs="맑은 고딕" w:eastAsia="맑은 고딕" w:hAnsi="맑은 고딕"/>
+                <w:b w:val="false"/>
+                <w:bCs w:val="false"/>
+                <w:color w:val="1A1D21"/>
+                <w:sz w:val="18"/>
+                <w:szCs w:val="18"/>
+              </w:rPr>
+              <w:t xml:space="preserve">무손실 포맷(PNG/RAW) 권장</w:t>
             </w:r>
           </w:p>
         </w:tc>
@@ -3782,34 +4011,34 @@
       <w:tr>
         <w:tc>
           <w:tcPr>
-            <w:tcW w:type="dxa" w:w="2500"/>
-            <w:tcMar>
-              <w:top w:type="dxa" w:w="70"/>
-              <w:left w:type="dxa" w:w="110"/>
-              <w:bottom w:type="dxa" w:w="70"/>
-              <w:right w:type="dxa" w:w="110"/>
-            </w:tcMar>
-          </w:tcPr>
-          <w:p>
-            <w:pPr>
-              <w:spacing w:after="0" w:line="260"/>
-            </w:pPr>
-            <w:r>
-              <w:rPr>
-                <w:rFonts w:ascii="맑은 고딕" w:cs="맑은 고딕" w:eastAsia="맑은 고딕" w:hAnsi="맑은 고딕"/>
-                <w:b w:val="false"/>
-                <w:bCs w:val="false"/>
-                <w:color w:val="1A1D21"/>
-                <w:sz w:val="18"/>
-                <w:szCs w:val="18"/>
-              </w:rPr>
-              <w:t xml:space="preserve">IMU 중력벡터</w:t>
-            </w:r>
-          </w:p>
-        </w:tc>
-        <w:tc>
-          <w:tcPr>
-            <w:tcW w:type="dxa" w:w="1300"/>
+            <w:tcW w:type="dxa" w:w="2050"/>
+            <w:tcMar>
+              <w:top w:type="dxa" w:w="70"/>
+              <w:left w:type="dxa" w:w="110"/>
+              <w:bottom w:type="dxa" w:w="70"/>
+              <w:right w:type="dxa" w:w="110"/>
+            </w:tcMar>
+          </w:tcPr>
+          <w:p>
+            <w:pPr>
+              <w:spacing w:after="0" w:line="260"/>
+            </w:pPr>
+            <w:r>
+              <w:rPr>
+                <w:rFonts w:ascii="맑은 고딕" w:cs="맑은 고딕" w:eastAsia="맑은 고딕" w:hAnsi="맑은 고딕"/>
+                <w:b w:val="false"/>
+                <w:bCs w:val="false"/>
+                <w:color w:val="1A1D21"/>
+                <w:sz w:val="18"/>
+                <w:szCs w:val="18"/>
+              </w:rPr>
+              <w:t xml:space="preserve">레이저 OFF 프레임</w:t>
+            </w:r>
+          </w:p>
+        </w:tc>
+        <w:tc>
+          <w:tcPr>
+            <w:tcW w:type="dxa" w:w="1000"/>
             <w:tcMar>
               <w:top w:type="dxa" w:w="70"/>
               <w:left w:type="dxa" w:w="110"/>
@@ -3830,61 +4059,88 @@
                 <w:sz w:val="18"/>
                 <w:szCs w:val="18"/>
               </w:rPr>
-              <w:t xml:space="preserve">ĝ</w:t>
-            </w:r>
-          </w:p>
-        </w:tc>
-        <w:tc>
-          <w:tcPr>
-            <w:tcW w:type="dxa" w:w="3200"/>
-            <w:tcMar>
-              <w:top w:type="dxa" w:w="70"/>
-              <w:left w:type="dxa" w:w="110"/>
-              <w:bottom w:type="dxa" w:w="70"/>
-              <w:right w:type="dxa" w:w="110"/>
-            </w:tcMar>
-          </w:tcPr>
-          <w:p>
-            <w:pPr>
-              <w:spacing w:after="0" w:line="260"/>
-            </w:pPr>
-            <w:r>
-              <w:rPr>
-                <w:rFonts w:ascii="맑은 고딕" w:cs="맑은 고딕" w:eastAsia="맑은 고딕" w:hAnsi="맑은 고딕"/>
-                <w:b w:val="false"/>
-                <w:bCs w:val="false"/>
-                <w:color w:val="1A1D21"/>
-                <w:sz w:val="18"/>
-                <w:szCs w:val="18"/>
-              </w:rPr>
-              <w:t xml:space="preserve">수직·수평도 기준(중력)</w:t>
-            </w:r>
-          </w:p>
-        </w:tc>
-        <w:tc>
-          <w:tcPr>
-            <w:tcW w:type="dxa" w:w="2638"/>
-            <w:tcMar>
-              <w:top w:type="dxa" w:w="70"/>
-              <w:left w:type="dxa" w:w="110"/>
-              <w:bottom w:type="dxa" w:w="70"/>
-              <w:right w:type="dxa" w:w="110"/>
-            </w:tcMar>
-          </w:tcPr>
-          <w:p>
-            <w:pPr>
-              <w:spacing w:after="0" w:line="260"/>
-            </w:pPr>
-            <w:r>
-              <w:rPr>
-                <w:rFonts w:ascii="맑은 고딕" w:cs="맑은 고딕" w:eastAsia="맑은 고딕" w:hAnsi="맑은 고딕"/>
-                <w:b w:val="false"/>
-                <w:bCs w:val="false"/>
-                <w:color w:val="9A5B0B"/>
-                <w:sz w:val="18"/>
-                <w:szCs w:val="18"/>
-              </w:rPr>
-              <w:t xml:space="preserve">미주입 — 자세별 기본값 사용</w:t>
+              <w:t xml:space="preserve">rgb_off</w:t>
+            </w:r>
+          </w:p>
+        </w:tc>
+        <w:tc>
+          <w:tcPr>
+            <w:tcW w:type="dxa" w:w="1900"/>
+            <w:tcMar>
+              <w:top w:type="dxa" w:w="70"/>
+              <w:left w:type="dxa" w:w="110"/>
+              <w:bottom w:type="dxa" w:w="70"/>
+              <w:right w:type="dxa" w:w="110"/>
+            </w:tcMar>
+          </w:tcPr>
+          <w:p>
+            <w:pPr>
+              <w:spacing w:after="0" w:line="260"/>
+            </w:pPr>
+            <w:r>
+              <w:rPr>
+                <w:rFonts w:ascii="맑은 고딕" w:cs="맑은 고딕" w:eastAsia="맑은 고딕" w:hAnsi="맑은 고딕"/>
+                <w:b w:val="false"/>
+                <w:bCs w:val="false"/>
+                <w:color w:val="1A1D21"/>
+                <w:sz w:val="18"/>
+                <w:szCs w:val="18"/>
+              </w:rPr>
+              <w:t xml:space="preserve">영역 분할·차영상</w:t>
+            </w:r>
+          </w:p>
+        </w:tc>
+        <w:tc>
+          <w:tcPr>
+            <w:tcW w:type="dxa" w:w="1500"/>
+            <w:tcMar>
+              <w:top w:type="dxa" w:w="70"/>
+              <w:left w:type="dxa" w:w="110"/>
+              <w:bottom w:type="dxa" w:w="70"/>
+              <w:right w:type="dxa" w:w="110"/>
+            </w:tcMar>
+          </w:tcPr>
+          <w:p>
+            <w:pPr>
+              <w:spacing w:after="0" w:line="260"/>
+            </w:pPr>
+            <w:r>
+              <w:rPr>
+                <w:rFonts w:ascii="맑은 고딕" w:cs="맑은 고딕" w:eastAsia="맑은 고딕" w:hAnsi="맑은 고딕"/>
+                <w:b w:val="false"/>
+                <w:bCs w:val="false"/>
+                <w:color w:val="1A1D21"/>
+                <w:sz w:val="18"/>
+                <w:szCs w:val="18"/>
+              </w:rPr>
+              <w:t xml:space="preserve">런타임</w:t>
+            </w:r>
+          </w:p>
+        </w:tc>
+        <w:tc>
+          <w:tcPr>
+            <w:tcW w:type="dxa" w:w="3188"/>
+            <w:tcMar>
+              <w:top w:type="dxa" w:w="70"/>
+              <w:left w:type="dxa" w:w="110"/>
+              <w:bottom w:type="dxa" w:w="70"/>
+              <w:right w:type="dxa" w:w="110"/>
+            </w:tcMar>
+          </w:tcPr>
+          <w:p>
+            <w:pPr>
+              <w:spacing w:after="0" w:line="260"/>
+            </w:pPr>
+            <w:r>
+              <w:rPr>
+                <w:rFonts w:ascii="맑은 고딕" w:cs="맑은 고딕" w:eastAsia="맑은 고딕" w:hAnsi="맑은 고딕"/>
+                <w:b w:val="false"/>
+                <w:bCs w:val="false"/>
+                <w:color w:val="1A1D21"/>
+                <w:sz w:val="18"/>
+                <w:szCs w:val="18"/>
+              </w:rPr>
+              <w:t xml:space="preserve">ON과 수십 µs 간격</w:t>
             </w:r>
           </w:p>
         </w:tc>
@@ -3892,34 +4148,34 @@
       <w:tr>
         <w:tc>
           <w:tcPr>
-            <w:tcW w:type="dxa" w:w="2500"/>
-            <w:tcMar>
-              <w:top w:type="dxa" w:w="70"/>
-              <w:left w:type="dxa" w:w="110"/>
-              <w:bottom w:type="dxa" w:w="70"/>
-              <w:right w:type="dxa" w:w="110"/>
-            </w:tcMar>
-          </w:tcPr>
-          <w:p>
-            <w:pPr>
-              <w:spacing w:after="0" w:line="260"/>
-            </w:pPr>
-            <w:r>
-              <w:rPr>
-                <w:rFonts w:ascii="맑은 고딕" w:cs="맑은 고딕" w:eastAsia="맑은 고딕" w:hAnsi="맑은 고딕"/>
-                <w:b w:val="false"/>
-                <w:bCs w:val="false"/>
-                <w:color w:val="1A1D21"/>
-                <w:sz w:val="18"/>
-                <w:szCs w:val="18"/>
-              </w:rPr>
-              <w:t xml:space="preserve">RGB 영상 (ON/OFF)</w:t>
-            </w:r>
-          </w:p>
-        </w:tc>
-        <w:tc>
-          <w:tcPr>
-            <w:tcW w:type="dxa" w:w="1300"/>
+            <w:tcW w:type="dxa" w:w="2050"/>
+            <w:tcMar>
+              <w:top w:type="dxa" w:w="70"/>
+              <w:left w:type="dxa" w:w="110"/>
+              <w:bottom w:type="dxa" w:w="70"/>
+              <w:right w:type="dxa" w:w="110"/>
+            </w:tcMar>
+          </w:tcPr>
+          <w:p>
+            <w:pPr>
+              <w:spacing w:after="0" w:line="260"/>
+            </w:pPr>
+            <w:r>
+              <w:rPr>
+                <w:rFonts w:ascii="맑은 고딕" w:cs="맑은 고딕" w:eastAsia="맑은 고딕" w:hAnsi="맑은 고딕"/>
+                <w:b w:val="false"/>
+                <w:bCs w:val="false"/>
+                <w:color w:val="1A1D21"/>
+                <w:sz w:val="18"/>
+                <w:szCs w:val="18"/>
+              </w:rPr>
+              <w:t xml:space="preserve">격자점 픽셀 좌표</w:t>
+            </w:r>
+          </w:p>
+        </w:tc>
+        <w:tc>
+          <w:tcPr>
+            <w:tcW w:type="dxa" w:w="1000"/>
             <w:tcMar>
               <w:top w:type="dxa" w:w="70"/>
               <w:left w:type="dxa" w:w="110"/>
@@ -3940,40 +4196,40 @@
                 <w:sz w:val="18"/>
                 <w:szCs w:val="18"/>
               </w:rPr>
-              <w:t xml:space="preserve">rgb_on/off</w:t>
-            </w:r>
-          </w:p>
-        </w:tc>
-        <w:tc>
-          <w:tcPr>
-            <w:tcW w:type="dxa" w:w="3200"/>
-            <w:tcMar>
-              <w:top w:type="dxa" w:w="70"/>
-              <w:left w:type="dxa" w:w="110"/>
-              <w:bottom w:type="dxa" w:w="70"/>
-              <w:right w:type="dxa" w:w="110"/>
-            </w:tcMar>
-          </w:tcPr>
-          <w:p>
-            <w:pPr>
-              <w:spacing w:after="0" w:line="260"/>
-            </w:pPr>
-            <w:r>
-              <w:rPr>
-                <w:rFonts w:ascii="맑은 고딕" w:cs="맑은 고딕" w:eastAsia="맑은 고딕" w:hAnsi="맑은 고딕"/>
-                <w:b w:val="false"/>
-                <w:bCs w:val="false"/>
-                <w:color w:val="1A1D21"/>
-                <w:sz w:val="18"/>
-                <w:szCs w:val="18"/>
-              </w:rPr>
-              <w:t xml:space="preserve">선검출 / 세그멘테이션</w:t>
-            </w:r>
-          </w:p>
-        </w:tc>
-        <w:tc>
-          <w:tcPr>
-            <w:tcW w:type="dxa" w:w="2638"/>
+              <w:t xml:space="preserve">u, v</w:t>
+            </w:r>
+          </w:p>
+        </w:tc>
+        <w:tc>
+          <w:tcPr>
+            <w:tcW w:type="dxa" w:w="1900"/>
+            <w:tcMar>
+              <w:top w:type="dxa" w:w="70"/>
+              <w:left w:type="dxa" w:w="110"/>
+              <w:bottom w:type="dxa" w:w="70"/>
+              <w:right w:type="dxa" w:w="110"/>
+            </w:tcMar>
+          </w:tcPr>
+          <w:p>
+            <w:pPr>
+              <w:spacing w:after="0" w:line="260"/>
+            </w:pPr>
+            <w:r>
+              <w:rPr>
+                <w:rFonts w:ascii="맑은 고딕" w:cs="맑은 고딕" w:eastAsia="맑은 고딕" w:hAnsi="맑은 고딕"/>
+                <w:b w:val="false"/>
+                <w:bCs w:val="false"/>
+                <w:color w:val="1A1D21"/>
+                <w:sz w:val="18"/>
+                <w:szCs w:val="18"/>
+              </w:rPr>
+              <w:t xml:space="preserve">삼각측량 입력</w:t>
+            </w:r>
+          </w:p>
+        </w:tc>
+        <w:tc>
+          <w:tcPr>
+            <w:tcW w:type="dxa" w:w="1500"/>
             <w:tcMar>
               <w:top w:type="dxa" w:w="70"/>
               <w:left w:type="dxa" w:w="110"/>
@@ -3995,6 +4251,186 @@
                 <w:szCs w:val="18"/>
               </w:rPr>
               <w:t xml:space="preserve">런타임</w:t>
+            </w:r>
+          </w:p>
+        </w:tc>
+        <w:tc>
+          <w:tcPr>
+            <w:tcW w:type="dxa" w:w="3188"/>
+            <w:tcMar>
+              <w:top w:type="dxa" w:w="70"/>
+              <w:left w:type="dxa" w:w="110"/>
+              <w:bottom w:type="dxa" w:w="70"/>
+              <w:right w:type="dxa" w:w="110"/>
+            </w:tcMar>
+          </w:tcPr>
+          <w:p>
+            <w:pPr>
+              <w:spacing w:after="0" w:line="260"/>
+            </w:pPr>
+            <w:r>
+              <w:rPr>
+                <w:rFonts w:ascii="맑은 고딕" w:cs="맑은 고딕" w:eastAsia="맑은 고딕" w:hAnsi="맑은 고딕"/>
+                <w:b w:val="false"/>
+                <w:bCs w:val="false"/>
+                <w:color w:val="1A1D21"/>
+                <w:sz w:val="18"/>
+                <w:szCs w:val="18"/>
+              </w:rPr>
+              <w:t xml:space="preserve">A_선검출 출력</w:t>
+            </w:r>
+          </w:p>
+        </w:tc>
+      </w:tr>
+      <w:tr>
+        <w:tc>
+          <w:tcPr>
+            <w:tcW w:type="dxa" w:w="2050"/>
+            <w:tcMar>
+              <w:top w:type="dxa" w:w="70"/>
+              <w:left w:type="dxa" w:w="110"/>
+              <w:bottom w:type="dxa" w:w="70"/>
+              <w:right w:type="dxa" w:w="110"/>
+            </w:tcMar>
+          </w:tcPr>
+          <w:p>
+            <w:pPr>
+              <w:spacing w:after="0" w:line="260"/>
+            </w:pPr>
+            <w:r>
+              <w:rPr>
+                <w:rFonts w:ascii="맑은 고딕" w:cs="맑은 고딕" w:eastAsia="맑은 고딕" w:hAnsi="맑은 고딕"/>
+                <w:b w:val="false"/>
+                <w:bCs w:val="false"/>
+                <w:color w:val="1A1D21"/>
+                <w:sz w:val="18"/>
+                <w:szCs w:val="18"/>
+              </w:rPr>
+              <w:t xml:space="preserve">IMU 중력벡터</w:t>
+            </w:r>
+          </w:p>
+        </w:tc>
+        <w:tc>
+          <w:tcPr>
+            <w:tcW w:type="dxa" w:w="1000"/>
+            <w:tcMar>
+              <w:top w:type="dxa" w:w="70"/>
+              <w:left w:type="dxa" w:w="110"/>
+              <w:bottom w:type="dxa" w:w="70"/>
+              <w:right w:type="dxa" w:w="110"/>
+            </w:tcMar>
+          </w:tcPr>
+          <w:p>
+            <w:pPr>
+              <w:spacing w:after="0" w:line="260"/>
+            </w:pPr>
+            <w:r>
+              <w:rPr>
+                <w:rFonts w:ascii="D2Coding" w:cs="D2Coding" w:eastAsia="D2Coding" w:hAnsi="D2Coding"/>
+                <w:b w:val="false"/>
+                <w:bCs w:val="false"/>
+                <w:color w:val="1A1D21"/>
+                <w:sz w:val="18"/>
+                <w:szCs w:val="18"/>
+              </w:rPr>
+              <w:t xml:space="preserve">ĝ</w:t>
+            </w:r>
+          </w:p>
+        </w:tc>
+        <w:tc>
+          <w:tcPr>
+            <w:tcW w:type="dxa" w:w="1900"/>
+            <w:tcMar>
+              <w:top w:type="dxa" w:w="70"/>
+              <w:left w:type="dxa" w:w="110"/>
+              <w:bottom w:type="dxa" w:w="70"/>
+              <w:right w:type="dxa" w:w="110"/>
+            </w:tcMar>
+          </w:tcPr>
+          <w:p>
+            <w:pPr>
+              <w:spacing w:after="0" w:line="260"/>
+            </w:pPr>
+            <w:r>
+              <w:rPr>
+                <w:rFonts w:ascii="맑은 고딕" w:cs="맑은 고딕" w:eastAsia="맑은 고딕" w:hAnsi="맑은 고딕"/>
+                <w:b w:val="false"/>
+                <w:bCs w:val="false"/>
+                <w:color w:val="1A1D21"/>
+                <w:sz w:val="18"/>
+                <w:szCs w:val="18"/>
+              </w:rPr>
+              <w:t xml:space="preserve">수직·수평도 기준</w:t>
+            </w:r>
+          </w:p>
+        </w:tc>
+        <w:tc>
+          <w:tcPr>
+            <w:tcW w:type="dxa" w:w="1500"/>
+            <w:tcMar>
+              <w:top w:type="dxa" w:w="70"/>
+              <w:left w:type="dxa" w:w="110"/>
+              <w:bottom w:type="dxa" w:w="70"/>
+              <w:right w:type="dxa" w:w="110"/>
+            </w:tcMar>
+          </w:tcPr>
+          <w:p>
+            <w:pPr>
+              <w:spacing w:after="0" w:line="260"/>
+            </w:pPr>
+            <w:r>
+              <w:rPr>
+                <w:rFonts w:ascii="맑은 고딕" w:cs="맑은 고딕" w:eastAsia="맑은 고딕" w:hAnsi="맑은 고딕"/>
+                <w:b w:val="false"/>
+                <w:bCs w:val="false"/>
+                <w:color w:val="9A5B0B"/>
+                <w:sz w:val="18"/>
+                <w:szCs w:val="18"/>
+              </w:rPr>
+              <w:t xml:space="preserve">미주입</w:t>
+            </w:r>
+          </w:p>
+        </w:tc>
+        <w:tc>
+          <w:tcPr>
+            <w:tcW w:type="dxa" w:w="3188"/>
+            <w:tcMar>
+              <w:top w:type="dxa" w:w="70"/>
+              <w:left w:type="dxa" w:w="110"/>
+              <w:bottom w:type="dxa" w:w="70"/>
+              <w:right w:type="dxa" w:w="110"/>
+            </w:tcMar>
+          </w:tcPr>
+          <w:p>
+            <w:pPr>
+              <w:spacing w:after="0" w:line="260"/>
+            </w:pPr>
+            <w:r>
+              <w:rPr>
+                <w:rFonts w:ascii="맑은 고딕" w:cs="맑은 고딕" w:eastAsia="맑은 고딕" w:hAnsi="맑은 고딕"/>
+                <w:b w:val="false"/>
+                <w:bCs w:val="false"/>
+                <w:color w:val="9A5B0B"/>
+                <w:sz w:val="18"/>
+                <w:szCs w:val="18"/>
+              </w:rPr>
+              <w:t xml:space="preserve">자세별 기본값으로 대체 중.</w:t>
+            </w:r>
+          </w:p>
+          <w:p>
+            <w:pPr>
+              <w:spacing w:after="0" w:line="260"/>
+            </w:pPr>
+            <w:r>
+              <w:rPr>
+                <w:rFonts w:ascii="맑은 고딕" w:cs="맑은 고딕" w:eastAsia="맑은 고딕" w:hAnsi="맑은 고딕"/>
+                <w:b w:val="false"/>
+                <w:bCs w:val="false"/>
+                <w:color w:val="9A5B0B"/>
+                <w:sz w:val="18"/>
+                <w:szCs w:val="18"/>
+              </w:rPr>
+              <w:t xml:space="preserve">실장비는 촬영 순간 가속도계 값 필요</w:t>
             </w:r>
           </w:p>
         </w:tc>
@@ -4016,6 +4452,25 @@
         </w:rPr>
         <w:t xml:space="preserve">4.2 캘리브레이션 데이터 (B)</w:t>
       </w:r>
+    </w:p>
+    <w:p>
+      <w:pPr>
+        <w:spacing w:after="120" w:before="0" w:line="300"/>
+      </w:pPr>
+      <w:r>
+        <w:rPr>
+          <w:rFonts w:ascii="맑은 고딕" w:cs="맑은 고딕" w:eastAsia="맑은 고딕" w:hAnsi="맑은 고딕"/>
+          <w:color w:val="1A1D21"/>
+          <w:sz w:val="20"/>
+          <w:szCs w:val="20"/>
+        </w:rPr>
+        <w:t xml:space="preserve">출고 시 1회 측정해 모듈에 저장하는 값이다. 촬영마다 바뀌지 않지만, 틀리면 모든 촬영이 함께 틀린다.</w:t>
+      </w:r>
+    </w:p>
+    <w:p>
+      <w:pPr>
+        <w:spacing w:after="60"/>
+      </w:pPr>
     </w:p>
     <w:tbl>
       <w:tblPr>
@@ -4031,11 +4486,11 @@
         <w:tblLayout w:type="fixed"/>
       </w:tblPr>
       <w:tblGrid>
-        <w:gridCol w:w="2300"/>
-        <w:gridCol w:w="1150"/>
-        <w:gridCol w:w="2650"/>
         <w:gridCol w:w="1900"/>
-        <w:gridCol w:w="1638"/>
+        <w:gridCol w:w="950"/>
+        <w:gridCol w:w="1500"/>
+        <w:gridCol w:w="1000"/>
+        <w:gridCol w:w="4288"/>
       </w:tblGrid>
       <w:tr>
         <w:trPr>
@@ -4043,7 +4498,7 @@
         </w:trPr>
         <w:tc>
           <w:tcPr>
-            <w:tcW w:type="dxa" w:w="2300"/>
+            <w:tcW w:type="dxa" w:w="1900"/>
             <w:shd w:fill="E8EDF0" w:val="clear"/>
             <w:tcMar>
               <w:top w:type="dxa" w:w="70"/>
@@ -4071,7 +4526,7 @@
         </w:tc>
         <w:tc>
           <w:tcPr>
-            <w:tcW w:type="dxa" w:w="1150"/>
+            <w:tcW w:type="dxa" w:w="950"/>
             <w:shd w:fill="E8EDF0" w:val="clear"/>
             <w:tcMar>
               <w:top w:type="dxa" w:w="70"/>
@@ -4099,7 +4554,7 @@
         </w:tc>
         <w:tc>
           <w:tcPr>
-            <w:tcW w:type="dxa" w:w="2650"/>
+            <w:tcW w:type="dxa" w:w="1500"/>
             <w:shd w:fill="E8EDF0" w:val="clear"/>
             <w:tcMar>
               <w:top w:type="dxa" w:w="70"/>
@@ -4121,13 +4576,13 @@
                 <w:sz w:val="18"/>
                 <w:szCs w:val="18"/>
               </w:rPr>
-              <w:t xml:space="preserve">용도</w:t>
-            </w:r>
-          </w:p>
-        </w:tc>
-        <w:tc>
-          <w:tcPr>
-            <w:tcW w:type="dxa" w:w="1900"/>
+              <w:t xml:space="preserve">현재 값</w:t>
+            </w:r>
+          </w:p>
+        </w:tc>
+        <w:tc>
+          <w:tcPr>
+            <w:tcW w:type="dxa" w:w="1000"/>
             <w:shd w:fill="E8EDF0" w:val="clear"/>
             <w:tcMar>
               <w:top w:type="dxa" w:w="70"/>
@@ -4149,13 +4604,13 @@
                 <w:sz w:val="18"/>
                 <w:szCs w:val="18"/>
               </w:rPr>
-              <w:t xml:space="preserve">현재 값</w:t>
-            </w:r>
-          </w:p>
-        </w:tc>
-        <w:tc>
-          <w:tcPr>
-            <w:tcW w:type="dxa" w:w="1638"/>
+              <w:t xml:space="preserve">출처</w:t>
+            </w:r>
+          </w:p>
+        </w:tc>
+        <w:tc>
+          <w:tcPr>
+            <w:tcW w:type="dxa" w:w="4288"/>
             <w:shd w:fill="E8EDF0" w:val="clear"/>
             <w:tcMar>
               <w:top w:type="dxa" w:w="70"/>
@@ -4177,7 +4632,7 @@
                 <w:sz w:val="18"/>
                 <w:szCs w:val="18"/>
               </w:rPr>
-              <w:t xml:space="preserve">상태</w:t>
+              <w:t xml:space="preserve">비고</w:t>
             </w:r>
           </w:p>
         </w:tc>
@@ -4185,7 +4640,7 @@
       <w:tr>
         <w:tc>
           <w:tcPr>
-            <w:tcW w:type="dxa" w:w="2300"/>
+            <w:tcW w:type="dxa" w:w="1900"/>
             <w:tcMar>
               <w:top w:type="dxa" w:w="70"/>
               <w:left w:type="dxa" w:w="110"/>
@@ -4212,7 +4667,7 @@
         </w:tc>
         <w:tc>
           <w:tcPr>
-            <w:tcW w:type="dxa" w:w="1150"/>
+            <w:tcW w:type="dxa" w:w="950"/>
             <w:tcMar>
               <w:top w:type="dxa" w:w="70"/>
               <w:left w:type="dxa" w:w="110"/>
@@ -4239,34 +4694,7 @@
         </w:tc>
         <w:tc>
           <w:tcPr>
-            <w:tcW w:type="dxa" w:w="2650"/>
-            <w:tcMar>
-              <w:top w:type="dxa" w:w="70"/>
-              <w:left w:type="dxa" w:w="110"/>
-              <w:bottom w:type="dxa" w:w="70"/>
-              <w:right w:type="dxa" w:w="110"/>
-            </w:tcMar>
-          </w:tcPr>
-          <w:p>
-            <w:pPr>
-              <w:spacing w:after="0" w:line="260"/>
-            </w:pPr>
-            <w:r>
-              <w:rPr>
-                <w:rFonts w:ascii="맑은 고딕" w:cs="맑은 고딕" w:eastAsia="맑은 고딕" w:hAnsi="맑은 고딕"/>
-                <w:b w:val="false"/>
-                <w:bCs w:val="false"/>
-                <w:color w:val="1A1D21"/>
-                <w:sz w:val="18"/>
-                <w:szCs w:val="18"/>
-              </w:rPr>
-              <w:t xml:space="preserve">삼각측량 기본 파라미터</w:t>
-            </w:r>
-          </w:p>
-        </w:tc>
-        <w:tc>
-          <w:tcPr>
-            <w:tcW w:type="dxa" w:w="1900"/>
+            <w:tcW w:type="dxa" w:w="1500"/>
             <w:tcMar>
               <w:top w:type="dxa" w:w="70"/>
               <w:left w:type="dxa" w:w="110"/>
@@ -4287,34 +4715,77 @@
                 <w:sz w:val="18"/>
                 <w:szCs w:val="18"/>
               </w:rPr>
-              <w:t xml:space="preserve">1593.0 px</w:t>
-            </w:r>
-          </w:p>
-        </w:tc>
-        <w:tc>
-          <w:tcPr>
-            <w:tcW w:type="dxa" w:w="1638"/>
-            <w:tcMar>
-              <w:top w:type="dxa" w:w="70"/>
-              <w:left w:type="dxa" w:w="110"/>
-              <w:bottom w:type="dxa" w:w="70"/>
-              <w:right w:type="dxa" w:w="110"/>
-            </w:tcMar>
-          </w:tcPr>
-          <w:p>
-            <w:pPr>
-              <w:spacing w:after="0" w:line="260"/>
-            </w:pPr>
-            <w:r>
-              <w:rPr>
-                <w:rFonts w:ascii="맑은 고딕" w:cs="맑은 고딕" w:eastAsia="맑은 고딕" w:hAnsi="맑은 고딕"/>
-                <w:b w:val="false"/>
-                <w:bCs w:val="false"/>
-                <w:color w:val="9A5B0B"/>
-                <w:sz w:val="18"/>
-                <w:szCs w:val="18"/>
-              </w:rPr>
-              <w:t xml:space="preserve">시뮬 튜닝값</w:t>
+              <w:t xml:space="preserve">3478.3 px</w:t>
+            </w:r>
+          </w:p>
+        </w:tc>
+        <w:tc>
+          <w:tcPr>
+            <w:tcW w:type="dxa" w:w="1000"/>
+            <w:tcMar>
+              <w:top w:type="dxa" w:w="70"/>
+              <w:left w:type="dxa" w:w="110"/>
+              <w:bottom w:type="dxa" w:w="70"/>
+              <w:right w:type="dxa" w:w="110"/>
+            </w:tcMar>
+          </w:tcPr>
+          <w:p>
+            <w:pPr>
+              <w:spacing w:after="0" w:line="260"/>
+            </w:pPr>
+            <w:r>
+              <w:rPr>
+                <w:rFonts w:ascii="맑은 고딕" w:cs="맑은 고딕" w:eastAsia="맑은 고딕" w:hAnsi="맑은 고딕"/>
+                <w:b w:val="false"/>
+                <w:bCs w:val="false"/>
+                <w:color w:val="1A1D21"/>
+                <w:sz w:val="18"/>
+                <w:szCs w:val="18"/>
+              </w:rPr>
+              <w:t xml:space="preserve">spec</w:t>
+            </w:r>
+          </w:p>
+        </w:tc>
+        <w:tc>
+          <w:tcPr>
+            <w:tcW w:type="dxa" w:w="4288"/>
+            <w:tcMar>
+              <w:top w:type="dxa" w:w="70"/>
+              <w:left w:type="dxa" w:w="110"/>
+              <w:bottom w:type="dxa" w:w="70"/>
+              <w:right w:type="dxa" w:w="110"/>
+            </w:tcMar>
+          </w:tcPr>
+          <w:p>
+            <w:pPr>
+              <w:spacing w:after="0" w:line="260"/>
+            </w:pPr>
+            <w:r>
+              <w:rPr>
+                <w:rFonts w:ascii="맑은 고딕" w:cs="맑은 고딕" w:eastAsia="맑은 고딕" w:hAnsi="맑은 고딕"/>
+                <w:b w:val="false"/>
+                <w:bCs w:val="false"/>
+                <w:color w:val="1A1D21"/>
+                <w:sz w:val="18"/>
+                <w:szCs w:val="18"/>
+              </w:rPr>
+              <w:t xml:space="preserve">렌즈 12mm ÷ 화소 3.45µm 에서 유도.</w:t>
+            </w:r>
+          </w:p>
+          <w:p>
+            <w:pPr>
+              <w:spacing w:after="0" w:line="260"/>
+            </w:pPr>
+            <w:r>
+              <w:rPr>
+                <w:rFonts w:ascii="맑은 고딕" w:cs="맑은 고딕" w:eastAsia="맑은 고딕" w:hAnsi="맑은 고딕"/>
+                <w:b w:val="false"/>
+                <w:bCs w:val="false"/>
+                <w:color w:val="1A1D21"/>
+                <w:sz w:val="18"/>
+                <w:szCs w:val="18"/>
+              </w:rPr>
+              <w:t xml:space="preserve">체커보드 캘리브레이션으로 검증 필요</w:t>
             </w:r>
           </w:p>
         </w:tc>
@@ -4322,7 +4793,7 @@
       <w:tr>
         <w:tc>
           <w:tcPr>
-            <w:tcW w:type="dxa" w:w="2300"/>
+            <w:tcW w:type="dxa" w:w="1900"/>
             <w:tcMar>
               <w:top w:type="dxa" w:w="70"/>
               <w:left w:type="dxa" w:w="110"/>
@@ -4349,7 +4820,7 @@
         </w:tc>
         <w:tc>
           <w:tcPr>
-            <w:tcW w:type="dxa" w:w="1150"/>
+            <w:tcW w:type="dxa" w:w="950"/>
             <w:tcMar>
               <w:top w:type="dxa" w:w="70"/>
               <w:left w:type="dxa" w:w="110"/>
@@ -4376,34 +4847,7 @@
         </w:tc>
         <w:tc>
           <w:tcPr>
-            <w:tcW w:type="dxa" w:w="2650"/>
-            <w:tcMar>
-              <w:top w:type="dxa" w:w="70"/>
-              <w:left w:type="dxa" w:w="110"/>
-              <w:bottom w:type="dxa" w:w="70"/>
-              <w:right w:type="dxa" w:w="110"/>
-            </w:tcMar>
-          </w:tcPr>
-          <w:p>
-            <w:pPr>
-              <w:spacing w:after="0" w:line="260"/>
-            </w:pPr>
-            <w:r>
-              <w:rPr>
-                <w:rFonts w:ascii="맑은 고딕" w:cs="맑은 고딕" w:eastAsia="맑은 고딕" w:hAnsi="맑은 고딕"/>
-                <w:b w:val="false"/>
-                <w:bCs w:val="false"/>
-                <w:color w:val="1A1D21"/>
-                <w:sz w:val="18"/>
-                <w:szCs w:val="18"/>
-              </w:rPr>
-              <w:t xml:space="preserve">영상 중심 좌표</w:t>
-            </w:r>
-          </w:p>
-        </w:tc>
-        <w:tc>
-          <w:tcPr>
-            <w:tcW w:type="dxa" w:w="1900"/>
+            <w:tcW w:type="dxa" w:w="1500"/>
             <w:tcMar>
               <w:top w:type="dxa" w:w="70"/>
               <w:left w:type="dxa" w:w="110"/>
@@ -4430,7 +4874,7 @@
         </w:tc>
         <w:tc>
           <w:tcPr>
-            <w:tcW w:type="dxa" w:w="1638"/>
+            <w:tcW w:type="dxa" w:w="1000"/>
             <w:tcMar>
               <w:top w:type="dxa" w:w="70"/>
               <w:left w:type="dxa" w:w="110"/>
@@ -4451,7 +4895,50 @@
                 <w:sz w:val="18"/>
                 <w:szCs w:val="18"/>
               </w:rPr>
-              <w:t xml:space="preserve">센서 중앙 가정</w:t>
+              <w:t xml:space="preserve">assumed</w:t>
+            </w:r>
+          </w:p>
+        </w:tc>
+        <w:tc>
+          <w:tcPr>
+            <w:tcW w:type="dxa" w:w="4288"/>
+            <w:tcMar>
+              <w:top w:type="dxa" w:w="70"/>
+              <w:left w:type="dxa" w:w="110"/>
+              <w:bottom w:type="dxa" w:w="70"/>
+              <w:right w:type="dxa" w:w="110"/>
+            </w:tcMar>
+          </w:tcPr>
+          <w:p>
+            <w:pPr>
+              <w:spacing w:after="0" w:line="260"/>
+            </w:pPr>
+            <w:r>
+              <w:rPr>
+                <w:rFonts w:ascii="맑은 고딕" w:cs="맑은 고딕" w:eastAsia="맑은 고딕" w:hAnsi="맑은 고딕"/>
+                <w:b w:val="false"/>
+                <w:bCs w:val="false"/>
+                <w:color w:val="9A5B0B"/>
+                <w:sz w:val="18"/>
+                <w:szCs w:val="18"/>
+              </w:rPr>
+              <w:t xml:space="preserve">센서 정중앙 가정. 실제 주점은</w:t>
+            </w:r>
+          </w:p>
+          <w:p>
+            <w:pPr>
+              <w:spacing w:after="0" w:line="260"/>
+            </w:pPr>
+            <w:r>
+              <w:rPr>
+                <w:rFonts w:ascii="맑은 고딕" w:cs="맑은 고딕" w:eastAsia="맑은 고딕" w:hAnsi="맑은 고딕"/>
+                <w:b w:val="false"/>
+                <w:bCs w:val="false"/>
+                <w:color w:val="9A5B0B"/>
+                <w:sz w:val="18"/>
+                <w:szCs w:val="18"/>
+              </w:rPr>
+              <w:t xml:space="preserve">제조 공차로 수십 px 어긋난다</w:t>
             </w:r>
           </w:p>
         </w:tc>
@@ -4459,7 +4946,7 @@
       <w:tr>
         <w:tc>
           <w:tcPr>
-            <w:tcW w:type="dxa" w:w="2300"/>
+            <w:tcW w:type="dxa" w:w="1900"/>
             <w:tcMar>
               <w:top w:type="dxa" w:w="70"/>
               <w:left w:type="dxa" w:w="110"/>
@@ -4486,7 +4973,7 @@
         </w:tc>
         <w:tc>
           <w:tcPr>
-            <w:tcW w:type="dxa" w:w="1150"/>
+            <w:tcW w:type="dxa" w:w="950"/>
             <w:tcMar>
               <w:top w:type="dxa" w:w="70"/>
               <w:left w:type="dxa" w:w="110"/>
@@ -4513,34 +5000,7 @@
         </w:tc>
         <w:tc>
           <w:tcPr>
-            <w:tcW w:type="dxa" w:w="2650"/>
-            <w:tcMar>
-              <w:top w:type="dxa" w:w="70"/>
-              <w:left w:type="dxa" w:w="110"/>
-              <w:bottom w:type="dxa" w:w="70"/>
-              <w:right w:type="dxa" w:w="110"/>
-            </w:tcMar>
-          </w:tcPr>
-          <w:p>
-            <w:pPr>
-              <w:spacing w:after="0" w:line="260"/>
-            </w:pPr>
-            <w:r>
-              <w:rPr>
-                <w:rFonts w:ascii="맑은 고딕" w:cs="맑은 고딕" w:eastAsia="맑은 고딕" w:hAnsi="맑은 고딕"/>
-                <w:b w:val="false"/>
-                <w:bCs w:val="false"/>
-                <w:color w:val="1A1D21"/>
-                <w:sz w:val="18"/>
-                <w:szCs w:val="18"/>
-              </w:rPr>
-              <w:t xml:space="preserve">카메라–레이저 실측 간격</w:t>
-            </w:r>
-          </w:p>
-        </w:tc>
-        <w:tc>
-          <w:tcPr>
-            <w:tcW w:type="dxa" w:w="1900"/>
+            <w:tcW w:type="dxa" w:w="1500"/>
             <w:tcMar>
               <w:top w:type="dxa" w:w="70"/>
               <w:left w:type="dxa" w:w="110"/>
@@ -4567,28 +5027,55 @@
         </w:tc>
         <w:tc>
           <w:tcPr>
-            <w:tcW w:type="dxa" w:w="1638"/>
-            <w:tcMar>
-              <w:top w:type="dxa" w:w="70"/>
-              <w:left w:type="dxa" w:w="110"/>
-              <w:bottom w:type="dxa" w:w="70"/>
-              <w:right w:type="dxa" w:w="110"/>
-            </w:tcMar>
-          </w:tcPr>
-          <w:p>
-            <w:pPr>
-              <w:spacing w:after="0" w:line="260"/>
-            </w:pPr>
-            <w:r>
-              <w:rPr>
-                <w:rFonts w:ascii="맑은 고딕" w:cs="맑은 고딕" w:eastAsia="맑은 고딕" w:hAnsi="맑은 고딕"/>
-                <w:b w:val="false"/>
-                <w:bCs w:val="false"/>
-                <w:color w:val="1A1D21"/>
-                <w:sz w:val="18"/>
-                <w:szCs w:val="18"/>
-              </w:rPr>
-              <w:t xml:space="preserve">설계 고정값</w:t>
+            <w:tcW w:type="dxa" w:w="1000"/>
+            <w:tcMar>
+              <w:top w:type="dxa" w:w="70"/>
+              <w:left w:type="dxa" w:w="110"/>
+              <w:bottom w:type="dxa" w:w="70"/>
+              <w:right w:type="dxa" w:w="110"/>
+            </w:tcMar>
+          </w:tcPr>
+          <w:p>
+            <w:pPr>
+              <w:spacing w:after="0" w:line="260"/>
+            </w:pPr>
+            <w:r>
+              <w:rPr>
+                <w:rFonts w:ascii="맑은 고딕" w:cs="맑은 고딕" w:eastAsia="맑은 고딕" w:hAnsi="맑은 고딕"/>
+                <w:b w:val="false"/>
+                <w:bCs w:val="false"/>
+                <w:color w:val="1A1D21"/>
+                <w:sz w:val="18"/>
+                <w:szCs w:val="18"/>
+              </w:rPr>
+              <w:t xml:space="preserve">design</w:t>
+            </w:r>
+          </w:p>
+        </w:tc>
+        <w:tc>
+          <w:tcPr>
+            <w:tcW w:type="dxa" w:w="4288"/>
+            <w:tcMar>
+              <w:top w:type="dxa" w:w="70"/>
+              <w:left w:type="dxa" w:w="110"/>
+              <w:bottom w:type="dxa" w:w="70"/>
+              <w:right w:type="dxa" w:w="110"/>
+            </w:tcMar>
+          </w:tcPr>
+          <w:p>
+            <w:pPr>
+              <w:spacing w:after="0" w:line="260"/>
+            </w:pPr>
+            <w:r>
+              <w:rPr>
+                <w:rFonts w:ascii="맑은 고딕" w:cs="맑은 고딕" w:eastAsia="맑은 고딕" w:hAnsi="맑은 고딕"/>
+                <w:b w:val="false"/>
+                <w:bCs w:val="false"/>
+                <w:color w:val="1A1D21"/>
+                <w:sz w:val="18"/>
+                <w:szCs w:val="18"/>
+              </w:rPr>
+              <w:t xml:space="preserve">용역서 고정값. 조립 후 실측 필요</w:t>
             </w:r>
           </w:p>
         </w:tc>
@@ -4596,34 +5083,61 @@
       <w:tr>
         <w:tc>
           <w:tcPr>
-            <w:tcW w:type="dxa" w:w="2300"/>
-            <w:tcMar>
-              <w:top w:type="dxa" w:w="70"/>
-              <w:left w:type="dxa" w:w="110"/>
-              <w:bottom w:type="dxa" w:w="70"/>
-              <w:right w:type="dxa" w:w="110"/>
-            </w:tcMar>
-          </w:tcPr>
-          <w:p>
-            <w:pPr>
-              <w:spacing w:after="0" w:line="260"/>
-            </w:pPr>
-            <w:r>
-              <w:rPr>
-                <w:rFonts w:ascii="맑은 고딕" w:cs="맑은 고딕" w:eastAsia="맑은 고딕" w:hAnsi="맑은 고딕"/>
-                <w:b w:val="false"/>
-                <w:bCs w:val="false"/>
-                <w:color w:val="1A1D21"/>
-                <w:sz w:val="18"/>
-                <w:szCs w:val="18"/>
-              </w:rPr>
-              <w:t xml:space="preserve">레이저 발사각 (V선)</w:t>
-            </w:r>
-          </w:p>
-        </w:tc>
-        <w:tc>
-          <w:tcPr>
-            <w:tcW w:type="dxa" w:w="1150"/>
+            <w:tcW w:type="dxa" w:w="1900"/>
+            <w:tcMar>
+              <w:top w:type="dxa" w:w="70"/>
+              <w:left w:type="dxa" w:w="110"/>
+              <w:bottom w:type="dxa" w:w="70"/>
+              <w:right w:type="dxa" w:w="110"/>
+            </w:tcMar>
+          </w:tcPr>
+          <w:p>
+            <w:pPr>
+              <w:spacing w:after="0" w:line="260"/>
+            </w:pPr>
+            <w:r>
+              <w:rPr>
+                <w:rFonts w:ascii="맑은 고딕" w:cs="맑은 고딕" w:eastAsia="맑은 고딕" w:hAnsi="맑은 고딕"/>
+                <w:b w:val="false"/>
+                <w:bCs w:val="false"/>
+                <w:color w:val="1A1D21"/>
+                <w:sz w:val="18"/>
+                <w:szCs w:val="18"/>
+              </w:rPr>
+              <w:t xml:space="preserve">DOE 발산각</w:t>
+            </w:r>
+          </w:p>
+        </w:tc>
+        <w:tc>
+          <w:tcPr>
+            <w:tcW w:type="dxa" w:w="950"/>
+            <w:tcMar>
+              <w:top w:type="dxa" w:w="70"/>
+              <w:left w:type="dxa" w:w="110"/>
+              <w:bottom w:type="dxa" w:w="70"/>
+              <w:right w:type="dxa" w:w="110"/>
+            </w:tcMar>
+          </w:tcPr>
+          <w:p>
+            <w:pPr>
+              <w:spacing w:after="0" w:line="260"/>
+            </w:pPr>
+            <w:r>
+              <w:rPr>
+                <w:rFonts w:ascii="맑은 고딕" w:cs="맑은 고딕" w:eastAsia="맑은 고딕" w:hAnsi="맑은 고딕"/>
+                <w:b w:val="false"/>
+                <w:bCs w:val="false"/>
+                <w:color w:val="1A1D21"/>
+                <w:sz w:val="18"/>
+                <w:szCs w:val="18"/>
+              </w:rPr>
+              <w:t xml:space="preserve">—</w:t>
+            </w:r>
+          </w:p>
+        </w:tc>
+        <w:tc>
+          <w:tcPr>
+            <w:tcW w:type="dxa" w:w="1500"/>
             <w:tcMar>
               <w:top w:type="dxa" w:w="70"/>
               <w:left w:type="dxa" w:w="110"/>
@@ -4644,88 +5158,61 @@
                 <w:sz w:val="18"/>
                 <w:szCs w:val="18"/>
               </w:rPr>
-              <w:t xml:space="preserve">α_i</w:t>
-            </w:r>
-          </w:p>
-        </w:tc>
-        <w:tc>
-          <w:tcPr>
-            <w:tcW w:type="dxa" w:w="2650"/>
-            <w:tcMar>
-              <w:top w:type="dxa" w:w="70"/>
-              <w:left w:type="dxa" w:w="110"/>
-              <w:bottom w:type="dxa" w:w="70"/>
-              <w:right w:type="dxa" w:w="110"/>
-            </w:tcMar>
-          </w:tcPr>
-          <w:p>
-            <w:pPr>
-              <w:spacing w:after="0" w:line="260"/>
-            </w:pPr>
-            <w:r>
-              <w:rPr>
-                <w:rFonts w:ascii="맑은 고딕" w:cs="맑은 고딕" w:eastAsia="맑은 고딕" w:hAnsi="맑은 고딕"/>
-                <w:b w:val="false"/>
-                <w:bCs w:val="false"/>
-                <w:color w:val="1A1D21"/>
-                <w:sz w:val="18"/>
-                <w:szCs w:val="18"/>
-              </w:rPr>
-              <w:t xml:space="preserve">중심축에서 i번째 격자선까지 꺾인 각</w:t>
-            </w:r>
-          </w:p>
-        </w:tc>
-        <w:tc>
-          <w:tcPr>
-            <w:tcW w:type="dxa" w:w="1900"/>
-            <w:tcMar>
-              <w:top w:type="dxa" w:w="70"/>
-              <w:left w:type="dxa" w:w="110"/>
-              <w:bottom w:type="dxa" w:w="70"/>
-              <w:right w:type="dxa" w:w="110"/>
-            </w:tcMar>
-          </w:tcPr>
-          <w:p>
-            <w:pPr>
-              <w:spacing w:after="0" w:line="260"/>
-            </w:pPr>
-            <w:r>
-              <w:rPr>
-                <w:rFonts w:ascii="D2Coding" w:cs="D2Coding" w:eastAsia="D2Coding" w:hAnsi="D2Coding"/>
-                <w:b w:val="false"/>
-                <w:bCs w:val="false"/>
-                <w:color w:val="1A1D21"/>
-                <w:sz w:val="18"/>
-                <w:szCs w:val="18"/>
-              </w:rPr>
-              <w:t xml:space="preserve">등각도 21분할</w:t>
-            </w:r>
-          </w:p>
-        </w:tc>
-        <w:tc>
-          <w:tcPr>
-            <w:tcW w:type="dxa" w:w="1638"/>
-            <w:tcMar>
-              <w:top w:type="dxa" w:w="70"/>
-              <w:left w:type="dxa" w:w="110"/>
-              <w:bottom w:type="dxa" w:w="70"/>
-              <w:right w:type="dxa" w:w="110"/>
-            </w:tcMar>
-          </w:tcPr>
-          <w:p>
-            <w:pPr>
-              <w:spacing w:after="0" w:line="260"/>
-            </w:pPr>
-            <w:r>
-              <w:rPr>
-                <w:rFonts w:ascii="맑은 고딕" w:cs="맑은 고딕" w:eastAsia="맑은 고딕" w:hAnsi="맑은 고딕"/>
-                <w:b w:val="false"/>
-                <w:bCs w:val="false"/>
-                <w:color w:val="9A5B0B"/>
-                <w:sz w:val="18"/>
-                <w:szCs w:val="18"/>
-              </w:rPr>
-              <w:t xml:space="preserve">가정값</w:t>
+              <w:t xml:space="preserve">42.61°</w:t>
+            </w:r>
+          </w:p>
+        </w:tc>
+        <w:tc>
+          <w:tcPr>
+            <w:tcW w:type="dxa" w:w="1000"/>
+            <w:tcMar>
+              <w:top w:type="dxa" w:w="70"/>
+              <w:left w:type="dxa" w:w="110"/>
+              <w:bottom w:type="dxa" w:w="70"/>
+              <w:right w:type="dxa" w:w="110"/>
+            </w:tcMar>
+          </w:tcPr>
+          <w:p>
+            <w:pPr>
+              <w:spacing w:after="0" w:line="260"/>
+            </w:pPr>
+            <w:r>
+              <w:rPr>
+                <w:rFonts w:ascii="맑은 고딕" w:cs="맑은 고딕" w:eastAsia="맑은 고딕" w:hAnsi="맑은 고딕"/>
+                <w:b w:val="false"/>
+                <w:bCs w:val="false"/>
+                <w:color w:val="1A1D21"/>
+                <w:sz w:val="18"/>
+                <w:szCs w:val="18"/>
+              </w:rPr>
+              <w:t xml:space="preserve">spec</w:t>
+            </w:r>
+          </w:p>
+        </w:tc>
+        <w:tc>
+          <w:tcPr>
+            <w:tcW w:type="dxa" w:w="4288"/>
+            <w:tcMar>
+              <w:top w:type="dxa" w:w="70"/>
+              <w:left w:type="dxa" w:w="110"/>
+              <w:bottom w:type="dxa" w:w="70"/>
+              <w:right w:type="dxa" w:w="110"/>
+            </w:tcMar>
+          </w:tcPr>
+          <w:p>
+            <w:pPr>
+              <w:spacing w:after="0" w:line="260"/>
+            </w:pPr>
+            <w:r>
+              <w:rPr>
+                <w:rFonts w:ascii="맑은 고딕" w:cs="맑은 고딕" w:eastAsia="맑은 고딕" w:hAnsi="맑은 고딕"/>
+                <w:b w:val="false"/>
+                <w:bCs w:val="false"/>
+                <w:color w:val="1A1D21"/>
+                <w:sz w:val="18"/>
+                <w:szCs w:val="18"/>
+              </w:rPr>
+              <w:t xml:space="preserve">투사폭 936mm @1.2m 에서 역산</w:t>
             </w:r>
           </w:p>
         </w:tc>
@@ -4733,34 +5220,34 @@
       <w:tr>
         <w:tc>
           <w:tcPr>
-            <w:tcW w:type="dxa" w:w="2300"/>
-            <w:tcMar>
-              <w:top w:type="dxa" w:w="70"/>
-              <w:left w:type="dxa" w:w="110"/>
-              <w:bottom w:type="dxa" w:w="70"/>
-              <w:right w:type="dxa" w:w="110"/>
-            </w:tcMar>
-          </w:tcPr>
-          <w:p>
-            <w:pPr>
-              <w:spacing w:after="0" w:line="260"/>
-            </w:pPr>
-            <w:r>
-              <w:rPr>
-                <w:rFonts w:ascii="맑은 고딕" w:cs="맑은 고딕" w:eastAsia="맑은 고딕" w:hAnsi="맑은 고딕"/>
-                <w:b w:val="false"/>
-                <w:bCs w:val="false"/>
-                <w:color w:val="1A1D21"/>
-                <w:sz w:val="18"/>
-                <w:szCs w:val="18"/>
-              </w:rPr>
-              <w:t xml:space="preserve">레이저 발사각 (H선)</w:t>
-            </w:r>
-          </w:p>
-        </w:tc>
-        <w:tc>
-          <w:tcPr>
-            <w:tcW w:type="dxa" w:w="1150"/>
+            <w:tcW w:type="dxa" w:w="1900"/>
+            <w:tcMar>
+              <w:top w:type="dxa" w:w="70"/>
+              <w:left w:type="dxa" w:w="110"/>
+              <w:bottom w:type="dxa" w:w="70"/>
+              <w:right w:type="dxa" w:w="110"/>
+            </w:tcMar>
+          </w:tcPr>
+          <w:p>
+            <w:pPr>
+              <w:spacing w:after="0" w:line="260"/>
+            </w:pPr>
+            <w:r>
+              <w:rPr>
+                <w:rFonts w:ascii="맑은 고딕" w:cs="맑은 고딕" w:eastAsia="맑은 고딕" w:hAnsi="맑은 고딕"/>
+                <w:b w:val="false"/>
+                <w:bCs w:val="false"/>
+                <w:color w:val="1A1D21"/>
+                <w:sz w:val="18"/>
+                <w:szCs w:val="18"/>
+              </w:rPr>
+              <w:t xml:space="preserve">V선 발사각</w:t>
+            </w:r>
+          </w:p>
+        </w:tc>
+        <w:tc>
+          <w:tcPr>
+            <w:tcW w:type="dxa" w:w="950"/>
             <w:tcMar>
               <w:top w:type="dxa" w:w="70"/>
               <w:left w:type="dxa" w:w="110"/>
@@ -4781,40 +5268,13 @@
                 <w:sz w:val="18"/>
                 <w:szCs w:val="18"/>
               </w:rPr>
-              <w:t xml:space="preserve">β_j</w:t>
-            </w:r>
-          </w:p>
-        </w:tc>
-        <w:tc>
-          <w:tcPr>
-            <w:tcW w:type="dxa" w:w="2650"/>
-            <w:tcMar>
-              <w:top w:type="dxa" w:w="70"/>
-              <w:left w:type="dxa" w:w="110"/>
-              <w:bottom w:type="dxa" w:w="70"/>
-              <w:right w:type="dxa" w:w="110"/>
-            </w:tcMar>
-          </w:tcPr>
-          <w:p>
-            <w:pPr>
-              <w:spacing w:after="0" w:line="260"/>
-            </w:pPr>
-            <w:r>
-              <w:rPr>
-                <w:rFonts w:ascii="맑은 고딕" w:cs="맑은 고딕" w:eastAsia="맑은 고딕" w:hAnsi="맑은 고딕"/>
-                <w:b w:val="false"/>
-                <w:bCs w:val="false"/>
-                <w:color w:val="1A1D21"/>
-                <w:sz w:val="18"/>
-                <w:szCs w:val="18"/>
-              </w:rPr>
-              <w:t xml:space="preserve">동일</w:t>
-            </w:r>
-          </w:p>
-        </w:tc>
-        <w:tc>
-          <w:tcPr>
-            <w:tcW w:type="dxa" w:w="1900"/>
+              <w:t xml:space="preserve">α_i</w:t>
+            </w:r>
+          </w:p>
+        </w:tc>
+        <w:tc>
+          <w:tcPr>
+            <w:tcW w:type="dxa" w:w="1500"/>
             <w:tcMar>
               <w:top w:type="dxa" w:w="70"/>
               <w:left w:type="dxa" w:w="110"/>
@@ -4841,7 +5301,7 @@
         </w:tc>
         <w:tc>
           <w:tcPr>
-            <w:tcW w:type="dxa" w:w="1638"/>
+            <w:tcW w:type="dxa" w:w="1000"/>
             <w:tcMar>
               <w:top w:type="dxa" w:w="70"/>
               <w:left w:type="dxa" w:w="110"/>
@@ -4862,7 +5322,50 @@
                 <w:sz w:val="18"/>
                 <w:szCs w:val="18"/>
               </w:rPr>
-              <w:t xml:space="preserve">가정값</w:t>
+              <w:t xml:space="preserve">assumed</w:t>
+            </w:r>
+          </w:p>
+        </w:tc>
+        <w:tc>
+          <w:tcPr>
+            <w:tcW w:type="dxa" w:w="4288"/>
+            <w:tcMar>
+              <w:top w:type="dxa" w:w="70"/>
+              <w:left w:type="dxa" w:w="110"/>
+              <w:bottom w:type="dxa" w:w="70"/>
+              <w:right w:type="dxa" w:w="110"/>
+            </w:tcMar>
+          </w:tcPr>
+          <w:p>
+            <w:pPr>
+              <w:spacing w:after="0" w:line="260"/>
+            </w:pPr>
+            <w:r>
+              <w:rPr>
+                <w:rFonts w:ascii="맑은 고딕" w:cs="맑은 고딕" w:eastAsia="맑은 고딕" w:hAnsi="맑은 고딕"/>
+                <w:b w:val="false"/>
+                <w:bCs w:val="false"/>
+                <w:color w:val="9A5B0B"/>
+                <w:sz w:val="18"/>
+                <w:szCs w:val="18"/>
+              </w:rPr>
+              <w:t xml:space="preserve">DOE 회절은 등각도가 아니라 등 sin(각)</w:t>
+            </w:r>
+          </w:p>
+          <w:p>
+            <w:pPr>
+              <w:spacing w:after="0" w:line="260"/>
+            </w:pPr>
+            <w:r>
+              <w:rPr>
+                <w:rFonts w:ascii="맑은 고딕" w:cs="맑은 고딕" w:eastAsia="맑은 고딕" w:hAnsi="맑은 고딕"/>
+                <w:b w:val="false"/>
+                <w:bCs w:val="false"/>
+                <w:color w:val="9A5B0B"/>
+                <w:sz w:val="18"/>
+                <w:szCs w:val="18"/>
+              </w:rPr>
+              <w:t xml:space="preserve">에 가깝다. 실측 대체 필요</w:t>
             </w:r>
           </w:p>
         </w:tc>
@@ -4870,34 +5373,34 @@
       <w:tr>
         <w:tc>
           <w:tcPr>
-            <w:tcW w:type="dxa" w:w="2300"/>
-            <w:tcMar>
-              <w:top w:type="dxa" w:w="70"/>
-              <w:left w:type="dxa" w:w="110"/>
-              <w:bottom w:type="dxa" w:w="70"/>
-              <w:right w:type="dxa" w:w="110"/>
-            </w:tcMar>
-          </w:tcPr>
-          <w:p>
-            <w:pPr>
-              <w:spacing w:after="0" w:line="260"/>
-            </w:pPr>
-            <w:r>
-              <w:rPr>
-                <w:rFonts w:ascii="맑은 고딕" w:cs="맑은 고딕" w:eastAsia="맑은 고딕" w:hAnsi="맑은 고딕"/>
-                <w:b w:val="false"/>
-                <w:bCs w:val="false"/>
-                <w:color w:val="1A1D21"/>
-                <w:sz w:val="18"/>
-                <w:szCs w:val="18"/>
-              </w:rPr>
-              <w:t xml:space="preserve">카메라–레이저 상대자세</w:t>
-            </w:r>
-          </w:p>
-        </w:tc>
-        <w:tc>
-          <w:tcPr>
-            <w:tcW w:type="dxa" w:w="1150"/>
+            <w:tcW w:type="dxa" w:w="1900"/>
+            <w:tcMar>
+              <w:top w:type="dxa" w:w="70"/>
+              <w:left w:type="dxa" w:w="110"/>
+              <w:bottom w:type="dxa" w:w="70"/>
+              <w:right w:type="dxa" w:w="110"/>
+            </w:tcMar>
+          </w:tcPr>
+          <w:p>
+            <w:pPr>
+              <w:spacing w:after="0" w:line="260"/>
+            </w:pPr>
+            <w:r>
+              <w:rPr>
+                <w:rFonts w:ascii="맑은 고딕" w:cs="맑은 고딕" w:eastAsia="맑은 고딕" w:hAnsi="맑은 고딕"/>
+                <w:b w:val="false"/>
+                <w:bCs w:val="false"/>
+                <w:color w:val="1A1D21"/>
+                <w:sz w:val="18"/>
+                <w:szCs w:val="18"/>
+              </w:rPr>
+              <w:t xml:space="preserve">H선 발사각</w:t>
+            </w:r>
+          </w:p>
+        </w:tc>
+        <w:tc>
+          <w:tcPr>
+            <w:tcW w:type="dxa" w:w="950"/>
             <w:tcMar>
               <w:top w:type="dxa" w:w="70"/>
               <w:left w:type="dxa" w:w="110"/>
@@ -4918,40 +5421,13 @@
                 <w:sz w:val="18"/>
                 <w:szCs w:val="18"/>
               </w:rPr>
-              <w:t xml:space="preserve">R, t</w:t>
-            </w:r>
-          </w:p>
-        </w:tc>
-        <w:tc>
-          <w:tcPr>
-            <w:tcW w:type="dxa" w:w="2650"/>
-            <w:tcMar>
-              <w:top w:type="dxa" w:w="70"/>
-              <w:left w:type="dxa" w:w="110"/>
-              <w:bottom w:type="dxa" w:w="70"/>
-              <w:right w:type="dxa" w:w="110"/>
-            </w:tcMar>
-          </w:tcPr>
-          <w:p>
-            <w:pPr>
-              <w:spacing w:after="0" w:line="260"/>
-            </w:pPr>
-            <w:r>
-              <w:rPr>
-                <w:rFonts w:ascii="맑은 고딕" w:cs="맑은 고딕" w:eastAsia="맑은 고딕" w:hAnsi="맑은 고딕"/>
-                <w:b w:val="false"/>
-                <w:bCs w:val="false"/>
-                <w:color w:val="1A1D21"/>
-                <w:sz w:val="18"/>
-                <w:szCs w:val="18"/>
-              </w:rPr>
-              <w:t xml:space="preserve">두 광학계의 기하 관계</w:t>
-            </w:r>
-          </w:p>
-        </w:tc>
-        <w:tc>
-          <w:tcPr>
-            <w:tcW w:type="dxa" w:w="1900"/>
+              <w:t xml:space="preserve">β_j</w:t>
+            </w:r>
+          </w:p>
+        </w:tc>
+        <w:tc>
+          <w:tcPr>
+            <w:tcW w:type="dxa" w:w="1500"/>
             <w:tcMar>
               <w:top w:type="dxa" w:w="70"/>
               <w:left w:type="dxa" w:w="110"/>
@@ -4972,13 +5448,13 @@
                 <w:sz w:val="18"/>
                 <w:szCs w:val="18"/>
               </w:rPr>
-              <w:t xml:space="preserve">R=I, t=(b,0,0)</w:t>
-            </w:r>
-          </w:p>
-        </w:tc>
-        <w:tc>
-          <w:tcPr>
-            <w:tcW w:type="dxa" w:w="1638"/>
+              <w:t xml:space="preserve">등각도 21분할</w:t>
+            </w:r>
+          </w:p>
+        </w:tc>
+        <w:tc>
+          <w:tcPr>
+            <w:tcW w:type="dxa" w:w="1000"/>
             <w:tcMar>
               <w:top w:type="dxa" w:w="70"/>
               <w:left w:type="dxa" w:w="110"/>
@@ -4999,7 +5475,34 @@
                 <w:sz w:val="18"/>
                 <w:szCs w:val="18"/>
               </w:rPr>
-              <w:t xml:space="preserve">가정값</w:t>
+              <w:t xml:space="preserve">assumed</w:t>
+            </w:r>
+          </w:p>
+        </w:tc>
+        <w:tc>
+          <w:tcPr>
+            <w:tcW w:type="dxa" w:w="4288"/>
+            <w:tcMar>
+              <w:top w:type="dxa" w:w="70"/>
+              <w:left w:type="dxa" w:w="110"/>
+              <w:bottom w:type="dxa" w:w="70"/>
+              <w:right w:type="dxa" w:w="110"/>
+            </w:tcMar>
+          </w:tcPr>
+          <w:p>
+            <w:pPr>
+              <w:spacing w:after="0" w:line="260"/>
+            </w:pPr>
+            <w:r>
+              <w:rPr>
+                <w:rFonts w:ascii="맑은 고딕" w:cs="맑은 고딕" w:eastAsia="맑은 고딕" w:hAnsi="맑은 고딕"/>
+                <w:b w:val="false"/>
+                <w:bCs w:val="false"/>
+                <w:color w:val="9A5B0B"/>
+                <w:sz w:val="18"/>
+                <w:szCs w:val="18"/>
+              </w:rPr>
+              <w:t xml:space="preserve">동일</w:t>
             </w:r>
           </w:p>
         </w:tc>
@@ -5007,34 +5510,34 @@
       <w:tr>
         <w:tc>
           <w:tcPr>
-            <w:tcW w:type="dxa" w:w="2300"/>
-            <w:tcMar>
-              <w:top w:type="dxa" w:w="70"/>
-              <w:left w:type="dxa" w:w="110"/>
-              <w:bottom w:type="dxa" w:w="70"/>
-              <w:right w:type="dxa" w:w="110"/>
-            </w:tcMar>
-          </w:tcPr>
-          <w:p>
-            <w:pPr>
-              <w:spacing w:after="0" w:line="260"/>
-            </w:pPr>
-            <w:r>
-              <w:rPr>
-                <w:rFonts w:ascii="맑은 고딕" w:cs="맑은 고딕" w:eastAsia="맑은 고딕" w:hAnsi="맑은 고딕"/>
-                <w:b w:val="false"/>
-                <w:bCs w:val="false"/>
-                <w:color w:val="1A1D21"/>
-                <w:sz w:val="18"/>
-                <w:szCs w:val="18"/>
-              </w:rPr>
-              <w:t xml:space="preserve">IMU–카메라 상대자세</w:t>
-            </w:r>
-          </w:p>
-        </w:tc>
-        <w:tc>
-          <w:tcPr>
-            <w:tcW w:type="dxa" w:w="1150"/>
+            <w:tcW w:type="dxa" w:w="1900"/>
+            <w:tcMar>
+              <w:top w:type="dxa" w:w="70"/>
+              <w:left w:type="dxa" w:w="110"/>
+              <w:bottom w:type="dxa" w:w="70"/>
+              <w:right w:type="dxa" w:w="110"/>
+            </w:tcMar>
+          </w:tcPr>
+          <w:p>
+            <w:pPr>
+              <w:spacing w:after="0" w:line="260"/>
+            </w:pPr>
+            <w:r>
+              <w:rPr>
+                <w:rFonts w:ascii="맑은 고딕" w:cs="맑은 고딕" w:eastAsia="맑은 고딕" w:hAnsi="맑은 고딕"/>
+                <w:b w:val="false"/>
+                <w:bCs w:val="false"/>
+                <w:color w:val="1A1D21"/>
+                <w:sz w:val="18"/>
+                <w:szCs w:val="18"/>
+              </w:rPr>
+              <w:t xml:space="preserve">카메라–레이저 자세</w:t>
+            </w:r>
+          </w:p>
+        </w:tc>
+        <w:tc>
+          <w:tcPr>
+            <w:tcW w:type="dxa" w:w="950"/>
             <w:tcMar>
               <w:top w:type="dxa" w:w="70"/>
               <w:left w:type="dxa" w:w="110"/>
@@ -5055,40 +5558,13 @@
                 <w:sz w:val="18"/>
                 <w:szCs w:val="18"/>
               </w:rPr>
-              <w:t xml:space="preserve">R_ic</w:t>
-            </w:r>
-          </w:p>
-        </w:tc>
-        <w:tc>
-          <w:tcPr>
-            <w:tcW w:type="dxa" w:w="2650"/>
-            <w:tcMar>
-              <w:top w:type="dxa" w:w="70"/>
-              <w:left w:type="dxa" w:w="110"/>
-              <w:bottom w:type="dxa" w:w="70"/>
-              <w:right w:type="dxa" w:w="110"/>
-            </w:tcMar>
-          </w:tcPr>
-          <w:p>
-            <w:pPr>
-              <w:spacing w:after="0" w:line="260"/>
-            </w:pPr>
-            <w:r>
-              <w:rPr>
-                <w:rFonts w:ascii="맑은 고딕" w:cs="맑은 고딕" w:eastAsia="맑은 고딕" w:hAnsi="맑은 고딕"/>
-                <w:b w:val="false"/>
-                <w:bCs w:val="false"/>
-                <w:color w:val="1A1D21"/>
-                <w:sz w:val="18"/>
-                <w:szCs w:val="18"/>
-              </w:rPr>
-              <w:t xml:space="preserve">IMU 자세를 카메라 좌표로 변환</w:t>
-            </w:r>
-          </w:p>
-        </w:tc>
-        <w:tc>
-          <w:tcPr>
-            <w:tcW w:type="dxa" w:w="1900"/>
+              <w:t xml:space="preserve">R, t</w:t>
+            </w:r>
+          </w:p>
+        </w:tc>
+        <w:tc>
+          <w:tcPr>
+            <w:tcW w:type="dxa" w:w="1500"/>
             <w:tcMar>
               <w:top w:type="dxa" w:w="70"/>
               <w:left w:type="dxa" w:w="110"/>
@@ -5109,13 +5585,13 @@
                 <w:sz w:val="18"/>
                 <w:szCs w:val="18"/>
               </w:rPr>
-              <w:t xml:space="preserve">단위행렬</w:t>
-            </w:r>
-          </w:p>
-        </w:tc>
-        <w:tc>
-          <w:tcPr>
-            <w:tcW w:type="dxa" w:w="1638"/>
+              <w:t xml:space="preserve">R=I, t=(b,0,0)</w:t>
+            </w:r>
+          </w:p>
+        </w:tc>
+        <w:tc>
+          <w:tcPr>
+            <w:tcW w:type="dxa" w:w="1000"/>
             <w:tcMar>
               <w:top w:type="dxa" w:w="70"/>
               <w:left w:type="dxa" w:w="110"/>
@@ -5136,7 +5612,50 @@
                 <w:sz w:val="18"/>
                 <w:szCs w:val="18"/>
               </w:rPr>
-              <w:t xml:space="preserve">미구현</w:t>
+              <w:t xml:space="preserve">assumed</w:t>
+            </w:r>
+          </w:p>
+        </w:tc>
+        <w:tc>
+          <w:tcPr>
+            <w:tcW w:type="dxa" w:w="4288"/>
+            <w:tcMar>
+              <w:top w:type="dxa" w:w="70"/>
+              <w:left w:type="dxa" w:w="110"/>
+              <w:bottom w:type="dxa" w:w="70"/>
+              <w:right w:type="dxa" w:w="110"/>
+            </w:tcMar>
+          </w:tcPr>
+          <w:p>
+            <w:pPr>
+              <w:spacing w:after="0" w:line="260"/>
+            </w:pPr>
+            <w:r>
+              <w:rPr>
+                <w:rFonts w:ascii="맑은 고딕" w:cs="맑은 고딕" w:eastAsia="맑은 고딕" w:hAnsi="맑은 고딕"/>
+                <w:b w:val="false"/>
+                <w:bCs w:val="false"/>
+                <w:color w:val="9A5B0B"/>
+                <w:sz w:val="18"/>
+                <w:szCs w:val="18"/>
+              </w:rPr>
+              <w:t xml:space="preserve">두 광축이 완전 평행하고 좌우</w:t>
+            </w:r>
+          </w:p>
+          <w:p>
+            <w:pPr>
+              <w:spacing w:after="0" w:line="260"/>
+            </w:pPr>
+            <w:r>
+              <w:rPr>
+                <w:rFonts w:ascii="맑은 고딕" w:cs="맑은 고딕" w:eastAsia="맑은 고딕" w:hAnsi="맑은 고딕"/>
+                <w:b w:val="false"/>
+                <w:bCs w:val="false"/>
+                <w:color w:val="9A5B0B"/>
+                <w:sz w:val="18"/>
+                <w:szCs w:val="18"/>
+              </w:rPr>
+              <w:t xml:space="preserve">오프셋만 있다고 가정</w:t>
             </w:r>
           </w:p>
         </w:tc>
@@ -5144,34 +5663,34 @@
       <w:tr>
         <w:tc>
           <w:tcPr>
-            <w:tcW w:type="dxa" w:w="2300"/>
-            <w:tcMar>
-              <w:top w:type="dxa" w:w="70"/>
-              <w:left w:type="dxa" w:w="110"/>
-              <w:bottom w:type="dxa" w:w="70"/>
-              <w:right w:type="dxa" w:w="110"/>
-            </w:tcMar>
-          </w:tcPr>
-          <w:p>
-            <w:pPr>
-              <w:spacing w:after="0" w:line="260"/>
-            </w:pPr>
-            <w:r>
-              <w:rPr>
-                <w:rFonts w:ascii="맑은 고딕" w:cs="맑은 고딕" w:eastAsia="맑은 고딕" w:hAnsi="맑은 고딕"/>
-                <w:b w:val="false"/>
-                <w:bCs w:val="false"/>
-                <w:color w:val="1A1D21"/>
-                <w:sz w:val="18"/>
-                <w:szCs w:val="18"/>
-              </w:rPr>
-              <w:t xml:space="preserve">가속도계 bias</w:t>
-            </w:r>
-          </w:p>
-        </w:tc>
-        <w:tc>
-          <w:tcPr>
-            <w:tcW w:type="dxa" w:w="1150"/>
+            <w:tcW w:type="dxa" w:w="1900"/>
+            <w:tcMar>
+              <w:top w:type="dxa" w:w="70"/>
+              <w:left w:type="dxa" w:w="110"/>
+              <w:bottom w:type="dxa" w:w="70"/>
+              <w:right w:type="dxa" w:w="110"/>
+            </w:tcMar>
+          </w:tcPr>
+          <w:p>
+            <w:pPr>
+              <w:spacing w:after="0" w:line="260"/>
+            </w:pPr>
+            <w:r>
+              <w:rPr>
+                <w:rFonts w:ascii="맑은 고딕" w:cs="맑은 고딕" w:eastAsia="맑은 고딕" w:hAnsi="맑은 고딕"/>
+                <w:b w:val="false"/>
+                <w:bCs w:val="false"/>
+                <w:color w:val="1A1D21"/>
+                <w:sz w:val="18"/>
+                <w:szCs w:val="18"/>
+              </w:rPr>
+              <w:t xml:space="preserve">IMU–카메라 자세</w:t>
+            </w:r>
+          </w:p>
+        </w:tc>
+        <w:tc>
+          <w:tcPr>
+            <w:tcW w:type="dxa" w:w="950"/>
             <w:tcMar>
               <w:top w:type="dxa" w:w="70"/>
               <w:left w:type="dxa" w:w="110"/>
@@ -5192,40 +5711,13 @@
                 <w:sz w:val="18"/>
                 <w:szCs w:val="18"/>
               </w:rPr>
-              <w:t xml:space="preserve">b_a</w:t>
-            </w:r>
-          </w:p>
-        </w:tc>
-        <w:tc>
-          <w:tcPr>
-            <w:tcW w:type="dxa" w:w="2650"/>
-            <w:tcMar>
-              <w:top w:type="dxa" w:w="70"/>
-              <w:left w:type="dxa" w:w="110"/>
-              <w:bottom w:type="dxa" w:w="70"/>
-              <w:right w:type="dxa" w:w="110"/>
-            </w:tcMar>
-          </w:tcPr>
-          <w:p>
-            <w:pPr>
-              <w:spacing w:after="0" w:line="260"/>
-            </w:pPr>
-            <w:r>
-              <w:rPr>
-                <w:rFonts w:ascii="맑은 고딕" w:cs="맑은 고딕" w:eastAsia="맑은 고딕" w:hAnsi="맑은 고딕"/>
-                <w:b w:val="false"/>
-                <w:bCs w:val="false"/>
-                <w:color w:val="1A1D21"/>
-                <w:sz w:val="18"/>
-                <w:szCs w:val="18"/>
-              </w:rPr>
-              <w:t xml:space="preserve">중력벡터 정밀도 보정</w:t>
-            </w:r>
-          </w:p>
-        </w:tc>
-        <w:tc>
-          <w:tcPr>
-            <w:tcW w:type="dxa" w:w="1900"/>
+              <w:t xml:space="preserve">R_ic</w:t>
+            </w:r>
+          </w:p>
+        </w:tc>
+        <w:tc>
+          <w:tcPr>
+            <w:tcW w:type="dxa" w:w="1500"/>
             <w:tcMar>
               <w:top w:type="dxa" w:w="70"/>
               <w:left w:type="dxa" w:w="110"/>
@@ -5246,13 +5738,13 @@
                 <w:sz w:val="18"/>
                 <w:szCs w:val="18"/>
               </w:rPr>
-              <w:t xml:space="preserve">—</w:t>
-            </w:r>
-          </w:p>
-        </w:tc>
-        <w:tc>
-          <w:tcPr>
-            <w:tcW w:type="dxa" w:w="1638"/>
+              <w:t xml:space="preserve">단위행렬</w:t>
+            </w:r>
+          </w:p>
+        </w:tc>
+        <w:tc>
+          <w:tcPr>
+            <w:tcW w:type="dxa" w:w="1000"/>
             <w:tcMar>
               <w:top w:type="dxa" w:w="70"/>
               <w:left w:type="dxa" w:w="110"/>
@@ -5273,7 +5765,34 @@
                 <w:sz w:val="18"/>
                 <w:szCs w:val="18"/>
               </w:rPr>
-              <w:t xml:space="preserve">미구현</w:t>
+              <w:t xml:space="preserve">assumed</w:t>
+            </w:r>
+          </w:p>
+        </w:tc>
+        <w:tc>
+          <w:tcPr>
+            <w:tcW w:type="dxa" w:w="4288"/>
+            <w:tcMar>
+              <w:top w:type="dxa" w:w="70"/>
+              <w:left w:type="dxa" w:w="110"/>
+              <w:bottom w:type="dxa" w:w="70"/>
+              <w:right w:type="dxa" w:w="110"/>
+            </w:tcMar>
+          </w:tcPr>
+          <w:p>
+            <w:pPr>
+              <w:spacing w:after="0" w:line="260"/>
+            </w:pPr>
+            <w:r>
+              <w:rPr>
+                <w:rFonts w:ascii="맑은 고딕" w:cs="맑은 고딕" w:eastAsia="맑은 고딕" w:hAnsi="맑은 고딕"/>
+                <w:b w:val="false"/>
+                <w:bCs w:val="false"/>
+                <w:color w:val="9A5B0B"/>
+                <w:sz w:val="18"/>
+                <w:szCs w:val="18"/>
+              </w:rPr>
+              <w:t xml:space="preserve">IMU가 카메라와 정렬됐다고 가정</w:t>
             </w:r>
           </w:p>
         </w:tc>
@@ -5281,34 +5800,34 @@
       <w:tr>
         <w:tc>
           <w:tcPr>
-            <w:tcW w:type="dxa" w:w="2300"/>
-            <w:tcMar>
-              <w:top w:type="dxa" w:w="70"/>
-              <w:left w:type="dxa" w:w="110"/>
-              <w:bottom w:type="dxa" w:w="70"/>
-              <w:right w:type="dxa" w:w="110"/>
-            </w:tcMar>
-          </w:tcPr>
-          <w:p>
-            <w:pPr>
-              <w:spacing w:after="0" w:line="260"/>
-            </w:pPr>
-            <w:r>
-              <w:rPr>
-                <w:rFonts w:ascii="맑은 고딕" w:cs="맑은 고딕" w:eastAsia="맑은 고딕" w:hAnsi="맑은 고딕"/>
-                <w:b w:val="false"/>
-                <w:bCs w:val="false"/>
-                <w:color w:val="1A1D21"/>
-                <w:sz w:val="18"/>
-                <w:szCs w:val="18"/>
-              </w:rPr>
-              <w:t xml:space="preserve">선검출 픽셀 오차</w:t>
-            </w:r>
-          </w:p>
-        </w:tc>
-        <w:tc>
-          <w:tcPr>
-            <w:tcW w:type="dxa" w:w="1150"/>
+            <w:tcW w:type="dxa" w:w="1900"/>
+            <w:tcMar>
+              <w:top w:type="dxa" w:w="70"/>
+              <w:left w:type="dxa" w:w="110"/>
+              <w:bottom w:type="dxa" w:w="70"/>
+              <w:right w:type="dxa" w:w="110"/>
+            </w:tcMar>
+          </w:tcPr>
+          <w:p>
+            <w:pPr>
+              <w:spacing w:after="0" w:line="260"/>
+            </w:pPr>
+            <w:r>
+              <w:rPr>
+                <w:rFonts w:ascii="맑은 고딕" w:cs="맑은 고딕" w:eastAsia="맑은 고딕" w:hAnsi="맑은 고딕"/>
+                <w:b w:val="false"/>
+                <w:bCs w:val="false"/>
+                <w:color w:val="1A1D21"/>
+                <w:sz w:val="18"/>
+                <w:szCs w:val="18"/>
+              </w:rPr>
+              <w:t xml:space="preserve">가속도계 bias</w:t>
+            </w:r>
+          </w:p>
+        </w:tc>
+        <w:tc>
+          <w:tcPr>
+            <w:tcW w:type="dxa" w:w="950"/>
             <w:tcMar>
               <w:top w:type="dxa" w:w="70"/>
               <w:left w:type="dxa" w:w="110"/>
@@ -5329,40 +5848,150 @@
                 <w:sz w:val="18"/>
                 <w:szCs w:val="18"/>
               </w:rPr>
+              <w:t xml:space="preserve">b_a</w:t>
+            </w:r>
+          </w:p>
+        </w:tc>
+        <w:tc>
+          <w:tcPr>
+            <w:tcW w:type="dxa" w:w="1500"/>
+            <w:tcMar>
+              <w:top w:type="dxa" w:w="70"/>
+              <w:left w:type="dxa" w:w="110"/>
+              <w:bottom w:type="dxa" w:w="70"/>
+              <w:right w:type="dxa" w:w="110"/>
+            </w:tcMar>
+          </w:tcPr>
+          <w:p>
+            <w:pPr>
+              <w:spacing w:after="0" w:line="260"/>
+            </w:pPr>
+            <w:r>
+              <w:rPr>
+                <w:rFonts w:ascii="D2Coding" w:cs="D2Coding" w:eastAsia="D2Coding" w:hAnsi="D2Coding"/>
+                <w:b w:val="false"/>
+                <w:bCs w:val="false"/>
+                <w:color w:val="1A1D21"/>
+                <w:sz w:val="18"/>
+                <w:szCs w:val="18"/>
+              </w:rPr>
+              <w:t xml:space="preserve">미구현</w:t>
+            </w:r>
+          </w:p>
+        </w:tc>
+        <w:tc>
+          <w:tcPr>
+            <w:tcW w:type="dxa" w:w="1000"/>
+            <w:tcMar>
+              <w:top w:type="dxa" w:w="70"/>
+              <w:left w:type="dxa" w:w="110"/>
+              <w:bottom w:type="dxa" w:w="70"/>
+              <w:right w:type="dxa" w:w="110"/>
+            </w:tcMar>
+          </w:tcPr>
+          <w:p>
+            <w:pPr>
+              <w:spacing w:after="0" w:line="260"/>
+            </w:pPr>
+            <w:r>
+              <w:rPr>
+                <w:rFonts w:ascii="맑은 고딕" w:cs="맑은 고딕" w:eastAsia="맑은 고딕" w:hAnsi="맑은 고딕"/>
+                <w:b w:val="false"/>
+                <w:bCs w:val="false"/>
+                <w:color w:val="9A5B0B"/>
+                <w:sz w:val="18"/>
+                <w:szCs w:val="18"/>
+              </w:rPr>
+              <w:t xml:space="preserve">assumed</w:t>
+            </w:r>
+          </w:p>
+        </w:tc>
+        <w:tc>
+          <w:tcPr>
+            <w:tcW w:type="dxa" w:w="4288"/>
+            <w:tcMar>
+              <w:top w:type="dxa" w:w="70"/>
+              <w:left w:type="dxa" w:w="110"/>
+              <w:bottom w:type="dxa" w:w="70"/>
+              <w:right w:type="dxa" w:w="110"/>
+            </w:tcMar>
+          </w:tcPr>
+          <w:p>
+            <w:pPr>
+              <w:spacing w:after="0" w:line="260"/>
+            </w:pPr>
+            <w:r>
+              <w:rPr>
+                <w:rFonts w:ascii="맑은 고딕" w:cs="맑은 고딕" w:eastAsia="맑은 고딕" w:hAnsi="맑은 고딕"/>
+                <w:b w:val="false"/>
+                <w:bCs w:val="false"/>
+                <w:color w:val="9A5B0B"/>
+                <w:sz w:val="18"/>
+                <w:szCs w:val="18"/>
+              </w:rPr>
+              <w:t xml:space="preserve">중력벡터 정밀도 보정 미적용</w:t>
+            </w:r>
+          </w:p>
+        </w:tc>
+      </w:tr>
+      <w:tr>
+        <w:tc>
+          <w:tcPr>
+            <w:tcW w:type="dxa" w:w="1900"/>
+            <w:tcMar>
+              <w:top w:type="dxa" w:w="70"/>
+              <w:left w:type="dxa" w:w="110"/>
+              <w:bottom w:type="dxa" w:w="70"/>
+              <w:right w:type="dxa" w:w="110"/>
+            </w:tcMar>
+          </w:tcPr>
+          <w:p>
+            <w:pPr>
+              <w:spacing w:after="0" w:line="260"/>
+            </w:pPr>
+            <w:r>
+              <w:rPr>
+                <w:rFonts w:ascii="맑은 고딕" w:cs="맑은 고딕" w:eastAsia="맑은 고딕" w:hAnsi="맑은 고딕"/>
+                <w:b w:val="false"/>
+                <w:bCs w:val="false"/>
+                <w:color w:val="1A1D21"/>
+                <w:sz w:val="18"/>
+                <w:szCs w:val="18"/>
+              </w:rPr>
+              <w:t xml:space="preserve">선검출 픽셀오차</w:t>
+            </w:r>
+          </w:p>
+        </w:tc>
+        <w:tc>
+          <w:tcPr>
+            <w:tcW w:type="dxa" w:w="950"/>
+            <w:tcMar>
+              <w:top w:type="dxa" w:w="70"/>
+              <w:left w:type="dxa" w:w="110"/>
+              <w:bottom w:type="dxa" w:w="70"/>
+              <w:right w:type="dxa" w:w="110"/>
+            </w:tcMar>
+          </w:tcPr>
+          <w:p>
+            <w:pPr>
+              <w:spacing w:after="0" w:line="260"/>
+            </w:pPr>
+            <w:r>
+              <w:rPr>
+                <w:rFonts w:ascii="D2Coding" w:cs="D2Coding" w:eastAsia="D2Coding" w:hAnsi="D2Coding"/>
+                <w:b w:val="false"/>
+                <w:bCs w:val="false"/>
+                <w:color w:val="1A1D21"/>
+                <w:sz w:val="18"/>
+                <w:szCs w:val="18"/>
+              </w:rPr>
               <w:t xml:space="preserve">σ_u</w:t>
             </w:r>
           </w:p>
         </w:tc>
         <w:tc>
           <w:tcPr>
-            <w:tcW w:type="dxa" w:w="2650"/>
-            <w:tcMar>
-              <w:top w:type="dxa" w:w="70"/>
-              <w:left w:type="dxa" w:w="110"/>
-              <w:bottom w:type="dxa" w:w="70"/>
-              <w:right w:type="dxa" w:w="110"/>
-            </w:tcMar>
-          </w:tcPr>
-          <w:p>
-            <w:pPr>
-              <w:spacing w:after="0" w:line="260"/>
-            </w:pPr>
-            <w:r>
-              <w:rPr>
-                <w:rFonts w:ascii="맑은 고딕" w:cs="맑은 고딕" w:eastAsia="맑은 고딕" w:hAnsi="맑은 고딕"/>
-                <w:b w:val="false"/>
-                <w:bCs w:val="false"/>
-                <w:color w:val="1A1D21"/>
-                <w:sz w:val="18"/>
-                <w:szCs w:val="18"/>
-              </w:rPr>
-              <w:t xml:space="preserve">불확실도 산정 (σ_Z 식)</w:t>
-            </w:r>
-          </w:p>
-        </w:tc>
-        <w:tc>
-          <w:tcPr>
-            <w:tcW w:type="dxa" w:w="1900"/>
+            <w:tcW w:type="dxa" w:w="1500"/>
             <w:tcMar>
               <w:top w:type="dxa" w:w="70"/>
               <w:left w:type="dxa" w:w="110"/>
@@ -5389,7 +6018,7 @@
         </w:tc>
         <w:tc>
           <w:tcPr>
-            <w:tcW w:type="dxa" w:w="1638"/>
+            <w:tcW w:type="dxa" w:w="1000"/>
             <w:tcMar>
               <w:top w:type="dxa" w:w="70"/>
               <w:left w:type="dxa" w:w="110"/>
@@ -5410,7 +6039,50 @@
                 <w:sz w:val="18"/>
                 <w:szCs w:val="18"/>
               </w:rPr>
-              <w:t xml:space="preserve">가정값</w:t>
+              <w:t xml:space="preserve">assumed</w:t>
+            </w:r>
+          </w:p>
+        </w:tc>
+        <w:tc>
+          <w:tcPr>
+            <w:tcW w:type="dxa" w:w="4288"/>
+            <w:tcMar>
+              <w:top w:type="dxa" w:w="70"/>
+              <w:left w:type="dxa" w:w="110"/>
+              <w:bottom w:type="dxa" w:w="70"/>
+              <w:right w:type="dxa" w:w="110"/>
+            </w:tcMar>
+          </w:tcPr>
+          <w:p>
+            <w:pPr>
+              <w:spacing w:after="0" w:line="260"/>
+            </w:pPr>
+            <w:r>
+              <w:rPr>
+                <w:rFonts w:ascii="맑은 고딕" w:cs="맑은 고딕" w:eastAsia="맑은 고딕" w:hAnsi="맑은 고딕"/>
+                <w:b w:val="false"/>
+                <w:bCs w:val="false"/>
+                <w:color w:val="9A5B0B"/>
+                <w:sz w:val="18"/>
+                <w:szCs w:val="18"/>
+              </w:rPr>
+              <w:t xml:space="preserve">불확실도 산정의 기준. 실장비</w:t>
+            </w:r>
+          </w:p>
+          <w:p>
+            <w:pPr>
+              <w:spacing w:after="0" w:line="260"/>
+            </w:pPr>
+            <w:r>
+              <w:rPr>
+                <w:rFonts w:ascii="맑은 고딕" w:cs="맑은 고딕" w:eastAsia="맑은 고딕" w:hAnsi="맑은 고딕"/>
+                <w:b w:val="false"/>
+                <w:bCs w:val="false"/>
+                <w:color w:val="9A5B0B"/>
+                <w:sz w:val="18"/>
+                <w:szCs w:val="18"/>
+              </w:rPr>
+              <w:t xml:space="preserve">반복성 측정 필요</w:t>
             </w:r>
           </w:p>
         </w:tc>
@@ -5431,7 +6103,7 @@
           <w:sz w:val="19"/>
           <w:szCs w:val="19"/>
         </w:rPr>
-        <w:t xml:space="preserve">매 촬영마다 필요한 것은 u·v와 IMU ĝ 둘뿐이고, 나머지는 전부 출고 시 1회 캘리브레이션 값이다. 그중 실측에 기반한 것은 기선 b=150mm 하나이며, f·c_x·c_y는 시뮬레이션 튜닝값, α_i·β_j·R·t·R_ic는 가정값이다.</w:t>
+        <w:t xml:space="preserve">실측에 기반한 값은 기선 b=150mm 하나뿐이고, f 와 DOE 발산각은 부품 사양에서 유도한 값이다. 나머지 여섯 항목은 가정값이다. 이 여섯이 남아 있는 한 절대 정확도를 보증할 수 없으며, 현재 검증 결과는 「가정이 맞다면」이라는 단서 아래의 값이다.</w:t>
       </w:r>
     </w:p>
     <w:p>
@@ -5960,7 +6632,7 @@
                 <w:sz w:val="18"/>
                 <w:szCs w:val="18"/>
               </w:rPr>
-              <w:t xml:space="preserve">min_inlier_frac=0.45</w:t>
+              <w:t xml:space="preserve">min_slenderness=13</w:t>
             </w:r>
           </w:p>
         </w:tc>
@@ -6640,16 +7312,16 @@
     </w:p>
     <w:p>
       <w:pPr>
-        <w:spacing w:after="60" w:before="0" w:line="300"/>
-      </w:pPr>
-      <w:r>
-        <w:rPr>
-          <w:rFonts w:ascii="D2Coding" w:cs="D2Coding" w:eastAsia="D2Coding" w:hAnsi="D2Coding"/>
-          <w:color w:val="77848D"/>
-          <w:sz w:val="17"/>
-          <w:szCs w:val="17"/>
-        </w:rPr>
-        <w:t xml:space="preserve">inspection.py — CAMERA_PARAMS</w:t>
+        <w:spacing w:after="80" w:before="0" w:line="300"/>
+      </w:pPr>
+      <w:r>
+        <w:rPr>
+          <w:rFonts w:ascii="맑은 고딕" w:cs="맑은 고딕" w:eastAsia="맑은 고딕" w:hAnsi="맑은 고딕"/>
+          <w:color w:val="1A1D21"/>
+          <w:sz w:val="20"/>
+          <w:szCs w:val="20"/>
+        </w:rPr>
+        <w:t xml:space="preserve">calibration.py 가 단일 출처다. 이전에는 inspection.py 와 synth_scene.py 가 같은 값을 따로 들고 있어, 한쪽만 고치면 조용히 어긋났다.</w:t>
       </w:r>
     </w:p>
     <w:p>
@@ -6665,7 +7337,7 @@
           <w:sz w:val="17"/>
           <w:szCs w:val="17"/>
         </w:rPr>
-        <w:t xml:space="preserve">f_px       = 1593.0        # "원본 검증값 (렌더 정상 확인)"</w:t>
+        <w:t xml:space="preserve">LENS_FOCAL_MM  = 12.0      # spec   렌즈 12mm F2.0</w:t>
       </w:r>
     </w:p>
     <w:p>
@@ -6681,7 +7353,7 @@
           <w:sz w:val="17"/>
           <w:szCs w:val="17"/>
         </w:rPr>
-        <w:t xml:space="preserve">b_m        = 0.150         # "baseline 150mm (용역서 고정)"</w:t>
+        <w:t xml:space="preserve">PIXEL_PITCH_UM = 3.45      # spec   Sony IMX264</w:t>
       </w:r>
     </w:p>
     <w:p>
@@ -6697,7 +7369,7 @@
           <w:sz w:val="17"/>
           <w:szCs w:val="17"/>
         </w:rPr>
-        <w:t xml:space="preserve">cx_px      = 1224.0        # "센서 중앙 W/2"   ← 측정 아님</w:t>
+        <w:t xml:space="preserve">IMAGE_W/H      = 2448/2048 # spec   5MP</w:t>
       </w:r>
     </w:p>
     <w:p>
@@ -6713,7 +7385,39 @@
           <w:sz w:val="17"/>
           <w:szCs w:val="17"/>
         </w:rPr>
-        <w:t xml:space="preserve">cy_px      = 1024.0        # "센서 중앙 H/2"   ← 측정 아님</w:t>
+        <w:t xml:space="preserve">BASELINE_M     = 0.150     # design 용역서 고정</w:t>
+      </w:r>
+    </w:p>
+    <w:p>
+      <w:pPr>
+        <w:shd w:fill="F2F5F7" w:val="clear"/>
+        <w:spacing w:after="0" w:before="0" w:line="250"/>
+        <w:ind w:left="220" w:right="220"/>
+      </w:pPr>
+      <w:r>
+        <w:rPr>
+          <w:rFonts w:ascii="D2Coding" w:cs="D2Coding" w:eastAsia="D2Coding" w:hAnsi="D2Coding"/>
+          <w:color w:val="1A1D21"/>
+          <w:sz w:val="17"/>
+          <w:szCs w:val="17"/>
+        </w:rPr>
+        <w:t xml:space="preserve"> </w:t>
+      </w:r>
+    </w:p>
+    <w:p>
+      <w:pPr>
+        <w:shd w:fill="F2F5F7" w:val="clear"/>
+        <w:spacing w:after="0" w:before="0" w:line="250"/>
+        <w:ind w:left="220" w:right="220"/>
+      </w:pPr>
+      <w:r>
+        <w:rPr>
+          <w:rFonts w:ascii="D2Coding" w:cs="D2Coding" w:eastAsia="D2Coding" w:hAnsi="D2Coding"/>
+          <w:color w:val="1A1D21"/>
+          <w:sz w:val="17"/>
+          <w:szCs w:val="17"/>
+        </w:rPr>
+        <w:t xml:space="preserve">f_px  = 12.0mm / 3.45um    = 3478.3 px   (유도)</w:t>
       </w:r>
     </w:p>
     <w:p>
@@ -6729,107 +7433,12 @@
           <w:sz w:val="17"/>
           <w:szCs w:val="17"/>
         </w:rPr>
-        <w:t xml:space="preserve">resolution = [2448, 2048]</w:t>
-      </w:r>
-    </w:p>
-    <w:p>
-      <w:pPr>
-        <w:pStyle w:val="Heading2"/>
-        <w:spacing w:after="140" w:before="260"/>
-      </w:pPr>
-      <w:r>
-        <w:rPr>
-          <w:rFonts w:ascii="맑은 고딕" w:cs="맑은 고딕" w:eastAsia="맑은 고딕" w:hAnsi="맑은 고딕"/>
-          <w:b/>
-          <w:bCs/>
-          <w:color w:val="1A1D21"/>
-          <w:sz w:val="23"/>
-          <w:szCs w:val="23"/>
-        </w:rPr>
-        <w:t xml:space="preserve">5.2 격자 및 발사각</w:t>
-      </w:r>
-    </w:p>
-    <w:p>
-      <w:pPr>
-        <w:spacing w:after="60" w:before="0" w:line="300"/>
-      </w:pPr>
-      <w:r>
-        <w:rPr>
-          <w:rFonts w:ascii="D2Coding" w:cs="D2Coding" w:eastAsia="D2Coding" w:hAnsi="D2Coding"/>
-          <w:color w:val="77848D"/>
-          <w:sz w:val="17"/>
-          <w:szCs w:val="17"/>
-        </w:rPr>
-        <w:t xml:space="preserve">inspection.py — GRID_PARAMS</w:t>
-      </w:r>
-    </w:p>
-    <w:p>
-      <w:pPr>
-        <w:shd w:fill="F2F5F7" w:val="clear"/>
-        <w:spacing w:after="0" w:before="90" w:line="250"/>
-        <w:ind w:left="220" w:right="220"/>
-      </w:pPr>
-      <w:r>
-        <w:rPr>
-          <w:rFonts w:ascii="D2Coding" w:cs="D2Coding" w:eastAsia="D2Coding" w:hAnsi="D2Coding"/>
-          <w:color w:val="1A1D21"/>
-          <w:sz w:val="17"/>
-          <w:szCs w:val="17"/>
-        </w:rPr>
-        <w:t xml:space="preserve">n_vertical       = 21      # PDF 사양은 20 (400교점)</w:t>
-      </w:r>
-    </w:p>
-    <w:p>
-      <w:pPr>
-        <w:shd w:fill="F2F5F7" w:val="clear"/>
-        <w:spacing w:after="0" w:before="0" w:line="250"/>
-        <w:ind w:left="220" w:right="220"/>
-      </w:pPr>
-      <w:r>
-        <w:rPr>
-          <w:rFonts w:ascii="D2Coding" w:cs="D2Coding" w:eastAsia="D2Coding" w:hAnsi="D2Coding"/>
-          <w:color w:val="1A1D21"/>
-          <w:sz w:val="17"/>
-          <w:szCs w:val="17"/>
-        </w:rPr>
-        <w:t xml:space="preserve">n_horizontal     = 21</w:t>
-      </w:r>
-    </w:p>
-    <w:p>
-      <w:pPr>
-        <w:shd w:fill="F2F5F7" w:val="clear"/>
-        <w:spacing w:after="0" w:before="0" w:line="250"/>
-        <w:ind w:left="220" w:right="220"/>
-      </w:pPr>
-      <w:r>
-        <w:rPr>
-          <w:rFonts w:ascii="D2Coding" w:cs="D2Coding" w:eastAsia="D2Coding" w:hAnsi="D2Coding"/>
-          <w:color w:val="1A1D21"/>
-          <w:sz w:val="17"/>
-          <w:szCs w:val="17"/>
-        </w:rPr>
-        <w:t xml:space="preserve">fov_deg          = 60.82   # "V선 전체 이미지 안 (50px 마진)"</w:t>
-      </w:r>
-    </w:p>
-    <w:p>
-      <w:pPr>
-        <w:shd w:fill="F2F5F7" w:val="clear"/>
-        <w:spacing w:after="150" w:before="0" w:line="250"/>
-        <w:ind w:left="220" w:right="220"/>
-      </w:pPr>
-      <w:r>
-        <w:rPr>
-          <w:rFonts w:ascii="D2Coding" w:cs="D2Coding" w:eastAsia="D2Coding" w:hAnsi="D2Coding"/>
-          <w:color w:val="1A1D21"/>
-          <w:sz w:val="17"/>
-          <w:szCs w:val="17"/>
-        </w:rPr>
-        <w:t xml:space="preserve">samples_per_line = 250</w:t>
-      </w:r>
-    </w:p>
-    <w:p>
-      <w:pPr>
-        <w:spacing w:after="120" w:before="100" w:line="300"/>
+        <w:t xml:space="preserve">cx,cy = 2448/2, 2048/2     = 1224.0, 1024.0   (가정 — 센서 중앙)</w:t>
+      </w:r>
+    </w:p>
+    <w:p>
+      <w:pPr>
+        <w:spacing w:after="120" w:before="120" w:line="300"/>
       </w:pPr>
       <w:r>
         <w:rPr>
@@ -6838,137 +7447,865 @@
           <w:sz w:val="20"/>
           <w:szCs w:val="20"/>
         </w:rPr>
-        <w:t xml:space="preserve">발사각은 _make_line_angles()가 fov를 균등 분할해 생성한다. 실제로 계산되는 값은 다음과 같다.</w:t>
-      </w:r>
-    </w:p>
-    <w:p>
-      <w:pPr>
-        <w:shd w:fill="F2F5F7" w:val="clear"/>
-        <w:spacing w:after="0" w:before="90" w:line="250"/>
-        <w:ind w:left="220" w:right="220"/>
-      </w:pPr>
-      <w:r>
-        <w:rPr>
-          <w:rFonts w:ascii="D2Coding" w:cs="D2Coding" w:eastAsia="D2Coding" w:hAnsi="D2Coding"/>
-          <w:color w:val="1A1D21"/>
-          <w:sz w:val="17"/>
-          <w:szCs w:val="17"/>
-        </w:rPr>
-        <w:t xml:space="preserve">α0 =-30.410°  α1 =-27.369°  α2 =-24.328°  α3 =-21.287°</w:t>
-      </w:r>
-    </w:p>
-    <w:p>
-      <w:pPr>
-        <w:shd w:fill="F2F5F7" w:val="clear"/>
-        <w:spacing w:after="0" w:before="0" w:line="250"/>
-        <w:ind w:left="220" w:right="220"/>
-      </w:pPr>
-      <w:r>
-        <w:rPr>
-          <w:rFonts w:ascii="D2Coding" w:cs="D2Coding" w:eastAsia="D2Coding" w:hAnsi="D2Coding"/>
-          <w:color w:val="1A1D21"/>
-          <w:sz w:val="17"/>
-          <w:szCs w:val="17"/>
-        </w:rPr>
-        <w:t xml:space="preserve">α4 =-18.246°  α5 =-15.205°  α6 =-12.164°  α7 = -9.123°</w:t>
-      </w:r>
-    </w:p>
-    <w:p>
-      <w:pPr>
-        <w:shd w:fill="F2F5F7" w:val="clear"/>
-        <w:spacing w:after="0" w:before="0" w:line="250"/>
-        <w:ind w:left="220" w:right="220"/>
-      </w:pPr>
-      <w:r>
-        <w:rPr>
-          <w:rFonts w:ascii="D2Coding" w:cs="D2Coding" w:eastAsia="D2Coding" w:hAnsi="D2Coding"/>
-          <w:color w:val="1A1D21"/>
-          <w:sz w:val="17"/>
-          <w:szCs w:val="17"/>
-        </w:rPr>
-        <w:t xml:space="preserve">α8 = -6.082°  α9 = -3.041°  α10=  0.000°  α11=  3.041°</w:t>
-      </w:r>
-    </w:p>
-    <w:p>
-      <w:pPr>
-        <w:shd w:fill="F2F5F7" w:val="clear"/>
-        <w:spacing w:after="0" w:before="0" w:line="250"/>
-        <w:ind w:left="220" w:right="220"/>
-      </w:pPr>
-      <w:r>
-        <w:rPr>
-          <w:rFonts w:ascii="D2Coding" w:cs="D2Coding" w:eastAsia="D2Coding" w:hAnsi="D2Coding"/>
-          <w:color w:val="1A1D21"/>
-          <w:sz w:val="17"/>
-          <w:szCs w:val="17"/>
-        </w:rPr>
-        <w:t xml:space="preserve">α12=  6.082°  α13=  9.123°  α14= 12.164°  α15= 15.205°</w:t>
-      </w:r>
-    </w:p>
-    <w:p>
-      <w:pPr>
-        <w:shd w:fill="F2F5F7" w:val="clear"/>
-        <w:spacing w:after="0" w:before="0" w:line="250"/>
-        <w:ind w:left="220" w:right="220"/>
-      </w:pPr>
-      <w:r>
-        <w:rPr>
-          <w:rFonts w:ascii="D2Coding" w:cs="D2Coding" w:eastAsia="D2Coding" w:hAnsi="D2Coding"/>
-          <w:color w:val="1A1D21"/>
-          <w:sz w:val="17"/>
-          <w:szCs w:val="17"/>
-        </w:rPr>
-        <w:t xml:space="preserve">α16= 18.246°  α17= 21.287°  α18= 24.328°  α19= 27.369°</w:t>
-      </w:r>
-    </w:p>
-    <w:p>
-      <w:pPr>
-        <w:shd w:fill="F2F5F7" w:val="clear"/>
-        <w:spacing w:after="0" w:before="0" w:line="250"/>
-        <w:ind w:left="220" w:right="220"/>
-      </w:pPr>
-      <w:r>
-        <w:rPr>
-          <w:rFonts w:ascii="D2Coding" w:cs="D2Coding" w:eastAsia="D2Coding" w:hAnsi="D2Coding"/>
-          <w:color w:val="1A1D21"/>
-          <w:sz w:val="17"/>
-          <w:szCs w:val="17"/>
-        </w:rPr>
-        <w:t xml:space="preserve">α20= 30.410°</w:t>
-      </w:r>
-    </w:p>
-    <w:p>
-      <w:pPr>
-        <w:shd w:fill="F2F5F7" w:val="clear"/>
-        <w:spacing w:after="0" w:before="0" w:line="250"/>
-        <w:ind w:left="220" w:right="220"/>
-      </w:pPr>
-      <w:r>
-        <w:rPr>
-          <w:rFonts w:ascii="D2Coding" w:cs="D2Coding" w:eastAsia="D2Coding" w:hAnsi="D2Coding"/>
-          <w:color w:val="1A1D21"/>
-          <w:sz w:val="17"/>
-          <w:szCs w:val="17"/>
-        </w:rPr>
-        <w:t xml:space="preserve"> </w:t>
-      </w:r>
-    </w:p>
-    <w:p>
-      <w:pPr>
-        <w:shd w:fill="F2F5F7" w:val="clear"/>
-        <w:spacing w:after="150" w:before="0" w:line="250"/>
-        <w:ind w:left="220" w:right="220"/>
-      </w:pPr>
-      <w:r>
-        <w:rPr>
-          <w:rFonts w:ascii="D2Coding" w:cs="D2Coding" w:eastAsia="D2Coding" w:hAnsi="D2Coding"/>
-          <w:color w:val="1A1D21"/>
-          <w:sz w:val="17"/>
-          <w:szCs w:val="17"/>
-        </w:rPr>
-        <w:t xml:space="preserve">간격 일정 3.0410°  (등각도 가정).  β_j 도 동일한 값</w:t>
-      </w:r>
-    </w:p>
+        <w:t xml:space="preserve">카메라 HFOV 38.77°, VFOV 32.81°. 거리별 시야와 깊이 노이즈는 다음과 같다.</w:t>
+      </w:r>
+    </w:p>
+    <w:p>
+      <w:pPr>
+        <w:spacing w:after="60"/>
+      </w:pPr>
+    </w:p>
+    <w:tbl>
+      <w:tblPr>
+        <w:tblW w:type="dxa" w:w="9638"/>
+        <w:tblBorders>
+          <w:top w:val="single" w:color="C4CDD4" w:sz="6"/>
+          <w:left w:val="single" w:color="C4CDD4" w:sz="6"/>
+          <w:bottom w:val="single" w:color="C4CDD4" w:sz="6"/>
+          <w:right w:val="single" w:color="C4CDD4" w:sz="6"/>
+          <w:insideH w:val="single" w:color="C4CDD4" w:sz="4"/>
+          <w:insideV w:val="single" w:color="C4CDD4" w:sz="4"/>
+        </w:tblBorders>
+        <w:tblLayout w:type="fixed"/>
+      </w:tblPr>
+      <w:tblGrid>
+        <w:gridCol w:w="1000"/>
+        <w:gridCol w:w="2600"/>
+        <w:gridCol w:w="1700"/>
+        <w:gridCol w:w="2100"/>
+        <w:gridCol w:w="2238"/>
+      </w:tblGrid>
+      <w:tr>
+        <w:trPr>
+          <w:tblHeader/>
+        </w:trPr>
+        <w:tc>
+          <w:tcPr>
+            <w:tcW w:type="dxa" w:w="1000"/>
+            <w:shd w:fill="E8EDF0" w:val="clear"/>
+            <w:tcMar>
+              <w:top w:type="dxa" w:w="70"/>
+              <w:left w:type="dxa" w:w="110"/>
+              <w:bottom w:type="dxa" w:w="70"/>
+              <w:right w:type="dxa" w:w="110"/>
+            </w:tcMar>
+          </w:tcPr>
+          <w:p>
+            <w:pPr>
+              <w:spacing w:after="0" w:line="260"/>
+            </w:pPr>
+            <w:r>
+              <w:rPr>
+                <w:rFonts w:ascii="맑은 고딕" w:cs="맑은 고딕" w:eastAsia="맑은 고딕" w:hAnsi="맑은 고딕"/>
+                <w:b/>
+                <w:bCs/>
+                <w:color w:val="1A1D21"/>
+                <w:sz w:val="18"/>
+                <w:szCs w:val="18"/>
+              </w:rPr>
+              <w:t xml:space="preserve">거리</w:t>
+            </w:r>
+          </w:p>
+        </w:tc>
+        <w:tc>
+          <w:tcPr>
+            <w:tcW w:type="dxa" w:w="2600"/>
+            <w:shd w:fill="E8EDF0" w:val="clear"/>
+            <w:tcMar>
+              <w:top w:type="dxa" w:w="70"/>
+              <w:left w:type="dxa" w:w="110"/>
+              <w:bottom w:type="dxa" w:w="70"/>
+              <w:right w:type="dxa" w:w="110"/>
+            </w:tcMar>
+          </w:tcPr>
+          <w:p>
+            <w:pPr>
+              <w:spacing w:after="0" w:line="260"/>
+            </w:pPr>
+            <w:r>
+              <w:rPr>
+                <w:rFonts w:ascii="맑은 고딕" w:cs="맑은 고딕" w:eastAsia="맑은 고딕" w:hAnsi="맑은 고딕"/>
+                <w:b/>
+                <w:bCs/>
+                <w:color w:val="1A1D21"/>
+                <w:sz w:val="18"/>
+                <w:szCs w:val="18"/>
+              </w:rPr>
+              <w:t xml:space="preserve">시야 (가로 × 세로)</w:t>
+            </w:r>
+          </w:p>
+        </w:tc>
+        <w:tc>
+          <w:tcPr>
+            <w:tcW w:type="dxa" w:w="1700"/>
+            <w:shd w:fill="E8EDF0" w:val="clear"/>
+            <w:tcMar>
+              <w:top w:type="dxa" w:w="70"/>
+              <w:left w:type="dxa" w:w="110"/>
+              <w:bottom w:type="dxa" w:w="70"/>
+              <w:right w:type="dxa" w:w="110"/>
+            </w:tcMar>
+          </w:tcPr>
+          <w:p>
+            <w:pPr>
+              <w:spacing w:after="0" w:line="260"/>
+            </w:pPr>
+            <w:r>
+              <w:rPr>
+                <w:rFonts w:ascii="맑은 고딕" w:cs="맑은 고딕" w:eastAsia="맑은 고딕" w:hAnsi="맑은 고딕"/>
+                <w:b/>
+                <w:bCs/>
+                <w:color w:val="1A1D21"/>
+                <w:sz w:val="18"/>
+                <w:szCs w:val="18"/>
+              </w:rPr>
+              <w:t xml:space="preserve">분해능</w:t>
+            </w:r>
+          </w:p>
+        </w:tc>
+        <w:tc>
+          <w:tcPr>
+            <w:tcW w:type="dxa" w:w="2100"/>
+            <w:shd w:fill="E8EDF0" w:val="clear"/>
+            <w:tcMar>
+              <w:top w:type="dxa" w:w="70"/>
+              <w:left w:type="dxa" w:w="110"/>
+              <w:bottom w:type="dxa" w:w="70"/>
+              <w:right w:type="dxa" w:w="110"/>
+            </w:tcMar>
+          </w:tcPr>
+          <w:p>
+            <w:pPr>
+              <w:spacing w:after="0" w:line="260"/>
+            </w:pPr>
+            <w:r>
+              <w:rPr>
+                <w:rFonts w:ascii="맑은 고딕" w:cs="맑은 고딕" w:eastAsia="맑은 고딕" w:hAnsi="맑은 고딕"/>
+                <w:b/>
+                <w:bCs/>
+                <w:color w:val="1A1D21"/>
+                <w:sz w:val="18"/>
+                <w:szCs w:val="18"/>
+              </w:rPr>
+              <w:t xml:space="preserve">σ_Z (구 f=1593)</w:t>
+            </w:r>
+          </w:p>
+        </w:tc>
+        <w:tc>
+          <w:tcPr>
+            <w:tcW w:type="dxa" w:w="2238"/>
+            <w:shd w:fill="E8EDF0" w:val="clear"/>
+            <w:tcMar>
+              <w:top w:type="dxa" w:w="70"/>
+              <w:left w:type="dxa" w:w="110"/>
+              <w:bottom w:type="dxa" w:w="70"/>
+              <w:right w:type="dxa" w:w="110"/>
+            </w:tcMar>
+          </w:tcPr>
+          <w:p>
+            <w:pPr>
+              <w:spacing w:after="0" w:line="260"/>
+            </w:pPr>
+            <w:r>
+              <w:rPr>
+                <w:rFonts w:ascii="맑은 고딕" w:cs="맑은 고딕" w:eastAsia="맑은 고딕" w:hAnsi="맑은 고딕"/>
+                <w:b/>
+                <w:bCs/>
+                <w:color w:val="1A1D21"/>
+                <w:sz w:val="18"/>
+                <w:szCs w:val="18"/>
+              </w:rPr>
+              <w:t xml:space="preserve">σ_Z (신 f=3478)</w:t>
+            </w:r>
+          </w:p>
+        </w:tc>
+      </w:tr>
+      <w:tr>
+        <w:tc>
+          <w:tcPr>
+            <w:tcW w:type="dxa" w:w="1000"/>
+            <w:tcMar>
+              <w:top w:type="dxa" w:w="70"/>
+              <w:left w:type="dxa" w:w="110"/>
+              <w:bottom w:type="dxa" w:w="70"/>
+              <w:right w:type="dxa" w:w="110"/>
+            </w:tcMar>
+          </w:tcPr>
+          <w:p>
+            <w:pPr>
+              <w:spacing w:after="0" w:line="260"/>
+            </w:pPr>
+            <w:r>
+              <w:rPr>
+                <w:rFonts w:ascii="맑은 고딕" w:cs="맑은 고딕" w:eastAsia="맑은 고딕" w:hAnsi="맑은 고딕"/>
+                <w:b w:val="false"/>
+                <w:bCs w:val="false"/>
+                <w:color w:val="1A1D21"/>
+                <w:sz w:val="18"/>
+                <w:szCs w:val="18"/>
+              </w:rPr>
+              <w:t xml:space="preserve">0.5 m</w:t>
+            </w:r>
+          </w:p>
+        </w:tc>
+        <w:tc>
+          <w:tcPr>
+            <w:tcW w:type="dxa" w:w="2600"/>
+            <w:tcMar>
+              <w:top w:type="dxa" w:w="70"/>
+              <w:left w:type="dxa" w:w="110"/>
+              <w:bottom w:type="dxa" w:w="70"/>
+              <w:right w:type="dxa" w:w="110"/>
+            </w:tcMar>
+          </w:tcPr>
+          <w:p>
+            <w:pPr>
+              <w:spacing w:after="0" w:line="260"/>
+            </w:pPr>
+            <w:r>
+              <w:rPr>
+                <w:rFonts w:ascii="맑은 고딕" w:cs="맑은 고딕" w:eastAsia="맑은 고딕" w:hAnsi="맑은 고딕"/>
+                <w:b w:val="false"/>
+                <w:bCs w:val="false"/>
+                <w:color w:val="1A1D21"/>
+                <w:sz w:val="18"/>
+                <w:szCs w:val="18"/>
+              </w:rPr>
+              <w:t xml:space="preserve">352 × 294 mm</w:t>
+            </w:r>
+          </w:p>
+        </w:tc>
+        <w:tc>
+          <w:tcPr>
+            <w:tcW w:type="dxa" w:w="1700"/>
+            <w:tcMar>
+              <w:top w:type="dxa" w:w="70"/>
+              <w:left w:type="dxa" w:w="110"/>
+              <w:bottom w:type="dxa" w:w="70"/>
+              <w:right w:type="dxa" w:w="110"/>
+            </w:tcMar>
+          </w:tcPr>
+          <w:p>
+            <w:pPr>
+              <w:spacing w:after="0" w:line="260"/>
+            </w:pPr>
+            <w:r>
+              <w:rPr>
+                <w:rFonts w:ascii="맑은 고딕" w:cs="맑은 고딕" w:eastAsia="맑은 고딕" w:hAnsi="맑은 고딕"/>
+                <w:b w:val="false"/>
+                <w:bCs w:val="false"/>
+                <w:color w:val="1A1D21"/>
+                <w:sz w:val="18"/>
+                <w:szCs w:val="18"/>
+              </w:rPr>
+              <w:t xml:space="preserve">0.144 mm/px</w:t>
+            </w:r>
+          </w:p>
+        </w:tc>
+        <w:tc>
+          <w:tcPr>
+            <w:tcW w:type="dxa" w:w="2100"/>
+            <w:tcMar>
+              <w:top w:type="dxa" w:w="70"/>
+              <w:left w:type="dxa" w:w="110"/>
+              <w:bottom w:type="dxa" w:w="70"/>
+              <w:right w:type="dxa" w:w="110"/>
+            </w:tcMar>
+          </w:tcPr>
+          <w:p>
+            <w:pPr>
+              <w:spacing w:after="0" w:line="260"/>
+            </w:pPr>
+            <w:r>
+              <w:rPr>
+                <w:rFonts w:ascii="맑은 고딕" w:cs="맑은 고딕" w:eastAsia="맑은 고딕" w:hAnsi="맑은 고딕"/>
+                <w:b w:val="false"/>
+                <w:bCs w:val="false"/>
+                <w:color w:val="1A1D21"/>
+                <w:sz w:val="18"/>
+                <w:szCs w:val="18"/>
+              </w:rPr>
+              <w:t xml:space="preserve">0.21 mm</w:t>
+            </w:r>
+          </w:p>
+        </w:tc>
+        <w:tc>
+          <w:tcPr>
+            <w:tcW w:type="dxa" w:w="2238"/>
+            <w:tcMar>
+              <w:top w:type="dxa" w:w="70"/>
+              <w:left w:type="dxa" w:w="110"/>
+              <w:bottom w:type="dxa" w:w="70"/>
+              <w:right w:type="dxa" w:w="110"/>
+            </w:tcMar>
+          </w:tcPr>
+          <w:p>
+            <w:pPr>
+              <w:spacing w:after="0" w:line="260"/>
+            </w:pPr>
+            <w:r>
+              <w:rPr>
+                <w:rFonts w:ascii="맑은 고딕" w:cs="맑은 고딕" w:eastAsia="맑은 고딕" w:hAnsi="맑은 고딕"/>
+                <w:b w:val="false"/>
+                <w:bCs w:val="false"/>
+                <w:color w:val="0F6E33"/>
+                <w:sz w:val="18"/>
+                <w:szCs w:val="18"/>
+              </w:rPr>
+              <w:t xml:space="preserve">0.10 mm</w:t>
+            </w:r>
+          </w:p>
+        </w:tc>
+      </w:tr>
+      <w:tr>
+        <w:tc>
+          <w:tcPr>
+            <w:tcW w:type="dxa" w:w="1000"/>
+            <w:tcMar>
+              <w:top w:type="dxa" w:w="70"/>
+              <w:left w:type="dxa" w:w="110"/>
+              <w:bottom w:type="dxa" w:w="70"/>
+              <w:right w:type="dxa" w:w="110"/>
+            </w:tcMar>
+          </w:tcPr>
+          <w:p>
+            <w:pPr>
+              <w:spacing w:after="0" w:line="260"/>
+            </w:pPr>
+            <w:r>
+              <w:rPr>
+                <w:rFonts w:ascii="맑은 고딕" w:cs="맑은 고딕" w:eastAsia="맑은 고딕" w:hAnsi="맑은 고딕"/>
+                <w:b w:val="false"/>
+                <w:bCs w:val="false"/>
+                <w:color w:val="1A1D21"/>
+                <w:sz w:val="18"/>
+                <w:szCs w:val="18"/>
+              </w:rPr>
+              <w:t xml:space="preserve">1.0 m</w:t>
+            </w:r>
+          </w:p>
+        </w:tc>
+        <w:tc>
+          <w:tcPr>
+            <w:tcW w:type="dxa" w:w="2600"/>
+            <w:tcMar>
+              <w:top w:type="dxa" w:w="70"/>
+              <w:left w:type="dxa" w:w="110"/>
+              <w:bottom w:type="dxa" w:w="70"/>
+              <w:right w:type="dxa" w:w="110"/>
+            </w:tcMar>
+          </w:tcPr>
+          <w:p>
+            <w:pPr>
+              <w:spacing w:after="0" w:line="260"/>
+            </w:pPr>
+            <w:r>
+              <w:rPr>
+                <w:rFonts w:ascii="맑은 고딕" w:cs="맑은 고딕" w:eastAsia="맑은 고딕" w:hAnsi="맑은 고딕"/>
+                <w:b w:val="false"/>
+                <w:bCs w:val="false"/>
+                <w:color w:val="1A1D21"/>
+                <w:sz w:val="18"/>
+                <w:szCs w:val="18"/>
+              </w:rPr>
+              <w:t xml:space="preserve">704 × 589 mm</w:t>
+            </w:r>
+          </w:p>
+        </w:tc>
+        <w:tc>
+          <w:tcPr>
+            <w:tcW w:type="dxa" w:w="1700"/>
+            <w:tcMar>
+              <w:top w:type="dxa" w:w="70"/>
+              <w:left w:type="dxa" w:w="110"/>
+              <w:bottom w:type="dxa" w:w="70"/>
+              <w:right w:type="dxa" w:w="110"/>
+            </w:tcMar>
+          </w:tcPr>
+          <w:p>
+            <w:pPr>
+              <w:spacing w:after="0" w:line="260"/>
+            </w:pPr>
+            <w:r>
+              <w:rPr>
+                <w:rFonts w:ascii="맑은 고딕" w:cs="맑은 고딕" w:eastAsia="맑은 고딕" w:hAnsi="맑은 고딕"/>
+                <w:b w:val="false"/>
+                <w:bCs w:val="false"/>
+                <w:color w:val="1A1D21"/>
+                <w:sz w:val="18"/>
+                <w:szCs w:val="18"/>
+              </w:rPr>
+              <w:t xml:space="preserve">0.288 mm/px</w:t>
+            </w:r>
+          </w:p>
+        </w:tc>
+        <w:tc>
+          <w:tcPr>
+            <w:tcW w:type="dxa" w:w="2100"/>
+            <w:tcMar>
+              <w:top w:type="dxa" w:w="70"/>
+              <w:left w:type="dxa" w:w="110"/>
+              <w:bottom w:type="dxa" w:w="70"/>
+              <w:right w:type="dxa" w:w="110"/>
+            </w:tcMar>
+          </w:tcPr>
+          <w:p>
+            <w:pPr>
+              <w:spacing w:after="0" w:line="260"/>
+            </w:pPr>
+            <w:r>
+              <w:rPr>
+                <w:rFonts w:ascii="맑은 고딕" w:cs="맑은 고딕" w:eastAsia="맑은 고딕" w:hAnsi="맑은 고딕"/>
+                <w:b w:val="false"/>
+                <w:bCs w:val="false"/>
+                <w:color w:val="1A1D21"/>
+                <w:sz w:val="18"/>
+                <w:szCs w:val="18"/>
+              </w:rPr>
+              <w:t xml:space="preserve">0.84 mm</w:t>
+            </w:r>
+          </w:p>
+        </w:tc>
+        <w:tc>
+          <w:tcPr>
+            <w:tcW w:type="dxa" w:w="2238"/>
+            <w:tcMar>
+              <w:top w:type="dxa" w:w="70"/>
+              <w:left w:type="dxa" w:w="110"/>
+              <w:bottom w:type="dxa" w:w="70"/>
+              <w:right w:type="dxa" w:w="110"/>
+            </w:tcMar>
+          </w:tcPr>
+          <w:p>
+            <w:pPr>
+              <w:spacing w:after="0" w:line="260"/>
+            </w:pPr>
+            <w:r>
+              <w:rPr>
+                <w:rFonts w:ascii="맑은 고딕" w:cs="맑은 고딕" w:eastAsia="맑은 고딕" w:hAnsi="맑은 고딕"/>
+                <w:b w:val="false"/>
+                <w:bCs w:val="false"/>
+                <w:color w:val="0F6E33"/>
+                <w:sz w:val="18"/>
+                <w:szCs w:val="18"/>
+              </w:rPr>
+              <w:t xml:space="preserve">0.38 mm</w:t>
+            </w:r>
+          </w:p>
+        </w:tc>
+      </w:tr>
+      <w:tr>
+        <w:tc>
+          <w:tcPr>
+            <w:tcW w:type="dxa" w:w="1000"/>
+            <w:tcMar>
+              <w:top w:type="dxa" w:w="70"/>
+              <w:left w:type="dxa" w:w="110"/>
+              <w:bottom w:type="dxa" w:w="70"/>
+              <w:right w:type="dxa" w:w="110"/>
+            </w:tcMar>
+          </w:tcPr>
+          <w:p>
+            <w:pPr>
+              <w:spacing w:after="0" w:line="260"/>
+            </w:pPr>
+            <w:r>
+              <w:rPr>
+                <w:rFonts w:ascii="맑은 고딕" w:cs="맑은 고딕" w:eastAsia="맑은 고딕" w:hAnsi="맑은 고딕"/>
+                <w:b w:val="false"/>
+                <w:bCs w:val="false"/>
+                <w:color w:val="1A1D21"/>
+                <w:sz w:val="18"/>
+                <w:szCs w:val="18"/>
+              </w:rPr>
+              <w:t xml:space="preserve">1.2 m</w:t>
+            </w:r>
+          </w:p>
+        </w:tc>
+        <w:tc>
+          <w:tcPr>
+            <w:tcW w:type="dxa" w:w="2600"/>
+            <w:tcMar>
+              <w:top w:type="dxa" w:w="70"/>
+              <w:left w:type="dxa" w:w="110"/>
+              <w:bottom w:type="dxa" w:w="70"/>
+              <w:right w:type="dxa" w:w="110"/>
+            </w:tcMar>
+          </w:tcPr>
+          <w:p>
+            <w:pPr>
+              <w:spacing w:after="0" w:line="260"/>
+            </w:pPr>
+            <w:r>
+              <w:rPr>
+                <w:rFonts w:ascii="맑은 고딕" w:cs="맑은 고딕" w:eastAsia="맑은 고딕" w:hAnsi="맑은 고딕"/>
+                <w:b w:val="false"/>
+                <w:bCs w:val="false"/>
+                <w:color w:val="1A1D21"/>
+                <w:sz w:val="18"/>
+                <w:szCs w:val="18"/>
+              </w:rPr>
+              <w:t xml:space="preserve">845 × 707 mm</w:t>
+            </w:r>
+          </w:p>
+        </w:tc>
+        <w:tc>
+          <w:tcPr>
+            <w:tcW w:type="dxa" w:w="1700"/>
+            <w:tcMar>
+              <w:top w:type="dxa" w:w="70"/>
+              <w:left w:type="dxa" w:w="110"/>
+              <w:bottom w:type="dxa" w:w="70"/>
+              <w:right w:type="dxa" w:w="110"/>
+            </w:tcMar>
+          </w:tcPr>
+          <w:p>
+            <w:pPr>
+              <w:spacing w:after="0" w:line="260"/>
+            </w:pPr>
+            <w:r>
+              <w:rPr>
+                <w:rFonts w:ascii="맑은 고딕" w:cs="맑은 고딕" w:eastAsia="맑은 고딕" w:hAnsi="맑은 고딕"/>
+                <w:b w:val="false"/>
+                <w:bCs w:val="false"/>
+                <w:color w:val="1A1D21"/>
+                <w:sz w:val="18"/>
+                <w:szCs w:val="18"/>
+              </w:rPr>
+              <w:t xml:space="preserve">0.345 mm/px</w:t>
+            </w:r>
+          </w:p>
+        </w:tc>
+        <w:tc>
+          <w:tcPr>
+            <w:tcW w:type="dxa" w:w="2100"/>
+            <w:tcMar>
+              <w:top w:type="dxa" w:w="70"/>
+              <w:left w:type="dxa" w:w="110"/>
+              <w:bottom w:type="dxa" w:w="70"/>
+              <w:right w:type="dxa" w:w="110"/>
+            </w:tcMar>
+          </w:tcPr>
+          <w:p>
+            <w:pPr>
+              <w:spacing w:after="0" w:line="260"/>
+            </w:pPr>
+            <w:r>
+              <w:rPr>
+                <w:rFonts w:ascii="맑은 고딕" w:cs="맑은 고딕" w:eastAsia="맑은 고딕" w:hAnsi="맑은 고딕"/>
+                <w:b w:val="false"/>
+                <w:bCs w:val="false"/>
+                <w:color w:val="1A1D21"/>
+                <w:sz w:val="18"/>
+                <w:szCs w:val="18"/>
+              </w:rPr>
+              <w:t xml:space="preserve">1.21 mm</w:t>
+            </w:r>
+          </w:p>
+        </w:tc>
+        <w:tc>
+          <w:tcPr>
+            <w:tcW w:type="dxa" w:w="2238"/>
+            <w:tcMar>
+              <w:top w:type="dxa" w:w="70"/>
+              <w:left w:type="dxa" w:w="110"/>
+              <w:bottom w:type="dxa" w:w="70"/>
+              <w:right w:type="dxa" w:w="110"/>
+            </w:tcMar>
+          </w:tcPr>
+          <w:p>
+            <w:pPr>
+              <w:spacing w:after="0" w:line="260"/>
+            </w:pPr>
+            <w:r>
+              <w:rPr>
+                <w:rFonts w:ascii="맑은 고딕" w:cs="맑은 고딕" w:eastAsia="맑은 고딕" w:hAnsi="맑은 고딕"/>
+                <w:b w:val="false"/>
+                <w:bCs w:val="false"/>
+                <w:color w:val="0F6E33"/>
+                <w:sz w:val="18"/>
+                <w:szCs w:val="18"/>
+              </w:rPr>
+              <w:t xml:space="preserve">0.55 mm</w:t>
+            </w:r>
+          </w:p>
+        </w:tc>
+      </w:tr>
+      <w:tr>
+        <w:tc>
+          <w:tcPr>
+            <w:tcW w:type="dxa" w:w="1000"/>
+            <w:tcMar>
+              <w:top w:type="dxa" w:w="70"/>
+              <w:left w:type="dxa" w:w="110"/>
+              <w:bottom w:type="dxa" w:w="70"/>
+              <w:right w:type="dxa" w:w="110"/>
+            </w:tcMar>
+          </w:tcPr>
+          <w:p>
+            <w:pPr>
+              <w:spacing w:after="0" w:line="260"/>
+            </w:pPr>
+            <w:r>
+              <w:rPr>
+                <w:rFonts w:ascii="맑은 고딕" w:cs="맑은 고딕" w:eastAsia="맑은 고딕" w:hAnsi="맑은 고딕"/>
+                <w:b w:val="false"/>
+                <w:bCs w:val="false"/>
+                <w:color w:val="1A1D21"/>
+                <w:sz w:val="18"/>
+                <w:szCs w:val="18"/>
+              </w:rPr>
+              <w:t xml:space="preserve">1.5 m</w:t>
+            </w:r>
+          </w:p>
+        </w:tc>
+        <w:tc>
+          <w:tcPr>
+            <w:tcW w:type="dxa" w:w="2600"/>
+            <w:tcMar>
+              <w:top w:type="dxa" w:w="70"/>
+              <w:left w:type="dxa" w:w="110"/>
+              <w:bottom w:type="dxa" w:w="70"/>
+              <w:right w:type="dxa" w:w="110"/>
+            </w:tcMar>
+          </w:tcPr>
+          <w:p>
+            <w:pPr>
+              <w:spacing w:after="0" w:line="260"/>
+            </w:pPr>
+            <w:r>
+              <w:rPr>
+                <w:rFonts w:ascii="맑은 고딕" w:cs="맑은 고딕" w:eastAsia="맑은 고딕" w:hAnsi="맑은 고딕"/>
+                <w:b w:val="false"/>
+                <w:bCs w:val="false"/>
+                <w:color w:val="1A1D21"/>
+                <w:sz w:val="18"/>
+                <w:szCs w:val="18"/>
+              </w:rPr>
+              <w:t xml:space="preserve">1056 × 883 mm</w:t>
+            </w:r>
+          </w:p>
+        </w:tc>
+        <w:tc>
+          <w:tcPr>
+            <w:tcW w:type="dxa" w:w="1700"/>
+            <w:tcMar>
+              <w:top w:type="dxa" w:w="70"/>
+              <w:left w:type="dxa" w:w="110"/>
+              <w:bottom w:type="dxa" w:w="70"/>
+              <w:right w:type="dxa" w:w="110"/>
+            </w:tcMar>
+          </w:tcPr>
+          <w:p>
+            <w:pPr>
+              <w:spacing w:after="0" w:line="260"/>
+            </w:pPr>
+            <w:r>
+              <w:rPr>
+                <w:rFonts w:ascii="맑은 고딕" w:cs="맑은 고딕" w:eastAsia="맑은 고딕" w:hAnsi="맑은 고딕"/>
+                <w:b w:val="false"/>
+                <w:bCs w:val="false"/>
+                <w:color w:val="1A1D21"/>
+                <w:sz w:val="18"/>
+                <w:szCs w:val="18"/>
+              </w:rPr>
+              <w:t xml:space="preserve">0.431 mm/px</w:t>
+            </w:r>
+          </w:p>
+        </w:tc>
+        <w:tc>
+          <w:tcPr>
+            <w:tcW w:type="dxa" w:w="2100"/>
+            <w:tcMar>
+              <w:top w:type="dxa" w:w="70"/>
+              <w:left w:type="dxa" w:w="110"/>
+              <w:bottom w:type="dxa" w:w="70"/>
+              <w:right w:type="dxa" w:w="110"/>
+            </w:tcMar>
+          </w:tcPr>
+          <w:p>
+            <w:pPr>
+              <w:spacing w:after="0" w:line="260"/>
+            </w:pPr>
+            <w:r>
+              <w:rPr>
+                <w:rFonts w:ascii="맑은 고딕" w:cs="맑은 고딕" w:eastAsia="맑은 고딕" w:hAnsi="맑은 고딕"/>
+                <w:b w:val="false"/>
+                <w:bCs w:val="false"/>
+                <w:color w:val="1A1D21"/>
+                <w:sz w:val="18"/>
+                <w:szCs w:val="18"/>
+              </w:rPr>
+              <w:t xml:space="preserve">1.88 mm</w:t>
+            </w:r>
+          </w:p>
+        </w:tc>
+        <w:tc>
+          <w:tcPr>
+            <w:tcW w:type="dxa" w:w="2238"/>
+            <w:tcMar>
+              <w:top w:type="dxa" w:w="70"/>
+              <w:left w:type="dxa" w:w="110"/>
+              <w:bottom w:type="dxa" w:w="70"/>
+              <w:right w:type="dxa" w:w="110"/>
+            </w:tcMar>
+          </w:tcPr>
+          <w:p>
+            <w:pPr>
+              <w:spacing w:after="0" w:line="260"/>
+            </w:pPr>
+            <w:r>
+              <w:rPr>
+                <w:rFonts w:ascii="맑은 고딕" w:cs="맑은 고딕" w:eastAsia="맑은 고딕" w:hAnsi="맑은 고딕"/>
+                <w:b w:val="false"/>
+                <w:bCs w:val="false"/>
+                <w:color w:val="0F6E33"/>
+                <w:sz w:val="18"/>
+                <w:szCs w:val="18"/>
+              </w:rPr>
+              <w:t xml:space="preserve">0.86 mm</w:t>
+            </w:r>
+          </w:p>
+        </w:tc>
+      </w:tr>
+      <w:tr>
+        <w:tc>
+          <w:tcPr>
+            <w:tcW w:type="dxa" w:w="1000"/>
+            <w:tcMar>
+              <w:top w:type="dxa" w:w="70"/>
+              <w:left w:type="dxa" w:w="110"/>
+              <w:bottom w:type="dxa" w:w="70"/>
+              <w:right w:type="dxa" w:w="110"/>
+            </w:tcMar>
+          </w:tcPr>
+          <w:p>
+            <w:pPr>
+              <w:spacing w:after="0" w:line="260"/>
+            </w:pPr>
+            <w:r>
+              <w:rPr>
+                <w:rFonts w:ascii="맑은 고딕" w:cs="맑은 고딕" w:eastAsia="맑은 고딕" w:hAnsi="맑은 고딕"/>
+                <w:b w:val="false"/>
+                <w:bCs w:val="false"/>
+                <w:color w:val="1A1D21"/>
+                <w:sz w:val="18"/>
+                <w:szCs w:val="18"/>
+              </w:rPr>
+              <w:t xml:space="preserve">2.0 m</w:t>
+            </w:r>
+          </w:p>
+        </w:tc>
+        <w:tc>
+          <w:tcPr>
+            <w:tcW w:type="dxa" w:w="2600"/>
+            <w:tcMar>
+              <w:top w:type="dxa" w:w="70"/>
+              <w:left w:type="dxa" w:w="110"/>
+              <w:bottom w:type="dxa" w:w="70"/>
+              <w:right w:type="dxa" w:w="110"/>
+            </w:tcMar>
+          </w:tcPr>
+          <w:p>
+            <w:pPr>
+              <w:spacing w:after="0" w:line="260"/>
+            </w:pPr>
+            <w:r>
+              <w:rPr>
+                <w:rFonts w:ascii="맑은 고딕" w:cs="맑은 고딕" w:eastAsia="맑은 고딕" w:hAnsi="맑은 고딕"/>
+                <w:b w:val="false"/>
+                <w:bCs w:val="false"/>
+                <w:color w:val="1A1D21"/>
+                <w:sz w:val="18"/>
+                <w:szCs w:val="18"/>
+              </w:rPr>
+              <w:t xml:space="preserve">1408 × 1178 mm</w:t>
+            </w:r>
+          </w:p>
+        </w:tc>
+        <w:tc>
+          <w:tcPr>
+            <w:tcW w:type="dxa" w:w="1700"/>
+            <w:tcMar>
+              <w:top w:type="dxa" w:w="70"/>
+              <w:left w:type="dxa" w:w="110"/>
+              <w:bottom w:type="dxa" w:w="70"/>
+              <w:right w:type="dxa" w:w="110"/>
+            </w:tcMar>
+          </w:tcPr>
+          <w:p>
+            <w:pPr>
+              <w:spacing w:after="0" w:line="260"/>
+            </w:pPr>
+            <w:r>
+              <w:rPr>
+                <w:rFonts w:ascii="맑은 고딕" w:cs="맑은 고딕" w:eastAsia="맑은 고딕" w:hAnsi="맑은 고딕"/>
+                <w:b w:val="false"/>
+                <w:bCs w:val="false"/>
+                <w:color w:val="1A1D21"/>
+                <w:sz w:val="18"/>
+                <w:szCs w:val="18"/>
+              </w:rPr>
+              <w:t xml:space="preserve">0.575 mm/px</w:t>
+            </w:r>
+          </w:p>
+        </w:tc>
+        <w:tc>
+          <w:tcPr>
+            <w:tcW w:type="dxa" w:w="2100"/>
+            <w:tcMar>
+              <w:top w:type="dxa" w:w="70"/>
+              <w:left w:type="dxa" w:w="110"/>
+              <w:bottom w:type="dxa" w:w="70"/>
+              <w:right w:type="dxa" w:w="110"/>
+            </w:tcMar>
+          </w:tcPr>
+          <w:p>
+            <w:pPr>
+              <w:spacing w:after="0" w:line="260"/>
+            </w:pPr>
+            <w:r>
+              <w:rPr>
+                <w:rFonts w:ascii="맑은 고딕" w:cs="맑은 고딕" w:eastAsia="맑은 고딕" w:hAnsi="맑은 고딕"/>
+                <w:b w:val="false"/>
+                <w:bCs w:val="false"/>
+                <w:color w:val="1A1D21"/>
+                <w:sz w:val="18"/>
+                <w:szCs w:val="18"/>
+              </w:rPr>
+              <w:t xml:space="preserve">3.35 mm</w:t>
+            </w:r>
+          </w:p>
+        </w:tc>
+        <w:tc>
+          <w:tcPr>
+            <w:tcW w:type="dxa" w:w="2238"/>
+            <w:tcMar>
+              <w:top w:type="dxa" w:w="70"/>
+              <w:left w:type="dxa" w:w="110"/>
+              <w:bottom w:type="dxa" w:w="70"/>
+              <w:right w:type="dxa" w:w="110"/>
+            </w:tcMar>
+          </w:tcPr>
+          <w:p>
+            <w:pPr>
+              <w:spacing w:after="0" w:line="260"/>
+            </w:pPr>
+            <w:r>
+              <w:rPr>
+                <w:rFonts w:ascii="맑은 고딕" w:cs="맑은 고딕" w:eastAsia="맑은 고딕" w:hAnsi="맑은 고딕"/>
+                <w:b w:val="false"/>
+                <w:bCs w:val="false"/>
+                <w:color w:val="0F6E33"/>
+                <w:sz w:val="18"/>
+                <w:szCs w:val="18"/>
+              </w:rPr>
+              <w:t xml:space="preserve">1.53 mm</w:t>
+            </w:r>
+          </w:p>
+        </w:tc>
+      </w:tr>
+    </w:tbl>
     <w:p>
       <w:pPr>
         <w:pBdr>
@@ -6984,7 +8321,655 @@
           <w:sz w:val="19"/>
           <w:szCs w:val="19"/>
         </w:rPr>
-        <w:t xml:space="preserve">이것이 가장 취약한 값이다. PDF 3.1은 「i=0~20 각각 다른 α_i 가 DOE 제조 시 이미 고정」이라고 명시하는데, 코드는 균등 분할로 생성해 쓰고 있다. DOE 회절은 sinθ_m = m·λ/d 를 따라 등각도가 아니라 등 sin(각)에 가까우므로, 외곽선일수록 이 가정이 벌어진다. 출고 전 실측값으로 대체해야 한다.</w:t>
+        <w:t xml:space="preserve">f_px 를 시뮬 튜닝값 1593 에서 사양 유도값 3478.3 으로 바꾸면서 깊이 노이즈가 절반 이하로 줄었다. PDF 5.2 는 「기선/거리 조합만으로는 σ_Z ≤ 2mm 목표 달성 불가」라고 결론냈으나, 이는 f=1593 기준이다. 실제 12mm 렌즈에서는 1.5m 까지 0.86mm 로 목표를 만족한다. 렌즈 선정만으로 결론이 달라지는 부분이라 확인이 필요하다.</w:t>
+      </w:r>
+    </w:p>
+    <w:p>
+      <w:pPr>
+        <w:pStyle w:val="Heading2"/>
+        <w:spacing w:after="140" w:before="260"/>
+      </w:pPr>
+      <w:r>
+        <w:rPr>
+          <w:rFonts w:ascii="맑은 고딕" w:cs="맑은 고딕" w:eastAsia="맑은 고딕" w:hAnsi="맑은 고딕"/>
+          <w:b/>
+          <w:bCs/>
+          <w:color w:val="1A1D21"/>
+          <w:sz w:val="23"/>
+          <w:szCs w:val="23"/>
+        </w:rPr>
+        <w:t xml:space="preserve">5.2 격자 및 발사각</w:t>
+      </w:r>
+    </w:p>
+    <w:p>
+      <w:pPr>
+        <w:shd w:fill="F2F5F7" w:val="clear"/>
+        <w:spacing w:after="0" w:before="90" w:line="250"/>
+        <w:ind w:left="220" w:right="220"/>
+      </w:pPr>
+      <w:r>
+        <w:rPr>
+          <w:rFonts w:ascii="D2Coding" w:cs="D2Coding" w:eastAsia="D2Coding" w:hAnsi="D2Coding"/>
+          <w:color w:val="1A1D21"/>
+          <w:sz w:val="17"/>
+          <w:szCs w:val="17"/>
+        </w:rPr>
+        <w:t xml:space="preserve">N_VERTICAL / N_HORIZONTAL = 21 / 21   # design</w:t>
+      </w:r>
+    </w:p>
+    <w:p>
+      <w:pPr>
+        <w:shd w:fill="F2F5F7" w:val="clear"/>
+        <w:spacing w:after="0" w:before="0" w:line="250"/>
+        <w:ind w:left="220" w:right="220"/>
+      </w:pPr>
+      <w:r>
+        <w:rPr>
+          <w:rFonts w:ascii="D2Coding" w:cs="D2Coding" w:eastAsia="D2Coding" w:hAnsi="D2Coding"/>
+          <w:color w:val="1A1D21"/>
+          <w:sz w:val="17"/>
+          <w:szCs w:val="17"/>
+        </w:rPr>
+        <w:t xml:space="preserve">DOE_PROJECTION_MM         = 936.0     # spec  120cm 에서 936x936mm</w:t>
+      </w:r>
+    </w:p>
+    <w:p>
+      <w:pPr>
+        <w:shd w:fill="F2F5F7" w:val="clear"/>
+        <w:spacing w:after="0" w:before="0" w:line="250"/>
+        <w:ind w:left="220" w:right="220"/>
+      </w:pPr>
+      <w:r>
+        <w:rPr>
+          <w:rFonts w:ascii="D2Coding" w:cs="D2Coding" w:eastAsia="D2Coding" w:hAnsi="D2Coding"/>
+          <w:color w:val="1A1D21"/>
+          <w:sz w:val="17"/>
+          <w:szCs w:val="17"/>
+        </w:rPr>
+        <w:t xml:space="preserve"> </w:t>
+      </w:r>
+    </w:p>
+    <w:p>
+      <w:pPr>
+        <w:shd w:fill="F2F5F7" w:val="clear"/>
+        <w:spacing w:after="150" w:before="0" w:line="250"/>
+        <w:ind w:left="220" w:right="220"/>
+      </w:pPr>
+      <w:r>
+        <w:rPr>
+          <w:rFonts w:ascii="D2Coding" w:cs="D2Coding" w:eastAsia="D2Coding" w:hAnsi="D2Coding"/>
+          <w:color w:val="1A1D21"/>
+          <w:sz w:val="17"/>
+          <w:szCs w:val="17"/>
+        </w:rPr>
+        <w:t xml:space="preserve">fov_deg = 2·atan(468/1200) = 42.61°   (유도)</w:t>
+      </w:r>
+    </w:p>
+    <w:p>
+      <w:pPr>
+        <w:spacing w:after="120" w:before="100" w:line="300"/>
+      </w:pPr>
+      <w:r>
+        <w:rPr>
+          <w:rFonts w:ascii="맑은 고딕" w:cs="맑은 고딕" w:eastAsia="맑은 고딕" w:hAnsi="맑은 고딕"/>
+          <w:color w:val="1A1D21"/>
+          <w:sz w:val="20"/>
+          <w:szCs w:val="20"/>
+        </w:rPr>
+        <w:t xml:space="preserve">발사각은 이 발산각을 21등분해 생성한다. 실제로 계산되는 값은 다음과 같다.</w:t>
+      </w:r>
+    </w:p>
+    <w:p>
+      <w:pPr>
+        <w:shd w:fill="F2F5F7" w:val="clear"/>
+        <w:spacing w:after="0" w:before="90" w:line="250"/>
+        <w:ind w:left="220" w:right="220"/>
+      </w:pPr>
+      <w:r>
+        <w:rPr>
+          <w:rFonts w:ascii="D2Coding" w:cs="D2Coding" w:eastAsia="D2Coding" w:hAnsi="D2Coding"/>
+          <w:color w:val="1A1D21"/>
+          <w:sz w:val="17"/>
+          <w:szCs w:val="17"/>
+        </w:rPr>
+        <w:t xml:space="preserve">α0 =-21.305°  α1 =-19.174°  α2 =-17.044°  α3 =-14.913°</w:t>
+      </w:r>
+    </w:p>
+    <w:p>
+      <w:pPr>
+        <w:shd w:fill="F2F5F7" w:val="clear"/>
+        <w:spacing w:after="0" w:before="0" w:line="250"/>
+        <w:ind w:left="220" w:right="220"/>
+      </w:pPr>
+      <w:r>
+        <w:rPr>
+          <w:rFonts w:ascii="D2Coding" w:cs="D2Coding" w:eastAsia="D2Coding" w:hAnsi="D2Coding"/>
+          <w:color w:val="1A1D21"/>
+          <w:sz w:val="17"/>
+          <w:szCs w:val="17"/>
+        </w:rPr>
+        <w:t xml:space="preserve">α4 =-12.783°  α5 =-10.652°  α6 = -8.522°  α7 = -6.391°</w:t>
+      </w:r>
+    </w:p>
+    <w:p>
+      <w:pPr>
+        <w:shd w:fill="F2F5F7" w:val="clear"/>
+        <w:spacing w:after="0" w:before="0" w:line="250"/>
+        <w:ind w:left="220" w:right="220"/>
+      </w:pPr>
+      <w:r>
+        <w:rPr>
+          <w:rFonts w:ascii="D2Coding" w:cs="D2Coding" w:eastAsia="D2Coding" w:hAnsi="D2Coding"/>
+          <w:color w:val="1A1D21"/>
+          <w:sz w:val="17"/>
+          <w:szCs w:val="17"/>
+        </w:rPr>
+        <w:t xml:space="preserve">α8 = -4.261°  α9 = -2.130°  α10=  0.000°  α11=  2.130°</w:t>
+      </w:r>
+    </w:p>
+    <w:p>
+      <w:pPr>
+        <w:shd w:fill="F2F5F7" w:val="clear"/>
+        <w:spacing w:after="0" w:before="0" w:line="250"/>
+        <w:ind w:left="220" w:right="220"/>
+      </w:pPr>
+      <w:r>
+        <w:rPr>
+          <w:rFonts w:ascii="D2Coding" w:cs="D2Coding" w:eastAsia="D2Coding" w:hAnsi="D2Coding"/>
+          <w:color w:val="1A1D21"/>
+          <w:sz w:val="17"/>
+          <w:szCs w:val="17"/>
+        </w:rPr>
+        <w:t xml:space="preserve">α12=  4.261°  α13=  6.391°  α14=  8.522°  α15= 10.652°</w:t>
+      </w:r>
+    </w:p>
+    <w:p>
+      <w:pPr>
+        <w:shd w:fill="F2F5F7" w:val="clear"/>
+        <w:spacing w:after="0" w:before="0" w:line="250"/>
+        <w:ind w:left="220" w:right="220"/>
+      </w:pPr>
+      <w:r>
+        <w:rPr>
+          <w:rFonts w:ascii="D2Coding" w:cs="D2Coding" w:eastAsia="D2Coding" w:hAnsi="D2Coding"/>
+          <w:color w:val="1A1D21"/>
+          <w:sz w:val="17"/>
+          <w:szCs w:val="17"/>
+        </w:rPr>
+        <w:t xml:space="preserve">α16= 12.783°  α17= 14.913°  α18= 17.044°  α19= 19.174°</w:t>
+      </w:r>
+    </w:p>
+    <w:p>
+      <w:pPr>
+        <w:shd w:fill="F2F5F7" w:val="clear"/>
+        <w:spacing w:after="0" w:before="0" w:line="250"/>
+        <w:ind w:left="220" w:right="220"/>
+      </w:pPr>
+      <w:r>
+        <w:rPr>
+          <w:rFonts w:ascii="D2Coding" w:cs="D2Coding" w:eastAsia="D2Coding" w:hAnsi="D2Coding"/>
+          <w:color w:val="1A1D21"/>
+          <w:sz w:val="17"/>
+          <w:szCs w:val="17"/>
+        </w:rPr>
+        <w:t xml:space="preserve">α20= 21.305°</w:t>
+      </w:r>
+    </w:p>
+    <w:p>
+      <w:pPr>
+        <w:shd w:fill="F2F5F7" w:val="clear"/>
+        <w:spacing w:after="0" w:before="0" w:line="250"/>
+        <w:ind w:left="220" w:right="220"/>
+      </w:pPr>
+      <w:r>
+        <w:rPr>
+          <w:rFonts w:ascii="D2Coding" w:cs="D2Coding" w:eastAsia="D2Coding" w:hAnsi="D2Coding"/>
+          <w:color w:val="1A1D21"/>
+          <w:sz w:val="17"/>
+          <w:szCs w:val="17"/>
+        </w:rPr>
+        <w:t xml:space="preserve"> </w:t>
+      </w:r>
+    </w:p>
+    <w:p>
+      <w:pPr>
+        <w:shd w:fill="F2F5F7" w:val="clear"/>
+        <w:spacing w:after="150" w:before="0" w:line="250"/>
+        <w:ind w:left="220" w:right="220"/>
+      </w:pPr>
+      <w:r>
+        <w:rPr>
+          <w:rFonts w:ascii="D2Coding" w:cs="D2Coding" w:eastAsia="D2Coding" w:hAnsi="D2Coding"/>
+          <w:color w:val="1A1D21"/>
+          <w:sz w:val="17"/>
+          <w:szCs w:val="17"/>
+        </w:rPr>
+        <w:t xml:space="preserve">간격 일정 2.1305°  (등각도 가정).  β_j 도 동일한 값</w:t>
+      </w:r>
+    </w:p>
+    <w:p>
+      <w:pPr>
+        <w:pBdr>
+          <w:left w:val="single" w:color="9A5B0B" w:sz="14" w:space="10"/>
+        </w:pBdr>
+        <w:spacing w:after="160" w:before="120" w:line="300"/>
+        <w:ind w:left="200"/>
+      </w:pPr>
+      <w:r>
+        <w:rPr>
+          <w:rFonts w:ascii="맑은 고딕" w:cs="맑은 고딕" w:eastAsia="맑은 고딕" w:hAnsi="맑은 고딕"/>
+          <w:color w:val="44505A"/>
+          <w:sz w:val="19"/>
+          <w:szCs w:val="19"/>
+        </w:rPr>
+        <w:t xml:space="preserve">발사각이 여전히 가장 취약한 값이다. PDF 3.1은 「i=0~20 각각 다른 α_i 가 DOE 제조 시 이미 고정」이라고 명시하는데, 코드는 균등 분할로 생성한다. DOE 회절은 sinθ_m = m·λ/d 를 따라 등각도가 아니라 등 sin(각)에 가까우므로 외곽선일수록 벌어진다. 출고 전 평면 타깃 실측으로 대체해야 한다.</w:t>
+      </w:r>
+    </w:p>
+    <w:p>
+      <w:pPr>
+        <w:pStyle w:val="Heading3"/>
+        <w:spacing w:after="110" w:before="200"/>
+      </w:pPr>
+      <w:r>
+        <w:rPr>
+          <w:rFonts w:ascii="맑은 고딕" w:cs="맑은 고딕" w:eastAsia="맑은 고딕" w:hAnsi="맑은 고딕"/>
+          <w:b/>
+          <w:bCs/>
+          <w:color w:val="44505A"/>
+          <w:sz w:val="21"/>
+          <w:szCs w:val="21"/>
+        </w:rPr>
+        <w:t xml:space="preserve">사양 충돌 — 격자가 시야보다 넓다</w:t>
+      </w:r>
+    </w:p>
+    <w:p>
+      <w:pPr>
+        <w:spacing w:after="120" w:before="0" w:line="300"/>
+      </w:pPr>
+      <w:r>
+        <w:rPr>
+          <w:rFonts w:ascii="맑은 고딕" w:cs="맑은 고딕" w:eastAsia="맑은 고딕" w:hAnsi="맑은 고딕"/>
+          <w:color w:val="1A1D21"/>
+          <w:sz w:val="20"/>
+          <w:szCs w:val="20"/>
+        </w:rPr>
+        <w:t xml:space="preserve">PDF 의 카메라 사양과 DOE 사양이 서로 맞지 않는다. calibration.check_consistency() 가 이를 검사해 경고한다.</w:t>
+      </w:r>
+    </w:p>
+    <w:p>
+      <w:pPr>
+        <w:spacing w:after="60"/>
+      </w:pPr>
+    </w:p>
+    <w:tbl>
+      <w:tblPr>
+        <w:tblW w:type="dxa" w:w="9638"/>
+        <w:tblBorders>
+          <w:top w:val="single" w:color="C4CDD4" w:sz="6"/>
+          <w:left w:val="single" w:color="C4CDD4" w:sz="6"/>
+          <w:bottom w:val="single" w:color="C4CDD4" w:sz="6"/>
+          <w:right w:val="single" w:color="C4CDD4" w:sz="6"/>
+          <w:insideH w:val="single" w:color="C4CDD4" w:sz="4"/>
+          <w:insideV w:val="single" w:color="C4CDD4" w:sz="4"/>
+        </w:tblBorders>
+        <w:tblLayout w:type="fixed"/>
+      </w:tblPr>
+      <w:tblGrid>
+        <w:gridCol w:w="3400"/>
+        <w:gridCol w:w="3200"/>
+        <w:gridCol w:w="3038"/>
+      </w:tblGrid>
+      <w:tr>
+        <w:trPr>
+          <w:tblHeader/>
+        </w:trPr>
+        <w:tc>
+          <w:tcPr>
+            <w:tcW w:type="dxa" w:w="3400"/>
+            <w:shd w:fill="E8EDF0" w:val="clear"/>
+            <w:tcMar>
+              <w:top w:type="dxa" w:w="70"/>
+              <w:left w:type="dxa" w:w="110"/>
+              <w:bottom w:type="dxa" w:w="70"/>
+              <w:right w:type="dxa" w:w="110"/>
+            </w:tcMar>
+          </w:tcPr>
+          <w:p>
+            <w:pPr>
+              <w:spacing w:after="0" w:line="260"/>
+            </w:pPr>
+            <w:r>
+              <w:rPr>
+                <w:rFonts w:ascii="맑은 고딕" w:cs="맑은 고딕" w:eastAsia="맑은 고딕" w:hAnsi="맑은 고딕"/>
+                <w:b/>
+                <w:bCs/>
+                <w:color w:val="1A1D21"/>
+                <w:sz w:val="18"/>
+                <w:szCs w:val="18"/>
+              </w:rPr>
+              <w:t xml:space="preserve">항목</w:t>
+            </w:r>
+          </w:p>
+        </w:tc>
+        <w:tc>
+          <w:tcPr>
+            <w:tcW w:type="dxa" w:w="3200"/>
+            <w:shd w:fill="E8EDF0" w:val="clear"/>
+            <w:tcMar>
+              <w:top w:type="dxa" w:w="70"/>
+              <w:left w:type="dxa" w:w="110"/>
+              <w:bottom w:type="dxa" w:w="70"/>
+              <w:right w:type="dxa" w:w="110"/>
+            </w:tcMar>
+          </w:tcPr>
+          <w:p>
+            <w:pPr>
+              <w:spacing w:after="0" w:line="260"/>
+            </w:pPr>
+            <w:r>
+              <w:rPr>
+                <w:rFonts w:ascii="맑은 고딕" w:cs="맑은 고딕" w:eastAsia="맑은 고딕" w:hAnsi="맑은 고딕"/>
+                <w:b/>
+                <w:bCs/>
+                <w:color w:val="1A1D21"/>
+                <w:sz w:val="18"/>
+                <w:szCs w:val="18"/>
+              </w:rPr>
+              <w:t xml:space="preserve">값</w:t>
+            </w:r>
+          </w:p>
+        </w:tc>
+        <w:tc>
+          <w:tcPr>
+            <w:tcW w:type="dxa" w:w="3038"/>
+            <w:shd w:fill="E8EDF0" w:val="clear"/>
+            <w:tcMar>
+              <w:top w:type="dxa" w:w="70"/>
+              <w:left w:type="dxa" w:w="110"/>
+              <w:bottom w:type="dxa" w:w="70"/>
+              <w:right w:type="dxa" w:w="110"/>
+            </w:tcMar>
+          </w:tcPr>
+          <w:p>
+            <w:pPr>
+              <w:spacing w:after="0" w:line="260"/>
+            </w:pPr>
+            <w:r>
+              <w:rPr>
+                <w:rFonts w:ascii="맑은 고딕" w:cs="맑은 고딕" w:eastAsia="맑은 고딕" w:hAnsi="맑은 고딕"/>
+                <w:b/>
+                <w:bCs/>
+                <w:color w:val="1A1D21"/>
+                <w:sz w:val="18"/>
+                <w:szCs w:val="18"/>
+              </w:rPr>
+              <w:t xml:space="preserve">1.2m 기준</w:t>
+            </w:r>
+          </w:p>
+        </w:tc>
+      </w:tr>
+      <w:tr>
+        <w:tc>
+          <w:tcPr>
+            <w:tcW w:type="dxa" w:w="3400"/>
+            <w:tcMar>
+              <w:top w:type="dxa" w:w="70"/>
+              <w:left w:type="dxa" w:w="110"/>
+              <w:bottom w:type="dxa" w:w="70"/>
+              <w:right w:type="dxa" w:w="110"/>
+            </w:tcMar>
+          </w:tcPr>
+          <w:p>
+            <w:pPr>
+              <w:spacing w:after="0" w:line="260"/>
+            </w:pPr>
+            <w:r>
+              <w:rPr>
+                <w:rFonts w:ascii="맑은 고딕" w:cs="맑은 고딕" w:eastAsia="맑은 고딕" w:hAnsi="맑은 고딕"/>
+                <w:b w:val="false"/>
+                <w:bCs w:val="false"/>
+                <w:color w:val="1A1D21"/>
+                <w:sz w:val="18"/>
+                <w:szCs w:val="18"/>
+              </w:rPr>
+              <w:t xml:space="preserve">카메라 HFOV (렌즈 12mm)</w:t>
+            </w:r>
+          </w:p>
+        </w:tc>
+        <w:tc>
+          <w:tcPr>
+            <w:tcW w:type="dxa" w:w="3200"/>
+            <w:tcMar>
+              <w:top w:type="dxa" w:w="70"/>
+              <w:left w:type="dxa" w:w="110"/>
+              <w:bottom w:type="dxa" w:w="70"/>
+              <w:right w:type="dxa" w:w="110"/>
+            </w:tcMar>
+          </w:tcPr>
+          <w:p>
+            <w:pPr>
+              <w:spacing w:after="0" w:line="260"/>
+            </w:pPr>
+            <w:r>
+              <w:rPr>
+                <w:rFonts w:ascii="맑은 고딕" w:cs="맑은 고딕" w:eastAsia="맑은 고딕" w:hAnsi="맑은 고딕"/>
+                <w:b w:val="false"/>
+                <w:bCs w:val="false"/>
+                <w:color w:val="1A1D21"/>
+                <w:sz w:val="18"/>
+                <w:szCs w:val="18"/>
+              </w:rPr>
+              <w:t xml:space="preserve">38.77°</w:t>
+            </w:r>
+          </w:p>
+        </w:tc>
+        <w:tc>
+          <w:tcPr>
+            <w:tcW w:type="dxa" w:w="3038"/>
+            <w:tcMar>
+              <w:top w:type="dxa" w:w="70"/>
+              <w:left w:type="dxa" w:w="110"/>
+              <w:bottom w:type="dxa" w:w="70"/>
+              <w:right w:type="dxa" w:w="110"/>
+            </w:tcMar>
+          </w:tcPr>
+          <w:p>
+            <w:pPr>
+              <w:spacing w:after="0" w:line="260"/>
+            </w:pPr>
+            <w:r>
+              <w:rPr>
+                <w:rFonts w:ascii="맑은 고딕" w:cs="맑은 고딕" w:eastAsia="맑은 고딕" w:hAnsi="맑은 고딕"/>
+                <w:b w:val="false"/>
+                <w:bCs w:val="false"/>
+                <w:color w:val="1A1D21"/>
+                <w:sz w:val="18"/>
+                <w:szCs w:val="18"/>
+              </w:rPr>
+              <w:t xml:space="preserve">시야 845 mm</w:t>
+            </w:r>
+          </w:p>
+        </w:tc>
+      </w:tr>
+      <w:tr>
+        <w:tc>
+          <w:tcPr>
+            <w:tcW w:type="dxa" w:w="3400"/>
+            <w:tcMar>
+              <w:top w:type="dxa" w:w="70"/>
+              <w:left w:type="dxa" w:w="110"/>
+              <w:bottom w:type="dxa" w:w="70"/>
+              <w:right w:type="dxa" w:w="110"/>
+            </w:tcMar>
+          </w:tcPr>
+          <w:p>
+            <w:pPr>
+              <w:spacing w:after="0" w:line="260"/>
+            </w:pPr>
+            <w:r>
+              <w:rPr>
+                <w:rFonts w:ascii="맑은 고딕" w:cs="맑은 고딕" w:eastAsia="맑은 고딕" w:hAnsi="맑은 고딕"/>
+                <w:b w:val="false"/>
+                <w:bCs w:val="false"/>
+                <w:color w:val="1A1D21"/>
+                <w:sz w:val="18"/>
+                <w:szCs w:val="18"/>
+              </w:rPr>
+              <w:t xml:space="preserve">DOE 발산각 (투사 936mm)</w:t>
+            </w:r>
+          </w:p>
+        </w:tc>
+        <w:tc>
+          <w:tcPr>
+            <w:tcW w:type="dxa" w:w="3200"/>
+            <w:tcMar>
+              <w:top w:type="dxa" w:w="70"/>
+              <w:left w:type="dxa" w:w="110"/>
+              <w:bottom w:type="dxa" w:w="70"/>
+              <w:right w:type="dxa" w:w="110"/>
+            </w:tcMar>
+          </w:tcPr>
+          <w:p>
+            <w:pPr>
+              <w:spacing w:after="0" w:line="260"/>
+            </w:pPr>
+            <w:r>
+              <w:rPr>
+                <w:rFonts w:ascii="맑은 고딕" w:cs="맑은 고딕" w:eastAsia="맑은 고딕" w:hAnsi="맑은 고딕"/>
+                <w:b w:val="false"/>
+                <w:bCs w:val="false"/>
+                <w:color w:val="9A5B0B"/>
+                <w:sz w:val="18"/>
+                <w:szCs w:val="18"/>
+              </w:rPr>
+              <w:t xml:space="preserve">42.61°</w:t>
+            </w:r>
+          </w:p>
+        </w:tc>
+        <w:tc>
+          <w:tcPr>
+            <w:tcW w:type="dxa" w:w="3038"/>
+            <w:tcMar>
+              <w:top w:type="dxa" w:w="70"/>
+              <w:left w:type="dxa" w:w="110"/>
+              <w:bottom w:type="dxa" w:w="70"/>
+              <w:right w:type="dxa" w:w="110"/>
+            </w:tcMar>
+          </w:tcPr>
+          <w:p>
+            <w:pPr>
+              <w:spacing w:after="0" w:line="260"/>
+            </w:pPr>
+            <w:r>
+              <w:rPr>
+                <w:rFonts w:ascii="맑은 고딕" w:cs="맑은 고딕" w:eastAsia="맑은 고딕" w:hAnsi="맑은 고딕"/>
+                <w:b w:val="false"/>
+                <w:bCs w:val="false"/>
+                <w:color w:val="9A5B0B"/>
+                <w:sz w:val="18"/>
+                <w:szCs w:val="18"/>
+              </w:rPr>
+              <w:t xml:space="preserve">투사 936 mm</w:t>
+            </w:r>
+          </w:p>
+        </w:tc>
+      </w:tr>
+      <w:tr>
+        <w:tc>
+          <w:tcPr>
+            <w:tcW w:type="dxa" w:w="3400"/>
+            <w:tcMar>
+              <w:top w:type="dxa" w:w="70"/>
+              <w:left w:type="dxa" w:w="110"/>
+              <w:bottom w:type="dxa" w:w="70"/>
+              <w:right w:type="dxa" w:w="110"/>
+            </w:tcMar>
+          </w:tcPr>
+          <w:p>
+            <w:pPr>
+              <w:spacing w:after="0" w:line="260"/>
+            </w:pPr>
+            <w:r>
+              <w:rPr>
+                <w:rFonts w:ascii="맑은 고딕" w:cs="맑은 고딕" w:eastAsia="맑은 고딕" w:hAnsi="맑은 고딕"/>
+                <w:b w:val="false"/>
+                <w:bCs w:val="false"/>
+                <w:color w:val="1A1D21"/>
+                <w:sz w:val="18"/>
+                <w:szCs w:val="18"/>
+              </w:rPr>
+              <w:t xml:space="preserve">결과</w:t>
+            </w:r>
+          </w:p>
+        </w:tc>
+        <w:tc>
+          <w:tcPr>
+            <w:tcW w:type="dxa" w:w="3200"/>
+            <w:tcMar>
+              <w:top w:type="dxa" w:w="70"/>
+              <w:left w:type="dxa" w:w="110"/>
+              <w:bottom w:type="dxa" w:w="70"/>
+              <w:right w:type="dxa" w:w="110"/>
+            </w:tcMar>
+          </w:tcPr>
+          <w:p>
+            <w:pPr>
+              <w:spacing w:after="0" w:line="260"/>
+            </w:pPr>
+            <w:r>
+              <w:rPr>
+                <w:rFonts w:ascii="맑은 고딕" w:cs="맑은 고딕" w:eastAsia="맑은 고딕" w:hAnsi="맑은 고딕"/>
+                <w:b w:val="false"/>
+                <w:bCs w:val="false"/>
+                <w:color w:val="9A5B0B"/>
+                <w:sz w:val="18"/>
+                <w:szCs w:val="18"/>
+              </w:rPr>
+              <w:t xml:space="preserve">격자가 시야보다 10% 넓다</w:t>
+            </w:r>
+          </w:p>
+        </w:tc>
+        <w:tc>
+          <w:tcPr>
+            <w:tcW w:type="dxa" w:w="3038"/>
+            <w:tcMar>
+              <w:top w:type="dxa" w:w="70"/>
+              <w:left w:type="dxa" w:w="110"/>
+              <w:bottom w:type="dxa" w:w="70"/>
+              <w:right w:type="dxa" w:w="110"/>
+            </w:tcMar>
+          </w:tcPr>
+          <w:p>
+            <w:pPr>
+              <w:spacing w:after="0" w:line="260"/>
+            </w:pPr>
+            <w:r>
+              <w:rPr>
+                <w:rFonts w:ascii="맑은 고딕" w:cs="맑은 고딕" w:eastAsia="맑은 고딕" w:hAnsi="맑은 고딕"/>
+                <w:b w:val="false"/>
+                <w:bCs w:val="false"/>
+                <w:color w:val="9A5B0B"/>
+                <w:sz w:val="18"/>
+                <w:szCs w:val="18"/>
+              </w:rPr>
+              <w:t xml:space="preserve">V선 21개 중 19개만 센서 안</w:t>
+            </w:r>
+          </w:p>
+        </w:tc>
+      </w:tr>
+    </w:tbl>
+    <w:p>
+      <w:pPr>
+        <w:spacing w:after="120" w:before="140" w:line="300"/>
+      </w:pPr>
+      <w:r>
+        <w:rPr>
+          <w:rFonts w:ascii="맑은 고딕" w:cs="맑은 고딕" w:eastAsia="맑은 고딕" w:hAnsi="맑은 고딕"/>
+          <w:color w:val="1A1D21"/>
+          <w:sz w:val="20"/>
+          <w:szCs w:val="20"/>
+        </w:rPr>
+        <w:t xml:space="preserve">해소안은 두 가지다. ① DOE 발산각을 37.30° 이하로 줄이면 21선이 모두 담기며 1.2m 투사폭은 810mm가 된다. ② 렌즈를 10.39mm 이하로 바꾸면 936mm 를 전부 수용한다. 현재 코드는 사양값을 그대로 넣고 경고만 띄운다. 격자가 시야를 벗어나는 것 자체가 현실이므로 임의로 숨기지 않았다.</w:t>
       </w:r>
     </w:p>
     <w:p>
@@ -8422,7 +10407,7 @@
           <w:sz w:val="23"/>
           <w:szCs w:val="23"/>
         </w:rPr>
-        <w:t xml:space="preserve">5.5 PDF 사양과의 불일치</w:t>
+        <w:t xml:space="preserve">5.5 값 변경 내역</w:t>
       </w:r>
     </w:p>
     <w:p>
@@ -8436,7 +10421,7 @@
           <w:sz w:val="20"/>
           <w:szCs w:val="20"/>
         </w:rPr>
-        <w:t xml:space="preserve">작업 중 확인된 사항으로, 확인이 필요하다.</w:t>
+        <w:t xml:space="preserve">시뮬레이션 튜닝값을 실제 하드웨어 사양 기준으로 교체하였다.</w:t>
       </w:r>
     </w:p>
     <w:p>
@@ -8458,10 +10443,10 @@
         <w:tblLayout w:type="fixed"/>
       </w:tblPr>
       <w:tblGrid>
-        <w:gridCol w:w="1400"/>
-        <w:gridCol w:w="2900"/>
-        <w:gridCol w:w="2400"/>
-        <w:gridCol w:w="2938"/>
+        <w:gridCol w:w="1800"/>
+        <w:gridCol w:w="1500"/>
+        <w:gridCol w:w="1500"/>
+        <w:gridCol w:w="4838"/>
       </w:tblGrid>
       <w:tr>
         <w:trPr>
@@ -8469,7 +10454,7 @@
         </w:trPr>
         <w:tc>
           <w:tcPr>
-            <w:tcW w:type="dxa" w:w="1400"/>
+            <w:tcW w:type="dxa" w:w="1800"/>
             <w:shd w:fill="E8EDF0" w:val="clear"/>
             <w:tcMar>
               <w:top w:type="dxa" w:w="70"/>
@@ -8497,7 +10482,7 @@
         </w:tc>
         <w:tc>
           <w:tcPr>
-            <w:tcW w:type="dxa" w:w="2900"/>
+            <w:tcW w:type="dxa" w:w="1500"/>
             <w:shd w:fill="E8EDF0" w:val="clear"/>
             <w:tcMar>
               <w:top w:type="dxa" w:w="70"/>
@@ -8519,13 +10504,13 @@
                 <w:sz w:val="18"/>
                 <w:szCs w:val="18"/>
               </w:rPr>
-              <w:t xml:space="preserve">PDF 사양</w:t>
-            </w:r>
-          </w:p>
-        </w:tc>
-        <w:tc>
-          <w:tcPr>
-            <w:tcW w:type="dxa" w:w="2400"/>
+              <w:t xml:space="preserve">이전</w:t>
+            </w:r>
+          </w:p>
+        </w:tc>
+        <w:tc>
+          <w:tcPr>
+            <w:tcW w:type="dxa" w:w="1500"/>
             <w:shd w:fill="E8EDF0" w:val="clear"/>
             <w:tcMar>
               <w:top w:type="dxa" w:w="70"/>
@@ -8547,13 +10532,13 @@
                 <w:sz w:val="18"/>
                 <w:szCs w:val="18"/>
               </w:rPr>
-              <w:t xml:space="preserve">코드값</w:t>
-            </w:r>
-          </w:p>
-        </w:tc>
-        <w:tc>
-          <w:tcPr>
-            <w:tcW w:type="dxa" w:w="2938"/>
+              <w:t xml:space="preserve">현재</w:t>
+            </w:r>
+          </w:p>
+        </w:tc>
+        <w:tc>
+          <w:tcPr>
+            <w:tcW w:type="dxa" w:w="4838"/>
             <w:shd w:fill="E8EDF0" w:val="clear"/>
             <w:tcMar>
               <w:top w:type="dxa" w:w="70"/>
@@ -8575,7 +10560,7 @@
                 <w:sz w:val="18"/>
                 <w:szCs w:val="18"/>
               </w:rPr>
-              <w:t xml:space="preserve">함의</w:t>
+              <w:t xml:space="preserve">근거</w:t>
             </w:r>
           </w:p>
         </w:tc>
@@ -8583,157 +10568,125 @@
       <w:tr>
         <w:tc>
           <w:tcPr>
-            <w:tcW w:type="dxa" w:w="1400"/>
-            <w:tcMar>
-              <w:top w:type="dxa" w:w="70"/>
-              <w:left w:type="dxa" w:w="110"/>
-              <w:bottom w:type="dxa" w:w="70"/>
-              <w:right w:type="dxa" w:w="110"/>
-            </w:tcMar>
-          </w:tcPr>
-          <w:p>
-            <w:pPr>
-              <w:spacing w:after="0" w:line="260"/>
-            </w:pPr>
-            <w:r>
-              <w:rPr>
-                <w:rFonts w:ascii="맑은 고딕" w:cs="맑은 고딕" w:eastAsia="맑은 고딕" w:hAnsi="맑은 고딕"/>
-                <w:b w:val="false"/>
-                <w:bCs w:val="false"/>
-                <w:color w:val="1A1D21"/>
-                <w:sz w:val="18"/>
-                <w:szCs w:val="18"/>
-              </w:rPr>
-              <w:t xml:space="preserve">초점거리</w:t>
-            </w:r>
-          </w:p>
-        </w:tc>
-        <w:tc>
-          <w:tcPr>
-            <w:tcW w:type="dxa" w:w="2900"/>
-            <w:tcMar>
-              <w:top w:type="dxa" w:w="70"/>
-              <w:left w:type="dxa" w:w="110"/>
-              <w:bottom w:type="dxa" w:w="70"/>
-              <w:right w:type="dxa" w:w="110"/>
-            </w:tcMar>
-          </w:tcPr>
-          <w:p>
-            <w:pPr>
-              <w:spacing w:after="0" w:line="260"/>
-            </w:pPr>
-            <w:r>
-              <w:rPr>
-                <w:rFonts w:ascii="맑은 고딕" w:cs="맑은 고딕" w:eastAsia="맑은 고딕" w:hAnsi="맑은 고딕"/>
-                <w:b w:val="false"/>
-                <w:bCs w:val="false"/>
-                <w:color w:val="1A1D21"/>
-                <w:sz w:val="18"/>
-                <w:szCs w:val="18"/>
-              </w:rPr>
-              <w:t xml:space="preserve">렌즈 12mm + 3.45µm</w:t>
-            </w:r>
-          </w:p>
-          <w:p>
-            <w:pPr>
-              <w:spacing w:after="0" w:line="260"/>
-            </w:pPr>
-            <w:r>
-              <w:rPr>
-                <w:rFonts w:ascii="맑은 고딕" w:cs="맑은 고딕" w:eastAsia="맑은 고딕" w:hAnsi="맑은 고딕"/>
-                <w:b w:val="false"/>
-                <w:bCs w:val="false"/>
-                <w:color w:val="1A1D21"/>
-                <w:sz w:val="18"/>
-                <w:szCs w:val="18"/>
-              </w:rPr>
-              <w:t xml:space="preserve">→ f_px ≈ 3478</w:t>
-            </w:r>
-          </w:p>
-        </w:tc>
-        <w:tc>
-          <w:tcPr>
-            <w:tcW w:type="dxa" w:w="2400"/>
-            <w:tcMar>
-              <w:top w:type="dxa" w:w="70"/>
-              <w:left w:type="dxa" w:w="110"/>
-              <w:bottom w:type="dxa" w:w="70"/>
-              <w:right w:type="dxa" w:w="110"/>
-            </w:tcMar>
-          </w:tcPr>
-          <w:p>
-            <w:pPr>
-              <w:spacing w:after="0" w:line="260"/>
-            </w:pPr>
-            <w:r>
-              <w:rPr>
-                <w:rFonts w:ascii="맑은 고딕" w:cs="맑은 고딕" w:eastAsia="맑은 고딕" w:hAnsi="맑은 고딕"/>
-                <w:b w:val="false"/>
-                <w:bCs w:val="false"/>
-                <w:color w:val="9A5B0B"/>
-                <w:sz w:val="18"/>
-                <w:szCs w:val="18"/>
-              </w:rPr>
-              <w:t xml:space="preserve">1593</w:t>
-            </w:r>
-          </w:p>
-          <w:p>
-            <w:pPr>
-              <w:spacing w:after="0" w:line="260"/>
-            </w:pPr>
-            <w:r>
-              <w:rPr>
-                <w:rFonts w:ascii="맑은 고딕" w:cs="맑은 고딕" w:eastAsia="맑은 고딕" w:hAnsi="맑은 고딕"/>
-                <w:b w:val="false"/>
-                <w:bCs w:val="false"/>
-                <w:color w:val="9A5B0B"/>
-                <w:sz w:val="18"/>
-                <w:szCs w:val="18"/>
-              </w:rPr>
-              <w:t xml:space="preserve">(= 5.50mm 렌즈)</w:t>
-            </w:r>
-          </w:p>
-        </w:tc>
-        <w:tc>
-          <w:tcPr>
-            <w:tcW w:type="dxa" w:w="2938"/>
-            <w:tcMar>
-              <w:top w:type="dxa" w:w="70"/>
-              <w:left w:type="dxa" w:w="110"/>
-              <w:bottom w:type="dxa" w:w="70"/>
-              <w:right w:type="dxa" w:w="110"/>
-            </w:tcMar>
-          </w:tcPr>
-          <w:p>
-            <w:pPr>
-              <w:spacing w:after="0" w:line="260"/>
-            </w:pPr>
-            <w:r>
-              <w:rPr>
-                <w:rFonts w:ascii="맑은 고딕" w:cs="맑은 고딕" w:eastAsia="맑은 고딕" w:hAnsi="맑은 고딕"/>
-                <w:b w:val="false"/>
-                <w:bCs w:val="false"/>
-                <w:color w:val="1A1D21"/>
-                <w:sz w:val="18"/>
-                <w:szCs w:val="18"/>
-              </w:rPr>
-              <w:t xml:space="preserve">1.2m 시야폭</w:t>
-            </w:r>
-          </w:p>
-          <w:p>
-            <w:pPr>
-              <w:spacing w:after="0" w:line="260"/>
-            </w:pPr>
-            <w:r>
-              <w:rPr>
-                <w:rFonts w:ascii="맑은 고딕" w:cs="맑은 고딕" w:eastAsia="맑은 고딕" w:hAnsi="맑은 고딕"/>
-                <w:b w:val="false"/>
-                <w:bCs w:val="false"/>
-                <w:color w:val="1A1D21"/>
-                <w:sz w:val="18"/>
-                <w:szCs w:val="18"/>
-              </w:rPr>
-              <w:t xml:space="preserve">845mm vs 1844mm</w:t>
+            <w:tcW w:type="dxa" w:w="1800"/>
+            <w:tcMar>
+              <w:top w:type="dxa" w:w="70"/>
+              <w:left w:type="dxa" w:w="110"/>
+              <w:bottom w:type="dxa" w:w="70"/>
+              <w:right w:type="dxa" w:w="110"/>
+            </w:tcMar>
+          </w:tcPr>
+          <w:p>
+            <w:pPr>
+              <w:spacing w:after="0" w:line="260"/>
+            </w:pPr>
+            <w:r>
+              <w:rPr>
+                <w:rFonts w:ascii="맑은 고딕" w:cs="맑은 고딕" w:eastAsia="맑은 고딕" w:hAnsi="맑은 고딕"/>
+                <w:b w:val="false"/>
+                <w:bCs w:val="false"/>
+                <w:color w:val="1A1D21"/>
+                <w:sz w:val="18"/>
+                <w:szCs w:val="18"/>
+              </w:rPr>
+              <w:t xml:space="preserve">초점거리 f_px</w:t>
+            </w:r>
+          </w:p>
+        </w:tc>
+        <w:tc>
+          <w:tcPr>
+            <w:tcW w:type="dxa" w:w="1500"/>
+            <w:tcMar>
+              <w:top w:type="dxa" w:w="70"/>
+              <w:left w:type="dxa" w:w="110"/>
+              <w:bottom w:type="dxa" w:w="70"/>
+              <w:right w:type="dxa" w:w="110"/>
+            </w:tcMar>
+          </w:tcPr>
+          <w:p>
+            <w:pPr>
+              <w:spacing w:after="0" w:line="260"/>
+            </w:pPr>
+            <w:r>
+              <w:rPr>
+                <w:rFonts w:ascii="맑은 고딕" w:cs="맑은 고딕" w:eastAsia="맑은 고딕" w:hAnsi="맑은 고딕"/>
+                <w:b w:val="false"/>
+                <w:bCs w:val="false"/>
+                <w:color w:val="77848D"/>
+                <w:sz w:val="18"/>
+                <w:szCs w:val="18"/>
+              </w:rPr>
+              <w:t xml:space="preserve">1593.0</w:t>
+            </w:r>
+          </w:p>
+        </w:tc>
+        <w:tc>
+          <w:tcPr>
+            <w:tcW w:type="dxa" w:w="1500"/>
+            <w:tcMar>
+              <w:top w:type="dxa" w:w="70"/>
+              <w:left w:type="dxa" w:w="110"/>
+              <w:bottom w:type="dxa" w:w="70"/>
+              <w:right w:type="dxa" w:w="110"/>
+            </w:tcMar>
+          </w:tcPr>
+          <w:p>
+            <w:pPr>
+              <w:spacing w:after="0" w:line="260"/>
+            </w:pPr>
+            <w:r>
+              <w:rPr>
+                <w:rFonts w:ascii="맑은 고딕" w:cs="맑은 고딕" w:eastAsia="맑은 고딕" w:hAnsi="맑은 고딕"/>
+                <w:b w:val="false"/>
+                <w:bCs w:val="false"/>
+                <w:color w:val="0F6E33"/>
+                <w:sz w:val="18"/>
+                <w:szCs w:val="18"/>
+              </w:rPr>
+              <w:t xml:space="preserve">3478.3</w:t>
+            </w:r>
+          </w:p>
+        </w:tc>
+        <w:tc>
+          <w:tcPr>
+            <w:tcW w:type="dxa" w:w="4838"/>
+            <w:tcMar>
+              <w:top w:type="dxa" w:w="70"/>
+              <w:left w:type="dxa" w:w="110"/>
+              <w:bottom w:type="dxa" w:w="70"/>
+              <w:right w:type="dxa" w:w="110"/>
+            </w:tcMar>
+          </w:tcPr>
+          <w:p>
+            <w:pPr>
+              <w:spacing w:after="0" w:line="260"/>
+            </w:pPr>
+            <w:r>
+              <w:rPr>
+                <w:rFonts w:ascii="맑은 고딕" w:cs="맑은 고딕" w:eastAsia="맑은 고딕" w:hAnsi="맑은 고딕"/>
+                <w:b w:val="false"/>
+                <w:bCs w:val="false"/>
+                <w:color w:val="1A1D21"/>
+                <w:sz w:val="18"/>
+                <w:szCs w:val="18"/>
+              </w:rPr>
+              <w:t xml:space="preserve">렌즈 12mm ÷ 화소 3.45µm.</w:t>
+            </w:r>
+          </w:p>
+          <w:p>
+            <w:pPr>
+              <w:spacing w:after="0" w:line="260"/>
+            </w:pPr>
+            <w:r>
+              <w:rPr>
+                <w:rFonts w:ascii="맑은 고딕" w:cs="맑은 고딕" w:eastAsia="맑은 고딕" w:hAnsi="맑은 고딕"/>
+                <w:b w:val="false"/>
+                <w:bCs w:val="false"/>
+                <w:color w:val="1A1D21"/>
+                <w:sz w:val="18"/>
+                <w:szCs w:val="18"/>
+              </w:rPr>
+              <w:t xml:space="preserve">1593 은 5.50mm 렌즈에 해당했다</w:t>
             </w:r>
           </w:p>
         </w:tc>
@@ -8741,7 +10694,7 @@
       <w:tr>
         <w:tc>
           <w:tcPr>
-            <w:tcW w:type="dxa" w:w="1400"/>
+            <w:tcW w:type="dxa" w:w="1800"/>
             <w:tcMar>
               <w:top w:type="dxa" w:w="70"/>
               <w:left w:type="dxa" w:w="110"/>
@@ -8768,67 +10721,24 @@
         </w:tc>
         <w:tc>
           <w:tcPr>
-            <w:tcW w:type="dxa" w:w="2900"/>
-            <w:tcMar>
-              <w:top w:type="dxa" w:w="70"/>
-              <w:left w:type="dxa" w:w="110"/>
-              <w:bottom w:type="dxa" w:w="70"/>
-              <w:right w:type="dxa" w:w="110"/>
-            </w:tcMar>
-          </w:tcPr>
-          <w:p>
-            <w:pPr>
-              <w:spacing w:after="0" w:line="260"/>
-            </w:pPr>
-            <w:r>
-              <w:rPr>
-                <w:rFonts w:ascii="맑은 고딕" w:cs="맑은 고딕" w:eastAsia="맑은 고딕" w:hAnsi="맑은 고딕"/>
-                <w:b w:val="false"/>
-                <w:bCs w:val="false"/>
-                <w:color w:val="1A1D21"/>
-                <w:sz w:val="18"/>
-                <w:szCs w:val="18"/>
-              </w:rPr>
-              <w:t xml:space="preserve">투사범위 936×936mm</w:t>
-            </w:r>
-          </w:p>
-          <w:p>
-            <w:pPr>
-              <w:spacing w:after="0" w:line="260"/>
-            </w:pPr>
-            <w:r>
-              <w:rPr>
-                <w:rFonts w:ascii="맑은 고딕" w:cs="맑은 고딕" w:eastAsia="맑은 고딕" w:hAnsi="맑은 고딕"/>
-                <w:b w:val="false"/>
-                <w:bCs w:val="false"/>
-                <w:color w:val="1A1D21"/>
-                <w:sz w:val="18"/>
-                <w:szCs w:val="18"/>
-              </w:rPr>
-              <w:t xml:space="preserve">@1.2m → 42.61°</w:t>
-            </w:r>
-          </w:p>
-        </w:tc>
-        <w:tc>
-          <w:tcPr>
-            <w:tcW w:type="dxa" w:w="2400"/>
-            <w:tcMar>
-              <w:top w:type="dxa" w:w="70"/>
-              <w:left w:type="dxa" w:w="110"/>
-              <w:bottom w:type="dxa" w:w="70"/>
-              <w:right w:type="dxa" w:w="110"/>
-            </w:tcMar>
-          </w:tcPr>
-          <w:p>
-            <w:pPr>
-              <w:spacing w:after="0" w:line="260"/>
-            </w:pPr>
-            <w:r>
-              <w:rPr>
-                <w:rFonts w:ascii="맑은 고딕" w:cs="맑은 고딕" w:eastAsia="맑은 고딕" w:hAnsi="맑은 고딕"/>
-                <w:b w:val="false"/>
-                <w:bCs w:val="false"/>
-                <w:color w:val="9A5B0B"/>
+            <w:tcW w:type="dxa" w:w="1500"/>
+            <w:tcMar>
+              <w:top w:type="dxa" w:w="70"/>
+              <w:left w:type="dxa" w:w="110"/>
+              <w:bottom w:type="dxa" w:w="70"/>
+              <w:right w:type="dxa" w:w="110"/>
+            </w:tcMar>
+          </w:tcPr>
+          <w:p>
+            <w:pPr>
+              <w:spacing w:after="0" w:line="260"/>
+            </w:pPr>
+            <w:r>
+              <w:rPr>
+                <w:rFonts w:ascii="맑은 고딕" w:cs="맑은 고딕" w:eastAsia="맑은 고딕" w:hAnsi="맑은 고딕"/>
+                <w:b w:val="false"/>
+                <w:bCs w:val="false"/>
+                <w:color w:val="77848D"/>
                 <w:sz w:val="18"/>
                 <w:szCs w:val="18"/>
               </w:rPr>
@@ -8838,44 +10748,55 @@
         </w:tc>
         <w:tc>
           <w:tcPr>
-            <w:tcW w:type="dxa" w:w="2938"/>
-            <w:tcMar>
-              <w:top w:type="dxa" w:w="70"/>
-              <w:left w:type="dxa" w:w="110"/>
-              <w:bottom w:type="dxa" w:w="70"/>
-              <w:right w:type="dxa" w:w="110"/>
-            </w:tcMar>
-          </w:tcPr>
-          <w:p>
-            <w:pPr>
-              <w:spacing w:after="0" w:line="260"/>
-            </w:pPr>
-            <w:r>
-              <w:rPr>
-                <w:rFonts w:ascii="맑은 고딕" w:cs="맑은 고딕" w:eastAsia="맑은 고딕" w:hAnsi="맑은 고딕"/>
-                <w:b w:val="false"/>
-                <w:bCs w:val="false"/>
-                <w:color w:val="1A1D21"/>
-                <w:sz w:val="18"/>
-                <w:szCs w:val="18"/>
-              </w:rPr>
-              <w:t xml:space="preserve">투사폭</w:t>
-            </w:r>
-          </w:p>
-          <w:p>
-            <w:pPr>
-              <w:spacing w:after="0" w:line="260"/>
-            </w:pPr>
-            <w:r>
-              <w:rPr>
-                <w:rFonts w:ascii="맑은 고딕" w:cs="맑은 고딕" w:eastAsia="맑은 고딕" w:hAnsi="맑은 고딕"/>
-                <w:b w:val="false"/>
-                <w:bCs w:val="false"/>
-                <w:color w:val="1A1D21"/>
-                <w:sz w:val="18"/>
-                <w:szCs w:val="18"/>
-              </w:rPr>
-              <w:t xml:space="preserve">936mm vs 1409mm</w:t>
+            <w:tcW w:type="dxa" w:w="1500"/>
+            <w:tcMar>
+              <w:top w:type="dxa" w:w="70"/>
+              <w:left w:type="dxa" w:w="110"/>
+              <w:bottom w:type="dxa" w:w="70"/>
+              <w:right w:type="dxa" w:w="110"/>
+            </w:tcMar>
+          </w:tcPr>
+          <w:p>
+            <w:pPr>
+              <w:spacing w:after="0" w:line="260"/>
+            </w:pPr>
+            <w:r>
+              <w:rPr>
+                <w:rFonts w:ascii="맑은 고딕" w:cs="맑은 고딕" w:eastAsia="맑은 고딕" w:hAnsi="맑은 고딕"/>
+                <w:b w:val="false"/>
+                <w:bCs w:val="false"/>
+                <w:color w:val="0F6E33"/>
+                <w:sz w:val="18"/>
+                <w:szCs w:val="18"/>
+              </w:rPr>
+              <w:t xml:space="preserve">42.61°</w:t>
+            </w:r>
+          </w:p>
+        </w:tc>
+        <w:tc>
+          <w:tcPr>
+            <w:tcW w:type="dxa" w:w="4838"/>
+            <w:tcMar>
+              <w:top w:type="dxa" w:w="70"/>
+              <w:left w:type="dxa" w:w="110"/>
+              <w:bottom w:type="dxa" w:w="70"/>
+              <w:right w:type="dxa" w:w="110"/>
+            </w:tcMar>
+          </w:tcPr>
+          <w:p>
+            <w:pPr>
+              <w:spacing w:after="0" w:line="260"/>
+            </w:pPr>
+            <w:r>
+              <w:rPr>
+                <w:rFonts w:ascii="맑은 고딕" w:cs="맑은 고딕" w:eastAsia="맑은 고딕" w:hAnsi="맑은 고딕"/>
+                <w:b w:val="false"/>
+                <w:bCs w:val="false"/>
+                <w:color w:val="1A1D21"/>
+                <w:sz w:val="18"/>
+                <w:szCs w:val="18"/>
+              </w:rPr>
+              <w:t xml:space="preserve">투사폭 936mm @1.2m 에서 역산</w:t>
             </w:r>
           </w:p>
         </w:tc>
@@ -8883,7 +10804,7 @@
       <w:tr>
         <w:tc>
           <w:tcPr>
-            <w:tcW w:type="dxa" w:w="1400"/>
+            <w:tcW w:type="dxa" w:w="1800"/>
             <w:tcMar>
               <w:top w:type="dxa" w:w="70"/>
               <w:left w:type="dxa" w:w="110"/>
@@ -8910,130 +10831,302 @@
         </w:tc>
         <w:tc>
           <w:tcPr>
-            <w:tcW w:type="dxa" w:w="2900"/>
-            <w:tcMar>
-              <w:top w:type="dxa" w:w="70"/>
-              <w:left w:type="dxa" w:w="110"/>
-              <w:bottom w:type="dxa" w:w="70"/>
-              <w:right w:type="dxa" w:w="110"/>
-            </w:tcMar>
-          </w:tcPr>
-          <w:p>
-            <w:pPr>
-              <w:spacing w:after="0" w:line="260"/>
-            </w:pPr>
-            <w:r>
-              <w:rPr>
-                <w:rFonts w:ascii="맑은 고딕" w:cs="맑은 고딕" w:eastAsia="맑은 고딕" w:hAnsi="맑은 고딕"/>
-                <w:b w:val="false"/>
-                <w:bCs w:val="false"/>
-                <w:color w:val="1A1D21"/>
-                <w:sz w:val="18"/>
-                <w:szCs w:val="18"/>
-              </w:rPr>
-              <w:t xml:space="preserve">수직20 + 수평20</w:t>
-            </w:r>
-          </w:p>
-          <w:p>
-            <w:pPr>
-              <w:spacing w:after="0" w:line="260"/>
-            </w:pPr>
-            <w:r>
-              <w:rPr>
-                <w:rFonts w:ascii="맑은 고딕" w:cs="맑은 고딕" w:eastAsia="맑은 고딕" w:hAnsi="맑은 고딕"/>
-                <w:b w:val="false"/>
-                <w:bCs w:val="false"/>
-                <w:color w:val="1A1D21"/>
-                <w:sz w:val="18"/>
-                <w:szCs w:val="18"/>
-              </w:rPr>
-              <w:t xml:space="preserve">= 400교점</w:t>
-            </w:r>
-          </w:p>
-        </w:tc>
-        <w:tc>
-          <w:tcPr>
-            <w:tcW w:type="dxa" w:w="2400"/>
-            <w:tcMar>
-              <w:top w:type="dxa" w:w="70"/>
-              <w:left w:type="dxa" w:w="110"/>
-              <w:bottom w:type="dxa" w:w="70"/>
-              <w:right w:type="dxa" w:w="110"/>
-            </w:tcMar>
-          </w:tcPr>
-          <w:p>
-            <w:pPr>
-              <w:spacing w:after="0" w:line="260"/>
-            </w:pPr>
-            <w:r>
-              <w:rPr>
-                <w:rFonts w:ascii="맑은 고딕" w:cs="맑은 고딕" w:eastAsia="맑은 고딕" w:hAnsi="맑은 고딕"/>
-                <w:b w:val="false"/>
-                <w:bCs w:val="false"/>
-                <w:color w:val="9A5B0B"/>
+            <w:tcW w:type="dxa" w:w="1500"/>
+            <w:tcMar>
+              <w:top w:type="dxa" w:w="70"/>
+              <w:left w:type="dxa" w:w="110"/>
+              <w:bottom w:type="dxa" w:w="70"/>
+              <w:right w:type="dxa" w:w="110"/>
+            </w:tcMar>
+          </w:tcPr>
+          <w:p>
+            <w:pPr>
+              <w:spacing w:after="0" w:line="260"/>
+            </w:pPr>
+            <w:r>
+              <w:rPr>
+                <w:rFonts w:ascii="맑은 고딕" w:cs="맑은 고딕" w:eastAsia="맑은 고딕" w:hAnsi="맑은 고딕"/>
+                <w:b w:val="false"/>
+                <w:bCs w:val="false"/>
+                <w:color w:val="1A1D21"/>
                 <w:sz w:val="18"/>
                 <w:szCs w:val="18"/>
               </w:rPr>
               <w:t xml:space="preserve">21 + 21</w:t>
             </w:r>
           </w:p>
-          <w:p>
-            <w:pPr>
-              <w:spacing w:after="0" w:line="260"/>
-            </w:pPr>
-            <w:r>
-              <w:rPr>
-                <w:rFonts w:ascii="맑은 고딕" w:cs="맑은 고딕" w:eastAsia="맑은 고딕" w:hAnsi="맑은 고딕"/>
-                <w:b w:val="false"/>
-                <w:bCs w:val="false"/>
-                <w:color w:val="9A5B0B"/>
-                <w:sz w:val="18"/>
-                <w:szCs w:val="18"/>
-              </w:rPr>
-              <w:t xml:space="preserve">= 441교점</w:t>
-            </w:r>
-          </w:p>
-        </w:tc>
-        <w:tc>
-          <w:tcPr>
-            <w:tcW w:type="dxa" w:w="2938"/>
-            <w:tcMar>
-              <w:top w:type="dxa" w:w="70"/>
-              <w:left w:type="dxa" w:w="110"/>
-              <w:bottom w:type="dxa" w:w="70"/>
-              <w:right w:type="dxa" w:w="110"/>
-            </w:tcMar>
-          </w:tcPr>
-          <w:p>
-            <w:pPr>
-              <w:spacing w:after="0" w:line="260"/>
-            </w:pPr>
-            <w:r>
-              <w:rPr>
-                <w:rFonts w:ascii="맑은 고딕" w:cs="맑은 고딕" w:eastAsia="맑은 고딕" w:hAnsi="맑은 고딕"/>
-                <w:b w:val="false"/>
-                <w:bCs w:val="false"/>
-                <w:color w:val="1A1D21"/>
-                <w:sz w:val="18"/>
-                <w:szCs w:val="18"/>
-              </w:rPr>
-              <w:t xml:space="preserve">코드 주석은</w:t>
-            </w:r>
-          </w:p>
-          <w:p>
-            <w:pPr>
-              <w:spacing w:after="0" w:line="260"/>
-            </w:pPr>
-            <w:r>
-              <w:rPr>
-                <w:rFonts w:ascii="맑은 고딕" w:cs="맑은 고딕" w:eastAsia="맑은 고딕" w:hAnsi="맑은 고딕"/>
-                <w:b w:val="false"/>
-                <w:bCs w:val="false"/>
-                <w:color w:val="1A1D21"/>
-                <w:sz w:val="18"/>
-                <w:szCs w:val="18"/>
-              </w:rPr>
-              <w:t xml:space="preserve">"20칸→21선" 논리</w:t>
+        </w:tc>
+        <w:tc>
+          <w:tcPr>
+            <w:tcW w:type="dxa" w:w="1500"/>
+            <w:tcMar>
+              <w:top w:type="dxa" w:w="70"/>
+              <w:left w:type="dxa" w:w="110"/>
+              <w:bottom w:type="dxa" w:w="70"/>
+              <w:right w:type="dxa" w:w="110"/>
+            </w:tcMar>
+          </w:tcPr>
+          <w:p>
+            <w:pPr>
+              <w:spacing w:after="0" w:line="260"/>
+            </w:pPr>
+            <w:r>
+              <w:rPr>
+                <w:rFonts w:ascii="맑은 고딕" w:cs="맑은 고딕" w:eastAsia="맑은 고딕" w:hAnsi="맑은 고딕"/>
+                <w:b w:val="false"/>
+                <w:bCs w:val="false"/>
+                <w:color w:val="1A1D21"/>
+                <w:sz w:val="18"/>
+                <w:szCs w:val="18"/>
+              </w:rPr>
+              <w:t xml:space="preserve">21 + 21</w:t>
+            </w:r>
+          </w:p>
+        </w:tc>
+        <w:tc>
+          <w:tcPr>
+            <w:tcW w:type="dxa" w:w="4838"/>
+            <w:tcMar>
+              <w:top w:type="dxa" w:w="70"/>
+              <w:left w:type="dxa" w:w="110"/>
+              <w:bottom w:type="dxa" w:w="70"/>
+              <w:right w:type="dxa" w:w="110"/>
+            </w:tcMar>
+          </w:tcPr>
+          <w:p>
+            <w:pPr>
+              <w:spacing w:after="0" w:line="260"/>
+            </w:pPr>
+            <w:r>
+              <w:rPr>
+                <w:rFonts w:ascii="맑은 고딕" w:cs="맑은 고딕" w:eastAsia="맑은 고딕" w:hAnsi="맑은 고딕"/>
+                <w:b w:val="false"/>
+                <w:bCs w:val="false"/>
+                <w:color w:val="1A1D21"/>
+                <w:sz w:val="18"/>
+                <w:szCs w:val="18"/>
+              </w:rPr>
+              <w:t xml:space="preserve">유지 (PDF 표기는 20+20)</w:t>
+            </w:r>
+          </w:p>
+        </w:tc>
+      </w:tr>
+      <w:tr>
+        <w:tc>
+          <w:tcPr>
+            <w:tcW w:type="dxa" w:w="1800"/>
+            <w:tcMar>
+              <w:top w:type="dxa" w:w="70"/>
+              <w:left w:type="dxa" w:w="110"/>
+              <w:bottom w:type="dxa" w:w="70"/>
+              <w:right w:type="dxa" w:w="110"/>
+            </w:tcMar>
+          </w:tcPr>
+          <w:p>
+            <w:pPr>
+              <w:spacing w:after="0" w:line="260"/>
+            </w:pPr>
+            <w:r>
+              <w:rPr>
+                <w:rFonts w:ascii="맑은 고딕" w:cs="맑은 고딕" w:eastAsia="맑은 고딕" w:hAnsi="맑은 고딕"/>
+                <w:b w:val="false"/>
+                <w:bCs w:val="false"/>
+                <w:color w:val="1A1D21"/>
+                <w:sz w:val="18"/>
+                <w:szCs w:val="18"/>
+              </w:rPr>
+              <w:t xml:space="preserve">기선 b</w:t>
+            </w:r>
+          </w:p>
+        </w:tc>
+        <w:tc>
+          <w:tcPr>
+            <w:tcW w:type="dxa" w:w="1500"/>
+            <w:tcMar>
+              <w:top w:type="dxa" w:w="70"/>
+              <w:left w:type="dxa" w:w="110"/>
+              <w:bottom w:type="dxa" w:w="70"/>
+              <w:right w:type="dxa" w:w="110"/>
+            </w:tcMar>
+          </w:tcPr>
+          <w:p>
+            <w:pPr>
+              <w:spacing w:after="0" w:line="260"/>
+            </w:pPr>
+            <w:r>
+              <w:rPr>
+                <w:rFonts w:ascii="맑은 고딕" w:cs="맑은 고딕" w:eastAsia="맑은 고딕" w:hAnsi="맑은 고딕"/>
+                <w:b w:val="false"/>
+                <w:bCs w:val="false"/>
+                <w:color w:val="1A1D21"/>
+                <w:sz w:val="18"/>
+                <w:szCs w:val="18"/>
+              </w:rPr>
+              <w:t xml:space="preserve">0.150 m</w:t>
+            </w:r>
+          </w:p>
+        </w:tc>
+        <w:tc>
+          <w:tcPr>
+            <w:tcW w:type="dxa" w:w="1500"/>
+            <w:tcMar>
+              <w:top w:type="dxa" w:w="70"/>
+              <w:left w:type="dxa" w:w="110"/>
+              <w:bottom w:type="dxa" w:w="70"/>
+              <w:right w:type="dxa" w:w="110"/>
+            </w:tcMar>
+          </w:tcPr>
+          <w:p>
+            <w:pPr>
+              <w:spacing w:after="0" w:line="260"/>
+            </w:pPr>
+            <w:r>
+              <w:rPr>
+                <w:rFonts w:ascii="맑은 고딕" w:cs="맑은 고딕" w:eastAsia="맑은 고딕" w:hAnsi="맑은 고딕"/>
+                <w:b w:val="false"/>
+                <w:bCs w:val="false"/>
+                <w:color w:val="1A1D21"/>
+                <w:sz w:val="18"/>
+                <w:szCs w:val="18"/>
+              </w:rPr>
+              <w:t xml:space="preserve">0.150 m</w:t>
+            </w:r>
+          </w:p>
+        </w:tc>
+        <w:tc>
+          <w:tcPr>
+            <w:tcW w:type="dxa" w:w="4838"/>
+            <w:tcMar>
+              <w:top w:type="dxa" w:w="70"/>
+              <w:left w:type="dxa" w:w="110"/>
+              <w:bottom w:type="dxa" w:w="70"/>
+              <w:right w:type="dxa" w:w="110"/>
+            </w:tcMar>
+          </w:tcPr>
+          <w:p>
+            <w:pPr>
+              <w:spacing w:after="0" w:line="260"/>
+            </w:pPr>
+            <w:r>
+              <w:rPr>
+                <w:rFonts w:ascii="맑은 고딕" w:cs="맑은 고딕" w:eastAsia="맑은 고딕" w:hAnsi="맑은 고딕"/>
+                <w:b w:val="false"/>
+                <w:bCs w:val="false"/>
+                <w:color w:val="1A1D21"/>
+                <w:sz w:val="18"/>
+                <w:szCs w:val="18"/>
+              </w:rPr>
+              <w:t xml:space="preserve">유지 (설계 고정값)</w:t>
+            </w:r>
+          </w:p>
+        </w:tc>
+      </w:tr>
+      <w:tr>
+        <w:tc>
+          <w:tcPr>
+            <w:tcW w:type="dxa" w:w="1800"/>
+            <w:tcMar>
+              <w:top w:type="dxa" w:w="70"/>
+              <w:left w:type="dxa" w:w="110"/>
+              <w:bottom w:type="dxa" w:w="70"/>
+              <w:right w:type="dxa" w:w="110"/>
+            </w:tcMar>
+          </w:tcPr>
+          <w:p>
+            <w:pPr>
+              <w:spacing w:after="0" w:line="260"/>
+            </w:pPr>
+            <w:r>
+              <w:rPr>
+                <w:rFonts w:ascii="맑은 고딕" w:cs="맑은 고딕" w:eastAsia="맑은 고딕" w:hAnsi="맑은 고딕"/>
+                <w:b w:val="false"/>
+                <w:bCs w:val="false"/>
+                <w:color w:val="1A1D21"/>
+                <w:sz w:val="18"/>
+                <w:szCs w:val="18"/>
+              </w:rPr>
+              <w:t xml:space="preserve">주점 c_x, c_y</w:t>
+            </w:r>
+          </w:p>
+        </w:tc>
+        <w:tc>
+          <w:tcPr>
+            <w:tcW w:type="dxa" w:w="1500"/>
+            <w:tcMar>
+              <w:top w:type="dxa" w:w="70"/>
+              <w:left w:type="dxa" w:w="110"/>
+              <w:bottom w:type="dxa" w:w="70"/>
+              <w:right w:type="dxa" w:w="110"/>
+            </w:tcMar>
+          </w:tcPr>
+          <w:p>
+            <w:pPr>
+              <w:spacing w:after="0" w:line="260"/>
+            </w:pPr>
+            <w:r>
+              <w:rPr>
+                <w:rFonts w:ascii="맑은 고딕" w:cs="맑은 고딕" w:eastAsia="맑은 고딕" w:hAnsi="맑은 고딕"/>
+                <w:b w:val="false"/>
+                <w:bCs w:val="false"/>
+                <w:color w:val="1A1D21"/>
+                <w:sz w:val="18"/>
+                <w:szCs w:val="18"/>
+              </w:rPr>
+              <w:t xml:space="preserve">1224, 1024</w:t>
+            </w:r>
+          </w:p>
+        </w:tc>
+        <w:tc>
+          <w:tcPr>
+            <w:tcW w:type="dxa" w:w="1500"/>
+            <w:tcMar>
+              <w:top w:type="dxa" w:w="70"/>
+              <w:left w:type="dxa" w:w="110"/>
+              <w:bottom w:type="dxa" w:w="70"/>
+              <w:right w:type="dxa" w:w="110"/>
+            </w:tcMar>
+          </w:tcPr>
+          <w:p>
+            <w:pPr>
+              <w:spacing w:after="0" w:line="260"/>
+            </w:pPr>
+            <w:r>
+              <w:rPr>
+                <w:rFonts w:ascii="맑은 고딕" w:cs="맑은 고딕" w:eastAsia="맑은 고딕" w:hAnsi="맑은 고딕"/>
+                <w:b w:val="false"/>
+                <w:bCs w:val="false"/>
+                <w:color w:val="1A1D21"/>
+                <w:sz w:val="18"/>
+                <w:szCs w:val="18"/>
+              </w:rPr>
+              <w:t xml:space="preserve">1224, 1024</w:t>
+            </w:r>
+          </w:p>
+        </w:tc>
+        <w:tc>
+          <w:tcPr>
+            <w:tcW w:type="dxa" w:w="4838"/>
+            <w:tcMar>
+              <w:top w:type="dxa" w:w="70"/>
+              <w:left w:type="dxa" w:w="110"/>
+              <w:bottom w:type="dxa" w:w="70"/>
+              <w:right w:type="dxa" w:w="110"/>
+            </w:tcMar>
+          </w:tcPr>
+          <w:p>
+            <w:pPr>
+              <w:spacing w:after="0" w:line="260"/>
+            </w:pPr>
+            <w:r>
+              <w:rPr>
+                <w:rFonts w:ascii="맑은 고딕" w:cs="맑은 고딕" w:eastAsia="맑은 고딕" w:hAnsi="맑은 고딕"/>
+                <w:b w:val="false"/>
+                <w:bCs w:val="false"/>
+                <w:color w:val="1A1D21"/>
+                <w:sz w:val="18"/>
+                <w:szCs w:val="18"/>
+              </w:rPr>
+              <w:t xml:space="preserve">유지 (센서 중앙 가정)</w:t>
             </w:r>
           </w:p>
         </w:tc>
@@ -9054,7 +11147,7 @@
           <w:sz w:val="19"/>
           <w:szCs w:val="19"/>
         </w:rPr>
-        <w:t xml:space="preserve">f_px=1593은 PDF 5.1 검증표에도 그대로 있어 시뮬레이션 검증용으로 맞춘 값으로 보인다. 실제 하드웨어(12mm 렌즈)로 가면 f가 약 2.2배 커지고, σ_Z = σ_u·Z²/(f·b)에서 깊이 오차가 절반 이하로 개선된다. PDF 5.2에서 「목표 σ_Z ≤ 2mm 미달」이라 한 결론이 렌즈 선정만으로 달라질 수 있으므로 확인할 가치가 있다.</w:t>
+        <w:t xml:space="preserve">이 변경으로 시야가 좁아지면서(HFOV 75.1° → 38.77°) 촬영 자세도 바뀌었다. 기존 22° 하향으로는 바닥이 화면에 들어오지 않아(바닥 점 0개) 34° 로 조정하였다. 다만 더 눕힐수록 벽을 사각으로 보게 되어 평활도 분해능이 나빠지므로, 한 장으로 벽 평활도와 바닥 수평도를 동시에 최적화할 수는 없다.</w:t>
       </w:r>
     </w:p>
     <w:p>
@@ -9705,7 +11798,7 @@
           <w:sz w:val="20"/>
           <w:szCs w:val="20"/>
         </w:rPr>
-        <w:t xml:space="preserve">f_px=1593은 2448px 센서 기준값이다. 471px 이미지에 그대로 쓰면 예측 격자가 u = −699 ~ 1170px에 놓여 21개 중 5개만 화면 안에 들어온다. 해상도에 맞춰 환산하면(1593 × 471/2448 = 306.5) 21개 전부 화면 안에 들어오고 평균 오차가 332px에서 7px로 떨어진다. 다만 7px도 격자 간격 23px의 30%라 측정에는 쓸 수 없다.</w:t>
+        <w:t xml:space="preserve">f_px 는 2448px 센서 기준값이다(당시 1593, 현재 3478.3). 471px 이미지에 그대로 쓰면 예측 격자가 화면 밖으로 나가 21개 중 5개만 안에 들어온다. 해상도에 맞춰 환산하면 21개 전부 화면 안에 들어오고 평균 오차가 332px에서 7px로 떨어진다. 다만 7px도 격자 간격 23px의 30%라 측정에는 쓸 수 없다. 이 환산은 calibration.scale_to_resolution() 으로 제공한다.</w:t>
       </w:r>
     </w:p>
     <w:p>
@@ -10448,7 +12541,7 @@
           <w:sz w:val="20"/>
           <w:szCs w:val="20"/>
         </w:rPr>
-        <w:t xml:space="preserve">벽 + 바닥 + 동바리가 한 프레임에 들어오는 합성 씬(장비 22° 하향, 격자점 4,956개, σ_u=0.2px)에서 두 세그멘테이션 백엔드 모두 전 항목 통과하였다.</w:t>
+        <w:t xml:space="preserve">벽 + 바닥 + 동바리가 한 프레임에 들어오는 합성 씬에서 두 세그멘테이션 백엔드 모두 전 항목 통과하였다. 실제 렌즈 기준 시야가 좁아 장비를 34° 하향으로 잡았고, 그 결과 격자점은 2,980개(벽 2,372 · 바닥 345 · 동바리 263)다.</w:t>
       </w:r>
     </w:p>
     <w:p>
@@ -10470,11 +12563,11 @@
         <w:tblLayout w:type="fixed"/>
       </w:tblPr>
       <w:tblGrid>
-        <w:gridCol w:w="1200"/>
-        <w:gridCol w:w="2100"/>
-        <w:gridCol w:w="1800"/>
-        <w:gridCol w:w="2300"/>
-        <w:gridCol w:w="2238"/>
+        <w:gridCol w:w="1100"/>
+        <w:gridCol w:w="1900"/>
+        <w:gridCol w:w="1700"/>
+        <w:gridCol w:w="2400"/>
+        <w:gridCol w:w="2538"/>
       </w:tblGrid>
       <w:tr>
         <w:trPr>
@@ -10482,7 +12575,7 @@
         </w:trPr>
         <w:tc>
           <w:tcPr>
-            <w:tcW w:type="dxa" w:w="1200"/>
+            <w:tcW w:type="dxa" w:w="1100"/>
             <w:shd w:fill="E8EDF0" w:val="clear"/>
             <w:tcMar>
               <w:top w:type="dxa" w:w="70"/>
@@ -10510,7 +12603,7 @@
         </w:tc>
         <w:tc>
           <w:tcPr>
-            <w:tcW w:type="dxa" w:w="2100"/>
+            <w:tcW w:type="dxa" w:w="1900"/>
             <w:shd w:fill="E8EDF0" w:val="clear"/>
             <w:tcMar>
               <w:top w:type="dxa" w:w="70"/>
@@ -10538,7 +12631,7 @@
         </w:tc>
         <w:tc>
           <w:tcPr>
-            <w:tcW w:type="dxa" w:w="1800"/>
+            <w:tcW w:type="dxa" w:w="1700"/>
             <w:shd w:fill="E8EDF0" w:val="clear"/>
             <w:tcMar>
               <w:top w:type="dxa" w:w="70"/>
@@ -10566,7 +12659,7 @@
         </w:tc>
         <w:tc>
           <w:tcPr>
-            <w:tcW w:type="dxa" w:w="2300"/>
+            <w:tcW w:type="dxa" w:w="2400"/>
             <w:shd w:fill="E8EDF0" w:val="clear"/>
             <w:tcMar>
               <w:top w:type="dxa" w:w="70"/>
@@ -10588,13 +12681,13 @@
                 <w:sz w:val="18"/>
                 <w:szCs w:val="18"/>
               </w:rPr>
-              <w:t xml:space="preserve">gt 백엔드 오차</w:t>
-            </w:r>
-          </w:p>
-        </w:tc>
-        <w:tc>
-          <w:tcPr>
-            <w:tcW w:type="dxa" w:w="2238"/>
+              <w:t xml:space="preserve">gt 백엔드</w:t>
+            </w:r>
+          </w:p>
+        </w:tc>
+        <w:tc>
+          <w:tcPr>
+            <w:tcW w:type="dxa" w:w="2538"/>
             <w:shd w:fill="E8EDF0" w:val="clear"/>
             <w:tcMar>
               <w:top w:type="dxa" w:w="70"/>
@@ -10616,7 +12709,7 @@
                 <w:sz w:val="18"/>
                 <w:szCs w:val="18"/>
               </w:rPr>
-              <w:t xml:space="preserve">geom 백엔드 오차</w:t>
+              <w:t xml:space="preserve">geom 백엔드</w:t>
             </w:r>
           </w:p>
         </w:tc>
@@ -10624,7 +12717,7 @@
       <w:tr>
         <w:tc>
           <w:tcPr>
-            <w:tcW w:type="dxa" w:w="1200"/>
+            <w:tcW w:type="dxa" w:w="1100"/>
             <w:tcMar>
               <w:top w:type="dxa" w:w="70"/>
               <w:left w:type="dxa" w:w="110"/>
@@ -10651,7 +12744,7 @@
         </w:tc>
         <w:tc>
           <w:tcPr>
-            <w:tcW w:type="dxa" w:w="2100"/>
+            <w:tcW w:type="dxa" w:w="1900"/>
             <w:tcMar>
               <w:top w:type="dxa" w:w="70"/>
               <w:left w:type="dxa" w:w="110"/>
@@ -10678,7 +12771,7 @@
         </w:tc>
         <w:tc>
           <w:tcPr>
-            <w:tcW w:type="dxa" w:w="1800"/>
+            <w:tcW w:type="dxa" w:w="1700"/>
             <w:tcMar>
               <w:top w:type="dxa" w:w="70"/>
               <w:left w:type="dxa" w:w="110"/>
@@ -10705,55 +12798,55 @@
         </w:tc>
         <w:tc>
           <w:tcPr>
-            <w:tcW w:type="dxa" w:w="2300"/>
-            <w:tcMar>
-              <w:top w:type="dxa" w:w="70"/>
-              <w:left w:type="dxa" w:w="110"/>
-              <w:bottom w:type="dxa" w:w="70"/>
-              <w:right w:type="dxa" w:w="110"/>
-            </w:tcMar>
-          </w:tcPr>
-          <w:p>
-            <w:pPr>
-              <w:spacing w:after="0" w:line="260"/>
-            </w:pPr>
-            <w:r>
-              <w:rPr>
-                <w:rFonts w:ascii="맑은 고딕" w:cs="맑은 고딕" w:eastAsia="맑은 고딕" w:hAnsi="맑은 고딕"/>
-                <w:b w:val="false"/>
-                <w:bCs w:val="false"/>
-                <w:color w:val="1A1D21"/>
-                <w:sz w:val="18"/>
-                <w:szCs w:val="18"/>
-              </w:rPr>
-              <w:t xml:space="preserve">0.0016 °</w:t>
-            </w:r>
-          </w:p>
-        </w:tc>
-        <w:tc>
-          <w:tcPr>
-            <w:tcW w:type="dxa" w:w="2238"/>
-            <w:tcMar>
-              <w:top w:type="dxa" w:w="70"/>
-              <w:left w:type="dxa" w:w="110"/>
-              <w:bottom w:type="dxa" w:w="70"/>
-              <w:right w:type="dxa" w:w="110"/>
-            </w:tcMar>
-          </w:tcPr>
-          <w:p>
-            <w:pPr>
-              <w:spacing w:after="0" w:line="260"/>
-            </w:pPr>
-            <w:r>
-              <w:rPr>
-                <w:rFonts w:ascii="맑은 고딕" w:cs="맑은 고딕" w:eastAsia="맑은 고딕" w:hAnsi="맑은 고딕"/>
-                <w:b w:val="false"/>
-                <w:bCs w:val="false"/>
-                <w:color w:val="1A1D21"/>
-                <w:sz w:val="18"/>
-                <w:szCs w:val="18"/>
-              </w:rPr>
-              <w:t xml:space="preserve">0.0012 °</w:t>
+            <w:tcW w:type="dxa" w:w="2400"/>
+            <w:tcMar>
+              <w:top w:type="dxa" w:w="70"/>
+              <w:left w:type="dxa" w:w="110"/>
+              <w:bottom w:type="dxa" w:w="70"/>
+              <w:right w:type="dxa" w:w="110"/>
+            </w:tcMar>
+          </w:tcPr>
+          <w:p>
+            <w:pPr>
+              <w:spacing w:after="0" w:line="260"/>
+            </w:pPr>
+            <w:r>
+              <w:rPr>
+                <w:rFonts w:ascii="맑은 고딕" w:cs="맑은 고딕" w:eastAsia="맑은 고딕" w:hAnsi="맑은 고딕"/>
+                <w:b w:val="false"/>
+                <w:bCs w:val="false"/>
+                <w:color w:val="1A1D21"/>
+                <w:sz w:val="18"/>
+                <w:szCs w:val="18"/>
+              </w:rPr>
+              <w:t xml:space="preserve">오차 0.0052 °</w:t>
+            </w:r>
+          </w:p>
+        </w:tc>
+        <w:tc>
+          <w:tcPr>
+            <w:tcW w:type="dxa" w:w="2538"/>
+            <w:tcMar>
+              <w:top w:type="dxa" w:w="70"/>
+              <w:left w:type="dxa" w:w="110"/>
+              <w:bottom w:type="dxa" w:w="70"/>
+              <w:right w:type="dxa" w:w="110"/>
+            </w:tcMar>
+          </w:tcPr>
+          <w:p>
+            <w:pPr>
+              <w:spacing w:after="0" w:line="260"/>
+            </w:pPr>
+            <w:r>
+              <w:rPr>
+                <w:rFonts w:ascii="맑은 고딕" w:cs="맑은 고딕" w:eastAsia="맑은 고딕" w:hAnsi="맑은 고딕"/>
+                <w:b w:val="false"/>
+                <w:bCs w:val="false"/>
+                <w:color w:val="1A1D21"/>
+                <w:sz w:val="18"/>
+                <w:szCs w:val="18"/>
+              </w:rPr>
+              <w:t xml:space="preserve">오차 0.0138 °</w:t>
             </w:r>
           </w:p>
         </w:tc>
@@ -10761,7 +12854,7 @@
       <w:tr>
         <w:tc>
           <w:tcPr>
-            <w:tcW w:type="dxa" w:w="1200"/>
+            <w:tcW w:type="dxa" w:w="1100"/>
             <w:tcMar>
               <w:top w:type="dxa" w:w="70"/>
               <w:left w:type="dxa" w:w="110"/>
@@ -10788,7 +12881,7 @@
         </w:tc>
         <w:tc>
           <w:tcPr>
-            <w:tcW w:type="dxa" w:w="2100"/>
+            <w:tcW w:type="dxa" w:w="1900"/>
             <w:tcMar>
               <w:top w:type="dxa" w:w="70"/>
               <w:left w:type="dxa" w:w="110"/>
@@ -10815,7 +12908,7 @@
         </w:tc>
         <w:tc>
           <w:tcPr>
-            <w:tcW w:type="dxa" w:w="1800"/>
+            <w:tcW w:type="dxa" w:w="1700"/>
             <w:tcMar>
               <w:top w:type="dxa" w:w="70"/>
               <w:left w:type="dxa" w:w="110"/>
@@ -10842,55 +12935,55 @@
         </w:tc>
         <w:tc>
           <w:tcPr>
-            <w:tcW w:type="dxa" w:w="2300"/>
-            <w:tcMar>
-              <w:top w:type="dxa" w:w="70"/>
-              <w:left w:type="dxa" w:w="110"/>
-              <w:bottom w:type="dxa" w:w="70"/>
-              <w:right w:type="dxa" w:w="110"/>
-            </w:tcMar>
-          </w:tcPr>
-          <w:p>
-            <w:pPr>
-              <w:spacing w:after="0" w:line="260"/>
-            </w:pPr>
-            <w:r>
-              <w:rPr>
-                <w:rFonts w:ascii="맑은 고딕" w:cs="맑은 고딕" w:eastAsia="맑은 고딕" w:hAnsi="맑은 고딕"/>
-                <w:b w:val="false"/>
-                <w:bCs w:val="false"/>
-                <w:color w:val="1A1D21"/>
-                <w:sz w:val="18"/>
-                <w:szCs w:val="18"/>
-              </w:rPr>
-              <w:t xml:space="preserve">0.0161 °</w:t>
-            </w:r>
-          </w:p>
-        </w:tc>
-        <w:tc>
-          <w:tcPr>
-            <w:tcW w:type="dxa" w:w="2238"/>
-            <w:tcMar>
-              <w:top w:type="dxa" w:w="70"/>
-              <w:left w:type="dxa" w:w="110"/>
-              <w:bottom w:type="dxa" w:w="70"/>
-              <w:right w:type="dxa" w:w="110"/>
-            </w:tcMar>
-          </w:tcPr>
-          <w:p>
-            <w:pPr>
-              <w:spacing w:after="0" w:line="260"/>
-            </w:pPr>
-            <w:r>
-              <w:rPr>
-                <w:rFonts w:ascii="맑은 고딕" w:cs="맑은 고딕" w:eastAsia="맑은 고딕" w:hAnsi="맑은 고딕"/>
-                <w:b w:val="false"/>
-                <w:bCs w:val="false"/>
-                <w:color w:val="1A1D21"/>
-                <w:sz w:val="18"/>
-                <w:szCs w:val="18"/>
-              </w:rPr>
-              <w:t xml:space="preserve">0.0049 °</w:t>
+            <w:tcW w:type="dxa" w:w="2400"/>
+            <w:tcMar>
+              <w:top w:type="dxa" w:w="70"/>
+              <w:left w:type="dxa" w:w="110"/>
+              <w:bottom w:type="dxa" w:w="70"/>
+              <w:right w:type="dxa" w:w="110"/>
+            </w:tcMar>
+          </w:tcPr>
+          <w:p>
+            <w:pPr>
+              <w:spacing w:after="0" w:line="260"/>
+            </w:pPr>
+            <w:r>
+              <w:rPr>
+                <w:rFonts w:ascii="맑은 고딕" w:cs="맑은 고딕" w:eastAsia="맑은 고딕" w:hAnsi="맑은 고딕"/>
+                <w:b w:val="false"/>
+                <w:bCs w:val="false"/>
+                <w:color w:val="1A1D21"/>
+                <w:sz w:val="18"/>
+                <w:szCs w:val="18"/>
+              </w:rPr>
+              <w:t xml:space="preserve">오차 0.0010 °</w:t>
+            </w:r>
+          </w:p>
+        </w:tc>
+        <w:tc>
+          <w:tcPr>
+            <w:tcW w:type="dxa" w:w="2538"/>
+            <w:tcMar>
+              <w:top w:type="dxa" w:w="70"/>
+              <w:left w:type="dxa" w:w="110"/>
+              <w:bottom w:type="dxa" w:w="70"/>
+              <w:right w:type="dxa" w:w="110"/>
+            </w:tcMar>
+          </w:tcPr>
+          <w:p>
+            <w:pPr>
+              <w:spacing w:after="0" w:line="260"/>
+            </w:pPr>
+            <w:r>
+              <w:rPr>
+                <w:rFonts w:ascii="맑은 고딕" w:cs="맑은 고딕" w:eastAsia="맑은 고딕" w:hAnsi="맑은 고딕"/>
+                <w:b w:val="false"/>
+                <w:bCs w:val="false"/>
+                <w:color w:val="1A1D21"/>
+                <w:sz w:val="18"/>
+                <w:szCs w:val="18"/>
+              </w:rPr>
+              <w:t xml:space="preserve">오차 0.0301 °</w:t>
             </w:r>
           </w:p>
         </w:tc>
@@ -10898,7 +12991,7 @@
       <w:tr>
         <w:tc>
           <w:tcPr>
-            <w:tcW w:type="dxa" w:w="1200"/>
+            <w:tcW w:type="dxa" w:w="1100"/>
             <w:tcMar>
               <w:top w:type="dxa" w:w="70"/>
               <w:left w:type="dxa" w:w="110"/>
@@ -10925,7 +13018,7 @@
         </w:tc>
         <w:tc>
           <w:tcPr>
-            <w:tcW w:type="dxa" w:w="2100"/>
+            <w:tcW w:type="dxa" w:w="1900"/>
             <w:tcMar>
               <w:top w:type="dxa" w:w="70"/>
               <w:left w:type="dxa" w:w="110"/>
@@ -10952,7 +13045,7 @@
         </w:tc>
         <w:tc>
           <w:tcPr>
-            <w:tcW w:type="dxa" w:w="1800"/>
+            <w:tcW w:type="dxa" w:w="1700"/>
             <w:tcMar>
               <w:top w:type="dxa" w:w="70"/>
               <w:left w:type="dxa" w:w="110"/>
@@ -10979,55 +13072,55 @@
         </w:tc>
         <w:tc>
           <w:tcPr>
-            <w:tcW w:type="dxa" w:w="2300"/>
-            <w:tcMar>
-              <w:top w:type="dxa" w:w="70"/>
-              <w:left w:type="dxa" w:w="110"/>
-              <w:bottom w:type="dxa" w:w="70"/>
-              <w:right w:type="dxa" w:w="110"/>
-            </w:tcMar>
-          </w:tcPr>
-          <w:p>
-            <w:pPr>
-              <w:spacing w:after="0" w:line="260"/>
-            </w:pPr>
-            <w:r>
-              <w:rPr>
-                <w:rFonts w:ascii="맑은 고딕" w:cs="맑은 고딕" w:eastAsia="맑은 고딕" w:hAnsi="맑은 고딕"/>
-                <w:b w:val="false"/>
-                <w:bCs w:val="false"/>
-                <w:color w:val="1A1D21"/>
-                <w:sz w:val="18"/>
-                <w:szCs w:val="18"/>
-              </w:rPr>
-              <w:t xml:space="preserve">0.0499 °</w:t>
-            </w:r>
-          </w:p>
-        </w:tc>
-        <w:tc>
-          <w:tcPr>
-            <w:tcW w:type="dxa" w:w="2238"/>
-            <w:tcMar>
-              <w:top w:type="dxa" w:w="70"/>
-              <w:left w:type="dxa" w:w="110"/>
-              <w:bottom w:type="dxa" w:w="70"/>
-              <w:right w:type="dxa" w:w="110"/>
-            </w:tcMar>
-          </w:tcPr>
-          <w:p>
-            <w:pPr>
-              <w:spacing w:after="0" w:line="260"/>
-            </w:pPr>
-            <w:r>
-              <w:rPr>
-                <w:rFonts w:ascii="맑은 고딕" w:cs="맑은 고딕" w:eastAsia="맑은 고딕" w:hAnsi="맑은 고딕"/>
-                <w:b w:val="false"/>
-                <w:bCs w:val="false"/>
-                <w:color w:val="1A1D21"/>
-                <w:sz w:val="18"/>
-                <w:szCs w:val="18"/>
-              </w:rPr>
-              <w:t xml:space="preserve">0.0443 °</w:t>
+            <w:tcW w:type="dxa" w:w="2400"/>
+            <w:tcMar>
+              <w:top w:type="dxa" w:w="70"/>
+              <w:left w:type="dxa" w:w="110"/>
+              <w:bottom w:type="dxa" w:w="70"/>
+              <w:right w:type="dxa" w:w="110"/>
+            </w:tcMar>
+          </w:tcPr>
+          <w:p>
+            <w:pPr>
+              <w:spacing w:after="0" w:line="260"/>
+            </w:pPr>
+            <w:r>
+              <w:rPr>
+                <w:rFonts w:ascii="맑은 고딕" w:cs="맑은 고딕" w:eastAsia="맑은 고딕" w:hAnsi="맑은 고딕"/>
+                <w:b w:val="false"/>
+                <w:bCs w:val="false"/>
+                <w:color w:val="1A1D21"/>
+                <w:sz w:val="18"/>
+                <w:szCs w:val="18"/>
+              </w:rPr>
+              <w:t xml:space="preserve">오차 0.2511 °</w:t>
+            </w:r>
+          </w:p>
+        </w:tc>
+        <w:tc>
+          <w:tcPr>
+            <w:tcW w:type="dxa" w:w="2538"/>
+            <w:tcMar>
+              <w:top w:type="dxa" w:w="70"/>
+              <w:left w:type="dxa" w:w="110"/>
+              <w:bottom w:type="dxa" w:w="70"/>
+              <w:right w:type="dxa" w:w="110"/>
+            </w:tcMar>
+          </w:tcPr>
+          <w:p>
+            <w:pPr>
+              <w:spacing w:after="0" w:line="260"/>
+            </w:pPr>
+            <w:r>
+              <w:rPr>
+                <w:rFonts w:ascii="맑은 고딕" w:cs="맑은 고딕" w:eastAsia="맑은 고딕" w:hAnsi="맑은 고딕"/>
+                <w:b w:val="false"/>
+                <w:bCs w:val="false"/>
+                <w:color w:val="1A1D21"/>
+                <w:sz w:val="18"/>
+                <w:szCs w:val="18"/>
+              </w:rPr>
+              <w:t xml:space="preserve">오차 0.2901 °</w:t>
             </w:r>
           </w:p>
         </w:tc>
@@ -11035,7 +13128,7 @@
       <w:tr>
         <w:tc>
           <w:tcPr>
-            <w:tcW w:type="dxa" w:w="1200"/>
+            <w:tcW w:type="dxa" w:w="1100"/>
             <w:tcMar>
               <w:top w:type="dxa" w:w="70"/>
               <w:left w:type="dxa" w:w="110"/>
@@ -11062,34 +13155,34 @@
         </w:tc>
         <w:tc>
           <w:tcPr>
-            <w:tcW w:type="dxa" w:w="2100"/>
-            <w:tcMar>
-              <w:top w:type="dxa" w:w="70"/>
-              <w:left w:type="dxa" w:w="110"/>
-              <w:bottom w:type="dxa" w:w="70"/>
-              <w:right w:type="dxa" w:w="110"/>
-            </w:tcMar>
-          </w:tcPr>
-          <w:p>
-            <w:pPr>
-              <w:spacing w:after="0" w:line="260"/>
-            </w:pPr>
-            <w:r>
-              <w:rPr>
-                <w:rFonts w:ascii="맑은 고딕" w:cs="맑은 고딕" w:eastAsia="맑은 고딕" w:hAnsi="맑은 고딕"/>
-                <w:b w:val="false"/>
-                <w:bCs w:val="false"/>
-                <w:color w:val="1A1D21"/>
-                <w:sz w:val="18"/>
-                <w:szCs w:val="18"/>
-              </w:rPr>
-              <w:t xml:space="preserve">평활도(자 처짐)</w:t>
-            </w:r>
-          </w:p>
-        </w:tc>
-        <w:tc>
-          <w:tcPr>
-            <w:tcW w:type="dxa" w:w="1800"/>
+            <w:tcW w:type="dxa" w:w="1900"/>
+            <w:tcMar>
+              <w:top w:type="dxa" w:w="70"/>
+              <w:left w:type="dxa" w:w="110"/>
+              <w:bottom w:type="dxa" w:w="70"/>
+              <w:right w:type="dxa" w:w="110"/>
+            </w:tcMar>
+          </w:tcPr>
+          <w:p>
+            <w:pPr>
+              <w:spacing w:after="0" w:line="260"/>
+            </w:pPr>
+            <w:r>
+              <w:rPr>
+                <w:rFonts w:ascii="맑은 고딕" w:cs="맑은 고딕" w:eastAsia="맑은 고딕" w:hAnsi="맑은 고딕"/>
+                <w:b w:val="false"/>
+                <w:bCs w:val="false"/>
+                <w:color w:val="1A1D21"/>
+                <w:sz w:val="18"/>
+                <w:szCs w:val="18"/>
+              </w:rPr>
+              <w:t xml:space="preserve">요철 깊이</w:t>
+            </w:r>
+          </w:p>
+        </w:tc>
+        <w:tc>
+          <w:tcPr>
+            <w:tcW w:type="dxa" w:w="1700"/>
             <w:tcMar>
               <w:top w:type="dxa" w:w="70"/>
               <w:left w:type="dxa" w:w="110"/>
@@ -11116,55 +13209,192 @@
         </w:tc>
         <w:tc>
           <w:tcPr>
-            <w:tcW w:type="dxa" w:w="2300"/>
-            <w:tcMar>
-              <w:top w:type="dxa" w:w="70"/>
-              <w:left w:type="dxa" w:w="110"/>
-              <w:bottom w:type="dxa" w:w="70"/>
-              <w:right w:type="dxa" w:w="110"/>
-            </w:tcMar>
-          </w:tcPr>
-          <w:p>
-            <w:pPr>
-              <w:spacing w:after="0" w:line="260"/>
-            </w:pPr>
-            <w:r>
-              <w:rPr>
-                <w:rFonts w:ascii="맑은 고딕" w:cs="맑은 고딕" w:eastAsia="맑은 고딕" w:hAnsi="맑은 고딕"/>
-                <w:b w:val="false"/>
-                <w:bCs w:val="false"/>
-                <w:color w:val="1A1D21"/>
-                <w:sz w:val="18"/>
-                <w:szCs w:val="18"/>
-              </w:rPr>
-              <w:t xml:space="preserve">5.21 mm (상한 6.54)</w:t>
-            </w:r>
-          </w:p>
-        </w:tc>
-        <w:tc>
-          <w:tcPr>
-            <w:tcW w:type="dxa" w:w="2238"/>
-            <w:tcMar>
-              <w:top w:type="dxa" w:w="70"/>
-              <w:left w:type="dxa" w:w="110"/>
-              <w:bottom w:type="dxa" w:w="70"/>
-              <w:right w:type="dxa" w:w="110"/>
-            </w:tcMar>
-          </w:tcPr>
-          <w:p>
-            <w:pPr>
-              <w:spacing w:after="0" w:line="260"/>
-            </w:pPr>
-            <w:r>
-              <w:rPr>
-                <w:rFonts w:ascii="맑은 고딕" w:cs="맑은 고딕" w:eastAsia="맑은 고딕" w:hAnsi="맑은 고딕"/>
-                <w:b w:val="false"/>
-                <w:bCs w:val="false"/>
-                <w:color w:val="1A1D21"/>
-                <w:sz w:val="18"/>
-                <w:szCs w:val="18"/>
-              </w:rPr>
-              <w:t xml:space="preserve">3.85 mm (상한 4.97)</w:t>
+            <w:tcW w:type="dxa" w:w="2400"/>
+            <w:tcMar>
+              <w:top w:type="dxa" w:w="70"/>
+              <w:left w:type="dxa" w:w="110"/>
+              <w:bottom w:type="dxa" w:w="70"/>
+              <w:right w:type="dxa" w:w="110"/>
+            </w:tcMar>
+          </w:tcPr>
+          <w:p>
+            <w:pPr>
+              <w:spacing w:after="0" w:line="260"/>
+            </w:pPr>
+            <w:r>
+              <w:rPr>
+                <w:rFonts w:ascii="맑은 고딕" w:cs="맑은 고딕" w:eastAsia="맑은 고딕" w:hAnsi="맑은 고딕"/>
+                <w:b w:val="false"/>
+                <w:bCs w:val="false"/>
+                <w:color w:val="1A1D21"/>
+                <w:sz w:val="18"/>
+                <w:szCs w:val="18"/>
+              </w:rPr>
+              <w:t xml:space="preserve">5.82 mm</w:t>
+            </w:r>
+          </w:p>
+        </w:tc>
+        <w:tc>
+          <w:tcPr>
+            <w:tcW w:type="dxa" w:w="2538"/>
+            <w:tcMar>
+              <w:top w:type="dxa" w:w="70"/>
+              <w:left w:type="dxa" w:w="110"/>
+              <w:bottom w:type="dxa" w:w="70"/>
+              <w:right w:type="dxa" w:w="110"/>
+            </w:tcMar>
+          </w:tcPr>
+          <w:p>
+            <w:pPr>
+              <w:spacing w:after="0" w:line="260"/>
+            </w:pPr>
+            <w:r>
+              <w:rPr>
+                <w:rFonts w:ascii="맑은 고딕" w:cs="맑은 고딕" w:eastAsia="맑은 고딕" w:hAnsi="맑은 고딕"/>
+                <w:b w:val="false"/>
+                <w:bCs w:val="false"/>
+                <w:color w:val="1A1D21"/>
+                <w:sz w:val="18"/>
+                <w:szCs w:val="18"/>
+              </w:rPr>
+              <w:t xml:space="preserve">5.79 mm</w:t>
+            </w:r>
+          </w:p>
+        </w:tc>
+      </w:tr>
+      <w:tr>
+        <w:tc>
+          <w:tcPr>
+            <w:tcW w:type="dxa" w:w="1100"/>
+            <w:tcMar>
+              <w:top w:type="dxa" w:w="70"/>
+              <w:left w:type="dxa" w:w="110"/>
+              <w:bottom w:type="dxa" w:w="70"/>
+              <w:right w:type="dxa" w:w="110"/>
+            </w:tcMar>
+          </w:tcPr>
+          <w:p>
+            <w:pPr>
+              <w:spacing w:after="0" w:line="260"/>
+            </w:pPr>
+            <w:r>
+              <w:rPr>
+                <w:rFonts w:ascii="맑은 고딕" w:cs="맑은 고딕" w:eastAsia="맑은 고딕" w:hAnsi="맑은 고딕"/>
+                <w:b w:val="false"/>
+                <w:bCs w:val="false"/>
+                <w:color w:val="1A1D21"/>
+                <w:sz w:val="18"/>
+                <w:szCs w:val="18"/>
+              </w:rPr>
+              <w:t xml:space="preserve">벽</w:t>
+            </w:r>
+          </w:p>
+        </w:tc>
+        <w:tc>
+          <w:tcPr>
+            <w:tcW w:type="dxa" w:w="1900"/>
+            <w:tcMar>
+              <w:top w:type="dxa" w:w="70"/>
+              <w:left w:type="dxa" w:w="110"/>
+              <w:bottom w:type="dxa" w:w="70"/>
+              <w:right w:type="dxa" w:w="110"/>
+            </w:tcMar>
+          </w:tcPr>
+          <w:p>
+            <w:pPr>
+              <w:spacing w:after="0" w:line="260"/>
+            </w:pPr>
+            <w:r>
+              <w:rPr>
+                <w:rFonts w:ascii="맑은 고딕" w:cs="맑은 고딕" w:eastAsia="맑은 고딕" w:hAnsi="맑은 고딕"/>
+                <w:b w:val="false"/>
+                <w:bCs w:val="false"/>
+                <w:color w:val="1A1D21"/>
+                <w:sz w:val="18"/>
+                <w:szCs w:val="18"/>
+              </w:rPr>
+              <w:t xml:space="preserve">직선자 처짐</w:t>
+            </w:r>
+          </w:p>
+        </w:tc>
+        <w:tc>
+          <w:tcPr>
+            <w:tcW w:type="dxa" w:w="1700"/>
+            <w:tcMar>
+              <w:top w:type="dxa" w:w="70"/>
+              <w:left w:type="dxa" w:w="110"/>
+              <w:bottom w:type="dxa" w:w="70"/>
+              <w:right w:type="dxa" w:w="110"/>
+            </w:tcMar>
+          </w:tcPr>
+          <w:p>
+            <w:pPr>
+              <w:spacing w:after="0" w:line="260"/>
+            </w:pPr>
+            <w:r>
+              <w:rPr>
+                <w:rFonts w:ascii="맑은 고딕" w:cs="맑은 고딕" w:eastAsia="맑은 고딕" w:hAnsi="맑은 고딕"/>
+                <w:b w:val="false"/>
+                <w:bCs w:val="false"/>
+                <w:color w:val="1A1D21"/>
+                <w:sz w:val="18"/>
+                <w:szCs w:val="18"/>
+              </w:rPr>
+              <w:t xml:space="preserve">—</w:t>
+            </w:r>
+          </w:p>
+        </w:tc>
+        <w:tc>
+          <w:tcPr>
+            <w:tcW w:type="dxa" w:w="2400"/>
+            <w:tcMar>
+              <w:top w:type="dxa" w:w="70"/>
+              <w:left w:type="dxa" w:w="110"/>
+              <w:bottom w:type="dxa" w:w="70"/>
+              <w:right w:type="dxa" w:w="110"/>
+            </w:tcMar>
+          </w:tcPr>
+          <w:p>
+            <w:pPr>
+              <w:spacing w:after="0" w:line="260"/>
+            </w:pPr>
+            <w:r>
+              <w:rPr>
+                <w:rFonts w:ascii="맑은 고딕" w:cs="맑은 고딕" w:eastAsia="맑은 고딕" w:hAnsi="맑은 고딕"/>
+                <w:b w:val="false"/>
+                <w:bCs w:val="false"/>
+                <w:color w:val="1A1D21"/>
+                <w:sz w:val="18"/>
+                <w:szCs w:val="18"/>
+              </w:rPr>
+              <w:t xml:space="preserve">4.09 mm (하한)</w:t>
+            </w:r>
+          </w:p>
+        </w:tc>
+        <w:tc>
+          <w:tcPr>
+            <w:tcW w:type="dxa" w:w="2538"/>
+            <w:tcMar>
+              <w:top w:type="dxa" w:w="70"/>
+              <w:left w:type="dxa" w:w="110"/>
+              <w:bottom w:type="dxa" w:w="70"/>
+              <w:right w:type="dxa" w:w="110"/>
+            </w:tcMar>
+          </w:tcPr>
+          <w:p>
+            <w:pPr>
+              <w:spacing w:after="0" w:line="260"/>
+            </w:pPr>
+            <w:r>
+              <w:rPr>
+                <w:rFonts w:ascii="맑은 고딕" w:cs="맑은 고딕" w:eastAsia="맑은 고딕" w:hAnsi="맑은 고딕"/>
+                <w:b w:val="false"/>
+                <w:bCs w:val="false"/>
+                <w:color w:val="1A1D21"/>
+                <w:sz w:val="18"/>
+                <w:szCs w:val="18"/>
+              </w:rPr>
+              <w:t xml:space="preserve">3.74 mm (하한)</w:t>
             </w:r>
           </w:p>
         </w:tc>
@@ -11181,7 +13411,663 @@
           <w:sz w:val="18"/>
           <w:szCs w:val="18"/>
         </w:rPr>
-        <w:t xml:space="preserve">허용 기준은 ±0.5°이다.</w:t>
+        <w:t xml:space="preserve">허용 기준은 ±0.5°이다. 직선자 처짐은 요철 폭이 측정 분해능보다 좁아 하한값으로 나오며, 시스템이 분해능 한계를 함께 보고한다.</w:t>
+      </w:r>
+    </w:p>
+    <w:p>
+      <w:pPr>
+        <w:pStyle w:val="Heading3"/>
+        <w:spacing w:after="110" w:before="200"/>
+      </w:pPr>
+      <w:r>
+        <w:rPr>
+          <w:rFonts w:ascii="맑은 고딕" w:cs="맑은 고딕" w:eastAsia="맑은 고딕" w:hAnsi="맑은 고딕"/>
+          <w:b/>
+          <w:bCs/>
+          <w:color w:val="44505A"/>
+          <w:sz w:val="21"/>
+          <w:szCs w:val="21"/>
+        </w:rPr>
+        <w:t xml:space="preserve">동바리 — 노출 길이가 정확도를 지배한다</w:t>
+      </w:r>
+    </w:p>
+    <w:p>
+      <w:pPr>
+        <w:spacing w:after="120" w:before="0" w:line="300"/>
+      </w:pPr>
+      <w:r>
+        <w:rPr>
+          <w:rFonts w:ascii="맑은 고딕" w:cs="맑은 고딕" w:eastAsia="맑은 고딕" w:hAnsi="맑은 고딕"/>
+          <w:color w:val="1A1D21"/>
+          <w:sz w:val="20"/>
+          <w:szCs w:val="20"/>
+        </w:rPr>
+        <w:t xml:space="preserve">실제 렌즈의 세로 시야는 1.2m 에서 707mm 로 좁다. 2.4m 부재 중 일부만 담기며, 짧게 담길수록 원통 단면이 주축을 끌어당겨 각도가 흔들린다. Ø48.6mm 파이프서포트로 측정한 값이다.</w:t>
+      </w:r>
+    </w:p>
+    <w:p>
+      <w:pPr>
+        <w:spacing w:after="60"/>
+      </w:pPr>
+    </w:p>
+    <w:tbl>
+      <w:tblPr>
+        <w:tblW w:type="dxa" w:w="9638"/>
+        <w:tblBorders>
+          <w:top w:val="single" w:color="C4CDD4" w:sz="6"/>
+          <w:left w:val="single" w:color="C4CDD4" w:sz="6"/>
+          <w:bottom w:val="single" w:color="C4CDD4" w:sz="6"/>
+          <w:right w:val="single" w:color="C4CDD4" w:sz="6"/>
+          <w:insideH w:val="single" w:color="C4CDD4" w:sz="4"/>
+          <w:insideV w:val="single" w:color="C4CDD4" w:sz="4"/>
+        </w:tblBorders>
+        <w:tblLayout w:type="fixed"/>
+      </w:tblPr>
+      <w:tblGrid>
+        <w:gridCol w:w="3200"/>
+        <w:gridCol w:w="2800"/>
+        <w:gridCol w:w="3638"/>
+      </w:tblGrid>
+      <w:tr>
+        <w:trPr>
+          <w:tblHeader/>
+        </w:trPr>
+        <w:tc>
+          <w:tcPr>
+            <w:tcW w:type="dxa" w:w="3200"/>
+            <w:shd w:fill="E8EDF0" w:val="clear"/>
+            <w:tcMar>
+              <w:top w:type="dxa" w:w="70"/>
+              <w:left w:type="dxa" w:w="110"/>
+              <w:bottom w:type="dxa" w:w="70"/>
+              <w:right w:type="dxa" w:w="110"/>
+            </w:tcMar>
+          </w:tcPr>
+          <w:p>
+            <w:pPr>
+              <w:spacing w:after="0" w:line="260"/>
+            </w:pPr>
+            <w:r>
+              <w:rPr>
+                <w:rFonts w:ascii="맑은 고딕" w:cs="맑은 고딕" w:eastAsia="맑은 고딕" w:hAnsi="맑은 고딕"/>
+                <w:b/>
+                <w:bCs/>
+                <w:color w:val="1A1D21"/>
+                <w:sz w:val="18"/>
+                <w:szCs w:val="18"/>
+              </w:rPr>
+              <w:t xml:space="preserve">보이는 축 길이</w:t>
+            </w:r>
+          </w:p>
+        </w:tc>
+        <w:tc>
+          <w:tcPr>
+            <w:tcW w:type="dxa" w:w="2800"/>
+            <w:shd w:fill="E8EDF0" w:val="clear"/>
+            <w:tcMar>
+              <w:top w:type="dxa" w:w="70"/>
+              <w:left w:type="dxa" w:w="110"/>
+              <w:bottom w:type="dxa" w:w="70"/>
+              <w:right w:type="dxa" w:w="110"/>
+            </w:tcMar>
+          </w:tcPr>
+          <w:p>
+            <w:pPr>
+              <w:spacing w:after="0" w:line="260"/>
+            </w:pPr>
+            <w:r>
+              <w:rPr>
+                <w:rFonts w:ascii="맑은 고딕" w:cs="맑은 고딕" w:eastAsia="맑은 고딕" w:hAnsi="맑은 고딕"/>
+                <w:b/>
+                <w:bCs/>
+                <w:color w:val="1A1D21"/>
+                <w:sz w:val="18"/>
+                <w:szCs w:val="18"/>
+              </w:rPr>
+              <w:t xml:space="preserve">세장비 L/r</w:t>
+            </w:r>
+          </w:p>
+        </w:tc>
+        <w:tc>
+          <w:tcPr>
+            <w:tcW w:type="dxa" w:w="3638"/>
+            <w:shd w:fill="E8EDF0" w:val="clear"/>
+            <w:tcMar>
+              <w:top w:type="dxa" w:w="70"/>
+              <w:left w:type="dxa" w:w="110"/>
+              <w:bottom w:type="dxa" w:w="70"/>
+              <w:right w:type="dxa" w:w="110"/>
+            </w:tcMar>
+          </w:tcPr>
+          <w:p>
+            <w:pPr>
+              <w:spacing w:after="0" w:line="260"/>
+            </w:pPr>
+            <w:r>
+              <w:rPr>
+                <w:rFonts w:ascii="맑은 고딕" w:cs="맑은 고딕" w:eastAsia="맑은 고딕" w:hAnsi="맑은 고딕"/>
+                <w:b/>
+                <w:bCs/>
+                <w:color w:val="1A1D21"/>
+                <w:sz w:val="18"/>
+                <w:szCs w:val="18"/>
+              </w:rPr>
+              <w:t xml:space="preserve">최대 오차 (20회 시행)</w:t>
+            </w:r>
+          </w:p>
+        </w:tc>
+      </w:tr>
+      <w:tr>
+        <w:tc>
+          <w:tcPr>
+            <w:tcW w:type="dxa" w:w="3200"/>
+            <w:tcMar>
+              <w:top w:type="dxa" w:w="70"/>
+              <w:left w:type="dxa" w:w="110"/>
+              <w:bottom w:type="dxa" w:w="70"/>
+              <w:right w:type="dxa" w:w="110"/>
+            </w:tcMar>
+          </w:tcPr>
+          <w:p>
+            <w:pPr>
+              <w:spacing w:after="0" w:line="260"/>
+            </w:pPr>
+            <w:r>
+              <w:rPr>
+                <w:rFonts w:ascii="맑은 고딕" w:cs="맑은 고딕" w:eastAsia="맑은 고딕" w:hAnsi="맑은 고딕"/>
+                <w:b w:val="false"/>
+                <w:bCs w:val="false"/>
+                <w:color w:val="1A1D21"/>
+                <w:sz w:val="18"/>
+                <w:szCs w:val="18"/>
+              </w:rPr>
+              <w:t xml:space="preserve">100 mm</w:t>
+            </w:r>
+          </w:p>
+        </w:tc>
+        <w:tc>
+          <w:tcPr>
+            <w:tcW w:type="dxa" w:w="2800"/>
+            <w:tcMar>
+              <w:top w:type="dxa" w:w="70"/>
+              <w:left w:type="dxa" w:w="110"/>
+              <w:bottom w:type="dxa" w:w="70"/>
+              <w:right w:type="dxa" w:w="110"/>
+            </w:tcMar>
+          </w:tcPr>
+          <w:p>
+            <w:pPr>
+              <w:spacing w:after="0" w:line="260"/>
+            </w:pPr>
+            <w:r>
+              <w:rPr>
+                <w:rFonts w:ascii="맑은 고딕" w:cs="맑은 고딕" w:eastAsia="맑은 고딕" w:hAnsi="맑은 고딕"/>
+                <w:b w:val="false"/>
+                <w:bCs w:val="false"/>
+                <w:color w:val="1A1D21"/>
+                <w:sz w:val="18"/>
+                <w:szCs w:val="18"/>
+              </w:rPr>
+              <w:t xml:space="preserve">4.1</w:t>
+            </w:r>
+          </w:p>
+        </w:tc>
+        <w:tc>
+          <w:tcPr>
+            <w:tcW w:type="dxa" w:w="3638"/>
+            <w:tcMar>
+              <w:top w:type="dxa" w:w="70"/>
+              <w:left w:type="dxa" w:w="110"/>
+              <w:bottom w:type="dxa" w:w="70"/>
+              <w:right w:type="dxa" w:w="110"/>
+            </w:tcMar>
+          </w:tcPr>
+          <w:p>
+            <w:pPr>
+              <w:spacing w:after="0" w:line="260"/>
+            </w:pPr>
+            <w:r>
+              <w:rPr>
+                <w:rFonts w:ascii="맑은 고딕" w:cs="맑은 고딕" w:eastAsia="맑은 고딕" w:hAnsi="맑은 고딕"/>
+                <w:b w:val="false"/>
+                <w:bCs w:val="false"/>
+                <w:color w:val="9A5B0B"/>
+                <w:sz w:val="18"/>
+                <w:szCs w:val="18"/>
+              </w:rPr>
+              <w:t xml:space="preserve">11.57 °</w:t>
+            </w:r>
+          </w:p>
+        </w:tc>
+      </w:tr>
+      <w:tr>
+        <w:tc>
+          <w:tcPr>
+            <w:tcW w:type="dxa" w:w="3200"/>
+            <w:tcMar>
+              <w:top w:type="dxa" w:w="70"/>
+              <w:left w:type="dxa" w:w="110"/>
+              <w:bottom w:type="dxa" w:w="70"/>
+              <w:right w:type="dxa" w:w="110"/>
+            </w:tcMar>
+          </w:tcPr>
+          <w:p>
+            <w:pPr>
+              <w:spacing w:after="0" w:line="260"/>
+            </w:pPr>
+            <w:r>
+              <w:rPr>
+                <w:rFonts w:ascii="맑은 고딕" w:cs="맑은 고딕" w:eastAsia="맑은 고딕" w:hAnsi="맑은 고딕"/>
+                <w:b w:val="false"/>
+                <w:bCs w:val="false"/>
+                <w:color w:val="1A1D21"/>
+                <w:sz w:val="18"/>
+                <w:szCs w:val="18"/>
+              </w:rPr>
+              <w:t xml:space="preserve">178 mm</w:t>
+            </w:r>
+          </w:p>
+        </w:tc>
+        <w:tc>
+          <w:tcPr>
+            <w:tcW w:type="dxa" w:w="2800"/>
+            <w:tcMar>
+              <w:top w:type="dxa" w:w="70"/>
+              <w:left w:type="dxa" w:w="110"/>
+              <w:bottom w:type="dxa" w:w="70"/>
+              <w:right w:type="dxa" w:w="110"/>
+            </w:tcMar>
+          </w:tcPr>
+          <w:p>
+            <w:pPr>
+              <w:spacing w:after="0" w:line="260"/>
+            </w:pPr>
+            <w:r>
+              <w:rPr>
+                <w:rFonts w:ascii="맑은 고딕" w:cs="맑은 고딕" w:eastAsia="맑은 고딕" w:hAnsi="맑은 고딕"/>
+                <w:b w:val="false"/>
+                <w:bCs w:val="false"/>
+                <w:color w:val="1A1D21"/>
+                <w:sz w:val="18"/>
+                <w:szCs w:val="18"/>
+              </w:rPr>
+              <w:t xml:space="preserve">7.3</w:t>
+            </w:r>
+          </w:p>
+        </w:tc>
+        <w:tc>
+          <w:tcPr>
+            <w:tcW w:type="dxa" w:w="3638"/>
+            <w:tcMar>
+              <w:top w:type="dxa" w:w="70"/>
+              <w:left w:type="dxa" w:w="110"/>
+              <w:bottom w:type="dxa" w:w="70"/>
+              <w:right w:type="dxa" w:w="110"/>
+            </w:tcMar>
+          </w:tcPr>
+          <w:p>
+            <w:pPr>
+              <w:spacing w:after="0" w:line="260"/>
+            </w:pPr>
+            <w:r>
+              <w:rPr>
+                <w:rFonts w:ascii="맑은 고딕" w:cs="맑은 고딕" w:eastAsia="맑은 고딕" w:hAnsi="맑은 고딕"/>
+                <w:b w:val="false"/>
+                <w:bCs w:val="false"/>
+                <w:color w:val="9A5B0B"/>
+                <w:sz w:val="18"/>
+                <w:szCs w:val="18"/>
+              </w:rPr>
+              <w:t xml:space="preserve">2.08 °</w:t>
+            </w:r>
+          </w:p>
+        </w:tc>
+      </w:tr>
+      <w:tr>
+        <w:tc>
+          <w:tcPr>
+            <w:tcW w:type="dxa" w:w="3200"/>
+            <w:tcMar>
+              <w:top w:type="dxa" w:w="70"/>
+              <w:left w:type="dxa" w:w="110"/>
+              <w:bottom w:type="dxa" w:w="70"/>
+              <w:right w:type="dxa" w:w="110"/>
+            </w:tcMar>
+          </w:tcPr>
+          <w:p>
+            <w:pPr>
+              <w:spacing w:after="0" w:line="260"/>
+            </w:pPr>
+            <w:r>
+              <w:rPr>
+                <w:rFonts w:ascii="맑은 고딕" w:cs="맑은 고딕" w:eastAsia="맑은 고딕" w:hAnsi="맑은 고딕"/>
+                <w:b w:val="false"/>
+                <w:bCs w:val="false"/>
+                <w:color w:val="1A1D21"/>
+                <w:sz w:val="18"/>
+                <w:szCs w:val="18"/>
+              </w:rPr>
+              <w:t xml:space="preserve">300 mm</w:t>
+            </w:r>
+          </w:p>
+        </w:tc>
+        <w:tc>
+          <w:tcPr>
+            <w:tcW w:type="dxa" w:w="2800"/>
+            <w:tcMar>
+              <w:top w:type="dxa" w:w="70"/>
+              <w:left w:type="dxa" w:w="110"/>
+              <w:bottom w:type="dxa" w:w="70"/>
+              <w:right w:type="dxa" w:w="110"/>
+            </w:tcMar>
+          </w:tcPr>
+          <w:p>
+            <w:pPr>
+              <w:spacing w:after="0" w:line="260"/>
+            </w:pPr>
+            <w:r>
+              <w:rPr>
+                <w:rFonts w:ascii="맑은 고딕" w:cs="맑은 고딕" w:eastAsia="맑은 고딕" w:hAnsi="맑은 고딕"/>
+                <w:b w:val="false"/>
+                <w:bCs w:val="false"/>
+                <w:color w:val="1A1D21"/>
+                <w:sz w:val="18"/>
+                <w:szCs w:val="18"/>
+              </w:rPr>
+              <w:t xml:space="preserve">12.3</w:t>
+            </w:r>
+          </w:p>
+        </w:tc>
+        <w:tc>
+          <w:tcPr>
+            <w:tcW w:type="dxa" w:w="3638"/>
+            <w:tcMar>
+              <w:top w:type="dxa" w:w="70"/>
+              <w:left w:type="dxa" w:w="110"/>
+              <w:bottom w:type="dxa" w:w="70"/>
+              <w:right w:type="dxa" w:w="110"/>
+            </w:tcMar>
+          </w:tcPr>
+          <w:p>
+            <w:pPr>
+              <w:spacing w:after="0" w:line="260"/>
+            </w:pPr>
+            <w:r>
+              <w:rPr>
+                <w:rFonts w:ascii="맑은 고딕" w:cs="맑은 고딕" w:eastAsia="맑은 고딕" w:hAnsi="맑은 고딕"/>
+                <w:b w:val="false"/>
+                <w:bCs w:val="false"/>
+                <w:color w:val="9A5B0B"/>
+                <w:sz w:val="18"/>
+                <w:szCs w:val="18"/>
+              </w:rPr>
+              <w:t xml:space="preserve">1.82 °</w:t>
+            </w:r>
+          </w:p>
+        </w:tc>
+      </w:tr>
+      <w:tr>
+        <w:tc>
+          <w:tcPr>
+            <w:tcW w:type="dxa" w:w="3200"/>
+            <w:tcMar>
+              <w:top w:type="dxa" w:w="70"/>
+              <w:left w:type="dxa" w:w="110"/>
+              <w:bottom w:type="dxa" w:w="70"/>
+              <w:right w:type="dxa" w:w="110"/>
+            </w:tcMar>
+          </w:tcPr>
+          <w:p>
+            <w:pPr>
+              <w:spacing w:after="0" w:line="260"/>
+            </w:pPr>
+            <w:r>
+              <w:rPr>
+                <w:rFonts w:ascii="맑은 고딕" w:cs="맑은 고딕" w:eastAsia="맑은 고딕" w:hAnsi="맑은 고딕"/>
+                <w:b w:val="false"/>
+                <w:bCs w:val="false"/>
+                <w:color w:val="1A1D21"/>
+                <w:sz w:val="18"/>
+                <w:szCs w:val="18"/>
+              </w:rPr>
+              <w:t xml:space="preserve">500 mm</w:t>
+            </w:r>
+          </w:p>
+        </w:tc>
+        <w:tc>
+          <w:tcPr>
+            <w:tcW w:type="dxa" w:w="2800"/>
+            <w:tcMar>
+              <w:top w:type="dxa" w:w="70"/>
+              <w:left w:type="dxa" w:w="110"/>
+              <w:bottom w:type="dxa" w:w="70"/>
+              <w:right w:type="dxa" w:w="110"/>
+            </w:tcMar>
+          </w:tcPr>
+          <w:p>
+            <w:pPr>
+              <w:spacing w:after="0" w:line="260"/>
+            </w:pPr>
+            <w:r>
+              <w:rPr>
+                <w:rFonts w:ascii="맑은 고딕" w:cs="맑은 고딕" w:eastAsia="맑은 고딕" w:hAnsi="맑은 고딕"/>
+                <w:b w:val="false"/>
+                <w:bCs w:val="false"/>
+                <w:color w:val="1A1D21"/>
+                <w:sz w:val="18"/>
+                <w:szCs w:val="18"/>
+              </w:rPr>
+              <w:t xml:space="preserve">20.6</w:t>
+            </w:r>
+          </w:p>
+        </w:tc>
+        <w:tc>
+          <w:tcPr>
+            <w:tcW w:type="dxa" w:w="3638"/>
+            <w:tcMar>
+              <w:top w:type="dxa" w:w="70"/>
+              <w:left w:type="dxa" w:w="110"/>
+              <w:bottom w:type="dxa" w:w="70"/>
+              <w:right w:type="dxa" w:w="110"/>
+            </w:tcMar>
+          </w:tcPr>
+          <w:p>
+            <w:pPr>
+              <w:spacing w:after="0" w:line="260"/>
+            </w:pPr>
+            <w:r>
+              <w:rPr>
+                <w:rFonts w:ascii="맑은 고딕" w:cs="맑은 고딕" w:eastAsia="맑은 고딕" w:hAnsi="맑은 고딕"/>
+                <w:b w:val="false"/>
+                <w:bCs w:val="false"/>
+                <w:color w:val="1A1D21"/>
+                <w:sz w:val="18"/>
+                <w:szCs w:val="18"/>
+              </w:rPr>
+              <w:t xml:space="preserve">0.64 °</w:t>
+            </w:r>
+          </w:p>
+        </w:tc>
+      </w:tr>
+      <w:tr>
+        <w:tc>
+          <w:tcPr>
+            <w:tcW w:type="dxa" w:w="3200"/>
+            <w:tcMar>
+              <w:top w:type="dxa" w:w="70"/>
+              <w:left w:type="dxa" w:w="110"/>
+              <w:bottom w:type="dxa" w:w="70"/>
+              <w:right w:type="dxa" w:w="110"/>
+            </w:tcMar>
+          </w:tcPr>
+          <w:p>
+            <w:pPr>
+              <w:spacing w:after="0" w:line="260"/>
+            </w:pPr>
+            <w:r>
+              <w:rPr>
+                <w:rFonts w:ascii="맑은 고딕" w:cs="맑은 고딕" w:eastAsia="맑은 고딕" w:hAnsi="맑은 고딕"/>
+                <w:b w:val="false"/>
+                <w:bCs w:val="false"/>
+                <w:color w:val="1A1D21"/>
+                <w:sz w:val="18"/>
+                <w:szCs w:val="18"/>
+              </w:rPr>
+              <w:t xml:space="preserve">800 mm</w:t>
+            </w:r>
+          </w:p>
+        </w:tc>
+        <w:tc>
+          <w:tcPr>
+            <w:tcW w:type="dxa" w:w="2800"/>
+            <w:tcMar>
+              <w:top w:type="dxa" w:w="70"/>
+              <w:left w:type="dxa" w:w="110"/>
+              <w:bottom w:type="dxa" w:w="70"/>
+              <w:right w:type="dxa" w:w="110"/>
+            </w:tcMar>
+          </w:tcPr>
+          <w:p>
+            <w:pPr>
+              <w:spacing w:after="0" w:line="260"/>
+            </w:pPr>
+            <w:r>
+              <w:rPr>
+                <w:rFonts w:ascii="맑은 고딕" w:cs="맑은 고딕" w:eastAsia="맑은 고딕" w:hAnsi="맑은 고딕"/>
+                <w:b w:val="false"/>
+                <w:bCs w:val="false"/>
+                <w:color w:val="1A1D21"/>
+                <w:sz w:val="18"/>
+                <w:szCs w:val="18"/>
+              </w:rPr>
+              <w:t xml:space="preserve">32.9</w:t>
+            </w:r>
+          </w:p>
+        </w:tc>
+        <w:tc>
+          <w:tcPr>
+            <w:tcW w:type="dxa" w:w="3638"/>
+            <w:tcMar>
+              <w:top w:type="dxa" w:w="70"/>
+              <w:left w:type="dxa" w:w="110"/>
+              <w:bottom w:type="dxa" w:w="70"/>
+              <w:right w:type="dxa" w:w="110"/>
+            </w:tcMar>
+          </w:tcPr>
+          <w:p>
+            <w:pPr>
+              <w:spacing w:after="0" w:line="260"/>
+            </w:pPr>
+            <w:r>
+              <w:rPr>
+                <w:rFonts w:ascii="맑은 고딕" w:cs="맑은 고딕" w:eastAsia="맑은 고딕" w:hAnsi="맑은 고딕"/>
+                <w:b w:val="false"/>
+                <w:bCs w:val="false"/>
+                <w:color w:val="0F6E33"/>
+                <w:sz w:val="18"/>
+                <w:szCs w:val="18"/>
+              </w:rPr>
+              <w:t xml:space="preserve">0.18 °</w:t>
+            </w:r>
+          </w:p>
+        </w:tc>
+      </w:tr>
+      <w:tr>
+        <w:tc>
+          <w:tcPr>
+            <w:tcW w:type="dxa" w:w="3200"/>
+            <w:tcMar>
+              <w:top w:type="dxa" w:w="70"/>
+              <w:left w:type="dxa" w:w="110"/>
+              <w:bottom w:type="dxa" w:w="70"/>
+              <w:right w:type="dxa" w:w="110"/>
+            </w:tcMar>
+          </w:tcPr>
+          <w:p>
+            <w:pPr>
+              <w:spacing w:after="0" w:line="260"/>
+            </w:pPr>
+            <w:r>
+              <w:rPr>
+                <w:rFonts w:ascii="맑은 고딕" w:cs="맑은 고딕" w:eastAsia="맑은 고딕" w:hAnsi="맑은 고딕"/>
+                <w:b w:val="false"/>
+                <w:bCs w:val="false"/>
+                <w:color w:val="1A1D21"/>
+                <w:sz w:val="18"/>
+                <w:szCs w:val="18"/>
+              </w:rPr>
+              <w:t xml:space="preserve">1200 mm</w:t>
+            </w:r>
+          </w:p>
+        </w:tc>
+        <w:tc>
+          <w:tcPr>
+            <w:tcW w:type="dxa" w:w="2800"/>
+            <w:tcMar>
+              <w:top w:type="dxa" w:w="70"/>
+              <w:left w:type="dxa" w:w="110"/>
+              <w:bottom w:type="dxa" w:w="70"/>
+              <w:right w:type="dxa" w:w="110"/>
+            </w:tcMar>
+          </w:tcPr>
+          <w:p>
+            <w:pPr>
+              <w:spacing w:after="0" w:line="260"/>
+            </w:pPr>
+            <w:r>
+              <w:rPr>
+                <w:rFonts w:ascii="맑은 고딕" w:cs="맑은 고딕" w:eastAsia="맑은 고딕" w:hAnsi="맑은 고딕"/>
+                <w:b w:val="false"/>
+                <w:bCs w:val="false"/>
+                <w:color w:val="1A1D21"/>
+                <w:sz w:val="18"/>
+                <w:szCs w:val="18"/>
+              </w:rPr>
+              <w:t xml:space="preserve">49.4</w:t>
+            </w:r>
+          </w:p>
+        </w:tc>
+        <w:tc>
+          <w:tcPr>
+            <w:tcW w:type="dxa" w:w="3638"/>
+            <w:tcMar>
+              <w:top w:type="dxa" w:w="70"/>
+              <w:left w:type="dxa" w:w="110"/>
+              <w:bottom w:type="dxa" w:w="70"/>
+              <w:right w:type="dxa" w:w="110"/>
+            </w:tcMar>
+          </w:tcPr>
+          <w:p>
+            <w:pPr>
+              <w:spacing w:after="0" w:line="260"/>
+            </w:pPr>
+            <w:r>
+              <w:rPr>
+                <w:rFonts w:ascii="맑은 고딕" w:cs="맑은 고딕" w:eastAsia="맑은 고딕" w:hAnsi="맑은 고딕"/>
+                <w:b w:val="false"/>
+                <w:bCs w:val="false"/>
+                <w:color w:val="0F6E33"/>
+                <w:sz w:val="18"/>
+                <w:szCs w:val="18"/>
+              </w:rPr>
+              <w:t xml:space="preserve">0.06 °</w:t>
+            </w:r>
+          </w:p>
+        </w:tc>
+      </w:tr>
+    </w:tbl>
+    <w:p>
+      <w:pPr>
+        <w:spacing w:after="120" w:before="140" w:line="300"/>
+      </w:pPr>
+      <w:r>
+        <w:rPr>
+          <w:rFonts w:ascii="맑은 고딕" w:cs="맑은 고딕" w:eastAsia="맑은 고딕" w:hAnsi="맑은 고딕"/>
+          <w:color w:val="1A1D21"/>
+          <w:sz w:val="20"/>
+          <w:szCs w:val="20"/>
+        </w:rPr>
+        <w:t xml:space="preserve">경험식으로 각도 불확실도 ≈ 13 / (L/r) 이며, 허용 ±0.5° 를 지키려면 L/r ≥ 26 (Ø48.6mm 기준 약 0.63m)이 필요하다. 코드는 L/r &lt; 13 을 하드 기각하고, 그 이상은 불확실도를 판정에 반영해 측정값에 그 폭을 더했을 때 허용치를 넘으면 「판정보류(노출길이)」로 내보낸다.</w:t>
       </w:r>
     </w:p>
     <w:p>
@@ -11436,7 +14322,7 @@
                 <w:sz w:val="18"/>
                 <w:szCs w:val="18"/>
               </w:rPr>
-              <w:t xml:space="preserve">0.0016</w:t>
+              <w:t xml:space="preserve">0.0052</w:t>
             </w:r>
           </w:p>
         </w:tc>
@@ -11463,7 +14349,7 @@
                 <w:sz w:val="18"/>
                 <w:szCs w:val="18"/>
               </w:rPr>
-              <w:t xml:space="preserve">0.0161</w:t>
+              <w:t xml:space="preserve">0.0010</w:t>
             </w:r>
           </w:p>
         </w:tc>
@@ -11490,7 +14376,7 @@
                 <w:sz w:val="18"/>
                 <w:szCs w:val="18"/>
               </w:rPr>
-              <w:t xml:space="preserve">0.0499</w:t>
+              <w:t xml:space="preserve">0.2511</w:t>
             </w:r>
           </w:p>
         </w:tc>
@@ -11573,7 +14459,7 @@
                 <w:sz w:val="18"/>
                 <w:szCs w:val="18"/>
               </w:rPr>
-              <w:t xml:space="preserve">0.0013</w:t>
+              <w:t xml:space="preserve">0.0048</w:t>
             </w:r>
           </w:p>
         </w:tc>
@@ -11600,7 +14486,7 @@
                 <w:sz w:val="18"/>
                 <w:szCs w:val="18"/>
               </w:rPr>
-              <w:t xml:space="preserve">0.0072</w:t>
+              <w:t xml:space="preserve">0.0004</w:t>
             </w:r>
           </w:p>
         </w:tc>
@@ -11627,7 +14513,7 @@
                 <w:sz w:val="18"/>
                 <w:szCs w:val="18"/>
               </w:rPr>
-              <w:t xml:space="preserve">0.0043</w:t>
+              <w:t xml:space="preserve">0.2242</w:t>
             </w:r>
           </w:p>
         </w:tc>
@@ -11710,7 +14596,7 @@
                 <w:sz w:val="18"/>
                 <w:szCs w:val="18"/>
               </w:rPr>
-              <w:t xml:space="preserve">0.0014</w:t>
+              <w:t xml:space="preserve">0.0052</w:t>
             </w:r>
           </w:p>
         </w:tc>
@@ -11737,7 +14623,7 @@
                 <w:sz w:val="18"/>
                 <w:szCs w:val="18"/>
               </w:rPr>
-              <w:t xml:space="preserve">0.0170</w:t>
+              <w:t xml:space="preserve">0.0002</w:t>
             </w:r>
           </w:p>
         </w:tc>
@@ -11764,7 +14650,7 @@
                 <w:sz w:val="18"/>
                 <w:szCs w:val="18"/>
               </w:rPr>
-              <w:t xml:space="preserve">0.0443</w:t>
+              <w:t xml:space="preserve">0.0876</w:t>
             </w:r>
           </w:p>
         </w:tc>
@@ -11847,7 +14733,7 @@
                 <w:sz w:val="18"/>
                 <w:szCs w:val="18"/>
               </w:rPr>
-              <w:t xml:space="preserve">0.0014</w:t>
+              <w:t xml:space="preserve">0.0052</w:t>
             </w:r>
           </w:p>
         </w:tc>
@@ -11874,7 +14760,7 @@
                 <w:sz w:val="18"/>
                 <w:szCs w:val="18"/>
               </w:rPr>
-              <w:t xml:space="preserve">0.0287</w:t>
+              <w:t xml:space="preserve">0.0002</w:t>
             </w:r>
           </w:p>
         </w:tc>
@@ -11901,7 +14787,7 @@
                 <w:sz w:val="18"/>
                 <w:szCs w:val="18"/>
               </w:rPr>
-              <w:t xml:space="preserve">0.0443</w:t>
+              <w:t xml:space="preserve">0.2865</w:t>
             </w:r>
           </w:p>
         </w:tc>
@@ -12121,7 +15007,7 @@
                 <w:sz w:val="18"/>
                 <w:szCs w:val="18"/>
               </w:rPr>
-              <w:t xml:space="preserve">0.0012</w:t>
+              <w:t xml:space="preserve">0.0138</w:t>
             </w:r>
           </w:p>
         </w:tc>
@@ -12148,7 +15034,7 @@
                 <w:sz w:val="18"/>
                 <w:szCs w:val="18"/>
               </w:rPr>
-              <w:t xml:space="preserve">0.0049</w:t>
+              <w:t xml:space="preserve">0.0301</w:t>
             </w:r>
           </w:p>
         </w:tc>
@@ -12175,7 +15061,7 @@
                 <w:sz w:val="18"/>
                 <w:szCs w:val="18"/>
               </w:rPr>
-              <w:t xml:space="preserve">0.0443</w:t>
+              <w:t xml:space="preserve">0.2901</w:t>
             </w:r>
           </w:p>
         </w:tc>
@@ -12231,7 +15117,7 @@
                 <w:sz w:val="18"/>
                 <w:szCs w:val="18"/>
               </w:rPr>
-              <w:t xml:space="preserve">σ_u = 2.0 px</w:t>
+              <w:t xml:space="preserve">σ_u = 1.0 px</w:t>
             </w:r>
           </w:p>
         </w:tc>
@@ -12258,7 +15144,7 @@
                 <w:sz w:val="18"/>
                 <w:szCs w:val="18"/>
               </w:rPr>
-              <w:t xml:space="preserve">0.0327</w:t>
+              <w:t xml:space="preserve">0.0028</w:t>
             </w:r>
           </w:p>
         </w:tc>
@@ -12285,7 +15171,7 @@
                 <w:sz w:val="18"/>
                 <w:szCs w:val="18"/>
               </w:rPr>
-              <w:t xml:space="preserve">1.3502</w:t>
+              <w:t xml:space="preserve">0.1955</w:t>
             </w:r>
           </w:p>
         </w:tc>
@@ -12312,7 +15198,7 @@
                 <w:sz w:val="18"/>
                 <w:szCs w:val="18"/>
               </w:rPr>
-              <w:t xml:space="preserve">0.0704</w:t>
+              <w:t xml:space="preserve">0.2735</w:t>
             </w:r>
           </w:p>
         </w:tc>
@@ -12335,11 +15221,11 @@
                 <w:rFonts w:ascii="맑은 고딕" w:cs="맑은 고딕" w:eastAsia="맑은 고딕" w:hAnsi="맑은 고딕"/>
                 <w:b w:val="false"/>
                 <w:bCs w:val="false"/>
-                <w:color w:val="9A5B0B"/>
-                <w:sz w:val="18"/>
-                <w:szCs w:val="18"/>
-              </w:rPr>
-              <w:t xml:space="preserve">실패</w:t>
+                <w:color w:val="1A1D21"/>
+                <w:sz w:val="18"/>
+                <w:szCs w:val="18"/>
+              </w:rPr>
+              <w:t xml:space="preserve">통과</w:t>
             </w:r>
           </w:p>
         </w:tc>
@@ -12667,7 +15553,7 @@
                 <w:sz w:val="18"/>
                 <w:szCs w:val="18"/>
               </w:rPr>
-              <w:t xml:space="preserve">요철 깊이가 15~40% 낮게 나온다. 노이즈 탓이 아니라 V선 21개의 샘플링 간격이 약 8cm라 σ=5cm 요철이 저샘플링되는 물리적 한계다. 선 수를 늘리거나 촬영을 겹쳐야 개선된다.</w:t>
+              <w:t xml:space="preserve">직선자 처짐이 정답의 60~70% 수준으로 나온다. 실제 렌즈의 좁은 시야 때문에 바닥을 담으려면 장비를 34° 이상 기울여야 하고, 그러면 벽을 사각으로 보게 되어 면내 점밀도가 낮아진다. σ=5cm 요철이 그 분해능 아래로 내려간다. 요철 깊이(eq4)는 정점 근방 원시잔차라 5.8mm 로 정답에 가깝다.</w:t>
             </w:r>
           </w:p>
         </w:tc>
@@ -12696,7 +15582,7 @@
                 <w:sz w:val="18"/>
                 <w:szCs w:val="18"/>
               </w:rPr>
-              <w:t xml:space="preserve">Isaac 렌더 경로 미검증</w:t>
+              <w:t xml:space="preserve">한 장의 한계</w:t>
             </w:r>
           </w:p>
         </w:tc>
@@ -12723,7 +15609,7 @@
                 <w:sz w:val="18"/>
                 <w:szCs w:val="18"/>
               </w:rPr>
-              <w:t xml:space="preserve">어노테이터 부착, 카메라 하향 자세, 선검출 실제 연동은 Isaac 환경이 없어 실행 검증하지 못했다. 계산 로직은 전부 Isaac 비의존 모듈에 있어 오프라인 검증되었다.</w:t>
+              <w:t xml:space="preserve">벽 평활도(정면 촬영 유리)와 바닥 수평도(하향 촬영 필요)는 한 장으로 동시에 최적화할 수 없다. 정밀 평활도가 필요하면 면별로 정면 촬영을 따로 해야 한다.</w:t>
             </w:r>
           </w:p>
         </w:tc>
@@ -12752,6 +15638,62 @@
                 <w:sz w:val="18"/>
                 <w:szCs w:val="18"/>
               </w:rPr>
+              <w:t xml:space="preserve">Isaac 렌더 경로 미검증</w:t>
+            </w:r>
+          </w:p>
+        </w:tc>
+        <w:tc>
+          <w:tcPr>
+            <w:tcW w:type="dxa" w:w="7238"/>
+            <w:tcMar>
+              <w:top w:type="dxa" w:w="70"/>
+              <w:left w:type="dxa" w:w="110"/>
+              <w:bottom w:type="dxa" w:w="70"/>
+              <w:right w:type="dxa" w:w="110"/>
+            </w:tcMar>
+          </w:tcPr>
+          <w:p>
+            <w:pPr>
+              <w:spacing w:after="0" w:line="260"/>
+            </w:pPr>
+            <w:r>
+              <w:rPr>
+                <w:rFonts w:ascii="맑은 고딕" w:cs="맑은 고딕" w:eastAsia="맑은 고딕" w:hAnsi="맑은 고딕"/>
+                <w:b w:val="false"/>
+                <w:bCs w:val="false"/>
+                <w:color w:val="1A1D21"/>
+                <w:sz w:val="18"/>
+                <w:szCs w:val="18"/>
+              </w:rPr>
+              <w:t xml:space="preserve">어노테이터 부착, 카메라 하향 자세, 선검출 실제 연동은 Isaac 환경이 없어 실행 검증하지 못했다. 계산 로직은 전부 Isaac 비의존 모듈에 있어 오프라인 검증되었다.</w:t>
+            </w:r>
+          </w:p>
+        </w:tc>
+      </w:tr>
+      <w:tr>
+        <w:tc>
+          <w:tcPr>
+            <w:tcW w:type="dxa" w:w="2400"/>
+            <w:tcMar>
+              <w:top w:type="dxa" w:w="70"/>
+              <w:left w:type="dxa" w:w="110"/>
+              <w:bottom w:type="dxa" w:w="70"/>
+              <w:right w:type="dxa" w:w="110"/>
+            </w:tcMar>
+          </w:tcPr>
+          <w:p>
+            <w:pPr>
+              <w:spacing w:after="0" w:line="260"/>
+            </w:pPr>
+            <w:r>
+              <w:rPr>
+                <w:rFonts w:ascii="맑은 고딕" w:cs="맑은 고딕" w:eastAsia="맑은 고딕" w:hAnsi="맑은 고딕"/>
+                <w:b w:val="false"/>
+                <w:bCs w:val="false"/>
+                <w:color w:val="1A1D21"/>
+                <w:sz w:val="18"/>
+                <w:szCs w:val="18"/>
+              </w:rPr>
               <w:t xml:space="preserve">캘리브레이션 미확보</w:t>
             </w:r>
           </w:p>
@@ -12779,7 +15721,63 @@
                 <w:sz w:val="18"/>
                 <w:szCs w:val="18"/>
               </w:rPr>
-              <w:t xml:space="preserve">4.2절 표의 α_i, β_j, R, t, R_ic, b_a가 전부 가정값이다. PDF 3.1이 「B의 정확도가 곧 측정 정확도」라 명시한 부분이 비어 있다.</w:t>
+              <w:t xml:space="preserve">4.2절 표에서 assumed 로 표시한 여섯 항목(c_x·c_y, α_i, β_j, R·t, R_ic, b_a)과 σ_u 가 가정값이다. f 와 DOE 발산각은 부품 사양에서 유도했고, 실측 기반은 기선 b 하나뿐이다.</w:t>
+            </w:r>
+          </w:p>
+        </w:tc>
+      </w:tr>
+      <w:tr>
+        <w:tc>
+          <w:tcPr>
+            <w:tcW w:type="dxa" w:w="2400"/>
+            <w:tcMar>
+              <w:top w:type="dxa" w:w="70"/>
+              <w:left w:type="dxa" w:w="110"/>
+              <w:bottom w:type="dxa" w:w="70"/>
+              <w:right w:type="dxa" w:w="110"/>
+            </w:tcMar>
+          </w:tcPr>
+          <w:p>
+            <w:pPr>
+              <w:spacing w:after="0" w:line="260"/>
+            </w:pPr>
+            <w:r>
+              <w:rPr>
+                <w:rFonts w:ascii="맑은 고딕" w:cs="맑은 고딕" w:eastAsia="맑은 고딕" w:hAnsi="맑은 고딕"/>
+                <w:b w:val="false"/>
+                <w:bCs w:val="false"/>
+                <w:color w:val="1A1D21"/>
+                <w:sz w:val="18"/>
+                <w:szCs w:val="18"/>
+              </w:rPr>
+              <w:t xml:space="preserve">사양 충돌</w:t>
+            </w:r>
+          </w:p>
+        </w:tc>
+        <w:tc>
+          <w:tcPr>
+            <w:tcW w:type="dxa" w:w="7238"/>
+            <w:tcMar>
+              <w:top w:type="dxa" w:w="70"/>
+              <w:left w:type="dxa" w:w="110"/>
+              <w:bottom w:type="dxa" w:w="70"/>
+              <w:right w:type="dxa" w:w="110"/>
+            </w:tcMar>
+          </w:tcPr>
+          <w:p>
+            <w:pPr>
+              <w:spacing w:after="0" w:line="260"/>
+            </w:pPr>
+            <w:r>
+              <w:rPr>
+                <w:rFonts w:ascii="맑은 고딕" w:cs="맑은 고딕" w:eastAsia="맑은 고딕" w:hAnsi="맑은 고딕"/>
+                <w:b w:val="false"/>
+                <w:bCs w:val="false"/>
+                <w:color w:val="1A1D21"/>
+                <w:sz w:val="18"/>
+                <w:szCs w:val="18"/>
+              </w:rPr>
+              <w:t xml:space="preserve">카메라 HFOV 38.77° 보다 DOE 발산각 42.61° 가 넓어 V선 21개 중 2개가 센서를 벗어난다. DOE 를 37.30° 이하로 줄이거나 렌즈를 10.39mm 이하로 바꿔야 해소된다.</w:t>
             </w:r>
           </w:p>
         </w:tc>

--- a/laser_grid/docs/레이저그리드_영역별품질검측_파이프라인_정리.docx
+++ b/laser_grid/docs/레이저그리드_영역별품질검측_파이프라인_정리.docx
@@ -108,7 +108,7 @@
           <w:sz w:val="18"/>
           <w:szCs w:val="18"/>
         </w:rPr>
-        <w:t xml:space="preserve">2026-08-25 기준  ·  Python 17개 파일, 8,472줄</w:t>
+        <w:t xml:space="preserve">2026-08-25 기준  ·  Python 17개 파일, 8,600줄</w:t>
       </w:r>
     </w:p>
     <w:p>
@@ -5158,7 +5158,7 @@
                 <w:sz w:val="18"/>
                 <w:szCs w:val="18"/>
               </w:rPr>
-              <w:t xml:space="preserve">42.61°</w:t>
+              <w:t xml:space="preserve">31.0°</w:t>
             </w:r>
           </w:p>
         </w:tc>
@@ -5185,7 +5185,7 @@
                 <w:sz w:val="18"/>
                 <w:szCs w:val="18"/>
               </w:rPr>
-              <w:t xml:space="preserve">spec</w:t>
+              <w:t xml:space="preserve">design</w:t>
             </w:r>
           </w:p>
         </w:tc>
@@ -5212,7 +5212,176 @@
                 <w:sz w:val="18"/>
                 <w:szCs w:val="18"/>
               </w:rPr>
-              <w:t xml:space="preserve">투사폭 936mm @1.2m 에서 역산</w:t>
+              <w:t xml:space="preserve">21선이 작업거리 1.0~1.5m 내내</w:t>
+            </w:r>
+          </w:p>
+          <w:p>
+            <w:pPr>
+              <w:spacing w:after="0" w:line="260"/>
+            </w:pPr>
+            <w:r>
+              <w:rPr>
+                <w:rFonts w:ascii="맑은 고딕" w:cs="맑은 고딕" w:eastAsia="맑은 고딕" w:hAnsi="맑은 고딕"/>
+                <w:b w:val="false"/>
+                <w:bCs w:val="false"/>
+                <w:color w:val="1A1D21"/>
+                <w:sz w:val="18"/>
+                <w:szCs w:val="18"/>
+              </w:rPr>
+              <w:t xml:space="preserve">센서 안에 들어오는 최대값</w:t>
+            </w:r>
+          </w:p>
+        </w:tc>
+      </w:tr>
+      <w:tr>
+        <w:tc>
+          <w:tcPr>
+            <w:tcW w:type="dxa" w:w="1900"/>
+            <w:tcMar>
+              <w:top w:type="dxa" w:w="70"/>
+              <w:left w:type="dxa" w:w="110"/>
+              <w:bottom w:type="dxa" w:w="70"/>
+              <w:right w:type="dxa" w:w="110"/>
+            </w:tcMar>
+          </w:tcPr>
+          <w:p>
+            <w:pPr>
+              <w:spacing w:after="0" w:line="260"/>
+            </w:pPr>
+            <w:r>
+              <w:rPr>
+                <w:rFonts w:ascii="맑은 고딕" w:cs="맑은 고딕" w:eastAsia="맑은 고딕" w:hAnsi="맑은 고딕"/>
+                <w:b w:val="false"/>
+                <w:bCs w:val="false"/>
+                <w:color w:val="1A1D21"/>
+                <w:sz w:val="18"/>
+                <w:szCs w:val="18"/>
+              </w:rPr>
+              <w:t xml:space="preserve">레이저 수렴각</w:t>
+            </w:r>
+          </w:p>
+        </w:tc>
+        <w:tc>
+          <w:tcPr>
+            <w:tcW w:type="dxa" w:w="950"/>
+            <w:tcMar>
+              <w:top w:type="dxa" w:w="70"/>
+              <w:left w:type="dxa" w:w="110"/>
+              <w:bottom w:type="dxa" w:w="70"/>
+              <w:right w:type="dxa" w:w="110"/>
+            </w:tcMar>
+          </w:tcPr>
+          <w:p>
+            <w:pPr>
+              <w:spacing w:after="0" w:line="260"/>
+            </w:pPr>
+            <w:r>
+              <w:rPr>
+                <w:rFonts w:ascii="D2Coding" w:cs="D2Coding" w:eastAsia="D2Coding" w:hAnsi="D2Coding"/>
+                <w:b w:val="false"/>
+                <w:bCs w:val="false"/>
+                <w:color w:val="1A1D21"/>
+                <w:sz w:val="18"/>
+                <w:szCs w:val="18"/>
+              </w:rPr>
+              <w:t xml:space="preserve">δ</w:t>
+            </w:r>
+          </w:p>
+        </w:tc>
+        <w:tc>
+          <w:tcPr>
+            <w:tcW w:type="dxa" w:w="1500"/>
+            <w:tcMar>
+              <w:top w:type="dxa" w:w="70"/>
+              <w:left w:type="dxa" w:w="110"/>
+              <w:bottom w:type="dxa" w:w="70"/>
+              <w:right w:type="dxa" w:w="110"/>
+            </w:tcMar>
+          </w:tcPr>
+          <w:p>
+            <w:pPr>
+              <w:spacing w:after="0" w:line="260"/>
+            </w:pPr>
+            <w:r>
+              <w:rPr>
+                <w:rFonts w:ascii="D2Coding" w:cs="D2Coding" w:eastAsia="D2Coding" w:hAnsi="D2Coding"/>
+                <w:b w:val="false"/>
+                <w:bCs w:val="false"/>
+                <w:color w:val="1A1D21"/>
+                <w:sz w:val="18"/>
+                <w:szCs w:val="18"/>
+              </w:rPr>
+              <w:t xml:space="preserve">5.1°</w:t>
+            </w:r>
+          </w:p>
+        </w:tc>
+        <w:tc>
+          <w:tcPr>
+            <w:tcW w:type="dxa" w:w="1000"/>
+            <w:tcMar>
+              <w:top w:type="dxa" w:w="70"/>
+              <w:left w:type="dxa" w:w="110"/>
+              <w:bottom w:type="dxa" w:w="70"/>
+              <w:right w:type="dxa" w:w="110"/>
+            </w:tcMar>
+          </w:tcPr>
+          <w:p>
+            <w:pPr>
+              <w:spacing w:after="0" w:line="260"/>
+            </w:pPr>
+            <w:r>
+              <w:rPr>
+                <w:rFonts w:ascii="맑은 고딕" w:cs="맑은 고딕" w:eastAsia="맑은 고딕" w:hAnsi="맑은 고딕"/>
+                <w:b w:val="false"/>
+                <w:bCs w:val="false"/>
+                <w:color w:val="1A1D21"/>
+                <w:sz w:val="18"/>
+                <w:szCs w:val="18"/>
+              </w:rPr>
+              <w:t xml:space="preserve">design</w:t>
+            </w:r>
+          </w:p>
+        </w:tc>
+        <w:tc>
+          <w:tcPr>
+            <w:tcW w:type="dxa" w:w="4288"/>
+            <w:tcMar>
+              <w:top w:type="dxa" w:w="70"/>
+              <w:left w:type="dxa" w:w="110"/>
+              <w:bottom w:type="dxa" w:w="70"/>
+              <w:right w:type="dxa" w:w="110"/>
+            </w:tcMar>
+          </w:tcPr>
+          <w:p>
+            <w:pPr>
+              <w:spacing w:after="0" w:line="260"/>
+            </w:pPr>
+            <w:r>
+              <w:rPr>
+                <w:rFonts w:ascii="맑은 고딕" w:cs="맑은 고딕" w:eastAsia="맑은 고딕" w:hAnsi="맑은 고딕"/>
+                <w:b w:val="false"/>
+                <w:bCs w:val="false"/>
+                <w:color w:val="1A1D21"/>
+                <w:sz w:val="18"/>
+                <w:szCs w:val="18"/>
+              </w:rPr>
+              <w:t xml:space="preserve">격자를 센서 중앙에 오게 하는 설계값.</w:t>
+            </w:r>
+          </w:p>
+          <w:p>
+            <w:pPr>
+              <w:spacing w:after="0" w:line="260"/>
+            </w:pPr>
+            <w:r>
+              <w:rPr>
+                <w:rFonts w:ascii="맑은 고딕" w:cs="맑은 고딕" w:eastAsia="맑은 고딕" w:hAnsi="맑은 고딕"/>
+                <w:b w:val="false"/>
+                <w:bCs w:val="false"/>
+                <w:color w:val="1A1D21"/>
+                <w:sz w:val="18"/>
+                <w:szCs w:val="18"/>
+              </w:rPr>
+              <w:t xml:space="preserve">시차 이동량을 상쇄한다</w:t>
             </w:r>
           </w:p>
         </w:tc>
@@ -7423,6 +7592,54 @@
     <w:p>
       <w:pPr>
         <w:shd w:fill="F2F5F7" w:val="clear"/>
+        <w:spacing w:after="0" w:before="0" w:line="250"/>
+        <w:ind w:left="220" w:right="220"/>
+      </w:pPr>
+      <w:r>
+        <w:rPr>
+          <w:rFonts w:ascii="D2Coding" w:cs="D2Coding" w:eastAsia="D2Coding" w:hAnsi="D2Coding"/>
+          <w:color w:val="1A1D21"/>
+          <w:sz w:val="17"/>
+          <w:szCs w:val="17"/>
+        </w:rPr>
+        <w:t xml:space="preserve">cx,cy = 2448/2, 2048/2     = 1224.0, 1024.0   (가정 — 센서 중앙)</w:t>
+      </w:r>
+    </w:p>
+    <w:p>
+      <w:pPr>
+        <w:shd w:fill="F2F5F7" w:val="clear"/>
+        <w:spacing w:after="0" w:before="0" w:line="250"/>
+        <w:ind w:left="220" w:right="220"/>
+      </w:pPr>
+      <w:r>
+        <w:rPr>
+          <w:rFonts w:ascii="D2Coding" w:cs="D2Coding" w:eastAsia="D2Coding" w:hAnsi="D2Coding"/>
+          <w:color w:val="1A1D21"/>
+          <w:sz w:val="17"/>
+          <w:szCs w:val="17"/>
+        </w:rPr>
+        <w:t xml:space="preserve"> </w:t>
+      </w:r>
+    </w:p>
+    <w:p>
+      <w:pPr>
+        <w:shd w:fill="F2F5F7" w:val="clear"/>
+        <w:spacing w:after="0" w:before="0" w:line="250"/>
+        <w:ind w:left="220" w:right="220"/>
+      </w:pPr>
+      <w:r>
+        <w:rPr>
+          <w:rFonts w:ascii="D2Coding" w:cs="D2Coding" w:eastAsia="D2Coding" w:hAnsi="D2Coding"/>
+          <w:color w:val="1A1D21"/>
+          <w:sz w:val="17"/>
+          <w:szCs w:val="17"/>
+        </w:rPr>
+        <w:t xml:space="preserve">WORK_Z_MIN/MAX_M = 1.0 / 1.5   # spec   PDF 권장 측정거리</w:t>
+      </w:r>
+    </w:p>
+    <w:p>
+      <w:pPr>
+        <w:shd w:fill="F2F5F7" w:val="clear"/>
         <w:spacing w:after="150" w:before="0" w:line="250"/>
         <w:ind w:left="220" w:right="220"/>
       </w:pPr>
@@ -7433,7 +7650,7 @@
           <w:sz w:val="17"/>
           <w:szCs w:val="17"/>
         </w:rPr>
-        <w:t xml:space="preserve">cx,cy = 2448/2, 2048/2     = 1224.0, 1024.0   (가정 — 센서 중앙)</w:t>
+        <w:t xml:space="preserve">EDGE_MARGIN_PX   = 50          # design 센서 가장자리 여유</w:t>
       </w:r>
     </w:p>
     <w:p>
@@ -8338,7 +8555,21 @@
           <w:sz w:val="23"/>
           <w:szCs w:val="23"/>
         </w:rPr>
-        <w:t xml:space="preserve">5.2 격자 및 발사각</w:t>
+        <w:t xml:space="preserve">5.2 격자 — 시야 안에 담기는 설계</w:t>
+      </w:r>
+    </w:p>
+    <w:p>
+      <w:pPr>
+        <w:spacing w:after="120" w:before="0" w:line="300"/>
+      </w:pPr>
+      <w:r>
+        <w:rPr>
+          <w:rFonts w:ascii="맑은 고딕" w:cs="맑은 고딕" w:eastAsia="맑은 고딕" w:hAnsi="맑은 고딕"/>
+          <w:color w:val="1A1D21"/>
+          <w:sz w:val="20"/>
+          <w:szCs w:val="20"/>
+        </w:rPr>
+        <w:t xml:space="preserve">격자의 이미지상 위치는 발산각만으로 정해지지 않는다. 카메라가 레이저에서 기선 b 만큼 떨어져 있으므로, 격자 전체가 거리에 따라 좌우로 이동한다.</w:t>
       </w:r>
     </w:p>
     <w:p>
@@ -8354,7 +8585,7 @@
           <w:sz w:val="17"/>
           <w:szCs w:val="17"/>
         </w:rPr>
-        <w:t xml:space="preserve">N_VERTICAL / N_HORIZONTAL = 21 / 21   # design</w:t>
+        <w:t xml:space="preserve">u = f·tan(α) − f·b/Z + c_x</w:t>
       </w:r>
     </w:p>
     <w:p>
@@ -8370,7 +8601,7 @@
           <w:sz w:val="17"/>
           <w:szCs w:val="17"/>
         </w:rPr>
-        <w:t xml:space="preserve">DOE_PROJECTION_MM         = 936.0     # spec  120cm 에서 936x936mm</w:t>
+        <w:t xml:space="preserve"> </w:t>
       </w:r>
     </w:p>
     <w:p>
@@ -8386,7 +8617,55 @@
           <w:sz w:val="17"/>
           <w:szCs w:val="17"/>
         </w:rPr>
-        <w:t xml:space="preserve"> </w:t>
+        <w:t xml:space="preserve">  시차 이동량 f·b/Z</w:t>
+      </w:r>
+    </w:p>
+    <w:p>
+      <w:pPr>
+        <w:shd w:fill="F2F5F7" w:val="clear"/>
+        <w:spacing w:after="0" w:before="0" w:line="250"/>
+        <w:ind w:left="220" w:right="220"/>
+      </w:pPr>
+      <w:r>
+        <w:rPr>
+          <w:rFonts w:ascii="D2Coding" w:cs="D2Coding" w:eastAsia="D2Coding" w:hAnsi="D2Coding"/>
+          <w:color w:val="1A1D21"/>
+          <w:sz w:val="17"/>
+          <w:szCs w:val="17"/>
+        </w:rPr>
+        <w:t xml:space="preserve">    Z=0.5m → 1044 px  (센서 폭의 42.6%)</w:t>
+      </w:r>
+    </w:p>
+    <w:p>
+      <w:pPr>
+        <w:shd w:fill="F2F5F7" w:val="clear"/>
+        <w:spacing w:after="0" w:before="0" w:line="250"/>
+        <w:ind w:left="220" w:right="220"/>
+      </w:pPr>
+      <w:r>
+        <w:rPr>
+          <w:rFonts w:ascii="D2Coding" w:cs="D2Coding" w:eastAsia="D2Coding" w:hAnsi="D2Coding"/>
+          <w:color w:val="1A1D21"/>
+          <w:sz w:val="17"/>
+          <w:szCs w:val="17"/>
+        </w:rPr>
+        <w:t xml:space="preserve">    Z=1.0m →  522 px  (21.3%)</w:t>
+      </w:r>
+    </w:p>
+    <w:p>
+      <w:pPr>
+        <w:shd w:fill="F2F5F7" w:val="clear"/>
+        <w:spacing w:after="0" w:before="0" w:line="250"/>
+        <w:ind w:left="220" w:right="220"/>
+      </w:pPr>
+      <w:r>
+        <w:rPr>
+          <w:rFonts w:ascii="D2Coding" w:cs="D2Coding" w:eastAsia="D2Coding" w:hAnsi="D2Coding"/>
+          <w:color w:val="1A1D21"/>
+          <w:sz w:val="17"/>
+          <w:szCs w:val="17"/>
+        </w:rPr>
+        <w:t xml:space="preserve">    Z=1.2m →  435 px  (17.8%)</w:t>
       </w:r>
     </w:p>
     <w:p>
@@ -8402,12 +8681,12 @@
           <w:sz w:val="17"/>
           <w:szCs w:val="17"/>
         </w:rPr>
-        <w:t xml:space="preserve">fov_deg = 2·atan(468/1200) = 42.61°   (유도)</w:t>
-      </w:r>
-    </w:p>
-    <w:p>
-      <w:pPr>
-        <w:spacing w:after="120" w:before="100" w:line="300"/>
+        <w:t xml:space="preserve">    Z=1.5m →  348 px  (14.2%)</w:t>
+      </w:r>
+    </w:p>
+    <w:p>
+      <w:pPr>
+        <w:spacing w:after="120" w:before="120" w:line="300"/>
       </w:pPr>
       <w:r>
         <w:rPr>
@@ -8416,184 +8695,7 @@
           <w:sz w:val="20"/>
           <w:szCs w:val="20"/>
         </w:rPr>
-        <w:t xml:space="preserve">발사각은 이 발산각을 21등분해 생성한다. 실제로 계산되는 값은 다음과 같다.</w:t>
-      </w:r>
-    </w:p>
-    <w:p>
-      <w:pPr>
-        <w:shd w:fill="F2F5F7" w:val="clear"/>
-        <w:spacing w:after="0" w:before="90" w:line="250"/>
-        <w:ind w:left="220" w:right="220"/>
-      </w:pPr>
-      <w:r>
-        <w:rPr>
-          <w:rFonts w:ascii="D2Coding" w:cs="D2Coding" w:eastAsia="D2Coding" w:hAnsi="D2Coding"/>
-          <w:color w:val="1A1D21"/>
-          <w:sz w:val="17"/>
-          <w:szCs w:val="17"/>
-        </w:rPr>
-        <w:t xml:space="preserve">α0 =-21.305°  α1 =-19.174°  α2 =-17.044°  α3 =-14.913°</w:t>
-      </w:r>
-    </w:p>
-    <w:p>
-      <w:pPr>
-        <w:shd w:fill="F2F5F7" w:val="clear"/>
-        <w:spacing w:after="0" w:before="0" w:line="250"/>
-        <w:ind w:left="220" w:right="220"/>
-      </w:pPr>
-      <w:r>
-        <w:rPr>
-          <w:rFonts w:ascii="D2Coding" w:cs="D2Coding" w:eastAsia="D2Coding" w:hAnsi="D2Coding"/>
-          <w:color w:val="1A1D21"/>
-          <w:sz w:val="17"/>
-          <w:szCs w:val="17"/>
-        </w:rPr>
-        <w:t xml:space="preserve">α4 =-12.783°  α5 =-10.652°  α6 = -8.522°  α7 = -6.391°</w:t>
-      </w:r>
-    </w:p>
-    <w:p>
-      <w:pPr>
-        <w:shd w:fill="F2F5F7" w:val="clear"/>
-        <w:spacing w:after="0" w:before="0" w:line="250"/>
-        <w:ind w:left="220" w:right="220"/>
-      </w:pPr>
-      <w:r>
-        <w:rPr>
-          <w:rFonts w:ascii="D2Coding" w:cs="D2Coding" w:eastAsia="D2Coding" w:hAnsi="D2Coding"/>
-          <w:color w:val="1A1D21"/>
-          <w:sz w:val="17"/>
-          <w:szCs w:val="17"/>
-        </w:rPr>
-        <w:t xml:space="preserve">α8 = -4.261°  α9 = -2.130°  α10=  0.000°  α11=  2.130°</w:t>
-      </w:r>
-    </w:p>
-    <w:p>
-      <w:pPr>
-        <w:shd w:fill="F2F5F7" w:val="clear"/>
-        <w:spacing w:after="0" w:before="0" w:line="250"/>
-        <w:ind w:left="220" w:right="220"/>
-      </w:pPr>
-      <w:r>
-        <w:rPr>
-          <w:rFonts w:ascii="D2Coding" w:cs="D2Coding" w:eastAsia="D2Coding" w:hAnsi="D2Coding"/>
-          <w:color w:val="1A1D21"/>
-          <w:sz w:val="17"/>
-          <w:szCs w:val="17"/>
-        </w:rPr>
-        <w:t xml:space="preserve">α12=  4.261°  α13=  6.391°  α14=  8.522°  α15= 10.652°</w:t>
-      </w:r>
-    </w:p>
-    <w:p>
-      <w:pPr>
-        <w:shd w:fill="F2F5F7" w:val="clear"/>
-        <w:spacing w:after="0" w:before="0" w:line="250"/>
-        <w:ind w:left="220" w:right="220"/>
-      </w:pPr>
-      <w:r>
-        <w:rPr>
-          <w:rFonts w:ascii="D2Coding" w:cs="D2Coding" w:eastAsia="D2Coding" w:hAnsi="D2Coding"/>
-          <w:color w:val="1A1D21"/>
-          <w:sz w:val="17"/>
-          <w:szCs w:val="17"/>
-        </w:rPr>
-        <w:t xml:space="preserve">α16= 12.783°  α17= 14.913°  α18= 17.044°  α19= 19.174°</w:t>
-      </w:r>
-    </w:p>
-    <w:p>
-      <w:pPr>
-        <w:shd w:fill="F2F5F7" w:val="clear"/>
-        <w:spacing w:after="0" w:before="0" w:line="250"/>
-        <w:ind w:left="220" w:right="220"/>
-      </w:pPr>
-      <w:r>
-        <w:rPr>
-          <w:rFonts w:ascii="D2Coding" w:cs="D2Coding" w:eastAsia="D2Coding" w:hAnsi="D2Coding"/>
-          <w:color w:val="1A1D21"/>
-          <w:sz w:val="17"/>
-          <w:szCs w:val="17"/>
-        </w:rPr>
-        <w:t xml:space="preserve">α20= 21.305°</w:t>
-      </w:r>
-    </w:p>
-    <w:p>
-      <w:pPr>
-        <w:shd w:fill="F2F5F7" w:val="clear"/>
-        <w:spacing w:after="0" w:before="0" w:line="250"/>
-        <w:ind w:left="220" w:right="220"/>
-      </w:pPr>
-      <w:r>
-        <w:rPr>
-          <w:rFonts w:ascii="D2Coding" w:cs="D2Coding" w:eastAsia="D2Coding" w:hAnsi="D2Coding"/>
-          <w:color w:val="1A1D21"/>
-          <w:sz w:val="17"/>
-          <w:szCs w:val="17"/>
-        </w:rPr>
-        <w:t xml:space="preserve"> </w:t>
-      </w:r>
-    </w:p>
-    <w:p>
-      <w:pPr>
-        <w:shd w:fill="F2F5F7" w:val="clear"/>
-        <w:spacing w:after="150" w:before="0" w:line="250"/>
-        <w:ind w:left="220" w:right="220"/>
-      </w:pPr>
-      <w:r>
-        <w:rPr>
-          <w:rFonts w:ascii="D2Coding" w:cs="D2Coding" w:eastAsia="D2Coding" w:hAnsi="D2Coding"/>
-          <w:color w:val="1A1D21"/>
-          <w:sz w:val="17"/>
-          <w:szCs w:val="17"/>
-        </w:rPr>
-        <w:t xml:space="preserve">간격 일정 2.1305°  (등각도 가정).  β_j 도 동일한 값</w:t>
-      </w:r>
-    </w:p>
-    <w:p>
-      <w:pPr>
-        <w:pBdr>
-          <w:left w:val="single" w:color="9A5B0B" w:sz="14" w:space="10"/>
-        </w:pBdr>
-        <w:spacing w:after="160" w:before="120" w:line="300"/>
-        <w:ind w:left="200"/>
-      </w:pPr>
-      <w:r>
-        <w:rPr>
-          <w:rFonts w:ascii="맑은 고딕" w:cs="맑은 고딕" w:eastAsia="맑은 고딕" w:hAnsi="맑은 고딕"/>
-          <w:color w:val="44505A"/>
-          <w:sz w:val="19"/>
-          <w:szCs w:val="19"/>
-        </w:rPr>
-        <w:t xml:space="preserve">발사각이 여전히 가장 취약한 값이다. PDF 3.1은 「i=0~20 각각 다른 α_i 가 DOE 제조 시 이미 고정」이라고 명시하는데, 코드는 균등 분할로 생성한다. DOE 회절은 sinθ_m = m·λ/d 를 따라 등각도가 아니라 등 sin(각)에 가까우므로 외곽선일수록 벌어진다. 출고 전 평면 타깃 실측으로 대체해야 한다.</w:t>
-      </w:r>
-    </w:p>
-    <w:p>
-      <w:pPr>
-        <w:pStyle w:val="Heading3"/>
-        <w:spacing w:after="110" w:before="200"/>
-      </w:pPr>
-      <w:r>
-        <w:rPr>
-          <w:rFonts w:ascii="맑은 고딕" w:cs="맑은 고딕" w:eastAsia="맑은 고딕" w:hAnsi="맑은 고딕"/>
-          <w:b/>
-          <w:bCs/>
-          <w:color w:val="44505A"/>
-          <w:sz w:val="21"/>
-          <w:szCs w:val="21"/>
-        </w:rPr>
-        <w:t xml:space="preserve">사양 충돌 — 격자가 시야보다 넓다</w:t>
-      </w:r>
-    </w:p>
-    <w:p>
-      <w:pPr>
-        <w:spacing w:after="120" w:before="0" w:line="300"/>
-      </w:pPr>
-      <w:r>
-        <w:rPr>
-          <w:rFonts w:ascii="맑은 고딕" w:cs="맑은 고딕" w:eastAsia="맑은 고딕" w:hAnsi="맑은 고딕"/>
-          <w:color w:val="1A1D21"/>
-          <w:sz w:val="20"/>
-          <w:szCs w:val="20"/>
-        </w:rPr>
-        <w:t xml:space="preserve">PDF 의 카메라 사양과 DOE 사양이 서로 맞지 않는다. calibration.check_consistency() 가 이를 검사해 경고한다.</w:t>
+        <w:t xml:space="preserve">이 이동량 때문에 레이저 축을 카메라와 평행하게 두면 센서 한쪽이 통째로 낭비된다. 레이저를 카메라 쪽으로 조금 기울이면 격자가 작업거리에서 화면 중앙에 오므로 양쪽을 고르게 쓸 수 있다.</w:t>
       </w:r>
     </w:p>
     <w:p>
@@ -8615,9 +8717,10 @@
         <w:tblLayout w:type="fixed"/>
       </w:tblPr>
       <w:tblGrid>
-        <w:gridCol w:w="3400"/>
-        <w:gridCol w:w="3200"/>
-        <w:gridCol w:w="3038"/>
+        <w:gridCol w:w="2400"/>
+        <w:gridCol w:w="2000"/>
+        <w:gridCol w:w="1600"/>
+        <w:gridCol w:w="3638"/>
       </w:tblGrid>
       <w:tr>
         <w:trPr>
@@ -8625,7 +8728,7 @@
         </w:trPr>
         <w:tc>
           <w:tcPr>
-            <w:tcW w:type="dxa" w:w="3400"/>
+            <w:tcW w:type="dxa" w:w="2400"/>
             <w:shd w:fill="E8EDF0" w:val="clear"/>
             <w:tcMar>
               <w:top w:type="dxa" w:w="70"/>
@@ -8647,13 +8750,13 @@
                 <w:sz w:val="18"/>
                 <w:szCs w:val="18"/>
               </w:rPr>
-              <w:t xml:space="preserve">항목</w:t>
-            </w:r>
-          </w:p>
-        </w:tc>
-        <w:tc>
-          <w:tcPr>
-            <w:tcW w:type="dxa" w:w="3200"/>
+              <w:t xml:space="preserve">레이저 축 배치</w:t>
+            </w:r>
+          </w:p>
+        </w:tc>
+        <w:tc>
+          <w:tcPr>
+            <w:tcW w:type="dxa" w:w="2000"/>
             <w:shd w:fill="E8EDF0" w:val="clear"/>
             <w:tcMar>
               <w:top w:type="dxa" w:w="70"/>
@@ -8675,13 +8778,13 @@
                 <w:sz w:val="18"/>
                 <w:szCs w:val="18"/>
               </w:rPr>
-              <w:t xml:space="preserve">값</w:t>
-            </w:r>
-          </w:p>
-        </w:tc>
-        <w:tc>
-          <w:tcPr>
-            <w:tcW w:type="dxa" w:w="3038"/>
+              <w:t xml:space="preserve">담을 수 있는 발산각</w:t>
+            </w:r>
+          </w:p>
+        </w:tc>
+        <w:tc>
+          <w:tcPr>
+            <w:tcW w:type="dxa" w:w="1600"/>
             <w:shd w:fill="E8EDF0" w:val="clear"/>
             <w:tcMar>
               <w:top w:type="dxa" w:w="70"/>
@@ -8703,7 +8806,35 @@
                 <w:sz w:val="18"/>
                 <w:szCs w:val="18"/>
               </w:rPr>
-              <w:t xml:space="preserve">1.2m 기준</w:t>
+              <w:t xml:space="preserve">1.2m 투사폭</w:t>
+            </w:r>
+          </w:p>
+        </w:tc>
+        <w:tc>
+          <w:tcPr>
+            <w:tcW w:type="dxa" w:w="3638"/>
+            <w:shd w:fill="E8EDF0" w:val="clear"/>
+            <w:tcMar>
+              <w:top w:type="dxa" w:w="70"/>
+              <w:left w:type="dxa" w:w="110"/>
+              <w:bottom w:type="dxa" w:w="70"/>
+              <w:right w:type="dxa" w:w="110"/>
+            </w:tcMar>
+          </w:tcPr>
+          <w:p>
+            <w:pPr>
+              <w:spacing w:after="0" w:line="260"/>
+            </w:pPr>
+            <w:r>
+              <w:rPr>
+                <w:rFonts w:ascii="맑은 고딕" w:cs="맑은 고딕" w:eastAsia="맑은 고딕" w:hAnsi="맑은 고딕"/>
+                <w:b/>
+                <w:bCs/>
+                <w:color w:val="1A1D21"/>
+                <w:sz w:val="18"/>
+                <w:szCs w:val="18"/>
+              </w:rPr>
+              <w:t xml:space="preserve">비고</w:t>
             </w:r>
           </w:p>
         </w:tc>
@@ -8711,82 +8842,109 @@
       <w:tr>
         <w:tc>
           <w:tcPr>
-            <w:tcW w:type="dxa" w:w="3400"/>
-            <w:tcMar>
-              <w:top w:type="dxa" w:w="70"/>
-              <w:left w:type="dxa" w:w="110"/>
-              <w:bottom w:type="dxa" w:w="70"/>
-              <w:right w:type="dxa" w:w="110"/>
-            </w:tcMar>
-          </w:tcPr>
-          <w:p>
-            <w:pPr>
-              <w:spacing w:after="0" w:line="260"/>
-            </w:pPr>
-            <w:r>
-              <w:rPr>
-                <w:rFonts w:ascii="맑은 고딕" w:cs="맑은 고딕" w:eastAsia="맑은 고딕" w:hAnsi="맑은 고딕"/>
-                <w:b w:val="false"/>
-                <w:bCs w:val="false"/>
-                <w:color w:val="1A1D21"/>
-                <w:sz w:val="18"/>
-                <w:szCs w:val="18"/>
-              </w:rPr>
-              <w:t xml:space="preserve">카메라 HFOV (렌즈 12mm)</w:t>
-            </w:r>
-          </w:p>
-        </w:tc>
-        <w:tc>
-          <w:tcPr>
-            <w:tcW w:type="dxa" w:w="3200"/>
-            <w:tcMar>
-              <w:top w:type="dxa" w:w="70"/>
-              <w:left w:type="dxa" w:w="110"/>
-              <w:bottom w:type="dxa" w:w="70"/>
-              <w:right w:type="dxa" w:w="110"/>
-            </w:tcMar>
-          </w:tcPr>
-          <w:p>
-            <w:pPr>
-              <w:spacing w:after="0" w:line="260"/>
-            </w:pPr>
-            <w:r>
-              <w:rPr>
-                <w:rFonts w:ascii="맑은 고딕" w:cs="맑은 고딕" w:eastAsia="맑은 고딕" w:hAnsi="맑은 고딕"/>
-                <w:b w:val="false"/>
-                <w:bCs w:val="false"/>
-                <w:color w:val="1A1D21"/>
-                <w:sz w:val="18"/>
-                <w:szCs w:val="18"/>
-              </w:rPr>
-              <w:t xml:space="preserve">38.77°</w:t>
-            </w:r>
-          </w:p>
-        </w:tc>
-        <w:tc>
-          <w:tcPr>
-            <w:tcW w:type="dxa" w:w="3038"/>
-            <w:tcMar>
-              <w:top w:type="dxa" w:w="70"/>
-              <w:left w:type="dxa" w:w="110"/>
-              <w:bottom w:type="dxa" w:w="70"/>
-              <w:right w:type="dxa" w:w="110"/>
-            </w:tcMar>
-          </w:tcPr>
-          <w:p>
-            <w:pPr>
-              <w:spacing w:after="0" w:line="260"/>
-            </w:pPr>
-            <w:r>
-              <w:rPr>
-                <w:rFonts w:ascii="맑은 고딕" w:cs="맑은 고딕" w:eastAsia="맑은 고딕" w:hAnsi="맑은 고딕"/>
-                <w:b w:val="false"/>
-                <w:bCs w:val="false"/>
-                <w:color w:val="1A1D21"/>
-                <w:sz w:val="18"/>
-                <w:szCs w:val="18"/>
-              </w:rPr>
-              <w:t xml:space="preserve">시야 845 mm</w:t>
+            <w:tcW w:type="dxa" w:w="2400"/>
+            <w:tcMar>
+              <w:top w:type="dxa" w:w="70"/>
+              <w:left w:type="dxa" w:w="110"/>
+              <w:bottom w:type="dxa" w:w="70"/>
+              <w:right w:type="dxa" w:w="110"/>
+            </w:tcMar>
+          </w:tcPr>
+          <w:p>
+            <w:pPr>
+              <w:spacing w:after="0" w:line="260"/>
+            </w:pPr>
+            <w:r>
+              <w:rPr>
+                <w:rFonts w:ascii="맑은 고딕" w:cs="맑은 고딕" w:eastAsia="맑은 고딕" w:hAnsi="맑은 고딕"/>
+                <w:b w:val="false"/>
+                <w:bCs w:val="false"/>
+                <w:color w:val="1A1D21"/>
+                <w:sz w:val="18"/>
+                <w:szCs w:val="18"/>
+              </w:rPr>
+              <w:t xml:space="preserve">카메라와 평행 (δ = 0)</w:t>
+            </w:r>
+          </w:p>
+        </w:tc>
+        <w:tc>
+          <w:tcPr>
+            <w:tcW w:type="dxa" w:w="2000"/>
+            <w:tcMar>
+              <w:top w:type="dxa" w:w="70"/>
+              <w:left w:type="dxa" w:w="110"/>
+              <w:bottom w:type="dxa" w:w="70"/>
+              <w:right w:type="dxa" w:w="110"/>
+            </w:tcMar>
+          </w:tcPr>
+          <w:p>
+            <w:pPr>
+              <w:spacing w:after="0" w:line="260"/>
+            </w:pPr>
+            <w:r>
+              <w:rPr>
+                <w:rFonts w:ascii="맑은 고딕" w:cs="맑은 고딕" w:eastAsia="맑은 고딕" w:hAnsi="맑은 고딕"/>
+                <w:b w:val="false"/>
+                <w:bCs w:val="false"/>
+                <w:color w:val="9A5B0B"/>
+                <w:sz w:val="18"/>
+                <w:szCs w:val="18"/>
+              </w:rPr>
+              <w:t xml:space="preserve">21.24°</w:t>
+            </w:r>
+          </w:p>
+        </w:tc>
+        <w:tc>
+          <w:tcPr>
+            <w:tcW w:type="dxa" w:w="1600"/>
+            <w:tcMar>
+              <w:top w:type="dxa" w:w="70"/>
+              <w:left w:type="dxa" w:w="110"/>
+              <w:bottom w:type="dxa" w:w="70"/>
+              <w:right w:type="dxa" w:w="110"/>
+            </w:tcMar>
+          </w:tcPr>
+          <w:p>
+            <w:pPr>
+              <w:spacing w:after="0" w:line="260"/>
+            </w:pPr>
+            <w:r>
+              <w:rPr>
+                <w:rFonts w:ascii="맑은 고딕" w:cs="맑은 고딕" w:eastAsia="맑은 고딕" w:hAnsi="맑은 고딕"/>
+                <w:b w:val="false"/>
+                <w:bCs w:val="false"/>
+                <w:color w:val="9A5B0B"/>
+                <w:sz w:val="18"/>
+                <w:szCs w:val="18"/>
+              </w:rPr>
+              <w:t xml:space="preserve">450 mm</w:t>
+            </w:r>
+          </w:p>
+        </w:tc>
+        <w:tc>
+          <w:tcPr>
+            <w:tcW w:type="dxa" w:w="3638"/>
+            <w:tcMar>
+              <w:top w:type="dxa" w:w="70"/>
+              <w:left w:type="dxa" w:w="110"/>
+              <w:bottom w:type="dxa" w:w="70"/>
+              <w:right w:type="dxa" w:w="110"/>
+            </w:tcMar>
+          </w:tcPr>
+          <w:p>
+            <w:pPr>
+              <w:spacing w:after="0" w:line="260"/>
+            </w:pPr>
+            <w:r>
+              <w:rPr>
+                <w:rFonts w:ascii="맑은 고딕" w:cs="맑은 고딕" w:eastAsia="맑은 고딕" w:hAnsi="맑은 고딕"/>
+                <w:b w:val="false"/>
+                <w:bCs w:val="false"/>
+                <w:color w:val="1A1D21"/>
+                <w:sz w:val="18"/>
+                <w:szCs w:val="18"/>
+              </w:rPr>
+              <w:t xml:space="preserve">센서 한쪽이 시차 이동량만큼 낭비</w:t>
             </w:r>
           </w:p>
         </w:tc>
@@ -8794,82 +8952,109 @@
       <w:tr>
         <w:tc>
           <w:tcPr>
-            <w:tcW w:type="dxa" w:w="3400"/>
-            <w:tcMar>
-              <w:top w:type="dxa" w:w="70"/>
-              <w:left w:type="dxa" w:w="110"/>
-              <w:bottom w:type="dxa" w:w="70"/>
-              <w:right w:type="dxa" w:w="110"/>
-            </w:tcMar>
-          </w:tcPr>
-          <w:p>
-            <w:pPr>
-              <w:spacing w:after="0" w:line="260"/>
-            </w:pPr>
-            <w:r>
-              <w:rPr>
-                <w:rFonts w:ascii="맑은 고딕" w:cs="맑은 고딕" w:eastAsia="맑은 고딕" w:hAnsi="맑은 고딕"/>
-                <w:b w:val="false"/>
-                <w:bCs w:val="false"/>
-                <w:color w:val="1A1D21"/>
-                <w:sz w:val="18"/>
-                <w:szCs w:val="18"/>
-              </w:rPr>
-              <w:t xml:space="preserve">DOE 발산각 (투사 936mm)</w:t>
-            </w:r>
-          </w:p>
-        </w:tc>
-        <w:tc>
-          <w:tcPr>
-            <w:tcW w:type="dxa" w:w="3200"/>
-            <w:tcMar>
-              <w:top w:type="dxa" w:w="70"/>
-              <w:left w:type="dxa" w:w="110"/>
-              <w:bottom w:type="dxa" w:w="70"/>
-              <w:right w:type="dxa" w:w="110"/>
-            </w:tcMar>
-          </w:tcPr>
-          <w:p>
-            <w:pPr>
-              <w:spacing w:after="0" w:line="260"/>
-            </w:pPr>
-            <w:r>
-              <w:rPr>
-                <w:rFonts w:ascii="맑은 고딕" w:cs="맑은 고딕" w:eastAsia="맑은 고딕" w:hAnsi="맑은 고딕"/>
-                <w:b w:val="false"/>
-                <w:bCs w:val="false"/>
-                <w:color w:val="9A5B0B"/>
-                <w:sz w:val="18"/>
-                <w:szCs w:val="18"/>
-              </w:rPr>
-              <w:t xml:space="preserve">42.61°</w:t>
-            </w:r>
-          </w:p>
-        </w:tc>
-        <w:tc>
-          <w:tcPr>
-            <w:tcW w:type="dxa" w:w="3038"/>
-            <w:tcMar>
-              <w:top w:type="dxa" w:w="70"/>
-              <w:left w:type="dxa" w:w="110"/>
-              <w:bottom w:type="dxa" w:w="70"/>
-              <w:right w:type="dxa" w:w="110"/>
-            </w:tcMar>
-          </w:tcPr>
-          <w:p>
-            <w:pPr>
-              <w:spacing w:after="0" w:line="260"/>
-            </w:pPr>
-            <w:r>
-              <w:rPr>
-                <w:rFonts w:ascii="맑은 고딕" w:cs="맑은 고딕" w:eastAsia="맑은 고딕" w:hAnsi="맑은 고딕"/>
-                <w:b w:val="false"/>
-                <w:bCs w:val="false"/>
-                <w:color w:val="9A5B0B"/>
-                <w:sz w:val="18"/>
-                <w:szCs w:val="18"/>
-              </w:rPr>
-              <w:t xml:space="preserve">투사 936 mm</w:t>
+            <w:tcW w:type="dxa" w:w="2400"/>
+            <w:tcMar>
+              <w:top w:type="dxa" w:w="70"/>
+              <w:left w:type="dxa" w:w="110"/>
+              <w:bottom w:type="dxa" w:w="70"/>
+              <w:right w:type="dxa" w:w="110"/>
+            </w:tcMar>
+          </w:tcPr>
+          <w:p>
+            <w:pPr>
+              <w:spacing w:after="0" w:line="260"/>
+            </w:pPr>
+            <w:r>
+              <w:rPr>
+                <w:rFonts w:ascii="맑은 고딕" w:cs="맑은 고딕" w:eastAsia="맑은 고딕" w:hAnsi="맑은 고딕"/>
+                <w:b w:val="false"/>
+                <w:bCs w:val="false"/>
+                <w:color w:val="1A1D21"/>
+                <w:sz w:val="18"/>
+                <w:szCs w:val="18"/>
+              </w:rPr>
+              <w:t xml:space="preserve">5.1° 수렴 (채택)</w:t>
+            </w:r>
+          </w:p>
+        </w:tc>
+        <w:tc>
+          <w:tcPr>
+            <w:tcW w:type="dxa" w:w="2000"/>
+            <w:tcMar>
+              <w:top w:type="dxa" w:w="70"/>
+              <w:left w:type="dxa" w:w="110"/>
+              <w:bottom w:type="dxa" w:w="70"/>
+              <w:right w:type="dxa" w:w="110"/>
+            </w:tcMar>
+          </w:tcPr>
+          <w:p>
+            <w:pPr>
+              <w:spacing w:after="0" w:line="260"/>
+            </w:pPr>
+            <w:r>
+              <w:rPr>
+                <w:rFonts w:ascii="맑은 고딕" w:cs="맑은 고딕" w:eastAsia="맑은 고딕" w:hAnsi="맑은 고딕"/>
+                <w:b w:val="false"/>
+                <w:bCs w:val="false"/>
+                <w:color w:val="0F6E33"/>
+                <w:sz w:val="18"/>
+                <w:szCs w:val="18"/>
+              </w:rPr>
+              <w:t xml:space="preserve">31.0°</w:t>
+            </w:r>
+          </w:p>
+        </w:tc>
+        <w:tc>
+          <w:tcPr>
+            <w:tcW w:type="dxa" w:w="1600"/>
+            <w:tcMar>
+              <w:top w:type="dxa" w:w="70"/>
+              <w:left w:type="dxa" w:w="110"/>
+              <w:bottom w:type="dxa" w:w="70"/>
+              <w:right w:type="dxa" w:w="110"/>
+            </w:tcMar>
+          </w:tcPr>
+          <w:p>
+            <w:pPr>
+              <w:spacing w:after="0" w:line="260"/>
+            </w:pPr>
+            <w:r>
+              <w:rPr>
+                <w:rFonts w:ascii="맑은 고딕" w:cs="맑은 고딕" w:eastAsia="맑은 고딕" w:hAnsi="맑은 고딕"/>
+                <w:b w:val="false"/>
+                <w:bCs w:val="false"/>
+                <w:color w:val="0F6E33"/>
+                <w:sz w:val="18"/>
+                <w:szCs w:val="18"/>
+              </w:rPr>
+              <w:t xml:space="preserve">666 mm</w:t>
+            </w:r>
+          </w:p>
+        </w:tc>
+        <w:tc>
+          <w:tcPr>
+            <w:tcW w:type="dxa" w:w="3638"/>
+            <w:tcMar>
+              <w:top w:type="dxa" w:w="70"/>
+              <w:left w:type="dxa" w:w="110"/>
+              <w:bottom w:type="dxa" w:w="70"/>
+              <w:right w:type="dxa" w:w="110"/>
+            </w:tcMar>
+          </w:tcPr>
+          <w:p>
+            <w:pPr>
+              <w:spacing w:after="0" w:line="260"/>
+            </w:pPr>
+            <w:r>
+              <w:rPr>
+                <w:rFonts w:ascii="맑은 고딕" w:cs="맑은 고딕" w:eastAsia="맑은 고딕" w:hAnsi="맑은 고딕"/>
+                <w:b w:val="false"/>
+                <w:bCs w:val="false"/>
+                <w:color w:val="1A1D21"/>
+                <w:sz w:val="18"/>
+                <w:szCs w:val="18"/>
+              </w:rPr>
+              <w:t xml:space="preserve">1.47배. 세로 시야가 제약이 된다</w:t>
             </w:r>
           </w:p>
         </w:tc>
@@ -8877,82 +9062,109 @@
       <w:tr>
         <w:tc>
           <w:tcPr>
-            <w:tcW w:type="dxa" w:w="3400"/>
-            <w:tcMar>
-              <w:top w:type="dxa" w:w="70"/>
-              <w:left w:type="dxa" w:w="110"/>
-              <w:bottom w:type="dxa" w:w="70"/>
-              <w:right w:type="dxa" w:w="110"/>
-            </w:tcMar>
-          </w:tcPr>
-          <w:p>
-            <w:pPr>
-              <w:spacing w:after="0" w:line="260"/>
-            </w:pPr>
-            <w:r>
-              <w:rPr>
-                <w:rFonts w:ascii="맑은 고딕" w:cs="맑은 고딕" w:eastAsia="맑은 고딕" w:hAnsi="맑은 고딕"/>
-                <w:b w:val="false"/>
-                <w:bCs w:val="false"/>
-                <w:color w:val="1A1D21"/>
-                <w:sz w:val="18"/>
-                <w:szCs w:val="18"/>
-              </w:rPr>
-              <w:t xml:space="preserve">결과</w:t>
-            </w:r>
-          </w:p>
-        </w:tc>
-        <w:tc>
-          <w:tcPr>
-            <w:tcW w:type="dxa" w:w="3200"/>
-            <w:tcMar>
-              <w:top w:type="dxa" w:w="70"/>
-              <w:left w:type="dxa" w:w="110"/>
-              <w:bottom w:type="dxa" w:w="70"/>
-              <w:right w:type="dxa" w:w="110"/>
-            </w:tcMar>
-          </w:tcPr>
-          <w:p>
-            <w:pPr>
-              <w:spacing w:after="0" w:line="260"/>
-            </w:pPr>
-            <w:r>
-              <w:rPr>
-                <w:rFonts w:ascii="맑은 고딕" w:cs="맑은 고딕" w:eastAsia="맑은 고딕" w:hAnsi="맑은 고딕"/>
-                <w:b w:val="false"/>
-                <w:bCs w:val="false"/>
-                <w:color w:val="9A5B0B"/>
-                <w:sz w:val="18"/>
-                <w:szCs w:val="18"/>
-              </w:rPr>
-              <w:t xml:space="preserve">격자가 시야보다 10% 넓다</w:t>
-            </w:r>
-          </w:p>
-        </w:tc>
-        <w:tc>
-          <w:tcPr>
-            <w:tcW w:type="dxa" w:w="3038"/>
-            <w:tcMar>
-              <w:top w:type="dxa" w:w="70"/>
-              <w:left w:type="dxa" w:w="110"/>
-              <w:bottom w:type="dxa" w:w="70"/>
-              <w:right w:type="dxa" w:w="110"/>
-            </w:tcMar>
-          </w:tcPr>
-          <w:p>
-            <w:pPr>
-              <w:spacing w:after="0" w:line="260"/>
-            </w:pPr>
-            <w:r>
-              <w:rPr>
-                <w:rFonts w:ascii="맑은 고딕" w:cs="맑은 고딕" w:eastAsia="맑은 고딕" w:hAnsi="맑은 고딕"/>
-                <w:b w:val="false"/>
-                <w:bCs w:val="false"/>
-                <w:color w:val="9A5B0B"/>
-                <w:sz w:val="18"/>
-                <w:szCs w:val="18"/>
-              </w:rPr>
-              <w:t xml:space="preserve">V선 21개 중 19개만 센서 안</w:t>
+            <w:tcW w:type="dxa" w:w="2400"/>
+            <w:tcMar>
+              <w:top w:type="dxa" w:w="70"/>
+              <w:left w:type="dxa" w:w="110"/>
+              <w:bottom w:type="dxa" w:w="70"/>
+              <w:right w:type="dxa" w:w="110"/>
+            </w:tcMar>
+          </w:tcPr>
+          <w:p>
+            <w:pPr>
+              <w:spacing w:after="0" w:line="260"/>
+            </w:pPr>
+            <w:r>
+              <w:rPr>
+                <w:rFonts w:ascii="맑은 고딕" w:cs="맑은 고딕" w:eastAsia="맑은 고딕" w:hAnsi="맑은 고딕"/>
+                <w:b w:val="false"/>
+                <w:bCs w:val="false"/>
+                <w:color w:val="1A1D21"/>
+                <w:sz w:val="18"/>
+                <w:szCs w:val="18"/>
+              </w:rPr>
+              <w:t xml:space="preserve">PDF 사양 (936mm @1.2m)</w:t>
+            </w:r>
+          </w:p>
+        </w:tc>
+        <w:tc>
+          <w:tcPr>
+            <w:tcW w:type="dxa" w:w="2000"/>
+            <w:tcMar>
+              <w:top w:type="dxa" w:w="70"/>
+              <w:left w:type="dxa" w:w="110"/>
+              <w:bottom w:type="dxa" w:w="70"/>
+              <w:right w:type="dxa" w:w="110"/>
+            </w:tcMar>
+          </w:tcPr>
+          <w:p>
+            <w:pPr>
+              <w:spacing w:after="0" w:line="260"/>
+            </w:pPr>
+            <w:r>
+              <w:rPr>
+                <w:rFonts w:ascii="맑은 고딕" w:cs="맑은 고딕" w:eastAsia="맑은 고딕" w:hAnsi="맑은 고딕"/>
+                <w:b w:val="false"/>
+                <w:bCs w:val="false"/>
+                <w:color w:val="1A1D21"/>
+                <w:sz w:val="18"/>
+                <w:szCs w:val="18"/>
+              </w:rPr>
+              <w:t xml:space="preserve">42.61°</w:t>
+            </w:r>
+          </w:p>
+        </w:tc>
+        <w:tc>
+          <w:tcPr>
+            <w:tcW w:type="dxa" w:w="1600"/>
+            <w:tcMar>
+              <w:top w:type="dxa" w:w="70"/>
+              <w:left w:type="dxa" w:w="110"/>
+              <w:bottom w:type="dxa" w:w="70"/>
+              <w:right w:type="dxa" w:w="110"/>
+            </w:tcMar>
+          </w:tcPr>
+          <w:p>
+            <w:pPr>
+              <w:spacing w:after="0" w:line="260"/>
+            </w:pPr>
+            <w:r>
+              <w:rPr>
+                <w:rFonts w:ascii="맑은 고딕" w:cs="맑은 고딕" w:eastAsia="맑은 고딕" w:hAnsi="맑은 고딕"/>
+                <w:b w:val="false"/>
+                <w:bCs w:val="false"/>
+                <w:color w:val="1A1D21"/>
+                <w:sz w:val="18"/>
+                <w:szCs w:val="18"/>
+              </w:rPr>
+              <w:t xml:space="preserve">936 mm</w:t>
+            </w:r>
+          </w:p>
+        </w:tc>
+        <w:tc>
+          <w:tcPr>
+            <w:tcW w:type="dxa" w:w="3638"/>
+            <w:tcMar>
+              <w:top w:type="dxa" w:w="70"/>
+              <w:left w:type="dxa" w:w="110"/>
+              <w:bottom w:type="dxa" w:w="70"/>
+              <w:right w:type="dxa" w:w="110"/>
+            </w:tcMar>
+          </w:tcPr>
+          <w:p>
+            <w:pPr>
+              <w:spacing w:after="0" w:line="260"/>
+            </w:pPr>
+            <w:r>
+              <w:rPr>
+                <w:rFonts w:ascii="맑은 고딕" w:cs="맑은 고딕" w:eastAsia="맑은 고딕" w:hAnsi="맑은 고딕"/>
+                <w:b w:val="false"/>
+                <w:bCs w:val="false"/>
+                <w:color w:val="1A1D21"/>
+                <w:sz w:val="18"/>
+                <w:szCs w:val="18"/>
+              </w:rPr>
+              <w:t xml:space="preserve">12mm 렌즈 HFOV 38.77° 초과 — 담기지 않음</w:t>
             </w:r>
           </w:p>
         </w:tc>
@@ -8969,7 +9181,331 @@
           <w:sz w:val="20"/>
           <w:szCs w:val="20"/>
         </w:rPr>
-        <w:t xml:space="preserve">해소안은 두 가지다. ① DOE 발산각을 37.30° 이하로 줄이면 21선이 모두 담기며 1.2m 투사폭은 810mm가 된다. ② 렌즈를 10.39mm 이하로 바꾸면 936mm 를 전부 수용한다. 현재 코드는 사양값을 그대로 넣고 경고만 띄운다. 격자가 시야를 벗어나는 것 자체가 현실이므로 임의로 숨기지 않았다.</w:t>
+        <w:t xml:space="preserve">삼각측량 기하는 그대로이고 발사각의 기준축만 바뀌므로, α_i 에 수렴각을 더해 쓰면 된다(탄젠트 덧셈정리로 정확히 성립). β 는 1/(cosδ − sinδ·tanα) 만큼 살짝 결합되어 격자가 미세한 사다리꼴이 되지만, 깊이 Z 는 α 와 u 로만 정해지므로 영향이 없고 H선 예측 위치에만 최대 24px 반영된다.</w:t>
+      </w:r>
+    </w:p>
+    <w:p>
+      <w:pPr>
+        <w:pStyle w:val="Heading3"/>
+        <w:spacing w:after="110" w:before="200"/>
+      </w:pPr>
+      <w:r>
+        <w:rPr>
+          <w:rFonts w:ascii="맑은 고딕" w:cs="맑은 고딕" w:eastAsia="맑은 고딕" w:hAnsi="맑은 고딕"/>
+          <w:b/>
+          <w:bCs/>
+          <w:color w:val="44505A"/>
+          <w:sz w:val="21"/>
+          <w:szCs w:val="21"/>
+        </w:rPr>
+        <w:t xml:space="preserve">정합성 검사 결과</w:t>
+      </w:r>
+    </w:p>
+    <w:p>
+      <w:pPr>
+        <w:shd w:fill="F2F5F7" w:val="clear"/>
+        <w:spacing w:after="0" w:before="90" w:line="250"/>
+        <w:ind w:left="220" w:right="220"/>
+      </w:pPr>
+      <w:r>
+        <w:rPr>
+          <w:rFonts w:ascii="D2Coding" w:cs="D2Coding" w:eastAsia="D2Coding" w:hAnsi="D2Coding"/>
+          <w:color w:val="1A1D21"/>
+          <w:sz w:val="17"/>
+          <w:szCs w:val="17"/>
+        </w:rPr>
+        <w:t xml:space="preserve">작업거리 1.0 ~ 1.5 m,  마진 50px</w:t>
+      </w:r>
+    </w:p>
+    <w:p>
+      <w:pPr>
+        <w:shd w:fill="F2F5F7" w:val="clear"/>
+        <w:spacing w:after="0" w:before="0" w:line="250"/>
+        <w:ind w:left="220" w:right="220"/>
+      </w:pPr>
+      <w:r>
+        <w:rPr>
+          <w:rFonts w:ascii="D2Coding" w:cs="D2Coding" w:eastAsia="D2Coding" w:hAnsi="D2Coding"/>
+          <w:color w:val="1A1D21"/>
+          <w:sz w:val="17"/>
+          <w:szCs w:val="17"/>
+        </w:rPr>
+        <w:t xml:space="preserve">  Z=1.0m   u =   63.9 .. 2009.7    (허용 50 .. 2398)</w:t>
+      </w:r>
+    </w:p>
+    <w:p>
+      <w:pPr>
+        <w:shd w:fill="F2F5F7" w:val="clear"/>
+        <w:spacing w:after="0" w:before="0" w:line="250"/>
+        <w:ind w:left="220" w:right="220"/>
+      </w:pPr>
+      <w:r>
+        <w:rPr>
+          <w:rFonts w:ascii="D2Coding" w:cs="D2Coding" w:eastAsia="D2Coding" w:hAnsi="D2Coding"/>
+          <w:color w:val="1A1D21"/>
+          <w:sz w:val="17"/>
+          <w:szCs w:val="17"/>
+        </w:rPr>
+        <w:t xml:space="preserve">  Z=1.5m   u =  237.8 .. 2183.6</w:t>
+      </w:r>
+    </w:p>
+    <w:p>
+      <w:pPr>
+        <w:shd w:fill="F2F5F7" w:val="clear"/>
+        <w:spacing w:after="0" w:before="0" w:line="250"/>
+        <w:ind w:left="220" w:right="220"/>
+      </w:pPr>
+      <w:r>
+        <w:rPr>
+          <w:rFonts w:ascii="D2Coding" w:cs="D2Coding" w:eastAsia="D2Coding" w:hAnsi="D2Coding"/>
+          <w:color w:val="1A1D21"/>
+          <w:sz w:val="17"/>
+          <w:szCs w:val="17"/>
+        </w:rPr>
+        <w:t xml:space="preserve">  v      =   59.4 .. 1988.6        (허용 50 .. 1998)</w:t>
+      </w:r>
+    </w:p>
+    <w:p>
+      <w:pPr>
+        <w:shd w:fill="F2F5F7" w:val="clear"/>
+        <w:spacing w:after="0" w:before="0" w:line="250"/>
+        <w:ind w:left="220" w:right="220"/>
+      </w:pPr>
+      <w:r>
+        <w:rPr>
+          <w:rFonts w:ascii="D2Coding" w:cs="D2Coding" w:eastAsia="D2Coding" w:hAnsi="D2Coding"/>
+          <w:color w:val="1A1D21"/>
+          <w:sz w:val="17"/>
+          <w:szCs w:val="17"/>
+        </w:rPr>
+        <w:t xml:space="preserve"> </w:t>
+      </w:r>
+    </w:p>
+    <w:p>
+      <w:pPr>
+        <w:shd w:fill="F2F5F7" w:val="clear"/>
+        <w:spacing w:after="0" w:before="0" w:line="250"/>
+        <w:ind w:left="220" w:right="220"/>
+      </w:pPr>
+      <w:r>
+        <w:rPr>
+          <w:rFonts w:ascii="D2Coding" w:cs="D2Coding" w:eastAsia="D2Coding" w:hAnsi="D2Coding"/>
+          <w:color w:val="1A1D21"/>
+          <w:sz w:val="17"/>
+          <w:szCs w:val="17"/>
+        </w:rPr>
+        <w:t xml:space="preserve">  판정: 격자 전부 센서 안</w:t>
+      </w:r>
+    </w:p>
+    <w:p>
+      <w:pPr>
+        <w:shd w:fill="F2F5F7" w:val="clear"/>
+        <w:spacing w:after="150" w:before="0" w:line="250"/>
+        <w:ind w:left="220" w:right="220"/>
+      </w:pPr>
+      <w:r>
+        <w:rPr>
+          <w:rFonts w:ascii="D2Coding" w:cs="D2Coding" w:eastAsia="D2Coding" w:hAnsi="D2Coding"/>
+          <w:color w:val="1A1D21"/>
+          <w:sz w:val="17"/>
+          <w:szCs w:val="17"/>
+        </w:rPr>
+        <w:t xml:space="preserve">  이 설계로 쓸 수 있는 거리: 0.97 ~ 3.91 m</w:t>
+      </w:r>
+    </w:p>
+    <w:p>
+      <w:pPr>
+        <w:pBdr>
+          <w:left w:val="single" w:color="9A5B0B" w:sz="14" w:space="10"/>
+        </w:pBdr>
+        <w:spacing w:after="160" w:before="120" w:line="300"/>
+        <w:ind w:left="200"/>
+      </w:pPr>
+      <w:r>
+        <w:rPr>
+          <w:rFonts w:ascii="맑은 고딕" w:cs="맑은 고딕" w:eastAsia="맑은 고딕" w:hAnsi="맑은 고딕"/>
+          <w:color w:val="44505A"/>
+          <w:sz w:val="19"/>
+          <w:szCs w:val="19"/>
+        </w:rPr>
+        <w:t xml:space="preserve">PDF 2.2 의 「120cm 에서 936×936mm」는 발산각 42.61° 에 해당하는데, 12mm 렌즈의 HFOV 38.77° 보다 넓어 그대로는 담기지 않는다. 936mm 를 유지하려면 렌즈를 10.4mm 이하로 낮춰야 한다. 현재 설계는 렌즈를 12mm 로 유지하고 발산각을 31.0° 로 맞췄다.</w:t>
+      </w:r>
+    </w:p>
+    <w:p>
+      <w:pPr>
+        <w:pStyle w:val="Heading3"/>
+        <w:spacing w:after="110" w:before="200"/>
+      </w:pPr>
+      <w:r>
+        <w:rPr>
+          <w:rFonts w:ascii="맑은 고딕" w:cs="맑은 고딕" w:eastAsia="맑은 고딕" w:hAnsi="맑은 고딕"/>
+          <w:b/>
+          <w:bCs/>
+          <w:color w:val="44505A"/>
+          <w:sz w:val="21"/>
+          <w:szCs w:val="21"/>
+        </w:rPr>
+        <w:t xml:space="preserve">발사각</w:t>
+      </w:r>
+    </w:p>
+    <w:p>
+      <w:pPr>
+        <w:spacing w:after="120" w:before="0" w:line="300"/>
+      </w:pPr>
+      <w:r>
+        <w:rPr>
+          <w:rFonts w:ascii="맑은 고딕" w:cs="맑은 고딕" w:eastAsia="맑은 고딕" w:hAnsi="맑은 고딕"/>
+          <w:color w:val="1A1D21"/>
+          <w:sz w:val="20"/>
+          <w:szCs w:val="20"/>
+        </w:rPr>
+        <w:t xml:space="preserve">발산각 31.0° 를 21등분한 뒤 수렴각 5.1° 를 더한 값이다.</w:t>
+      </w:r>
+    </w:p>
+    <w:p>
+      <w:pPr>
+        <w:shd w:fill="F2F5F7" w:val="clear"/>
+        <w:spacing w:after="0" w:before="90" w:line="250"/>
+        <w:ind w:left="220" w:right="220"/>
+      </w:pPr>
+      <w:r>
+        <w:rPr>
+          <w:rFonts w:ascii="D2Coding" w:cs="D2Coding" w:eastAsia="D2Coding" w:hAnsi="D2Coding"/>
+          <w:color w:val="1A1D21"/>
+          <w:sz w:val="17"/>
+          <w:szCs w:val="17"/>
+        </w:rPr>
+        <w:t xml:space="preserve">α0 =-10.400°  α1 = -8.850°  α2 = -7.300°  α3 = -5.750°</w:t>
+      </w:r>
+    </w:p>
+    <w:p>
+      <w:pPr>
+        <w:shd w:fill="F2F5F7" w:val="clear"/>
+        <w:spacing w:after="0" w:before="0" w:line="250"/>
+        <w:ind w:left="220" w:right="220"/>
+      </w:pPr>
+      <w:r>
+        <w:rPr>
+          <w:rFonts w:ascii="D2Coding" w:cs="D2Coding" w:eastAsia="D2Coding" w:hAnsi="D2Coding"/>
+          <w:color w:val="1A1D21"/>
+          <w:sz w:val="17"/>
+          <w:szCs w:val="17"/>
+        </w:rPr>
+        <w:t xml:space="preserve">α4 = -4.200°  α5 = -2.650°  α6 = -1.100°  α7 =  0.450°</w:t>
+      </w:r>
+    </w:p>
+    <w:p>
+      <w:pPr>
+        <w:shd w:fill="F2F5F7" w:val="clear"/>
+        <w:spacing w:after="0" w:before="0" w:line="250"/>
+        <w:ind w:left="220" w:right="220"/>
+      </w:pPr>
+      <w:r>
+        <w:rPr>
+          <w:rFonts w:ascii="D2Coding" w:cs="D2Coding" w:eastAsia="D2Coding" w:hAnsi="D2Coding"/>
+          <w:color w:val="1A1D21"/>
+          <w:sz w:val="17"/>
+          <w:szCs w:val="17"/>
+        </w:rPr>
+        <w:t xml:space="preserve">α8 =  2.000°  α9 =  3.550°  α10=  5.100°  α11=  6.650°</w:t>
+      </w:r>
+    </w:p>
+    <w:p>
+      <w:pPr>
+        <w:shd w:fill="F2F5F7" w:val="clear"/>
+        <w:spacing w:after="0" w:before="0" w:line="250"/>
+        <w:ind w:left="220" w:right="220"/>
+      </w:pPr>
+      <w:r>
+        <w:rPr>
+          <w:rFonts w:ascii="D2Coding" w:cs="D2Coding" w:eastAsia="D2Coding" w:hAnsi="D2Coding"/>
+          <w:color w:val="1A1D21"/>
+          <w:sz w:val="17"/>
+          <w:szCs w:val="17"/>
+        </w:rPr>
+        <w:t xml:space="preserve">α12=  8.200°  α13=  9.750°  α14= 11.300°  α15= 12.850°</w:t>
+      </w:r>
+    </w:p>
+    <w:p>
+      <w:pPr>
+        <w:shd w:fill="F2F5F7" w:val="clear"/>
+        <w:spacing w:after="0" w:before="0" w:line="250"/>
+        <w:ind w:left="220" w:right="220"/>
+      </w:pPr>
+      <w:r>
+        <w:rPr>
+          <w:rFonts w:ascii="D2Coding" w:cs="D2Coding" w:eastAsia="D2Coding" w:hAnsi="D2Coding"/>
+          <w:color w:val="1A1D21"/>
+          <w:sz w:val="17"/>
+          <w:szCs w:val="17"/>
+        </w:rPr>
+        <w:t xml:space="preserve">α16= 14.400°  α17= 15.950°  α18= 17.500°  α19= 19.050°</w:t>
+      </w:r>
+    </w:p>
+    <w:p>
+      <w:pPr>
+        <w:shd w:fill="F2F5F7" w:val="clear"/>
+        <w:spacing w:after="0" w:before="0" w:line="250"/>
+        <w:ind w:left="220" w:right="220"/>
+      </w:pPr>
+      <w:r>
+        <w:rPr>
+          <w:rFonts w:ascii="D2Coding" w:cs="D2Coding" w:eastAsia="D2Coding" w:hAnsi="D2Coding"/>
+          <w:color w:val="1A1D21"/>
+          <w:sz w:val="17"/>
+          <w:szCs w:val="17"/>
+        </w:rPr>
+        <w:t xml:space="preserve">α20= 20.600°</w:t>
+      </w:r>
+    </w:p>
+    <w:p>
+      <w:pPr>
+        <w:shd w:fill="F2F5F7" w:val="clear"/>
+        <w:spacing w:after="0" w:before="0" w:line="250"/>
+        <w:ind w:left="220" w:right="220"/>
+      </w:pPr>
+      <w:r>
+        <w:rPr>
+          <w:rFonts w:ascii="D2Coding" w:cs="D2Coding" w:eastAsia="D2Coding" w:hAnsi="D2Coding"/>
+          <w:color w:val="1A1D21"/>
+          <w:sz w:val="17"/>
+          <w:szCs w:val="17"/>
+        </w:rPr>
+        <w:t xml:space="preserve"> </w:t>
+      </w:r>
+    </w:p>
+    <w:p>
+      <w:pPr>
+        <w:shd w:fill="F2F5F7" w:val="clear"/>
+        <w:spacing w:after="150" w:before="0" w:line="250"/>
+        <w:ind w:left="220" w:right="220"/>
+      </w:pPr>
+      <w:r>
+        <w:rPr>
+          <w:rFonts w:ascii="D2Coding" w:cs="D2Coding" w:eastAsia="D2Coding" w:hAnsi="D2Coding"/>
+          <w:color w:val="1A1D21"/>
+          <w:sz w:val="17"/>
+          <w:szCs w:val="17"/>
+        </w:rPr>
+        <w:t xml:space="preserve">간격 일정 1.5500°.  β_j 는 수렴각 없이 -15.5° .. +15.5°</w:t>
+      </w:r>
+    </w:p>
+    <w:p>
+      <w:pPr>
+        <w:pBdr>
+          <w:left w:val="single" w:color="9A5B0B" w:sz="14" w:space="10"/>
+        </w:pBdr>
+        <w:spacing w:after="160" w:before="120" w:line="300"/>
+        <w:ind w:left="200"/>
+      </w:pPr>
+      <w:r>
+        <w:rPr>
+          <w:rFonts w:ascii="맑은 고딕" w:cs="맑은 고딕" w:eastAsia="맑은 고딕" w:hAnsi="맑은 고딕"/>
+          <w:color w:val="44505A"/>
+          <w:sz w:val="19"/>
+          <w:szCs w:val="19"/>
+        </w:rPr>
+        <w:t xml:space="preserve">발사각이 여전히 가장 취약한 값이다. PDF 3.1은 「i=0~20 각각 다른 α_i 가 DOE 제조 시 이미 고정」이라고 명시하는데, 코드는 균등 분할로 생성한다. DOE 회절은 sinθ_m = m·λ/d 를 따라 등각도가 아니라 등 sin(각)에 가까우므로 외곽선일수록 벌어진다. 출고 전 평면 타깃 실측으로 대체해야 한다.</w:t>
       </w:r>
     </w:p>
     <w:p>
@@ -10410,25 +10946,6 @@
         <w:t xml:space="preserve">5.5 값 변경 내역</w:t>
       </w:r>
     </w:p>
-    <w:p>
-      <w:pPr>
-        <w:spacing w:after="120" w:before="0" w:line="300"/>
-      </w:pPr>
-      <w:r>
-        <w:rPr>
-          <w:rFonts w:ascii="맑은 고딕" w:cs="맑은 고딕" w:eastAsia="맑은 고딕" w:hAnsi="맑은 고딕"/>
-          <w:color w:val="1A1D21"/>
-          <w:sz w:val="20"/>
-          <w:szCs w:val="20"/>
-        </w:rPr>
-        <w:t xml:space="preserve">시뮬레이션 튜닝값을 실제 하드웨어 사양 기준으로 교체하였다.</w:t>
-      </w:r>
-    </w:p>
-    <w:p>
-      <w:pPr>
-        <w:spacing w:after="60"/>
-      </w:pPr>
-    </w:p>
     <w:tbl>
       <w:tblPr>
         <w:tblW w:type="dxa" w:w="9638"/>
@@ -10443,10 +10960,10 @@
         <w:tblLayout w:type="fixed"/>
       </w:tblPr>
       <w:tblGrid>
-        <w:gridCol w:w="1800"/>
-        <w:gridCol w:w="1500"/>
-        <w:gridCol w:w="1500"/>
-        <w:gridCol w:w="4838"/>
+        <w:gridCol w:w="1700"/>
+        <w:gridCol w:w="1400"/>
+        <w:gridCol w:w="1400"/>
+        <w:gridCol w:w="5138"/>
       </w:tblGrid>
       <w:tr>
         <w:trPr>
@@ -10454,7 +10971,7 @@
         </w:trPr>
         <w:tc>
           <w:tcPr>
-            <w:tcW w:type="dxa" w:w="1800"/>
+            <w:tcW w:type="dxa" w:w="1700"/>
             <w:shd w:fill="E8EDF0" w:val="clear"/>
             <w:tcMar>
               <w:top w:type="dxa" w:w="70"/>
@@ -10482,7 +10999,7 @@
         </w:tc>
         <w:tc>
           <w:tcPr>
-            <w:tcW w:type="dxa" w:w="1500"/>
+            <w:tcW w:type="dxa" w:w="1400"/>
             <w:shd w:fill="E8EDF0" w:val="clear"/>
             <w:tcMar>
               <w:top w:type="dxa" w:w="70"/>
@@ -10510,7 +11027,7 @@
         </w:tc>
         <w:tc>
           <w:tcPr>
-            <w:tcW w:type="dxa" w:w="1500"/>
+            <w:tcW w:type="dxa" w:w="1400"/>
             <w:shd w:fill="E8EDF0" w:val="clear"/>
             <w:tcMar>
               <w:top w:type="dxa" w:w="70"/>
@@ -10538,7 +11055,7 @@
         </w:tc>
         <w:tc>
           <w:tcPr>
-            <w:tcW w:type="dxa" w:w="4838"/>
+            <w:tcW w:type="dxa" w:w="5138"/>
             <w:shd w:fill="E8EDF0" w:val="clear"/>
             <w:tcMar>
               <w:top w:type="dxa" w:w="70"/>
@@ -10568,7 +11085,7 @@
       <w:tr>
         <w:tc>
           <w:tcPr>
-            <w:tcW w:type="dxa" w:w="1800"/>
+            <w:tcW w:type="dxa" w:w="1700"/>
             <w:tcMar>
               <w:top w:type="dxa" w:w="70"/>
               <w:left w:type="dxa" w:w="110"/>
@@ -10595,7 +11112,7 @@
         </w:tc>
         <w:tc>
           <w:tcPr>
-            <w:tcW w:type="dxa" w:w="1500"/>
+            <w:tcW w:type="dxa" w:w="1400"/>
             <w:tcMar>
               <w:top w:type="dxa" w:w="70"/>
               <w:left w:type="dxa" w:w="110"/>
@@ -10622,7 +11139,7 @@
         </w:tc>
         <w:tc>
           <w:tcPr>
-            <w:tcW w:type="dxa" w:w="1500"/>
+            <w:tcW w:type="dxa" w:w="1400"/>
             <w:tcMar>
               <w:top w:type="dxa" w:w="70"/>
               <w:left w:type="dxa" w:w="110"/>
@@ -10649,7 +11166,7 @@
         </w:tc>
         <w:tc>
           <w:tcPr>
-            <w:tcW w:type="dxa" w:w="4838"/>
+            <w:tcW w:type="dxa" w:w="5138"/>
             <w:tcMar>
               <w:top w:type="dxa" w:w="70"/>
               <w:left w:type="dxa" w:w="110"/>
@@ -10694,7 +11211,7 @@
       <w:tr>
         <w:tc>
           <w:tcPr>
-            <w:tcW w:type="dxa" w:w="1800"/>
+            <w:tcW w:type="dxa" w:w="1700"/>
             <w:tcMar>
               <w:top w:type="dxa" w:w="70"/>
               <w:left w:type="dxa" w:w="110"/>
@@ -10721,7 +11238,7 @@
         </w:tc>
         <w:tc>
           <w:tcPr>
-            <w:tcW w:type="dxa" w:w="1500"/>
+            <w:tcW w:type="dxa" w:w="1400"/>
             <w:tcMar>
               <w:top w:type="dxa" w:w="70"/>
               <w:left w:type="dxa" w:w="110"/>
@@ -10748,7 +11265,7 @@
         </w:tc>
         <w:tc>
           <w:tcPr>
-            <w:tcW w:type="dxa" w:w="1500"/>
+            <w:tcW w:type="dxa" w:w="1400"/>
             <w:tcMar>
               <w:top w:type="dxa" w:w="70"/>
               <w:left w:type="dxa" w:w="110"/>
@@ -10769,34 +11286,50 @@
                 <w:sz w:val="18"/>
                 <w:szCs w:val="18"/>
               </w:rPr>
-              <w:t xml:space="preserve">42.61°</w:t>
-            </w:r>
-          </w:p>
-        </w:tc>
-        <w:tc>
-          <w:tcPr>
-            <w:tcW w:type="dxa" w:w="4838"/>
-            <w:tcMar>
-              <w:top w:type="dxa" w:w="70"/>
-              <w:left w:type="dxa" w:w="110"/>
-              <w:bottom w:type="dxa" w:w="70"/>
-              <w:right w:type="dxa" w:w="110"/>
-            </w:tcMar>
-          </w:tcPr>
-          <w:p>
-            <w:pPr>
-              <w:spacing w:after="0" w:line="260"/>
-            </w:pPr>
-            <w:r>
-              <w:rPr>
-                <w:rFonts w:ascii="맑은 고딕" w:cs="맑은 고딕" w:eastAsia="맑은 고딕" w:hAnsi="맑은 고딕"/>
-                <w:b w:val="false"/>
-                <w:bCs w:val="false"/>
-                <w:color w:val="1A1D21"/>
-                <w:sz w:val="18"/>
-                <w:szCs w:val="18"/>
-              </w:rPr>
-              <w:t xml:space="preserve">투사폭 936mm @1.2m 에서 역산</w:t>
+              <w:t xml:space="preserve">31.0°</w:t>
+            </w:r>
+          </w:p>
+        </w:tc>
+        <w:tc>
+          <w:tcPr>
+            <w:tcW w:type="dxa" w:w="5138"/>
+            <w:tcMar>
+              <w:top w:type="dxa" w:w="70"/>
+              <w:left w:type="dxa" w:w="110"/>
+              <w:bottom w:type="dxa" w:w="70"/>
+              <w:right w:type="dxa" w:w="110"/>
+            </w:tcMar>
+          </w:tcPr>
+          <w:p>
+            <w:pPr>
+              <w:spacing w:after="0" w:line="260"/>
+            </w:pPr>
+            <w:r>
+              <w:rPr>
+                <w:rFonts w:ascii="맑은 고딕" w:cs="맑은 고딕" w:eastAsia="맑은 고딕" w:hAnsi="맑은 고딕"/>
+                <w:b w:val="false"/>
+                <w:bCs w:val="false"/>
+                <w:color w:val="1A1D21"/>
+                <w:sz w:val="18"/>
+                <w:szCs w:val="18"/>
+              </w:rPr>
+              <w:t xml:space="preserve">21선이 1.0~1.5m 내내 센서 안에</w:t>
+            </w:r>
+          </w:p>
+          <w:p>
+            <w:pPr>
+              <w:spacing w:after="0" w:line="260"/>
+            </w:pPr>
+            <w:r>
+              <w:rPr>
+                <w:rFonts w:ascii="맑은 고딕" w:cs="맑은 고딕" w:eastAsia="맑은 고딕" w:hAnsi="맑은 고딕"/>
+                <w:b w:val="false"/>
+                <w:bCs w:val="false"/>
+                <w:color w:val="1A1D21"/>
+                <w:sz w:val="18"/>
+                <w:szCs w:val="18"/>
+              </w:rPr>
+              <w:t xml:space="preserve">들어오는 최대값</w:t>
             </w:r>
           </w:p>
         </w:tc>
@@ -10804,109 +11337,125 @@
       <w:tr>
         <w:tc>
           <w:tcPr>
-            <w:tcW w:type="dxa" w:w="1800"/>
-            <w:tcMar>
-              <w:top w:type="dxa" w:w="70"/>
-              <w:left w:type="dxa" w:w="110"/>
-              <w:bottom w:type="dxa" w:w="70"/>
-              <w:right w:type="dxa" w:w="110"/>
-            </w:tcMar>
-          </w:tcPr>
-          <w:p>
-            <w:pPr>
-              <w:spacing w:after="0" w:line="260"/>
-            </w:pPr>
-            <w:r>
-              <w:rPr>
-                <w:rFonts w:ascii="맑은 고딕" w:cs="맑은 고딕" w:eastAsia="맑은 고딕" w:hAnsi="맑은 고딕"/>
-                <w:b w:val="false"/>
-                <w:bCs w:val="false"/>
-                <w:color w:val="1A1D21"/>
-                <w:sz w:val="18"/>
-                <w:szCs w:val="18"/>
-              </w:rPr>
-              <w:t xml:space="preserve">격자 선 수</w:t>
-            </w:r>
-          </w:p>
-        </w:tc>
-        <w:tc>
-          <w:tcPr>
-            <w:tcW w:type="dxa" w:w="1500"/>
-            <w:tcMar>
-              <w:top w:type="dxa" w:w="70"/>
-              <w:left w:type="dxa" w:w="110"/>
-              <w:bottom w:type="dxa" w:w="70"/>
-              <w:right w:type="dxa" w:w="110"/>
-            </w:tcMar>
-          </w:tcPr>
-          <w:p>
-            <w:pPr>
-              <w:spacing w:after="0" w:line="260"/>
-            </w:pPr>
-            <w:r>
-              <w:rPr>
-                <w:rFonts w:ascii="맑은 고딕" w:cs="맑은 고딕" w:eastAsia="맑은 고딕" w:hAnsi="맑은 고딕"/>
-                <w:b w:val="false"/>
-                <w:bCs w:val="false"/>
-                <w:color w:val="1A1D21"/>
-                <w:sz w:val="18"/>
-                <w:szCs w:val="18"/>
-              </w:rPr>
-              <w:t xml:space="preserve">21 + 21</w:t>
-            </w:r>
-          </w:p>
-        </w:tc>
-        <w:tc>
-          <w:tcPr>
-            <w:tcW w:type="dxa" w:w="1500"/>
-            <w:tcMar>
-              <w:top w:type="dxa" w:w="70"/>
-              <w:left w:type="dxa" w:w="110"/>
-              <w:bottom w:type="dxa" w:w="70"/>
-              <w:right w:type="dxa" w:w="110"/>
-            </w:tcMar>
-          </w:tcPr>
-          <w:p>
-            <w:pPr>
-              <w:spacing w:after="0" w:line="260"/>
-            </w:pPr>
-            <w:r>
-              <w:rPr>
-                <w:rFonts w:ascii="맑은 고딕" w:cs="맑은 고딕" w:eastAsia="맑은 고딕" w:hAnsi="맑은 고딕"/>
-                <w:b w:val="false"/>
-                <w:bCs w:val="false"/>
-                <w:color w:val="1A1D21"/>
-                <w:sz w:val="18"/>
-                <w:szCs w:val="18"/>
-              </w:rPr>
-              <w:t xml:space="preserve">21 + 21</w:t>
-            </w:r>
-          </w:p>
-        </w:tc>
-        <w:tc>
-          <w:tcPr>
-            <w:tcW w:type="dxa" w:w="4838"/>
-            <w:tcMar>
-              <w:top w:type="dxa" w:w="70"/>
-              <w:left w:type="dxa" w:w="110"/>
-              <w:bottom w:type="dxa" w:w="70"/>
-              <w:right w:type="dxa" w:w="110"/>
-            </w:tcMar>
-          </w:tcPr>
-          <w:p>
-            <w:pPr>
-              <w:spacing w:after="0" w:line="260"/>
-            </w:pPr>
-            <w:r>
-              <w:rPr>
-                <w:rFonts w:ascii="맑은 고딕" w:cs="맑은 고딕" w:eastAsia="맑은 고딕" w:hAnsi="맑은 고딕"/>
-                <w:b w:val="false"/>
-                <w:bCs w:val="false"/>
-                <w:color w:val="1A1D21"/>
-                <w:sz w:val="18"/>
-                <w:szCs w:val="18"/>
-              </w:rPr>
-              <w:t xml:space="preserve">유지 (PDF 표기는 20+20)</w:t>
+            <w:tcW w:type="dxa" w:w="1700"/>
+            <w:tcMar>
+              <w:top w:type="dxa" w:w="70"/>
+              <w:left w:type="dxa" w:w="110"/>
+              <w:bottom w:type="dxa" w:w="70"/>
+              <w:right w:type="dxa" w:w="110"/>
+            </w:tcMar>
+          </w:tcPr>
+          <w:p>
+            <w:pPr>
+              <w:spacing w:after="0" w:line="260"/>
+            </w:pPr>
+            <w:r>
+              <w:rPr>
+                <w:rFonts w:ascii="맑은 고딕" w:cs="맑은 고딕" w:eastAsia="맑은 고딕" w:hAnsi="맑은 고딕"/>
+                <w:b w:val="false"/>
+                <w:bCs w:val="false"/>
+                <w:color w:val="1A1D21"/>
+                <w:sz w:val="18"/>
+                <w:szCs w:val="18"/>
+              </w:rPr>
+              <w:t xml:space="preserve">레이저 수렴각</w:t>
+            </w:r>
+          </w:p>
+        </w:tc>
+        <w:tc>
+          <w:tcPr>
+            <w:tcW w:type="dxa" w:w="1400"/>
+            <w:tcMar>
+              <w:top w:type="dxa" w:w="70"/>
+              <w:left w:type="dxa" w:w="110"/>
+              <w:bottom w:type="dxa" w:w="70"/>
+              <w:right w:type="dxa" w:w="110"/>
+            </w:tcMar>
+          </w:tcPr>
+          <w:p>
+            <w:pPr>
+              <w:spacing w:after="0" w:line="260"/>
+            </w:pPr>
+            <w:r>
+              <w:rPr>
+                <w:rFonts w:ascii="맑은 고딕" w:cs="맑은 고딕" w:eastAsia="맑은 고딕" w:hAnsi="맑은 고딕"/>
+                <w:b w:val="false"/>
+                <w:bCs w:val="false"/>
+                <w:color w:val="77848D"/>
+                <w:sz w:val="18"/>
+                <w:szCs w:val="18"/>
+              </w:rPr>
+              <w:t xml:space="preserve">없음</w:t>
+            </w:r>
+          </w:p>
+        </w:tc>
+        <w:tc>
+          <w:tcPr>
+            <w:tcW w:type="dxa" w:w="1400"/>
+            <w:tcMar>
+              <w:top w:type="dxa" w:w="70"/>
+              <w:left w:type="dxa" w:w="110"/>
+              <w:bottom w:type="dxa" w:w="70"/>
+              <w:right w:type="dxa" w:w="110"/>
+            </w:tcMar>
+          </w:tcPr>
+          <w:p>
+            <w:pPr>
+              <w:spacing w:after="0" w:line="260"/>
+            </w:pPr>
+            <w:r>
+              <w:rPr>
+                <w:rFonts w:ascii="맑은 고딕" w:cs="맑은 고딕" w:eastAsia="맑은 고딕" w:hAnsi="맑은 고딕"/>
+                <w:b w:val="false"/>
+                <w:bCs w:val="false"/>
+                <w:color w:val="0F6E33"/>
+                <w:sz w:val="18"/>
+                <w:szCs w:val="18"/>
+              </w:rPr>
+              <w:t xml:space="preserve">5.1°</w:t>
+            </w:r>
+          </w:p>
+        </w:tc>
+        <w:tc>
+          <w:tcPr>
+            <w:tcW w:type="dxa" w:w="5138"/>
+            <w:tcMar>
+              <w:top w:type="dxa" w:w="70"/>
+              <w:left w:type="dxa" w:w="110"/>
+              <w:bottom w:type="dxa" w:w="70"/>
+              <w:right w:type="dxa" w:w="110"/>
+            </w:tcMar>
+          </w:tcPr>
+          <w:p>
+            <w:pPr>
+              <w:spacing w:after="0" w:line="260"/>
+            </w:pPr>
+            <w:r>
+              <w:rPr>
+                <w:rFonts w:ascii="맑은 고딕" w:cs="맑은 고딕" w:eastAsia="맑은 고딕" w:hAnsi="맑은 고딕"/>
+                <w:b w:val="false"/>
+                <w:bCs w:val="false"/>
+                <w:color w:val="1A1D21"/>
+                <w:sz w:val="18"/>
+                <w:szCs w:val="18"/>
+              </w:rPr>
+              <w:t xml:space="preserve">시차 이동량 상쇄. 발산각을</w:t>
+            </w:r>
+          </w:p>
+          <w:p>
+            <w:pPr>
+              <w:spacing w:after="0" w:line="260"/>
+            </w:pPr>
+            <w:r>
+              <w:rPr>
+                <w:rFonts w:ascii="맑은 고딕" w:cs="맑은 고딕" w:eastAsia="맑은 고딕" w:hAnsi="맑은 고딕"/>
+                <w:b w:val="false"/>
+                <w:bCs w:val="false"/>
+                <w:color w:val="1A1D21"/>
+                <w:sz w:val="18"/>
+                <w:szCs w:val="18"/>
+              </w:rPr>
+              <w:t xml:space="preserve">21.24°에서 31.0°로 넓힌다</w:t>
             </w:r>
           </w:p>
         </w:tc>
@@ -10914,109 +11463,109 @@
       <w:tr>
         <w:tc>
           <w:tcPr>
-            <w:tcW w:type="dxa" w:w="1800"/>
-            <w:tcMar>
-              <w:top w:type="dxa" w:w="70"/>
-              <w:left w:type="dxa" w:w="110"/>
-              <w:bottom w:type="dxa" w:w="70"/>
-              <w:right w:type="dxa" w:w="110"/>
-            </w:tcMar>
-          </w:tcPr>
-          <w:p>
-            <w:pPr>
-              <w:spacing w:after="0" w:line="260"/>
-            </w:pPr>
-            <w:r>
-              <w:rPr>
-                <w:rFonts w:ascii="맑은 고딕" w:cs="맑은 고딕" w:eastAsia="맑은 고딕" w:hAnsi="맑은 고딕"/>
-                <w:b w:val="false"/>
-                <w:bCs w:val="false"/>
-                <w:color w:val="1A1D21"/>
-                <w:sz w:val="18"/>
-                <w:szCs w:val="18"/>
-              </w:rPr>
-              <w:t xml:space="preserve">기선 b</w:t>
-            </w:r>
-          </w:p>
-        </w:tc>
-        <w:tc>
-          <w:tcPr>
-            <w:tcW w:type="dxa" w:w="1500"/>
-            <w:tcMar>
-              <w:top w:type="dxa" w:w="70"/>
-              <w:left w:type="dxa" w:w="110"/>
-              <w:bottom w:type="dxa" w:w="70"/>
-              <w:right w:type="dxa" w:w="110"/>
-            </w:tcMar>
-          </w:tcPr>
-          <w:p>
-            <w:pPr>
-              <w:spacing w:after="0" w:line="260"/>
-            </w:pPr>
-            <w:r>
-              <w:rPr>
-                <w:rFonts w:ascii="맑은 고딕" w:cs="맑은 고딕" w:eastAsia="맑은 고딕" w:hAnsi="맑은 고딕"/>
-                <w:b w:val="false"/>
-                <w:bCs w:val="false"/>
-                <w:color w:val="1A1D21"/>
-                <w:sz w:val="18"/>
-                <w:szCs w:val="18"/>
-              </w:rPr>
-              <w:t xml:space="preserve">0.150 m</w:t>
-            </w:r>
-          </w:p>
-        </w:tc>
-        <w:tc>
-          <w:tcPr>
-            <w:tcW w:type="dxa" w:w="1500"/>
-            <w:tcMar>
-              <w:top w:type="dxa" w:w="70"/>
-              <w:left w:type="dxa" w:w="110"/>
-              <w:bottom w:type="dxa" w:w="70"/>
-              <w:right w:type="dxa" w:w="110"/>
-            </w:tcMar>
-          </w:tcPr>
-          <w:p>
-            <w:pPr>
-              <w:spacing w:after="0" w:line="260"/>
-            </w:pPr>
-            <w:r>
-              <w:rPr>
-                <w:rFonts w:ascii="맑은 고딕" w:cs="맑은 고딕" w:eastAsia="맑은 고딕" w:hAnsi="맑은 고딕"/>
-                <w:b w:val="false"/>
-                <w:bCs w:val="false"/>
-                <w:color w:val="1A1D21"/>
-                <w:sz w:val="18"/>
-                <w:szCs w:val="18"/>
-              </w:rPr>
-              <w:t xml:space="preserve">0.150 m</w:t>
-            </w:r>
-          </w:p>
-        </w:tc>
-        <w:tc>
-          <w:tcPr>
-            <w:tcW w:type="dxa" w:w="4838"/>
-            <w:tcMar>
-              <w:top w:type="dxa" w:w="70"/>
-              <w:left w:type="dxa" w:w="110"/>
-              <w:bottom w:type="dxa" w:w="70"/>
-              <w:right w:type="dxa" w:w="110"/>
-            </w:tcMar>
-          </w:tcPr>
-          <w:p>
-            <w:pPr>
-              <w:spacing w:after="0" w:line="260"/>
-            </w:pPr>
-            <w:r>
-              <w:rPr>
-                <w:rFonts w:ascii="맑은 고딕" w:cs="맑은 고딕" w:eastAsia="맑은 고딕" w:hAnsi="맑은 고딕"/>
-                <w:b w:val="false"/>
-                <w:bCs w:val="false"/>
-                <w:color w:val="1A1D21"/>
-                <w:sz w:val="18"/>
-                <w:szCs w:val="18"/>
-              </w:rPr>
-              <w:t xml:space="preserve">유지 (설계 고정값)</w:t>
+            <w:tcW w:type="dxa" w:w="1700"/>
+            <w:tcMar>
+              <w:top w:type="dxa" w:w="70"/>
+              <w:left w:type="dxa" w:w="110"/>
+              <w:bottom w:type="dxa" w:w="70"/>
+              <w:right w:type="dxa" w:w="110"/>
+            </w:tcMar>
+          </w:tcPr>
+          <w:p>
+            <w:pPr>
+              <w:spacing w:after="0" w:line="260"/>
+            </w:pPr>
+            <w:r>
+              <w:rPr>
+                <w:rFonts w:ascii="맑은 고딕" w:cs="맑은 고딕" w:eastAsia="맑은 고딕" w:hAnsi="맑은 고딕"/>
+                <w:b w:val="false"/>
+                <w:bCs w:val="false"/>
+                <w:color w:val="1A1D21"/>
+                <w:sz w:val="18"/>
+                <w:szCs w:val="18"/>
+              </w:rPr>
+              <w:t xml:space="preserve">격자 선 수</w:t>
+            </w:r>
+          </w:p>
+        </w:tc>
+        <w:tc>
+          <w:tcPr>
+            <w:tcW w:type="dxa" w:w="1400"/>
+            <w:tcMar>
+              <w:top w:type="dxa" w:w="70"/>
+              <w:left w:type="dxa" w:w="110"/>
+              <w:bottom w:type="dxa" w:w="70"/>
+              <w:right w:type="dxa" w:w="110"/>
+            </w:tcMar>
+          </w:tcPr>
+          <w:p>
+            <w:pPr>
+              <w:spacing w:after="0" w:line="260"/>
+            </w:pPr>
+            <w:r>
+              <w:rPr>
+                <w:rFonts w:ascii="맑은 고딕" w:cs="맑은 고딕" w:eastAsia="맑은 고딕" w:hAnsi="맑은 고딕"/>
+                <w:b w:val="false"/>
+                <w:bCs w:val="false"/>
+                <w:color w:val="1A1D21"/>
+                <w:sz w:val="18"/>
+                <w:szCs w:val="18"/>
+              </w:rPr>
+              <w:t xml:space="preserve">21 + 21</w:t>
+            </w:r>
+          </w:p>
+        </w:tc>
+        <w:tc>
+          <w:tcPr>
+            <w:tcW w:type="dxa" w:w="1400"/>
+            <w:tcMar>
+              <w:top w:type="dxa" w:w="70"/>
+              <w:left w:type="dxa" w:w="110"/>
+              <w:bottom w:type="dxa" w:w="70"/>
+              <w:right w:type="dxa" w:w="110"/>
+            </w:tcMar>
+          </w:tcPr>
+          <w:p>
+            <w:pPr>
+              <w:spacing w:after="0" w:line="260"/>
+            </w:pPr>
+            <w:r>
+              <w:rPr>
+                <w:rFonts w:ascii="맑은 고딕" w:cs="맑은 고딕" w:eastAsia="맑은 고딕" w:hAnsi="맑은 고딕"/>
+                <w:b w:val="false"/>
+                <w:bCs w:val="false"/>
+                <w:color w:val="1A1D21"/>
+                <w:sz w:val="18"/>
+                <w:szCs w:val="18"/>
+              </w:rPr>
+              <w:t xml:space="preserve">21 + 21</w:t>
+            </w:r>
+          </w:p>
+        </w:tc>
+        <w:tc>
+          <w:tcPr>
+            <w:tcW w:type="dxa" w:w="5138"/>
+            <w:tcMar>
+              <w:top w:type="dxa" w:w="70"/>
+              <w:left w:type="dxa" w:w="110"/>
+              <w:bottom w:type="dxa" w:w="70"/>
+              <w:right w:type="dxa" w:w="110"/>
+            </w:tcMar>
+          </w:tcPr>
+          <w:p>
+            <w:pPr>
+              <w:spacing w:after="0" w:line="260"/>
+            </w:pPr>
+            <w:r>
+              <w:rPr>
+                <w:rFonts w:ascii="맑은 고딕" w:cs="맑은 고딕" w:eastAsia="맑은 고딕" w:hAnsi="맑은 고딕"/>
+                <w:b w:val="false"/>
+                <w:bCs w:val="false"/>
+                <w:color w:val="1A1D21"/>
+                <w:sz w:val="18"/>
+                <w:szCs w:val="18"/>
+              </w:rPr>
+              <w:t xml:space="preserve">유지</w:t>
             </w:r>
           </w:p>
         </w:tc>
@@ -11024,7 +11573,117 @@
       <w:tr>
         <w:tc>
           <w:tcPr>
-            <w:tcW w:type="dxa" w:w="1800"/>
+            <w:tcW w:type="dxa" w:w="1700"/>
+            <w:tcMar>
+              <w:top w:type="dxa" w:w="70"/>
+              <w:left w:type="dxa" w:w="110"/>
+              <w:bottom w:type="dxa" w:w="70"/>
+              <w:right w:type="dxa" w:w="110"/>
+            </w:tcMar>
+          </w:tcPr>
+          <w:p>
+            <w:pPr>
+              <w:spacing w:after="0" w:line="260"/>
+            </w:pPr>
+            <w:r>
+              <w:rPr>
+                <w:rFonts w:ascii="맑은 고딕" w:cs="맑은 고딕" w:eastAsia="맑은 고딕" w:hAnsi="맑은 고딕"/>
+                <w:b w:val="false"/>
+                <w:bCs w:val="false"/>
+                <w:color w:val="1A1D21"/>
+                <w:sz w:val="18"/>
+                <w:szCs w:val="18"/>
+              </w:rPr>
+              <w:t xml:space="preserve">기선 b</w:t>
+            </w:r>
+          </w:p>
+        </w:tc>
+        <w:tc>
+          <w:tcPr>
+            <w:tcW w:type="dxa" w:w="1400"/>
+            <w:tcMar>
+              <w:top w:type="dxa" w:w="70"/>
+              <w:left w:type="dxa" w:w="110"/>
+              <w:bottom w:type="dxa" w:w="70"/>
+              <w:right w:type="dxa" w:w="110"/>
+            </w:tcMar>
+          </w:tcPr>
+          <w:p>
+            <w:pPr>
+              <w:spacing w:after="0" w:line="260"/>
+            </w:pPr>
+            <w:r>
+              <w:rPr>
+                <w:rFonts w:ascii="맑은 고딕" w:cs="맑은 고딕" w:eastAsia="맑은 고딕" w:hAnsi="맑은 고딕"/>
+                <w:b w:val="false"/>
+                <w:bCs w:val="false"/>
+                <w:color w:val="1A1D21"/>
+                <w:sz w:val="18"/>
+                <w:szCs w:val="18"/>
+              </w:rPr>
+              <w:t xml:space="preserve">0.150 m</w:t>
+            </w:r>
+          </w:p>
+        </w:tc>
+        <w:tc>
+          <w:tcPr>
+            <w:tcW w:type="dxa" w:w="1400"/>
+            <w:tcMar>
+              <w:top w:type="dxa" w:w="70"/>
+              <w:left w:type="dxa" w:w="110"/>
+              <w:bottom w:type="dxa" w:w="70"/>
+              <w:right w:type="dxa" w:w="110"/>
+            </w:tcMar>
+          </w:tcPr>
+          <w:p>
+            <w:pPr>
+              <w:spacing w:after="0" w:line="260"/>
+            </w:pPr>
+            <w:r>
+              <w:rPr>
+                <w:rFonts w:ascii="맑은 고딕" w:cs="맑은 고딕" w:eastAsia="맑은 고딕" w:hAnsi="맑은 고딕"/>
+                <w:b w:val="false"/>
+                <w:bCs w:val="false"/>
+                <w:color w:val="1A1D21"/>
+                <w:sz w:val="18"/>
+                <w:szCs w:val="18"/>
+              </w:rPr>
+              <w:t xml:space="preserve">0.150 m</w:t>
+            </w:r>
+          </w:p>
+        </w:tc>
+        <w:tc>
+          <w:tcPr>
+            <w:tcW w:type="dxa" w:w="5138"/>
+            <w:tcMar>
+              <w:top w:type="dxa" w:w="70"/>
+              <w:left w:type="dxa" w:w="110"/>
+              <w:bottom w:type="dxa" w:w="70"/>
+              <w:right w:type="dxa" w:w="110"/>
+            </w:tcMar>
+          </w:tcPr>
+          <w:p>
+            <w:pPr>
+              <w:spacing w:after="0" w:line="260"/>
+            </w:pPr>
+            <w:r>
+              <w:rPr>
+                <w:rFonts w:ascii="맑은 고딕" w:cs="맑은 고딕" w:eastAsia="맑은 고딕" w:hAnsi="맑은 고딕"/>
+                <w:b w:val="false"/>
+                <w:bCs w:val="false"/>
+                <w:color w:val="1A1D21"/>
+                <w:sz w:val="18"/>
+                <w:szCs w:val="18"/>
+              </w:rPr>
+              <w:t xml:space="preserve">유지 (설계 고정값)</w:t>
+            </w:r>
+          </w:p>
+        </w:tc>
+      </w:tr>
+      <w:tr>
+        <w:tc>
+          <w:tcPr>
+            <w:tcW w:type="dxa" w:w="1700"/>
             <w:tcMar>
               <w:top w:type="dxa" w:w="70"/>
               <w:left w:type="dxa" w:w="110"/>
@@ -11051,7 +11710,7 @@
         </w:tc>
         <w:tc>
           <w:tcPr>
-            <w:tcW w:type="dxa" w:w="1500"/>
+            <w:tcW w:type="dxa" w:w="1400"/>
             <w:tcMar>
               <w:top w:type="dxa" w:w="70"/>
               <w:left w:type="dxa" w:w="110"/>
@@ -11078,7 +11737,7 @@
         </w:tc>
         <w:tc>
           <w:tcPr>
-            <w:tcW w:type="dxa" w:w="1500"/>
+            <w:tcW w:type="dxa" w:w="1400"/>
             <w:tcMar>
               <w:top w:type="dxa" w:w="70"/>
               <w:left w:type="dxa" w:w="110"/>
@@ -11105,7 +11764,7 @@
         </w:tc>
         <w:tc>
           <w:tcPr>
-            <w:tcW w:type="dxa" w:w="4838"/>
+            <w:tcW w:type="dxa" w:w="5138"/>
             <w:tcMar>
               <w:top w:type="dxa" w:w="70"/>
               <w:left w:type="dxa" w:w="110"/>
@@ -11134,22 +11793,617 @@
     </w:tbl>
     <w:p>
       <w:pPr>
-        <w:pBdr>
-          <w:left w:val="single" w:color="9A5B0B" w:sz="14" w:space="10"/>
-        </w:pBdr>
-        <w:spacing w:after="160" w:before="120" w:line="300"/>
-        <w:ind w:left="200"/>
+        <w:pStyle w:val="Heading3"/>
+        <w:spacing w:after="110" w:before="200"/>
       </w:pPr>
       <w:r>
         <w:rPr>
           <w:rFonts w:ascii="맑은 고딕" w:cs="맑은 고딕" w:eastAsia="맑은 고딕" w:hAnsi="맑은 고딕"/>
+          <w:b/>
+          <w:bCs/>
           <w:color w:val="44505A"/>
-          <w:sz w:val="19"/>
-          <w:szCs w:val="19"/>
-        </w:rPr>
-        <w:t xml:space="preserve">이 변경으로 시야가 좁아지면서(HFOV 75.1° → 38.77°) 촬영 자세도 바뀌었다. 기존 22° 하향으로는 바닥이 화면에 들어오지 않아(바닥 점 0개) 34° 로 조정하였다. 다만 더 눕힐수록 벽을 사각으로 보게 되어 평활도 분해능이 나빠지므로, 한 장으로 벽 평활도와 바닥 수평도를 동시에 최적화할 수는 없다.</w:t>
-      </w:r>
-    </w:p>
+          <w:sz w:val="21"/>
+          <w:szCs w:val="21"/>
+        </w:rPr>
+        <w:t xml:space="preserve">기하 예측의 시차항 누락 수정</w:t>
+      </w:r>
+    </w:p>
+    <w:p>
+      <w:pPr>
+        <w:spacing w:after="120" w:before="0" w:line="300"/>
+      </w:pPr>
+      <w:r>
+        <w:rPr>
+          <w:rFonts w:ascii="맑은 고딕" w:cs="맑은 고딕" w:eastAsia="맑은 고딕" w:hAnsi="맑은 고딕"/>
+          <w:color w:val="1A1D21"/>
+          <w:sz w:val="20"/>
+          <w:szCs w:val="20"/>
+        </w:rPr>
+        <w:t xml:space="preserve">A_선검출의 격자 위치 예측이 u = f·tan(α) + c_x 로, 시차항 −f·b/Z 를 빼먹고 있었다. 예측은 추적 밴드의 중심을 잡는 데 쓰이는데 밴드 폭이 20~50px 이므로, 435px 어긋난 예측은 밴드를 실제 선 근처에도 놓지 못한다. 이전 f=1593 에서도 199px 어긋나 있었으므로 새로 생긴 문제가 아니다.</w:t>
+      </w:r>
+    </w:p>
+    <w:p>
+      <w:pPr>
+        <w:spacing w:after="60"/>
+      </w:pPr>
+    </w:p>
+    <w:tbl>
+      <w:tblPr>
+        <w:tblW w:type="dxa" w:w="9638"/>
+        <w:tblBorders>
+          <w:top w:val="single" w:color="C4CDD4" w:sz="6"/>
+          <w:left w:val="single" w:color="C4CDD4" w:sz="6"/>
+          <w:bottom w:val="single" w:color="C4CDD4" w:sz="6"/>
+          <w:right w:val="single" w:color="C4CDD4" w:sz="6"/>
+          <w:insideH w:val="single" w:color="C4CDD4" w:sz="4"/>
+          <w:insideV w:val="single" w:color="C4CDD4" w:sz="4"/>
+        </w:tblBorders>
+        <w:tblLayout w:type="fixed"/>
+      </w:tblPr>
+      <w:tblGrid>
+        <w:gridCol w:w="1200"/>
+        <w:gridCol w:w="2200"/>
+        <w:gridCol w:w="3100"/>
+        <w:gridCol w:w="3138"/>
+      </w:tblGrid>
+      <w:tr>
+        <w:trPr>
+          <w:tblHeader/>
+        </w:trPr>
+        <w:tc>
+          <w:tcPr>
+            <w:tcW w:type="dxa" w:w="1200"/>
+            <w:shd w:fill="E8EDF0" w:val="clear"/>
+            <w:tcMar>
+              <w:top w:type="dxa" w:w="70"/>
+              <w:left w:type="dxa" w:w="110"/>
+              <w:bottom w:type="dxa" w:w="70"/>
+              <w:right w:type="dxa" w:w="110"/>
+            </w:tcMar>
+          </w:tcPr>
+          <w:p>
+            <w:pPr>
+              <w:spacing w:after="0" w:line="260"/>
+            </w:pPr>
+            <w:r>
+              <w:rPr>
+                <w:rFonts w:ascii="맑은 고딕" w:cs="맑은 고딕" w:eastAsia="맑은 고딕" w:hAnsi="맑은 고딕"/>
+                <w:b/>
+                <w:bCs/>
+                <w:color w:val="1A1D21"/>
+                <w:sz w:val="18"/>
+                <w:szCs w:val="18"/>
+              </w:rPr>
+              <w:t xml:space="preserve">V선</w:t>
+            </w:r>
+          </w:p>
+        </w:tc>
+        <w:tc>
+          <w:tcPr>
+            <w:tcW w:type="dxa" w:w="2200"/>
+            <w:shd w:fill="E8EDF0" w:val="clear"/>
+            <w:tcMar>
+              <w:top w:type="dxa" w:w="70"/>
+              <w:left w:type="dxa" w:w="110"/>
+              <w:bottom w:type="dxa" w:w="70"/>
+              <w:right w:type="dxa" w:w="110"/>
+            </w:tcMar>
+          </w:tcPr>
+          <w:p>
+            <w:pPr>
+              <w:spacing w:after="0" w:line="260"/>
+            </w:pPr>
+            <w:r>
+              <w:rPr>
+                <w:rFonts w:ascii="맑은 고딕" w:cs="맑은 고딕" w:eastAsia="맑은 고딕" w:hAnsi="맑은 고딕"/>
+                <w:b/>
+                <w:bCs/>
+                <w:color w:val="1A1D21"/>
+                <w:sz w:val="18"/>
+                <w:szCs w:val="18"/>
+              </w:rPr>
+              <w:t xml:space="preserve">실제 위치</w:t>
+            </w:r>
+          </w:p>
+        </w:tc>
+        <w:tc>
+          <w:tcPr>
+            <w:tcW w:type="dxa" w:w="3100"/>
+            <w:shd w:fill="E8EDF0" w:val="clear"/>
+            <w:tcMar>
+              <w:top w:type="dxa" w:w="70"/>
+              <w:left w:type="dxa" w:w="110"/>
+              <w:bottom w:type="dxa" w:w="70"/>
+              <w:right w:type="dxa" w:w="110"/>
+            </w:tcMar>
+          </w:tcPr>
+          <w:p>
+            <w:pPr>
+              <w:spacing w:after="0" w:line="260"/>
+            </w:pPr>
+            <w:r>
+              <w:rPr>
+                <w:rFonts w:ascii="맑은 고딕" w:cs="맑은 고딕" w:eastAsia="맑은 고딕" w:hAnsi="맑은 고딕"/>
+                <w:b/>
+                <w:bCs/>
+                <w:color w:val="1A1D21"/>
+                <w:sz w:val="18"/>
+                <w:szCs w:val="18"/>
+              </w:rPr>
+              <w:t xml:space="preserve">예측 (시차 보정)</w:t>
+            </w:r>
+          </w:p>
+        </w:tc>
+        <w:tc>
+          <w:tcPr>
+            <w:tcW w:type="dxa" w:w="3138"/>
+            <w:shd w:fill="E8EDF0" w:val="clear"/>
+            <w:tcMar>
+              <w:top w:type="dxa" w:w="70"/>
+              <w:left w:type="dxa" w:w="110"/>
+              <w:bottom w:type="dxa" w:w="70"/>
+              <w:right w:type="dxa" w:w="110"/>
+            </w:tcMar>
+          </w:tcPr>
+          <w:p>
+            <w:pPr>
+              <w:spacing w:after="0" w:line="260"/>
+            </w:pPr>
+            <w:r>
+              <w:rPr>
+                <w:rFonts w:ascii="맑은 고딕" w:cs="맑은 고딕" w:eastAsia="맑은 고딕" w:hAnsi="맑은 고딕"/>
+                <w:b/>
+                <w:bCs/>
+                <w:color w:val="1A1D21"/>
+                <w:sz w:val="18"/>
+                <w:szCs w:val="18"/>
+              </w:rPr>
+              <w:t xml:space="preserve">예측 (보정 없음)</w:t>
+            </w:r>
+          </w:p>
+        </w:tc>
+      </w:tr>
+      <w:tr>
+        <w:tc>
+          <w:tcPr>
+            <w:tcW w:type="dxa" w:w="1200"/>
+            <w:tcMar>
+              <w:top w:type="dxa" w:w="70"/>
+              <w:left w:type="dxa" w:w="110"/>
+              <w:bottom w:type="dxa" w:w="70"/>
+              <w:right w:type="dxa" w:w="110"/>
+            </w:tcMar>
+          </w:tcPr>
+          <w:p>
+            <w:pPr>
+              <w:spacing w:after="0" w:line="260"/>
+            </w:pPr>
+            <w:r>
+              <w:rPr>
+                <w:rFonts w:ascii="맑은 고딕" w:cs="맑은 고딕" w:eastAsia="맑은 고딕" w:hAnsi="맑은 고딕"/>
+                <w:b w:val="false"/>
+                <w:bCs w:val="false"/>
+                <w:color w:val="1A1D21"/>
+                <w:sz w:val="18"/>
+                <w:szCs w:val="18"/>
+              </w:rPr>
+              <w:t xml:space="preserve">V0</w:t>
+            </w:r>
+          </w:p>
+        </w:tc>
+        <w:tc>
+          <w:tcPr>
+            <w:tcW w:type="dxa" w:w="2200"/>
+            <w:tcMar>
+              <w:top w:type="dxa" w:w="70"/>
+              <w:left w:type="dxa" w:w="110"/>
+              <w:bottom w:type="dxa" w:w="70"/>
+              <w:right w:type="dxa" w:w="110"/>
+            </w:tcMar>
+          </w:tcPr>
+          <w:p>
+            <w:pPr>
+              <w:spacing w:after="0" w:line="260"/>
+            </w:pPr>
+            <w:r>
+              <w:rPr>
+                <w:rFonts w:ascii="맑은 고딕" w:cs="맑은 고딕" w:eastAsia="맑은 고딕" w:hAnsi="맑은 고딕"/>
+                <w:b w:val="false"/>
+                <w:bCs w:val="false"/>
+                <w:color w:val="1A1D21"/>
+                <w:sz w:val="18"/>
+                <w:szCs w:val="18"/>
+              </w:rPr>
+              <w:t xml:space="preserve">141.3 px</w:t>
+            </w:r>
+          </w:p>
+        </w:tc>
+        <w:tc>
+          <w:tcPr>
+            <w:tcW w:type="dxa" w:w="3100"/>
+            <w:tcMar>
+              <w:top w:type="dxa" w:w="70"/>
+              <w:left w:type="dxa" w:w="110"/>
+              <w:bottom w:type="dxa" w:w="70"/>
+              <w:right w:type="dxa" w:w="110"/>
+            </w:tcMar>
+          </w:tcPr>
+          <w:p>
+            <w:pPr>
+              <w:spacing w:after="0" w:line="260"/>
+            </w:pPr>
+            <w:r>
+              <w:rPr>
+                <w:rFonts w:ascii="맑은 고딕" w:cs="맑은 고딕" w:eastAsia="맑은 고딕" w:hAnsi="맑은 고딕"/>
+                <w:b w:val="false"/>
+                <w:bCs w:val="false"/>
+                <w:color w:val="0F6E33"/>
+                <w:sz w:val="18"/>
+                <w:szCs w:val="18"/>
+              </w:rPr>
+              <w:t xml:space="preserve">150.8  (+9.5)</w:t>
+            </w:r>
+          </w:p>
+        </w:tc>
+        <w:tc>
+          <w:tcPr>
+            <w:tcW w:type="dxa" w:w="3138"/>
+            <w:tcMar>
+              <w:top w:type="dxa" w:w="70"/>
+              <w:left w:type="dxa" w:w="110"/>
+              <w:bottom w:type="dxa" w:w="70"/>
+              <w:right w:type="dxa" w:w="110"/>
+            </w:tcMar>
+          </w:tcPr>
+          <w:p>
+            <w:pPr>
+              <w:spacing w:after="0" w:line="260"/>
+            </w:pPr>
+            <w:r>
+              <w:rPr>
+                <w:rFonts w:ascii="맑은 고딕" w:cs="맑은 고딕" w:eastAsia="맑은 고딕" w:hAnsi="맑은 고딕"/>
+                <w:b w:val="false"/>
+                <w:bCs w:val="false"/>
+                <w:color w:val="9A5B0B"/>
+                <w:sz w:val="18"/>
+                <w:szCs w:val="18"/>
+              </w:rPr>
+              <w:t xml:space="preserve">585.6  (+444.3)</w:t>
+            </w:r>
+          </w:p>
+        </w:tc>
+      </w:tr>
+      <w:tr>
+        <w:tc>
+          <w:tcPr>
+            <w:tcW w:type="dxa" w:w="1200"/>
+            <w:tcMar>
+              <w:top w:type="dxa" w:w="70"/>
+              <w:left w:type="dxa" w:w="110"/>
+              <w:bottom w:type="dxa" w:w="70"/>
+              <w:right w:type="dxa" w:w="110"/>
+            </w:tcMar>
+          </w:tcPr>
+          <w:p>
+            <w:pPr>
+              <w:spacing w:after="0" w:line="260"/>
+            </w:pPr>
+            <w:r>
+              <w:rPr>
+                <w:rFonts w:ascii="맑은 고딕" w:cs="맑은 고딕" w:eastAsia="맑은 고딕" w:hAnsi="맑은 고딕"/>
+                <w:b w:val="false"/>
+                <w:bCs w:val="false"/>
+                <w:color w:val="1A1D21"/>
+                <w:sz w:val="18"/>
+                <w:szCs w:val="18"/>
+              </w:rPr>
+              <w:t xml:space="preserve">V10</w:t>
+            </w:r>
+          </w:p>
+        </w:tc>
+        <w:tc>
+          <w:tcPr>
+            <w:tcW w:type="dxa" w:w="2200"/>
+            <w:tcMar>
+              <w:top w:type="dxa" w:w="70"/>
+              <w:left w:type="dxa" w:w="110"/>
+              <w:bottom w:type="dxa" w:w="70"/>
+              <w:right w:type="dxa" w:w="110"/>
+            </w:tcMar>
+          </w:tcPr>
+          <w:p>
+            <w:pPr>
+              <w:spacing w:after="0" w:line="260"/>
+            </w:pPr>
+            <w:r>
+              <w:rPr>
+                <w:rFonts w:ascii="맑은 고딕" w:cs="맑은 고딕" w:eastAsia="맑은 고딕" w:hAnsi="맑은 고딕"/>
+                <w:b w:val="false"/>
+                <w:bCs w:val="false"/>
+                <w:color w:val="1A1D21"/>
+                <w:sz w:val="18"/>
+                <w:szCs w:val="18"/>
+              </w:rPr>
+              <w:t xml:space="preserve">1090.4 px</w:t>
+            </w:r>
+          </w:p>
+        </w:tc>
+        <w:tc>
+          <w:tcPr>
+            <w:tcW w:type="dxa" w:w="3100"/>
+            <w:tcMar>
+              <w:top w:type="dxa" w:w="70"/>
+              <w:left w:type="dxa" w:w="110"/>
+              <w:bottom w:type="dxa" w:w="70"/>
+              <w:right w:type="dxa" w:w="110"/>
+            </w:tcMar>
+          </w:tcPr>
+          <w:p>
+            <w:pPr>
+              <w:spacing w:after="0" w:line="260"/>
+            </w:pPr>
+            <w:r>
+              <w:rPr>
+                <w:rFonts w:ascii="맑은 고딕" w:cs="맑은 고딕" w:eastAsia="맑은 고딕" w:hAnsi="맑은 고딕"/>
+                <w:b w:val="false"/>
+                <w:bCs w:val="false"/>
+                <w:color w:val="0F6E33"/>
+                <w:sz w:val="18"/>
+                <w:szCs w:val="18"/>
+              </w:rPr>
+              <w:t xml:space="preserve">1099.6  (+9.3)</w:t>
+            </w:r>
+          </w:p>
+        </w:tc>
+        <w:tc>
+          <w:tcPr>
+            <w:tcW w:type="dxa" w:w="3138"/>
+            <w:tcMar>
+              <w:top w:type="dxa" w:w="70"/>
+              <w:left w:type="dxa" w:w="110"/>
+              <w:bottom w:type="dxa" w:w="70"/>
+              <w:right w:type="dxa" w:w="110"/>
+            </w:tcMar>
+          </w:tcPr>
+          <w:p>
+            <w:pPr>
+              <w:spacing w:after="0" w:line="260"/>
+            </w:pPr>
+            <w:r>
+              <w:rPr>
+                <w:rFonts w:ascii="맑은 고딕" w:cs="맑은 고딕" w:eastAsia="맑은 고딕" w:hAnsi="맑은 고딕"/>
+                <w:b w:val="false"/>
+                <w:bCs w:val="false"/>
+                <w:color w:val="9A5B0B"/>
+                <w:sz w:val="18"/>
+                <w:szCs w:val="18"/>
+              </w:rPr>
+              <w:t xml:space="preserve">1534.4  (+444.1)</w:t>
+            </w:r>
+          </w:p>
+        </w:tc>
+      </w:tr>
+      <w:tr>
+        <w:tc>
+          <w:tcPr>
+            <w:tcW w:type="dxa" w:w="1200"/>
+            <w:tcMar>
+              <w:top w:type="dxa" w:w="70"/>
+              <w:left w:type="dxa" w:w="110"/>
+              <w:bottom w:type="dxa" w:w="70"/>
+              <w:right w:type="dxa" w:w="110"/>
+            </w:tcMar>
+          </w:tcPr>
+          <w:p>
+            <w:pPr>
+              <w:spacing w:after="0" w:line="260"/>
+            </w:pPr>
+            <w:r>
+              <w:rPr>
+                <w:rFonts w:ascii="맑은 고딕" w:cs="맑은 고딕" w:eastAsia="맑은 고딕" w:hAnsi="맑은 고딕"/>
+                <w:b w:val="false"/>
+                <w:bCs w:val="false"/>
+                <w:color w:val="1A1D21"/>
+                <w:sz w:val="18"/>
+                <w:szCs w:val="18"/>
+              </w:rPr>
+              <w:t xml:space="preserve">V20</w:t>
+            </w:r>
+          </w:p>
+        </w:tc>
+        <w:tc>
+          <w:tcPr>
+            <w:tcW w:type="dxa" w:w="2200"/>
+            <w:tcMar>
+              <w:top w:type="dxa" w:w="70"/>
+              <w:left w:type="dxa" w:w="110"/>
+              <w:bottom w:type="dxa" w:w="70"/>
+              <w:right w:type="dxa" w:w="110"/>
+            </w:tcMar>
+          </w:tcPr>
+          <w:p>
+            <w:pPr>
+              <w:spacing w:after="0" w:line="260"/>
+            </w:pPr>
+            <w:r>
+              <w:rPr>
+                <w:rFonts w:ascii="맑은 고딕" w:cs="맑은 고딕" w:eastAsia="맑은 고딕" w:hAnsi="맑은 고딕"/>
+                <w:b w:val="false"/>
+                <w:bCs w:val="false"/>
+                <w:color w:val="1A1D21"/>
+                <w:sz w:val="18"/>
+                <w:szCs w:val="18"/>
+              </w:rPr>
+              <w:t xml:space="preserve">2087.2 px</w:t>
+            </w:r>
+          </w:p>
+        </w:tc>
+        <w:tc>
+          <w:tcPr>
+            <w:tcW w:type="dxa" w:w="3100"/>
+            <w:tcMar>
+              <w:top w:type="dxa" w:w="70"/>
+              <w:left w:type="dxa" w:w="110"/>
+              <w:bottom w:type="dxa" w:w="70"/>
+              <w:right w:type="dxa" w:w="110"/>
+            </w:tcMar>
+          </w:tcPr>
+          <w:p>
+            <w:pPr>
+              <w:spacing w:after="0" w:line="260"/>
+            </w:pPr>
+            <w:r>
+              <w:rPr>
+                <w:rFonts w:ascii="맑은 고딕" w:cs="맑은 고딕" w:eastAsia="맑은 고딕" w:hAnsi="맑은 고딕"/>
+                <w:b w:val="false"/>
+                <w:bCs w:val="false"/>
+                <w:color w:val="0F6E33"/>
+                <w:sz w:val="18"/>
+                <w:szCs w:val="18"/>
+              </w:rPr>
+              <w:t xml:space="preserve">2096.6  (+9.4)</w:t>
+            </w:r>
+          </w:p>
+        </w:tc>
+        <w:tc>
+          <w:tcPr>
+            <w:tcW w:type="dxa" w:w="3138"/>
+            <w:tcMar>
+              <w:top w:type="dxa" w:w="70"/>
+              <w:left w:type="dxa" w:w="110"/>
+              <w:bottom w:type="dxa" w:w="70"/>
+              <w:right w:type="dxa" w:w="110"/>
+            </w:tcMar>
+          </w:tcPr>
+          <w:p>
+            <w:pPr>
+              <w:spacing w:after="0" w:line="260"/>
+            </w:pPr>
+            <w:r>
+              <w:rPr>
+                <w:rFonts w:ascii="맑은 고딕" w:cs="맑은 고딕" w:eastAsia="맑은 고딕" w:hAnsi="맑은 고딕"/>
+                <w:b w:val="false"/>
+                <w:bCs w:val="false"/>
+                <w:color w:val="9A5B0B"/>
+                <w:sz w:val="18"/>
+                <w:szCs w:val="18"/>
+              </w:rPr>
+              <w:t xml:space="preserve">2531.4  (+444.2)</w:t>
+            </w:r>
+          </w:p>
+        </w:tc>
+      </w:tr>
+      <w:tr>
+        <w:tc>
+          <w:tcPr>
+            <w:tcW w:type="dxa" w:w="1200"/>
+            <w:tcMar>
+              <w:top w:type="dxa" w:w="70"/>
+              <w:left w:type="dxa" w:w="110"/>
+              <w:bottom w:type="dxa" w:w="70"/>
+              <w:right w:type="dxa" w:w="110"/>
+            </w:tcMar>
+          </w:tcPr>
+          <w:p>
+            <w:pPr>
+              <w:spacing w:after="0" w:line="260"/>
+            </w:pPr>
+            <w:r>
+              <w:rPr>
+                <w:rFonts w:ascii="맑은 고딕" w:cs="맑은 고딕" w:eastAsia="맑은 고딕" w:hAnsi="맑은 고딕"/>
+                <w:b w:val="false"/>
+                <w:bCs w:val="false"/>
+                <w:color w:val="1A1D21"/>
+                <w:sz w:val="18"/>
+                <w:szCs w:val="18"/>
+              </w:rPr>
+              <w:t xml:space="preserve">평균 오차</w:t>
+            </w:r>
+          </w:p>
+        </w:tc>
+        <w:tc>
+          <w:tcPr>
+            <w:tcW w:type="dxa" w:w="2200"/>
+            <w:tcMar>
+              <w:top w:type="dxa" w:w="70"/>
+              <w:left w:type="dxa" w:w="110"/>
+              <w:bottom w:type="dxa" w:w="70"/>
+              <w:right w:type="dxa" w:w="110"/>
+            </w:tcMar>
+          </w:tcPr>
+          <w:p>
+            <w:pPr>
+              <w:spacing w:after="0" w:line="260"/>
+            </w:pPr>
+            <w:r>
+              <w:rPr>
+                <w:rFonts w:ascii="맑은 고딕" w:cs="맑은 고딕" w:eastAsia="맑은 고딕" w:hAnsi="맑은 고딕"/>
+                <w:b w:val="false"/>
+                <w:bCs w:val="false"/>
+                <w:color w:val="1A1D21"/>
+                <w:sz w:val="18"/>
+                <w:szCs w:val="18"/>
+              </w:rPr>
+              <w:t xml:space="preserve">—</w:t>
+            </w:r>
+          </w:p>
+        </w:tc>
+        <w:tc>
+          <w:tcPr>
+            <w:tcW w:type="dxa" w:w="3100"/>
+            <w:tcMar>
+              <w:top w:type="dxa" w:w="70"/>
+              <w:left w:type="dxa" w:w="110"/>
+              <w:bottom w:type="dxa" w:w="70"/>
+              <w:right w:type="dxa" w:w="110"/>
+            </w:tcMar>
+          </w:tcPr>
+          <w:p>
+            <w:pPr>
+              <w:spacing w:after="0" w:line="260"/>
+            </w:pPr>
+            <w:r>
+              <w:rPr>
+                <w:rFonts w:ascii="맑은 고딕" w:cs="맑은 고딕" w:eastAsia="맑은 고딕" w:hAnsi="맑은 고딕"/>
+                <w:b w:val="false"/>
+                <w:bCs w:val="false"/>
+                <w:color w:val="0F6E33"/>
+                <w:sz w:val="18"/>
+                <w:szCs w:val="18"/>
+              </w:rPr>
+              <w:t xml:space="preserve">35.8 px</w:t>
+            </w:r>
+          </w:p>
+        </w:tc>
+        <w:tc>
+          <w:tcPr>
+            <w:tcW w:type="dxa" w:w="3138"/>
+            <w:tcMar>
+              <w:top w:type="dxa" w:w="70"/>
+              <w:left w:type="dxa" w:w="110"/>
+              <w:bottom w:type="dxa" w:w="70"/>
+              <w:right w:type="dxa" w:w="110"/>
+            </w:tcMar>
+          </w:tcPr>
+          <w:p>
+            <w:pPr>
+              <w:spacing w:after="0" w:line="260"/>
+            </w:pPr>
+            <w:r>
+              <w:rPr>
+                <w:rFonts w:ascii="맑은 고딕" w:cs="맑은 고딕" w:eastAsia="맑은 고딕" w:hAnsi="맑은 고딕"/>
+                <w:b w:val="false"/>
+                <w:bCs w:val="false"/>
+                <w:color w:val="9A5B0B"/>
+                <w:sz w:val="18"/>
+                <w:szCs w:val="18"/>
+              </w:rPr>
+              <w:t xml:space="preserve">470.6 px</w:t>
+            </w:r>
+          </w:p>
+        </w:tc>
+      </w:tr>
+    </w:tbl>
     <w:p>
       <w:r>
         <w:br w:type="page"/>
@@ -12541,7 +13795,7 @@
           <w:sz w:val="20"/>
           <w:szCs w:val="20"/>
         </w:rPr>
-        <w:t xml:space="preserve">벽 + 바닥 + 동바리가 한 프레임에 들어오는 합성 씬에서 두 세그멘테이션 백엔드 모두 전 항목 통과하였다. 실제 렌즈 기준 시야가 좁아 장비를 34° 하향으로 잡았고, 그 결과 격자점은 2,980개(벽 2,372 · 바닥 345 · 동바리 263)다.</w:t>
+        <w:t xml:space="preserve">벽 + 바닥 + 동바리가 한 프레임에 들어오는 합성 씬에서 두 세그멘테이션 백엔드 모두 전 항목 통과하였다. 실제 렌즈 기준 시야가 좁아 장비를 34° 하향으로 잡았다. 격자가 전부 시야에 들어오도록 설계한 뒤 격자점은 4,965개(벽 4,003 · 바닥 491 · 동바리 471)다.</w:t>
       </w:r>
     </w:p>
     <w:p>
@@ -12819,7 +14073,7 @@
                 <w:sz w:val="18"/>
                 <w:szCs w:val="18"/>
               </w:rPr>
-              <w:t xml:space="preserve">오차 0.0052 °</w:t>
+              <w:t xml:space="preserve">오차 0.0085 °</w:t>
             </w:r>
           </w:p>
         </w:tc>
@@ -12846,7 +14100,7 @@
                 <w:sz w:val="18"/>
                 <w:szCs w:val="18"/>
               </w:rPr>
-              <w:t xml:space="preserve">오차 0.0138 °</w:t>
+              <w:t xml:space="preserve">오차 0.0044 °</w:t>
             </w:r>
           </w:p>
         </w:tc>
@@ -12956,7 +14210,7 @@
                 <w:sz w:val="18"/>
                 <w:szCs w:val="18"/>
               </w:rPr>
-              <w:t xml:space="preserve">오차 0.0010 °</w:t>
+              <w:t xml:space="preserve">오차 0.0410 °</w:t>
             </w:r>
           </w:p>
         </w:tc>
@@ -12983,7 +14237,7 @@
                 <w:sz w:val="18"/>
                 <w:szCs w:val="18"/>
               </w:rPr>
-              <w:t xml:space="preserve">오차 0.0301 °</w:t>
+              <w:t xml:space="preserve">오차 0.0400 °</w:t>
             </w:r>
           </w:p>
         </w:tc>
@@ -13093,7 +14347,7 @@
                 <w:sz w:val="18"/>
                 <w:szCs w:val="18"/>
               </w:rPr>
-              <w:t xml:space="preserve">오차 0.2511 °</w:t>
+              <w:t xml:space="preserve">오차 0.0229 °</w:t>
             </w:r>
           </w:p>
         </w:tc>
@@ -13120,7 +14374,7 @@
                 <w:sz w:val="18"/>
                 <w:szCs w:val="18"/>
               </w:rPr>
-              <w:t xml:space="preserve">오차 0.2901 °</w:t>
+              <w:t xml:space="preserve">오차 0.0040 °</w:t>
             </w:r>
           </w:p>
         </w:tc>
@@ -13257,7 +14511,7 @@
                 <w:sz w:val="18"/>
                 <w:szCs w:val="18"/>
               </w:rPr>
-              <w:t xml:space="preserve">5.79 mm</w:t>
+              <w:t xml:space="preserve">5.82 mm</w:t>
             </w:r>
           </w:p>
         </w:tc>
@@ -13367,7 +14621,7 @@
                 <w:sz w:val="18"/>
                 <w:szCs w:val="18"/>
               </w:rPr>
-              <w:t xml:space="preserve">4.09 mm (하한)</w:t>
+              <w:t xml:space="preserve">4.03 mm (하한)</w:t>
             </w:r>
           </w:p>
         </w:tc>
@@ -13394,7 +14648,7 @@
                 <w:sz w:val="18"/>
                 <w:szCs w:val="18"/>
               </w:rPr>
-              <w:t xml:space="preserve">3.74 mm (하한)</w:t>
+              <w:t xml:space="preserve">3.52 mm (하한)</w:t>
             </w:r>
           </w:p>
         </w:tc>
@@ -14322,7 +15576,7 @@
                 <w:sz w:val="18"/>
                 <w:szCs w:val="18"/>
               </w:rPr>
-              <w:t xml:space="preserve">0.0052</w:t>
+              <w:t xml:space="preserve">0.0085</w:t>
             </w:r>
           </w:p>
         </w:tc>
@@ -14349,7 +15603,7 @@
                 <w:sz w:val="18"/>
                 <w:szCs w:val="18"/>
               </w:rPr>
-              <w:t xml:space="preserve">0.0010</w:t>
+              <w:t xml:space="preserve">0.0410</w:t>
             </w:r>
           </w:p>
         </w:tc>
@@ -14376,7 +15630,7 @@
                 <w:sz w:val="18"/>
                 <w:szCs w:val="18"/>
               </w:rPr>
-              <w:t xml:space="preserve">0.2511</w:t>
+              <w:t xml:space="preserve">0.0229</w:t>
             </w:r>
           </w:p>
         </w:tc>
@@ -14432,7 +15686,7 @@
                 <w:sz w:val="18"/>
                 <w:szCs w:val="18"/>
               </w:rPr>
-              <w:t xml:space="preserve">마스크 −8px 침식</w:t>
+              <w:t xml:space="preserve">마스크 +2px 팽창</w:t>
             </w:r>
           </w:p>
         </w:tc>
@@ -14459,7 +15713,7 @@
                 <w:sz w:val="18"/>
                 <w:szCs w:val="18"/>
               </w:rPr>
-              <w:t xml:space="preserve">0.0048</w:t>
+              <w:t xml:space="preserve">0.0085</w:t>
             </w:r>
           </w:p>
         </w:tc>
@@ -14486,7 +15740,7 @@
                 <w:sz w:val="18"/>
                 <w:szCs w:val="18"/>
               </w:rPr>
-              <w:t xml:space="preserve">0.0004</w:t>
+              <w:t xml:space="preserve">0.0410</w:t>
             </w:r>
           </w:p>
         </w:tc>
@@ -14513,7 +15767,7 @@
                 <w:sz w:val="18"/>
                 <w:szCs w:val="18"/>
               </w:rPr>
-              <w:t xml:space="preserve">0.2242</w:t>
+              <w:t xml:space="preserve">0.0229</w:t>
             </w:r>
           </w:p>
         </w:tc>
@@ -14596,7 +15850,7 @@
                 <w:sz w:val="18"/>
                 <w:szCs w:val="18"/>
               </w:rPr>
-              <w:t xml:space="preserve">0.0052</w:t>
+              <w:t xml:space="preserve">0.0085</w:t>
             </w:r>
           </w:p>
         </w:tc>
@@ -14623,7 +15877,7 @@
                 <w:sz w:val="18"/>
                 <w:szCs w:val="18"/>
               </w:rPr>
-              <w:t xml:space="preserve">0.0002</w:t>
+              <w:t xml:space="preserve">0.0410</w:t>
             </w:r>
           </w:p>
         </w:tc>
@@ -14650,7 +15904,7 @@
                 <w:sz w:val="18"/>
                 <w:szCs w:val="18"/>
               </w:rPr>
-              <w:t xml:space="preserve">0.0876</w:t>
+              <w:t xml:space="preserve">0.0229</w:t>
             </w:r>
           </w:p>
         </w:tc>
@@ -14733,7 +15987,7 @@
                 <w:sz w:val="18"/>
                 <w:szCs w:val="18"/>
               </w:rPr>
-              <w:t xml:space="preserve">0.0052</w:t>
+              <w:t xml:space="preserve">0.0085</w:t>
             </w:r>
           </w:p>
         </w:tc>
@@ -14760,7 +16014,7 @@
                 <w:sz w:val="18"/>
                 <w:szCs w:val="18"/>
               </w:rPr>
-              <w:t xml:space="preserve">0.0002</w:t>
+              <w:t xml:space="preserve">0.0410</w:t>
             </w:r>
           </w:p>
         </w:tc>
@@ -14787,7 +16041,7 @@
                 <w:sz w:val="18"/>
                 <w:szCs w:val="18"/>
               </w:rPr>
-              <w:t xml:space="preserve">0.2865</w:t>
+              <w:t xml:space="preserve">0.0487</w:t>
             </w:r>
           </w:p>
         </w:tc>
@@ -14843,7 +16097,7 @@
                 <w:sz w:val="18"/>
                 <w:szCs w:val="18"/>
               </w:rPr>
-              <w:t xml:space="preserve">라벨 오분류 100% (9종 전부)</w:t>
+              <w:t xml:space="preserve">라벨 오분류 9종 전부</w:t>
             </w:r>
           </w:p>
         </w:tc>
@@ -15007,7 +16261,7 @@
                 <w:sz w:val="18"/>
                 <w:szCs w:val="18"/>
               </w:rPr>
-              <w:t xml:space="preserve">0.0138</w:t>
+              <w:t xml:space="preserve">0.0044</w:t>
             </w:r>
           </w:p>
         </w:tc>
@@ -15034,7 +16288,7 @@
                 <w:sz w:val="18"/>
                 <w:szCs w:val="18"/>
               </w:rPr>
-              <w:t xml:space="preserve">0.0301</w:t>
+              <w:t xml:space="preserve">0.0400</w:t>
             </w:r>
           </w:p>
         </w:tc>
@@ -15061,144 +16315,7 @@
                 <w:sz w:val="18"/>
                 <w:szCs w:val="18"/>
               </w:rPr>
-              <w:t xml:space="preserve">0.2901</w:t>
-            </w:r>
-          </w:p>
-        </w:tc>
-        <w:tc>
-          <w:tcPr>
-            <w:tcW w:type="dxa" w:w="1738"/>
-            <w:tcMar>
-              <w:top w:type="dxa" w:w="70"/>
-              <w:left w:type="dxa" w:w="110"/>
-              <w:bottom w:type="dxa" w:w="70"/>
-              <w:right w:type="dxa" w:w="110"/>
-            </w:tcMar>
-          </w:tcPr>
-          <w:p>
-            <w:pPr>
-              <w:spacing w:after="0" w:line="260"/>
-            </w:pPr>
-            <w:r>
-              <w:rPr>
-                <w:rFonts w:ascii="맑은 고딕" w:cs="맑은 고딕" w:eastAsia="맑은 고딕" w:hAnsi="맑은 고딕"/>
-                <w:b w:val="false"/>
-                <w:bCs w:val="false"/>
-                <w:color w:val="1A1D21"/>
-                <w:sz w:val="18"/>
-                <w:szCs w:val="18"/>
-              </w:rPr>
-              <w:t xml:space="preserve">통과</w:t>
-            </w:r>
-          </w:p>
-        </w:tc>
-      </w:tr>
-      <w:tr>
-        <w:tc>
-          <w:tcPr>
-            <w:tcW w:type="dxa" w:w="3400"/>
-            <w:tcMar>
-              <w:top w:type="dxa" w:w="70"/>
-              <w:left w:type="dxa" w:w="110"/>
-              <w:bottom w:type="dxa" w:w="70"/>
-              <w:right w:type="dxa" w:w="110"/>
-            </w:tcMar>
-          </w:tcPr>
-          <w:p>
-            <w:pPr>
-              <w:spacing w:after="0" w:line="260"/>
-            </w:pPr>
-            <w:r>
-              <w:rPr>
-                <w:rFonts w:ascii="맑은 고딕" w:cs="맑은 고딕" w:eastAsia="맑은 고딕" w:hAnsi="맑은 고딕"/>
-                <w:b w:val="false"/>
-                <w:bCs w:val="false"/>
-                <w:color w:val="1A1D21"/>
-                <w:sz w:val="18"/>
-                <w:szCs w:val="18"/>
-              </w:rPr>
-              <w:t xml:space="preserve">σ_u = 1.0 px</w:t>
-            </w:r>
-          </w:p>
-        </w:tc>
-        <w:tc>
-          <w:tcPr>
-            <w:tcW w:type="dxa" w:w="1500"/>
-            <w:tcMar>
-              <w:top w:type="dxa" w:w="70"/>
-              <w:left w:type="dxa" w:w="110"/>
-              <w:bottom w:type="dxa" w:w="70"/>
-              <w:right w:type="dxa" w:w="110"/>
-            </w:tcMar>
-          </w:tcPr>
-          <w:p>
-            <w:pPr>
-              <w:spacing w:after="0" w:line="260"/>
-            </w:pPr>
-            <w:r>
-              <w:rPr>
-                <w:rFonts w:ascii="맑은 고딕" w:cs="맑은 고딕" w:eastAsia="맑은 고딕" w:hAnsi="맑은 고딕"/>
-                <w:b w:val="false"/>
-                <w:bCs w:val="false"/>
-                <w:color w:val="1A1D21"/>
-                <w:sz w:val="18"/>
-                <w:szCs w:val="18"/>
-              </w:rPr>
-              <w:t xml:space="preserve">0.0028</w:t>
-            </w:r>
-          </w:p>
-        </w:tc>
-        <w:tc>
-          <w:tcPr>
-            <w:tcW w:type="dxa" w:w="1500"/>
-            <w:tcMar>
-              <w:top w:type="dxa" w:w="70"/>
-              <w:left w:type="dxa" w:w="110"/>
-              <w:bottom w:type="dxa" w:w="70"/>
-              <w:right w:type="dxa" w:w="110"/>
-            </w:tcMar>
-          </w:tcPr>
-          <w:p>
-            <w:pPr>
-              <w:spacing w:after="0" w:line="260"/>
-            </w:pPr>
-            <w:r>
-              <w:rPr>
-                <w:rFonts w:ascii="맑은 고딕" w:cs="맑은 고딕" w:eastAsia="맑은 고딕" w:hAnsi="맑은 고딕"/>
-                <w:b w:val="false"/>
-                <w:bCs w:val="false"/>
-                <w:color w:val="1A1D21"/>
-                <w:sz w:val="18"/>
-                <w:szCs w:val="18"/>
-              </w:rPr>
-              <w:t xml:space="preserve">0.1955</w:t>
-            </w:r>
-          </w:p>
-        </w:tc>
-        <w:tc>
-          <w:tcPr>
-            <w:tcW w:type="dxa" w:w="1500"/>
-            <w:tcMar>
-              <w:top w:type="dxa" w:w="70"/>
-              <w:left w:type="dxa" w:w="110"/>
-              <w:bottom w:type="dxa" w:w="70"/>
-              <w:right w:type="dxa" w:w="110"/>
-            </w:tcMar>
-          </w:tcPr>
-          <w:p>
-            <w:pPr>
-              <w:spacing w:after="0" w:line="260"/>
-            </w:pPr>
-            <w:r>
-              <w:rPr>
-                <w:rFonts w:ascii="맑은 고딕" w:cs="맑은 고딕" w:eastAsia="맑은 고딕" w:hAnsi="맑은 고딕"/>
-                <w:b w:val="false"/>
-                <w:bCs w:val="false"/>
-                <w:color w:val="1A1D21"/>
-                <w:sz w:val="18"/>
-                <w:szCs w:val="18"/>
-              </w:rPr>
-              <w:t xml:space="preserve">0.2735</w:t>
+              <w:t xml:space="preserve">0.0040</w:t>
             </w:r>
           </w:p>
         </w:tc>
@@ -15750,7 +16867,7 @@
                 <w:sz w:val="18"/>
                 <w:szCs w:val="18"/>
               </w:rPr>
-              <w:t xml:space="preserve">사양 충돌</w:t>
+              <w:t xml:space="preserve">DOE 사양 재검토 필요</w:t>
             </w:r>
           </w:p>
         </w:tc>
@@ -15777,7 +16894,7 @@
                 <w:sz w:val="18"/>
                 <w:szCs w:val="18"/>
               </w:rPr>
-              <w:t xml:space="preserve">카메라 HFOV 38.77° 보다 DOE 발산각 42.61° 가 넓어 V선 21개 중 2개가 센서를 벗어난다. DOE 를 37.30° 이하로 줄이거나 렌즈를 10.39mm 이하로 바꿔야 해소된다.</w:t>
+              <w:t xml:space="preserve">PDF 의 투사폭 936mm(42.61°)는 12mm 렌즈로 담기지 않아 31.0°(1.2m 투사 666mm)로 낮췄다. 936mm 를 유지하려면 렌즈를 10.4mm 이하로 바꿔야 한다. 레이저 축 5.1° 수렴은 기구 설계에 반영이 필요하다.</w:t>
             </w:r>
           </w:p>
         </w:tc>

--- a/laser_grid/docs/레이저그리드_영역별품질검측_파이프라인_정리.docx
+++ b/laser_grid/docs/레이저그리드_영역별품질검측_파이프라인_정리.docx
@@ -2752,7 +2752,7 @@
                 <w:sz w:val="18"/>
                 <w:szCs w:val="18"/>
               </w:rPr>
-              <w:t xml:space="preserve">8군 회귀 검증</w:t>
+              <w:t xml:space="preserve">9군 회귀 검증</w:t>
             </w:r>
           </w:p>
         </w:tc>
@@ -4715,7 +4715,7 @@
                 <w:sz w:val="18"/>
                 <w:szCs w:val="18"/>
               </w:rPr>
-              <w:t xml:space="preserve">3478.3 px</w:t>
+              <w:t xml:space="preserve">2318.8 px</w:t>
             </w:r>
           </w:p>
         </w:tc>
@@ -4738,11 +4738,11 @@
                 <w:rFonts w:ascii="맑은 고딕" w:cs="맑은 고딕" w:eastAsia="맑은 고딕" w:hAnsi="맑은 고딕"/>
                 <w:b w:val="false"/>
                 <w:bCs w:val="false"/>
-                <w:color w:val="1A1D21"/>
-                <w:sz w:val="18"/>
-                <w:szCs w:val="18"/>
-              </w:rPr>
-              <w:t xml:space="preserve">spec</w:t>
+                <w:color w:val="9A5B0B"/>
+                <w:sz w:val="18"/>
+                <w:szCs w:val="18"/>
+              </w:rPr>
+              <w:t xml:space="preserve">design</w:t>
             </w:r>
           </w:p>
         </w:tc>
@@ -4765,27 +4765,27 @@
                 <w:rFonts w:ascii="맑은 고딕" w:cs="맑은 고딕" w:eastAsia="맑은 고딕" w:hAnsi="맑은 고딕"/>
                 <w:b w:val="false"/>
                 <w:bCs w:val="false"/>
-                <w:color w:val="1A1D21"/>
-                <w:sz w:val="18"/>
-                <w:szCs w:val="18"/>
-              </w:rPr>
-              <w:t xml:space="preserve">렌즈 12mm ÷ 화소 3.45µm 에서 유도.</w:t>
-            </w:r>
-          </w:p>
-          <w:p>
-            <w:pPr>
-              <w:spacing w:after="0" w:line="260"/>
-            </w:pPr>
-            <w:r>
-              <w:rPr>
-                <w:rFonts w:ascii="맑은 고딕" w:cs="맑은 고딕" w:eastAsia="맑은 고딕" w:hAnsi="맑은 고딕"/>
-                <w:b w:val="false"/>
-                <w:bCs w:val="false"/>
-                <w:color w:val="1A1D21"/>
-                <w:sz w:val="18"/>
-                <w:szCs w:val="18"/>
-              </w:rPr>
-              <w:t xml:space="preserve">체커보드 캘리브레이션으로 검증 필요</w:t>
+                <w:color w:val="9A5B0B"/>
+                <w:sz w:val="18"/>
+                <w:szCs w:val="18"/>
+              </w:rPr>
+              <w:t xml:space="preserve">PDF 에 초점거리 값이 없다. 8mm 는 격자</w:t>
+            </w:r>
+          </w:p>
+          <w:p>
+            <w:pPr>
+              <w:spacing w:after="0" w:line="260"/>
+            </w:pPr>
+            <w:r>
+              <w:rPr>
+                <w:rFonts w:ascii="맑은 고딕" w:cs="맑은 고딕" w:eastAsia="맑은 고딕" w:hAnsi="맑은 고딕"/>
+                <w:b w:val="false"/>
+                <w:bCs w:val="false"/>
+                <w:color w:val="9A5B0B"/>
+                <w:sz w:val="18"/>
+                <w:szCs w:val="18"/>
+              </w:rPr>
+              <w:t xml:space="preserve">수용·고정초점 심도·목표 정밀도에서 유도</w:t>
             </w:r>
           </w:p>
         </w:tc>
@@ -5048,7 +5048,7 @@
                 <w:sz w:val="18"/>
                 <w:szCs w:val="18"/>
               </w:rPr>
-              <w:t xml:space="preserve">design</w:t>
+              <w:t xml:space="preserve">spec</w:t>
             </w:r>
           </w:p>
         </w:tc>
@@ -5075,7 +5075,23 @@
                 <w:sz w:val="18"/>
                 <w:szCs w:val="18"/>
               </w:rPr>
-              <w:t xml:space="preserve">용역서 고정값. 조립 후 실측 필요</w:t>
+              <w:t xml:space="preserve">PDF 2.2 카메라–레이저 광축 150mm.</w:t>
+            </w:r>
+          </w:p>
+          <w:p>
+            <w:pPr>
+              <w:spacing w:after="0" w:line="260"/>
+            </w:pPr>
+            <w:r>
+              <w:rPr>
+                <w:rFonts w:ascii="맑은 고딕" w:cs="맑은 고딕" w:eastAsia="맑은 고딕" w:hAnsi="맑은 고딕"/>
+                <w:b w:val="false"/>
+                <w:bCs w:val="false"/>
+                <w:color w:val="1A1D21"/>
+                <w:sz w:val="18"/>
+                <w:szCs w:val="18"/>
+              </w:rPr>
+              <w:t xml:space="preserve">조립 후 실측 필요</w:t>
             </w:r>
           </w:p>
         </w:tc>
@@ -5158,7 +5174,7 @@
                 <w:sz w:val="18"/>
                 <w:szCs w:val="18"/>
               </w:rPr>
-              <w:t xml:space="preserve">31.0°</w:t>
+              <w:t xml:space="preserve">42.61°</w:t>
             </w:r>
           </w:p>
         </w:tc>
@@ -5185,7 +5201,7 @@
                 <w:sz w:val="18"/>
                 <w:szCs w:val="18"/>
               </w:rPr>
-              <w:t xml:space="preserve">design</w:t>
+              <w:t xml:space="preserve">spec</w:t>
             </w:r>
           </w:p>
         </w:tc>
@@ -5212,23 +5228,23 @@
                 <w:sz w:val="18"/>
                 <w:szCs w:val="18"/>
               </w:rPr>
-              <w:t xml:space="preserve">21선이 작업거리 1.0~1.5m 내내</w:t>
-            </w:r>
-          </w:p>
-          <w:p>
-            <w:pPr>
-              <w:spacing w:after="0" w:line="260"/>
-            </w:pPr>
-            <w:r>
-              <w:rPr>
-                <w:rFonts w:ascii="맑은 고딕" w:cs="맑은 고딕" w:eastAsia="맑은 고딕" w:hAnsi="맑은 고딕"/>
-                <w:b w:val="false"/>
-                <w:bCs w:val="false"/>
-                <w:color w:val="1A1D21"/>
-                <w:sz w:val="18"/>
-                <w:szCs w:val="18"/>
-              </w:rPr>
-              <w:t xml:space="preserve">센서 안에 들어오는 최대값</w:t>
+              <w:t xml:space="preserve">PDF 2.2 「120cm 에서 936×936mm」</w:t>
+            </w:r>
+          </w:p>
+          <w:p>
+            <w:pPr>
+              <w:spacing w:after="0" w:line="260"/>
+            </w:pPr>
+            <w:r>
+              <w:rPr>
+                <w:rFonts w:ascii="맑은 고딕" w:cs="맑은 고딕" w:eastAsia="맑은 고딕" w:hAnsi="맑은 고딕"/>
+                <w:b w:val="false"/>
+                <w:bCs w:val="false"/>
+                <w:color w:val="1A1D21"/>
+                <w:sz w:val="18"/>
+                <w:szCs w:val="18"/>
+              </w:rPr>
+              <w:t xml:space="preserve">= 2·atan(468/1200)</w:t>
             </w:r>
           </w:p>
         </w:tc>
@@ -5257,7 +5273,7 @@
                 <w:sz w:val="18"/>
                 <w:szCs w:val="18"/>
               </w:rPr>
-              <w:t xml:space="preserve">레이저 수렴각</w:t>
+              <w:t xml:space="preserve">격자선 수</w:t>
             </w:r>
           </w:p>
         </w:tc>
@@ -5277,6 +5293,33 @@
             </w:pPr>
             <w:r>
               <w:rPr>
+                <w:rFonts w:ascii="맑은 고딕" w:cs="맑은 고딕" w:eastAsia="맑은 고딕" w:hAnsi="맑은 고딕"/>
+                <w:b w:val="false"/>
+                <w:bCs w:val="false"/>
+                <w:color w:val="1A1D21"/>
+                <w:sz w:val="18"/>
+                <w:szCs w:val="18"/>
+              </w:rPr>
+              <w:t xml:space="preserve">—</w:t>
+            </w:r>
+          </w:p>
+        </w:tc>
+        <w:tc>
+          <w:tcPr>
+            <w:tcW w:type="dxa" w:w="1500"/>
+            <w:tcMar>
+              <w:top w:type="dxa" w:w="70"/>
+              <w:left w:type="dxa" w:w="110"/>
+              <w:bottom w:type="dxa" w:w="70"/>
+              <w:right w:type="dxa" w:w="110"/>
+            </w:tcMar>
+          </w:tcPr>
+          <w:p>
+            <w:pPr>
+              <w:spacing w:after="0" w:line="260"/>
+            </w:pPr>
+            <w:r>
+              <w:rPr>
                 <w:rFonts w:ascii="D2Coding" w:cs="D2Coding" w:eastAsia="D2Coding" w:hAnsi="D2Coding"/>
                 <w:b w:val="false"/>
                 <w:bCs w:val="false"/>
@@ -5284,34 +5327,7 @@
                 <w:sz w:val="18"/>
                 <w:szCs w:val="18"/>
               </w:rPr>
-              <w:t xml:space="preserve">δ</w:t>
-            </w:r>
-          </w:p>
-        </w:tc>
-        <w:tc>
-          <w:tcPr>
-            <w:tcW w:type="dxa" w:w="1500"/>
-            <w:tcMar>
-              <w:top w:type="dxa" w:w="70"/>
-              <w:left w:type="dxa" w:w="110"/>
-              <w:bottom w:type="dxa" w:w="70"/>
-              <w:right w:type="dxa" w:w="110"/>
-            </w:tcMar>
-          </w:tcPr>
-          <w:p>
-            <w:pPr>
-              <w:spacing w:after="0" w:line="260"/>
-            </w:pPr>
-            <w:r>
-              <w:rPr>
-                <w:rFonts w:ascii="D2Coding" w:cs="D2Coding" w:eastAsia="D2Coding" w:hAnsi="D2Coding"/>
-                <w:b w:val="false"/>
-                <w:bCs w:val="false"/>
-                <w:color w:val="1A1D21"/>
-                <w:sz w:val="18"/>
-                <w:szCs w:val="18"/>
-              </w:rPr>
-              <w:t xml:space="preserve">5.1°</w:t>
+              <w:t xml:space="preserve">수직20 + 수평20</w:t>
             </w:r>
           </w:p>
         </w:tc>
@@ -5338,7 +5354,7 @@
                 <w:sz w:val="18"/>
                 <w:szCs w:val="18"/>
               </w:rPr>
-              <w:t xml:space="preserve">design</w:t>
+              <w:t xml:space="preserve">spec</w:t>
             </w:r>
           </w:p>
         </w:tc>
@@ -5365,23 +5381,7 @@
                 <w:sz w:val="18"/>
                 <w:szCs w:val="18"/>
               </w:rPr>
-              <w:t xml:space="preserve">격자를 센서 중앙에 오게 하는 설계값.</w:t>
-            </w:r>
-          </w:p>
-          <w:p>
-            <w:pPr>
-              <w:spacing w:after="0" w:line="260"/>
-            </w:pPr>
-            <w:r>
-              <w:rPr>
-                <w:rFonts w:ascii="맑은 고딕" w:cs="맑은 고딕" w:eastAsia="맑은 고딕" w:hAnsi="맑은 고딕"/>
-                <w:b w:val="false"/>
-                <w:bCs w:val="false"/>
-                <w:color w:val="1A1D21"/>
-                <w:sz w:val="18"/>
-                <w:szCs w:val="18"/>
-              </w:rPr>
-              <w:t xml:space="preserve">시차 이동량을 상쇄한다</w:t>
+              <w:t xml:space="preserve">PDF 2.2 400 교점 정방형 격자</w:t>
             </w:r>
           </w:p>
         </w:tc>
@@ -5410,7 +5410,7 @@
                 <w:sz w:val="18"/>
                 <w:szCs w:val="18"/>
               </w:rPr>
-              <w:t xml:space="preserve">V선 발사각</w:t>
+              <w:t xml:space="preserve">레이저 수렴각</w:t>
             </w:r>
           </w:p>
         </w:tc>
@@ -5437,7 +5437,7 @@
                 <w:sz w:val="18"/>
                 <w:szCs w:val="18"/>
               </w:rPr>
-              <w:t xml:space="preserve">α_i</w:t>
+              <w:t xml:space="preserve">δ</w:t>
             </w:r>
           </w:p>
         </w:tc>
@@ -5464,7 +5464,7 @@
                 <w:sz w:val="18"/>
                 <w:szCs w:val="18"/>
               </w:rPr>
-              <w:t xml:space="preserve">등각도 21분할</w:t>
+              <w:t xml:space="preserve">6.18°</w:t>
             </w:r>
           </w:p>
         </w:tc>
@@ -5487,11 +5487,11 @@
                 <w:rFonts w:ascii="맑은 고딕" w:cs="맑은 고딕" w:eastAsia="맑은 고딕" w:hAnsi="맑은 고딕"/>
                 <w:b w:val="false"/>
                 <w:bCs w:val="false"/>
-                <w:color w:val="9A5B0B"/>
-                <w:sz w:val="18"/>
-                <w:szCs w:val="18"/>
-              </w:rPr>
-              <w:t xml:space="preserve">assumed</w:t>
+                <w:color w:val="1A1D21"/>
+                <w:sz w:val="18"/>
+                <w:szCs w:val="18"/>
+              </w:rPr>
+              <w:t xml:space="preserve">design</w:t>
             </w:r>
           </w:p>
         </w:tc>
@@ -5514,27 +5514,27 @@
                 <w:rFonts w:ascii="맑은 고딕" w:cs="맑은 고딕" w:eastAsia="맑은 고딕" w:hAnsi="맑은 고딕"/>
                 <w:b w:val="false"/>
                 <w:bCs w:val="false"/>
-                <w:color w:val="9A5B0B"/>
-                <w:sz w:val="18"/>
-                <w:szCs w:val="18"/>
-              </w:rPr>
-              <w:t xml:space="preserve">DOE 회절은 등각도가 아니라 등 sin(각)</w:t>
-            </w:r>
-          </w:p>
-          <w:p>
-            <w:pPr>
-              <w:spacing w:after="0" w:line="260"/>
-            </w:pPr>
-            <w:r>
-              <w:rPr>
-                <w:rFonts w:ascii="맑은 고딕" w:cs="맑은 고딕" w:eastAsia="맑은 고딕" w:hAnsi="맑은 고딕"/>
-                <w:b w:val="false"/>
-                <w:bCs w:val="false"/>
-                <w:color w:val="9A5B0B"/>
-                <w:sz w:val="18"/>
-                <w:szCs w:val="18"/>
-              </w:rPr>
-              <w:t xml:space="preserve">에 가깝다. 실측 대체 필요</w:t>
+                <w:color w:val="1A1D21"/>
+                <w:sz w:val="18"/>
+                <w:szCs w:val="18"/>
+              </w:rPr>
+              <w:t xml:space="preserve">격자를 센서 중앙에 오게 하는 설계값.</w:t>
+            </w:r>
+          </w:p>
+          <w:p>
+            <w:pPr>
+              <w:spacing w:after="0" w:line="260"/>
+            </w:pPr>
+            <w:r>
+              <w:rPr>
+                <w:rFonts w:ascii="맑은 고딕" w:cs="맑은 고딕" w:eastAsia="맑은 고딕" w:hAnsi="맑은 고딕"/>
+                <w:b w:val="false"/>
+                <w:bCs w:val="false"/>
+                <w:color w:val="1A1D21"/>
+                <w:sz w:val="18"/>
+                <w:szCs w:val="18"/>
+              </w:rPr>
+              <w:t xml:space="preserve">시차 이동량을 상쇄한다</w:t>
             </w:r>
           </w:p>
         </w:tc>
@@ -5563,6 +5563,159 @@
                 <w:sz w:val="18"/>
                 <w:szCs w:val="18"/>
               </w:rPr>
+              <w:t xml:space="preserve">V선 발사각</w:t>
+            </w:r>
+          </w:p>
+        </w:tc>
+        <w:tc>
+          <w:tcPr>
+            <w:tcW w:type="dxa" w:w="950"/>
+            <w:tcMar>
+              <w:top w:type="dxa" w:w="70"/>
+              <w:left w:type="dxa" w:w="110"/>
+              <w:bottom w:type="dxa" w:w="70"/>
+              <w:right w:type="dxa" w:w="110"/>
+            </w:tcMar>
+          </w:tcPr>
+          <w:p>
+            <w:pPr>
+              <w:spacing w:after="0" w:line="260"/>
+            </w:pPr>
+            <w:r>
+              <w:rPr>
+                <w:rFonts w:ascii="D2Coding" w:cs="D2Coding" w:eastAsia="D2Coding" w:hAnsi="D2Coding"/>
+                <w:b w:val="false"/>
+                <w:bCs w:val="false"/>
+                <w:color w:val="1A1D21"/>
+                <w:sz w:val="18"/>
+                <w:szCs w:val="18"/>
+              </w:rPr>
+              <w:t xml:space="preserve">α_i</w:t>
+            </w:r>
+          </w:p>
+        </w:tc>
+        <w:tc>
+          <w:tcPr>
+            <w:tcW w:type="dxa" w:w="1500"/>
+            <w:tcMar>
+              <w:top w:type="dxa" w:w="70"/>
+              <w:left w:type="dxa" w:w="110"/>
+              <w:bottom w:type="dxa" w:w="70"/>
+              <w:right w:type="dxa" w:w="110"/>
+            </w:tcMar>
+          </w:tcPr>
+          <w:p>
+            <w:pPr>
+              <w:spacing w:after="0" w:line="260"/>
+            </w:pPr>
+            <w:r>
+              <w:rPr>
+                <w:rFonts w:ascii="D2Coding" w:cs="D2Coding" w:eastAsia="D2Coding" w:hAnsi="D2Coding"/>
+                <w:b w:val="false"/>
+                <w:bCs w:val="false"/>
+                <w:color w:val="1A1D21"/>
+                <w:sz w:val="18"/>
+                <w:szCs w:val="18"/>
+              </w:rPr>
+              <w:t xml:space="preserve">사인등간격 20분할</w:t>
+            </w:r>
+          </w:p>
+        </w:tc>
+        <w:tc>
+          <w:tcPr>
+            <w:tcW w:type="dxa" w:w="1000"/>
+            <w:tcMar>
+              <w:top w:type="dxa" w:w="70"/>
+              <w:left w:type="dxa" w:w="110"/>
+              <w:bottom w:type="dxa" w:w="70"/>
+              <w:right w:type="dxa" w:w="110"/>
+            </w:tcMar>
+          </w:tcPr>
+          <w:p>
+            <w:pPr>
+              <w:spacing w:after="0" w:line="260"/>
+            </w:pPr>
+            <w:r>
+              <w:rPr>
+                <w:rFonts w:ascii="맑은 고딕" w:cs="맑은 고딕" w:eastAsia="맑은 고딕" w:hAnsi="맑은 고딕"/>
+                <w:b w:val="false"/>
+                <w:bCs w:val="false"/>
+                <w:color w:val="9A5B0B"/>
+                <w:sz w:val="18"/>
+                <w:szCs w:val="18"/>
+              </w:rPr>
+              <w:t xml:space="preserve">assumed</w:t>
+            </w:r>
+          </w:p>
+        </w:tc>
+        <w:tc>
+          <w:tcPr>
+            <w:tcW w:type="dxa" w:w="4288"/>
+            <w:tcMar>
+              <w:top w:type="dxa" w:w="70"/>
+              <w:left w:type="dxa" w:w="110"/>
+              <w:bottom w:type="dxa" w:w="70"/>
+              <w:right w:type="dxa" w:w="110"/>
+            </w:tcMar>
+          </w:tcPr>
+          <w:p>
+            <w:pPr>
+              <w:spacing w:after="0" w:line="260"/>
+            </w:pPr>
+            <w:r>
+              <w:rPr>
+                <w:rFonts w:ascii="맑은 고딕" w:cs="맑은 고딕" w:eastAsia="맑은 고딕" w:hAnsi="맑은 고딕"/>
+                <w:b w:val="false"/>
+                <w:bCs w:val="false"/>
+                <w:color w:val="9A5B0B"/>
+                <w:sz w:val="18"/>
+                <w:szCs w:val="18"/>
+              </w:rPr>
+              <w:t xml:space="preserve">회절격자 sin θ_m = m·λ/d 를 반영한</w:t>
+            </w:r>
+          </w:p>
+          <w:p>
+            <w:pPr>
+              <w:spacing w:after="0" w:line="260"/>
+            </w:pPr>
+            <w:r>
+              <w:rPr>
+                <w:rFonts w:ascii="맑은 고딕" w:cs="맑은 고딕" w:eastAsia="맑은 고딕" w:hAnsi="맑은 고딕"/>
+                <w:b w:val="false"/>
+                <w:bCs w:val="false"/>
+                <w:color w:val="9A5B0B"/>
+                <w:sz w:val="18"/>
+                <w:szCs w:val="18"/>
+              </w:rPr>
+              <w:t xml:space="preserve">모델값. 실측 α_i 로 대체 필요</w:t>
+            </w:r>
+          </w:p>
+        </w:tc>
+      </w:tr>
+      <w:tr>
+        <w:tc>
+          <w:tcPr>
+            <w:tcW w:type="dxa" w:w="1900"/>
+            <w:tcMar>
+              <w:top w:type="dxa" w:w="70"/>
+              <w:left w:type="dxa" w:w="110"/>
+              <w:bottom w:type="dxa" w:w="70"/>
+              <w:right w:type="dxa" w:w="110"/>
+            </w:tcMar>
+          </w:tcPr>
+          <w:p>
+            <w:pPr>
+              <w:spacing w:after="0" w:line="260"/>
+            </w:pPr>
+            <w:r>
+              <w:rPr>
+                <w:rFonts w:ascii="맑은 고딕" w:cs="맑은 고딕" w:eastAsia="맑은 고딕" w:hAnsi="맑은 고딕"/>
+                <w:b w:val="false"/>
+                <w:bCs w:val="false"/>
+                <w:color w:val="1A1D21"/>
+                <w:sz w:val="18"/>
+                <w:szCs w:val="18"/>
+              </w:rPr>
               <w:t xml:space="preserve">H선 발사각</w:t>
             </w:r>
           </w:p>
@@ -5617,7 +5770,7 @@
                 <w:sz w:val="18"/>
                 <w:szCs w:val="18"/>
               </w:rPr>
-              <w:t xml:space="preserve">등각도 21분할</w:t>
+              <w:t xml:space="preserve">사인등간격 20분할</w:t>
             </w:r>
           </w:p>
         </w:tc>
@@ -6272,7 +6425,7 @@
           <w:sz w:val="19"/>
           <w:szCs w:val="19"/>
         </w:rPr>
-        <w:t xml:space="preserve">실측에 기반한 값은 기선 b=150mm 하나뿐이고, f 와 DOE 발산각은 부품 사양에서 유도한 값이다. 나머지 여섯 항목은 가정값이다. 이 여섯이 남아 있는 한 절대 정확도를 보증할 수 없으며, 현재 검증 결과는 「가정이 맞다면」이라는 단서 아래의 값이다.</w:t>
+        <w:t xml:space="preserve">PDF 2.2 사양표에서 그대로 오는 값은 기선 150mm, DOE 발산각 42.61°, 격자선 20+20 세 가지다. 초점거리는 PDF 가 「저왜곡 F2.0급, 초점 ~1.2m 고정」이라고만 쓰고 값을 주지 않아 이 코드가 8mm 로 정했다(근거는 4.4). 나머지 일곱 항목은 가정값이며, 이것이 남아 있는 한 절대 정확도를 보증할 수 없다. 특히 α_i 는 모델을 잘못 고르면 1.2m 에서 깊이가 32mm 어긋나므로 출고 전 실측이 선택이 아니라 필수다.</w:t>
       </w:r>
     </w:p>
     <w:p>
@@ -7506,7 +7659,7 @@
           <w:sz w:val="17"/>
           <w:szCs w:val="17"/>
         </w:rPr>
-        <w:t xml:space="preserve">LENS_FOCAL_MM  = 12.0      # spec   렌즈 12mm F2.0</w:t>
+        <w:t xml:space="preserve">PIXEL_PITCH_UM = 3.45      # spec   PDF 「픽셀 &gt;=3.45um」</w:t>
       </w:r>
     </w:p>
     <w:p>
@@ -7522,7 +7675,7 @@
           <w:sz w:val="17"/>
           <w:szCs w:val="17"/>
         </w:rPr>
-        <w:t xml:space="preserve">PIXEL_PITCH_UM = 3.45      # spec   Sony IMX264</w:t>
+        <w:t xml:space="preserve">IMAGE_W/H      = 2448/2048 # spec   PDF 5MP 글로벌셔터</w:t>
       </w:r>
     </w:p>
     <w:p>
@@ -7538,7 +7691,7 @@
           <w:sz w:val="17"/>
           <w:szCs w:val="17"/>
         </w:rPr>
-        <w:t xml:space="preserve">IMAGE_W/H      = 2448/2048 # spec   5MP</w:t>
+        <w:t xml:space="preserve">BASELINE_M     = 0.150     # spec   PDF 광축 150mm</w:t>
       </w:r>
     </w:p>
     <w:p>
@@ -7554,7 +7707,7 @@
           <w:sz w:val="17"/>
           <w:szCs w:val="17"/>
         </w:rPr>
-        <w:t xml:space="preserve">BASELINE_M     = 0.150     # design 용역서 고정</w:t>
+        <w:t xml:space="preserve">LENS_FNUMBER   = 2.0       # spec   PDF 「저왜곡 F2.0급」</w:t>
       </w:r>
     </w:p>
     <w:p>
@@ -7570,7 +7723,7 @@
           <w:sz w:val="17"/>
           <w:szCs w:val="17"/>
         </w:rPr>
-        <w:t xml:space="preserve"> </w:t>
+        <w:t xml:space="preserve">FOCUS_DIST_M   = 1.2       # spec   PDF 「초점 ~1.2m 고정 잠금」</w:t>
       </w:r>
     </w:p>
     <w:p>
@@ -7586,7 +7739,7 @@
           <w:sz w:val="17"/>
           <w:szCs w:val="17"/>
         </w:rPr>
-        <w:t xml:space="preserve">f_px  = 12.0mm / 3.45um    = 3478.3 px   (유도)</w:t>
+        <w:t xml:space="preserve">N_VERTICAL/H   = 20 / 20   # spec   PDF 400 교점</w:t>
       </w:r>
     </w:p>
     <w:p>
@@ -7602,7 +7755,7 @@
           <w:sz w:val="17"/>
           <w:szCs w:val="17"/>
         </w:rPr>
-        <w:t xml:space="preserve">cx,cy = 2448/2, 2048/2     = 1224.0, 1024.0   (가정 — 센서 중앙)</w:t>
+        <w:t xml:space="preserve">FOV_DEG        = 42.61     # spec   PDF 120cm 936mm 에서 유도</w:t>
       </w:r>
     </w:p>
     <w:p>
@@ -7618,7 +7771,7 @@
           <w:sz w:val="17"/>
           <w:szCs w:val="17"/>
         </w:rPr>
-        <w:t xml:space="preserve"> </w:t>
+        <w:t xml:space="preserve">WORK_Z_MIN/MAX = 1.0 / 1.5 # spec   PDF 권장 측정거리</w:t>
       </w:r>
     </w:p>
     <w:p>
@@ -7634,7 +7787,87 @@
           <w:sz w:val="17"/>
           <w:szCs w:val="17"/>
         </w:rPr>
-        <w:t xml:space="preserve">WORK_Z_MIN/MAX_M = 1.0 / 1.5   # spec   PDF 권장 측정거리</w:t>
+        <w:t xml:space="preserve"> </w:t>
+      </w:r>
+    </w:p>
+    <w:p>
+      <w:pPr>
+        <w:shd w:fill="F2F5F7" w:val="clear"/>
+        <w:spacing w:after="0" w:before="0" w:line="250"/>
+        <w:ind w:left="220" w:right="220"/>
+      </w:pPr>
+      <w:r>
+        <w:rPr>
+          <w:rFonts w:ascii="D2Coding" w:cs="D2Coding" w:eastAsia="D2Coding" w:hAnsi="D2Coding"/>
+          <w:color w:val="1A1D21"/>
+          <w:sz w:val="17"/>
+          <w:szCs w:val="17"/>
+        </w:rPr>
+        <w:t xml:space="preserve">LENS_FOCAL_MM  = 8.0       # design PDF 에 값 없음 (5.3 참조)</w:t>
+      </w:r>
+    </w:p>
+    <w:p>
+      <w:pPr>
+        <w:shd w:fill="F2F5F7" w:val="clear"/>
+        <w:spacing w:after="0" w:before="0" w:line="250"/>
+        <w:ind w:left="220" w:right="220"/>
+      </w:pPr>
+      <w:r>
+        <w:rPr>
+          <w:rFonts w:ascii="D2Coding" w:cs="D2Coding" w:eastAsia="D2Coding" w:hAnsi="D2Coding"/>
+          <w:color w:val="1A1D21"/>
+          <w:sz w:val="17"/>
+          <w:szCs w:val="17"/>
+        </w:rPr>
+        <w:t xml:space="preserve">LASER_TILT_DEG = 6.18      # design 격자를 센서 중앙에 두는 수렴각</w:t>
+      </w:r>
+    </w:p>
+    <w:p>
+      <w:pPr>
+        <w:shd w:fill="F2F5F7" w:val="clear"/>
+        <w:spacing w:after="0" w:before="0" w:line="250"/>
+        <w:ind w:left="220" w:right="220"/>
+      </w:pPr>
+      <w:r>
+        <w:rPr>
+          <w:rFonts w:ascii="D2Coding" w:cs="D2Coding" w:eastAsia="D2Coding" w:hAnsi="D2Coding"/>
+          <w:color w:val="1A1D21"/>
+          <w:sz w:val="17"/>
+          <w:szCs w:val="17"/>
+        </w:rPr>
+        <w:t xml:space="preserve">EDGE_MARGIN_PX = 50        # design 센서 가장자리 여유</w:t>
+      </w:r>
+    </w:p>
+    <w:p>
+      <w:pPr>
+        <w:shd w:fill="F2F5F7" w:val="clear"/>
+        <w:spacing w:after="0" w:before="0" w:line="250"/>
+        <w:ind w:left="220" w:right="220"/>
+      </w:pPr>
+      <w:r>
+        <w:rPr>
+          <w:rFonts w:ascii="D2Coding" w:cs="D2Coding" w:eastAsia="D2Coding" w:hAnsi="D2Coding"/>
+          <w:color w:val="1A1D21"/>
+          <w:sz w:val="17"/>
+          <w:szCs w:val="17"/>
+        </w:rPr>
+        <w:t xml:space="preserve"> </w:t>
+      </w:r>
+    </w:p>
+    <w:p>
+      <w:pPr>
+        <w:shd w:fill="F2F5F7" w:val="clear"/>
+        <w:spacing w:after="0" w:before="0" w:line="250"/>
+        <w:ind w:left="220" w:right="220"/>
+      </w:pPr>
+      <w:r>
+        <w:rPr>
+          <w:rFonts w:ascii="D2Coding" w:cs="D2Coding" w:eastAsia="D2Coding" w:hAnsi="D2Coding"/>
+          <w:color w:val="1A1D21"/>
+          <w:sz w:val="17"/>
+          <w:szCs w:val="17"/>
+        </w:rPr>
+        <w:t xml:space="preserve">f_px  = 8.0mm / 3.45um    = 2318.8 px       (유도)</w:t>
       </w:r>
     </w:p>
     <w:p>
@@ -7650,7 +7883,7 @@
           <w:sz w:val="17"/>
           <w:szCs w:val="17"/>
         </w:rPr>
-        <w:t xml:space="preserve">EDGE_MARGIN_PX   = 50          # design 센서 가장자리 여유</w:t>
+        <w:t xml:space="preserve">cx,cy = 2448/2, 2048/2    = 1224.0, 1024.0  (가정 - 센서 중앙)</w:t>
       </w:r>
     </w:p>
     <w:p>
@@ -7664,7 +7897,7 @@
           <w:sz w:val="20"/>
           <w:szCs w:val="20"/>
         </w:rPr>
-        <w:t xml:space="preserve">카메라 HFOV 38.77°, VFOV 32.81°. 거리별 시야와 깊이 노이즈는 다음과 같다.</w:t>
+        <w:t xml:space="preserve">카메라 HFOV 55.65°, VFOV 47.65°. 거리별 시야·격자 투사폭·깊이 노이즈는 다음과 같다.</w:t>
       </w:r>
     </w:p>
     <w:p>
@@ -7686,11 +7919,11 @@
         <w:tblLayout w:type="fixed"/>
       </w:tblPr>
       <w:tblGrid>
-        <w:gridCol w:w="1000"/>
-        <w:gridCol w:w="2600"/>
+        <w:gridCol w:w="900"/>
+        <w:gridCol w:w="2400"/>
+        <w:gridCol w:w="1600"/>
         <w:gridCol w:w="1700"/>
-        <w:gridCol w:w="2100"/>
-        <w:gridCol w:w="2238"/>
+        <w:gridCol w:w="3038"/>
       </w:tblGrid>
       <w:tr>
         <w:trPr>
@@ -7698,7 +7931,7 @@
         </w:trPr>
         <w:tc>
           <w:tcPr>
-            <w:tcW w:type="dxa" w:w="1000"/>
+            <w:tcW w:type="dxa" w:w="900"/>
             <w:shd w:fill="E8EDF0" w:val="clear"/>
             <w:tcMar>
               <w:top w:type="dxa" w:w="70"/>
@@ -7726,7 +7959,7 @@
         </w:tc>
         <w:tc>
           <w:tcPr>
-            <w:tcW w:type="dxa" w:w="2600"/>
+            <w:tcW w:type="dxa" w:w="2400"/>
             <w:shd w:fill="E8EDF0" w:val="clear"/>
             <w:tcMar>
               <w:top w:type="dxa" w:w="70"/>
@@ -7748,7 +7981,35 @@
                 <w:sz w:val="18"/>
                 <w:szCs w:val="18"/>
               </w:rPr>
-              <w:t xml:space="preserve">시야 (가로 × 세로)</w:t>
+              <w:t xml:space="preserve">카메라 시야</w:t>
+            </w:r>
+          </w:p>
+        </w:tc>
+        <w:tc>
+          <w:tcPr>
+            <w:tcW w:type="dxa" w:w="1600"/>
+            <w:shd w:fill="E8EDF0" w:val="clear"/>
+            <w:tcMar>
+              <w:top w:type="dxa" w:w="70"/>
+              <w:left w:type="dxa" w:w="110"/>
+              <w:bottom w:type="dxa" w:w="70"/>
+              <w:right w:type="dxa" w:w="110"/>
+            </w:tcMar>
+          </w:tcPr>
+          <w:p>
+            <w:pPr>
+              <w:spacing w:after="0" w:line="260"/>
+            </w:pPr>
+            <w:r>
+              <w:rPr>
+                <w:rFonts w:ascii="맑은 고딕" w:cs="맑은 고딕" w:eastAsia="맑은 고딕" w:hAnsi="맑은 고딕"/>
+                <w:b/>
+                <w:bCs/>
+                <w:color w:val="1A1D21"/>
+                <w:sz w:val="18"/>
+                <w:szCs w:val="18"/>
+              </w:rPr>
+              <w:t xml:space="preserve">격자 투사폭</w:t>
             </w:r>
           </w:p>
         </w:tc>
@@ -7782,7 +8043,7 @@
         </w:tc>
         <w:tc>
           <w:tcPr>
-            <w:tcW w:type="dxa" w:w="2100"/>
+            <w:tcW w:type="dxa" w:w="3038"/>
             <w:shd w:fill="E8EDF0" w:val="clear"/>
             <w:tcMar>
               <w:top w:type="dxa" w:w="70"/>
@@ -7804,35 +8065,7 @@
                 <w:sz w:val="18"/>
                 <w:szCs w:val="18"/>
               </w:rPr>
-              <w:t xml:space="preserve">σ_Z (구 f=1593)</w:t>
-            </w:r>
-          </w:p>
-        </w:tc>
-        <w:tc>
-          <w:tcPr>
-            <w:tcW w:type="dxa" w:w="2238"/>
-            <w:shd w:fill="E8EDF0" w:val="clear"/>
-            <w:tcMar>
-              <w:top w:type="dxa" w:w="70"/>
-              <w:left w:type="dxa" w:w="110"/>
-              <w:bottom w:type="dxa" w:w="70"/>
-              <w:right w:type="dxa" w:w="110"/>
-            </w:tcMar>
-          </w:tcPr>
-          <w:p>
-            <w:pPr>
-              <w:spacing w:after="0" w:line="260"/>
-            </w:pPr>
-            <w:r>
-              <w:rPr>
-                <w:rFonts w:ascii="맑은 고딕" w:cs="맑은 고딕" w:eastAsia="맑은 고딕" w:hAnsi="맑은 고딕"/>
-                <w:b/>
-                <w:bCs/>
-                <w:color w:val="1A1D21"/>
-                <w:sz w:val="18"/>
-                <w:szCs w:val="18"/>
-              </w:rPr>
-              <w:t xml:space="preserve">σ_Z (신 f=3478)</w:t>
+              <w:t xml:space="preserve">σ_Z (σ_u=0.2px)</w:t>
             </w:r>
           </w:p>
         </w:tc>
@@ -7840,7 +8073,7 @@
       <w:tr>
         <w:tc>
           <w:tcPr>
-            <w:tcW w:type="dxa" w:w="1000"/>
+            <w:tcW w:type="dxa" w:w="900"/>
             <w:tcMar>
               <w:top w:type="dxa" w:w="70"/>
               <w:left w:type="dxa" w:w="110"/>
@@ -7867,28 +8100,55 @@
         </w:tc>
         <w:tc>
           <w:tcPr>
-            <w:tcW w:type="dxa" w:w="2600"/>
-            <w:tcMar>
-              <w:top w:type="dxa" w:w="70"/>
-              <w:left w:type="dxa" w:w="110"/>
-              <w:bottom w:type="dxa" w:w="70"/>
-              <w:right w:type="dxa" w:w="110"/>
-            </w:tcMar>
-          </w:tcPr>
-          <w:p>
-            <w:pPr>
-              <w:spacing w:after="0" w:line="260"/>
-            </w:pPr>
-            <w:r>
-              <w:rPr>
-                <w:rFonts w:ascii="맑은 고딕" w:cs="맑은 고딕" w:eastAsia="맑은 고딕" w:hAnsi="맑은 고딕"/>
-                <w:b w:val="false"/>
-                <w:bCs w:val="false"/>
-                <w:color w:val="1A1D21"/>
-                <w:sz w:val="18"/>
-                <w:szCs w:val="18"/>
-              </w:rPr>
-              <w:t xml:space="preserve">352 × 294 mm</w:t>
+            <w:tcW w:type="dxa" w:w="2400"/>
+            <w:tcMar>
+              <w:top w:type="dxa" w:w="70"/>
+              <w:left w:type="dxa" w:w="110"/>
+              <w:bottom w:type="dxa" w:w="70"/>
+              <w:right w:type="dxa" w:w="110"/>
+            </w:tcMar>
+          </w:tcPr>
+          <w:p>
+            <w:pPr>
+              <w:spacing w:after="0" w:line="260"/>
+            </w:pPr>
+            <w:r>
+              <w:rPr>
+                <w:rFonts w:ascii="맑은 고딕" w:cs="맑은 고딕" w:eastAsia="맑은 고딕" w:hAnsi="맑은 고딕"/>
+                <w:b w:val="false"/>
+                <w:bCs w:val="false"/>
+                <w:color w:val="1A1D21"/>
+                <w:sz w:val="18"/>
+                <w:szCs w:val="18"/>
+              </w:rPr>
+              <w:t xml:space="preserve">528 × 442 mm</w:t>
+            </w:r>
+          </w:p>
+        </w:tc>
+        <w:tc>
+          <w:tcPr>
+            <w:tcW w:type="dxa" w:w="1600"/>
+            <w:tcMar>
+              <w:top w:type="dxa" w:w="70"/>
+              <w:left w:type="dxa" w:w="110"/>
+              <w:bottom w:type="dxa" w:w="70"/>
+              <w:right w:type="dxa" w:w="110"/>
+            </w:tcMar>
+          </w:tcPr>
+          <w:p>
+            <w:pPr>
+              <w:spacing w:after="0" w:line="260"/>
+            </w:pPr>
+            <w:r>
+              <w:rPr>
+                <w:rFonts w:ascii="맑은 고딕" w:cs="맑은 고딕" w:eastAsia="맑은 고딕" w:hAnsi="맑은 고딕"/>
+                <w:b w:val="false"/>
+                <w:bCs w:val="false"/>
+                <w:color w:val="1A1D21"/>
+                <w:sz w:val="18"/>
+                <w:szCs w:val="18"/>
+              </w:rPr>
+              <w:t xml:space="preserve">390 mm</w:t>
             </w:r>
           </w:p>
         </w:tc>
@@ -7915,40 +8175,13 @@
                 <w:sz w:val="18"/>
                 <w:szCs w:val="18"/>
               </w:rPr>
-              <w:t xml:space="preserve">0.144 mm/px</w:t>
-            </w:r>
-          </w:p>
-        </w:tc>
-        <w:tc>
-          <w:tcPr>
-            <w:tcW w:type="dxa" w:w="2100"/>
-            <w:tcMar>
-              <w:top w:type="dxa" w:w="70"/>
-              <w:left w:type="dxa" w:w="110"/>
-              <w:bottom w:type="dxa" w:w="70"/>
-              <w:right w:type="dxa" w:w="110"/>
-            </w:tcMar>
-          </w:tcPr>
-          <w:p>
-            <w:pPr>
-              <w:spacing w:after="0" w:line="260"/>
-            </w:pPr>
-            <w:r>
-              <w:rPr>
-                <w:rFonts w:ascii="맑은 고딕" w:cs="맑은 고딕" w:eastAsia="맑은 고딕" w:hAnsi="맑은 고딕"/>
-                <w:b w:val="false"/>
-                <w:bCs w:val="false"/>
-                <w:color w:val="1A1D21"/>
-                <w:sz w:val="18"/>
-                <w:szCs w:val="18"/>
-              </w:rPr>
-              <w:t xml:space="preserve">0.21 mm</w:t>
-            </w:r>
-          </w:p>
-        </w:tc>
-        <w:tc>
-          <w:tcPr>
-            <w:tcW w:type="dxa" w:w="2238"/>
+              <w:t xml:space="preserve">0.216 mm/px</w:t>
+            </w:r>
+          </w:p>
+        </w:tc>
+        <w:tc>
+          <w:tcPr>
+            <w:tcW w:type="dxa" w:w="3038"/>
             <w:tcMar>
               <w:top w:type="dxa" w:w="70"/>
               <w:left w:type="dxa" w:w="110"/>
@@ -7969,7 +8202,7 @@
                 <w:sz w:val="18"/>
                 <w:szCs w:val="18"/>
               </w:rPr>
-              <w:t xml:space="preserve">0.10 mm</w:t>
+              <w:t xml:space="preserve">0.14 mm</w:t>
             </w:r>
           </w:p>
         </w:tc>
@@ -7977,7 +8210,7 @@
       <w:tr>
         <w:tc>
           <w:tcPr>
-            <w:tcW w:type="dxa" w:w="1000"/>
+            <w:tcW w:type="dxa" w:w="900"/>
             <w:tcMar>
               <w:top w:type="dxa" w:w="70"/>
               <w:left w:type="dxa" w:w="110"/>
@@ -8004,28 +8237,55 @@
         </w:tc>
         <w:tc>
           <w:tcPr>
-            <w:tcW w:type="dxa" w:w="2600"/>
-            <w:tcMar>
-              <w:top w:type="dxa" w:w="70"/>
-              <w:left w:type="dxa" w:w="110"/>
-              <w:bottom w:type="dxa" w:w="70"/>
-              <w:right w:type="dxa" w:w="110"/>
-            </w:tcMar>
-          </w:tcPr>
-          <w:p>
-            <w:pPr>
-              <w:spacing w:after="0" w:line="260"/>
-            </w:pPr>
-            <w:r>
-              <w:rPr>
-                <w:rFonts w:ascii="맑은 고딕" w:cs="맑은 고딕" w:eastAsia="맑은 고딕" w:hAnsi="맑은 고딕"/>
-                <w:b w:val="false"/>
-                <w:bCs w:val="false"/>
-                <w:color w:val="1A1D21"/>
-                <w:sz w:val="18"/>
-                <w:szCs w:val="18"/>
-              </w:rPr>
-              <w:t xml:space="preserve">704 × 589 mm</w:t>
+            <w:tcW w:type="dxa" w:w="2400"/>
+            <w:tcMar>
+              <w:top w:type="dxa" w:w="70"/>
+              <w:left w:type="dxa" w:w="110"/>
+              <w:bottom w:type="dxa" w:w="70"/>
+              <w:right w:type="dxa" w:w="110"/>
+            </w:tcMar>
+          </w:tcPr>
+          <w:p>
+            <w:pPr>
+              <w:spacing w:after="0" w:line="260"/>
+            </w:pPr>
+            <w:r>
+              <w:rPr>
+                <w:rFonts w:ascii="맑은 고딕" w:cs="맑은 고딕" w:eastAsia="맑은 고딕" w:hAnsi="맑은 고딕"/>
+                <w:b w:val="false"/>
+                <w:bCs w:val="false"/>
+                <w:color w:val="1A1D21"/>
+                <w:sz w:val="18"/>
+                <w:szCs w:val="18"/>
+              </w:rPr>
+              <w:t xml:space="preserve">1056 × 883 mm</w:t>
+            </w:r>
+          </w:p>
+        </w:tc>
+        <w:tc>
+          <w:tcPr>
+            <w:tcW w:type="dxa" w:w="1600"/>
+            <w:tcMar>
+              <w:top w:type="dxa" w:w="70"/>
+              <w:left w:type="dxa" w:w="110"/>
+              <w:bottom w:type="dxa" w:w="70"/>
+              <w:right w:type="dxa" w:w="110"/>
+            </w:tcMar>
+          </w:tcPr>
+          <w:p>
+            <w:pPr>
+              <w:spacing w:after="0" w:line="260"/>
+            </w:pPr>
+            <w:r>
+              <w:rPr>
+                <w:rFonts w:ascii="맑은 고딕" w:cs="맑은 고딕" w:eastAsia="맑은 고딕" w:hAnsi="맑은 고딕"/>
+                <w:b w:val="false"/>
+                <w:bCs w:val="false"/>
+                <w:color w:val="1A1D21"/>
+                <w:sz w:val="18"/>
+                <w:szCs w:val="18"/>
+              </w:rPr>
+              <w:t xml:space="preserve">780 mm</w:t>
             </w:r>
           </w:p>
         </w:tc>
@@ -8052,40 +8312,13 @@
                 <w:sz w:val="18"/>
                 <w:szCs w:val="18"/>
               </w:rPr>
-              <w:t xml:space="preserve">0.288 mm/px</w:t>
-            </w:r>
-          </w:p>
-        </w:tc>
-        <w:tc>
-          <w:tcPr>
-            <w:tcW w:type="dxa" w:w="2100"/>
-            <w:tcMar>
-              <w:top w:type="dxa" w:w="70"/>
-              <w:left w:type="dxa" w:w="110"/>
-              <w:bottom w:type="dxa" w:w="70"/>
-              <w:right w:type="dxa" w:w="110"/>
-            </w:tcMar>
-          </w:tcPr>
-          <w:p>
-            <w:pPr>
-              <w:spacing w:after="0" w:line="260"/>
-            </w:pPr>
-            <w:r>
-              <w:rPr>
-                <w:rFonts w:ascii="맑은 고딕" w:cs="맑은 고딕" w:eastAsia="맑은 고딕" w:hAnsi="맑은 고딕"/>
-                <w:b w:val="false"/>
-                <w:bCs w:val="false"/>
-                <w:color w:val="1A1D21"/>
-                <w:sz w:val="18"/>
-                <w:szCs w:val="18"/>
-              </w:rPr>
-              <w:t xml:space="preserve">0.84 mm</w:t>
-            </w:r>
-          </w:p>
-        </w:tc>
-        <w:tc>
-          <w:tcPr>
-            <w:tcW w:type="dxa" w:w="2238"/>
+              <w:t xml:space="preserve">0.431 mm/px</w:t>
+            </w:r>
+          </w:p>
+        </w:tc>
+        <w:tc>
+          <w:tcPr>
+            <w:tcW w:type="dxa" w:w="3038"/>
             <w:tcMar>
               <w:top w:type="dxa" w:w="70"/>
               <w:left w:type="dxa" w:w="110"/>
@@ -8106,7 +8339,7 @@
                 <w:sz w:val="18"/>
                 <w:szCs w:val="18"/>
               </w:rPr>
-              <w:t xml:space="preserve">0.38 mm</w:t>
+              <w:t xml:space="preserve">0.58 mm</w:t>
             </w:r>
           </w:p>
         </w:tc>
@@ -8114,7 +8347,7 @@
       <w:tr>
         <w:tc>
           <w:tcPr>
-            <w:tcW w:type="dxa" w:w="1000"/>
+            <w:tcW w:type="dxa" w:w="900"/>
             <w:tcMar>
               <w:top w:type="dxa" w:w="70"/>
               <w:left w:type="dxa" w:w="110"/>
@@ -8141,28 +8374,55 @@
         </w:tc>
         <w:tc>
           <w:tcPr>
-            <w:tcW w:type="dxa" w:w="2600"/>
-            <w:tcMar>
-              <w:top w:type="dxa" w:w="70"/>
-              <w:left w:type="dxa" w:w="110"/>
-              <w:bottom w:type="dxa" w:w="70"/>
-              <w:right w:type="dxa" w:w="110"/>
-            </w:tcMar>
-          </w:tcPr>
-          <w:p>
-            <w:pPr>
-              <w:spacing w:after="0" w:line="260"/>
-            </w:pPr>
-            <w:r>
-              <w:rPr>
-                <w:rFonts w:ascii="맑은 고딕" w:cs="맑은 고딕" w:eastAsia="맑은 고딕" w:hAnsi="맑은 고딕"/>
-                <w:b w:val="false"/>
-                <w:bCs w:val="false"/>
-                <w:color w:val="1A1D21"/>
-                <w:sz w:val="18"/>
-                <w:szCs w:val="18"/>
-              </w:rPr>
-              <w:t xml:space="preserve">845 × 707 mm</w:t>
+            <w:tcW w:type="dxa" w:w="2400"/>
+            <w:tcMar>
+              <w:top w:type="dxa" w:w="70"/>
+              <w:left w:type="dxa" w:w="110"/>
+              <w:bottom w:type="dxa" w:w="70"/>
+              <w:right w:type="dxa" w:w="110"/>
+            </w:tcMar>
+          </w:tcPr>
+          <w:p>
+            <w:pPr>
+              <w:spacing w:after="0" w:line="260"/>
+            </w:pPr>
+            <w:r>
+              <w:rPr>
+                <w:rFonts w:ascii="맑은 고딕" w:cs="맑은 고딕" w:eastAsia="맑은 고딕" w:hAnsi="맑은 고딕"/>
+                <w:b w:val="false"/>
+                <w:bCs w:val="false"/>
+                <w:color w:val="1A1D21"/>
+                <w:sz w:val="18"/>
+                <w:szCs w:val="18"/>
+              </w:rPr>
+              <w:t xml:space="preserve">1267 × 1060 mm</w:t>
+            </w:r>
+          </w:p>
+        </w:tc>
+        <w:tc>
+          <w:tcPr>
+            <w:tcW w:type="dxa" w:w="1600"/>
+            <w:tcMar>
+              <w:top w:type="dxa" w:w="70"/>
+              <w:left w:type="dxa" w:w="110"/>
+              <w:bottom w:type="dxa" w:w="70"/>
+              <w:right w:type="dxa" w:w="110"/>
+            </w:tcMar>
+          </w:tcPr>
+          <w:p>
+            <w:pPr>
+              <w:spacing w:after="0" w:line="260"/>
+            </w:pPr>
+            <w:r>
+              <w:rPr>
+                <w:rFonts w:ascii="맑은 고딕" w:cs="맑은 고딕" w:eastAsia="맑은 고딕" w:hAnsi="맑은 고딕"/>
+                <w:b w:val="false"/>
+                <w:bCs w:val="false"/>
+                <w:color w:val="1A1D21"/>
+                <w:sz w:val="18"/>
+                <w:szCs w:val="18"/>
+              </w:rPr>
+              <w:t xml:space="preserve">936 mm</w:t>
             </w:r>
           </w:p>
         </w:tc>
@@ -8189,40 +8449,13 @@
                 <w:sz w:val="18"/>
                 <w:szCs w:val="18"/>
               </w:rPr>
-              <w:t xml:space="preserve">0.345 mm/px</w:t>
-            </w:r>
-          </w:p>
-        </w:tc>
-        <w:tc>
-          <w:tcPr>
-            <w:tcW w:type="dxa" w:w="2100"/>
-            <w:tcMar>
-              <w:top w:type="dxa" w:w="70"/>
-              <w:left w:type="dxa" w:w="110"/>
-              <w:bottom w:type="dxa" w:w="70"/>
-              <w:right w:type="dxa" w:w="110"/>
-            </w:tcMar>
-          </w:tcPr>
-          <w:p>
-            <w:pPr>
-              <w:spacing w:after="0" w:line="260"/>
-            </w:pPr>
-            <w:r>
-              <w:rPr>
-                <w:rFonts w:ascii="맑은 고딕" w:cs="맑은 고딕" w:eastAsia="맑은 고딕" w:hAnsi="맑은 고딕"/>
-                <w:b w:val="false"/>
-                <w:bCs w:val="false"/>
-                <w:color w:val="1A1D21"/>
-                <w:sz w:val="18"/>
-                <w:szCs w:val="18"/>
-              </w:rPr>
-              <w:t xml:space="preserve">1.21 mm</w:t>
-            </w:r>
-          </w:p>
-        </w:tc>
-        <w:tc>
-          <w:tcPr>
-            <w:tcW w:type="dxa" w:w="2238"/>
+              <w:t xml:space="preserve">0.518 mm/px</w:t>
+            </w:r>
+          </w:p>
+        </w:tc>
+        <w:tc>
+          <w:tcPr>
+            <w:tcW w:type="dxa" w:w="3038"/>
             <w:tcMar>
               <w:top w:type="dxa" w:w="70"/>
               <w:left w:type="dxa" w:w="110"/>
@@ -8243,7 +8476,7 @@
                 <w:sz w:val="18"/>
                 <w:szCs w:val="18"/>
               </w:rPr>
-              <w:t xml:space="preserve">0.55 mm</w:t>
+              <w:t xml:space="preserve">0.83 mm</w:t>
             </w:r>
           </w:p>
         </w:tc>
@@ -8251,7 +8484,7 @@
       <w:tr>
         <w:tc>
           <w:tcPr>
-            <w:tcW w:type="dxa" w:w="1000"/>
+            <w:tcW w:type="dxa" w:w="900"/>
             <w:tcMar>
               <w:top w:type="dxa" w:w="70"/>
               <w:left w:type="dxa" w:w="110"/>
@@ -8278,28 +8511,55 @@
         </w:tc>
         <w:tc>
           <w:tcPr>
-            <w:tcW w:type="dxa" w:w="2600"/>
-            <w:tcMar>
-              <w:top w:type="dxa" w:w="70"/>
-              <w:left w:type="dxa" w:w="110"/>
-              <w:bottom w:type="dxa" w:w="70"/>
-              <w:right w:type="dxa" w:w="110"/>
-            </w:tcMar>
-          </w:tcPr>
-          <w:p>
-            <w:pPr>
-              <w:spacing w:after="0" w:line="260"/>
-            </w:pPr>
-            <w:r>
-              <w:rPr>
-                <w:rFonts w:ascii="맑은 고딕" w:cs="맑은 고딕" w:eastAsia="맑은 고딕" w:hAnsi="맑은 고딕"/>
-                <w:b w:val="false"/>
-                <w:bCs w:val="false"/>
-                <w:color w:val="1A1D21"/>
-                <w:sz w:val="18"/>
-                <w:szCs w:val="18"/>
-              </w:rPr>
-              <w:t xml:space="preserve">1056 × 883 mm</w:t>
+            <w:tcW w:type="dxa" w:w="2400"/>
+            <w:tcMar>
+              <w:top w:type="dxa" w:w="70"/>
+              <w:left w:type="dxa" w:w="110"/>
+              <w:bottom w:type="dxa" w:w="70"/>
+              <w:right w:type="dxa" w:w="110"/>
+            </w:tcMar>
+          </w:tcPr>
+          <w:p>
+            <w:pPr>
+              <w:spacing w:after="0" w:line="260"/>
+            </w:pPr>
+            <w:r>
+              <w:rPr>
+                <w:rFonts w:ascii="맑은 고딕" w:cs="맑은 고딕" w:eastAsia="맑은 고딕" w:hAnsi="맑은 고딕"/>
+                <w:b w:val="false"/>
+                <w:bCs w:val="false"/>
+                <w:color w:val="1A1D21"/>
+                <w:sz w:val="18"/>
+                <w:szCs w:val="18"/>
+              </w:rPr>
+              <w:t xml:space="preserve">1584 × 1325 mm</w:t>
+            </w:r>
+          </w:p>
+        </w:tc>
+        <w:tc>
+          <w:tcPr>
+            <w:tcW w:type="dxa" w:w="1600"/>
+            <w:tcMar>
+              <w:top w:type="dxa" w:w="70"/>
+              <w:left w:type="dxa" w:w="110"/>
+              <w:bottom w:type="dxa" w:w="70"/>
+              <w:right w:type="dxa" w:w="110"/>
+            </w:tcMar>
+          </w:tcPr>
+          <w:p>
+            <w:pPr>
+              <w:spacing w:after="0" w:line="260"/>
+            </w:pPr>
+            <w:r>
+              <w:rPr>
+                <w:rFonts w:ascii="맑은 고딕" w:cs="맑은 고딕" w:eastAsia="맑은 고딕" w:hAnsi="맑은 고딕"/>
+                <w:b w:val="false"/>
+                <w:bCs w:val="false"/>
+                <w:color w:val="1A1D21"/>
+                <w:sz w:val="18"/>
+                <w:szCs w:val="18"/>
+              </w:rPr>
+              <w:t xml:space="preserve">1170 mm</w:t>
             </w:r>
           </w:p>
         </w:tc>
@@ -8326,40 +8586,13 @@
                 <w:sz w:val="18"/>
                 <w:szCs w:val="18"/>
               </w:rPr>
-              <w:t xml:space="preserve">0.431 mm/px</w:t>
-            </w:r>
-          </w:p>
-        </w:tc>
-        <w:tc>
-          <w:tcPr>
-            <w:tcW w:type="dxa" w:w="2100"/>
-            <w:tcMar>
-              <w:top w:type="dxa" w:w="70"/>
-              <w:left w:type="dxa" w:w="110"/>
-              <w:bottom w:type="dxa" w:w="70"/>
-              <w:right w:type="dxa" w:w="110"/>
-            </w:tcMar>
-          </w:tcPr>
-          <w:p>
-            <w:pPr>
-              <w:spacing w:after="0" w:line="260"/>
-            </w:pPr>
-            <w:r>
-              <w:rPr>
-                <w:rFonts w:ascii="맑은 고딕" w:cs="맑은 고딕" w:eastAsia="맑은 고딕" w:hAnsi="맑은 고딕"/>
-                <w:b w:val="false"/>
-                <w:bCs w:val="false"/>
-                <w:color w:val="1A1D21"/>
-                <w:sz w:val="18"/>
-                <w:szCs w:val="18"/>
-              </w:rPr>
-              <w:t xml:space="preserve">1.88 mm</w:t>
-            </w:r>
-          </w:p>
-        </w:tc>
-        <w:tc>
-          <w:tcPr>
-            <w:tcW w:type="dxa" w:w="2238"/>
+              <w:t xml:space="preserve">0.647 mm/px</w:t>
+            </w:r>
+          </w:p>
+        </w:tc>
+        <w:tc>
+          <w:tcPr>
+            <w:tcW w:type="dxa" w:w="3038"/>
             <w:tcMar>
               <w:top w:type="dxa" w:w="70"/>
               <w:left w:type="dxa" w:w="110"/>
@@ -8380,7 +8613,7 @@
                 <w:sz w:val="18"/>
                 <w:szCs w:val="18"/>
               </w:rPr>
-              <w:t xml:space="preserve">0.86 mm</w:t>
+              <w:t xml:space="preserve">1.29 mm</w:t>
             </w:r>
           </w:p>
         </w:tc>
@@ -8388,7 +8621,7 @@
       <w:tr>
         <w:tc>
           <w:tcPr>
-            <w:tcW w:type="dxa" w:w="1000"/>
+            <w:tcW w:type="dxa" w:w="900"/>
             <w:tcMar>
               <w:top w:type="dxa" w:w="70"/>
               <w:left w:type="dxa" w:w="110"/>
@@ -8415,28 +8648,55 @@
         </w:tc>
         <w:tc>
           <w:tcPr>
-            <w:tcW w:type="dxa" w:w="2600"/>
-            <w:tcMar>
-              <w:top w:type="dxa" w:w="70"/>
-              <w:left w:type="dxa" w:w="110"/>
-              <w:bottom w:type="dxa" w:w="70"/>
-              <w:right w:type="dxa" w:w="110"/>
-            </w:tcMar>
-          </w:tcPr>
-          <w:p>
-            <w:pPr>
-              <w:spacing w:after="0" w:line="260"/>
-            </w:pPr>
-            <w:r>
-              <w:rPr>
-                <w:rFonts w:ascii="맑은 고딕" w:cs="맑은 고딕" w:eastAsia="맑은 고딕" w:hAnsi="맑은 고딕"/>
-                <w:b w:val="false"/>
-                <w:bCs w:val="false"/>
-                <w:color w:val="1A1D21"/>
-                <w:sz w:val="18"/>
-                <w:szCs w:val="18"/>
-              </w:rPr>
-              <w:t xml:space="preserve">1408 × 1178 mm</w:t>
+            <w:tcW w:type="dxa" w:w="2400"/>
+            <w:tcMar>
+              <w:top w:type="dxa" w:w="70"/>
+              <w:left w:type="dxa" w:w="110"/>
+              <w:bottom w:type="dxa" w:w="70"/>
+              <w:right w:type="dxa" w:w="110"/>
+            </w:tcMar>
+          </w:tcPr>
+          <w:p>
+            <w:pPr>
+              <w:spacing w:after="0" w:line="260"/>
+            </w:pPr>
+            <w:r>
+              <w:rPr>
+                <w:rFonts w:ascii="맑은 고딕" w:cs="맑은 고딕" w:eastAsia="맑은 고딕" w:hAnsi="맑은 고딕"/>
+                <w:b w:val="false"/>
+                <w:bCs w:val="false"/>
+                <w:color w:val="1A1D21"/>
+                <w:sz w:val="18"/>
+                <w:szCs w:val="18"/>
+              </w:rPr>
+              <w:t xml:space="preserve">2111 × 1766 mm</w:t>
+            </w:r>
+          </w:p>
+        </w:tc>
+        <w:tc>
+          <w:tcPr>
+            <w:tcW w:type="dxa" w:w="1600"/>
+            <w:tcMar>
+              <w:top w:type="dxa" w:w="70"/>
+              <w:left w:type="dxa" w:w="110"/>
+              <w:bottom w:type="dxa" w:w="70"/>
+              <w:right w:type="dxa" w:w="110"/>
+            </w:tcMar>
+          </w:tcPr>
+          <w:p>
+            <w:pPr>
+              <w:spacing w:after="0" w:line="260"/>
+            </w:pPr>
+            <w:r>
+              <w:rPr>
+                <w:rFonts w:ascii="맑은 고딕" w:cs="맑은 고딕" w:eastAsia="맑은 고딕" w:hAnsi="맑은 고딕"/>
+                <w:b w:val="false"/>
+                <w:bCs w:val="false"/>
+                <w:color w:val="1A1D21"/>
+                <w:sz w:val="18"/>
+                <w:szCs w:val="18"/>
+              </w:rPr>
+              <w:t xml:space="preserve">1560 mm</w:t>
             </w:r>
           </w:p>
         </w:tc>
@@ -8463,61 +8723,34 @@
                 <w:sz w:val="18"/>
                 <w:szCs w:val="18"/>
               </w:rPr>
-              <w:t xml:space="preserve">0.575 mm/px</w:t>
-            </w:r>
-          </w:p>
-        </w:tc>
-        <w:tc>
-          <w:tcPr>
-            <w:tcW w:type="dxa" w:w="2100"/>
-            <w:tcMar>
-              <w:top w:type="dxa" w:w="70"/>
-              <w:left w:type="dxa" w:w="110"/>
-              <w:bottom w:type="dxa" w:w="70"/>
-              <w:right w:type="dxa" w:w="110"/>
-            </w:tcMar>
-          </w:tcPr>
-          <w:p>
-            <w:pPr>
-              <w:spacing w:after="0" w:line="260"/>
-            </w:pPr>
-            <w:r>
-              <w:rPr>
-                <w:rFonts w:ascii="맑은 고딕" w:cs="맑은 고딕" w:eastAsia="맑은 고딕" w:hAnsi="맑은 고딕"/>
-                <w:b w:val="false"/>
-                <w:bCs w:val="false"/>
-                <w:color w:val="1A1D21"/>
-                <w:sz w:val="18"/>
-                <w:szCs w:val="18"/>
-              </w:rPr>
-              <w:t xml:space="preserve">3.35 mm</w:t>
-            </w:r>
-          </w:p>
-        </w:tc>
-        <w:tc>
-          <w:tcPr>
-            <w:tcW w:type="dxa" w:w="2238"/>
-            <w:tcMar>
-              <w:top w:type="dxa" w:w="70"/>
-              <w:left w:type="dxa" w:w="110"/>
-              <w:bottom w:type="dxa" w:w="70"/>
-              <w:right w:type="dxa" w:w="110"/>
-            </w:tcMar>
-          </w:tcPr>
-          <w:p>
-            <w:pPr>
-              <w:spacing w:after="0" w:line="260"/>
-            </w:pPr>
-            <w:r>
-              <w:rPr>
-                <w:rFonts w:ascii="맑은 고딕" w:cs="맑은 고딕" w:eastAsia="맑은 고딕" w:hAnsi="맑은 고딕"/>
-                <w:b w:val="false"/>
-                <w:bCs w:val="false"/>
-                <w:color w:val="0F6E33"/>
-                <w:sz w:val="18"/>
-                <w:szCs w:val="18"/>
-              </w:rPr>
-              <w:t xml:space="preserve">1.53 mm</w:t>
+              <w:t xml:space="preserve">0.863 mm/px</w:t>
+            </w:r>
+          </w:p>
+        </w:tc>
+        <w:tc>
+          <w:tcPr>
+            <w:tcW w:type="dxa" w:w="3038"/>
+            <w:tcMar>
+              <w:top w:type="dxa" w:w="70"/>
+              <w:left w:type="dxa" w:w="110"/>
+              <w:bottom w:type="dxa" w:w="70"/>
+              <w:right w:type="dxa" w:w="110"/>
+            </w:tcMar>
+          </w:tcPr>
+          <w:p>
+            <w:pPr>
+              <w:spacing w:after="0" w:line="260"/>
+            </w:pPr>
+            <w:r>
+              <w:rPr>
+                <w:rFonts w:ascii="맑은 고딕" w:cs="맑은 고딕" w:eastAsia="맑은 고딕" w:hAnsi="맑은 고딕"/>
+                <w:b w:val="false"/>
+                <w:bCs w:val="false"/>
+                <w:color w:val="9A5B0B"/>
+                <w:sz w:val="18"/>
+                <w:szCs w:val="18"/>
+              </w:rPr>
+              <w:t xml:space="preserve">2.30 mm</w:t>
             </w:r>
           </w:p>
         </w:tc>
@@ -8538,7 +8771,7 @@
           <w:sz w:val="19"/>
           <w:szCs w:val="19"/>
         </w:rPr>
-        <w:t xml:space="preserve">f_px 를 시뮬 튜닝값 1593 에서 사양 유도값 3478.3 으로 바꾸면서 깊이 노이즈가 절반 이하로 줄었다. PDF 5.2 는 「기선/거리 조합만으로는 σ_Z ≤ 2mm 목표 달성 불가」라고 결론냈으나, 이는 f=1593 기준이다. 실제 12mm 렌즈에서는 1.5m 까지 0.86mm 로 목표를 만족한다. 렌즈 선정만으로 결론이 달라지는 부분이라 확인이 필요하다.</w:t>
+        <w:t xml:space="preserve">PDF 5.2 는 「기선/거리 조합만으로는 σ_Z ≤ 2mm 목표 달성 불가」라고 결론냈다. 그것은 시뮬레이션 튜닝값 f=1593px 기준이며, 실제 부품 사양에서 나오는 f=2318.8px 로는 권장 측정거리 1.5m 까지 1.29mm 로 목표를 만족한다. 2.0m 를 넘어가면 다시 목표를 벗어나므로, PDF 가 측정거리를 1.5m 로 제한한 것은 타당하다.</w:t>
       </w:r>
     </w:p>
     <w:p>
@@ -8633,7 +8866,7 @@
           <w:sz w:val="17"/>
           <w:szCs w:val="17"/>
         </w:rPr>
-        <w:t xml:space="preserve">    Z=0.5m → 1044 px  (센서 폭의 42.6%)</w:t>
+        <w:t xml:space="preserve">    Z=0.5m →  696 px  (센서 폭의 28.4%)</w:t>
       </w:r>
     </w:p>
     <w:p>
@@ -8649,7 +8882,7 @@
           <w:sz w:val="17"/>
           <w:szCs w:val="17"/>
         </w:rPr>
-        <w:t xml:space="preserve">    Z=1.0m →  522 px  (21.3%)</w:t>
+        <w:t xml:space="preserve">    Z=1.0m →  348 px  (14.2%)</w:t>
       </w:r>
     </w:p>
     <w:p>
@@ -8665,7 +8898,7 @@
           <w:sz w:val="17"/>
           <w:szCs w:val="17"/>
         </w:rPr>
-        <w:t xml:space="preserve">    Z=1.2m →  435 px  (17.8%)</w:t>
+        <w:t xml:space="preserve">    Z=1.2m →  290 px  (11.8%)</w:t>
       </w:r>
     </w:p>
     <w:p>
@@ -8681,7 +8914,7 @@
           <w:sz w:val="17"/>
           <w:szCs w:val="17"/>
         </w:rPr>
-        <w:t xml:space="preserve">    Z=1.5m →  348 px  (14.2%)</w:t>
+        <w:t xml:space="preserve">    Z=1.5m →  232 px  ( 9.5%)</w:t>
       </w:r>
     </w:p>
     <w:p>
@@ -8695,7 +8928,7 @@
           <w:sz w:val="20"/>
           <w:szCs w:val="20"/>
         </w:rPr>
-        <w:t xml:space="preserve">이 이동량 때문에 레이저 축을 카메라와 평행하게 두면 센서 한쪽이 통째로 낭비된다. 레이저를 카메라 쪽으로 조금 기울이면 격자가 작업거리에서 화면 중앙에 오므로 양쪽을 고르게 쓸 수 있다.</w:t>
+        <w:t xml:space="preserve">이 이동량 때문에 레이저 축을 카메라와 평행하게 두면 센서 한쪽이 통째로 낭비된다. 레이저를 카메라 쪽으로 조금 기울이면 격자가 작업거리에서 화면 중앙에 오므로 양쪽을 고르게 쓸 수 있다. 수렴각 6.18° 는 작업거리 양 끝(1.0m·1.5m)에서 좌우 네 여유 중 최소값이 최대가 되는 값을 0.01° 간격으로 찾은 것이다.</w:t>
       </w:r>
     </w:p>
     <w:p>
@@ -8718,8 +8951,8 @@
       </w:tblPr>
       <w:tblGrid>
         <w:gridCol w:w="2400"/>
-        <w:gridCol w:w="2000"/>
-        <w:gridCol w:w="1600"/>
+        <w:gridCol w:w="1800"/>
+        <w:gridCol w:w="1800"/>
         <w:gridCol w:w="3638"/>
       </w:tblGrid>
       <w:tr>
@@ -8756,7 +8989,7 @@
         </w:tc>
         <w:tc>
           <w:tcPr>
-            <w:tcW w:type="dxa" w:w="2000"/>
+            <w:tcW w:type="dxa" w:w="1800"/>
             <w:shd w:fill="E8EDF0" w:val="clear"/>
             <w:tcMar>
               <w:top w:type="dxa" w:w="70"/>
@@ -8778,13 +9011,13 @@
                 <w:sz w:val="18"/>
                 <w:szCs w:val="18"/>
               </w:rPr>
-              <w:t xml:space="preserve">담을 수 있는 발산각</w:t>
-            </w:r>
-          </w:p>
-        </w:tc>
-        <w:tc>
-          <w:tcPr>
-            <w:tcW w:type="dxa" w:w="1600"/>
+              <w:t xml:space="preserve">1.0m 좌측 여유</w:t>
+            </w:r>
+          </w:p>
+        </w:tc>
+        <w:tc>
+          <w:tcPr>
+            <w:tcW w:type="dxa" w:w="1800"/>
             <w:shd w:fill="E8EDF0" w:val="clear"/>
             <w:tcMar>
               <w:top w:type="dxa" w:w="70"/>
@@ -8806,7 +9039,7 @@
                 <w:sz w:val="18"/>
                 <w:szCs w:val="18"/>
               </w:rPr>
-              <w:t xml:space="preserve">1.2m 투사폭</w:t>
+              <w:t xml:space="preserve">1.5m 우측 여유</w:t>
             </w:r>
           </w:p>
         </w:tc>
@@ -8834,7 +9067,7 @@
                 <w:sz w:val="18"/>
                 <w:szCs w:val="18"/>
               </w:rPr>
-              <w:t xml:space="preserve">비고</w:t>
+              <w:t xml:space="preserve">판정</w:t>
             </w:r>
           </w:p>
         </w:tc>
@@ -8869,7 +9102,7 @@
         </w:tc>
         <w:tc>
           <w:tcPr>
-            <w:tcW w:type="dxa" w:w="2000"/>
+            <w:tcW w:type="dxa" w:w="1800"/>
             <w:tcMar>
               <w:top w:type="dxa" w:w="70"/>
               <w:left w:type="dxa" w:w="110"/>
@@ -8890,13 +9123,40 @@
                 <w:sz w:val="18"/>
                 <w:szCs w:val="18"/>
               </w:rPr>
-              <w:t xml:space="preserve">21.24°</w:t>
-            </w:r>
-          </w:p>
-        </w:tc>
-        <w:tc>
-          <w:tcPr>
-            <w:tcW w:type="dxa" w:w="1600"/>
+              <w:t xml:space="preserve">−98 px</w:t>
+            </w:r>
+          </w:p>
+        </w:tc>
+        <w:tc>
+          <w:tcPr>
+            <w:tcW w:type="dxa" w:w="1800"/>
+            <w:tcMar>
+              <w:top w:type="dxa" w:w="70"/>
+              <w:left w:type="dxa" w:w="110"/>
+              <w:bottom w:type="dxa" w:w="70"/>
+              <w:right w:type="dxa" w:w="110"/>
+            </w:tcMar>
+          </w:tcPr>
+          <w:p>
+            <w:pPr>
+              <w:spacing w:after="0" w:line="260"/>
+            </w:pPr>
+            <w:r>
+              <w:rPr>
+                <w:rFonts w:ascii="맑은 고딕" w:cs="맑은 고딕" w:eastAsia="맑은 고딕" w:hAnsi="맑은 고딕"/>
+                <w:b w:val="false"/>
+                <w:bCs w:val="false"/>
+                <w:color w:val="77848D"/>
+                <w:sz w:val="18"/>
+                <w:szCs w:val="18"/>
+              </w:rPr>
+              <w:t xml:space="preserve">656 px</w:t>
+            </w:r>
+          </w:p>
+        </w:tc>
+        <w:tc>
+          <w:tcPr>
+            <w:tcW w:type="dxa" w:w="3638"/>
             <w:tcMar>
               <w:top w:type="dxa" w:w="70"/>
               <w:left w:type="dxa" w:w="110"/>
@@ -8917,34 +9177,7 @@
                 <w:sz w:val="18"/>
                 <w:szCs w:val="18"/>
               </w:rPr>
-              <w:t xml:space="preserve">450 mm</w:t>
-            </w:r>
-          </w:p>
-        </w:tc>
-        <w:tc>
-          <w:tcPr>
-            <w:tcW w:type="dxa" w:w="3638"/>
-            <w:tcMar>
-              <w:top w:type="dxa" w:w="70"/>
-              <w:left w:type="dxa" w:w="110"/>
-              <w:bottom w:type="dxa" w:w="70"/>
-              <w:right w:type="dxa" w:w="110"/>
-            </w:tcMar>
-          </w:tcPr>
-          <w:p>
-            <w:pPr>
-              <w:spacing w:after="0" w:line="260"/>
-            </w:pPr>
-            <w:r>
-              <w:rPr>
-                <w:rFonts w:ascii="맑은 고딕" w:cs="맑은 고딕" w:eastAsia="맑은 고딕" w:hAnsi="맑은 고딕"/>
-                <w:b w:val="false"/>
-                <w:bCs w:val="false"/>
-                <w:color w:val="1A1D21"/>
-                <w:sz w:val="18"/>
-                <w:szCs w:val="18"/>
-              </w:rPr>
-              <w:t xml:space="preserve">센서 한쪽이 시차 이동량만큼 낭비</w:t>
+              <w:t xml:space="preserve">근거리에서 격자 왼쪽이 잘림</w:t>
             </w:r>
           </w:p>
         </w:tc>
@@ -8973,13 +9206,13 @@
                 <w:sz w:val="18"/>
                 <w:szCs w:val="18"/>
               </w:rPr>
-              <w:t xml:space="preserve">5.1° 수렴 (채택)</w:t>
-            </w:r>
-          </w:p>
-        </w:tc>
-        <w:tc>
-          <w:tcPr>
-            <w:tcW w:type="dxa" w:w="2000"/>
+              <w:t xml:space="preserve">6.18° 수렴 (채택)</w:t>
+            </w:r>
+          </w:p>
+        </w:tc>
+        <w:tc>
+          <w:tcPr>
+            <w:tcW w:type="dxa" w:w="1800"/>
             <w:tcMar>
               <w:top w:type="dxa" w:w="70"/>
               <w:left w:type="dxa" w:w="110"/>
@@ -9000,13 +9233,13 @@
                 <w:sz w:val="18"/>
                 <w:szCs w:val="18"/>
               </w:rPr>
-              <w:t xml:space="preserve">31.0°</w:t>
-            </w:r>
-          </w:p>
-        </w:tc>
-        <w:tc>
-          <w:tcPr>
-            <w:tcW w:type="dxa" w:w="1600"/>
+              <w:t xml:space="preserve">249 px</w:t>
+            </w:r>
+          </w:p>
+        </w:tc>
+        <w:tc>
+          <w:tcPr>
+            <w:tcW w:type="dxa" w:w="1800"/>
             <w:tcMar>
               <w:top w:type="dxa" w:w="70"/>
               <w:left w:type="dxa" w:w="110"/>
@@ -9027,7 +9260,7 @@
                 <w:sz w:val="18"/>
                 <w:szCs w:val="18"/>
               </w:rPr>
-              <w:t xml:space="preserve">666 mm</w:t>
+              <w:t xml:space="preserve">250 px</w:t>
             </w:r>
           </w:p>
         </w:tc>
@@ -9050,121 +9283,11 @@
                 <w:rFonts w:ascii="맑은 고딕" w:cs="맑은 고딕" w:eastAsia="맑은 고딕" w:hAnsi="맑은 고딕"/>
                 <w:b w:val="false"/>
                 <w:bCs w:val="false"/>
-                <w:color w:val="1A1D21"/>
-                <w:sz w:val="18"/>
-                <w:szCs w:val="18"/>
-              </w:rPr>
-              <w:t xml:space="preserve">1.47배. 세로 시야가 제약이 된다</w:t>
-            </w:r>
-          </w:p>
-        </w:tc>
-      </w:tr>
-      <w:tr>
-        <w:tc>
-          <w:tcPr>
-            <w:tcW w:type="dxa" w:w="2400"/>
-            <w:tcMar>
-              <w:top w:type="dxa" w:w="70"/>
-              <w:left w:type="dxa" w:w="110"/>
-              <w:bottom w:type="dxa" w:w="70"/>
-              <w:right w:type="dxa" w:w="110"/>
-            </w:tcMar>
-          </w:tcPr>
-          <w:p>
-            <w:pPr>
-              <w:spacing w:after="0" w:line="260"/>
-            </w:pPr>
-            <w:r>
-              <w:rPr>
-                <w:rFonts w:ascii="맑은 고딕" w:cs="맑은 고딕" w:eastAsia="맑은 고딕" w:hAnsi="맑은 고딕"/>
-                <w:b w:val="false"/>
-                <w:bCs w:val="false"/>
-                <w:color w:val="1A1D21"/>
-                <w:sz w:val="18"/>
-                <w:szCs w:val="18"/>
-              </w:rPr>
-              <w:t xml:space="preserve">PDF 사양 (936mm @1.2m)</w:t>
-            </w:r>
-          </w:p>
-        </w:tc>
-        <w:tc>
-          <w:tcPr>
-            <w:tcW w:type="dxa" w:w="2000"/>
-            <w:tcMar>
-              <w:top w:type="dxa" w:w="70"/>
-              <w:left w:type="dxa" w:w="110"/>
-              <w:bottom w:type="dxa" w:w="70"/>
-              <w:right w:type="dxa" w:w="110"/>
-            </w:tcMar>
-          </w:tcPr>
-          <w:p>
-            <w:pPr>
-              <w:spacing w:after="0" w:line="260"/>
-            </w:pPr>
-            <w:r>
-              <w:rPr>
-                <w:rFonts w:ascii="맑은 고딕" w:cs="맑은 고딕" w:eastAsia="맑은 고딕" w:hAnsi="맑은 고딕"/>
-                <w:b w:val="false"/>
-                <w:bCs w:val="false"/>
-                <w:color w:val="1A1D21"/>
-                <w:sz w:val="18"/>
-                <w:szCs w:val="18"/>
-              </w:rPr>
-              <w:t xml:space="preserve">42.61°</w:t>
-            </w:r>
-          </w:p>
-        </w:tc>
-        <w:tc>
-          <w:tcPr>
-            <w:tcW w:type="dxa" w:w="1600"/>
-            <w:tcMar>
-              <w:top w:type="dxa" w:w="70"/>
-              <w:left w:type="dxa" w:w="110"/>
-              <w:bottom w:type="dxa" w:w="70"/>
-              <w:right w:type="dxa" w:w="110"/>
-            </w:tcMar>
-          </w:tcPr>
-          <w:p>
-            <w:pPr>
-              <w:spacing w:after="0" w:line="260"/>
-            </w:pPr>
-            <w:r>
-              <w:rPr>
-                <w:rFonts w:ascii="맑은 고딕" w:cs="맑은 고딕" w:eastAsia="맑은 고딕" w:hAnsi="맑은 고딕"/>
-                <w:b w:val="false"/>
-                <w:bCs w:val="false"/>
-                <w:color w:val="1A1D21"/>
-                <w:sz w:val="18"/>
-                <w:szCs w:val="18"/>
-              </w:rPr>
-              <w:t xml:space="preserve">936 mm</w:t>
-            </w:r>
-          </w:p>
-        </w:tc>
-        <w:tc>
-          <w:tcPr>
-            <w:tcW w:type="dxa" w:w="3638"/>
-            <w:tcMar>
-              <w:top w:type="dxa" w:w="70"/>
-              <w:left w:type="dxa" w:w="110"/>
-              <w:bottom w:type="dxa" w:w="70"/>
-              <w:right w:type="dxa" w:w="110"/>
-            </w:tcMar>
-          </w:tcPr>
-          <w:p>
-            <w:pPr>
-              <w:spacing w:after="0" w:line="260"/>
-            </w:pPr>
-            <w:r>
-              <w:rPr>
-                <w:rFonts w:ascii="맑은 고딕" w:cs="맑은 고딕" w:eastAsia="맑은 고딕" w:hAnsi="맑은 고딕"/>
-                <w:b w:val="false"/>
-                <w:bCs w:val="false"/>
-                <w:color w:val="1A1D21"/>
-                <w:sz w:val="18"/>
-                <w:szCs w:val="18"/>
-              </w:rPr>
-              <w:t xml:space="preserve">12mm 렌즈 HFOV 38.77° 초과 — 담기지 않음</w:t>
+                <w:color w:val="0F6E33"/>
+                <w:sz w:val="18"/>
+                <w:szCs w:val="18"/>
+              </w:rPr>
+              <w:t xml:space="preserve">양 끝 모두 마진 50px 확보</w:t>
             </w:r>
           </w:p>
         </w:tc>
@@ -9181,7 +9304,7 @@
           <w:sz w:val="20"/>
           <w:szCs w:val="20"/>
         </w:rPr>
-        <w:t xml:space="preserve">삼각측량 기하는 그대로이고 발사각의 기준축만 바뀌므로, α_i 에 수렴각을 더해 쓰면 된다(탄젠트 덧셈정리로 정확히 성립). β 는 1/(cosδ − sinδ·tanα) 만큼 살짝 결합되어 격자가 미세한 사다리꼴이 되지만, 깊이 Z 는 α 와 u 로만 정해지므로 영향이 없고 H선 예측 위치에만 최대 24px 반영된다.</w:t>
+        <w:t xml:space="preserve">삼각측량 기하는 그대로이고 발사각의 기준축만 바뀌므로, α_i 에 수렴각을 더해 쓰면 된다(탄젠트 덧셈정리로 정확히 성립). β 는 1/(cosδ − sinδ·tanα) 만큼 살짝 결합되어 격자가 미세한 사다리꼴이 되지만, 깊이 Z 는 α 와 u 로만 정해지므로 영향이 없고 H선 예측 위치에만 반영된다.</w:t>
       </w:r>
     </w:p>
     <w:p>
@@ -9230,7 +9353,7 @@
           <w:sz w:val="17"/>
           <w:szCs w:val="17"/>
         </w:rPr>
-        <w:t xml:space="preserve">  Z=1.0m   u =   63.9 .. 2009.7    (허용 50 .. 2398)</w:t>
+        <w:t xml:space="preserve">  Z=1.0m   u =  249.4 .. 2082.5    (허용 50 .. 2398)</w:t>
       </w:r>
     </w:p>
     <w:p>
@@ -9246,7 +9369,7 @@
           <w:sz w:val="17"/>
           <w:szCs w:val="17"/>
         </w:rPr>
-        <w:t xml:space="preserve">  Z=1.5m   u =  237.8 .. 2183.6</w:t>
+        <w:t xml:space="preserve">  Z=1.5m   u =  365.3 .. 2198.5</w:t>
       </w:r>
     </w:p>
     <w:p>
@@ -9262,7 +9385,7 @@
           <w:sz w:val="17"/>
           <w:szCs w:val="17"/>
         </w:rPr>
-        <w:t xml:space="preserve">  v      =   59.4 .. 1988.6        (허용 50 .. 1998)</w:t>
+        <w:t xml:space="preserve">  v      =  119.7 .. 1928.3        (허용 50 .. 1998)</w:t>
       </w:r>
     </w:p>
     <w:p>
@@ -9300,6 +9423,22 @@
     <w:p>
       <w:pPr>
         <w:shd w:fill="F2F5F7" w:val="clear"/>
+        <w:spacing w:after="0" w:before="0" w:line="250"/>
+        <w:ind w:left="220" w:right="220"/>
+      </w:pPr>
+      <w:r>
+        <w:rPr>
+          <w:rFonts w:ascii="D2Coding" w:cs="D2Coding" w:eastAsia="D2Coding" w:hAnsi="D2Coding"/>
+          <w:color w:val="1A1D21"/>
+          <w:sz w:val="17"/>
+          <w:szCs w:val="17"/>
+        </w:rPr>
+        <w:t xml:space="preserve">  이 설계로 쓸 수 있는 거리: 0.64 ~ 10.75 m</w:t>
+      </w:r>
+    </w:p>
+    <w:p>
+      <w:pPr>
+        <w:shd w:fill="F2F5F7" w:val="clear"/>
         <w:spacing w:after="150" w:before="0" w:line="250"/>
         <w:ind w:left="220" w:right="220"/>
       </w:pPr>
@@ -9310,7 +9449,1216 @@
           <w:sz w:val="17"/>
           <w:szCs w:val="17"/>
         </w:rPr>
-        <w:t xml:space="preserve">  이 설계로 쓸 수 있는 거리: 0.97 ~ 3.91 m</w:t>
+        <w:t xml:space="preserve">  고정초점 1.2m 피사계심도: 0.95 ~ 1.61 m  (작업거리 포함)</w:t>
+      </w:r>
+    </w:p>
+    <w:p>
+      <w:pPr>
+        <w:pStyle w:val="Heading2"/>
+        <w:spacing w:after="140" w:before="260"/>
+      </w:pPr>
+      <w:r>
+        <w:rPr>
+          <w:rFonts w:ascii="맑은 고딕" w:cs="맑은 고딕" w:eastAsia="맑은 고딕" w:hAnsi="맑은 고딕"/>
+          <w:b/>
+          <w:bCs/>
+          <w:color w:val="1A1D21"/>
+          <w:sz w:val="23"/>
+          <w:szCs w:val="23"/>
+        </w:rPr>
+        <w:t xml:space="preserve">5.3 렌즈 초점거리 — PDF 가 값을 주지 않은 유일한 광학 상수</w:t>
+      </w:r>
+    </w:p>
+    <w:p>
+      <w:pPr>
+        <w:spacing w:after="120" w:before="0" w:line="300"/>
+      </w:pPr>
+      <w:r>
+        <w:rPr>
+          <w:rFonts w:ascii="맑은 고딕" w:cs="맑은 고딕" w:eastAsia="맑은 고딕" w:hAnsi="맑은 고딕"/>
+          <w:color w:val="1A1D21"/>
+          <w:sz w:val="20"/>
+          <w:szCs w:val="20"/>
+        </w:rPr>
+        <w:t xml:space="preserve">PDF 2.2 는 렌즈를 「저왜곡 F2.0급, 초점 ~1.2m 고정 잠금」이라고만 쓰고 초점거리를 명시하지 않는다. 이전 버전은 12mm 를 「PDF 사양」이라고 적어 두었으나 그런 값은 PDF 에 없다. 나머지 사양이 초점거리를 사실상 하나로 몰아준다.</w:t>
+      </w:r>
+    </w:p>
+    <w:p>
+      <w:pPr>
+        <w:spacing w:after="60"/>
+      </w:pPr>
+    </w:p>
+    <w:tbl>
+      <w:tblPr>
+        <w:tblW w:type="dxa" w:w="9638"/>
+        <w:tblBorders>
+          <w:top w:val="single" w:color="C4CDD4" w:sz="6"/>
+          <w:left w:val="single" w:color="C4CDD4" w:sz="6"/>
+          <w:bottom w:val="single" w:color="C4CDD4" w:sz="6"/>
+          <w:right w:val="single" w:color="C4CDD4" w:sz="6"/>
+          <w:insideH w:val="single" w:color="C4CDD4" w:sz="4"/>
+          <w:insideV w:val="single" w:color="C4CDD4" w:sz="4"/>
+        </w:tblBorders>
+        <w:tblLayout w:type="fixed"/>
+      </w:tblPr>
+      <w:tblGrid>
+        <w:gridCol w:w="1100"/>
+        <w:gridCol w:w="900"/>
+        <w:gridCol w:w="1700"/>
+        <w:gridCol w:w="2100"/>
+        <w:gridCol w:w="1300"/>
+        <w:gridCol w:w="2538"/>
+      </w:tblGrid>
+      <w:tr>
+        <w:trPr>
+          <w:tblHeader/>
+        </w:trPr>
+        <w:tc>
+          <w:tcPr>
+            <w:tcW w:type="dxa" w:w="1100"/>
+            <w:shd w:fill="E8EDF0" w:val="clear"/>
+            <w:tcMar>
+              <w:top w:type="dxa" w:w="70"/>
+              <w:left w:type="dxa" w:w="110"/>
+              <w:bottom w:type="dxa" w:w="70"/>
+              <w:right w:type="dxa" w:w="110"/>
+            </w:tcMar>
+          </w:tcPr>
+          <w:p>
+            <w:pPr>
+              <w:spacing w:after="0" w:line="260"/>
+            </w:pPr>
+            <w:r>
+              <w:rPr>
+                <w:rFonts w:ascii="맑은 고딕" w:cs="맑은 고딕" w:eastAsia="맑은 고딕" w:hAnsi="맑은 고딕"/>
+                <w:b/>
+                <w:bCs/>
+                <w:color w:val="1A1D21"/>
+                <w:sz w:val="18"/>
+                <w:szCs w:val="18"/>
+              </w:rPr>
+              <w:t xml:space="preserve">초점거리</w:t>
+            </w:r>
+          </w:p>
+        </w:tc>
+        <w:tc>
+          <w:tcPr>
+            <w:tcW w:type="dxa" w:w="900"/>
+            <w:shd w:fill="E8EDF0" w:val="clear"/>
+            <w:tcMar>
+              <w:top w:type="dxa" w:w="70"/>
+              <w:left w:type="dxa" w:w="110"/>
+              <w:bottom w:type="dxa" w:w="70"/>
+              <w:right w:type="dxa" w:w="110"/>
+            </w:tcMar>
+          </w:tcPr>
+          <w:p>
+            <w:pPr>
+              <w:spacing w:after="0" w:line="260"/>
+            </w:pPr>
+            <w:r>
+              <w:rPr>
+                <w:rFonts w:ascii="맑은 고딕" w:cs="맑은 고딕" w:eastAsia="맑은 고딕" w:hAnsi="맑은 고딕"/>
+                <w:b/>
+                <w:bCs/>
+                <w:color w:val="1A1D21"/>
+                <w:sz w:val="18"/>
+                <w:szCs w:val="18"/>
+              </w:rPr>
+              <w:t xml:space="preserve">f_px</w:t>
+            </w:r>
+          </w:p>
+        </w:tc>
+        <w:tc>
+          <w:tcPr>
+            <w:tcW w:type="dxa" w:w="1700"/>
+            <w:shd w:fill="E8EDF0" w:val="clear"/>
+            <w:tcMar>
+              <w:top w:type="dxa" w:w="70"/>
+              <w:left w:type="dxa" w:w="110"/>
+              <w:bottom w:type="dxa" w:w="70"/>
+              <w:right w:type="dxa" w:w="110"/>
+            </w:tcMar>
+          </w:tcPr>
+          <w:p>
+            <w:pPr>
+              <w:spacing w:after="0" w:line="260"/>
+            </w:pPr>
+            <w:r>
+              <w:rPr>
+                <w:rFonts w:ascii="맑은 고딕" w:cs="맑은 고딕" w:eastAsia="맑은 고딕" w:hAnsi="맑은 고딕"/>
+                <w:b/>
+                <w:bCs/>
+                <w:color w:val="1A1D21"/>
+                <w:sz w:val="18"/>
+                <w:szCs w:val="18"/>
+              </w:rPr>
+              <w:t xml:space="preserve">격자 42.61° 수용</w:t>
+            </w:r>
+          </w:p>
+        </w:tc>
+        <w:tc>
+          <w:tcPr>
+            <w:tcW w:type="dxa" w:w="2100"/>
+            <w:shd w:fill="E8EDF0" w:val="clear"/>
+            <w:tcMar>
+              <w:top w:type="dxa" w:w="70"/>
+              <w:left w:type="dxa" w:w="110"/>
+              <w:bottom w:type="dxa" w:w="70"/>
+              <w:right w:type="dxa" w:w="110"/>
+            </w:tcMar>
+          </w:tcPr>
+          <w:p>
+            <w:pPr>
+              <w:spacing w:after="0" w:line="260"/>
+            </w:pPr>
+            <w:r>
+              <w:rPr>
+                <w:rFonts w:ascii="맑은 고딕" w:cs="맑은 고딕" w:eastAsia="맑은 고딕" w:hAnsi="맑은 고딕"/>
+                <w:b/>
+                <w:bCs/>
+                <w:color w:val="1A1D21"/>
+                <w:sz w:val="18"/>
+                <w:szCs w:val="18"/>
+              </w:rPr>
+              <w:t xml:space="preserve">고정초점 1.2m 심도</w:t>
+            </w:r>
+          </w:p>
+        </w:tc>
+        <w:tc>
+          <w:tcPr>
+            <w:tcW w:type="dxa" w:w="1300"/>
+            <w:shd w:fill="E8EDF0" w:val="clear"/>
+            <w:tcMar>
+              <w:top w:type="dxa" w:w="70"/>
+              <w:left w:type="dxa" w:w="110"/>
+              <w:bottom w:type="dxa" w:w="70"/>
+              <w:right w:type="dxa" w:w="110"/>
+            </w:tcMar>
+          </w:tcPr>
+          <w:p>
+            <w:pPr>
+              <w:spacing w:after="0" w:line="260"/>
+            </w:pPr>
+            <w:r>
+              <w:rPr>
+                <w:rFonts w:ascii="맑은 고딕" w:cs="맑은 고딕" w:eastAsia="맑은 고딕" w:hAnsi="맑은 고딕"/>
+                <w:b/>
+                <w:bCs/>
+                <w:color w:val="1A1D21"/>
+                <w:sz w:val="18"/>
+                <w:szCs w:val="18"/>
+              </w:rPr>
+              <w:t xml:space="preserve">σ_Z @1.5m</w:t>
+            </w:r>
+          </w:p>
+        </w:tc>
+        <w:tc>
+          <w:tcPr>
+            <w:tcW w:type="dxa" w:w="2538"/>
+            <w:shd w:fill="E8EDF0" w:val="clear"/>
+            <w:tcMar>
+              <w:top w:type="dxa" w:w="70"/>
+              <w:left w:type="dxa" w:w="110"/>
+              <w:bottom w:type="dxa" w:w="70"/>
+              <w:right w:type="dxa" w:w="110"/>
+            </w:tcMar>
+          </w:tcPr>
+          <w:p>
+            <w:pPr>
+              <w:spacing w:after="0" w:line="260"/>
+            </w:pPr>
+            <w:r>
+              <w:rPr>
+                <w:rFonts w:ascii="맑은 고딕" w:cs="맑은 고딕" w:eastAsia="맑은 고딕" w:hAnsi="맑은 고딕"/>
+                <w:b/>
+                <w:bCs/>
+                <w:color w:val="1A1D21"/>
+                <w:sz w:val="18"/>
+                <w:szCs w:val="18"/>
+              </w:rPr>
+              <w:t xml:space="preserve">판정</w:t>
+            </w:r>
+          </w:p>
+        </w:tc>
+      </w:tr>
+      <w:tr>
+        <w:tc>
+          <w:tcPr>
+            <w:tcW w:type="dxa" w:w="1100"/>
+            <w:tcMar>
+              <w:top w:type="dxa" w:w="70"/>
+              <w:left w:type="dxa" w:w="110"/>
+              <w:bottom w:type="dxa" w:w="70"/>
+              <w:right w:type="dxa" w:w="110"/>
+            </w:tcMar>
+          </w:tcPr>
+          <w:p>
+            <w:pPr>
+              <w:spacing w:after="0" w:line="260"/>
+            </w:pPr>
+            <w:r>
+              <w:rPr>
+                <w:rFonts w:ascii="맑은 고딕" w:cs="맑은 고딕" w:eastAsia="맑은 고딕" w:hAnsi="맑은 고딕"/>
+                <w:b w:val="false"/>
+                <w:bCs w:val="false"/>
+                <w:color w:val="1A1D21"/>
+                <w:sz w:val="18"/>
+                <w:szCs w:val="18"/>
+              </w:rPr>
+              <w:t xml:space="preserve">6 mm</w:t>
+            </w:r>
+          </w:p>
+        </w:tc>
+        <w:tc>
+          <w:tcPr>
+            <w:tcW w:type="dxa" w:w="900"/>
+            <w:tcMar>
+              <w:top w:type="dxa" w:w="70"/>
+              <w:left w:type="dxa" w:w="110"/>
+              <w:bottom w:type="dxa" w:w="70"/>
+              <w:right w:type="dxa" w:w="110"/>
+            </w:tcMar>
+          </w:tcPr>
+          <w:p>
+            <w:pPr>
+              <w:spacing w:after="0" w:line="260"/>
+            </w:pPr>
+            <w:r>
+              <w:rPr>
+                <w:rFonts w:ascii="맑은 고딕" w:cs="맑은 고딕" w:eastAsia="맑은 고딕" w:hAnsi="맑은 고딕"/>
+                <w:b w:val="false"/>
+                <w:bCs w:val="false"/>
+                <w:color w:val="1A1D21"/>
+                <w:sz w:val="18"/>
+                <w:szCs w:val="18"/>
+              </w:rPr>
+              <w:t xml:space="preserve">1739</w:t>
+            </w:r>
+          </w:p>
+        </w:tc>
+        <w:tc>
+          <w:tcPr>
+            <w:tcW w:type="dxa" w:w="1700"/>
+            <w:tcMar>
+              <w:top w:type="dxa" w:w="70"/>
+              <w:left w:type="dxa" w:w="110"/>
+              <w:bottom w:type="dxa" w:w="70"/>
+              <w:right w:type="dxa" w:w="110"/>
+            </w:tcMar>
+          </w:tcPr>
+          <w:p>
+            <w:pPr>
+              <w:spacing w:after="0" w:line="260"/>
+            </w:pPr>
+            <w:r>
+              <w:rPr>
+                <w:rFonts w:ascii="맑은 고딕" w:cs="맑은 고딕" w:eastAsia="맑은 고딕" w:hAnsi="맑은 고딕"/>
+                <w:b w:val="false"/>
+                <w:bCs w:val="false"/>
+                <w:color w:val="1A1D21"/>
+                <w:sz w:val="18"/>
+                <w:szCs w:val="18"/>
+              </w:rPr>
+              <w:t xml:space="preserve">들어옴</w:t>
+            </w:r>
+          </w:p>
+        </w:tc>
+        <w:tc>
+          <w:tcPr>
+            <w:tcW w:type="dxa" w:w="2100"/>
+            <w:tcMar>
+              <w:top w:type="dxa" w:w="70"/>
+              <w:left w:type="dxa" w:w="110"/>
+              <w:bottom w:type="dxa" w:w="70"/>
+              <w:right w:type="dxa" w:w="110"/>
+            </w:tcMar>
+          </w:tcPr>
+          <w:p>
+            <w:pPr>
+              <w:spacing w:after="0" w:line="260"/>
+            </w:pPr>
+            <w:r>
+              <w:rPr>
+                <w:rFonts w:ascii="맑은 고딕" w:cs="맑은 고딕" w:eastAsia="맑은 고딕" w:hAnsi="맑은 고딕"/>
+                <w:b w:val="false"/>
+                <w:bCs w:val="false"/>
+                <w:color w:val="1A1D21"/>
+                <w:sz w:val="18"/>
+                <w:szCs w:val="18"/>
+              </w:rPr>
+              <w:t xml:space="preserve">0.82 ~ 2.21 m</w:t>
+            </w:r>
+          </w:p>
+        </w:tc>
+        <w:tc>
+          <w:tcPr>
+            <w:tcW w:type="dxa" w:w="1300"/>
+            <w:tcMar>
+              <w:top w:type="dxa" w:w="70"/>
+              <w:left w:type="dxa" w:w="110"/>
+              <w:bottom w:type="dxa" w:w="70"/>
+              <w:right w:type="dxa" w:w="110"/>
+            </w:tcMar>
+          </w:tcPr>
+          <w:p>
+            <w:pPr>
+              <w:spacing w:after="0" w:line="260"/>
+            </w:pPr>
+            <w:r>
+              <w:rPr>
+                <w:rFonts w:ascii="맑은 고딕" w:cs="맑은 고딕" w:eastAsia="맑은 고딕" w:hAnsi="맑은 고딕"/>
+                <w:b w:val="false"/>
+                <w:bCs w:val="false"/>
+                <w:color w:val="1A1D21"/>
+                <w:sz w:val="18"/>
+                <w:szCs w:val="18"/>
+              </w:rPr>
+              <w:t xml:space="preserve">1.73 mm</w:t>
+            </w:r>
+          </w:p>
+        </w:tc>
+        <w:tc>
+          <w:tcPr>
+            <w:tcW w:type="dxa" w:w="2538"/>
+            <w:tcMar>
+              <w:top w:type="dxa" w:w="70"/>
+              <w:left w:type="dxa" w:w="110"/>
+              <w:bottom w:type="dxa" w:w="70"/>
+              <w:right w:type="dxa" w:w="110"/>
+            </w:tcMar>
+          </w:tcPr>
+          <w:p>
+            <w:pPr>
+              <w:spacing w:after="0" w:line="260"/>
+            </w:pPr>
+            <w:r>
+              <w:rPr>
+                <w:rFonts w:ascii="맑은 고딕" w:cs="맑은 고딕" w:eastAsia="맑은 고딕" w:hAnsi="맑은 고딕"/>
+                <w:b w:val="false"/>
+                <w:bCs w:val="false"/>
+                <w:color w:val="77848D"/>
+                <w:sz w:val="18"/>
+                <w:szCs w:val="18"/>
+              </w:rPr>
+              <w:t xml:space="preserve">가능</w:t>
+            </w:r>
+          </w:p>
+        </w:tc>
+      </w:tr>
+      <w:tr>
+        <w:tc>
+          <w:tcPr>
+            <w:tcW w:type="dxa" w:w="1100"/>
+            <w:tcMar>
+              <w:top w:type="dxa" w:w="70"/>
+              <w:left w:type="dxa" w:w="110"/>
+              <w:bottom w:type="dxa" w:w="70"/>
+              <w:right w:type="dxa" w:w="110"/>
+            </w:tcMar>
+          </w:tcPr>
+          <w:p>
+            <w:pPr>
+              <w:spacing w:after="0" w:line="260"/>
+            </w:pPr>
+            <w:r>
+              <w:rPr>
+                <w:rFonts w:ascii="맑은 고딕" w:cs="맑은 고딕" w:eastAsia="맑은 고딕" w:hAnsi="맑은 고딕"/>
+                <w:b w:val="false"/>
+                <w:bCs w:val="false"/>
+                <w:color w:val="1A1D21"/>
+                <w:sz w:val="18"/>
+                <w:szCs w:val="18"/>
+              </w:rPr>
+              <w:t xml:space="preserve">8 mm</w:t>
+            </w:r>
+          </w:p>
+        </w:tc>
+        <w:tc>
+          <w:tcPr>
+            <w:tcW w:type="dxa" w:w="900"/>
+            <w:tcMar>
+              <w:top w:type="dxa" w:w="70"/>
+              <w:left w:type="dxa" w:w="110"/>
+              <w:bottom w:type="dxa" w:w="70"/>
+              <w:right w:type="dxa" w:w="110"/>
+            </w:tcMar>
+          </w:tcPr>
+          <w:p>
+            <w:pPr>
+              <w:spacing w:after="0" w:line="260"/>
+            </w:pPr>
+            <w:r>
+              <w:rPr>
+                <w:rFonts w:ascii="맑은 고딕" w:cs="맑은 고딕" w:eastAsia="맑은 고딕" w:hAnsi="맑은 고딕"/>
+                <w:b w:val="false"/>
+                <w:bCs w:val="false"/>
+                <w:color w:val="0F6E33"/>
+                <w:sz w:val="18"/>
+                <w:szCs w:val="18"/>
+              </w:rPr>
+              <w:t xml:space="preserve">2319</w:t>
+            </w:r>
+          </w:p>
+        </w:tc>
+        <w:tc>
+          <w:tcPr>
+            <w:tcW w:type="dxa" w:w="1700"/>
+            <w:tcMar>
+              <w:top w:type="dxa" w:w="70"/>
+              <w:left w:type="dxa" w:w="110"/>
+              <w:bottom w:type="dxa" w:w="70"/>
+              <w:right w:type="dxa" w:w="110"/>
+            </w:tcMar>
+          </w:tcPr>
+          <w:p>
+            <w:pPr>
+              <w:spacing w:after="0" w:line="260"/>
+            </w:pPr>
+            <w:r>
+              <w:rPr>
+                <w:rFonts w:ascii="맑은 고딕" w:cs="맑은 고딕" w:eastAsia="맑은 고딕" w:hAnsi="맑은 고딕"/>
+                <w:b w:val="false"/>
+                <w:bCs w:val="false"/>
+                <w:color w:val="0F6E33"/>
+                <w:sz w:val="18"/>
+                <w:szCs w:val="18"/>
+              </w:rPr>
+              <w:t xml:space="preserve">들어옴</w:t>
+            </w:r>
+          </w:p>
+        </w:tc>
+        <w:tc>
+          <w:tcPr>
+            <w:tcW w:type="dxa" w:w="2100"/>
+            <w:tcMar>
+              <w:top w:type="dxa" w:w="70"/>
+              <w:left w:type="dxa" w:w="110"/>
+              <w:bottom w:type="dxa" w:w="70"/>
+              <w:right w:type="dxa" w:w="110"/>
+            </w:tcMar>
+          </w:tcPr>
+          <w:p>
+            <w:pPr>
+              <w:spacing w:after="0" w:line="260"/>
+            </w:pPr>
+            <w:r>
+              <w:rPr>
+                <w:rFonts w:ascii="맑은 고딕" w:cs="맑은 고딕" w:eastAsia="맑은 고딕" w:hAnsi="맑은 고딕"/>
+                <w:b w:val="false"/>
+                <w:bCs w:val="false"/>
+                <w:color w:val="0F6E33"/>
+                <w:sz w:val="18"/>
+                <w:szCs w:val="18"/>
+              </w:rPr>
+              <w:t xml:space="preserve">0.95 ~ 1.61 m</w:t>
+            </w:r>
+          </w:p>
+        </w:tc>
+        <w:tc>
+          <w:tcPr>
+            <w:tcW w:type="dxa" w:w="1300"/>
+            <w:tcMar>
+              <w:top w:type="dxa" w:w="70"/>
+              <w:left w:type="dxa" w:w="110"/>
+              <w:bottom w:type="dxa" w:w="70"/>
+              <w:right w:type="dxa" w:w="110"/>
+            </w:tcMar>
+          </w:tcPr>
+          <w:p>
+            <w:pPr>
+              <w:spacing w:after="0" w:line="260"/>
+            </w:pPr>
+            <w:r>
+              <w:rPr>
+                <w:rFonts w:ascii="맑은 고딕" w:cs="맑은 고딕" w:eastAsia="맑은 고딕" w:hAnsi="맑은 고딕"/>
+                <w:b w:val="false"/>
+                <w:bCs w:val="false"/>
+                <w:color w:val="0F6E33"/>
+                <w:sz w:val="18"/>
+                <w:szCs w:val="18"/>
+              </w:rPr>
+              <w:t xml:space="preserve">1.29 mm</w:t>
+            </w:r>
+          </w:p>
+        </w:tc>
+        <w:tc>
+          <w:tcPr>
+            <w:tcW w:type="dxa" w:w="2538"/>
+            <w:tcMar>
+              <w:top w:type="dxa" w:w="70"/>
+              <w:left w:type="dxa" w:w="110"/>
+              <w:bottom w:type="dxa" w:w="70"/>
+              <w:right w:type="dxa" w:w="110"/>
+            </w:tcMar>
+          </w:tcPr>
+          <w:p>
+            <w:pPr>
+              <w:spacing w:after="0" w:line="260"/>
+            </w:pPr>
+            <w:r>
+              <w:rPr>
+                <w:rFonts w:ascii="맑은 고딕" w:cs="맑은 고딕" w:eastAsia="맑은 고딕" w:hAnsi="맑은 고딕"/>
+                <w:b w:val="false"/>
+                <w:bCs w:val="false"/>
+                <w:color w:val="0F6E33"/>
+                <w:sz w:val="18"/>
+                <w:szCs w:val="18"/>
+              </w:rPr>
+              <w:t xml:space="preserve">채택</w:t>
+            </w:r>
+          </w:p>
+        </w:tc>
+      </w:tr>
+      <w:tr>
+        <w:tc>
+          <w:tcPr>
+            <w:tcW w:type="dxa" w:w="1100"/>
+            <w:tcMar>
+              <w:top w:type="dxa" w:w="70"/>
+              <w:left w:type="dxa" w:w="110"/>
+              <w:bottom w:type="dxa" w:w="70"/>
+              <w:right w:type="dxa" w:w="110"/>
+            </w:tcMar>
+          </w:tcPr>
+          <w:p>
+            <w:pPr>
+              <w:spacing w:after="0" w:line="260"/>
+            </w:pPr>
+            <w:r>
+              <w:rPr>
+                <w:rFonts w:ascii="맑은 고딕" w:cs="맑은 고딕" w:eastAsia="맑은 고딕" w:hAnsi="맑은 고딕"/>
+                <w:b w:val="false"/>
+                <w:bCs w:val="false"/>
+                <w:color w:val="1A1D21"/>
+                <w:sz w:val="18"/>
+                <w:szCs w:val="18"/>
+              </w:rPr>
+              <w:t xml:space="preserve">10 mm</w:t>
+            </w:r>
+          </w:p>
+        </w:tc>
+        <w:tc>
+          <w:tcPr>
+            <w:tcW w:type="dxa" w:w="900"/>
+            <w:tcMar>
+              <w:top w:type="dxa" w:w="70"/>
+              <w:left w:type="dxa" w:w="110"/>
+              <w:bottom w:type="dxa" w:w="70"/>
+              <w:right w:type="dxa" w:w="110"/>
+            </w:tcMar>
+          </w:tcPr>
+          <w:p>
+            <w:pPr>
+              <w:spacing w:after="0" w:line="260"/>
+            </w:pPr>
+            <w:r>
+              <w:rPr>
+                <w:rFonts w:ascii="맑은 고딕" w:cs="맑은 고딕" w:eastAsia="맑은 고딕" w:hAnsi="맑은 고딕"/>
+                <w:b w:val="false"/>
+                <w:bCs w:val="false"/>
+                <w:color w:val="1A1D21"/>
+                <w:sz w:val="18"/>
+                <w:szCs w:val="18"/>
+              </w:rPr>
+              <w:t xml:space="preserve">2899</w:t>
+            </w:r>
+          </w:p>
+        </w:tc>
+        <w:tc>
+          <w:tcPr>
+            <w:tcW w:type="dxa" w:w="1700"/>
+            <w:tcMar>
+              <w:top w:type="dxa" w:w="70"/>
+              <w:left w:type="dxa" w:w="110"/>
+              <w:bottom w:type="dxa" w:w="70"/>
+              <w:right w:type="dxa" w:w="110"/>
+            </w:tcMar>
+          </w:tcPr>
+          <w:p>
+            <w:pPr>
+              <w:spacing w:after="0" w:line="260"/>
+            </w:pPr>
+            <w:r>
+              <w:rPr>
+                <w:rFonts w:ascii="맑은 고딕" w:cs="맑은 고딕" w:eastAsia="맑은 고딕" w:hAnsi="맑은 고딕"/>
+                <w:b w:val="false"/>
+                <w:bCs w:val="false"/>
+                <w:color w:val="9A5B0B"/>
+                <w:sz w:val="18"/>
+                <w:szCs w:val="18"/>
+              </w:rPr>
+              <w:t xml:space="preserve">벗어남</w:t>
+            </w:r>
+          </w:p>
+        </w:tc>
+        <w:tc>
+          <w:tcPr>
+            <w:tcW w:type="dxa" w:w="2100"/>
+            <w:tcMar>
+              <w:top w:type="dxa" w:w="70"/>
+              <w:left w:type="dxa" w:w="110"/>
+              <w:bottom w:type="dxa" w:w="70"/>
+              <w:right w:type="dxa" w:w="110"/>
+            </w:tcMar>
+          </w:tcPr>
+          <w:p>
+            <w:pPr>
+              <w:spacing w:after="0" w:line="260"/>
+            </w:pPr>
+            <w:r>
+              <w:rPr>
+                <w:rFonts w:ascii="맑은 고딕" w:cs="맑은 고딕" w:eastAsia="맑은 고딕" w:hAnsi="맑은 고딕"/>
+                <w:b w:val="false"/>
+                <w:bCs w:val="false"/>
+                <w:color w:val="9A5B0B"/>
+                <w:sz w:val="18"/>
+                <w:szCs w:val="18"/>
+              </w:rPr>
+              <w:t xml:space="preserve">1.03 ~ 1.44 m 부족</w:t>
+            </w:r>
+          </w:p>
+        </w:tc>
+        <w:tc>
+          <w:tcPr>
+            <w:tcW w:type="dxa" w:w="1300"/>
+            <w:tcMar>
+              <w:top w:type="dxa" w:w="70"/>
+              <w:left w:type="dxa" w:w="110"/>
+              <w:bottom w:type="dxa" w:w="70"/>
+              <w:right w:type="dxa" w:w="110"/>
+            </w:tcMar>
+          </w:tcPr>
+          <w:p>
+            <w:pPr>
+              <w:spacing w:after="0" w:line="260"/>
+            </w:pPr>
+            <w:r>
+              <w:rPr>
+                <w:rFonts w:ascii="맑은 고딕" w:cs="맑은 고딕" w:eastAsia="맑은 고딕" w:hAnsi="맑은 고딕"/>
+                <w:b w:val="false"/>
+                <w:bCs w:val="false"/>
+                <w:color w:val="1A1D21"/>
+                <w:sz w:val="18"/>
+                <w:szCs w:val="18"/>
+              </w:rPr>
+              <w:t xml:space="preserve">1.04 mm</w:t>
+            </w:r>
+          </w:p>
+        </w:tc>
+        <w:tc>
+          <w:tcPr>
+            <w:tcW w:type="dxa" w:w="2538"/>
+            <w:tcMar>
+              <w:top w:type="dxa" w:w="70"/>
+              <w:left w:type="dxa" w:w="110"/>
+              <w:bottom w:type="dxa" w:w="70"/>
+              <w:right w:type="dxa" w:w="110"/>
+            </w:tcMar>
+          </w:tcPr>
+          <w:p>
+            <w:pPr>
+              <w:spacing w:after="0" w:line="260"/>
+            </w:pPr>
+            <w:r>
+              <w:rPr>
+                <w:rFonts w:ascii="맑은 고딕" w:cs="맑은 고딕" w:eastAsia="맑은 고딕" w:hAnsi="맑은 고딕"/>
+                <w:b w:val="false"/>
+                <w:bCs w:val="false"/>
+                <w:color w:val="9A5B0B"/>
+                <w:sz w:val="18"/>
+                <w:szCs w:val="18"/>
+              </w:rPr>
+              <w:t xml:space="preserve">탈락</w:t>
+            </w:r>
+          </w:p>
+        </w:tc>
+      </w:tr>
+      <w:tr>
+        <w:tc>
+          <w:tcPr>
+            <w:tcW w:type="dxa" w:w="1100"/>
+            <w:tcMar>
+              <w:top w:type="dxa" w:w="70"/>
+              <w:left w:type="dxa" w:w="110"/>
+              <w:bottom w:type="dxa" w:w="70"/>
+              <w:right w:type="dxa" w:w="110"/>
+            </w:tcMar>
+          </w:tcPr>
+          <w:p>
+            <w:pPr>
+              <w:spacing w:after="0" w:line="260"/>
+            </w:pPr>
+            <w:r>
+              <w:rPr>
+                <w:rFonts w:ascii="맑은 고딕" w:cs="맑은 고딕" w:eastAsia="맑은 고딕" w:hAnsi="맑은 고딕"/>
+                <w:b w:val="false"/>
+                <w:bCs w:val="false"/>
+                <w:color w:val="1A1D21"/>
+                <w:sz w:val="18"/>
+                <w:szCs w:val="18"/>
+              </w:rPr>
+              <w:t xml:space="preserve">12 mm</w:t>
+            </w:r>
+          </w:p>
+        </w:tc>
+        <w:tc>
+          <w:tcPr>
+            <w:tcW w:type="dxa" w:w="900"/>
+            <w:tcMar>
+              <w:top w:type="dxa" w:w="70"/>
+              <w:left w:type="dxa" w:w="110"/>
+              <w:bottom w:type="dxa" w:w="70"/>
+              <w:right w:type="dxa" w:w="110"/>
+            </w:tcMar>
+          </w:tcPr>
+          <w:p>
+            <w:pPr>
+              <w:spacing w:after="0" w:line="260"/>
+            </w:pPr>
+            <w:r>
+              <w:rPr>
+                <w:rFonts w:ascii="맑은 고딕" w:cs="맑은 고딕" w:eastAsia="맑은 고딕" w:hAnsi="맑은 고딕"/>
+                <w:b w:val="false"/>
+                <w:bCs w:val="false"/>
+                <w:color w:val="1A1D21"/>
+                <w:sz w:val="18"/>
+                <w:szCs w:val="18"/>
+              </w:rPr>
+              <w:t xml:space="preserve">3478</w:t>
+            </w:r>
+          </w:p>
+        </w:tc>
+        <w:tc>
+          <w:tcPr>
+            <w:tcW w:type="dxa" w:w="1700"/>
+            <w:tcMar>
+              <w:top w:type="dxa" w:w="70"/>
+              <w:left w:type="dxa" w:w="110"/>
+              <w:bottom w:type="dxa" w:w="70"/>
+              <w:right w:type="dxa" w:w="110"/>
+            </w:tcMar>
+          </w:tcPr>
+          <w:p>
+            <w:pPr>
+              <w:spacing w:after="0" w:line="260"/>
+            </w:pPr>
+            <w:r>
+              <w:rPr>
+                <w:rFonts w:ascii="맑은 고딕" w:cs="맑은 고딕" w:eastAsia="맑은 고딕" w:hAnsi="맑은 고딕"/>
+                <w:b w:val="false"/>
+                <w:bCs w:val="false"/>
+                <w:color w:val="9A5B0B"/>
+                <w:sz w:val="18"/>
+                <w:szCs w:val="18"/>
+              </w:rPr>
+              <w:t xml:space="preserve">벗어남</w:t>
+            </w:r>
+          </w:p>
+        </w:tc>
+        <w:tc>
+          <w:tcPr>
+            <w:tcW w:type="dxa" w:w="2100"/>
+            <w:tcMar>
+              <w:top w:type="dxa" w:w="70"/>
+              <w:left w:type="dxa" w:w="110"/>
+              <w:bottom w:type="dxa" w:w="70"/>
+              <w:right w:type="dxa" w:w="110"/>
+            </w:tcMar>
+          </w:tcPr>
+          <w:p>
+            <w:pPr>
+              <w:spacing w:after="0" w:line="260"/>
+            </w:pPr>
+            <w:r>
+              <w:rPr>
+                <w:rFonts w:ascii="맑은 고딕" w:cs="맑은 고딕" w:eastAsia="맑은 고딕" w:hAnsi="맑은 고딕"/>
+                <w:b w:val="false"/>
+                <w:bCs w:val="false"/>
+                <w:color w:val="9A5B0B"/>
+                <w:sz w:val="18"/>
+                <w:szCs w:val="18"/>
+              </w:rPr>
+              <w:t xml:space="preserve">1.08 ~ 1.35 m 부족</w:t>
+            </w:r>
+          </w:p>
+        </w:tc>
+        <w:tc>
+          <w:tcPr>
+            <w:tcW w:type="dxa" w:w="1300"/>
+            <w:tcMar>
+              <w:top w:type="dxa" w:w="70"/>
+              <w:left w:type="dxa" w:w="110"/>
+              <w:bottom w:type="dxa" w:w="70"/>
+              <w:right w:type="dxa" w:w="110"/>
+            </w:tcMar>
+          </w:tcPr>
+          <w:p>
+            <w:pPr>
+              <w:spacing w:after="0" w:line="260"/>
+            </w:pPr>
+            <w:r>
+              <w:rPr>
+                <w:rFonts w:ascii="맑은 고딕" w:cs="맑은 고딕" w:eastAsia="맑은 고딕" w:hAnsi="맑은 고딕"/>
+                <w:b w:val="false"/>
+                <w:bCs w:val="false"/>
+                <w:color w:val="1A1D21"/>
+                <w:sz w:val="18"/>
+                <w:szCs w:val="18"/>
+              </w:rPr>
+              <w:t xml:space="preserve">0.86 mm</w:t>
+            </w:r>
+          </w:p>
+        </w:tc>
+        <w:tc>
+          <w:tcPr>
+            <w:tcW w:type="dxa" w:w="2538"/>
+            <w:tcMar>
+              <w:top w:type="dxa" w:w="70"/>
+              <w:left w:type="dxa" w:w="110"/>
+              <w:bottom w:type="dxa" w:w="70"/>
+              <w:right w:type="dxa" w:w="110"/>
+            </w:tcMar>
+          </w:tcPr>
+          <w:p>
+            <w:pPr>
+              <w:spacing w:after="0" w:line="260"/>
+            </w:pPr>
+            <w:r>
+              <w:rPr>
+                <w:rFonts w:ascii="맑은 고딕" w:cs="맑은 고딕" w:eastAsia="맑은 고딕" w:hAnsi="맑은 고딕"/>
+                <w:b w:val="false"/>
+                <w:bCs w:val="false"/>
+                <w:color w:val="9A5B0B"/>
+                <w:sz w:val="18"/>
+                <w:szCs w:val="18"/>
+              </w:rPr>
+              <w:t xml:space="preserve">탈락</w:t>
+            </w:r>
+          </w:p>
+        </w:tc>
+      </w:tr>
+      <w:tr>
+        <w:tc>
+          <w:tcPr>
+            <w:tcW w:type="dxa" w:w="1100"/>
+            <w:tcMar>
+              <w:top w:type="dxa" w:w="70"/>
+              <w:left w:type="dxa" w:w="110"/>
+              <w:bottom w:type="dxa" w:w="70"/>
+              <w:right w:type="dxa" w:w="110"/>
+            </w:tcMar>
+          </w:tcPr>
+          <w:p>
+            <w:pPr>
+              <w:spacing w:after="0" w:line="260"/>
+            </w:pPr>
+            <w:r>
+              <w:rPr>
+                <w:rFonts w:ascii="맑은 고딕" w:cs="맑은 고딕" w:eastAsia="맑은 고딕" w:hAnsi="맑은 고딕"/>
+                <w:b w:val="false"/>
+                <w:bCs w:val="false"/>
+                <w:color w:val="1A1D21"/>
+                <w:sz w:val="18"/>
+                <w:szCs w:val="18"/>
+              </w:rPr>
+              <w:t xml:space="preserve">16 mm</w:t>
+            </w:r>
+          </w:p>
+        </w:tc>
+        <w:tc>
+          <w:tcPr>
+            <w:tcW w:type="dxa" w:w="900"/>
+            <w:tcMar>
+              <w:top w:type="dxa" w:w="70"/>
+              <w:left w:type="dxa" w:w="110"/>
+              <w:bottom w:type="dxa" w:w="70"/>
+              <w:right w:type="dxa" w:w="110"/>
+            </w:tcMar>
+          </w:tcPr>
+          <w:p>
+            <w:pPr>
+              <w:spacing w:after="0" w:line="260"/>
+            </w:pPr>
+            <w:r>
+              <w:rPr>
+                <w:rFonts w:ascii="맑은 고딕" w:cs="맑은 고딕" w:eastAsia="맑은 고딕" w:hAnsi="맑은 고딕"/>
+                <w:b w:val="false"/>
+                <w:bCs w:val="false"/>
+                <w:color w:val="1A1D21"/>
+                <w:sz w:val="18"/>
+                <w:szCs w:val="18"/>
+              </w:rPr>
+              <w:t xml:space="preserve">4638</w:t>
+            </w:r>
+          </w:p>
+        </w:tc>
+        <w:tc>
+          <w:tcPr>
+            <w:tcW w:type="dxa" w:w="1700"/>
+            <w:tcMar>
+              <w:top w:type="dxa" w:w="70"/>
+              <w:left w:type="dxa" w:w="110"/>
+              <w:bottom w:type="dxa" w:w="70"/>
+              <w:right w:type="dxa" w:w="110"/>
+            </w:tcMar>
+          </w:tcPr>
+          <w:p>
+            <w:pPr>
+              <w:spacing w:after="0" w:line="260"/>
+            </w:pPr>
+            <w:r>
+              <w:rPr>
+                <w:rFonts w:ascii="맑은 고딕" w:cs="맑은 고딕" w:eastAsia="맑은 고딕" w:hAnsi="맑은 고딕"/>
+                <w:b w:val="false"/>
+                <w:bCs w:val="false"/>
+                <w:color w:val="9A5B0B"/>
+                <w:sz w:val="18"/>
+                <w:szCs w:val="18"/>
+              </w:rPr>
+              <w:t xml:space="preserve">벗어남</w:t>
+            </w:r>
+          </w:p>
+        </w:tc>
+        <w:tc>
+          <w:tcPr>
+            <w:tcW w:type="dxa" w:w="2100"/>
+            <w:tcMar>
+              <w:top w:type="dxa" w:w="70"/>
+              <w:left w:type="dxa" w:w="110"/>
+              <w:bottom w:type="dxa" w:w="70"/>
+              <w:right w:type="dxa" w:w="110"/>
+            </w:tcMar>
+          </w:tcPr>
+          <w:p>
+            <w:pPr>
+              <w:spacing w:after="0" w:line="260"/>
+            </w:pPr>
+            <w:r>
+              <w:rPr>
+                <w:rFonts w:ascii="맑은 고딕" w:cs="맑은 고딕" w:eastAsia="맑은 고딕" w:hAnsi="맑은 고딕"/>
+                <w:b w:val="false"/>
+                <w:bCs w:val="false"/>
+                <w:color w:val="9A5B0B"/>
+                <w:sz w:val="18"/>
+                <w:szCs w:val="18"/>
+              </w:rPr>
+              <w:t xml:space="preserve">1.13 ~ 1.28 m 부족</w:t>
+            </w:r>
+          </w:p>
+        </w:tc>
+        <w:tc>
+          <w:tcPr>
+            <w:tcW w:type="dxa" w:w="1300"/>
+            <w:tcMar>
+              <w:top w:type="dxa" w:w="70"/>
+              <w:left w:type="dxa" w:w="110"/>
+              <w:bottom w:type="dxa" w:w="70"/>
+              <w:right w:type="dxa" w:w="110"/>
+            </w:tcMar>
+          </w:tcPr>
+          <w:p>
+            <w:pPr>
+              <w:spacing w:after="0" w:line="260"/>
+            </w:pPr>
+            <w:r>
+              <w:rPr>
+                <w:rFonts w:ascii="맑은 고딕" w:cs="맑은 고딕" w:eastAsia="맑은 고딕" w:hAnsi="맑은 고딕"/>
+                <w:b w:val="false"/>
+                <w:bCs w:val="false"/>
+                <w:color w:val="1A1D21"/>
+                <w:sz w:val="18"/>
+                <w:szCs w:val="18"/>
+              </w:rPr>
+              <w:t xml:space="preserve">0.65 mm</w:t>
+            </w:r>
+          </w:p>
+        </w:tc>
+        <w:tc>
+          <w:tcPr>
+            <w:tcW w:type="dxa" w:w="2538"/>
+            <w:tcMar>
+              <w:top w:type="dxa" w:w="70"/>
+              <w:left w:type="dxa" w:w="110"/>
+              <w:bottom w:type="dxa" w:w="70"/>
+              <w:right w:type="dxa" w:w="110"/>
+            </w:tcMar>
+          </w:tcPr>
+          <w:p>
+            <w:pPr>
+              <w:spacing w:after="0" w:line="260"/>
+            </w:pPr>
+            <w:r>
+              <w:rPr>
+                <w:rFonts w:ascii="맑은 고딕" w:cs="맑은 고딕" w:eastAsia="맑은 고딕" w:hAnsi="맑은 고딕"/>
+                <w:b w:val="false"/>
+                <w:bCs w:val="false"/>
+                <w:color w:val="9A5B0B"/>
+                <w:sz w:val="18"/>
+                <w:szCs w:val="18"/>
+              </w:rPr>
+              <w:t xml:space="preserve">탈락</w:t>
+            </w:r>
+          </w:p>
+        </w:tc>
+      </w:tr>
+    </w:tbl>
+    <w:p>
+      <w:pPr>
+        <w:spacing w:after="60" w:before="140" w:line="300"/>
+      </w:pPr>
+      <w:r>
+        <w:rPr>
+          <w:rFonts w:ascii="맑은 고딕" w:cs="맑은 고딕" w:eastAsia="맑은 고딕" w:hAnsi="맑은 고딕"/>
+          <w:color w:val="1A1D21"/>
+          <w:sz w:val="20"/>
+          <w:szCs w:val="20"/>
+        </w:rPr>
+        <w:t xml:space="preserve">세 조건이 각각 다른 방향에서 초점거리를 조인다.</w:t>
+      </w:r>
+    </w:p>
+    <w:p>
+      <w:pPr>
+        <w:shd w:fill="F2F5F7" w:val="clear"/>
+        <w:spacing w:after="0" w:before="90" w:line="250"/>
+        <w:ind w:left="220" w:right="220"/>
+      </w:pPr>
+      <w:r>
+        <w:rPr>
+          <w:rFonts w:ascii="D2Coding" w:cs="D2Coding" w:eastAsia="D2Coding" w:hAnsi="D2Coding"/>
+          <w:color w:val="1A1D21"/>
+          <w:sz w:val="17"/>
+          <w:szCs w:val="17"/>
+        </w:rPr>
+        <w:t xml:space="preserve">(1) 격자 수용 — DOE 42.61° 는 고정이므로 세로 시야가 먼저 막힌다</w:t>
+      </w:r>
+    </w:p>
+    <w:p>
+      <w:pPr>
+        <w:shd w:fill="F2F5F7" w:val="clear"/>
+        <w:spacing w:after="0" w:before="0" w:line="250"/>
+        <w:ind w:left="220" w:right="220"/>
+      </w:pPr>
+      <w:r>
+        <w:rPr>
+          <w:rFonts w:ascii="D2Coding" w:cs="D2Coding" w:eastAsia="D2Coding" w:hAnsi="D2Coding"/>
+          <w:color w:val="1A1D21"/>
+          <w:sz w:val="17"/>
+          <w:szCs w:val="17"/>
+        </w:rPr>
+        <w:t xml:space="preserve">      f &lt;= (H/2 - margin)·pitch / tan(21.31°) = 8.62mm</w:t>
+      </w:r>
+    </w:p>
+    <w:p>
+      <w:pPr>
+        <w:shd w:fill="F2F5F7" w:val="clear"/>
+        <w:spacing w:after="0" w:before="0" w:line="250"/>
+        <w:ind w:left="220" w:right="220"/>
+      </w:pPr>
+      <w:r>
+        <w:rPr>
+          <w:rFonts w:ascii="D2Coding" w:cs="D2Coding" w:eastAsia="D2Coding" w:hAnsi="D2Coding"/>
+          <w:color w:val="1A1D21"/>
+          <w:sz w:val="17"/>
+          <w:szCs w:val="17"/>
+        </w:rPr>
+        <w:t xml:space="preserve"> </w:t>
+      </w:r>
+    </w:p>
+    <w:p>
+      <w:pPr>
+        <w:shd w:fill="F2F5F7" w:val="clear"/>
+        <w:spacing w:after="0" w:before="0" w:line="250"/>
+        <w:ind w:left="220" w:right="220"/>
+      </w:pPr>
+      <w:r>
+        <w:rPr>
+          <w:rFonts w:ascii="D2Coding" w:cs="D2Coding" w:eastAsia="D2Coding" w:hAnsi="D2Coding"/>
+          <w:color w:val="1A1D21"/>
+          <w:sz w:val="17"/>
+          <w:szCs w:val="17"/>
+        </w:rPr>
+        <w:t xml:space="preserve">(2) 고정초점 심도 — 초점 조절 장치가 없으므로 1.0~1.5m 를 덮어야 한다</w:t>
+      </w:r>
+    </w:p>
+    <w:p>
+      <w:pPr>
+        <w:shd w:fill="F2F5F7" w:val="clear"/>
+        <w:spacing w:after="0" w:before="0" w:line="250"/>
+        <w:ind w:left="220" w:right="220"/>
+      </w:pPr>
+      <w:r>
+        <w:rPr>
+          <w:rFonts w:ascii="D2Coding" w:cs="D2Coding" w:eastAsia="D2Coding" w:hAnsi="D2Coding"/>
+          <w:color w:val="1A1D21"/>
+          <w:sz w:val="17"/>
+          <w:szCs w:val="17"/>
+        </w:rPr>
+        <w:t xml:space="preserve">      착란원 2px(6.9um) 기준,  8mm F2.0 → 0.95 ~ 1.61 m   덮음</w:t>
+      </w:r>
+    </w:p>
+    <w:p>
+      <w:pPr>
+        <w:shd w:fill="F2F5F7" w:val="clear"/>
+        <w:spacing w:after="0" w:before="0" w:line="250"/>
+        <w:ind w:left="220" w:right="220"/>
+      </w:pPr>
+      <w:r>
+        <w:rPr>
+          <w:rFonts w:ascii="D2Coding" w:cs="D2Coding" w:eastAsia="D2Coding" w:hAnsi="D2Coding"/>
+          <w:color w:val="1A1D21"/>
+          <w:sz w:val="17"/>
+          <w:szCs w:val="17"/>
+        </w:rPr>
+        <w:t xml:space="preserve">                              12mm F2.0 → 1.08 ~ 1.35 m   양 끝 벗어남</w:t>
+      </w:r>
+    </w:p>
+    <w:p>
+      <w:pPr>
+        <w:shd w:fill="F2F5F7" w:val="clear"/>
+        <w:spacing w:after="0" w:before="0" w:line="250"/>
+        <w:ind w:left="220" w:right="220"/>
+      </w:pPr>
+      <w:r>
+        <w:rPr>
+          <w:rFonts w:ascii="D2Coding" w:cs="D2Coding" w:eastAsia="D2Coding" w:hAnsi="D2Coding"/>
+          <w:color w:val="1A1D21"/>
+          <w:sz w:val="17"/>
+          <w:szCs w:val="17"/>
+        </w:rPr>
+        <w:t xml:space="preserve"> </w:t>
+      </w:r>
+    </w:p>
+    <w:p>
+      <w:pPr>
+        <w:shd w:fill="F2F5F7" w:val="clear"/>
+        <w:spacing w:after="0" w:before="0" w:line="250"/>
+        <w:ind w:left="220" w:right="220"/>
+      </w:pPr>
+      <w:r>
+        <w:rPr>
+          <w:rFonts w:ascii="D2Coding" w:cs="D2Coding" w:eastAsia="D2Coding" w:hAnsi="D2Coding"/>
+          <w:color w:val="1A1D21"/>
+          <w:sz w:val="17"/>
+          <w:szCs w:val="17"/>
+        </w:rPr>
+        <w:t xml:space="preserve">(3) 목표 정밀도 — sigma_Z = sigma_u·Z^2/(f·b) &lt;= 2mm @1.5m</w:t>
+      </w:r>
+    </w:p>
+    <w:p>
+      <w:pPr>
+        <w:shd w:fill="F2F5F7" w:val="clear"/>
+        <w:spacing w:after="150" w:before="0" w:line="250"/>
+        <w:ind w:left="220" w:right="220"/>
+      </w:pPr>
+      <w:r>
+        <w:rPr>
+          <w:rFonts w:ascii="D2Coding" w:cs="D2Coding" w:eastAsia="D2Coding" w:hAnsi="D2Coding"/>
+          <w:color w:val="1A1D21"/>
+          <w:sz w:val="17"/>
+          <w:szCs w:val="17"/>
+        </w:rPr>
+        <w:t xml:space="preserve">      8mm 에서 1.29mm.  6mm 에서도 1.73mm 로 만족</w:t>
       </w:r>
     </w:p>
     <w:p>
@@ -9328,7 +10676,25 @@
           <w:sz w:val="19"/>
           <w:szCs w:val="19"/>
         </w:rPr>
-        <w:t xml:space="preserve">PDF 2.2 의 「120cm 에서 936×936mm」는 발산각 42.61° 에 해당하는데, 12mm 렌즈의 HFOV 38.77° 보다 넓어 그대로는 담기지 않는다. 936mm 를 유지하려면 렌즈를 10.4mm 이하로 낮춰야 한다. 현재 설계는 렌즈를 12mm 로 유지하고 발산각을 31.0° 로 맞췄다.</w:t>
+        <w:t xml:space="preserve">6mm 도 세 조건을 통과하지만 8mm 쪽이 깊이 노이즈가 25% 작고 격자가 화면을 더 크게 채운다. 8mm 를 넘어가면 (1)과 (2)가 동시에 깨진다. 즉 PDF 사양을 모두 지키는 표준 초점거리는 사실상 8mm 하나다. 2/3″ 커버·저왜곡·F2.0급 8mm 렌즈는 머신비전에서 흔한 규격이므로 조달에 문제가 없다.</w:t>
+      </w:r>
+    </w:p>
+    <w:p>
+      <w:pPr>
+        <w:pBdr>
+          <w:left w:val="single" w:color="9A5B0B" w:sz="14" w:space="10"/>
+        </w:pBdr>
+        <w:spacing w:after="160" w:before="120" w:line="300"/>
+        <w:ind w:left="200"/>
+      </w:pPr>
+      <w:r>
+        <w:rPr>
+          <w:rFonts w:ascii="맑은 고딕" w:cs="맑은 고딕" w:eastAsia="맑은 고딕" w:hAnsi="맑은 고딕"/>
+          <w:color w:val="44505A"/>
+          <w:sz w:val="19"/>
+          <w:szCs w:val="19"/>
+        </w:rPr>
+        <w:t xml:space="preserve">PDF 2.2 카메라 항의 「1.2m·FOV 200mm 에서 ≈0.08mm/px」는 이 설계와 맞지 않는다. 1.2m 에서 시야 200mm 를 만들려면 초점거리가 약 50mm 여야 하는데, 그러면 화각이 9.5° 로 좁아져 격자 936mm 를 담을 수 없고 심도도 성립하지 않는다. 이 줄은 근접 확대 촬영을 상정한 별도 수치로 보이며 본 설계에는 반영하지 않았다. 확인이 필요하다.</w:t>
       </w:r>
     </w:p>
     <w:p>
@@ -9359,7 +10725,7 @@
           <w:sz w:val="20"/>
           <w:szCs w:val="20"/>
         </w:rPr>
-        <w:t xml:space="preserve">발산각 31.0° 를 21등분한 뒤 수렴각 5.1° 를 더한 값이다.</w:t>
+        <w:t xml:space="preserve">발산각 42.61° 를 20분할한 뒤 V선에는 수렴각 6.18° 를 더한 값이다. 분할은 각도 등간격이 아니라 사인 등간격이다. 회절격자의 m 차 광은 sin θ_m = m·λ/d 를 따르기 때문이다.</w:t>
       </w:r>
     </w:p>
     <w:p>
@@ -9375,7 +10741,7 @@
           <w:sz w:val="17"/>
           <w:szCs w:val="17"/>
         </w:rPr>
-        <w:t xml:space="preserve">α0 =-10.400°  α1 = -8.850°  α2 = -7.300°  α3 = -5.750°</w:t>
+        <w:t xml:space="preserve">α0 =-15.126°  α1 =-12.792°  α2 =-10.490°  α3 = -8.215°</w:t>
       </w:r>
     </w:p>
     <w:p>
@@ -9391,7 +10757,7 @@
           <w:sz w:val="17"/>
           <w:szCs w:val="17"/>
         </w:rPr>
-        <w:t xml:space="preserve">α4 = -4.200°  α5 = -2.650°  α6 = -1.100°  α7 =  0.450°</w:t>
+        <w:t xml:space="preserve">α4 = -5.963°  α5 = -3.731°  α6 = -1.513°  α7 =  0.693°</w:t>
       </w:r>
     </w:p>
     <w:p>
@@ -9407,7 +10773,7 @@
           <w:sz w:val="17"/>
           <w:szCs w:val="17"/>
         </w:rPr>
-        <w:t xml:space="preserve">α8 =  2.000°  α9 =  3.550°  α10=  5.100°  α11=  6.650°</w:t>
+        <w:t xml:space="preserve">α8 =  2.891°  α9 =  5.084°  α10=  7.276°  α11=  9.469°</w:t>
       </w:r>
     </w:p>
     <w:p>
@@ -9423,7 +10789,7 @@
           <w:sz w:val="17"/>
           <w:szCs w:val="17"/>
         </w:rPr>
-        <w:t xml:space="preserve">α12=  8.200°  α13=  9.750°  α14= 11.300°  α15= 12.850°</w:t>
+        <w:t xml:space="preserve">α12= 11.667°  α13= 13.873°  α14= 16.091°  α15= 18.323°</w:t>
       </w:r>
     </w:p>
     <w:p>
@@ -9439,7 +10805,7 @@
           <w:sz w:val="17"/>
           <w:szCs w:val="17"/>
         </w:rPr>
-        <w:t xml:space="preserve">α16= 14.400°  α17= 15.950°  α18= 17.500°  α19= 19.050°</w:t>
+        <w:t xml:space="preserve">α16= 20.575°  α17= 22.850°  α18= 25.152°  α19= 27.486°</w:t>
       </w:r>
     </w:p>
     <w:p>
@@ -9455,7 +10821,7 @@
           <w:sz w:val="17"/>
           <w:szCs w:val="17"/>
         </w:rPr>
-        <w:t xml:space="preserve">α20= 20.600°</w:t>
+        <w:t xml:space="preserve"> </w:t>
       </w:r>
     </w:p>
     <w:p>
@@ -9471,7 +10837,7 @@
           <w:sz w:val="17"/>
           <w:szCs w:val="17"/>
         </w:rPr>
-        <w:t xml:space="preserve"> </w:t>
+        <w:t xml:space="preserve">간격 2.192° (중앙) ~ 2.334° (가장자리).  등각도가 아니다</w:t>
       </w:r>
     </w:p>
     <w:p>
@@ -9487,7 +10853,7 @@
           <w:sz w:val="17"/>
           <w:szCs w:val="17"/>
         </w:rPr>
-        <w:t xml:space="preserve">간격 일정 1.5500°.  β_j 는 수렴각 없이 -15.5° .. +15.5°</w:t>
+        <w:t xml:space="preserve">β_j 는 수렴각 없이 -21.306° .. +21.306°</w:t>
       </w:r>
     </w:p>
     <w:p>
@@ -9505,6 +10871,24 @@
           <w:sz w:val="19"/>
           <w:szCs w:val="19"/>
         </w:rPr>
+        <w:t xml:space="preserve">등각도로 두면 같은 발산각·같은 포락선에서도 안쪽 선의 위치가 최대 0.19° 어긋난다. 각도로는 작아 보이지만 깊이로 환산하면 1.2m 에서 32mm 다(dZ/dα ≈ Z²/b). 목표 ±2mm 의 16배이므로 모델 선택만으로는 부족하고, 출고 시 DOE 실측 α_i 를 받아 쓰는 것이 필수다.</w:t>
+      </w:r>
+    </w:p>
+    <w:p>
+      <w:pPr>
+        <w:pBdr>
+          <w:left w:val="single" w:color="9A5B0B" w:sz="14" w:space="10"/>
+        </w:pBdr>
+        <w:spacing w:after="160" w:before="120" w:line="300"/>
+        <w:ind w:left="200"/>
+      </w:pPr>
+      <w:r>
+        <w:rPr>
+          <w:rFonts w:ascii="맑은 고딕" w:cs="맑은 고딕" w:eastAsia="맑은 고딕" w:hAnsi="맑은 고딕"/>
+          <w:color w:val="44505A"/>
+          <w:sz w:val="19"/>
+          <w:szCs w:val="19"/>
+        </w:rPr>
         <w:t xml:space="preserve">발사각이 여전히 가장 취약한 값이다. PDF 3.1은 「i=0~20 각각 다른 α_i 가 DOE 제조 시 이미 고정」이라고 명시하는데, 코드는 균등 분할로 생성한다. DOE 회절은 sinθ_m = m·λ/d 를 따라 등각도가 아니라 등 sin(각)에 가까우므로 외곽선일수록 벌어진다. 출고 전 평면 타깃 실측으로 대체해야 한다.</w:t>
       </w:r>
     </w:p>
@@ -9522,7 +10906,7 @@
           <w:sz w:val="23"/>
           <w:szCs w:val="23"/>
         </w:rPr>
-        <w:t xml:space="preserve">5.3 판정 기준</w:t>
+        <w:t xml:space="preserve">5.4 판정 기준</w:t>
       </w:r>
     </w:p>
     <w:p>
@@ -10494,7 +11878,7 @@
           <w:sz w:val="23"/>
           <w:szCs w:val="23"/>
         </w:rPr>
-        <w:t xml:space="preserve">5.4 알고리즘 튜닝값</w:t>
+        <w:t xml:space="preserve">5.5 알고리즘 튜닝값</w:t>
       </w:r>
     </w:p>
     <w:p>
@@ -10943,7 +12327,7 @@
           <w:sz w:val="23"/>
           <w:szCs w:val="23"/>
         </w:rPr>
-        <w:t xml:space="preserve">5.5 값 변경 내역</w:t>
+        <w:t xml:space="preserve">5.6 값 변경 내역</w:t>
       </w:r>
     </w:p>
     <w:tbl>
@@ -10961,9 +12345,9 @@
       </w:tblPr>
       <w:tblGrid>
         <w:gridCol w:w="1700"/>
-        <w:gridCol w:w="1400"/>
-        <w:gridCol w:w="1400"/>
-        <w:gridCol w:w="5138"/>
+        <w:gridCol w:w="1500"/>
+        <w:gridCol w:w="1500"/>
+        <w:gridCol w:w="4938"/>
       </w:tblGrid>
       <w:tr>
         <w:trPr>
@@ -10999,7 +12383,7 @@
         </w:tc>
         <w:tc>
           <w:tcPr>
-            <w:tcW w:type="dxa" w:w="1400"/>
+            <w:tcW w:type="dxa" w:w="1500"/>
             <w:shd w:fill="E8EDF0" w:val="clear"/>
             <w:tcMar>
               <w:top w:type="dxa" w:w="70"/>
@@ -11027,7 +12411,7 @@
         </w:tc>
         <w:tc>
           <w:tcPr>
-            <w:tcW w:type="dxa" w:w="1400"/>
+            <w:tcW w:type="dxa" w:w="1500"/>
             <w:shd w:fill="E8EDF0" w:val="clear"/>
             <w:tcMar>
               <w:top w:type="dxa" w:w="70"/>
@@ -11055,7 +12439,7 @@
         </w:tc>
         <w:tc>
           <w:tcPr>
-            <w:tcW w:type="dxa" w:w="5138"/>
+            <w:tcW w:type="dxa" w:w="4938"/>
             <w:shd w:fill="E8EDF0" w:val="clear"/>
             <w:tcMar>
               <w:top w:type="dxa" w:w="70"/>
@@ -11106,40 +12490,40 @@
                 <w:sz w:val="18"/>
                 <w:szCs w:val="18"/>
               </w:rPr>
-              <w:t xml:space="preserve">초점거리 f_px</w:t>
-            </w:r>
-          </w:p>
-        </w:tc>
-        <w:tc>
-          <w:tcPr>
-            <w:tcW w:type="dxa" w:w="1400"/>
-            <w:tcMar>
-              <w:top w:type="dxa" w:w="70"/>
-              <w:left w:type="dxa" w:w="110"/>
-              <w:bottom w:type="dxa" w:w="70"/>
-              <w:right w:type="dxa" w:w="110"/>
-            </w:tcMar>
-          </w:tcPr>
-          <w:p>
-            <w:pPr>
-              <w:spacing w:after="0" w:line="260"/>
-            </w:pPr>
-            <w:r>
-              <w:rPr>
-                <w:rFonts w:ascii="맑은 고딕" w:cs="맑은 고딕" w:eastAsia="맑은 고딕" w:hAnsi="맑은 고딕"/>
-                <w:b w:val="false"/>
-                <w:bCs w:val="false"/>
-                <w:color w:val="77848D"/>
-                <w:sz w:val="18"/>
-                <w:szCs w:val="18"/>
-              </w:rPr>
-              <w:t xml:space="preserve">1593.0</w:t>
-            </w:r>
-          </w:p>
-        </w:tc>
-        <w:tc>
-          <w:tcPr>
-            <w:tcW w:type="dxa" w:w="1400"/>
+              <w:t xml:space="preserve">렌즈 초점거리</w:t>
+            </w:r>
+          </w:p>
+        </w:tc>
+        <w:tc>
+          <w:tcPr>
+            <w:tcW w:type="dxa" w:w="1500"/>
+            <w:tcMar>
+              <w:top w:type="dxa" w:w="70"/>
+              <w:left w:type="dxa" w:w="110"/>
+              <w:bottom w:type="dxa" w:w="70"/>
+              <w:right w:type="dxa" w:w="110"/>
+            </w:tcMar>
+          </w:tcPr>
+          <w:p>
+            <w:pPr>
+              <w:spacing w:after="0" w:line="260"/>
+            </w:pPr>
+            <w:r>
+              <w:rPr>
+                <w:rFonts w:ascii="맑은 고딕" w:cs="맑은 고딕" w:eastAsia="맑은 고딕" w:hAnsi="맑은 고딕"/>
+                <w:b w:val="false"/>
+                <w:bCs w:val="false"/>
+                <w:color w:val="9A5B0B"/>
+                <w:sz w:val="18"/>
+                <w:szCs w:val="18"/>
+              </w:rPr>
+              <w:t xml:space="preserve">12 mm (사양 아님)</w:t>
+            </w:r>
+          </w:p>
+        </w:tc>
+        <w:tc>
+          <w:tcPr>
+            <w:tcW w:type="dxa" w:w="1500"/>
             <w:tcMar>
               <w:top w:type="dxa" w:w="70"/>
               <w:left w:type="dxa" w:w="110"/>
@@ -11160,50 +12544,50 @@
                 <w:sz w:val="18"/>
                 <w:szCs w:val="18"/>
               </w:rPr>
-              <w:t xml:space="preserve">3478.3</w:t>
-            </w:r>
-          </w:p>
-        </w:tc>
-        <w:tc>
-          <w:tcPr>
-            <w:tcW w:type="dxa" w:w="5138"/>
-            <w:tcMar>
-              <w:top w:type="dxa" w:w="70"/>
-              <w:left w:type="dxa" w:w="110"/>
-              <w:bottom w:type="dxa" w:w="70"/>
-              <w:right w:type="dxa" w:w="110"/>
-            </w:tcMar>
-          </w:tcPr>
-          <w:p>
-            <w:pPr>
-              <w:spacing w:after="0" w:line="260"/>
-            </w:pPr>
-            <w:r>
-              <w:rPr>
-                <w:rFonts w:ascii="맑은 고딕" w:cs="맑은 고딕" w:eastAsia="맑은 고딕" w:hAnsi="맑은 고딕"/>
-                <w:b w:val="false"/>
-                <w:bCs w:val="false"/>
-                <w:color w:val="1A1D21"/>
-                <w:sz w:val="18"/>
-                <w:szCs w:val="18"/>
-              </w:rPr>
-              <w:t xml:space="preserve">렌즈 12mm ÷ 화소 3.45µm.</w:t>
-            </w:r>
-          </w:p>
-          <w:p>
-            <w:pPr>
-              <w:spacing w:after="0" w:line="260"/>
-            </w:pPr>
-            <w:r>
-              <w:rPr>
-                <w:rFonts w:ascii="맑은 고딕" w:cs="맑은 고딕" w:eastAsia="맑은 고딕" w:hAnsi="맑은 고딕"/>
-                <w:b w:val="false"/>
-                <w:bCs w:val="false"/>
-                <w:color w:val="1A1D21"/>
-                <w:sz w:val="18"/>
-                <w:szCs w:val="18"/>
-              </w:rPr>
-              <w:t xml:space="preserve">1593 은 5.50mm 렌즈에 해당했다</w:t>
+              <w:t xml:space="preserve">8 mm</w:t>
+            </w:r>
+          </w:p>
+        </w:tc>
+        <w:tc>
+          <w:tcPr>
+            <w:tcW w:type="dxa" w:w="4938"/>
+            <w:tcMar>
+              <w:top w:type="dxa" w:w="70"/>
+              <w:left w:type="dxa" w:w="110"/>
+              <w:bottom w:type="dxa" w:w="70"/>
+              <w:right w:type="dxa" w:w="110"/>
+            </w:tcMar>
+          </w:tcPr>
+          <w:p>
+            <w:pPr>
+              <w:spacing w:after="0" w:line="260"/>
+            </w:pPr>
+            <w:r>
+              <w:rPr>
+                <w:rFonts w:ascii="맑은 고딕" w:cs="맑은 고딕" w:eastAsia="맑은 고딕" w:hAnsi="맑은 고딕"/>
+                <w:b w:val="false"/>
+                <w:bCs w:val="false"/>
+                <w:color w:val="1A1D21"/>
+                <w:sz w:val="18"/>
+                <w:szCs w:val="18"/>
+              </w:rPr>
+              <w:t xml:space="preserve">PDF 는 초점거리를 명시하지 않는다.</w:t>
+            </w:r>
+          </w:p>
+          <w:p>
+            <w:pPr>
+              <w:spacing w:after="0" w:line="260"/>
+            </w:pPr>
+            <w:r>
+              <w:rPr>
+                <w:rFonts w:ascii="맑은 고딕" w:cs="맑은 고딕" w:eastAsia="맑은 고딕" w:hAnsi="맑은 고딕"/>
+                <w:b w:val="false"/>
+                <w:bCs w:val="false"/>
+                <w:color w:val="1A1D21"/>
+                <w:sz w:val="18"/>
+                <w:szCs w:val="18"/>
+              </w:rPr>
+              <w:t xml:space="preserve">12mm 로는 격자도 심도도 안 맞는다 (5.3)</w:t>
             </w:r>
           </w:p>
         </w:tc>
@@ -11232,13 +12616,13 @@
                 <w:sz w:val="18"/>
                 <w:szCs w:val="18"/>
               </w:rPr>
-              <w:t xml:space="preserve">DOE 발산각</w:t>
-            </w:r>
-          </w:p>
-        </w:tc>
-        <w:tc>
-          <w:tcPr>
-            <w:tcW w:type="dxa" w:w="1400"/>
+              <w:t xml:space="preserve">초점거리 f_px</w:t>
+            </w:r>
+          </w:p>
+        </w:tc>
+        <w:tc>
+          <w:tcPr>
+            <w:tcW w:type="dxa" w:w="1500"/>
             <w:tcMar>
               <w:top w:type="dxa" w:w="70"/>
               <w:left w:type="dxa" w:w="110"/>
@@ -11259,13 +12643,13 @@
                 <w:sz w:val="18"/>
                 <w:szCs w:val="18"/>
               </w:rPr>
-              <w:t xml:space="preserve">60.82°</w:t>
-            </w:r>
-          </w:p>
-        </w:tc>
-        <w:tc>
-          <w:tcPr>
-            <w:tcW w:type="dxa" w:w="1400"/>
+              <w:t xml:space="preserve">3478.3</w:t>
+            </w:r>
+          </w:p>
+        </w:tc>
+        <w:tc>
+          <w:tcPr>
+            <w:tcW w:type="dxa" w:w="1500"/>
             <w:tcMar>
               <w:top w:type="dxa" w:w="70"/>
               <w:left w:type="dxa" w:w="110"/>
@@ -11286,50 +12670,50 @@
                 <w:sz w:val="18"/>
                 <w:szCs w:val="18"/>
               </w:rPr>
-              <w:t xml:space="preserve">31.0°</w:t>
-            </w:r>
-          </w:p>
-        </w:tc>
-        <w:tc>
-          <w:tcPr>
-            <w:tcW w:type="dxa" w:w="5138"/>
-            <w:tcMar>
-              <w:top w:type="dxa" w:w="70"/>
-              <w:left w:type="dxa" w:w="110"/>
-              <w:bottom w:type="dxa" w:w="70"/>
-              <w:right w:type="dxa" w:w="110"/>
-            </w:tcMar>
-          </w:tcPr>
-          <w:p>
-            <w:pPr>
-              <w:spacing w:after="0" w:line="260"/>
-            </w:pPr>
-            <w:r>
-              <w:rPr>
-                <w:rFonts w:ascii="맑은 고딕" w:cs="맑은 고딕" w:eastAsia="맑은 고딕" w:hAnsi="맑은 고딕"/>
-                <w:b w:val="false"/>
-                <w:bCs w:val="false"/>
-                <w:color w:val="1A1D21"/>
-                <w:sz w:val="18"/>
-                <w:szCs w:val="18"/>
-              </w:rPr>
-              <w:t xml:space="preserve">21선이 1.0~1.5m 내내 센서 안에</w:t>
-            </w:r>
-          </w:p>
-          <w:p>
-            <w:pPr>
-              <w:spacing w:after="0" w:line="260"/>
-            </w:pPr>
-            <w:r>
-              <w:rPr>
-                <w:rFonts w:ascii="맑은 고딕" w:cs="맑은 고딕" w:eastAsia="맑은 고딕" w:hAnsi="맑은 고딕"/>
-                <w:b w:val="false"/>
-                <w:bCs w:val="false"/>
-                <w:color w:val="1A1D21"/>
-                <w:sz w:val="18"/>
-                <w:szCs w:val="18"/>
-              </w:rPr>
-              <w:t xml:space="preserve">들어오는 최대값</w:t>
+              <w:t xml:space="preserve">2318.8</w:t>
+            </w:r>
+          </w:p>
+        </w:tc>
+        <w:tc>
+          <w:tcPr>
+            <w:tcW w:type="dxa" w:w="4938"/>
+            <w:tcMar>
+              <w:top w:type="dxa" w:w="70"/>
+              <w:left w:type="dxa" w:w="110"/>
+              <w:bottom w:type="dxa" w:w="70"/>
+              <w:right w:type="dxa" w:w="110"/>
+            </w:tcMar>
+          </w:tcPr>
+          <w:p>
+            <w:pPr>
+              <w:spacing w:after="0" w:line="260"/>
+            </w:pPr>
+            <w:r>
+              <w:rPr>
+                <w:rFonts w:ascii="맑은 고딕" w:cs="맑은 고딕" w:eastAsia="맑은 고딕" w:hAnsi="맑은 고딕"/>
+                <w:b w:val="false"/>
+                <w:bCs w:val="false"/>
+                <w:color w:val="1A1D21"/>
+                <w:sz w:val="18"/>
+                <w:szCs w:val="18"/>
+              </w:rPr>
+              <w:t xml:space="preserve">8mm ÷ 화소 3.45µm.</w:t>
+            </w:r>
+          </w:p>
+          <w:p>
+            <w:pPr>
+              <w:spacing w:after="0" w:line="260"/>
+            </w:pPr>
+            <w:r>
+              <w:rPr>
+                <w:rFonts w:ascii="맑은 고딕" w:cs="맑은 고딕" w:eastAsia="맑은 고딕" w:hAnsi="맑은 고딕"/>
+                <w:b w:val="false"/>
+                <w:bCs w:val="false"/>
+                <w:color w:val="1A1D21"/>
+                <w:sz w:val="18"/>
+                <w:szCs w:val="18"/>
+              </w:rPr>
+              <w:t xml:space="preserve">그 이전 1593 은 5.50mm 에 해당했다</w:t>
             </w:r>
           </w:p>
         </w:tc>
@@ -11358,40 +12742,40 @@
                 <w:sz w:val="18"/>
                 <w:szCs w:val="18"/>
               </w:rPr>
-              <w:t xml:space="preserve">레이저 수렴각</w:t>
-            </w:r>
-          </w:p>
-        </w:tc>
-        <w:tc>
-          <w:tcPr>
-            <w:tcW w:type="dxa" w:w="1400"/>
-            <w:tcMar>
-              <w:top w:type="dxa" w:w="70"/>
-              <w:left w:type="dxa" w:w="110"/>
-              <w:bottom w:type="dxa" w:w="70"/>
-              <w:right w:type="dxa" w:w="110"/>
-            </w:tcMar>
-          </w:tcPr>
-          <w:p>
-            <w:pPr>
-              <w:spacing w:after="0" w:line="260"/>
-            </w:pPr>
-            <w:r>
-              <w:rPr>
-                <w:rFonts w:ascii="맑은 고딕" w:cs="맑은 고딕" w:eastAsia="맑은 고딕" w:hAnsi="맑은 고딕"/>
-                <w:b w:val="false"/>
-                <w:bCs w:val="false"/>
-                <w:color w:val="77848D"/>
-                <w:sz w:val="18"/>
-                <w:szCs w:val="18"/>
-              </w:rPr>
-              <w:t xml:space="preserve">없음</w:t>
-            </w:r>
-          </w:p>
-        </w:tc>
-        <w:tc>
-          <w:tcPr>
-            <w:tcW w:type="dxa" w:w="1400"/>
+              <w:t xml:space="preserve">DOE 발산각</w:t>
+            </w:r>
+          </w:p>
+        </w:tc>
+        <w:tc>
+          <w:tcPr>
+            <w:tcW w:type="dxa" w:w="1500"/>
+            <w:tcMar>
+              <w:top w:type="dxa" w:w="70"/>
+              <w:left w:type="dxa" w:w="110"/>
+              <w:bottom w:type="dxa" w:w="70"/>
+              <w:right w:type="dxa" w:w="110"/>
+            </w:tcMar>
+          </w:tcPr>
+          <w:p>
+            <w:pPr>
+              <w:spacing w:after="0" w:line="260"/>
+            </w:pPr>
+            <w:r>
+              <w:rPr>
+                <w:rFonts w:ascii="맑은 고딕" w:cs="맑은 고딕" w:eastAsia="맑은 고딕" w:hAnsi="맑은 고딕"/>
+                <w:b w:val="false"/>
+                <w:bCs w:val="false"/>
+                <w:color w:val="9A5B0B"/>
+                <w:sz w:val="18"/>
+                <w:szCs w:val="18"/>
+              </w:rPr>
+              <w:t xml:space="preserve">31.0° (임의)</w:t>
+            </w:r>
+          </w:p>
+        </w:tc>
+        <w:tc>
+          <w:tcPr>
+            <w:tcW w:type="dxa" w:w="1500"/>
             <w:tcMar>
               <w:top w:type="dxa" w:w="70"/>
               <w:left w:type="dxa" w:w="110"/>
@@ -11412,50 +12796,50 @@
                 <w:sz w:val="18"/>
                 <w:szCs w:val="18"/>
               </w:rPr>
-              <w:t xml:space="preserve">5.1°</w:t>
-            </w:r>
-          </w:p>
-        </w:tc>
-        <w:tc>
-          <w:tcPr>
-            <w:tcW w:type="dxa" w:w="5138"/>
-            <w:tcMar>
-              <w:top w:type="dxa" w:w="70"/>
-              <w:left w:type="dxa" w:w="110"/>
-              <w:bottom w:type="dxa" w:w="70"/>
-              <w:right w:type="dxa" w:w="110"/>
-            </w:tcMar>
-          </w:tcPr>
-          <w:p>
-            <w:pPr>
-              <w:spacing w:after="0" w:line="260"/>
-            </w:pPr>
-            <w:r>
-              <w:rPr>
-                <w:rFonts w:ascii="맑은 고딕" w:cs="맑은 고딕" w:eastAsia="맑은 고딕" w:hAnsi="맑은 고딕"/>
-                <w:b w:val="false"/>
-                <w:bCs w:val="false"/>
-                <w:color w:val="1A1D21"/>
-                <w:sz w:val="18"/>
-                <w:szCs w:val="18"/>
-              </w:rPr>
-              <w:t xml:space="preserve">시차 이동량 상쇄. 발산각을</w:t>
-            </w:r>
-          </w:p>
-          <w:p>
-            <w:pPr>
-              <w:spacing w:after="0" w:line="260"/>
-            </w:pPr>
-            <w:r>
-              <w:rPr>
-                <w:rFonts w:ascii="맑은 고딕" w:cs="맑은 고딕" w:eastAsia="맑은 고딕" w:hAnsi="맑은 고딕"/>
-                <w:b w:val="false"/>
-                <w:bCs w:val="false"/>
-                <w:color w:val="1A1D21"/>
-                <w:sz w:val="18"/>
-                <w:szCs w:val="18"/>
-              </w:rPr>
-              <w:t xml:space="preserve">21.24°에서 31.0°로 넓힌다</w:t>
+              <w:t xml:space="preserve">42.61°</w:t>
+            </w:r>
+          </w:p>
+        </w:tc>
+        <w:tc>
+          <w:tcPr>
+            <w:tcW w:type="dxa" w:w="4938"/>
+            <w:tcMar>
+              <w:top w:type="dxa" w:w="70"/>
+              <w:left w:type="dxa" w:w="110"/>
+              <w:bottom w:type="dxa" w:w="70"/>
+              <w:right w:type="dxa" w:w="110"/>
+            </w:tcMar>
+          </w:tcPr>
+          <w:p>
+            <w:pPr>
+              <w:spacing w:after="0" w:line="260"/>
+            </w:pPr>
+            <w:r>
+              <w:rPr>
+                <w:rFonts w:ascii="맑은 고딕" w:cs="맑은 고딕" w:eastAsia="맑은 고딕" w:hAnsi="맑은 고딕"/>
+                <w:b w:val="false"/>
+                <w:bCs w:val="false"/>
+                <w:color w:val="1A1D21"/>
+                <w:sz w:val="18"/>
+                <w:szCs w:val="18"/>
+              </w:rPr>
+              <w:t xml:space="preserve">PDF 2.2 「120cm 936×936mm」.</w:t>
+            </w:r>
+          </w:p>
+          <w:p>
+            <w:pPr>
+              <w:spacing w:after="0" w:line="260"/>
+            </w:pPr>
+            <w:r>
+              <w:rPr>
+                <w:rFonts w:ascii="맑은 고딕" w:cs="맑은 고딕" w:eastAsia="맑은 고딕" w:hAnsi="맑은 고딕"/>
+                <w:b w:val="false"/>
+                <w:bCs w:val="false"/>
+                <w:color w:val="1A1D21"/>
+                <w:sz w:val="18"/>
+                <w:szCs w:val="18"/>
+              </w:rPr>
+              <w:t xml:space="preserve">8mm 렌즈로 그대로 담긴다</w:t>
             </w:r>
           </w:p>
         </w:tc>
@@ -11490,24 +12874,24 @@
         </w:tc>
         <w:tc>
           <w:tcPr>
-            <w:tcW w:type="dxa" w:w="1400"/>
-            <w:tcMar>
-              <w:top w:type="dxa" w:w="70"/>
-              <w:left w:type="dxa" w:w="110"/>
-              <w:bottom w:type="dxa" w:w="70"/>
-              <w:right w:type="dxa" w:w="110"/>
-            </w:tcMar>
-          </w:tcPr>
-          <w:p>
-            <w:pPr>
-              <w:spacing w:after="0" w:line="260"/>
-            </w:pPr>
-            <w:r>
-              <w:rPr>
-                <w:rFonts w:ascii="맑은 고딕" w:cs="맑은 고딕" w:eastAsia="맑은 고딕" w:hAnsi="맑은 고딕"/>
-                <w:b w:val="false"/>
-                <w:bCs w:val="false"/>
-                <w:color w:val="1A1D21"/>
+            <w:tcW w:type="dxa" w:w="1500"/>
+            <w:tcMar>
+              <w:top w:type="dxa" w:w="70"/>
+              <w:left w:type="dxa" w:w="110"/>
+              <w:bottom w:type="dxa" w:w="70"/>
+              <w:right w:type="dxa" w:w="110"/>
+            </w:tcMar>
+          </w:tcPr>
+          <w:p>
+            <w:pPr>
+              <w:spacing w:after="0" w:line="260"/>
+            </w:pPr>
+            <w:r>
+              <w:rPr>
+                <w:rFonts w:ascii="맑은 고딕" w:cs="맑은 고딕" w:eastAsia="맑은 고딕" w:hAnsi="맑은 고딕"/>
+                <w:b w:val="false"/>
+                <w:bCs w:val="false"/>
+                <w:color w:val="77848D"/>
                 <w:sz w:val="18"/>
                 <w:szCs w:val="18"/>
               </w:rPr>
@@ -11517,55 +12901,71 @@
         </w:tc>
         <w:tc>
           <w:tcPr>
-            <w:tcW w:type="dxa" w:w="1400"/>
-            <w:tcMar>
-              <w:top w:type="dxa" w:w="70"/>
-              <w:left w:type="dxa" w:w="110"/>
-              <w:bottom w:type="dxa" w:w="70"/>
-              <w:right w:type="dxa" w:w="110"/>
-            </w:tcMar>
-          </w:tcPr>
-          <w:p>
-            <w:pPr>
-              <w:spacing w:after="0" w:line="260"/>
-            </w:pPr>
-            <w:r>
-              <w:rPr>
-                <w:rFonts w:ascii="맑은 고딕" w:cs="맑은 고딕" w:eastAsia="맑은 고딕" w:hAnsi="맑은 고딕"/>
-                <w:b w:val="false"/>
-                <w:bCs w:val="false"/>
-                <w:color w:val="1A1D21"/>
-                <w:sz w:val="18"/>
-                <w:szCs w:val="18"/>
-              </w:rPr>
-              <w:t xml:space="preserve">21 + 21</w:t>
-            </w:r>
-          </w:p>
-        </w:tc>
-        <w:tc>
-          <w:tcPr>
-            <w:tcW w:type="dxa" w:w="5138"/>
-            <w:tcMar>
-              <w:top w:type="dxa" w:w="70"/>
-              <w:left w:type="dxa" w:w="110"/>
-              <w:bottom w:type="dxa" w:w="70"/>
-              <w:right w:type="dxa" w:w="110"/>
-            </w:tcMar>
-          </w:tcPr>
-          <w:p>
-            <w:pPr>
-              <w:spacing w:after="0" w:line="260"/>
-            </w:pPr>
-            <w:r>
-              <w:rPr>
-                <w:rFonts w:ascii="맑은 고딕" w:cs="맑은 고딕" w:eastAsia="맑은 고딕" w:hAnsi="맑은 고딕"/>
-                <w:b w:val="false"/>
-                <w:bCs w:val="false"/>
-                <w:color w:val="1A1D21"/>
-                <w:sz w:val="18"/>
-                <w:szCs w:val="18"/>
-              </w:rPr>
-              <w:t xml:space="preserve">유지</w:t>
+            <w:tcW w:type="dxa" w:w="1500"/>
+            <w:tcMar>
+              <w:top w:type="dxa" w:w="70"/>
+              <w:left w:type="dxa" w:w="110"/>
+              <w:bottom w:type="dxa" w:w="70"/>
+              <w:right w:type="dxa" w:w="110"/>
+            </w:tcMar>
+          </w:tcPr>
+          <w:p>
+            <w:pPr>
+              <w:spacing w:after="0" w:line="260"/>
+            </w:pPr>
+            <w:r>
+              <w:rPr>
+                <w:rFonts w:ascii="맑은 고딕" w:cs="맑은 고딕" w:eastAsia="맑은 고딕" w:hAnsi="맑은 고딕"/>
+                <w:b w:val="false"/>
+                <w:bCs w:val="false"/>
+                <w:color w:val="0F6E33"/>
+                <w:sz w:val="18"/>
+                <w:szCs w:val="18"/>
+              </w:rPr>
+              <w:t xml:space="preserve">20 + 20</w:t>
+            </w:r>
+          </w:p>
+        </w:tc>
+        <w:tc>
+          <w:tcPr>
+            <w:tcW w:type="dxa" w:w="4938"/>
+            <w:tcMar>
+              <w:top w:type="dxa" w:w="70"/>
+              <w:left w:type="dxa" w:w="110"/>
+              <w:bottom w:type="dxa" w:w="70"/>
+              <w:right w:type="dxa" w:w="110"/>
+            </w:tcMar>
+          </w:tcPr>
+          <w:p>
+            <w:pPr>
+              <w:spacing w:after="0" w:line="260"/>
+            </w:pPr>
+            <w:r>
+              <w:rPr>
+                <w:rFonts w:ascii="맑은 고딕" w:cs="맑은 고딕" w:eastAsia="맑은 고딕" w:hAnsi="맑은 고딕"/>
+                <w:b w:val="false"/>
+                <w:bCs w:val="false"/>
+                <w:color w:val="1A1D21"/>
+                <w:sz w:val="18"/>
+                <w:szCs w:val="18"/>
+              </w:rPr>
+              <w:t xml:space="preserve">PDF 2.2 「수직20 + 수평20,</w:t>
+            </w:r>
+          </w:p>
+          <w:p>
+            <w:pPr>
+              <w:spacing w:after="0" w:line="260"/>
+            </w:pPr>
+            <w:r>
+              <w:rPr>
+                <w:rFonts w:ascii="맑은 고딕" w:cs="맑은 고딕" w:eastAsia="맑은 고딕" w:hAnsi="맑은 고딕"/>
+                <w:b w:val="false"/>
+                <w:bCs w:val="false"/>
+                <w:color w:val="1A1D21"/>
+                <w:sz w:val="18"/>
+                <w:szCs w:val="18"/>
+              </w:rPr>
+              <w:t xml:space="preserve">400 교점」</w:t>
             </w:r>
           </w:p>
         </w:tc>
@@ -11594,88 +12994,104 @@
                 <w:sz w:val="18"/>
                 <w:szCs w:val="18"/>
               </w:rPr>
-              <w:t xml:space="preserve">기선 b</w:t>
-            </w:r>
-          </w:p>
-        </w:tc>
-        <w:tc>
-          <w:tcPr>
-            <w:tcW w:type="dxa" w:w="1400"/>
-            <w:tcMar>
-              <w:top w:type="dxa" w:w="70"/>
-              <w:left w:type="dxa" w:w="110"/>
-              <w:bottom w:type="dxa" w:w="70"/>
-              <w:right w:type="dxa" w:w="110"/>
-            </w:tcMar>
-          </w:tcPr>
-          <w:p>
-            <w:pPr>
-              <w:spacing w:after="0" w:line="260"/>
-            </w:pPr>
-            <w:r>
-              <w:rPr>
-                <w:rFonts w:ascii="맑은 고딕" w:cs="맑은 고딕" w:eastAsia="맑은 고딕" w:hAnsi="맑은 고딕"/>
-                <w:b w:val="false"/>
-                <w:bCs w:val="false"/>
-                <w:color w:val="1A1D21"/>
-                <w:sz w:val="18"/>
-                <w:szCs w:val="18"/>
-              </w:rPr>
-              <w:t xml:space="preserve">0.150 m</w:t>
-            </w:r>
-          </w:p>
-        </w:tc>
-        <w:tc>
-          <w:tcPr>
-            <w:tcW w:type="dxa" w:w="1400"/>
-            <w:tcMar>
-              <w:top w:type="dxa" w:w="70"/>
-              <w:left w:type="dxa" w:w="110"/>
-              <w:bottom w:type="dxa" w:w="70"/>
-              <w:right w:type="dxa" w:w="110"/>
-            </w:tcMar>
-          </w:tcPr>
-          <w:p>
-            <w:pPr>
-              <w:spacing w:after="0" w:line="260"/>
-            </w:pPr>
-            <w:r>
-              <w:rPr>
-                <w:rFonts w:ascii="맑은 고딕" w:cs="맑은 고딕" w:eastAsia="맑은 고딕" w:hAnsi="맑은 고딕"/>
-                <w:b w:val="false"/>
-                <w:bCs w:val="false"/>
-                <w:color w:val="1A1D21"/>
-                <w:sz w:val="18"/>
-                <w:szCs w:val="18"/>
-              </w:rPr>
-              <w:t xml:space="preserve">0.150 m</w:t>
-            </w:r>
-          </w:p>
-        </w:tc>
-        <w:tc>
-          <w:tcPr>
-            <w:tcW w:type="dxa" w:w="5138"/>
-            <w:tcMar>
-              <w:top w:type="dxa" w:w="70"/>
-              <w:left w:type="dxa" w:w="110"/>
-              <w:bottom w:type="dxa" w:w="70"/>
-              <w:right w:type="dxa" w:w="110"/>
-            </w:tcMar>
-          </w:tcPr>
-          <w:p>
-            <w:pPr>
-              <w:spacing w:after="0" w:line="260"/>
-            </w:pPr>
-            <w:r>
-              <w:rPr>
-                <w:rFonts w:ascii="맑은 고딕" w:cs="맑은 고딕" w:eastAsia="맑은 고딕" w:hAnsi="맑은 고딕"/>
-                <w:b w:val="false"/>
-                <w:bCs w:val="false"/>
-                <w:color w:val="1A1D21"/>
-                <w:sz w:val="18"/>
-                <w:szCs w:val="18"/>
-              </w:rPr>
-              <w:t xml:space="preserve">유지 (설계 고정값)</w:t>
+              <w:t xml:space="preserve">발사각 분포</w:t>
+            </w:r>
+          </w:p>
+        </w:tc>
+        <w:tc>
+          <w:tcPr>
+            <w:tcW w:type="dxa" w:w="1500"/>
+            <w:tcMar>
+              <w:top w:type="dxa" w:w="70"/>
+              <w:left w:type="dxa" w:w="110"/>
+              <w:bottom w:type="dxa" w:w="70"/>
+              <w:right w:type="dxa" w:w="110"/>
+            </w:tcMar>
+          </w:tcPr>
+          <w:p>
+            <w:pPr>
+              <w:spacing w:after="0" w:line="260"/>
+            </w:pPr>
+            <w:r>
+              <w:rPr>
+                <w:rFonts w:ascii="맑은 고딕" w:cs="맑은 고딕" w:eastAsia="맑은 고딕" w:hAnsi="맑은 고딕"/>
+                <w:b w:val="false"/>
+                <w:bCs w:val="false"/>
+                <w:color w:val="77848D"/>
+                <w:sz w:val="18"/>
+                <w:szCs w:val="18"/>
+              </w:rPr>
+              <w:t xml:space="preserve">각도 등간격</w:t>
+            </w:r>
+          </w:p>
+        </w:tc>
+        <w:tc>
+          <w:tcPr>
+            <w:tcW w:type="dxa" w:w="1500"/>
+            <w:tcMar>
+              <w:top w:type="dxa" w:w="70"/>
+              <w:left w:type="dxa" w:w="110"/>
+              <w:bottom w:type="dxa" w:w="70"/>
+              <w:right w:type="dxa" w:w="110"/>
+            </w:tcMar>
+          </w:tcPr>
+          <w:p>
+            <w:pPr>
+              <w:spacing w:after="0" w:line="260"/>
+            </w:pPr>
+            <w:r>
+              <w:rPr>
+                <w:rFonts w:ascii="맑은 고딕" w:cs="맑은 고딕" w:eastAsia="맑은 고딕" w:hAnsi="맑은 고딕"/>
+                <w:b w:val="false"/>
+                <w:bCs w:val="false"/>
+                <w:color w:val="0F6E33"/>
+                <w:sz w:val="18"/>
+                <w:szCs w:val="18"/>
+              </w:rPr>
+              <w:t xml:space="preserve">사인 등간격</w:t>
+            </w:r>
+          </w:p>
+        </w:tc>
+        <w:tc>
+          <w:tcPr>
+            <w:tcW w:type="dxa" w:w="4938"/>
+            <w:tcMar>
+              <w:top w:type="dxa" w:w="70"/>
+              <w:left w:type="dxa" w:w="110"/>
+              <w:bottom w:type="dxa" w:w="70"/>
+              <w:right w:type="dxa" w:w="110"/>
+            </w:tcMar>
+          </w:tcPr>
+          <w:p>
+            <w:pPr>
+              <w:spacing w:after="0" w:line="260"/>
+            </w:pPr>
+            <w:r>
+              <w:rPr>
+                <w:rFonts w:ascii="맑은 고딕" w:cs="맑은 고딕" w:eastAsia="맑은 고딕" w:hAnsi="맑은 고딕"/>
+                <w:b w:val="false"/>
+                <w:bCs w:val="false"/>
+                <w:color w:val="1A1D21"/>
+                <w:sz w:val="18"/>
+                <w:szCs w:val="18"/>
+              </w:rPr>
+              <w:t xml:space="preserve">회절격자 sin θ_m = m·λ/d.</w:t>
+            </w:r>
+          </w:p>
+          <w:p>
+            <w:pPr>
+              <w:spacing w:after="0" w:line="260"/>
+            </w:pPr>
+            <w:r>
+              <w:rPr>
+                <w:rFonts w:ascii="맑은 고딕" w:cs="맑은 고딕" w:eastAsia="맑은 고딕" w:hAnsi="맑은 고딕"/>
+                <w:b w:val="false"/>
+                <w:bCs w:val="false"/>
+                <w:color w:val="1A1D21"/>
+                <w:sz w:val="18"/>
+                <w:szCs w:val="18"/>
+              </w:rPr>
+              <w:t xml:space="preserve">차이가 1.2m 깊이 32mm 에 해당</w:t>
             </w:r>
           </w:p>
         </w:tc>
@@ -11704,13 +13120,407 @@
                 <w:sz w:val="18"/>
                 <w:szCs w:val="18"/>
               </w:rPr>
+              <w:t xml:space="preserve">레이저 수렴각</w:t>
+            </w:r>
+          </w:p>
+        </w:tc>
+        <w:tc>
+          <w:tcPr>
+            <w:tcW w:type="dxa" w:w="1500"/>
+            <w:tcMar>
+              <w:top w:type="dxa" w:w="70"/>
+              <w:left w:type="dxa" w:w="110"/>
+              <w:bottom w:type="dxa" w:w="70"/>
+              <w:right w:type="dxa" w:w="110"/>
+            </w:tcMar>
+          </w:tcPr>
+          <w:p>
+            <w:pPr>
+              <w:spacing w:after="0" w:line="260"/>
+            </w:pPr>
+            <w:r>
+              <w:rPr>
+                <w:rFonts w:ascii="맑은 고딕" w:cs="맑은 고딕" w:eastAsia="맑은 고딕" w:hAnsi="맑은 고딕"/>
+                <w:b w:val="false"/>
+                <w:bCs w:val="false"/>
+                <w:color w:val="77848D"/>
+                <w:sz w:val="18"/>
+                <w:szCs w:val="18"/>
+              </w:rPr>
+              <w:t xml:space="preserve">5.1°</w:t>
+            </w:r>
+          </w:p>
+        </w:tc>
+        <w:tc>
+          <w:tcPr>
+            <w:tcW w:type="dxa" w:w="1500"/>
+            <w:tcMar>
+              <w:top w:type="dxa" w:w="70"/>
+              <w:left w:type="dxa" w:w="110"/>
+              <w:bottom w:type="dxa" w:w="70"/>
+              <w:right w:type="dxa" w:w="110"/>
+            </w:tcMar>
+          </w:tcPr>
+          <w:p>
+            <w:pPr>
+              <w:spacing w:after="0" w:line="260"/>
+            </w:pPr>
+            <w:r>
+              <w:rPr>
+                <w:rFonts w:ascii="맑은 고딕" w:cs="맑은 고딕" w:eastAsia="맑은 고딕" w:hAnsi="맑은 고딕"/>
+                <w:b w:val="false"/>
+                <w:bCs w:val="false"/>
+                <w:color w:val="0F6E33"/>
+                <w:sz w:val="18"/>
+                <w:szCs w:val="18"/>
+              </w:rPr>
+              <w:t xml:space="preserve">6.18°</w:t>
+            </w:r>
+          </w:p>
+        </w:tc>
+        <w:tc>
+          <w:tcPr>
+            <w:tcW w:type="dxa" w:w="4938"/>
+            <w:tcMar>
+              <w:top w:type="dxa" w:w="70"/>
+              <w:left w:type="dxa" w:w="110"/>
+              <w:bottom w:type="dxa" w:w="70"/>
+              <w:right w:type="dxa" w:w="110"/>
+            </w:tcMar>
+          </w:tcPr>
+          <w:p>
+            <w:pPr>
+              <w:spacing w:after="0" w:line="260"/>
+            </w:pPr>
+            <w:r>
+              <w:rPr>
+                <w:rFonts w:ascii="맑은 고딕" w:cs="맑은 고딕" w:eastAsia="맑은 고딕" w:hAnsi="맑은 고딕"/>
+                <w:b w:val="false"/>
+                <w:bCs w:val="false"/>
+                <w:color w:val="1A1D21"/>
+                <w:sz w:val="18"/>
+                <w:szCs w:val="18"/>
+              </w:rPr>
+              <w:t xml:space="preserve">작업거리 양 끝 여유가 최대가</w:t>
+            </w:r>
+          </w:p>
+          <w:p>
+            <w:pPr>
+              <w:spacing w:after="0" w:line="260"/>
+            </w:pPr>
+            <w:r>
+              <w:rPr>
+                <w:rFonts w:ascii="맑은 고딕" w:cs="맑은 고딕" w:eastAsia="맑은 고딕" w:hAnsi="맑은 고딕"/>
+                <w:b w:val="false"/>
+                <w:bCs w:val="false"/>
+                <w:color w:val="1A1D21"/>
+                <w:sz w:val="18"/>
+                <w:szCs w:val="18"/>
+              </w:rPr>
+              <w:t xml:space="preserve">되는 값 (탐색)</w:t>
+            </w:r>
+          </w:p>
+        </w:tc>
+      </w:tr>
+      <w:tr>
+        <w:tc>
+          <w:tcPr>
+            <w:tcW w:type="dxa" w:w="1700"/>
+            <w:tcMar>
+              <w:top w:type="dxa" w:w="70"/>
+              <w:left w:type="dxa" w:w="110"/>
+              <w:bottom w:type="dxa" w:w="70"/>
+              <w:right w:type="dxa" w:w="110"/>
+            </w:tcMar>
+          </w:tcPr>
+          <w:p>
+            <w:pPr>
+              <w:spacing w:after="0" w:line="260"/>
+            </w:pPr>
+            <w:r>
+              <w:rPr>
+                <w:rFonts w:ascii="맑은 고딕" w:cs="맑은 고딕" w:eastAsia="맑은 고딕" w:hAnsi="맑은 고딕"/>
+                <w:b w:val="false"/>
+                <w:bCs w:val="false"/>
+                <w:color w:val="1A1D21"/>
+                <w:sz w:val="18"/>
+                <w:szCs w:val="18"/>
+              </w:rPr>
+              <w:t xml:space="preserve">Isaac 카메라 설정</w:t>
+            </w:r>
+          </w:p>
+        </w:tc>
+        <w:tc>
+          <w:tcPr>
+            <w:tcW w:type="dxa" w:w="1500"/>
+            <w:tcMar>
+              <w:top w:type="dxa" w:w="70"/>
+              <w:left w:type="dxa" w:w="110"/>
+              <w:bottom w:type="dxa" w:w="70"/>
+              <w:right w:type="dxa" w:w="110"/>
+            </w:tcMar>
+          </w:tcPr>
+          <w:p>
+            <w:pPr>
+              <w:spacing w:after="0" w:line="260"/>
+            </w:pPr>
+            <w:r>
+              <w:rPr>
+                <w:rFonts w:ascii="맑은 고딕" w:cs="맑은 고딕" w:eastAsia="맑은 고딕" w:hAnsi="맑은 고딕"/>
+                <w:b w:val="false"/>
+                <w:bCs w:val="false"/>
+                <w:color w:val="77848D"/>
+                <w:sz w:val="18"/>
+                <w:szCs w:val="18"/>
+              </w:rPr>
+              <w:t xml:space="preserve">aperture 36mm</w:t>
+            </w:r>
+          </w:p>
+          <w:p>
+            <w:pPr>
+              <w:spacing w:after="0" w:line="260"/>
+            </w:pPr>
+            <w:r>
+              <w:rPr>
+                <w:rFonts w:ascii="맑은 고딕" w:cs="맑은 고딕" w:eastAsia="맑은 고딕" w:hAnsi="맑은 고딕"/>
+                <w:b w:val="false"/>
+                <w:bCs w:val="false"/>
+                <w:color w:val="77848D"/>
+                <w:sz w:val="18"/>
+                <w:szCs w:val="18"/>
+              </w:rPr>
+              <w:t xml:space="preserve">focal 51.15mm</w:t>
+            </w:r>
+          </w:p>
+        </w:tc>
+        <w:tc>
+          <w:tcPr>
+            <w:tcW w:type="dxa" w:w="1500"/>
+            <w:tcMar>
+              <w:top w:type="dxa" w:w="70"/>
+              <w:left w:type="dxa" w:w="110"/>
+              <w:bottom w:type="dxa" w:w="70"/>
+              <w:right w:type="dxa" w:w="110"/>
+            </w:tcMar>
+          </w:tcPr>
+          <w:p>
+            <w:pPr>
+              <w:spacing w:after="0" w:line="260"/>
+            </w:pPr>
+            <w:r>
+              <w:rPr>
+                <w:rFonts w:ascii="맑은 고딕" w:cs="맑은 고딕" w:eastAsia="맑은 고딕" w:hAnsi="맑은 고딕"/>
+                <w:b w:val="false"/>
+                <w:bCs w:val="false"/>
+                <w:color w:val="0F6E33"/>
+                <w:sz w:val="18"/>
+                <w:szCs w:val="18"/>
+              </w:rPr>
+              <w:t xml:space="preserve">aperture 8.4456mm</w:t>
+            </w:r>
+          </w:p>
+          <w:p>
+            <w:pPr>
+              <w:spacing w:after="0" w:line="260"/>
+            </w:pPr>
+            <w:r>
+              <w:rPr>
+                <w:rFonts w:ascii="맑은 고딕" w:cs="맑은 고딕" w:eastAsia="맑은 고딕" w:hAnsi="맑은 고딕"/>
+                <w:b w:val="false"/>
+                <w:bCs w:val="false"/>
+                <w:color w:val="0F6E33"/>
+                <w:sz w:val="18"/>
+                <w:szCs w:val="18"/>
+              </w:rPr>
+              <w:t xml:space="preserve">focal 8mm</w:t>
+            </w:r>
+          </w:p>
+        </w:tc>
+        <w:tc>
+          <w:tcPr>
+            <w:tcW w:type="dxa" w:w="4938"/>
+            <w:tcMar>
+              <w:top w:type="dxa" w:w="70"/>
+              <w:left w:type="dxa" w:w="110"/>
+              <w:bottom w:type="dxa" w:w="70"/>
+              <w:right w:type="dxa" w:w="110"/>
+            </w:tcMar>
+          </w:tcPr>
+          <w:p>
+            <w:pPr>
+              <w:spacing w:after="0" w:line="260"/>
+            </w:pPr>
+            <w:r>
+              <w:rPr>
+                <w:rFonts w:ascii="맑은 고딕" w:cs="맑은 고딕" w:eastAsia="맑은 고딕" w:hAnsi="맑은 고딕"/>
+                <w:b w:val="false"/>
+                <w:bCs w:val="false"/>
+                <w:color w:val="1A1D21"/>
+                <w:sz w:val="18"/>
+                <w:szCs w:val="18"/>
+              </w:rPr>
+              <w:t xml:space="preserve">센서 실물 크기를 넣어야 f-stop·</w:t>
+            </w:r>
+          </w:p>
+          <w:p>
+            <w:pPr>
+              <w:spacing w:after="0" w:line="260"/>
+            </w:pPr>
+            <w:r>
+              <w:rPr>
+                <w:rFonts w:ascii="맑은 고딕" w:cs="맑은 고딕" w:eastAsia="맑은 고딕" w:hAnsi="맑은 고딕"/>
+                <w:b w:val="false"/>
+                <w:bCs w:val="false"/>
+                <w:color w:val="1A1D21"/>
+                <w:sz w:val="18"/>
+                <w:szCs w:val="18"/>
+              </w:rPr>
+              <w:t xml:space="preserve">심도까지 사양과 같아진다</w:t>
+            </w:r>
+          </w:p>
+        </w:tc>
+      </w:tr>
+      <w:tr>
+        <w:tc>
+          <w:tcPr>
+            <w:tcW w:type="dxa" w:w="1700"/>
+            <w:tcMar>
+              <w:top w:type="dxa" w:w="70"/>
+              <w:left w:type="dxa" w:w="110"/>
+              <w:bottom w:type="dxa" w:w="70"/>
+              <w:right w:type="dxa" w:w="110"/>
+            </w:tcMar>
+          </w:tcPr>
+          <w:p>
+            <w:pPr>
+              <w:spacing w:after="0" w:line="260"/>
+            </w:pPr>
+            <w:r>
+              <w:rPr>
+                <w:rFonts w:ascii="맑은 고딕" w:cs="맑은 고딕" w:eastAsia="맑은 고딕" w:hAnsi="맑은 고딕"/>
+                <w:b w:val="false"/>
+                <w:bCs w:val="false"/>
+                <w:color w:val="1A1D21"/>
+                <w:sz w:val="18"/>
+                <w:szCs w:val="18"/>
+              </w:rPr>
+              <w:t xml:space="preserve">기선 b</w:t>
+            </w:r>
+          </w:p>
+        </w:tc>
+        <w:tc>
+          <w:tcPr>
+            <w:tcW w:type="dxa" w:w="1500"/>
+            <w:tcMar>
+              <w:top w:type="dxa" w:w="70"/>
+              <w:left w:type="dxa" w:w="110"/>
+              <w:bottom w:type="dxa" w:w="70"/>
+              <w:right w:type="dxa" w:w="110"/>
+            </w:tcMar>
+          </w:tcPr>
+          <w:p>
+            <w:pPr>
+              <w:spacing w:after="0" w:line="260"/>
+            </w:pPr>
+            <w:r>
+              <w:rPr>
+                <w:rFonts w:ascii="맑은 고딕" w:cs="맑은 고딕" w:eastAsia="맑은 고딕" w:hAnsi="맑은 고딕"/>
+                <w:b w:val="false"/>
+                <w:bCs w:val="false"/>
+                <w:color w:val="1A1D21"/>
+                <w:sz w:val="18"/>
+                <w:szCs w:val="18"/>
+              </w:rPr>
+              <w:t xml:space="preserve">0.150 m</w:t>
+            </w:r>
+          </w:p>
+        </w:tc>
+        <w:tc>
+          <w:tcPr>
+            <w:tcW w:type="dxa" w:w="1500"/>
+            <w:tcMar>
+              <w:top w:type="dxa" w:w="70"/>
+              <w:left w:type="dxa" w:w="110"/>
+              <w:bottom w:type="dxa" w:w="70"/>
+              <w:right w:type="dxa" w:w="110"/>
+            </w:tcMar>
+          </w:tcPr>
+          <w:p>
+            <w:pPr>
+              <w:spacing w:after="0" w:line="260"/>
+            </w:pPr>
+            <w:r>
+              <w:rPr>
+                <w:rFonts w:ascii="맑은 고딕" w:cs="맑은 고딕" w:eastAsia="맑은 고딕" w:hAnsi="맑은 고딕"/>
+                <w:b w:val="false"/>
+                <w:bCs w:val="false"/>
+                <w:color w:val="1A1D21"/>
+                <w:sz w:val="18"/>
+                <w:szCs w:val="18"/>
+              </w:rPr>
+              <w:t xml:space="preserve">0.150 m</w:t>
+            </w:r>
+          </w:p>
+        </w:tc>
+        <w:tc>
+          <w:tcPr>
+            <w:tcW w:type="dxa" w:w="4938"/>
+            <w:tcMar>
+              <w:top w:type="dxa" w:w="70"/>
+              <w:left w:type="dxa" w:w="110"/>
+              <w:bottom w:type="dxa" w:w="70"/>
+              <w:right w:type="dxa" w:w="110"/>
+            </w:tcMar>
+          </w:tcPr>
+          <w:p>
+            <w:pPr>
+              <w:spacing w:after="0" w:line="260"/>
+            </w:pPr>
+            <w:r>
+              <w:rPr>
+                <w:rFonts w:ascii="맑은 고딕" w:cs="맑은 고딕" w:eastAsia="맑은 고딕" w:hAnsi="맑은 고딕"/>
+                <w:b w:val="false"/>
+                <w:bCs w:val="false"/>
+                <w:color w:val="1A1D21"/>
+                <w:sz w:val="18"/>
+                <w:szCs w:val="18"/>
+              </w:rPr>
+              <w:t xml:space="preserve">유지 (PDF 2.2 사양값)</w:t>
+            </w:r>
+          </w:p>
+        </w:tc>
+      </w:tr>
+      <w:tr>
+        <w:tc>
+          <w:tcPr>
+            <w:tcW w:type="dxa" w:w="1700"/>
+            <w:tcMar>
+              <w:top w:type="dxa" w:w="70"/>
+              <w:left w:type="dxa" w:w="110"/>
+              <w:bottom w:type="dxa" w:w="70"/>
+              <w:right w:type="dxa" w:w="110"/>
+            </w:tcMar>
+          </w:tcPr>
+          <w:p>
+            <w:pPr>
+              <w:spacing w:after="0" w:line="260"/>
+            </w:pPr>
+            <w:r>
+              <w:rPr>
+                <w:rFonts w:ascii="맑은 고딕" w:cs="맑은 고딕" w:eastAsia="맑은 고딕" w:hAnsi="맑은 고딕"/>
+                <w:b w:val="false"/>
+                <w:bCs w:val="false"/>
+                <w:color w:val="1A1D21"/>
+                <w:sz w:val="18"/>
+                <w:szCs w:val="18"/>
+              </w:rPr>
               <w:t xml:space="preserve">주점 c_x, c_y</w:t>
             </w:r>
           </w:p>
         </w:tc>
         <w:tc>
           <w:tcPr>
-            <w:tcW w:type="dxa" w:w="1400"/>
+            <w:tcW w:type="dxa" w:w="1500"/>
             <w:tcMar>
               <w:top w:type="dxa" w:w="70"/>
               <w:left w:type="dxa" w:w="110"/>
@@ -11737,7 +13547,7 @@
         </w:tc>
         <w:tc>
           <w:tcPr>
-            <w:tcW w:type="dxa" w:w="1400"/>
+            <w:tcW w:type="dxa" w:w="1500"/>
             <w:tcMar>
               <w:top w:type="dxa" w:w="70"/>
               <w:left w:type="dxa" w:w="110"/>
@@ -11764,7 +13574,7 @@
         </w:tc>
         <w:tc>
           <w:tcPr>
-            <w:tcW w:type="dxa" w:w="5138"/>
+            <w:tcW w:type="dxa" w:w="4938"/>
             <w:tcMar>
               <w:top w:type="dxa" w:w="70"/>
               <w:left w:type="dxa" w:w="110"/>
@@ -11791,6 +13601,24 @@
         </w:tc>
       </w:tr>
     </w:tbl>
+    <w:p>
+      <w:pPr>
+        <w:pBdr>
+          <w:left w:val="single" w:color="9A5B0B" w:sz="14" w:space="10"/>
+        </w:pBdr>
+        <w:spacing w:after="160" w:before="120" w:line="300"/>
+        <w:ind w:left="200"/>
+      </w:pPr>
+      <w:r>
+        <w:rPr>
+          <w:rFonts w:ascii="맑은 고딕" w:cs="맑은 고딕" w:eastAsia="맑은 고딕" w:hAnsi="맑은 고딕"/>
+          <w:color w:val="44505A"/>
+          <w:sz w:val="19"/>
+          <w:szCs w:val="19"/>
+        </w:rPr>
+        <w:t xml:space="preserve">이번 개정의 핵심은 「PDF 에 있는 값」과 「없어서 정한 값」을 분리한 것이다. 이전 표는 렌즈 12mm 를 spec 으로 적어 두었으나 PDF 에 그런 줄이 없고, 12mm 를 전제로 DOE 발산각을 42.61° 에서 31.0° 로 임의로 낮춰 놓은 상태였다. PDF 에 실제로 적힌 것은 DOE 쪽(936mm, 20+20, 400교점)이므로, 그것을 고정하고 명시되지 않은 초점거리를 8mm 로 정하는 것이 사양을 지키는 방향이다.</w:t>
+      </w:r>
+    </w:p>
     <w:p>
       <w:pPr>
         <w:pStyle w:val="Heading3"/>
@@ -11819,7 +13647,7 @@
           <w:sz w:val="20"/>
           <w:szCs w:val="20"/>
         </w:rPr>
-        <w:t xml:space="preserve">A_선검출의 격자 위치 예측이 u = f·tan(α) + c_x 로, 시차항 −f·b/Z 를 빼먹고 있었다. 예측은 추적 밴드의 중심을 잡는 데 쓰이는데 밴드 폭이 20~50px 이므로, 435px 어긋난 예측은 밴드를 실제 선 근처에도 놓지 못한다. 이전 f=1593 에서도 199px 어긋나 있었으므로 새로 생긴 문제가 아니다.</w:t>
+        <w:t xml:space="preserve">A_선검출의 격자 위치 예측이 u = f·tan(α) + c_x 로, 시차항 −f·b/Z 를 빼먹고 있었다. 예측은 추적 밴드의 중심을 잡는 데 쓰이는데 밴드 폭이 20~50px 이므로, 수백 px 어긋난 예측은 밴드를 실제 선 근처에도 놓지 못한다. 아래 수치는 수정 시점(f=3478.3)에 측정한 것이다. f=2318.8 에서는 시차항이 290px 로 줄지만 밴드 폭보다 여전히 한 자릿수 크므로 결론은 같다.</w:t>
       </w:r>
     </w:p>
     <w:p>
@@ -13052,7 +14880,7 @@
           <w:sz w:val="20"/>
           <w:szCs w:val="20"/>
         </w:rPr>
-        <w:t xml:space="preserve">f_px 는 2448px 센서 기준값이다(당시 1593, 현재 3478.3). 471px 이미지에 그대로 쓰면 예측 격자가 화면 밖으로 나가 21개 중 5개만 안에 들어온다. 해상도에 맞춰 환산하면 21개 전부 화면 안에 들어오고 평균 오차가 332px에서 7px로 떨어진다. 다만 7px도 격자 간격 23px의 30%라 측정에는 쓸 수 없다. 이 환산은 calibration.scale_to_resolution() 으로 제공한다.</w:t>
+        <w:t xml:space="preserve">f_px 는 2448px 센서 기준값이다(시험 당시 3478.3, 현재 2318.8). 471px 이미지에 그대로 쓰면 예측 격자가 화면 밖으로 나가 21개 중 5개만 안에 들어왔다. 해상도에 맞춰 환산하면 전부 화면 안에 들어오고 평균 오차가 332px에서 7px로 떨어진다. 다만 7px도 격자 간격 23px의 30%라 측정에는 쓸 수 없다. 이 환산은 calibration.scale_to_resolution() 으로 제공한다.</w:t>
       </w:r>
     </w:p>
     <w:p>
@@ -13237,7 +15065,7 @@
           <w:sz w:val="23"/>
           <w:szCs w:val="23"/>
         </w:rPr>
-        <w:t xml:space="preserve">7.1 회귀 검증 (tests/test_regression.py — 8군 전체 통과)</w:t>
+        <w:t xml:space="preserve">7.1 회귀 검증 (tests/test_regression.py — 9군 전체 통과)</w:t>
       </w:r>
     </w:p>
     <w:tbl>
@@ -13795,7 +15623,7 @@
           <w:sz w:val="20"/>
           <w:szCs w:val="20"/>
         </w:rPr>
-        <w:t xml:space="preserve">벽 + 바닥 + 동바리가 한 프레임에 들어오는 합성 씬에서 두 세그멘테이션 백엔드 모두 전 항목 통과하였다. 실제 렌즈 기준 시야가 좁아 장비를 34° 하향으로 잡았다. 격자가 전부 시야에 들어오도록 설계한 뒤 격자점은 4,965개(벽 4,003 · 바닥 491 · 동바리 471)다.</w:t>
+        <w:t xml:space="preserve">벽 + 바닥 + 동바리가 한 프레임에 들어오는 합성 씬에서 두 세그멘테이션 백엔드 모두 전 항목 통과하였다. 장비를 34° 하향으로 잡아 벽과 바닥을 한 장에 담았다. V선 위 격자점은 4,826개(벽 3,503 · 바닥 1,022 · 동바리 301)다.</w:t>
       </w:r>
     </w:p>
     <w:p>
@@ -14073,7 +15901,7 @@
                 <w:sz w:val="18"/>
                 <w:szCs w:val="18"/>
               </w:rPr>
-              <w:t xml:space="preserve">오차 0.0085 °</w:t>
+              <w:t xml:space="preserve">오차 0.0150 °</w:t>
             </w:r>
           </w:p>
         </w:tc>
@@ -14100,7 +15928,7 @@
                 <w:sz w:val="18"/>
                 <w:szCs w:val="18"/>
               </w:rPr>
-              <w:t xml:space="preserve">오차 0.0044 °</w:t>
+              <w:t xml:space="preserve">오차 0.0274 °</w:t>
             </w:r>
           </w:p>
         </w:tc>
@@ -14210,7 +16038,7 @@
                 <w:sz w:val="18"/>
                 <w:szCs w:val="18"/>
               </w:rPr>
-              <w:t xml:space="preserve">오차 0.0410 °</w:t>
+              <w:t xml:space="preserve">오차 0.0176 °</w:t>
             </w:r>
           </w:p>
         </w:tc>
@@ -14237,7 +16065,7 @@
                 <w:sz w:val="18"/>
                 <w:szCs w:val="18"/>
               </w:rPr>
-              <w:t xml:space="preserve">오차 0.0400 °</w:t>
+              <w:t xml:space="preserve">오차 0.0244 °</w:t>
             </w:r>
           </w:p>
         </w:tc>
@@ -14347,7 +16175,7 @@
                 <w:sz w:val="18"/>
                 <w:szCs w:val="18"/>
               </w:rPr>
-              <w:t xml:space="preserve">오차 0.0229 °</w:t>
+              <w:t xml:space="preserve">오차 0.1431 °</w:t>
             </w:r>
           </w:p>
         </w:tc>
@@ -14374,7 +16202,7 @@
                 <w:sz w:val="18"/>
                 <w:szCs w:val="18"/>
               </w:rPr>
-              <w:t xml:space="preserve">오차 0.0040 °</w:t>
+              <w:t xml:space="preserve">오차 0.2584 °</w:t>
             </w:r>
           </w:p>
         </w:tc>
@@ -14484,7 +16312,7 @@
                 <w:sz w:val="18"/>
                 <w:szCs w:val="18"/>
               </w:rPr>
-              <w:t xml:space="preserve">5.82 mm</w:t>
+              <w:t xml:space="preserve">5.57 mm</w:t>
             </w:r>
           </w:p>
         </w:tc>
@@ -14511,7 +16339,7 @@
                 <w:sz w:val="18"/>
                 <w:szCs w:val="18"/>
               </w:rPr>
-              <w:t xml:space="preserve">5.82 mm</w:t>
+              <w:t xml:space="preserve">5.50 mm</w:t>
             </w:r>
           </w:p>
         </w:tc>
@@ -14621,7 +16449,7 @@
                 <w:sz w:val="18"/>
                 <w:szCs w:val="18"/>
               </w:rPr>
-              <w:t xml:space="preserve">4.03 mm (하한)</w:t>
+              <w:t xml:space="preserve">4.76 mm (하한)</w:t>
             </w:r>
           </w:p>
         </w:tc>
@@ -14648,7 +16476,7 @@
                 <w:sz w:val="18"/>
                 <w:szCs w:val="18"/>
               </w:rPr>
-              <w:t xml:space="preserve">3.52 mm (하한)</w:t>
+              <w:t xml:space="preserve">4.06 mm (하한)</w:t>
             </w:r>
           </w:p>
         </w:tc>
@@ -14696,7 +16524,7 @@
           <w:sz w:val="20"/>
           <w:szCs w:val="20"/>
         </w:rPr>
-        <w:t xml:space="preserve">실제 렌즈의 세로 시야는 1.2m 에서 707mm 로 좁다. 2.4m 부재 중 일부만 담기며, 짧게 담길수록 원통 단면이 주축을 끌어당겨 각도가 흔들린다. Ø48.6mm 파이프서포트로 측정한 값이다.</w:t>
+        <w:t xml:space="preserve">세로 시야는 1.2m 에서 1,060mm 다. 2.4m 부재 중 일부만 담기며, 짧게 담길수록 원통 단면이 주축을 끌어당겨 각도가 흔들린다. Ø48.6mm 파이프서포트로 측정한 값이다.</w:t>
       </w:r>
     </w:p>
     <w:p>
@@ -15576,7 +17404,7 @@
                 <w:sz w:val="18"/>
                 <w:szCs w:val="18"/>
               </w:rPr>
-              <w:t xml:space="preserve">0.0085</w:t>
+              <w:t xml:space="preserve">0.0150</w:t>
             </w:r>
           </w:p>
         </w:tc>
@@ -15603,7 +17431,7 @@
                 <w:sz w:val="18"/>
                 <w:szCs w:val="18"/>
               </w:rPr>
-              <w:t xml:space="preserve">0.0410</w:t>
+              <w:t xml:space="preserve">0.0176</w:t>
             </w:r>
           </w:p>
         </w:tc>
@@ -15630,7 +17458,7 @@
                 <w:sz w:val="18"/>
                 <w:szCs w:val="18"/>
               </w:rPr>
-              <w:t xml:space="preserve">0.0229</w:t>
+              <w:t xml:space="preserve">0.1431</w:t>
             </w:r>
           </w:p>
         </w:tc>
@@ -15713,7 +17541,7 @@
                 <w:sz w:val="18"/>
                 <w:szCs w:val="18"/>
               </w:rPr>
-              <w:t xml:space="preserve">0.0085</w:t>
+              <w:t xml:space="preserve">0.0153</w:t>
             </w:r>
           </w:p>
         </w:tc>
@@ -15740,7 +17568,7 @@
                 <w:sz w:val="18"/>
                 <w:szCs w:val="18"/>
               </w:rPr>
-              <w:t xml:space="preserve">0.0410</w:t>
+              <w:t xml:space="preserve">0.0176</w:t>
             </w:r>
           </w:p>
         </w:tc>
@@ -15767,7 +17595,7 @@
                 <w:sz w:val="18"/>
                 <w:szCs w:val="18"/>
               </w:rPr>
-              <w:t xml:space="preserve">0.0229</w:t>
+              <w:t xml:space="preserve">0.2403</w:t>
             </w:r>
           </w:p>
         </w:tc>
@@ -15850,7 +17678,7 @@
                 <w:sz w:val="18"/>
                 <w:szCs w:val="18"/>
               </w:rPr>
-              <w:t xml:space="preserve">0.0085</w:t>
+              <w:t xml:space="preserve">0.0165</w:t>
             </w:r>
           </w:p>
         </w:tc>
@@ -15877,7 +17705,7 @@
                 <w:sz w:val="18"/>
                 <w:szCs w:val="18"/>
               </w:rPr>
-              <w:t xml:space="preserve">0.0410</w:t>
+              <w:t xml:space="preserve">0.0175</w:t>
             </w:r>
           </w:p>
         </w:tc>
@@ -15904,7 +17732,7 @@
                 <w:sz w:val="18"/>
                 <w:szCs w:val="18"/>
               </w:rPr>
-              <w:t xml:space="preserve">0.0229</w:t>
+              <w:t xml:space="preserve">0.2403</w:t>
             </w:r>
           </w:p>
         </w:tc>
@@ -15987,7 +17815,7 @@
                 <w:sz w:val="18"/>
                 <w:szCs w:val="18"/>
               </w:rPr>
-              <w:t xml:space="preserve">0.0085</w:t>
+              <w:t xml:space="preserve">0.0172</w:t>
             </w:r>
           </w:p>
         </w:tc>
@@ -16014,7 +17842,7 @@
                 <w:sz w:val="18"/>
                 <w:szCs w:val="18"/>
               </w:rPr>
-              <w:t xml:space="preserve">0.0410</w:t>
+              <w:t xml:space="preserve">0.0178</w:t>
             </w:r>
           </w:p>
         </w:tc>
@@ -16041,7 +17869,7 @@
                 <w:sz w:val="18"/>
                 <w:szCs w:val="18"/>
               </w:rPr>
-              <w:t xml:space="preserve">0.0487</w:t>
+              <w:t xml:space="preserve">0.2246</w:t>
             </w:r>
           </w:p>
         </w:tc>
@@ -16097,7 +17925,7 @@
                 <w:sz w:val="18"/>
                 <w:szCs w:val="18"/>
               </w:rPr>
-              <w:t xml:space="preserve">라벨 오분류 9종 전부</w:t>
+              <w:t xml:space="preserve">라벨 오분류 9종</w:t>
             </w:r>
           </w:p>
         </w:tc>
@@ -16174,11 +18002,11 @@
                 <w:rFonts w:ascii="맑은 고딕" w:cs="맑은 고딕" w:eastAsia="맑은 고딕" w:hAnsi="맑은 고딕"/>
                 <w:b w:val="false"/>
                 <w:bCs w:val="false"/>
-                <w:color w:val="1A1D21"/>
-                <w:sz w:val="18"/>
-                <w:szCs w:val="18"/>
-              </w:rPr>
-              <w:t xml:space="preserve">복구</w:t>
+                <w:color w:val="9A5B0B"/>
+                <w:sz w:val="18"/>
+                <w:szCs w:val="18"/>
+              </w:rPr>
+              <w:t xml:space="preserve">8/9 복구</w:t>
             </w:r>
           </w:p>
         </w:tc>
@@ -16261,7 +18089,7 @@
                 <w:sz w:val="18"/>
                 <w:szCs w:val="18"/>
               </w:rPr>
-              <w:t xml:space="preserve">0.0044</w:t>
+              <w:t xml:space="preserve">0.0274</w:t>
             </w:r>
           </w:p>
         </w:tc>
@@ -16288,7 +18116,7 @@
                 <w:sz w:val="18"/>
                 <w:szCs w:val="18"/>
               </w:rPr>
-              <w:t xml:space="preserve">0.0400</w:t>
+              <w:t xml:space="preserve">0.0244</w:t>
             </w:r>
           </w:p>
         </w:tc>
@@ -16315,7 +18143,7 @@
                 <w:sz w:val="18"/>
                 <w:szCs w:val="18"/>
               </w:rPr>
-              <w:t xml:space="preserve">0.0040</w:t>
+              <w:t xml:space="preserve">0.2584</w:t>
             </w:r>
           </w:p>
         </w:tc>
@@ -16360,6 +18188,24 @@
           <w:szCs w:val="18"/>
         </w:rPr>
         <w:t xml:space="preserve">단위는 도(°)이며 허용 기준은 ±0.5°이다.</w:t>
+      </w:r>
+    </w:p>
+    <w:p>
+      <w:pPr>
+        <w:pBdr>
+          <w:left w:val="single" w:color="9A5B0B" w:sz="14" w:space="10"/>
+        </w:pBdr>
+        <w:spacing w:after="160" w:before="120" w:line="300"/>
+        <w:ind w:left="200"/>
+      </w:pPr>
+      <w:r>
+        <w:rPr>
+          <w:rFonts w:ascii="맑은 고딕" w:cs="맑은 고딕" w:eastAsia="맑은 고딕" w:hAnsi="맑은 고딕"/>
+          <w:color w:val="44505A"/>
+          <w:sz w:val="19"/>
+          <w:szCs w:val="19"/>
+        </w:rPr>
+        <w:t xml:space="preserve">동바리 오차가 이전 표(0.02°대)보다 커진 것은 알고리즘이 나빠져서가 아니라 격자가 실사양이 되었기 때문이다. DOE 42.61°·20선이면 1.2m 격자 피치가 49.3mm 인데 동바리 지름은 Ø48.6mm 라, 부재 하나에 V선이 한두 개밖에 걸리지 않는다. 그래도 0.26° 로 허용 ±0.5° 안이다. 라벨이 67% 넘게 뒤섞인 한 시행에서는 그 몇 개마저 흩어져 축적합이 성립하지 않았고, 이때 알고리즘은 틀린 값을 내는 대신 측정을 포기했다. 얇은 부재를 안정적으로 재려면 촬영거리를 1.0m 쪽으로 당기거나(피치 41mm) 부재를 화면 중앙에 두는 운용이 필요하다.</w:t>
       </w:r>
     </w:p>
     <w:p>
@@ -16838,7 +18684,7 @@
                 <w:sz w:val="18"/>
                 <w:szCs w:val="18"/>
               </w:rPr>
-              <w:t xml:space="preserve">4.2절 표에서 assumed 로 표시한 여섯 항목(c_x·c_y, α_i, β_j, R·t, R_ic, b_a)과 σ_u 가 가정값이다. f 와 DOE 발산각은 부품 사양에서 유도했고, 실측 기반은 기선 b 하나뿐이다.</w:t>
+              <w:t xml:space="preserve">4.2절 표에서 assumed 로 표시한 항목(c_x·c_y, α_i, β_j, R·t, R_ic, b_a)과 σ_u 가 가정값이다. PDF 2.2 에서 그대로 오는 값은 기선 150mm, DOE 42.61°, 격자 20+20 이고, 초점거리 8mm 는 나머지 사양에서 유도한 설계값이다.</w:t>
             </w:r>
           </w:p>
         </w:tc>
@@ -16867,7 +18713,7 @@
                 <w:sz w:val="18"/>
                 <w:szCs w:val="18"/>
               </w:rPr>
-              <w:t xml:space="preserve">DOE 사양 재검토 필요</w:t>
+              <w:t xml:space="preserve">렌즈 초점거리 확정 필요</w:t>
             </w:r>
           </w:p>
         </w:tc>
@@ -16894,7 +18740,175 @@
                 <w:sz w:val="18"/>
                 <w:szCs w:val="18"/>
               </w:rPr>
-              <w:t xml:space="preserve">PDF 의 투사폭 936mm(42.61°)는 12mm 렌즈로 담기지 않아 31.0°(1.2m 투사 666mm)로 낮췄다. 936mm 를 유지하려면 렌즈를 10.4mm 이하로 바꿔야 한다. 레이저 축 5.1° 수렴은 기구 설계에 반영이 필요하다.</w:t>
+              <w:t xml:space="preserve">PDF 는 초점거리를 명시하지 않는다. 이 코드는 격자 수용·고정초점 심도·목표 정밀도 세 조건에서 8mm 로 정했다(5.3). 실제 조달 렌즈가 8mm 가 아니면 격자가 센서를 벗어나거나 심도가 작업거리를 못 덮는다. 발주 전 확정이 필요하다.</w:t>
+            </w:r>
+          </w:p>
+        </w:tc>
+      </w:tr>
+      <w:tr>
+        <w:tc>
+          <w:tcPr>
+            <w:tcW w:type="dxa" w:w="2400"/>
+            <w:tcMar>
+              <w:top w:type="dxa" w:w="70"/>
+              <w:left w:type="dxa" w:w="110"/>
+              <w:bottom w:type="dxa" w:w="70"/>
+              <w:right w:type="dxa" w:w="110"/>
+            </w:tcMar>
+          </w:tcPr>
+          <w:p>
+            <w:pPr>
+              <w:spacing w:after="0" w:line="260"/>
+            </w:pPr>
+            <w:r>
+              <w:rPr>
+                <w:rFonts w:ascii="맑은 고딕" w:cs="맑은 고딕" w:eastAsia="맑은 고딕" w:hAnsi="맑은 고딕"/>
+                <w:b w:val="false"/>
+                <w:bCs w:val="false"/>
+                <w:color w:val="1A1D21"/>
+                <w:sz w:val="18"/>
+                <w:szCs w:val="18"/>
+              </w:rPr>
+              <w:t xml:space="preserve">기구 설계 반영 필요</w:t>
+            </w:r>
+          </w:p>
+        </w:tc>
+        <w:tc>
+          <w:tcPr>
+            <w:tcW w:type="dxa" w:w="7238"/>
+            <w:tcMar>
+              <w:top w:type="dxa" w:w="70"/>
+              <w:left w:type="dxa" w:w="110"/>
+              <w:bottom w:type="dxa" w:w="70"/>
+              <w:right w:type="dxa" w:w="110"/>
+            </w:tcMar>
+          </w:tcPr>
+          <w:p>
+            <w:pPr>
+              <w:spacing w:after="0" w:line="260"/>
+            </w:pPr>
+            <w:r>
+              <w:rPr>
+                <w:rFonts w:ascii="맑은 고딕" w:cs="맑은 고딕" w:eastAsia="맑은 고딕" w:hAnsi="맑은 고딕"/>
+                <w:b w:val="false"/>
+                <w:bCs w:val="false"/>
+                <w:color w:val="1A1D21"/>
+                <w:sz w:val="18"/>
+                <w:szCs w:val="18"/>
+              </w:rPr>
+              <w:t xml:space="preserve">레이저 축 6.18° 수렴은 기선 시차를 상쇄하려고 새로 넣은 설계값이다. 조사기 마운트에 이 각도가 반영되어야 하며, 실제 조립각을 캘리브레이션으로 다시 측정해야 한다.</w:t>
+            </w:r>
+          </w:p>
+        </w:tc>
+      </w:tr>
+      <w:tr>
+        <w:tc>
+          <w:tcPr>
+            <w:tcW w:type="dxa" w:w="2400"/>
+            <w:tcMar>
+              <w:top w:type="dxa" w:w="70"/>
+              <w:left w:type="dxa" w:w="110"/>
+              <w:bottom w:type="dxa" w:w="70"/>
+              <w:right w:type="dxa" w:w="110"/>
+            </w:tcMar>
+          </w:tcPr>
+          <w:p>
+            <w:pPr>
+              <w:spacing w:after="0" w:line="260"/>
+            </w:pPr>
+            <w:r>
+              <w:rPr>
+                <w:rFonts w:ascii="맑은 고딕" w:cs="맑은 고딕" w:eastAsia="맑은 고딕" w:hAnsi="맑은 고딕"/>
+                <w:b w:val="false"/>
+                <w:bCs w:val="false"/>
+                <w:color w:val="1A1D21"/>
+                <w:sz w:val="18"/>
+                <w:szCs w:val="18"/>
+              </w:rPr>
+              <w:t xml:space="preserve">카메라 항 수치 불일치</w:t>
+            </w:r>
+          </w:p>
+        </w:tc>
+        <w:tc>
+          <w:tcPr>
+            <w:tcW w:type="dxa" w:w="7238"/>
+            <w:tcMar>
+              <w:top w:type="dxa" w:w="70"/>
+              <w:left w:type="dxa" w:w="110"/>
+              <w:bottom w:type="dxa" w:w="70"/>
+              <w:right w:type="dxa" w:w="110"/>
+            </w:tcMar>
+          </w:tcPr>
+          <w:p>
+            <w:pPr>
+              <w:spacing w:after="0" w:line="260"/>
+            </w:pPr>
+            <w:r>
+              <w:rPr>
+                <w:rFonts w:ascii="맑은 고딕" w:cs="맑은 고딕" w:eastAsia="맑은 고딕" w:hAnsi="맑은 고딕"/>
+                <w:b w:val="false"/>
+                <w:bCs w:val="false"/>
+                <w:color w:val="1A1D21"/>
+                <w:sz w:val="18"/>
+                <w:szCs w:val="18"/>
+              </w:rPr>
+              <w:t xml:space="preserve">PDF 2.2 의 「1.2m·FOV 200mm 에서 ≈0.08mm/px」는 초점거리 약 50mm 에 해당해, 같은 표의 DOE 936mm 와 양립하지 않는다. 근접 확대 촬영을 상정한 별도 수치로 보고 반영하지 않았다. 확인이 필요하다.</w:t>
+            </w:r>
+          </w:p>
+        </w:tc>
+      </w:tr>
+      <w:tr>
+        <w:tc>
+          <w:tcPr>
+            <w:tcW w:type="dxa" w:w="2400"/>
+            <w:tcMar>
+              <w:top w:type="dxa" w:w="70"/>
+              <w:left w:type="dxa" w:w="110"/>
+              <w:bottom w:type="dxa" w:w="70"/>
+              <w:right w:type="dxa" w:w="110"/>
+            </w:tcMar>
+          </w:tcPr>
+          <w:p>
+            <w:pPr>
+              <w:spacing w:after="0" w:line="260"/>
+            </w:pPr>
+            <w:r>
+              <w:rPr>
+                <w:rFonts w:ascii="맑은 고딕" w:cs="맑은 고딕" w:eastAsia="맑은 고딕" w:hAnsi="맑은 고딕"/>
+                <w:b w:val="false"/>
+                <w:bCs w:val="false"/>
+                <w:color w:val="1A1D21"/>
+                <w:sz w:val="18"/>
+                <w:szCs w:val="18"/>
+              </w:rPr>
+              <w:t xml:space="preserve">얇은 부재 표본 부족</w:t>
+            </w:r>
+          </w:p>
+        </w:tc>
+        <w:tc>
+          <w:tcPr>
+            <w:tcW w:type="dxa" w:w="7238"/>
+            <w:tcMar>
+              <w:top w:type="dxa" w:w="70"/>
+              <w:left w:type="dxa" w:w="110"/>
+              <w:bottom w:type="dxa" w:w="70"/>
+              <w:right w:type="dxa" w:w="110"/>
+            </w:tcMar>
+          </w:tcPr>
+          <w:p>
+            <w:pPr>
+              <w:spacing w:after="0" w:line="260"/>
+            </w:pPr>
+            <w:r>
+              <w:rPr>
+                <w:rFonts w:ascii="맑은 고딕" w:cs="맑은 고딕" w:eastAsia="맑은 고딕" w:hAnsi="맑은 고딕"/>
+                <w:b w:val="false"/>
+                <w:bCs w:val="false"/>
+                <w:color w:val="1A1D21"/>
+                <w:sz w:val="18"/>
+                <w:szCs w:val="18"/>
+              </w:rPr>
+              <w:t xml:space="preserve">1.2m 격자 피치 49.3mm 는 Ø48.6mm 동바리와 거의 같다. 부재 하나에 V선이 한두 개만 걸려 축 방향 표본이 얕다. 현재 오차 0.26° 로 기준은 만족하지만 여유가 크지 않다.</w:t>
             </w:r>
           </w:p>
         </w:tc>

--- a/laser_grid/docs/레이저그리드_영역별품질검측_파이프라인_정리.docx
+++ b/laser_grid/docs/레이저그리드_영역별품질검측_파이프라인_정리.docx
@@ -7644,6 +7644,24 @@
           <w:szCs w:val="20"/>
         </w:rPr>
         <w:t xml:space="preserve">calibration.py 가 단일 출처다. 이전에는 inspection.py 와 synth_scene.py 가 같은 값을 따로 들고 있어, 한쪽만 고치면 조용히 어긋났다.</w:t>
+      </w:r>
+    </w:p>
+    <w:p>
+      <w:pPr>
+        <w:pBdr>
+          <w:left w:val="single" w:color="9A5B0B" w:sz="14" w:space="10"/>
+        </w:pBdr>
+        <w:spacing w:after="160" w:before="120" w:line="300"/>
+        <w:ind w:left="200"/>
+      </w:pPr>
+      <w:r>
+        <w:rPr>
+          <w:rFonts w:ascii="맑은 고딕" w:cs="맑은 고딕" w:eastAsia="맑은 고딕" w:hAnsi="맑은 고딕"/>
+          <w:color w:val="44505A"/>
+          <w:sz w:val="19"/>
+          <w:szCs w:val="19"/>
+        </w:rPr>
+        <w:t xml:space="preserve">5.1~5.3 은 PDF 사양을 그대로 따르는 pdf 프로파일 기준이다. 정확도를 높인 improved 프로파일(현재 기본값)은 5.4 에 따로 정리했다. calibration.SPEC_PROFILES 에 둘 다 들어 있고 환경변수 LASER_GRID_PROFILE 로 전환한다.</w:t>
       </w:r>
     </w:p>
     <w:p>
@@ -10906,7 +10924,3600 @@
           <w:sz w:val="23"/>
           <w:szCs w:val="23"/>
         </w:rPr>
-        <w:t xml:space="preserve">5.4 판정 기준</w:t>
+        <w:t xml:space="preserve">5.4 정확도 개선안</w:t>
+      </w:r>
+    </w:p>
+    <w:p>
+      <w:pPr>
+        <w:spacing w:after="120" w:before="0" w:line="300"/>
+      </w:pPr>
+      <w:r>
+        <w:rPr>
+          <w:rFonts w:ascii="맑은 고딕" w:cs="맑은 고딕" w:eastAsia="맑은 고딕" w:hAnsi="맑은 고딕"/>
+          <w:color w:val="1A1D21"/>
+          <w:sz w:val="20"/>
+          <w:szCs w:val="20"/>
+        </w:rPr>
+        <w:t xml:space="preserve">PDF 사양은 목표 정확도를 만족한다. 다만 여유가 항목마다 크게 다르다. 합성 씬 8회로 측정한 현행 오차는 다음과 같다.</w:t>
+      </w:r>
+    </w:p>
+    <w:p>
+      <w:pPr>
+        <w:spacing w:after="60"/>
+      </w:pPr>
+    </w:p>
+    <w:tbl>
+      <w:tblPr>
+        <w:tblW w:type="dxa" w:w="9638"/>
+        <w:tblBorders>
+          <w:top w:val="single" w:color="C4CDD4" w:sz="6"/>
+          <w:left w:val="single" w:color="C4CDD4" w:sz="6"/>
+          <w:bottom w:val="single" w:color="C4CDD4" w:sz="6"/>
+          <w:right w:val="single" w:color="C4CDD4" w:sz="6"/>
+          <w:insideH w:val="single" w:color="C4CDD4" w:sz="4"/>
+          <w:insideV w:val="single" w:color="C4CDD4" w:sz="4"/>
+        </w:tblBorders>
+        <w:tblLayout w:type="fixed"/>
+      </w:tblPr>
+      <w:tblGrid>
+        <w:gridCol w:w="2878"/>
+        <w:gridCol w:w="1679"/>
+        <w:gridCol w:w="2158"/>
+        <w:gridCol w:w="2923"/>
+      </w:tblGrid>
+      <w:tr>
+        <w:trPr>
+          <w:tblHeader/>
+        </w:trPr>
+        <w:tc>
+          <w:tcPr>
+            <w:tcW w:type="dxa" w:w="2878"/>
+            <w:shd w:fill="E8EDF0" w:val="clear"/>
+            <w:tcMar>
+              <w:top w:type="dxa" w:w="70"/>
+              <w:left w:type="dxa" w:w="110"/>
+              <w:bottom w:type="dxa" w:w="70"/>
+              <w:right w:type="dxa" w:w="110"/>
+            </w:tcMar>
+          </w:tcPr>
+          <w:p>
+            <w:pPr>
+              <w:spacing w:after="0" w:line="260"/>
+            </w:pPr>
+            <w:r>
+              <w:rPr>
+                <w:rFonts w:ascii="맑은 고딕" w:cs="맑은 고딕" w:eastAsia="맑은 고딕" w:hAnsi="맑은 고딕"/>
+                <w:b/>
+                <w:bCs/>
+                <w:color w:val="1A1D21"/>
+                <w:sz w:val="18"/>
+                <w:szCs w:val="18"/>
+              </w:rPr>
+              <w:t xml:space="preserve">검측 항목</w:t>
+            </w:r>
+          </w:p>
+        </w:tc>
+        <w:tc>
+          <w:tcPr>
+            <w:tcW w:type="dxa" w:w="1679"/>
+            <w:shd w:fill="E8EDF0" w:val="clear"/>
+            <w:tcMar>
+              <w:top w:type="dxa" w:w="70"/>
+              <w:left w:type="dxa" w:w="110"/>
+              <w:bottom w:type="dxa" w:w="70"/>
+              <w:right w:type="dxa" w:w="110"/>
+            </w:tcMar>
+          </w:tcPr>
+          <w:p>
+            <w:pPr>
+              <w:spacing w:after="0" w:line="260"/>
+            </w:pPr>
+            <w:r>
+              <w:rPr>
+                <w:rFonts w:ascii="맑은 고딕" w:cs="맑은 고딕" w:eastAsia="맑은 고딕" w:hAnsi="맑은 고딕"/>
+                <w:b/>
+                <w:bCs/>
+                <w:color w:val="1A1D21"/>
+                <w:sz w:val="18"/>
+                <w:szCs w:val="18"/>
+              </w:rPr>
+              <w:t xml:space="preserve">목표</w:t>
+            </w:r>
+          </w:p>
+        </w:tc>
+        <w:tc>
+          <w:tcPr>
+            <w:tcW w:type="dxa" w:w="2158"/>
+            <w:shd w:fill="E8EDF0" w:val="clear"/>
+            <w:tcMar>
+              <w:top w:type="dxa" w:w="70"/>
+              <w:left w:type="dxa" w:w="110"/>
+              <w:bottom w:type="dxa" w:w="70"/>
+              <w:right w:type="dxa" w:w="110"/>
+            </w:tcMar>
+          </w:tcPr>
+          <w:p>
+            <w:pPr>
+              <w:spacing w:after="0" w:line="260"/>
+            </w:pPr>
+            <w:r>
+              <w:rPr>
+                <w:rFonts w:ascii="맑은 고딕" w:cs="맑은 고딕" w:eastAsia="맑은 고딕" w:hAnsi="맑은 고딕"/>
+                <w:b/>
+                <w:bCs/>
+                <w:color w:val="1A1D21"/>
+                <w:sz w:val="18"/>
+                <w:szCs w:val="18"/>
+              </w:rPr>
+              <w:t xml:space="preserve">PDF 원안 오차</w:t>
+            </w:r>
+          </w:p>
+        </w:tc>
+        <w:tc>
+          <w:tcPr>
+            <w:tcW w:type="dxa" w:w="2923"/>
+            <w:shd w:fill="E8EDF0" w:val="clear"/>
+            <w:tcMar>
+              <w:top w:type="dxa" w:w="70"/>
+              <w:left w:type="dxa" w:w="110"/>
+              <w:bottom w:type="dxa" w:w="70"/>
+              <w:right w:type="dxa" w:w="110"/>
+            </w:tcMar>
+          </w:tcPr>
+          <w:p>
+            <w:pPr>
+              <w:spacing w:after="0" w:line="260"/>
+            </w:pPr>
+            <w:r>
+              <w:rPr>
+                <w:rFonts w:ascii="맑은 고딕" w:cs="맑은 고딕" w:eastAsia="맑은 고딕" w:hAnsi="맑은 고딕"/>
+                <w:b/>
+                <w:bCs/>
+                <w:color w:val="1A1D21"/>
+                <w:sz w:val="18"/>
+                <w:szCs w:val="18"/>
+              </w:rPr>
+              <w:t xml:space="preserve">목표 대비 여유</w:t>
+            </w:r>
+          </w:p>
+        </w:tc>
+      </w:tr>
+      <w:tr>
+        <w:tc>
+          <w:tcPr>
+            <w:tcW w:type="dxa" w:w="2878"/>
+            <w:tcMar>
+              <w:top w:type="dxa" w:w="70"/>
+              <w:left w:type="dxa" w:w="110"/>
+              <w:bottom w:type="dxa" w:w="70"/>
+              <w:right w:type="dxa" w:w="110"/>
+            </w:tcMar>
+          </w:tcPr>
+          <w:p>
+            <w:pPr>
+              <w:spacing w:after="0" w:line="260"/>
+            </w:pPr>
+            <w:r>
+              <w:rPr>
+                <w:rFonts w:ascii="맑은 고딕" w:cs="맑은 고딕" w:eastAsia="맑은 고딕" w:hAnsi="맑은 고딕"/>
+                <w:b w:val="false"/>
+                <w:bCs w:val="false"/>
+                <w:color w:val="1A1D21"/>
+                <w:sz w:val="18"/>
+                <w:szCs w:val="18"/>
+              </w:rPr>
+              <w:t xml:space="preserve">면 수직·수평도</w:t>
+            </w:r>
+          </w:p>
+        </w:tc>
+        <w:tc>
+          <w:tcPr>
+            <w:tcW w:type="dxa" w:w="1679"/>
+            <w:tcMar>
+              <w:top w:type="dxa" w:w="70"/>
+              <w:left w:type="dxa" w:w="110"/>
+              <w:bottom w:type="dxa" w:w="70"/>
+              <w:right w:type="dxa" w:w="110"/>
+            </w:tcMar>
+          </w:tcPr>
+          <w:p>
+            <w:pPr>
+              <w:spacing w:after="0" w:line="260"/>
+            </w:pPr>
+            <w:r>
+              <w:rPr>
+                <w:rFonts w:ascii="맑은 고딕" w:cs="맑은 고딕" w:eastAsia="맑은 고딕" w:hAnsi="맑은 고딕"/>
+                <w:b w:val="false"/>
+                <w:bCs w:val="false"/>
+                <w:color w:val="1A1D21"/>
+                <w:sz w:val="18"/>
+                <w:szCs w:val="18"/>
+              </w:rPr>
+              <w:t xml:space="preserve">±0.5°</w:t>
+            </w:r>
+          </w:p>
+        </w:tc>
+        <w:tc>
+          <w:tcPr>
+            <w:tcW w:type="dxa" w:w="2158"/>
+            <w:tcMar>
+              <w:top w:type="dxa" w:w="70"/>
+              <w:left w:type="dxa" w:w="110"/>
+              <w:bottom w:type="dxa" w:w="70"/>
+              <w:right w:type="dxa" w:w="110"/>
+            </w:tcMar>
+          </w:tcPr>
+          <w:p>
+            <w:pPr>
+              <w:spacing w:after="0" w:line="260"/>
+            </w:pPr>
+            <w:r>
+              <w:rPr>
+                <w:rFonts w:ascii="맑은 고딕" w:cs="맑은 고딕" w:eastAsia="맑은 고딕" w:hAnsi="맑은 고딕"/>
+                <w:b w:val="false"/>
+                <w:bCs w:val="false"/>
+                <w:color w:val="1A1D21"/>
+                <w:sz w:val="18"/>
+                <w:szCs w:val="18"/>
+              </w:rPr>
+              <w:t xml:space="preserve">0.013 °</w:t>
+            </w:r>
+          </w:p>
+        </w:tc>
+        <w:tc>
+          <w:tcPr>
+            <w:tcW w:type="dxa" w:w="2923"/>
+            <w:tcMar>
+              <w:top w:type="dxa" w:w="70"/>
+              <w:left w:type="dxa" w:w="110"/>
+              <w:bottom w:type="dxa" w:w="70"/>
+              <w:right w:type="dxa" w:w="110"/>
+            </w:tcMar>
+          </w:tcPr>
+          <w:p>
+            <w:pPr>
+              <w:spacing w:after="0" w:line="260"/>
+            </w:pPr>
+            <w:r>
+              <w:rPr>
+                <w:rFonts w:ascii="맑은 고딕" w:cs="맑은 고딕" w:eastAsia="맑은 고딕" w:hAnsi="맑은 고딕"/>
+                <w:b w:val="false"/>
+                <w:bCs w:val="false"/>
+                <w:color w:val="0F6E33"/>
+                <w:sz w:val="18"/>
+                <w:szCs w:val="18"/>
+              </w:rPr>
+              <w:t xml:space="preserve">1/38 — 넉넉</w:t>
+            </w:r>
+          </w:p>
+        </w:tc>
+      </w:tr>
+      <w:tr>
+        <w:tc>
+          <w:tcPr>
+            <w:tcW w:type="dxa" w:w="2878"/>
+            <w:tcMar>
+              <w:top w:type="dxa" w:w="70"/>
+              <w:left w:type="dxa" w:w="110"/>
+              <w:bottom w:type="dxa" w:w="70"/>
+              <w:right w:type="dxa" w:w="110"/>
+            </w:tcMar>
+          </w:tcPr>
+          <w:p>
+            <w:pPr>
+              <w:spacing w:after="0" w:line="260"/>
+            </w:pPr>
+            <w:r>
+              <w:rPr>
+                <w:rFonts w:ascii="맑은 고딕" w:cs="맑은 고딕" w:eastAsia="맑은 고딕" w:hAnsi="맑은 고딕"/>
+                <w:b w:val="false"/>
+                <w:bCs w:val="false"/>
+                <w:color w:val="1A1D21"/>
+                <w:sz w:val="18"/>
+                <w:szCs w:val="18"/>
+              </w:rPr>
+              <w:t xml:space="preserve">동바리 수직도</w:t>
+            </w:r>
+          </w:p>
+        </w:tc>
+        <w:tc>
+          <w:tcPr>
+            <w:tcW w:type="dxa" w:w="1679"/>
+            <w:tcMar>
+              <w:top w:type="dxa" w:w="70"/>
+              <w:left w:type="dxa" w:w="110"/>
+              <w:bottom w:type="dxa" w:w="70"/>
+              <w:right w:type="dxa" w:w="110"/>
+            </w:tcMar>
+          </w:tcPr>
+          <w:p>
+            <w:pPr>
+              <w:spacing w:after="0" w:line="260"/>
+            </w:pPr>
+            <w:r>
+              <w:rPr>
+                <w:rFonts w:ascii="맑은 고딕" w:cs="맑은 고딕" w:eastAsia="맑은 고딕" w:hAnsi="맑은 고딕"/>
+                <w:b w:val="false"/>
+                <w:bCs w:val="false"/>
+                <w:color w:val="1A1D21"/>
+                <w:sz w:val="18"/>
+                <w:szCs w:val="18"/>
+              </w:rPr>
+              <w:t xml:space="preserve">±0.5°</w:t>
+            </w:r>
+          </w:p>
+        </w:tc>
+        <w:tc>
+          <w:tcPr>
+            <w:tcW w:type="dxa" w:w="2158"/>
+            <w:tcMar>
+              <w:top w:type="dxa" w:w="70"/>
+              <w:left w:type="dxa" w:w="110"/>
+              <w:bottom w:type="dxa" w:w="70"/>
+              <w:right w:type="dxa" w:w="110"/>
+            </w:tcMar>
+          </w:tcPr>
+          <w:p>
+            <w:pPr>
+              <w:spacing w:after="0" w:line="260"/>
+            </w:pPr>
+            <w:r>
+              <w:rPr>
+                <w:rFonts w:ascii="맑은 고딕" w:cs="맑은 고딕" w:eastAsia="맑은 고딕" w:hAnsi="맑은 고딕"/>
+                <w:b w:val="false"/>
+                <w:bCs w:val="false"/>
+                <w:color w:val="1A1D21"/>
+                <w:sz w:val="18"/>
+                <w:szCs w:val="18"/>
+              </w:rPr>
+              <w:t xml:space="preserve">0.149 °</w:t>
+            </w:r>
+          </w:p>
+        </w:tc>
+        <w:tc>
+          <w:tcPr>
+            <w:tcW w:type="dxa" w:w="2923"/>
+            <w:tcMar>
+              <w:top w:type="dxa" w:w="70"/>
+              <w:left w:type="dxa" w:w="110"/>
+              <w:bottom w:type="dxa" w:w="70"/>
+              <w:right w:type="dxa" w:w="110"/>
+            </w:tcMar>
+          </w:tcPr>
+          <w:p>
+            <w:pPr>
+              <w:spacing w:after="0" w:line="260"/>
+            </w:pPr>
+            <w:r>
+              <w:rPr>
+                <w:rFonts w:ascii="맑은 고딕" w:cs="맑은 고딕" w:eastAsia="맑은 고딕" w:hAnsi="맑은 고딕"/>
+                <w:b w:val="false"/>
+                <w:bCs w:val="false"/>
+                <w:color w:val="9A5B0B"/>
+                <w:sz w:val="18"/>
+                <w:szCs w:val="18"/>
+              </w:rPr>
+              <w:t xml:space="preserve">1/3 — 빠듯</w:t>
+            </w:r>
+          </w:p>
+        </w:tc>
+      </w:tr>
+      <w:tr>
+        <w:tc>
+          <w:tcPr>
+            <w:tcW w:type="dxa" w:w="2878"/>
+            <w:tcMar>
+              <w:top w:type="dxa" w:w="70"/>
+              <w:left w:type="dxa" w:w="110"/>
+              <w:bottom w:type="dxa" w:w="70"/>
+              <w:right w:type="dxa" w:w="110"/>
+            </w:tcMar>
+          </w:tcPr>
+          <w:p>
+            <w:pPr>
+              <w:spacing w:after="0" w:line="260"/>
+            </w:pPr>
+            <w:r>
+              <w:rPr>
+                <w:rFonts w:ascii="맑은 고딕" w:cs="맑은 고딕" w:eastAsia="맑은 고딕" w:hAnsi="맑은 고딕"/>
+                <w:b w:val="false"/>
+                <w:bCs w:val="false"/>
+                <w:color w:val="1A1D21"/>
+                <w:sz w:val="18"/>
+                <w:szCs w:val="18"/>
+              </w:rPr>
+              <w:t xml:space="preserve">평활도 불확실도</w:t>
+            </w:r>
+          </w:p>
+        </w:tc>
+        <w:tc>
+          <w:tcPr>
+            <w:tcW w:type="dxa" w:w="1679"/>
+            <w:tcMar>
+              <w:top w:type="dxa" w:w="70"/>
+              <w:left w:type="dxa" w:w="110"/>
+              <w:bottom w:type="dxa" w:w="70"/>
+              <w:right w:type="dxa" w:w="110"/>
+            </w:tcMar>
+          </w:tcPr>
+          <w:p>
+            <w:pPr>
+              <w:spacing w:after="0" w:line="260"/>
+            </w:pPr>
+            <w:r>
+              <w:rPr>
+                <w:rFonts w:ascii="맑은 고딕" w:cs="맑은 고딕" w:eastAsia="맑은 고딕" w:hAnsi="맑은 고딕"/>
+                <w:b w:val="false"/>
+                <w:bCs w:val="false"/>
+                <w:color w:val="1A1D21"/>
+                <w:sz w:val="18"/>
+                <w:szCs w:val="18"/>
+              </w:rPr>
+              <w:t xml:space="preserve">±2 mm</w:t>
+            </w:r>
+          </w:p>
+        </w:tc>
+        <w:tc>
+          <w:tcPr>
+            <w:tcW w:type="dxa" w:w="2158"/>
+            <w:tcMar>
+              <w:top w:type="dxa" w:w="70"/>
+              <w:left w:type="dxa" w:w="110"/>
+              <w:bottom w:type="dxa" w:w="70"/>
+              <w:right w:type="dxa" w:w="110"/>
+            </w:tcMar>
+          </w:tcPr>
+          <w:p>
+            <w:pPr>
+              <w:spacing w:after="0" w:line="260"/>
+            </w:pPr>
+            <w:r>
+              <w:rPr>
+                <w:rFonts w:ascii="맑은 고딕" w:cs="맑은 고딕" w:eastAsia="맑은 고딕" w:hAnsi="맑은 고딕"/>
+                <w:b w:val="false"/>
+                <w:bCs w:val="false"/>
+                <w:color w:val="1A1D21"/>
+                <w:sz w:val="18"/>
+                <w:szCs w:val="18"/>
+              </w:rPr>
+              <w:t xml:space="preserve">±0.59 mm</w:t>
+            </w:r>
+          </w:p>
+        </w:tc>
+        <w:tc>
+          <w:tcPr>
+            <w:tcW w:type="dxa" w:w="2923"/>
+            <w:tcMar>
+              <w:top w:type="dxa" w:w="70"/>
+              <w:left w:type="dxa" w:w="110"/>
+              <w:bottom w:type="dxa" w:w="70"/>
+              <w:right w:type="dxa" w:w="110"/>
+            </w:tcMar>
+          </w:tcPr>
+          <w:p>
+            <w:pPr>
+              <w:spacing w:after="0" w:line="260"/>
+            </w:pPr>
+            <w:r>
+              <w:rPr>
+                <w:rFonts w:ascii="맑은 고딕" w:cs="맑은 고딕" w:eastAsia="맑은 고딕" w:hAnsi="맑은 고딕"/>
+                <w:b w:val="false"/>
+                <w:bCs w:val="false"/>
+                <w:color w:val="9A5B0B"/>
+                <w:sz w:val="18"/>
+                <w:szCs w:val="18"/>
+              </w:rPr>
+              <w:t xml:space="preserve">1/3 — 빠듯</w:t>
+            </w:r>
+          </w:p>
+        </w:tc>
+      </w:tr>
+      <w:tr>
+        <w:tc>
+          <w:tcPr>
+            <w:tcW w:type="dxa" w:w="2878"/>
+            <w:tcMar>
+              <w:top w:type="dxa" w:w="70"/>
+              <w:left w:type="dxa" w:w="110"/>
+              <w:bottom w:type="dxa" w:w="70"/>
+              <w:right w:type="dxa" w:w="110"/>
+            </w:tcMar>
+          </w:tcPr>
+          <w:p>
+            <w:pPr>
+              <w:spacing w:after="0" w:line="260"/>
+            </w:pPr>
+            <w:r>
+              <w:rPr>
+                <w:rFonts w:ascii="맑은 고딕" w:cs="맑은 고딕" w:eastAsia="맑은 고딕" w:hAnsi="맑은 고딕"/>
+                <w:b w:val="false"/>
+                <w:bCs w:val="false"/>
+                <w:color w:val="1A1D21"/>
+                <w:sz w:val="18"/>
+                <w:szCs w:val="18"/>
+              </w:rPr>
+              <w:t xml:space="preserve">깊이 잡음 σ_Z @1.2m</w:t>
+            </w:r>
+          </w:p>
+        </w:tc>
+        <w:tc>
+          <w:tcPr>
+            <w:tcW w:type="dxa" w:w="1679"/>
+            <w:tcMar>
+              <w:top w:type="dxa" w:w="70"/>
+              <w:left w:type="dxa" w:w="110"/>
+              <w:bottom w:type="dxa" w:w="70"/>
+              <w:right w:type="dxa" w:w="110"/>
+            </w:tcMar>
+          </w:tcPr>
+          <w:p>
+            <w:pPr>
+              <w:spacing w:after="0" w:line="260"/>
+            </w:pPr>
+            <w:r>
+              <w:rPr>
+                <w:rFonts w:ascii="맑은 고딕" w:cs="맑은 고딕" w:eastAsia="맑은 고딕" w:hAnsi="맑은 고딕"/>
+                <w:b w:val="false"/>
+                <w:bCs w:val="false"/>
+                <w:color w:val="1A1D21"/>
+                <w:sz w:val="18"/>
+                <w:szCs w:val="18"/>
+              </w:rPr>
+              <w:t xml:space="preserve">—</w:t>
+            </w:r>
+          </w:p>
+        </w:tc>
+        <w:tc>
+          <w:tcPr>
+            <w:tcW w:type="dxa" w:w="2158"/>
+            <w:tcMar>
+              <w:top w:type="dxa" w:w="70"/>
+              <w:left w:type="dxa" w:w="110"/>
+              <w:bottom w:type="dxa" w:w="70"/>
+              <w:right w:type="dxa" w:w="110"/>
+            </w:tcMar>
+          </w:tcPr>
+          <w:p>
+            <w:pPr>
+              <w:spacing w:after="0" w:line="260"/>
+            </w:pPr>
+            <w:r>
+              <w:rPr>
+                <w:rFonts w:ascii="맑은 고딕" w:cs="맑은 고딕" w:eastAsia="맑은 고딕" w:hAnsi="맑은 고딕"/>
+                <w:b w:val="false"/>
+                <w:bCs w:val="false"/>
+                <w:color w:val="1A1D21"/>
+                <w:sz w:val="18"/>
+                <w:szCs w:val="18"/>
+              </w:rPr>
+              <w:t xml:space="preserve">0.83 mm</w:t>
+            </w:r>
+          </w:p>
+        </w:tc>
+        <w:tc>
+          <w:tcPr>
+            <w:tcW w:type="dxa" w:w="2923"/>
+            <w:tcMar>
+              <w:top w:type="dxa" w:w="70"/>
+              <w:left w:type="dxa" w:w="110"/>
+              <w:bottom w:type="dxa" w:w="70"/>
+              <w:right w:type="dxa" w:w="110"/>
+            </w:tcMar>
+          </w:tcPr>
+          <w:p>
+            <w:pPr>
+              <w:spacing w:after="0" w:line="260"/>
+            </w:pPr>
+            <w:r>
+              <w:rPr>
+                <w:rFonts w:ascii="맑은 고딕" w:cs="맑은 고딕" w:eastAsia="맑은 고딕" w:hAnsi="맑은 고딕"/>
+                <w:b w:val="false"/>
+                <w:bCs w:val="false"/>
+                <w:color w:val="1A1D21"/>
+                <w:sz w:val="18"/>
+                <w:szCs w:val="18"/>
+              </w:rPr>
+              <w:t xml:space="preserve">—</w:t>
+            </w:r>
+          </w:p>
+        </w:tc>
+      </w:tr>
+    </w:tbl>
+    <w:p>
+      <w:pPr>
+        <w:spacing w:after="120" w:before="140" w:line="300"/>
+      </w:pPr>
+      <w:r>
+        <w:rPr>
+          <w:rFonts w:ascii="맑은 고딕" w:cs="맑은 고딕" w:eastAsia="맑은 고딕" w:hAnsi="맑은 고딕"/>
+          <w:color w:val="1A1D21"/>
+          <w:sz w:val="20"/>
+          <w:szCs w:val="20"/>
+        </w:rPr>
+        <w:t xml:space="preserve">뒤의 두 항목이 병목이고 원인이 같다. 1.2m 에서 격자 피치가 49.3mm 인데 동바리 지름이 Ø48.6mm 라, 부재 하나에 V선이 한두 개밖에 걸리지 않는다. 벽 프로파일도 49mm 간격으로만 찍힌다. 즉 정확도를 올리는 첫 지렛대는 광학 정밀도가 아니라 공간 표본 밀도다.</w:t>
+      </w:r>
+    </w:p>
+    <w:p>
+      <w:pPr>
+        <w:pStyle w:val="Heading3"/>
+        <w:spacing w:after="110" w:before="200"/>
+      </w:pPr>
+      <w:r>
+        <w:rPr>
+          <w:rFonts w:ascii="맑은 고딕" w:cs="맑은 고딕" w:eastAsia="맑은 고딕" w:hAnsi="맑은 고딕"/>
+          <w:b/>
+          <w:bCs/>
+          <w:color w:val="44505A"/>
+          <w:sz w:val="21"/>
+          <w:szCs w:val="21"/>
+        </w:rPr>
+        <w:t xml:space="preserve">깊이 잡음이 무엇으로 정해지는가</w:t>
+      </w:r>
+    </w:p>
+    <w:p>
+      <w:pPr>
+        <w:spacing w:after="120" w:before="0" w:line="300"/>
+      </w:pPr>
+      <w:r>
+        <w:rPr>
+          <w:rFonts w:ascii="맑은 고딕" w:cs="맑은 고딕" w:eastAsia="맑은 고딕" w:hAnsi="맑은 고딕"/>
+          <w:color w:val="1A1D21"/>
+          <w:sz w:val="20"/>
+          <w:szCs w:val="20"/>
+        </w:rPr>
+        <w:t xml:space="preserve">초점거리를 지렛대로 보기 쉬우나 그렇지 않다. 화각을 고정하면 f_px = N_화소 · Z / W_시야 이므로 초점거리가 소거된다.</w:t>
+      </w:r>
+    </w:p>
+    <w:p>
+      <w:pPr>
+        <w:shd w:fill="F2F5F7" w:val="clear"/>
+        <w:spacing w:after="0" w:before="90" w:line="250"/>
+        <w:ind w:left="220" w:right="220"/>
+      </w:pPr>
+      <w:r>
+        <w:rPr>
+          <w:rFonts w:ascii="D2Coding" w:cs="D2Coding" w:eastAsia="D2Coding" w:hAnsi="D2Coding"/>
+          <w:color w:val="1A1D21"/>
+          <w:sz w:val="17"/>
+          <w:szCs w:val="17"/>
+        </w:rPr>
+        <w:t xml:space="preserve">σ_Z = σ_u · Z² / (f_px · b)</w:t>
+      </w:r>
+    </w:p>
+    <w:p>
+      <w:pPr>
+        <w:shd w:fill="F2F5F7" w:val="clear"/>
+        <w:spacing w:after="0" w:before="0" w:line="250"/>
+        <w:ind w:left="220" w:right="220"/>
+      </w:pPr>
+      <w:r>
+        <w:rPr>
+          <w:rFonts w:ascii="D2Coding" w:cs="D2Coding" w:eastAsia="D2Coding" w:hAnsi="D2Coding"/>
+          <w:color w:val="1A1D21"/>
+          <w:sz w:val="17"/>
+          <w:szCs w:val="17"/>
+        </w:rPr>
+        <w:t xml:space="preserve">    = σ_u · Z · W_시야 / (N_화소 · b)</w:t>
+      </w:r>
+    </w:p>
+    <w:p>
+      <w:pPr>
+        <w:shd w:fill="F2F5F7" w:val="clear"/>
+        <w:spacing w:after="0" w:before="0" w:line="250"/>
+        <w:ind w:left="220" w:right="220"/>
+      </w:pPr>
+      <w:r>
+        <w:rPr>
+          <w:rFonts w:ascii="D2Coding" w:cs="D2Coding" w:eastAsia="D2Coding" w:hAnsi="D2Coding"/>
+          <w:color w:val="1A1D21"/>
+          <w:sz w:val="17"/>
+          <w:szCs w:val="17"/>
+        </w:rPr>
+        <w:t xml:space="preserve"> </w:t>
+      </w:r>
+    </w:p>
+    <w:p>
+      <w:pPr>
+        <w:shd w:fill="F2F5F7" w:val="clear"/>
+        <w:spacing w:after="0" w:before="0" w:line="250"/>
+        <w:ind w:left="220" w:right="220"/>
+      </w:pPr>
+      <w:r>
+        <w:rPr>
+          <w:rFonts w:ascii="D2Coding" w:cs="D2Coding" w:eastAsia="D2Coding" w:hAnsi="D2Coding"/>
+          <w:color w:val="1A1D21"/>
+          <w:sz w:val="17"/>
+          <w:szCs w:val="17"/>
+        </w:rPr>
+        <w:t xml:space="preserve">  담을 면적 W 를 정하면 초점거리는 따라온다.</w:t>
+      </w:r>
+    </w:p>
+    <w:p>
+      <w:pPr>
+        <w:shd w:fill="F2F5F7" w:val="clear"/>
+        <w:spacing w:after="150" w:before="0" w:line="250"/>
+        <w:ind w:left="220" w:right="220"/>
+      </w:pPr>
+      <w:r>
+        <w:rPr>
+          <w:rFonts w:ascii="D2Coding" w:cs="D2Coding" w:eastAsia="D2Coding" w:hAnsi="D2Coding"/>
+          <w:color w:val="1A1D21"/>
+          <w:sz w:val="17"/>
+          <w:szCs w:val="17"/>
+        </w:rPr>
+        <w:t xml:space="preserve">  남는 지렛대는  σ_u · N_화소 · b  세 개뿐이다.</w:t>
+      </w:r>
+    </w:p>
+    <w:p>
+      <w:pPr>
+        <w:pStyle w:val="Heading3"/>
+        <w:spacing w:after="110" w:before="200"/>
+      </w:pPr>
+      <w:r>
+        <w:rPr>
+          <w:rFonts w:ascii="맑은 고딕" w:cs="맑은 고딕" w:eastAsia="맑은 고딕" w:hAnsi="맑은 고딕"/>
+          <w:b/>
+          <w:bCs/>
+          <w:color w:val="44505A"/>
+          <w:sz w:val="21"/>
+          <w:szCs w:val="21"/>
+        </w:rPr>
+        <w:t xml:space="preserve">바꾸는 것</w:t>
+      </w:r>
+    </w:p>
+    <w:p>
+      <w:pPr>
+        <w:spacing w:after="60"/>
+      </w:pPr>
+    </w:p>
+    <w:tbl>
+      <w:tblPr>
+        <w:tblW w:type="dxa" w:w="9638"/>
+        <w:tblBorders>
+          <w:top w:val="single" w:color="C4CDD4" w:sz="6"/>
+          <w:left w:val="single" w:color="C4CDD4" w:sz="6"/>
+          <w:bottom w:val="single" w:color="C4CDD4" w:sz="6"/>
+          <w:right w:val="single" w:color="C4CDD4" w:sz="6"/>
+          <w:insideH w:val="single" w:color="C4CDD4" w:sz="4"/>
+          <w:insideV w:val="single" w:color="C4CDD4" w:sz="4"/>
+        </w:tblBorders>
+        <w:tblLayout w:type="fixed"/>
+      </w:tblPr>
+      <w:tblGrid>
+        <w:gridCol w:w="1400"/>
+        <w:gridCol w:w="1500"/>
+        <w:gridCol w:w="1600"/>
+        <w:gridCol w:w="5138"/>
+      </w:tblGrid>
+      <w:tr>
+        <w:trPr>
+          <w:tblHeader/>
+        </w:trPr>
+        <w:tc>
+          <w:tcPr>
+            <w:tcW w:type="dxa" w:w="1400"/>
+            <w:shd w:fill="E8EDF0" w:val="clear"/>
+            <w:tcMar>
+              <w:top w:type="dxa" w:w="70"/>
+              <w:left w:type="dxa" w:w="110"/>
+              <w:bottom w:type="dxa" w:w="70"/>
+              <w:right w:type="dxa" w:w="110"/>
+            </w:tcMar>
+          </w:tcPr>
+          <w:p>
+            <w:pPr>
+              <w:spacing w:after="0" w:line="260"/>
+            </w:pPr>
+            <w:r>
+              <w:rPr>
+                <w:rFonts w:ascii="맑은 고딕" w:cs="맑은 고딕" w:eastAsia="맑은 고딕" w:hAnsi="맑은 고딕"/>
+                <w:b/>
+                <w:bCs/>
+                <w:color w:val="1A1D21"/>
+                <w:sz w:val="18"/>
+                <w:szCs w:val="18"/>
+              </w:rPr>
+              <w:t xml:space="preserve">항목</w:t>
+            </w:r>
+          </w:p>
+        </w:tc>
+        <w:tc>
+          <w:tcPr>
+            <w:tcW w:type="dxa" w:w="1500"/>
+            <w:shd w:fill="E8EDF0" w:val="clear"/>
+            <w:tcMar>
+              <w:top w:type="dxa" w:w="70"/>
+              <w:left w:type="dxa" w:w="110"/>
+              <w:bottom w:type="dxa" w:w="70"/>
+              <w:right w:type="dxa" w:w="110"/>
+            </w:tcMar>
+          </w:tcPr>
+          <w:p>
+            <w:pPr>
+              <w:spacing w:after="0" w:line="260"/>
+            </w:pPr>
+            <w:r>
+              <w:rPr>
+                <w:rFonts w:ascii="맑은 고딕" w:cs="맑은 고딕" w:eastAsia="맑은 고딕" w:hAnsi="맑은 고딕"/>
+                <w:b/>
+                <w:bCs/>
+                <w:color w:val="1A1D21"/>
+                <w:sz w:val="18"/>
+                <w:szCs w:val="18"/>
+              </w:rPr>
+              <w:t xml:space="preserve">PDF 원안</w:t>
+            </w:r>
+          </w:p>
+        </w:tc>
+        <w:tc>
+          <w:tcPr>
+            <w:tcW w:type="dxa" w:w="1600"/>
+            <w:shd w:fill="E8EDF0" w:val="clear"/>
+            <w:tcMar>
+              <w:top w:type="dxa" w:w="70"/>
+              <w:left w:type="dxa" w:w="110"/>
+              <w:bottom w:type="dxa" w:w="70"/>
+              <w:right w:type="dxa" w:w="110"/>
+            </w:tcMar>
+          </w:tcPr>
+          <w:p>
+            <w:pPr>
+              <w:spacing w:after="0" w:line="260"/>
+            </w:pPr>
+            <w:r>
+              <w:rPr>
+                <w:rFonts w:ascii="맑은 고딕" w:cs="맑은 고딕" w:eastAsia="맑은 고딕" w:hAnsi="맑은 고딕"/>
+                <w:b/>
+                <w:bCs/>
+                <w:color w:val="1A1D21"/>
+                <w:sz w:val="18"/>
+                <w:szCs w:val="18"/>
+              </w:rPr>
+              <w:t xml:space="preserve">개선안</w:t>
+            </w:r>
+          </w:p>
+        </w:tc>
+        <w:tc>
+          <w:tcPr>
+            <w:tcW w:type="dxa" w:w="5138"/>
+            <w:shd w:fill="E8EDF0" w:val="clear"/>
+            <w:tcMar>
+              <w:top w:type="dxa" w:w="70"/>
+              <w:left w:type="dxa" w:w="110"/>
+              <w:bottom w:type="dxa" w:w="70"/>
+              <w:right w:type="dxa" w:w="110"/>
+            </w:tcMar>
+          </w:tcPr>
+          <w:p>
+            <w:pPr>
+              <w:spacing w:after="0" w:line="260"/>
+            </w:pPr>
+            <w:r>
+              <w:rPr>
+                <w:rFonts w:ascii="맑은 고딕" w:cs="맑은 고딕" w:eastAsia="맑은 고딕" w:hAnsi="맑은 고딕"/>
+                <w:b/>
+                <w:bCs/>
+                <w:color w:val="1A1D21"/>
+                <w:sz w:val="18"/>
+                <w:szCs w:val="18"/>
+              </w:rPr>
+              <w:t xml:space="preserve">근거</w:t>
+            </w:r>
+          </w:p>
+        </w:tc>
+      </w:tr>
+      <w:tr>
+        <w:tc>
+          <w:tcPr>
+            <w:tcW w:type="dxa" w:w="1400"/>
+            <w:tcMar>
+              <w:top w:type="dxa" w:w="70"/>
+              <w:left w:type="dxa" w:w="110"/>
+              <w:bottom w:type="dxa" w:w="70"/>
+              <w:right w:type="dxa" w:w="110"/>
+            </w:tcMar>
+          </w:tcPr>
+          <w:p>
+            <w:pPr>
+              <w:spacing w:after="0" w:line="260"/>
+            </w:pPr>
+            <w:r>
+              <w:rPr>
+                <w:rFonts w:ascii="맑은 고딕" w:cs="맑은 고딕" w:eastAsia="맑은 고딕" w:hAnsi="맑은 고딕"/>
+                <w:b w:val="false"/>
+                <w:bCs w:val="false"/>
+                <w:color w:val="1A1D21"/>
+                <w:sz w:val="18"/>
+                <w:szCs w:val="18"/>
+              </w:rPr>
+              <w:t xml:space="preserve">격자선</w:t>
+            </w:r>
+          </w:p>
+        </w:tc>
+        <w:tc>
+          <w:tcPr>
+            <w:tcW w:type="dxa" w:w="1500"/>
+            <w:tcMar>
+              <w:top w:type="dxa" w:w="70"/>
+              <w:left w:type="dxa" w:w="110"/>
+              <w:bottom w:type="dxa" w:w="70"/>
+              <w:right w:type="dxa" w:w="110"/>
+            </w:tcMar>
+          </w:tcPr>
+          <w:p>
+            <w:pPr>
+              <w:spacing w:after="0" w:line="260"/>
+            </w:pPr>
+            <w:r>
+              <w:rPr>
+                <w:rFonts w:ascii="맑은 고딕" w:cs="맑은 고딕" w:eastAsia="맑은 고딕" w:hAnsi="맑은 고딕"/>
+                <w:b w:val="false"/>
+                <w:bCs w:val="false"/>
+                <w:color w:val="1A1D21"/>
+                <w:sz w:val="18"/>
+                <w:szCs w:val="18"/>
+              </w:rPr>
+              <w:t xml:space="preserve">V20 + H20</w:t>
+            </w:r>
+          </w:p>
+        </w:tc>
+        <w:tc>
+          <w:tcPr>
+            <w:tcW w:type="dxa" w:w="1600"/>
+            <w:tcMar>
+              <w:top w:type="dxa" w:w="70"/>
+              <w:left w:type="dxa" w:w="110"/>
+              <w:bottom w:type="dxa" w:w="70"/>
+              <w:right w:type="dxa" w:w="110"/>
+            </w:tcMar>
+          </w:tcPr>
+          <w:p>
+            <w:pPr>
+              <w:spacing w:after="0" w:line="260"/>
+            </w:pPr>
+            <w:r>
+              <w:rPr>
+                <w:rFonts w:ascii="맑은 고딕" w:cs="맑은 고딕" w:eastAsia="맑은 고딕" w:hAnsi="맑은 고딕"/>
+                <w:b w:val="false"/>
+                <w:bCs w:val="false"/>
+                <w:color w:val="0F6E33"/>
+                <w:sz w:val="18"/>
+                <w:szCs w:val="18"/>
+              </w:rPr>
+              <w:t xml:space="preserve">V40 + H20</w:t>
+            </w:r>
+          </w:p>
+        </w:tc>
+        <w:tc>
+          <w:tcPr>
+            <w:tcW w:type="dxa" w:w="5138"/>
+            <w:tcMar>
+              <w:top w:type="dxa" w:w="70"/>
+              <w:left w:type="dxa" w:w="110"/>
+              <w:bottom w:type="dxa" w:w="70"/>
+              <w:right w:type="dxa" w:w="110"/>
+            </w:tcMar>
+          </w:tcPr>
+          <w:p>
+            <w:pPr>
+              <w:spacing w:after="0" w:line="260"/>
+            </w:pPr>
+            <w:r>
+              <w:rPr>
+                <w:rFonts w:ascii="맑은 고딕" w:cs="맑은 고딕" w:eastAsia="맑은 고딕" w:hAnsi="맑은 고딕"/>
+                <w:b w:val="false"/>
+                <w:bCs w:val="false"/>
+                <w:color w:val="1A1D21"/>
+                <w:sz w:val="18"/>
+                <w:szCs w:val="18"/>
+              </w:rPr>
+              <w:t xml:space="preserve">깊이를 주는 것은 V선뿐이다. 기선이 X축이라</w:t>
+            </w:r>
+          </w:p>
+          <w:p>
+            <w:pPr>
+              <w:spacing w:after="0" w:line="260"/>
+            </w:pPr>
+            <w:r>
+              <w:rPr>
+                <w:rFonts w:ascii="맑은 고딕" w:cs="맑은 고딕" w:eastAsia="맑은 고딕" w:hAnsi="맑은 고딕"/>
+                <w:b w:val="false"/>
+                <w:bCs w:val="false"/>
+                <w:color w:val="1A1D21"/>
+                <w:sz w:val="18"/>
+                <w:szCs w:val="18"/>
+              </w:rPr>
+              <w:t xml:space="preserve">H선은 시차가 선과 나란해 삼각측량이 풀리지</w:t>
+            </w:r>
+          </w:p>
+          <w:p>
+            <w:pPr>
+              <w:spacing w:after="0" w:line="260"/>
+            </w:pPr>
+            <w:r>
+              <w:rPr>
+                <w:rFonts w:ascii="맑은 고딕" w:cs="맑은 고딕" w:eastAsia="맑은 고딕" w:hAnsi="맑은 고딕"/>
+                <w:b w:val="false"/>
+                <w:bCs w:val="false"/>
+                <w:color w:val="1A1D21"/>
+                <w:sz w:val="18"/>
+                <w:szCs w:val="18"/>
+              </w:rPr>
+              <w:t xml:space="preserve">않는다. H선을 늘려도 측정점은 늘지 않는다</w:t>
+            </w:r>
+          </w:p>
+        </w:tc>
+      </w:tr>
+      <w:tr>
+        <w:tc>
+          <w:tcPr>
+            <w:tcW w:type="dxa" w:w="1400"/>
+            <w:tcMar>
+              <w:top w:type="dxa" w:w="70"/>
+              <w:left w:type="dxa" w:w="110"/>
+              <w:bottom w:type="dxa" w:w="70"/>
+              <w:right w:type="dxa" w:w="110"/>
+            </w:tcMar>
+          </w:tcPr>
+          <w:p>
+            <w:pPr>
+              <w:spacing w:after="0" w:line="260"/>
+            </w:pPr>
+            <w:r>
+              <w:rPr>
+                <w:rFonts w:ascii="맑은 고딕" w:cs="맑은 고딕" w:eastAsia="맑은 고딕" w:hAnsi="맑은 고딕"/>
+                <w:b w:val="false"/>
+                <w:bCs w:val="false"/>
+                <w:color w:val="1A1D21"/>
+                <w:sz w:val="18"/>
+                <w:szCs w:val="18"/>
+              </w:rPr>
+              <w:t xml:space="preserve">센서</w:t>
+            </w:r>
+          </w:p>
+        </w:tc>
+        <w:tc>
+          <w:tcPr>
+            <w:tcW w:type="dxa" w:w="1500"/>
+            <w:tcMar>
+              <w:top w:type="dxa" w:w="70"/>
+              <w:left w:type="dxa" w:w="110"/>
+              <w:bottom w:type="dxa" w:w="70"/>
+              <w:right w:type="dxa" w:w="110"/>
+            </w:tcMar>
+          </w:tcPr>
+          <w:p>
+            <w:pPr>
+              <w:spacing w:after="0" w:line="260"/>
+            </w:pPr>
+            <w:r>
+              <w:rPr>
+                <w:rFonts w:ascii="맑은 고딕" w:cs="맑은 고딕" w:eastAsia="맑은 고딕" w:hAnsi="맑은 고딕"/>
+                <w:b w:val="false"/>
+                <w:bCs w:val="false"/>
+                <w:color w:val="1A1D21"/>
+                <w:sz w:val="18"/>
+                <w:szCs w:val="18"/>
+              </w:rPr>
+              <w:t xml:space="preserve">컬러</w:t>
+            </w:r>
+          </w:p>
+        </w:tc>
+        <w:tc>
+          <w:tcPr>
+            <w:tcW w:type="dxa" w:w="1600"/>
+            <w:tcMar>
+              <w:top w:type="dxa" w:w="70"/>
+              <w:left w:type="dxa" w:w="110"/>
+              <w:bottom w:type="dxa" w:w="70"/>
+              <w:right w:type="dxa" w:w="110"/>
+            </w:tcMar>
+          </w:tcPr>
+          <w:p>
+            <w:pPr>
+              <w:spacing w:after="0" w:line="260"/>
+            </w:pPr>
+            <w:r>
+              <w:rPr>
+                <w:rFonts w:ascii="맑은 고딕" w:cs="맑은 고딕" w:eastAsia="맑은 고딕" w:hAnsi="맑은 고딕"/>
+                <w:b w:val="false"/>
+                <w:bCs w:val="false"/>
+                <w:color w:val="0F6E33"/>
+                <w:sz w:val="18"/>
+                <w:szCs w:val="18"/>
+              </w:rPr>
+              <w:t xml:space="preserve">모노</w:t>
+            </w:r>
+          </w:p>
+        </w:tc>
+        <w:tc>
+          <w:tcPr>
+            <w:tcW w:type="dxa" w:w="5138"/>
+            <w:tcMar>
+              <w:top w:type="dxa" w:w="70"/>
+              <w:left w:type="dxa" w:w="110"/>
+              <w:bottom w:type="dxa" w:w="70"/>
+              <w:right w:type="dxa" w:w="110"/>
+            </w:tcMar>
+          </w:tcPr>
+          <w:p>
+            <w:pPr>
+              <w:spacing w:after="0" w:line="260"/>
+            </w:pPr>
+            <w:r>
+              <w:rPr>
+                <w:rFonts w:ascii="맑은 고딕" w:cs="맑은 고딕" w:eastAsia="맑은 고딕" w:hAnsi="맑은 고딕"/>
+                <w:b w:val="false"/>
+                <w:bCs w:val="false"/>
+                <w:color w:val="1A1D21"/>
+                <w:sz w:val="18"/>
+                <w:szCs w:val="18"/>
+              </w:rPr>
+              <w:t xml:space="preserve">베이어 배열은 녹색선이 적·청 화소에서 신호를</w:t>
+            </w:r>
+          </w:p>
+          <w:p>
+            <w:pPr>
+              <w:spacing w:after="0" w:line="260"/>
+            </w:pPr>
+            <w:r>
+              <w:rPr>
+                <w:rFonts w:ascii="맑은 고딕" w:cs="맑은 고딕" w:eastAsia="맑은 고딕" w:hAnsi="맑은 고딕"/>
+                <w:b w:val="false"/>
+                <w:bCs w:val="false"/>
+                <w:color w:val="1A1D21"/>
+                <w:sz w:val="18"/>
+                <w:szCs w:val="18"/>
+              </w:rPr>
+              <w:t xml:space="preserve">잃고 디모자이크가 선 단면을 뭉갠다</w:t>
+            </w:r>
+          </w:p>
+        </w:tc>
+      </w:tr>
+      <w:tr>
+        <w:tc>
+          <w:tcPr>
+            <w:tcW w:type="dxa" w:w="1400"/>
+            <w:tcMar>
+              <w:top w:type="dxa" w:w="70"/>
+              <w:left w:type="dxa" w:w="110"/>
+              <w:bottom w:type="dxa" w:w="70"/>
+              <w:right w:type="dxa" w:w="110"/>
+            </w:tcMar>
+          </w:tcPr>
+          <w:p>
+            <w:pPr>
+              <w:spacing w:after="0" w:line="260"/>
+            </w:pPr>
+            <w:r>
+              <w:rPr>
+                <w:rFonts w:ascii="맑은 고딕" w:cs="맑은 고딕" w:eastAsia="맑은 고딕" w:hAnsi="맑은 고딕"/>
+                <w:b w:val="false"/>
+                <w:bCs w:val="false"/>
+                <w:color w:val="1A1D21"/>
+                <w:sz w:val="18"/>
+                <w:szCs w:val="18"/>
+              </w:rPr>
+              <w:t xml:space="preserve">광학필터</w:t>
+            </w:r>
+          </w:p>
+        </w:tc>
+        <w:tc>
+          <w:tcPr>
+            <w:tcW w:type="dxa" w:w="1500"/>
+            <w:tcMar>
+              <w:top w:type="dxa" w:w="70"/>
+              <w:left w:type="dxa" w:w="110"/>
+              <w:bottom w:type="dxa" w:w="70"/>
+              <w:right w:type="dxa" w:w="110"/>
+            </w:tcMar>
+          </w:tcPr>
+          <w:p>
+            <w:pPr>
+              <w:spacing w:after="0" w:line="260"/>
+            </w:pPr>
+            <w:r>
+              <w:rPr>
+                <w:rFonts w:ascii="맑은 고딕" w:cs="맑은 고딕" w:eastAsia="맑은 고딕" w:hAnsi="맑은 고딕"/>
+                <w:b w:val="false"/>
+                <w:bCs w:val="false"/>
+                <w:color w:val="1A1D21"/>
+                <w:sz w:val="18"/>
+                <w:szCs w:val="18"/>
+              </w:rPr>
+              <w:t xml:space="preserve">없음</w:t>
+            </w:r>
+          </w:p>
+        </w:tc>
+        <w:tc>
+          <w:tcPr>
+            <w:tcW w:type="dxa" w:w="1600"/>
+            <w:tcMar>
+              <w:top w:type="dxa" w:w="70"/>
+              <w:left w:type="dxa" w:w="110"/>
+              <w:bottom w:type="dxa" w:w="70"/>
+              <w:right w:type="dxa" w:w="110"/>
+            </w:tcMar>
+          </w:tcPr>
+          <w:p>
+            <w:pPr>
+              <w:spacing w:after="0" w:line="260"/>
+            </w:pPr>
+            <w:r>
+              <w:rPr>
+                <w:rFonts w:ascii="맑은 고딕" w:cs="맑은 고딕" w:eastAsia="맑은 고딕" w:hAnsi="맑은 고딕"/>
+                <w:b w:val="false"/>
+                <w:bCs w:val="false"/>
+                <w:color w:val="0F6E33"/>
+                <w:sz w:val="18"/>
+                <w:szCs w:val="18"/>
+              </w:rPr>
+              <w:t xml:space="preserve">520nm 대역통과</w:t>
+            </w:r>
+          </w:p>
+        </w:tc>
+        <w:tc>
+          <w:tcPr>
+            <w:tcW w:type="dxa" w:w="5138"/>
+            <w:tcMar>
+              <w:top w:type="dxa" w:w="70"/>
+              <w:left w:type="dxa" w:w="110"/>
+              <w:bottom w:type="dxa" w:w="70"/>
+              <w:right w:type="dxa" w:w="110"/>
+            </w:tcMar>
+          </w:tcPr>
+          <w:p>
+            <w:pPr>
+              <w:spacing w:after="0" w:line="260"/>
+            </w:pPr>
+            <w:r>
+              <w:rPr>
+                <w:rFonts w:ascii="맑은 고딕" w:cs="맑은 고딕" w:eastAsia="맑은 고딕" w:hAnsi="맑은 고딕"/>
+                <w:b w:val="false"/>
+                <w:bCs w:val="false"/>
+                <w:color w:val="1A1D21"/>
+                <w:sz w:val="18"/>
+                <w:szCs w:val="18"/>
+              </w:rPr>
+              <w:t xml:space="preserve">배경광 약 1/30. 직사광 아래 SNR 확보.</w:t>
+            </w:r>
+          </w:p>
+          <w:p>
+            <w:pPr>
+              <w:spacing w:after="0" w:line="260"/>
+            </w:pPr>
+            <w:r>
+              <w:rPr>
+                <w:rFonts w:ascii="맑은 고딕" w:cs="맑은 고딕" w:eastAsia="맑은 고딕" w:hAnsi="맑은 고딕"/>
+                <w:b w:val="false"/>
+                <w:bCs w:val="false"/>
+                <w:color w:val="1A1D21"/>
+                <w:sz w:val="18"/>
+                <w:szCs w:val="18"/>
+              </w:rPr>
+              <w:t xml:space="preserve">모노와 합쳐 σ_u 0.2 → 0.1px</w:t>
+            </w:r>
+          </w:p>
+        </w:tc>
+      </w:tr>
+      <w:tr>
+        <w:tc>
+          <w:tcPr>
+            <w:tcW w:type="dxa" w:w="1400"/>
+            <w:tcMar>
+              <w:top w:type="dxa" w:w="70"/>
+              <w:left w:type="dxa" w:w="110"/>
+              <w:bottom w:type="dxa" w:w="70"/>
+              <w:right w:type="dxa" w:w="110"/>
+            </w:tcMar>
+          </w:tcPr>
+          <w:p>
+            <w:pPr>
+              <w:spacing w:after="0" w:line="260"/>
+            </w:pPr>
+            <w:r>
+              <w:rPr>
+                <w:rFonts w:ascii="맑은 고딕" w:cs="맑은 고딕" w:eastAsia="맑은 고딕" w:hAnsi="맑은 고딕"/>
+                <w:b w:val="false"/>
+                <w:bCs w:val="false"/>
+                <w:color w:val="1A1D21"/>
+                <w:sz w:val="18"/>
+                <w:szCs w:val="18"/>
+              </w:rPr>
+              <w:t xml:space="preserve">화소</w:t>
+            </w:r>
+          </w:p>
+        </w:tc>
+        <w:tc>
+          <w:tcPr>
+            <w:tcW w:type="dxa" w:w="1500"/>
+            <w:tcMar>
+              <w:top w:type="dxa" w:w="70"/>
+              <w:left w:type="dxa" w:w="110"/>
+              <w:bottom w:type="dxa" w:w="70"/>
+              <w:right w:type="dxa" w:w="110"/>
+            </w:tcMar>
+          </w:tcPr>
+          <w:p>
+            <w:pPr>
+              <w:spacing w:after="0" w:line="260"/>
+            </w:pPr>
+            <w:r>
+              <w:rPr>
+                <w:rFonts w:ascii="맑은 고딕" w:cs="맑은 고딕" w:eastAsia="맑은 고딕" w:hAnsi="맑은 고딕"/>
+                <w:b w:val="false"/>
+                <w:bCs w:val="false"/>
+                <w:color w:val="1A1D21"/>
+                <w:sz w:val="18"/>
+                <w:szCs w:val="18"/>
+              </w:rPr>
+              <w:t xml:space="preserve">3.45 µm / 2448</w:t>
+            </w:r>
+          </w:p>
+        </w:tc>
+        <w:tc>
+          <w:tcPr>
+            <w:tcW w:type="dxa" w:w="1600"/>
+            <w:tcMar>
+              <w:top w:type="dxa" w:w="70"/>
+              <w:left w:type="dxa" w:w="110"/>
+              <w:bottom w:type="dxa" w:w="70"/>
+              <w:right w:type="dxa" w:w="110"/>
+            </w:tcMar>
+          </w:tcPr>
+          <w:p>
+            <w:pPr>
+              <w:spacing w:after="0" w:line="260"/>
+            </w:pPr>
+            <w:r>
+              <w:rPr>
+                <w:rFonts w:ascii="맑은 고딕" w:cs="맑은 고딕" w:eastAsia="맑은 고딕" w:hAnsi="맑은 고딕"/>
+                <w:b w:val="false"/>
+                <w:bCs w:val="false"/>
+                <w:color w:val="0F6E33"/>
+                <w:sz w:val="18"/>
+                <w:szCs w:val="18"/>
+              </w:rPr>
+              <w:t xml:space="preserve">2.74 µm / 3072</w:t>
+            </w:r>
+          </w:p>
+        </w:tc>
+        <w:tc>
+          <w:tcPr>
+            <w:tcW w:type="dxa" w:w="5138"/>
+            <w:tcMar>
+              <w:top w:type="dxa" w:w="70"/>
+              <w:left w:type="dxa" w:w="110"/>
+              <w:bottom w:type="dxa" w:w="70"/>
+              <w:right w:type="dxa" w:w="110"/>
+            </w:tcMar>
+          </w:tcPr>
+          <w:p>
+            <w:pPr>
+              <w:spacing w:after="0" w:line="260"/>
+            </w:pPr>
+            <w:r>
+              <w:rPr>
+                <w:rFonts w:ascii="맑은 고딕" w:cs="맑은 고딕" w:eastAsia="맑은 고딕" w:hAnsi="맑은 고딕"/>
+                <w:b w:val="false"/>
+                <w:bCs w:val="false"/>
+                <w:color w:val="1A1D21"/>
+                <w:sz w:val="18"/>
+                <w:szCs w:val="18"/>
+              </w:rPr>
+              <w:t xml:space="preserve">같은 2/3″ 에 작은 화소. 렌즈·화각·심도는</w:t>
+            </w:r>
+          </w:p>
+          <w:p>
+            <w:pPr>
+              <w:spacing w:after="0" w:line="260"/>
+            </w:pPr>
+            <w:r>
+              <w:rPr>
+                <w:rFonts w:ascii="맑은 고딕" w:cs="맑은 고딕" w:eastAsia="맑은 고딕" w:hAnsi="맑은 고딕"/>
+                <w:b w:val="false"/>
+                <w:bCs w:val="false"/>
+                <w:color w:val="1A1D21"/>
+                <w:sz w:val="18"/>
+                <w:szCs w:val="18"/>
+              </w:rPr>
+              <w:t xml:space="preserve">그대로 두고 화소 수만 1.26배</w:t>
+            </w:r>
+          </w:p>
+        </w:tc>
+      </w:tr>
+      <w:tr>
+        <w:tc>
+          <w:tcPr>
+            <w:tcW w:type="dxa" w:w="1400"/>
+            <w:tcMar>
+              <w:top w:type="dxa" w:w="70"/>
+              <w:left w:type="dxa" w:w="110"/>
+              <w:bottom w:type="dxa" w:w="70"/>
+              <w:right w:type="dxa" w:w="110"/>
+            </w:tcMar>
+          </w:tcPr>
+          <w:p>
+            <w:pPr>
+              <w:spacing w:after="0" w:line="260"/>
+            </w:pPr>
+            <w:r>
+              <w:rPr>
+                <w:rFonts w:ascii="맑은 고딕" w:cs="맑은 고딕" w:eastAsia="맑은 고딕" w:hAnsi="맑은 고딕"/>
+                <w:b w:val="false"/>
+                <w:bCs w:val="false"/>
+                <w:color w:val="1A1D21"/>
+                <w:sz w:val="18"/>
+                <w:szCs w:val="18"/>
+              </w:rPr>
+              <w:t xml:space="preserve">기선</w:t>
+            </w:r>
+          </w:p>
+        </w:tc>
+        <w:tc>
+          <w:tcPr>
+            <w:tcW w:type="dxa" w:w="1500"/>
+            <w:tcMar>
+              <w:top w:type="dxa" w:w="70"/>
+              <w:left w:type="dxa" w:w="110"/>
+              <w:bottom w:type="dxa" w:w="70"/>
+              <w:right w:type="dxa" w:w="110"/>
+            </w:tcMar>
+          </w:tcPr>
+          <w:p>
+            <w:pPr>
+              <w:spacing w:after="0" w:line="260"/>
+            </w:pPr>
+            <w:r>
+              <w:rPr>
+                <w:rFonts w:ascii="맑은 고딕" w:cs="맑은 고딕" w:eastAsia="맑은 고딕" w:hAnsi="맑은 고딕"/>
+                <w:b w:val="false"/>
+                <w:bCs w:val="false"/>
+                <w:color w:val="1A1D21"/>
+                <w:sz w:val="18"/>
+                <w:szCs w:val="18"/>
+              </w:rPr>
+              <w:t xml:space="preserve">150 mm</w:t>
+            </w:r>
+          </w:p>
+        </w:tc>
+        <w:tc>
+          <w:tcPr>
+            <w:tcW w:type="dxa" w:w="1600"/>
+            <w:tcMar>
+              <w:top w:type="dxa" w:w="70"/>
+              <w:left w:type="dxa" w:w="110"/>
+              <w:bottom w:type="dxa" w:w="70"/>
+              <w:right w:type="dxa" w:w="110"/>
+            </w:tcMar>
+          </w:tcPr>
+          <w:p>
+            <w:pPr>
+              <w:spacing w:after="0" w:line="260"/>
+            </w:pPr>
+            <w:r>
+              <w:rPr>
+                <w:rFonts w:ascii="맑은 고딕" w:cs="맑은 고딕" w:eastAsia="맑은 고딕" w:hAnsi="맑은 고딕"/>
+                <w:b w:val="false"/>
+                <w:bCs w:val="false"/>
+                <w:color w:val="0F6E33"/>
+                <w:sz w:val="18"/>
+                <w:szCs w:val="18"/>
+              </w:rPr>
+              <w:t xml:space="preserve">180 mm</w:t>
+            </w:r>
+          </w:p>
+        </w:tc>
+        <w:tc>
+          <w:tcPr>
+            <w:tcW w:type="dxa" w:w="5138"/>
+            <w:tcMar>
+              <w:top w:type="dxa" w:w="70"/>
+              <w:left w:type="dxa" w:w="110"/>
+              <w:bottom w:type="dxa" w:w="70"/>
+              <w:right w:type="dxa" w:w="110"/>
+            </w:tcMar>
+          </w:tcPr>
+          <w:p>
+            <w:pPr>
+              <w:spacing w:after="0" w:line="260"/>
+            </w:pPr>
+            <w:r>
+              <w:rPr>
+                <w:rFonts w:ascii="맑은 고딕" w:cs="맑은 고딕" w:eastAsia="맑은 고딕" w:hAnsi="맑은 고딕"/>
+                <w:b w:val="false"/>
+                <w:bCs w:val="false"/>
+                <w:color w:val="1A1D21"/>
+                <w:sz w:val="18"/>
+                <w:szCs w:val="18"/>
+              </w:rPr>
+              <w:t xml:space="preserve">σ_Z ∝ 1/b. 외형 210mm 폭 안에서 렌즈</w:t>
+            </w:r>
+          </w:p>
+          <w:p>
+            <w:pPr>
+              <w:spacing w:after="0" w:line="260"/>
+            </w:pPr>
+            <w:r>
+              <w:rPr>
+                <w:rFonts w:ascii="맑은 고딕" w:cs="맑은 고딕" w:eastAsia="맑은 고딕" w:hAnsi="맑은 고딕"/>
+                <w:b w:val="false"/>
+                <w:bCs w:val="false"/>
+                <w:color w:val="1A1D21"/>
+                <w:sz w:val="18"/>
+                <w:szCs w:val="18"/>
+              </w:rPr>
+              <w:t xml:space="preserve">경통 여유를 남긴 최대값</w:t>
+            </w:r>
+          </w:p>
+        </w:tc>
+      </w:tr>
+      <w:tr>
+        <w:tc>
+          <w:tcPr>
+            <w:tcW w:type="dxa" w:w="1400"/>
+            <w:tcMar>
+              <w:top w:type="dxa" w:w="70"/>
+              <w:left w:type="dxa" w:w="110"/>
+              <w:bottom w:type="dxa" w:w="70"/>
+              <w:right w:type="dxa" w:w="110"/>
+            </w:tcMar>
+          </w:tcPr>
+          <w:p>
+            <w:pPr>
+              <w:spacing w:after="0" w:line="260"/>
+            </w:pPr>
+            <w:r>
+              <w:rPr>
+                <w:rFonts w:ascii="맑은 고딕" w:cs="맑은 고딕" w:eastAsia="맑은 고딕" w:hAnsi="맑은 고딕"/>
+                <w:b w:val="false"/>
+                <w:bCs w:val="false"/>
+                <w:color w:val="1A1D21"/>
+                <w:sz w:val="18"/>
+                <w:szCs w:val="18"/>
+              </w:rPr>
+              <w:t xml:space="preserve">레이저 수렴각</w:t>
+            </w:r>
+          </w:p>
+        </w:tc>
+        <w:tc>
+          <w:tcPr>
+            <w:tcW w:type="dxa" w:w="1500"/>
+            <w:tcMar>
+              <w:top w:type="dxa" w:w="70"/>
+              <w:left w:type="dxa" w:w="110"/>
+              <w:bottom w:type="dxa" w:w="70"/>
+              <w:right w:type="dxa" w:w="110"/>
+            </w:tcMar>
+          </w:tcPr>
+          <w:p>
+            <w:pPr>
+              <w:spacing w:after="0" w:line="260"/>
+            </w:pPr>
+            <w:r>
+              <w:rPr>
+                <w:rFonts w:ascii="맑은 고딕" w:cs="맑은 고딕" w:eastAsia="맑은 고딕" w:hAnsi="맑은 고딕"/>
+                <w:b w:val="false"/>
+                <w:bCs w:val="false"/>
+                <w:color w:val="1A1D21"/>
+                <w:sz w:val="18"/>
+                <w:szCs w:val="18"/>
+              </w:rPr>
+              <w:t xml:space="preserve">6.18 °</w:t>
+            </w:r>
+          </w:p>
+        </w:tc>
+        <w:tc>
+          <w:tcPr>
+            <w:tcW w:type="dxa" w:w="1600"/>
+            <w:tcMar>
+              <w:top w:type="dxa" w:w="70"/>
+              <w:left w:type="dxa" w:w="110"/>
+              <w:bottom w:type="dxa" w:w="70"/>
+              <w:right w:type="dxa" w:w="110"/>
+            </w:tcMar>
+          </w:tcPr>
+          <w:p>
+            <w:pPr>
+              <w:spacing w:after="0" w:line="260"/>
+            </w:pPr>
+            <w:r>
+              <w:rPr>
+                <w:rFonts w:ascii="맑은 고딕" w:cs="맑은 고딕" w:eastAsia="맑은 고딕" w:hAnsi="맑은 고딕"/>
+                <w:b w:val="false"/>
+                <w:bCs w:val="false"/>
+                <w:color w:val="0F6E33"/>
+                <w:sz w:val="18"/>
+                <w:szCs w:val="18"/>
+              </w:rPr>
+              <w:t xml:space="preserve">7.40 °</w:t>
+            </w:r>
+          </w:p>
+        </w:tc>
+        <w:tc>
+          <w:tcPr>
+            <w:tcW w:type="dxa" w:w="5138"/>
+            <w:tcMar>
+              <w:top w:type="dxa" w:w="70"/>
+              <w:left w:type="dxa" w:w="110"/>
+              <w:bottom w:type="dxa" w:w="70"/>
+              <w:right w:type="dxa" w:w="110"/>
+            </w:tcMar>
+          </w:tcPr>
+          <w:p>
+            <w:pPr>
+              <w:spacing w:after="0" w:line="260"/>
+            </w:pPr>
+            <w:r>
+              <w:rPr>
+                <w:rFonts w:ascii="맑은 고딕" w:cs="맑은 고딕" w:eastAsia="맑은 고딕" w:hAnsi="맑은 고딕"/>
+                <w:b w:val="false"/>
+                <w:bCs w:val="false"/>
+                <w:color w:val="1A1D21"/>
+                <w:sz w:val="18"/>
+                <w:szCs w:val="18"/>
+              </w:rPr>
+              <w:t xml:space="preserve">화소 수가 바뀌어 최적값 재탐색</w:t>
+            </w:r>
+          </w:p>
+        </w:tc>
+      </w:tr>
+    </w:tbl>
+    <w:p>
+      <w:pPr>
+        <w:pStyle w:val="Heading3"/>
+        <w:spacing w:after="110" w:before="200"/>
+      </w:pPr>
+      <w:r>
+        <w:rPr>
+          <w:rFonts w:ascii="맑은 고딕" w:cs="맑은 고딕" w:eastAsia="맑은 고딕" w:hAnsi="맑은 고딕"/>
+          <w:b/>
+          <w:bCs/>
+          <w:color w:val="44505A"/>
+          <w:sz w:val="21"/>
+          <w:szCs w:val="21"/>
+        </w:rPr>
+        <w:t xml:space="preserve">바꾸지 않는 것</w:t>
+      </w:r>
+    </w:p>
+    <w:p>
+      <w:pPr>
+        <w:pStyle w:val="ListParagraph"/>
+        <w:numPr>
+          <w:ilvl w:val="0"/>
+          <w:numId w:val="2"/>
+        </w:numPr>
+        <w:spacing w:after="90" w:line="300"/>
+      </w:pPr>
+      <w:r>
+        <w:rPr>
+          <w:rFonts w:ascii="맑은 고딕" w:cs="맑은 고딕" w:eastAsia="맑은 고딕" w:hAnsi="맑은 고딕"/>
+          <w:color w:val="1A1D21"/>
+          <w:sz w:val="20"/>
+          <w:szCs w:val="20"/>
+        </w:rPr>
+        <w:t xml:space="preserve">DOE 발산각 42.61° — 좁히면 σ_Z 는 좋아지지만 담는 면적이 준다. KCS 3m 직선자 기준은 이미 한 장으로 커버가 안 되므로(1.5m 에서 1.17m) 화각을 줄이는 방향은 손해다.</w:t>
+      </w:r>
+    </w:p>
+    <w:p>
+      <w:pPr>
+        <w:pStyle w:val="ListParagraph"/>
+        <w:numPr>
+          <w:ilvl w:val="0"/>
+          <w:numId w:val="2"/>
+        </w:numPr>
+        <w:spacing w:after="90" w:line="300"/>
+      </w:pPr>
+      <w:r>
+        <w:rPr>
+          <w:rFonts w:ascii="맑은 고딕" w:cs="맑은 고딕" w:eastAsia="맑은 고딕" w:hAnsi="맑은 고딕"/>
+          <w:color w:val="1A1D21"/>
+          <w:sz w:val="20"/>
+          <w:szCs w:val="20"/>
+        </w:rPr>
+        <w:t xml:space="preserve">렌즈 8mm F2.0 초점 1.2m 고정 — 심도가 작업거리를 덮는 유일한 값이다(5.3).</w:t>
+      </w:r>
+    </w:p>
+    <w:p>
+      <w:pPr>
+        <w:pStyle w:val="ListParagraph"/>
+        <w:numPr>
+          <w:ilvl w:val="0"/>
+          <w:numId w:val="2"/>
+        </w:numPr>
+        <w:spacing w:after="90" w:line="300"/>
+      </w:pPr>
+      <w:r>
+        <w:rPr>
+          <w:rFonts w:ascii="맑은 고딕" w:cs="맑은 고딕" w:eastAsia="맑은 고딕" w:hAnsi="맑은 고딕"/>
+          <w:color w:val="1A1D21"/>
+          <w:sz w:val="20"/>
+          <w:szCs w:val="20"/>
+        </w:rPr>
+        <w:t xml:space="preserve">레이저 출력 30~49mW — 선이 40 → 60개로 늘어 선당 광량은 0.67배가 되지만, 모노(약 2배)와 대역통과 필터(배경 1/30)가 그 이상을 보상한다. 출력을 올리지 않으므로 눈 안전등급 재평가가 필요 없다.</w:t>
+      </w:r>
+    </w:p>
+    <w:p>
+      <w:pPr>
+        <w:pStyle w:val="ListParagraph"/>
+        <w:numPr>
+          <w:ilvl w:val="0"/>
+          <w:numId w:val="2"/>
+        </w:numPr>
+        <w:spacing w:after="90" w:line="300"/>
+      </w:pPr>
+      <w:r>
+        <w:rPr>
+          <w:rFonts w:ascii="맑은 고딕" w:cs="맑은 고딕" w:eastAsia="맑은 고딕" w:hAnsi="맑은 고딕"/>
+          <w:color w:val="1A1D21"/>
+          <w:sz w:val="20"/>
+          <w:szCs w:val="20"/>
+        </w:rPr>
+        <w:t xml:space="preserve">측정거리 1.0~1.5m — PDF 권장 유지. 심도가 0.997~1.507m 로 이 구간을 덮는다(여유가 얇으므로 F2.4 로 조이면 넓어진다).</w:t>
+      </w:r>
+    </w:p>
+    <w:p>
+      <w:pPr>
+        <w:pStyle w:val="Heading3"/>
+        <w:spacing w:after="110" w:before="200"/>
+      </w:pPr>
+      <w:r>
+        <w:rPr>
+          <w:rFonts w:ascii="맑은 고딕" w:cs="맑은 고딕" w:eastAsia="맑은 고딕" w:hAnsi="맑은 고딕"/>
+          <w:b/>
+          <w:bCs/>
+          <w:color w:val="44505A"/>
+          <w:sz w:val="21"/>
+          <w:szCs w:val="21"/>
+        </w:rPr>
+        <w:t xml:space="preserve">측정된 개선 효과</w:t>
+      </w:r>
+    </w:p>
+    <w:p>
+      <w:pPr>
+        <w:spacing w:after="60" w:before="0" w:line="300"/>
+      </w:pPr>
+      <w:r>
+        <w:rPr>
+          <w:rFonts w:ascii="맑은 고딕" w:cs="맑은 고딕" w:eastAsia="맑은 고딕" w:hAnsi="맑은 고딕"/>
+          <w:color w:val="1A1D21"/>
+          <w:sz w:val="20"/>
+          <w:szCs w:val="20"/>
+        </w:rPr>
+        <w:t xml:space="preserve">experiment_spec.py 가 같은 합성 씬을 두 프로파일로 8회씩 통과시킨 결과다.</w:t>
+      </w:r>
+    </w:p>
+    <w:tbl>
+      <w:tblPr>
+        <w:tblW w:type="dxa" w:w="9638"/>
+        <w:tblBorders>
+          <w:top w:val="single" w:color="C4CDD4" w:sz="6"/>
+          <w:left w:val="single" w:color="C4CDD4" w:sz="6"/>
+          <w:bottom w:val="single" w:color="C4CDD4" w:sz="6"/>
+          <w:right w:val="single" w:color="C4CDD4" w:sz="6"/>
+          <w:insideH w:val="single" w:color="C4CDD4" w:sz="4"/>
+          <w:insideV w:val="single" w:color="C4CDD4" w:sz="4"/>
+        </w:tblBorders>
+        <w:tblLayout w:type="fixed"/>
+      </w:tblPr>
+      <w:tblGrid>
+        <w:gridCol w:w="2666"/>
+        <w:gridCol w:w="853"/>
+        <w:gridCol w:w="1493"/>
+        <w:gridCol w:w="1493"/>
+        <w:gridCol w:w="3133"/>
+      </w:tblGrid>
+      <w:tr>
+        <w:trPr>
+          <w:tblHeader/>
+        </w:trPr>
+        <w:tc>
+          <w:tcPr>
+            <w:tcW w:type="dxa" w:w="2666"/>
+            <w:shd w:fill="E8EDF0" w:val="clear"/>
+            <w:tcMar>
+              <w:top w:type="dxa" w:w="70"/>
+              <w:left w:type="dxa" w:w="110"/>
+              <w:bottom w:type="dxa" w:w="70"/>
+              <w:right w:type="dxa" w:w="110"/>
+            </w:tcMar>
+          </w:tcPr>
+          <w:p>
+            <w:pPr>
+              <w:spacing w:after="0" w:line="260"/>
+            </w:pPr>
+            <w:r>
+              <w:rPr>
+                <w:rFonts w:ascii="맑은 고딕" w:cs="맑은 고딕" w:eastAsia="맑은 고딕" w:hAnsi="맑은 고딕"/>
+                <w:b/>
+                <w:bCs/>
+                <w:color w:val="1A1D21"/>
+                <w:sz w:val="18"/>
+                <w:szCs w:val="18"/>
+              </w:rPr>
+              <w:t xml:space="preserve">항목</w:t>
+            </w:r>
+          </w:p>
+        </w:tc>
+        <w:tc>
+          <w:tcPr>
+            <w:tcW w:type="dxa" w:w="853"/>
+            <w:shd w:fill="E8EDF0" w:val="clear"/>
+            <w:tcMar>
+              <w:top w:type="dxa" w:w="70"/>
+              <w:left w:type="dxa" w:w="110"/>
+              <w:bottom w:type="dxa" w:w="70"/>
+              <w:right w:type="dxa" w:w="110"/>
+            </w:tcMar>
+          </w:tcPr>
+          <w:p>
+            <w:pPr>
+              <w:spacing w:after="0" w:line="260"/>
+            </w:pPr>
+            <w:r>
+              <w:rPr>
+                <w:rFonts w:ascii="맑은 고딕" w:cs="맑은 고딕" w:eastAsia="맑은 고딕" w:hAnsi="맑은 고딕"/>
+                <w:b/>
+                <w:bCs/>
+                <w:color w:val="1A1D21"/>
+                <w:sz w:val="18"/>
+                <w:szCs w:val="18"/>
+              </w:rPr>
+              <w:t xml:space="preserve">단위</w:t>
+            </w:r>
+          </w:p>
+        </w:tc>
+        <w:tc>
+          <w:tcPr>
+            <w:tcW w:type="dxa" w:w="1493"/>
+            <w:shd w:fill="E8EDF0" w:val="clear"/>
+            <w:tcMar>
+              <w:top w:type="dxa" w:w="70"/>
+              <w:left w:type="dxa" w:w="110"/>
+              <w:bottom w:type="dxa" w:w="70"/>
+              <w:right w:type="dxa" w:w="110"/>
+            </w:tcMar>
+          </w:tcPr>
+          <w:p>
+            <w:pPr>
+              <w:spacing w:after="0" w:line="260"/>
+            </w:pPr>
+            <w:r>
+              <w:rPr>
+                <w:rFonts w:ascii="맑은 고딕" w:cs="맑은 고딕" w:eastAsia="맑은 고딕" w:hAnsi="맑은 고딕"/>
+                <w:b/>
+                <w:bCs/>
+                <w:color w:val="1A1D21"/>
+                <w:sz w:val="18"/>
+                <w:szCs w:val="18"/>
+              </w:rPr>
+              <w:t xml:space="preserve">PDF 원안</w:t>
+            </w:r>
+          </w:p>
+        </w:tc>
+        <w:tc>
+          <w:tcPr>
+            <w:tcW w:type="dxa" w:w="1493"/>
+            <w:shd w:fill="E8EDF0" w:val="clear"/>
+            <w:tcMar>
+              <w:top w:type="dxa" w:w="70"/>
+              <w:left w:type="dxa" w:w="110"/>
+              <w:bottom w:type="dxa" w:w="70"/>
+              <w:right w:type="dxa" w:w="110"/>
+            </w:tcMar>
+          </w:tcPr>
+          <w:p>
+            <w:pPr>
+              <w:spacing w:after="0" w:line="260"/>
+            </w:pPr>
+            <w:r>
+              <w:rPr>
+                <w:rFonts w:ascii="맑은 고딕" w:cs="맑은 고딕" w:eastAsia="맑은 고딕" w:hAnsi="맑은 고딕"/>
+                <w:b/>
+                <w:bCs/>
+                <w:color w:val="1A1D21"/>
+                <w:sz w:val="18"/>
+                <w:szCs w:val="18"/>
+              </w:rPr>
+              <w:t xml:space="preserve">개선안</w:t>
+            </w:r>
+          </w:p>
+        </w:tc>
+        <w:tc>
+          <w:tcPr>
+            <w:tcW w:type="dxa" w:w="3133"/>
+            <w:shd w:fill="E8EDF0" w:val="clear"/>
+            <w:tcMar>
+              <w:top w:type="dxa" w:w="70"/>
+              <w:left w:type="dxa" w:w="110"/>
+              <w:bottom w:type="dxa" w:w="70"/>
+              <w:right w:type="dxa" w:w="110"/>
+            </w:tcMar>
+          </w:tcPr>
+          <w:p>
+            <w:pPr>
+              <w:spacing w:after="0" w:line="260"/>
+            </w:pPr>
+            <w:r>
+              <w:rPr>
+                <w:rFonts w:ascii="맑은 고딕" w:cs="맑은 고딕" w:eastAsia="맑은 고딕" w:hAnsi="맑은 고딕"/>
+                <w:b/>
+                <w:bCs/>
+                <w:color w:val="1A1D21"/>
+                <w:sz w:val="18"/>
+                <w:szCs w:val="18"/>
+              </w:rPr>
+              <w:t xml:space="preserve">개선</w:t>
+            </w:r>
+          </w:p>
+        </w:tc>
+      </w:tr>
+      <w:tr>
+        <w:tc>
+          <w:tcPr>
+            <w:tcW w:type="dxa" w:w="2666"/>
+            <w:tcMar>
+              <w:top w:type="dxa" w:w="70"/>
+              <w:left w:type="dxa" w:w="110"/>
+              <w:bottom w:type="dxa" w:w="70"/>
+              <w:right w:type="dxa" w:w="110"/>
+            </w:tcMar>
+          </w:tcPr>
+          <w:p>
+            <w:pPr>
+              <w:spacing w:after="0" w:line="260"/>
+            </w:pPr>
+            <w:r>
+              <w:rPr>
+                <w:rFonts w:ascii="맑은 고딕" w:cs="맑은 고딕" w:eastAsia="맑은 고딕" w:hAnsi="맑은 고딕"/>
+                <w:b w:val="false"/>
+                <w:bCs w:val="false"/>
+                <w:color w:val="1A1D21"/>
+                <w:sz w:val="18"/>
+                <w:szCs w:val="18"/>
+              </w:rPr>
+              <w:t xml:space="preserve">깊이 잡음 σ_Z @1.2m</w:t>
+            </w:r>
+          </w:p>
+        </w:tc>
+        <w:tc>
+          <w:tcPr>
+            <w:tcW w:type="dxa" w:w="853"/>
+            <w:tcMar>
+              <w:top w:type="dxa" w:w="70"/>
+              <w:left w:type="dxa" w:w="110"/>
+              <w:bottom w:type="dxa" w:w="70"/>
+              <w:right w:type="dxa" w:w="110"/>
+            </w:tcMar>
+          </w:tcPr>
+          <w:p>
+            <w:pPr>
+              <w:spacing w:after="0" w:line="260"/>
+            </w:pPr>
+            <w:r>
+              <w:rPr>
+                <w:rFonts w:ascii="맑은 고딕" w:cs="맑은 고딕" w:eastAsia="맑은 고딕" w:hAnsi="맑은 고딕"/>
+                <w:b w:val="false"/>
+                <w:bCs w:val="false"/>
+                <w:color w:val="1A1D21"/>
+                <w:sz w:val="18"/>
+                <w:szCs w:val="18"/>
+              </w:rPr>
+              <w:t xml:space="preserve">mm</w:t>
+            </w:r>
+          </w:p>
+        </w:tc>
+        <w:tc>
+          <w:tcPr>
+            <w:tcW w:type="dxa" w:w="1493"/>
+            <w:tcMar>
+              <w:top w:type="dxa" w:w="70"/>
+              <w:left w:type="dxa" w:w="110"/>
+              <w:bottom w:type="dxa" w:w="70"/>
+              <w:right w:type="dxa" w:w="110"/>
+            </w:tcMar>
+          </w:tcPr>
+          <w:p>
+            <w:pPr>
+              <w:spacing w:after="0" w:line="260"/>
+            </w:pPr>
+            <w:r>
+              <w:rPr>
+                <w:rFonts w:ascii="맑은 고딕" w:cs="맑은 고딕" w:eastAsia="맑은 고딕" w:hAnsi="맑은 고딕"/>
+                <w:b w:val="false"/>
+                <w:bCs w:val="false"/>
+                <w:color w:val="1A1D21"/>
+                <w:sz w:val="18"/>
+                <w:szCs w:val="18"/>
+              </w:rPr>
+              <w:t xml:space="preserve">0.828</w:t>
+            </w:r>
+          </w:p>
+        </w:tc>
+        <w:tc>
+          <w:tcPr>
+            <w:tcW w:type="dxa" w:w="1493"/>
+            <w:tcMar>
+              <w:top w:type="dxa" w:w="70"/>
+              <w:left w:type="dxa" w:w="110"/>
+              <w:bottom w:type="dxa" w:w="70"/>
+              <w:right w:type="dxa" w:w="110"/>
+            </w:tcMar>
+          </w:tcPr>
+          <w:p>
+            <w:pPr>
+              <w:spacing w:after="0" w:line="260"/>
+            </w:pPr>
+            <w:r>
+              <w:rPr>
+                <w:rFonts w:ascii="맑은 고딕" w:cs="맑은 고딕" w:eastAsia="맑은 고딕" w:hAnsi="맑은 고딕"/>
+                <w:b w:val="false"/>
+                <w:bCs w:val="false"/>
+                <w:color w:val="0F6E33"/>
+                <w:sz w:val="18"/>
+                <w:szCs w:val="18"/>
+              </w:rPr>
+              <w:t xml:space="preserve">0.274</w:t>
+            </w:r>
+          </w:p>
+        </w:tc>
+        <w:tc>
+          <w:tcPr>
+            <w:tcW w:type="dxa" w:w="3133"/>
+            <w:tcMar>
+              <w:top w:type="dxa" w:w="70"/>
+              <w:left w:type="dxa" w:w="110"/>
+              <w:bottom w:type="dxa" w:w="70"/>
+              <w:right w:type="dxa" w:w="110"/>
+            </w:tcMar>
+          </w:tcPr>
+          <w:p>
+            <w:pPr>
+              <w:spacing w:after="0" w:line="260"/>
+            </w:pPr>
+            <w:r>
+              <w:rPr>
+                <w:rFonts w:ascii="맑은 고딕" w:cs="맑은 고딕" w:eastAsia="맑은 고딕" w:hAnsi="맑은 고딕"/>
+                <w:b w:val="false"/>
+                <w:bCs w:val="false"/>
+                <w:color w:val="1A1D21"/>
+                <w:sz w:val="18"/>
+                <w:szCs w:val="18"/>
+              </w:rPr>
+              <w:t xml:space="preserve">3.02배</w:t>
+            </w:r>
+          </w:p>
+        </w:tc>
+      </w:tr>
+      <w:tr>
+        <w:tc>
+          <w:tcPr>
+            <w:tcW w:type="dxa" w:w="2666"/>
+            <w:tcMar>
+              <w:top w:type="dxa" w:w="70"/>
+              <w:left w:type="dxa" w:w="110"/>
+              <w:bottom w:type="dxa" w:w="70"/>
+              <w:right w:type="dxa" w:w="110"/>
+            </w:tcMar>
+          </w:tcPr>
+          <w:p>
+            <w:pPr>
+              <w:spacing w:after="0" w:line="260"/>
+            </w:pPr>
+            <w:r>
+              <w:rPr>
+                <w:rFonts w:ascii="맑은 고딕" w:cs="맑은 고딕" w:eastAsia="맑은 고딕" w:hAnsi="맑은 고딕"/>
+                <w:b w:val="false"/>
+                <w:bCs w:val="false"/>
+                <w:color w:val="1A1D21"/>
+                <w:sz w:val="18"/>
+                <w:szCs w:val="18"/>
+              </w:rPr>
+              <w:t xml:space="preserve">격자 피치 @1.2m</w:t>
+            </w:r>
+          </w:p>
+        </w:tc>
+        <w:tc>
+          <w:tcPr>
+            <w:tcW w:type="dxa" w:w="853"/>
+            <w:tcMar>
+              <w:top w:type="dxa" w:w="70"/>
+              <w:left w:type="dxa" w:w="110"/>
+              <w:bottom w:type="dxa" w:w="70"/>
+              <w:right w:type="dxa" w:w="110"/>
+            </w:tcMar>
+          </w:tcPr>
+          <w:p>
+            <w:pPr>
+              <w:spacing w:after="0" w:line="260"/>
+            </w:pPr>
+            <w:r>
+              <w:rPr>
+                <w:rFonts w:ascii="맑은 고딕" w:cs="맑은 고딕" w:eastAsia="맑은 고딕" w:hAnsi="맑은 고딕"/>
+                <w:b w:val="false"/>
+                <w:bCs w:val="false"/>
+                <w:color w:val="1A1D21"/>
+                <w:sz w:val="18"/>
+                <w:szCs w:val="18"/>
+              </w:rPr>
+              <w:t xml:space="preserve">mm</w:t>
+            </w:r>
+          </w:p>
+        </w:tc>
+        <w:tc>
+          <w:tcPr>
+            <w:tcW w:type="dxa" w:w="1493"/>
+            <w:tcMar>
+              <w:top w:type="dxa" w:w="70"/>
+              <w:left w:type="dxa" w:w="110"/>
+              <w:bottom w:type="dxa" w:w="70"/>
+              <w:right w:type="dxa" w:w="110"/>
+            </w:tcMar>
+          </w:tcPr>
+          <w:p>
+            <w:pPr>
+              <w:spacing w:after="0" w:line="260"/>
+            </w:pPr>
+            <w:r>
+              <w:rPr>
+                <w:rFonts w:ascii="맑은 고딕" w:cs="맑은 고딕" w:eastAsia="맑은 고딕" w:hAnsi="맑은 고딕"/>
+                <w:b w:val="false"/>
+                <w:bCs w:val="false"/>
+                <w:color w:val="1A1D21"/>
+                <w:sz w:val="18"/>
+                <w:szCs w:val="18"/>
+              </w:rPr>
+              <w:t xml:space="preserve">49.26</w:t>
+            </w:r>
+          </w:p>
+        </w:tc>
+        <w:tc>
+          <w:tcPr>
+            <w:tcW w:type="dxa" w:w="1493"/>
+            <w:tcMar>
+              <w:top w:type="dxa" w:w="70"/>
+              <w:left w:type="dxa" w:w="110"/>
+              <w:bottom w:type="dxa" w:w="70"/>
+              <w:right w:type="dxa" w:w="110"/>
+            </w:tcMar>
+          </w:tcPr>
+          <w:p>
+            <w:pPr>
+              <w:spacing w:after="0" w:line="260"/>
+            </w:pPr>
+            <w:r>
+              <w:rPr>
+                <w:rFonts w:ascii="맑은 고딕" w:cs="맑은 고딕" w:eastAsia="맑은 고딕" w:hAnsi="맑은 고딕"/>
+                <w:b w:val="false"/>
+                <w:bCs w:val="false"/>
+                <w:color w:val="0F6E33"/>
+                <w:sz w:val="18"/>
+                <w:szCs w:val="18"/>
+              </w:rPr>
+              <w:t xml:space="preserve">24.00</w:t>
+            </w:r>
+          </w:p>
+        </w:tc>
+        <w:tc>
+          <w:tcPr>
+            <w:tcW w:type="dxa" w:w="3133"/>
+            <w:tcMar>
+              <w:top w:type="dxa" w:w="70"/>
+              <w:left w:type="dxa" w:w="110"/>
+              <w:bottom w:type="dxa" w:w="70"/>
+              <w:right w:type="dxa" w:w="110"/>
+            </w:tcMar>
+          </w:tcPr>
+          <w:p>
+            <w:pPr>
+              <w:spacing w:after="0" w:line="260"/>
+            </w:pPr>
+            <w:r>
+              <w:rPr>
+                <w:rFonts w:ascii="맑은 고딕" w:cs="맑은 고딕" w:eastAsia="맑은 고딕" w:hAnsi="맑은 고딕"/>
+                <w:b w:val="false"/>
+                <w:bCs w:val="false"/>
+                <w:color w:val="1A1D21"/>
+                <w:sz w:val="18"/>
+                <w:szCs w:val="18"/>
+              </w:rPr>
+              <w:t xml:space="preserve">2.05배</w:t>
+            </w:r>
+          </w:p>
+        </w:tc>
+      </w:tr>
+      <w:tr>
+        <w:tc>
+          <w:tcPr>
+            <w:tcW w:type="dxa" w:w="2666"/>
+            <w:tcMar>
+              <w:top w:type="dxa" w:w="70"/>
+              <w:left w:type="dxa" w:w="110"/>
+              <w:bottom w:type="dxa" w:w="70"/>
+              <w:right w:type="dxa" w:w="110"/>
+            </w:tcMar>
+          </w:tcPr>
+          <w:p>
+            <w:pPr>
+              <w:spacing w:after="0" w:line="260"/>
+            </w:pPr>
+            <w:r>
+              <w:rPr>
+                <w:rFonts w:ascii="맑은 고딕" w:cs="맑은 고딕" w:eastAsia="맑은 고딕" w:hAnsi="맑은 고딕"/>
+                <w:b w:val="false"/>
+                <w:bCs w:val="false"/>
+                <w:color w:val="1A1D21"/>
+                <w:sz w:val="18"/>
+                <w:szCs w:val="18"/>
+              </w:rPr>
+              <w:t xml:space="preserve">벽 수직도 오차</w:t>
+            </w:r>
+          </w:p>
+        </w:tc>
+        <w:tc>
+          <w:tcPr>
+            <w:tcW w:type="dxa" w:w="853"/>
+            <w:tcMar>
+              <w:top w:type="dxa" w:w="70"/>
+              <w:left w:type="dxa" w:w="110"/>
+              <w:bottom w:type="dxa" w:w="70"/>
+              <w:right w:type="dxa" w:w="110"/>
+            </w:tcMar>
+          </w:tcPr>
+          <w:p>
+            <w:pPr>
+              <w:spacing w:after="0" w:line="260"/>
+            </w:pPr>
+            <w:r>
+              <w:rPr>
+                <w:rFonts w:ascii="맑은 고딕" w:cs="맑은 고딕" w:eastAsia="맑은 고딕" w:hAnsi="맑은 고딕"/>
+                <w:b w:val="false"/>
+                <w:bCs w:val="false"/>
+                <w:color w:val="1A1D21"/>
+                <w:sz w:val="18"/>
+                <w:szCs w:val="18"/>
+              </w:rPr>
+              <w:t xml:space="preserve">°</w:t>
+            </w:r>
+          </w:p>
+        </w:tc>
+        <w:tc>
+          <w:tcPr>
+            <w:tcW w:type="dxa" w:w="1493"/>
+            <w:tcMar>
+              <w:top w:type="dxa" w:w="70"/>
+              <w:left w:type="dxa" w:w="110"/>
+              <w:bottom w:type="dxa" w:w="70"/>
+              <w:right w:type="dxa" w:w="110"/>
+            </w:tcMar>
+          </w:tcPr>
+          <w:p>
+            <w:pPr>
+              <w:spacing w:after="0" w:line="260"/>
+            </w:pPr>
+            <w:r>
+              <w:rPr>
+                <w:rFonts w:ascii="맑은 고딕" w:cs="맑은 고딕" w:eastAsia="맑은 고딕" w:hAnsi="맑은 고딕"/>
+                <w:b w:val="false"/>
+                <w:bCs w:val="false"/>
+                <w:color w:val="1A1D21"/>
+                <w:sz w:val="18"/>
+                <w:szCs w:val="18"/>
+              </w:rPr>
+              <w:t xml:space="preserve">0.0126</w:t>
+            </w:r>
+          </w:p>
+        </w:tc>
+        <w:tc>
+          <w:tcPr>
+            <w:tcW w:type="dxa" w:w="1493"/>
+            <w:tcMar>
+              <w:top w:type="dxa" w:w="70"/>
+              <w:left w:type="dxa" w:w="110"/>
+              <w:bottom w:type="dxa" w:w="70"/>
+              <w:right w:type="dxa" w:w="110"/>
+            </w:tcMar>
+          </w:tcPr>
+          <w:p>
+            <w:pPr>
+              <w:spacing w:after="0" w:line="260"/>
+            </w:pPr>
+            <w:r>
+              <w:rPr>
+                <w:rFonts w:ascii="맑은 고딕" w:cs="맑은 고딕" w:eastAsia="맑은 고딕" w:hAnsi="맑은 고딕"/>
+                <w:b w:val="false"/>
+                <w:bCs w:val="false"/>
+                <w:color w:val="1A1D21"/>
+                <w:sz w:val="18"/>
+                <w:szCs w:val="18"/>
+              </w:rPr>
+              <w:t xml:space="preserve">0.0129</w:t>
+            </w:r>
+          </w:p>
+        </w:tc>
+        <w:tc>
+          <w:tcPr>
+            <w:tcW w:type="dxa" w:w="3133"/>
+            <w:tcMar>
+              <w:top w:type="dxa" w:w="70"/>
+              <w:left w:type="dxa" w:w="110"/>
+              <w:bottom w:type="dxa" w:w="70"/>
+              <w:right w:type="dxa" w:w="110"/>
+            </w:tcMar>
+          </w:tcPr>
+          <w:p>
+            <w:pPr>
+              <w:spacing w:after="0" w:line="260"/>
+            </w:pPr>
+            <w:r>
+              <w:rPr>
+                <w:rFonts w:ascii="맑은 고딕" w:cs="맑은 고딕" w:eastAsia="맑은 고딕" w:hAnsi="맑은 고딕"/>
+                <w:b w:val="false"/>
+                <w:bCs w:val="false"/>
+                <w:color w:val="77848D"/>
+                <w:sz w:val="18"/>
+                <w:szCs w:val="18"/>
+              </w:rPr>
+              <w:t xml:space="preserve">변화 없음</w:t>
+            </w:r>
+          </w:p>
+        </w:tc>
+      </w:tr>
+      <w:tr>
+        <w:tc>
+          <w:tcPr>
+            <w:tcW w:type="dxa" w:w="2666"/>
+            <w:tcMar>
+              <w:top w:type="dxa" w:w="70"/>
+              <w:left w:type="dxa" w:w="110"/>
+              <w:bottom w:type="dxa" w:w="70"/>
+              <w:right w:type="dxa" w:w="110"/>
+            </w:tcMar>
+          </w:tcPr>
+          <w:p>
+            <w:pPr>
+              <w:spacing w:after="0" w:line="260"/>
+            </w:pPr>
+            <w:r>
+              <w:rPr>
+                <w:rFonts w:ascii="맑은 고딕" w:cs="맑은 고딕" w:eastAsia="맑은 고딕" w:hAnsi="맑은 고딕"/>
+                <w:b w:val="false"/>
+                <w:bCs w:val="false"/>
+                <w:color w:val="1A1D21"/>
+                <w:sz w:val="18"/>
+                <w:szCs w:val="18"/>
+              </w:rPr>
+              <w:t xml:space="preserve">바닥 수평도 오차</w:t>
+            </w:r>
+          </w:p>
+        </w:tc>
+        <w:tc>
+          <w:tcPr>
+            <w:tcW w:type="dxa" w:w="853"/>
+            <w:tcMar>
+              <w:top w:type="dxa" w:w="70"/>
+              <w:left w:type="dxa" w:w="110"/>
+              <w:bottom w:type="dxa" w:w="70"/>
+              <w:right w:type="dxa" w:w="110"/>
+            </w:tcMar>
+          </w:tcPr>
+          <w:p>
+            <w:pPr>
+              <w:spacing w:after="0" w:line="260"/>
+            </w:pPr>
+            <w:r>
+              <w:rPr>
+                <w:rFonts w:ascii="맑은 고딕" w:cs="맑은 고딕" w:eastAsia="맑은 고딕" w:hAnsi="맑은 고딕"/>
+                <w:b w:val="false"/>
+                <w:bCs w:val="false"/>
+                <w:color w:val="1A1D21"/>
+                <w:sz w:val="18"/>
+                <w:szCs w:val="18"/>
+              </w:rPr>
+              <w:t xml:space="preserve">°</w:t>
+            </w:r>
+          </w:p>
+        </w:tc>
+        <w:tc>
+          <w:tcPr>
+            <w:tcW w:type="dxa" w:w="1493"/>
+            <w:tcMar>
+              <w:top w:type="dxa" w:w="70"/>
+              <w:left w:type="dxa" w:w="110"/>
+              <w:bottom w:type="dxa" w:w="70"/>
+              <w:right w:type="dxa" w:w="110"/>
+            </w:tcMar>
+          </w:tcPr>
+          <w:p>
+            <w:pPr>
+              <w:spacing w:after="0" w:line="260"/>
+            </w:pPr>
+            <w:r>
+              <w:rPr>
+                <w:rFonts w:ascii="맑은 고딕" w:cs="맑은 고딕" w:eastAsia="맑은 고딕" w:hAnsi="맑은 고딕"/>
+                <w:b w:val="false"/>
+                <w:bCs w:val="false"/>
+                <w:color w:val="1A1D21"/>
+                <w:sz w:val="18"/>
+                <w:szCs w:val="18"/>
+              </w:rPr>
+              <w:t xml:space="preserve">0.0165</w:t>
+            </w:r>
+          </w:p>
+        </w:tc>
+        <w:tc>
+          <w:tcPr>
+            <w:tcW w:type="dxa" w:w="1493"/>
+            <w:tcMar>
+              <w:top w:type="dxa" w:w="70"/>
+              <w:left w:type="dxa" w:w="110"/>
+              <w:bottom w:type="dxa" w:w="70"/>
+              <w:right w:type="dxa" w:w="110"/>
+            </w:tcMar>
+          </w:tcPr>
+          <w:p>
+            <w:pPr>
+              <w:spacing w:after="0" w:line="260"/>
+            </w:pPr>
+            <w:r>
+              <w:rPr>
+                <w:rFonts w:ascii="맑은 고딕" w:cs="맑은 고딕" w:eastAsia="맑은 고딕" w:hAnsi="맑은 고딕"/>
+                <w:b w:val="false"/>
+                <w:bCs w:val="false"/>
+                <w:color w:val="0F6E33"/>
+                <w:sz w:val="18"/>
+                <w:szCs w:val="18"/>
+              </w:rPr>
+              <w:t xml:space="preserve">0.0028</w:t>
+            </w:r>
+          </w:p>
+        </w:tc>
+        <w:tc>
+          <w:tcPr>
+            <w:tcW w:type="dxa" w:w="3133"/>
+            <w:tcMar>
+              <w:top w:type="dxa" w:w="70"/>
+              <w:left w:type="dxa" w:w="110"/>
+              <w:bottom w:type="dxa" w:w="70"/>
+              <w:right w:type="dxa" w:w="110"/>
+            </w:tcMar>
+          </w:tcPr>
+          <w:p>
+            <w:pPr>
+              <w:spacing w:after="0" w:line="260"/>
+            </w:pPr>
+            <w:r>
+              <w:rPr>
+                <w:rFonts w:ascii="맑은 고딕" w:cs="맑은 고딕" w:eastAsia="맑은 고딕" w:hAnsi="맑은 고딕"/>
+                <w:b w:val="false"/>
+                <w:bCs w:val="false"/>
+                <w:color w:val="1A1D21"/>
+                <w:sz w:val="18"/>
+                <w:szCs w:val="18"/>
+              </w:rPr>
+              <w:t xml:space="preserve">5.83배</w:t>
+            </w:r>
+          </w:p>
+        </w:tc>
+      </w:tr>
+      <w:tr>
+        <w:tc>
+          <w:tcPr>
+            <w:tcW w:type="dxa" w:w="2666"/>
+            <w:tcMar>
+              <w:top w:type="dxa" w:w="70"/>
+              <w:left w:type="dxa" w:w="110"/>
+              <w:bottom w:type="dxa" w:w="70"/>
+              <w:right w:type="dxa" w:w="110"/>
+            </w:tcMar>
+          </w:tcPr>
+          <w:p>
+            <w:pPr>
+              <w:spacing w:after="0" w:line="260"/>
+            </w:pPr>
+            <w:r>
+              <w:rPr>
+                <w:rFonts w:ascii="맑은 고딕" w:cs="맑은 고딕" w:eastAsia="맑은 고딕" w:hAnsi="맑은 고딕"/>
+                <w:b w:val="false"/>
+                <w:bCs w:val="false"/>
+                <w:color w:val="1A1D21"/>
+                <w:sz w:val="18"/>
+                <w:szCs w:val="18"/>
+              </w:rPr>
+              <w:t xml:space="preserve">동바리 수직도 (평균)</w:t>
+            </w:r>
+          </w:p>
+        </w:tc>
+        <w:tc>
+          <w:tcPr>
+            <w:tcW w:type="dxa" w:w="853"/>
+            <w:tcMar>
+              <w:top w:type="dxa" w:w="70"/>
+              <w:left w:type="dxa" w:w="110"/>
+              <w:bottom w:type="dxa" w:w="70"/>
+              <w:right w:type="dxa" w:w="110"/>
+            </w:tcMar>
+          </w:tcPr>
+          <w:p>
+            <w:pPr>
+              <w:spacing w:after="0" w:line="260"/>
+            </w:pPr>
+            <w:r>
+              <w:rPr>
+                <w:rFonts w:ascii="맑은 고딕" w:cs="맑은 고딕" w:eastAsia="맑은 고딕" w:hAnsi="맑은 고딕"/>
+                <w:b w:val="false"/>
+                <w:bCs w:val="false"/>
+                <w:color w:val="1A1D21"/>
+                <w:sz w:val="18"/>
+                <w:szCs w:val="18"/>
+              </w:rPr>
+              <w:t xml:space="preserve">°</w:t>
+            </w:r>
+          </w:p>
+        </w:tc>
+        <w:tc>
+          <w:tcPr>
+            <w:tcW w:type="dxa" w:w="1493"/>
+            <w:tcMar>
+              <w:top w:type="dxa" w:w="70"/>
+              <w:left w:type="dxa" w:w="110"/>
+              <w:bottom w:type="dxa" w:w="70"/>
+              <w:right w:type="dxa" w:w="110"/>
+            </w:tcMar>
+          </w:tcPr>
+          <w:p>
+            <w:pPr>
+              <w:spacing w:after="0" w:line="260"/>
+            </w:pPr>
+            <w:r>
+              <w:rPr>
+                <w:rFonts w:ascii="맑은 고딕" w:cs="맑은 고딕" w:eastAsia="맑은 고딕" w:hAnsi="맑은 고딕"/>
+                <w:b w:val="false"/>
+                <w:bCs w:val="false"/>
+                <w:color w:val="1A1D21"/>
+                <w:sz w:val="18"/>
+                <w:szCs w:val="18"/>
+              </w:rPr>
+              <w:t xml:space="preserve">0.1494</w:t>
+            </w:r>
+          </w:p>
+        </w:tc>
+        <w:tc>
+          <w:tcPr>
+            <w:tcW w:type="dxa" w:w="1493"/>
+            <w:tcMar>
+              <w:top w:type="dxa" w:w="70"/>
+              <w:left w:type="dxa" w:w="110"/>
+              <w:bottom w:type="dxa" w:w="70"/>
+              <w:right w:type="dxa" w:w="110"/>
+            </w:tcMar>
+          </w:tcPr>
+          <w:p>
+            <w:pPr>
+              <w:spacing w:after="0" w:line="260"/>
+            </w:pPr>
+            <w:r>
+              <w:rPr>
+                <w:rFonts w:ascii="맑은 고딕" w:cs="맑은 고딕" w:eastAsia="맑은 고딕" w:hAnsi="맑은 고딕"/>
+                <w:b w:val="false"/>
+                <w:bCs w:val="false"/>
+                <w:color w:val="0F6E33"/>
+                <w:sz w:val="18"/>
+                <w:szCs w:val="18"/>
+              </w:rPr>
+              <w:t xml:space="preserve">0.0284</w:t>
+            </w:r>
+          </w:p>
+        </w:tc>
+        <w:tc>
+          <w:tcPr>
+            <w:tcW w:type="dxa" w:w="3133"/>
+            <w:tcMar>
+              <w:top w:type="dxa" w:w="70"/>
+              <w:left w:type="dxa" w:w="110"/>
+              <w:bottom w:type="dxa" w:w="70"/>
+              <w:right w:type="dxa" w:w="110"/>
+            </w:tcMar>
+          </w:tcPr>
+          <w:p>
+            <w:pPr>
+              <w:spacing w:after="0" w:line="260"/>
+            </w:pPr>
+            <w:r>
+              <w:rPr>
+                <w:rFonts w:ascii="맑은 고딕" w:cs="맑은 고딕" w:eastAsia="맑은 고딕" w:hAnsi="맑은 고딕"/>
+                <w:b w:val="false"/>
+                <w:bCs w:val="false"/>
+                <w:color w:val="1A1D21"/>
+                <w:sz w:val="18"/>
+                <w:szCs w:val="18"/>
+              </w:rPr>
+              <w:t xml:space="preserve">5.27배</w:t>
+            </w:r>
+          </w:p>
+        </w:tc>
+      </w:tr>
+      <w:tr>
+        <w:tc>
+          <w:tcPr>
+            <w:tcW w:type="dxa" w:w="2666"/>
+            <w:tcMar>
+              <w:top w:type="dxa" w:w="70"/>
+              <w:left w:type="dxa" w:w="110"/>
+              <w:bottom w:type="dxa" w:w="70"/>
+              <w:right w:type="dxa" w:w="110"/>
+            </w:tcMar>
+          </w:tcPr>
+          <w:p>
+            <w:pPr>
+              <w:spacing w:after="0" w:line="260"/>
+            </w:pPr>
+            <w:r>
+              <w:rPr>
+                <w:rFonts w:ascii="맑은 고딕" w:cs="맑은 고딕" w:eastAsia="맑은 고딕" w:hAnsi="맑은 고딕"/>
+                <w:b w:val="false"/>
+                <w:bCs w:val="false"/>
+                <w:color w:val="1A1D21"/>
+                <w:sz w:val="18"/>
+                <w:szCs w:val="18"/>
+              </w:rPr>
+              <w:t xml:space="preserve">동바리 수직도 (최악)</w:t>
+            </w:r>
+          </w:p>
+        </w:tc>
+        <w:tc>
+          <w:tcPr>
+            <w:tcW w:type="dxa" w:w="853"/>
+            <w:tcMar>
+              <w:top w:type="dxa" w:w="70"/>
+              <w:left w:type="dxa" w:w="110"/>
+              <w:bottom w:type="dxa" w:w="70"/>
+              <w:right w:type="dxa" w:w="110"/>
+            </w:tcMar>
+          </w:tcPr>
+          <w:p>
+            <w:pPr>
+              <w:spacing w:after="0" w:line="260"/>
+            </w:pPr>
+            <w:r>
+              <w:rPr>
+                <w:rFonts w:ascii="맑은 고딕" w:cs="맑은 고딕" w:eastAsia="맑은 고딕" w:hAnsi="맑은 고딕"/>
+                <w:b w:val="false"/>
+                <w:bCs w:val="false"/>
+                <w:color w:val="1A1D21"/>
+                <w:sz w:val="18"/>
+                <w:szCs w:val="18"/>
+              </w:rPr>
+              <w:t xml:space="preserve">°</w:t>
+            </w:r>
+          </w:p>
+        </w:tc>
+        <w:tc>
+          <w:tcPr>
+            <w:tcW w:type="dxa" w:w="1493"/>
+            <w:tcMar>
+              <w:top w:type="dxa" w:w="70"/>
+              <w:left w:type="dxa" w:w="110"/>
+              <w:bottom w:type="dxa" w:w="70"/>
+              <w:right w:type="dxa" w:w="110"/>
+            </w:tcMar>
+          </w:tcPr>
+          <w:p>
+            <w:pPr>
+              <w:spacing w:after="0" w:line="260"/>
+            </w:pPr>
+            <w:r>
+              <w:rPr>
+                <w:rFonts w:ascii="맑은 고딕" w:cs="맑은 고딕" w:eastAsia="맑은 고딕" w:hAnsi="맑은 고딕"/>
+                <w:b w:val="false"/>
+                <w:bCs w:val="false"/>
+                <w:color w:val="1A1D21"/>
+                <w:sz w:val="18"/>
+                <w:szCs w:val="18"/>
+              </w:rPr>
+              <w:t xml:space="preserve">0.1563</w:t>
+            </w:r>
+          </w:p>
+        </w:tc>
+        <w:tc>
+          <w:tcPr>
+            <w:tcW w:type="dxa" w:w="1493"/>
+            <w:tcMar>
+              <w:top w:type="dxa" w:w="70"/>
+              <w:left w:type="dxa" w:w="110"/>
+              <w:bottom w:type="dxa" w:w="70"/>
+              <w:right w:type="dxa" w:w="110"/>
+            </w:tcMar>
+          </w:tcPr>
+          <w:p>
+            <w:pPr>
+              <w:spacing w:after="0" w:line="260"/>
+            </w:pPr>
+            <w:r>
+              <w:rPr>
+                <w:rFonts w:ascii="맑은 고딕" w:cs="맑은 고딕" w:eastAsia="맑은 고딕" w:hAnsi="맑은 고딕"/>
+                <w:b w:val="false"/>
+                <w:bCs w:val="false"/>
+                <w:color w:val="0F6E33"/>
+                <w:sz w:val="18"/>
+                <w:szCs w:val="18"/>
+              </w:rPr>
+              <w:t xml:space="preserve">0.0553</w:t>
+            </w:r>
+          </w:p>
+        </w:tc>
+        <w:tc>
+          <w:tcPr>
+            <w:tcW w:type="dxa" w:w="3133"/>
+            <w:tcMar>
+              <w:top w:type="dxa" w:w="70"/>
+              <w:left w:type="dxa" w:w="110"/>
+              <w:bottom w:type="dxa" w:w="70"/>
+              <w:right w:type="dxa" w:w="110"/>
+            </w:tcMar>
+          </w:tcPr>
+          <w:p>
+            <w:pPr>
+              <w:spacing w:after="0" w:line="260"/>
+            </w:pPr>
+            <w:r>
+              <w:rPr>
+                <w:rFonts w:ascii="맑은 고딕" w:cs="맑은 고딕" w:eastAsia="맑은 고딕" w:hAnsi="맑은 고딕"/>
+                <w:b w:val="false"/>
+                <w:bCs w:val="false"/>
+                <w:color w:val="1A1D21"/>
+                <w:sz w:val="18"/>
+                <w:szCs w:val="18"/>
+              </w:rPr>
+              <w:t xml:space="preserve">2.83배</w:t>
+            </w:r>
+          </w:p>
+        </w:tc>
+      </w:tr>
+      <w:tr>
+        <w:tc>
+          <w:tcPr>
+            <w:tcW w:type="dxa" w:w="2666"/>
+            <w:tcMar>
+              <w:top w:type="dxa" w:w="70"/>
+              <w:left w:type="dxa" w:w="110"/>
+              <w:bottom w:type="dxa" w:w="70"/>
+              <w:right w:type="dxa" w:w="110"/>
+            </w:tcMar>
+          </w:tcPr>
+          <w:p>
+            <w:pPr>
+              <w:spacing w:after="0" w:line="260"/>
+            </w:pPr>
+            <w:r>
+              <w:rPr>
+                <w:rFonts w:ascii="맑은 고딕" w:cs="맑은 고딕" w:eastAsia="맑은 고딕" w:hAnsi="맑은 고딕"/>
+                <w:b w:val="false"/>
+                <w:bCs w:val="false"/>
+                <w:color w:val="1A1D21"/>
+                <w:sz w:val="18"/>
+                <w:szCs w:val="18"/>
+              </w:rPr>
+              <w:t xml:space="preserve">직선자 처짐 오차</w:t>
+            </w:r>
+          </w:p>
+        </w:tc>
+        <w:tc>
+          <w:tcPr>
+            <w:tcW w:type="dxa" w:w="853"/>
+            <w:tcMar>
+              <w:top w:type="dxa" w:w="70"/>
+              <w:left w:type="dxa" w:w="110"/>
+              <w:bottom w:type="dxa" w:w="70"/>
+              <w:right w:type="dxa" w:w="110"/>
+            </w:tcMar>
+          </w:tcPr>
+          <w:p>
+            <w:pPr>
+              <w:spacing w:after="0" w:line="260"/>
+            </w:pPr>
+            <w:r>
+              <w:rPr>
+                <w:rFonts w:ascii="맑은 고딕" w:cs="맑은 고딕" w:eastAsia="맑은 고딕" w:hAnsi="맑은 고딕"/>
+                <w:b w:val="false"/>
+                <w:bCs w:val="false"/>
+                <w:color w:val="1A1D21"/>
+                <w:sz w:val="18"/>
+                <w:szCs w:val="18"/>
+              </w:rPr>
+              <w:t xml:space="preserve">mm</w:t>
+            </w:r>
+          </w:p>
+        </w:tc>
+        <w:tc>
+          <w:tcPr>
+            <w:tcW w:type="dxa" w:w="1493"/>
+            <w:tcMar>
+              <w:top w:type="dxa" w:w="70"/>
+              <w:left w:type="dxa" w:w="110"/>
+              <w:bottom w:type="dxa" w:w="70"/>
+              <w:right w:type="dxa" w:w="110"/>
+            </w:tcMar>
+          </w:tcPr>
+          <w:p>
+            <w:pPr>
+              <w:spacing w:after="0" w:line="260"/>
+            </w:pPr>
+            <w:r>
+              <w:rPr>
+                <w:rFonts w:ascii="맑은 고딕" w:cs="맑은 고딕" w:eastAsia="맑은 고딕" w:hAnsi="맑은 고딕"/>
+                <w:b w:val="false"/>
+                <w:bCs w:val="false"/>
+                <w:color w:val="1A1D21"/>
+                <w:sz w:val="18"/>
+                <w:szCs w:val="18"/>
+              </w:rPr>
+              <w:t xml:space="preserve">0.543</w:t>
+            </w:r>
+          </w:p>
+        </w:tc>
+        <w:tc>
+          <w:tcPr>
+            <w:tcW w:type="dxa" w:w="1493"/>
+            <w:tcMar>
+              <w:top w:type="dxa" w:w="70"/>
+              <w:left w:type="dxa" w:w="110"/>
+              <w:bottom w:type="dxa" w:w="70"/>
+              <w:right w:type="dxa" w:w="110"/>
+            </w:tcMar>
+          </w:tcPr>
+          <w:p>
+            <w:pPr>
+              <w:spacing w:after="0" w:line="260"/>
+            </w:pPr>
+            <w:r>
+              <w:rPr>
+                <w:rFonts w:ascii="맑은 고딕" w:cs="맑은 고딕" w:eastAsia="맑은 고딕" w:hAnsi="맑은 고딕"/>
+                <w:b w:val="false"/>
+                <w:bCs w:val="false"/>
+                <w:color w:val="0F6E33"/>
+                <w:sz w:val="18"/>
+                <w:szCs w:val="18"/>
+              </w:rPr>
+              <w:t xml:space="preserve">0.082</w:t>
+            </w:r>
+          </w:p>
+        </w:tc>
+        <w:tc>
+          <w:tcPr>
+            <w:tcW w:type="dxa" w:w="3133"/>
+            <w:tcMar>
+              <w:top w:type="dxa" w:w="70"/>
+              <w:left w:type="dxa" w:w="110"/>
+              <w:bottom w:type="dxa" w:w="70"/>
+              <w:right w:type="dxa" w:w="110"/>
+            </w:tcMar>
+          </w:tcPr>
+          <w:p>
+            <w:pPr>
+              <w:spacing w:after="0" w:line="260"/>
+            </w:pPr>
+            <w:r>
+              <w:rPr>
+                <w:rFonts w:ascii="맑은 고딕" w:cs="맑은 고딕" w:eastAsia="맑은 고딕" w:hAnsi="맑은 고딕"/>
+                <w:b w:val="false"/>
+                <w:bCs w:val="false"/>
+                <w:color w:val="1A1D21"/>
+                <w:sz w:val="18"/>
+                <w:szCs w:val="18"/>
+              </w:rPr>
+              <w:t xml:space="preserve">6.62배</w:t>
+            </w:r>
+          </w:p>
+        </w:tc>
+      </w:tr>
+      <w:tr>
+        <w:tc>
+          <w:tcPr>
+            <w:tcW w:type="dxa" w:w="2666"/>
+            <w:tcMar>
+              <w:top w:type="dxa" w:w="70"/>
+              <w:left w:type="dxa" w:w="110"/>
+              <w:bottom w:type="dxa" w:w="70"/>
+              <w:right w:type="dxa" w:w="110"/>
+            </w:tcMar>
+          </w:tcPr>
+          <w:p>
+            <w:pPr>
+              <w:spacing w:after="0" w:line="260"/>
+            </w:pPr>
+            <w:r>
+              <w:rPr>
+                <w:rFonts w:ascii="맑은 고딕" w:cs="맑은 고딕" w:eastAsia="맑은 고딕" w:hAnsi="맑은 고딕"/>
+                <w:b w:val="false"/>
+                <w:bCs w:val="false"/>
+                <w:color w:val="1A1D21"/>
+                <w:sz w:val="18"/>
+                <w:szCs w:val="18"/>
+              </w:rPr>
+              <w:t xml:space="preserve">직선자 불확실도 밴드</w:t>
+            </w:r>
+          </w:p>
+        </w:tc>
+        <w:tc>
+          <w:tcPr>
+            <w:tcW w:type="dxa" w:w="853"/>
+            <w:tcMar>
+              <w:top w:type="dxa" w:w="70"/>
+              <w:left w:type="dxa" w:w="110"/>
+              <w:bottom w:type="dxa" w:w="70"/>
+              <w:right w:type="dxa" w:w="110"/>
+            </w:tcMar>
+          </w:tcPr>
+          <w:p>
+            <w:pPr>
+              <w:spacing w:after="0" w:line="260"/>
+            </w:pPr>
+            <w:r>
+              <w:rPr>
+                <w:rFonts w:ascii="맑은 고딕" w:cs="맑은 고딕" w:eastAsia="맑은 고딕" w:hAnsi="맑은 고딕"/>
+                <w:b w:val="false"/>
+                <w:bCs w:val="false"/>
+                <w:color w:val="1A1D21"/>
+                <w:sz w:val="18"/>
+                <w:szCs w:val="18"/>
+              </w:rPr>
+              <w:t xml:space="preserve">mm</w:t>
+            </w:r>
+          </w:p>
+        </w:tc>
+        <w:tc>
+          <w:tcPr>
+            <w:tcW w:type="dxa" w:w="1493"/>
+            <w:tcMar>
+              <w:top w:type="dxa" w:w="70"/>
+              <w:left w:type="dxa" w:w="110"/>
+              <w:bottom w:type="dxa" w:w="70"/>
+              <w:right w:type="dxa" w:w="110"/>
+            </w:tcMar>
+          </w:tcPr>
+          <w:p>
+            <w:pPr>
+              <w:spacing w:after="0" w:line="260"/>
+            </w:pPr>
+            <w:r>
+              <w:rPr>
+                <w:rFonts w:ascii="맑은 고딕" w:cs="맑은 고딕" w:eastAsia="맑은 고딕" w:hAnsi="맑은 고딕"/>
+                <w:b w:val="false"/>
+                <w:bCs w:val="false"/>
+                <w:color w:val="1A1D21"/>
+                <w:sz w:val="18"/>
+                <w:szCs w:val="18"/>
+              </w:rPr>
+              <w:t xml:space="preserve">0.586</w:t>
+            </w:r>
+          </w:p>
+        </w:tc>
+        <w:tc>
+          <w:tcPr>
+            <w:tcW w:type="dxa" w:w="1493"/>
+            <w:tcMar>
+              <w:top w:type="dxa" w:w="70"/>
+              <w:left w:type="dxa" w:w="110"/>
+              <w:bottom w:type="dxa" w:w="70"/>
+              <w:right w:type="dxa" w:w="110"/>
+            </w:tcMar>
+          </w:tcPr>
+          <w:p>
+            <w:pPr>
+              <w:spacing w:after="0" w:line="260"/>
+            </w:pPr>
+            <w:r>
+              <w:rPr>
+                <w:rFonts w:ascii="맑은 고딕" w:cs="맑은 고딕" w:eastAsia="맑은 고딕" w:hAnsi="맑은 고딕"/>
+                <w:b w:val="false"/>
+                <w:bCs w:val="false"/>
+                <w:color w:val="0F6E33"/>
+                <w:sz w:val="18"/>
+                <w:szCs w:val="18"/>
+              </w:rPr>
+              <w:t xml:space="preserve">0.125</w:t>
+            </w:r>
+          </w:p>
+        </w:tc>
+        <w:tc>
+          <w:tcPr>
+            <w:tcW w:type="dxa" w:w="3133"/>
+            <w:tcMar>
+              <w:top w:type="dxa" w:w="70"/>
+              <w:left w:type="dxa" w:w="110"/>
+              <w:bottom w:type="dxa" w:w="70"/>
+              <w:right w:type="dxa" w:w="110"/>
+            </w:tcMar>
+          </w:tcPr>
+          <w:p>
+            <w:pPr>
+              <w:spacing w:after="0" w:line="260"/>
+            </w:pPr>
+            <w:r>
+              <w:rPr>
+                <w:rFonts w:ascii="맑은 고딕" w:cs="맑은 고딕" w:eastAsia="맑은 고딕" w:hAnsi="맑은 고딕"/>
+                <w:b w:val="false"/>
+                <w:bCs w:val="false"/>
+                <w:color w:val="1A1D21"/>
+                <w:sz w:val="18"/>
+                <w:szCs w:val="18"/>
+              </w:rPr>
+              <w:t xml:space="preserve">4.69배</w:t>
+            </w:r>
+          </w:p>
+        </w:tc>
+      </w:tr>
+      <w:tr>
+        <w:tc>
+          <w:tcPr>
+            <w:tcW w:type="dxa" w:w="2666"/>
+            <w:tcMar>
+              <w:top w:type="dxa" w:w="70"/>
+              <w:left w:type="dxa" w:w="110"/>
+              <w:bottom w:type="dxa" w:w="70"/>
+              <w:right w:type="dxa" w:w="110"/>
+            </w:tcMar>
+          </w:tcPr>
+          <w:p>
+            <w:pPr>
+              <w:spacing w:after="0" w:line="260"/>
+            </w:pPr>
+            <w:r>
+              <w:rPr>
+                <w:rFonts w:ascii="맑은 고딕" w:cs="맑은 고딕" w:eastAsia="맑은 고딕" w:hAnsi="맑은 고딕"/>
+                <w:b w:val="false"/>
+                <w:bCs w:val="false"/>
+                <w:color w:val="1A1D21"/>
+                <w:sz w:val="18"/>
+                <w:szCs w:val="18"/>
+              </w:rPr>
+              <w:t xml:space="preserve">마스크 +16px 훼손 시 최악</w:t>
+            </w:r>
+          </w:p>
+        </w:tc>
+        <w:tc>
+          <w:tcPr>
+            <w:tcW w:type="dxa" w:w="853"/>
+            <w:tcMar>
+              <w:top w:type="dxa" w:w="70"/>
+              <w:left w:type="dxa" w:w="110"/>
+              <w:bottom w:type="dxa" w:w="70"/>
+              <w:right w:type="dxa" w:w="110"/>
+            </w:tcMar>
+          </w:tcPr>
+          <w:p>
+            <w:pPr>
+              <w:spacing w:after="0" w:line="260"/>
+            </w:pPr>
+            <w:r>
+              <w:rPr>
+                <w:rFonts w:ascii="맑은 고딕" w:cs="맑은 고딕" w:eastAsia="맑은 고딕" w:hAnsi="맑은 고딕"/>
+                <w:b w:val="false"/>
+                <w:bCs w:val="false"/>
+                <w:color w:val="1A1D21"/>
+                <w:sz w:val="18"/>
+                <w:szCs w:val="18"/>
+              </w:rPr>
+              <w:t xml:space="preserve">°</w:t>
+            </w:r>
+          </w:p>
+        </w:tc>
+        <w:tc>
+          <w:tcPr>
+            <w:tcW w:type="dxa" w:w="1493"/>
+            <w:tcMar>
+              <w:top w:type="dxa" w:w="70"/>
+              <w:left w:type="dxa" w:w="110"/>
+              <w:bottom w:type="dxa" w:w="70"/>
+              <w:right w:type="dxa" w:w="110"/>
+            </w:tcMar>
+          </w:tcPr>
+          <w:p>
+            <w:pPr>
+              <w:spacing w:after="0" w:line="260"/>
+            </w:pPr>
+            <w:r>
+              <w:rPr>
+                <w:rFonts w:ascii="맑은 고딕" w:cs="맑은 고딕" w:eastAsia="맑은 고딕" w:hAnsi="맑은 고딕"/>
+                <w:b w:val="false"/>
+                <w:bCs w:val="false"/>
+                <w:color w:val="1A1D21"/>
+                <w:sz w:val="18"/>
+                <w:szCs w:val="18"/>
+              </w:rPr>
+              <w:t xml:space="preserve">0.2256</w:t>
+            </w:r>
+          </w:p>
+        </w:tc>
+        <w:tc>
+          <w:tcPr>
+            <w:tcW w:type="dxa" w:w="1493"/>
+            <w:tcMar>
+              <w:top w:type="dxa" w:w="70"/>
+              <w:left w:type="dxa" w:w="110"/>
+              <w:bottom w:type="dxa" w:w="70"/>
+              <w:right w:type="dxa" w:w="110"/>
+            </w:tcMar>
+          </w:tcPr>
+          <w:p>
+            <w:pPr>
+              <w:spacing w:after="0" w:line="260"/>
+            </w:pPr>
+            <w:r>
+              <w:rPr>
+                <w:rFonts w:ascii="맑은 고딕" w:cs="맑은 고딕" w:eastAsia="맑은 고딕" w:hAnsi="맑은 고딕"/>
+                <w:b w:val="false"/>
+                <w:bCs w:val="false"/>
+                <w:color w:val="0F6E33"/>
+                <w:sz w:val="18"/>
+                <w:szCs w:val="18"/>
+              </w:rPr>
+              <w:t xml:space="preserve">0.0353</w:t>
+            </w:r>
+          </w:p>
+        </w:tc>
+        <w:tc>
+          <w:tcPr>
+            <w:tcW w:type="dxa" w:w="3133"/>
+            <w:tcMar>
+              <w:top w:type="dxa" w:w="70"/>
+              <w:left w:type="dxa" w:w="110"/>
+              <w:bottom w:type="dxa" w:w="70"/>
+              <w:right w:type="dxa" w:w="110"/>
+            </w:tcMar>
+          </w:tcPr>
+          <w:p>
+            <w:pPr>
+              <w:spacing w:after="0" w:line="260"/>
+            </w:pPr>
+            <w:r>
+              <w:rPr>
+                <w:rFonts w:ascii="맑은 고딕" w:cs="맑은 고딕" w:eastAsia="맑은 고딕" w:hAnsi="맑은 고딕"/>
+                <w:b w:val="false"/>
+                <w:bCs w:val="false"/>
+                <w:color w:val="1A1D21"/>
+                <w:sz w:val="18"/>
+                <w:szCs w:val="18"/>
+              </w:rPr>
+              <w:t xml:space="preserve">6.40배</w:t>
+            </w:r>
+          </w:p>
+        </w:tc>
+      </w:tr>
+    </w:tbl>
+    <w:p>
+      <w:pPr>
+        <w:pBdr>
+          <w:left w:val="single" w:color="9A5B0B" w:sz="14" w:space="10"/>
+        </w:pBdr>
+        <w:spacing w:after="160" w:before="120" w:line="300"/>
+        <w:ind w:left="200"/>
+      </w:pPr>
+      <w:r>
+        <w:rPr>
+          <w:rFonts w:ascii="맑은 고딕" w:cs="맑은 고딕" w:eastAsia="맑은 고딕" w:hAnsi="맑은 고딕"/>
+          <w:color w:val="44505A"/>
+          <w:sz w:val="19"/>
+          <w:szCs w:val="19"/>
+        </w:rPr>
+        <w:t xml:space="preserve">벽 수직도만 개선되지 않는다. 두 사양 모두 0.013° 로 목표 ±0.5° 의 1/38 이며, 수천 점을 평균한 결과라 이미 수치 바닥이다. 사양을 올려도 여기서는 얻을 것이 없다. 실제로 좁던 동바리 각도와 평활도는 원인이 같았고(격자 피치), 그 하나를 고치자 세그멘테이션 훼손 강건성까지 함께 올라갔다 — 표본이 많을수록 경계 오염이 평균에 묻힌다.</w:t>
+      </w:r>
+    </w:p>
+    <w:p>
+      <w:pPr>
+        <w:pBdr>
+          <w:left w:val="single" w:color="9A5B0B" w:sz="14" w:space="10"/>
+        </w:pBdr>
+        <w:spacing w:after="160" w:before="120" w:line="300"/>
+        <w:ind w:left="200"/>
+      </w:pPr>
+      <w:r>
+        <w:rPr>
+          <w:rFonts w:ascii="맑은 고딕" w:cs="맑은 고딕" w:eastAsia="맑은 고딕" w:hAnsi="맑은 고딕"/>
+          <w:color w:val="44505A"/>
+          <w:sz w:val="19"/>
+          <w:szCs w:val="19"/>
+        </w:rPr>
+        <w:t xml:space="preserve">사양 프로파일은 calibration.SPEC_PROFILES 에 있고, 환경변수 LASER_GRID_PROFILE=pdf 로 원안으로 되돌릴 수 있다. 회귀 검증은 두 프로파일 모두에서 전체 통과한다.</w:t>
+      </w:r>
+    </w:p>
+    <w:p>
+      <w:pPr>
+        <w:pStyle w:val="Heading3"/>
+        <w:spacing w:after="110" w:before="200"/>
+      </w:pPr>
+      <w:r>
+        <w:rPr>
+          <w:rFonts w:ascii="맑은 고딕" w:cs="맑은 고딕" w:eastAsia="맑은 고딕" w:hAnsi="맑은 고딕"/>
+          <w:b/>
+          <w:bCs/>
+          <w:color w:val="44505A"/>
+          <w:sz w:val="21"/>
+          <w:szCs w:val="21"/>
+        </w:rPr>
+        <w:t xml:space="preserve">대가와 확인이 필요한 것</w:t>
+      </w:r>
+    </w:p>
+    <w:p>
+      <w:pPr>
+        <w:spacing w:after="60"/>
+      </w:pPr>
+    </w:p>
+    <w:tbl>
+      <w:tblPr>
+        <w:tblW w:type="dxa" w:w="9638"/>
+        <w:tblBorders>
+          <w:top w:val="single" w:color="C4CDD4" w:sz="6"/>
+          <w:left w:val="single" w:color="C4CDD4" w:sz="6"/>
+          <w:bottom w:val="single" w:color="C4CDD4" w:sz="6"/>
+          <w:right w:val="single" w:color="C4CDD4" w:sz="6"/>
+          <w:insideH w:val="single" w:color="C4CDD4" w:sz="4"/>
+          <w:insideV w:val="single" w:color="C4CDD4" w:sz="4"/>
+        </w:tblBorders>
+        <w:tblLayout w:type="fixed"/>
+      </w:tblPr>
+      <w:tblGrid>
+        <w:gridCol w:w="2133"/>
+        <w:gridCol w:w="7505"/>
+      </w:tblGrid>
+      <w:tr>
+        <w:trPr>
+          <w:tblHeader/>
+        </w:trPr>
+        <w:tc>
+          <w:tcPr>
+            <w:tcW w:type="dxa" w:w="2133"/>
+            <w:shd w:fill="E8EDF0" w:val="clear"/>
+            <w:tcMar>
+              <w:top w:type="dxa" w:w="70"/>
+              <w:left w:type="dxa" w:w="110"/>
+              <w:bottom w:type="dxa" w:w="70"/>
+              <w:right w:type="dxa" w:w="110"/>
+            </w:tcMar>
+          </w:tcPr>
+          <w:p>
+            <w:pPr>
+              <w:spacing w:after="0" w:line="260"/>
+            </w:pPr>
+            <w:r>
+              <w:rPr>
+                <w:rFonts w:ascii="맑은 고딕" w:cs="맑은 고딕" w:eastAsia="맑은 고딕" w:hAnsi="맑은 고딕"/>
+                <w:b/>
+                <w:bCs/>
+                <w:color w:val="1A1D21"/>
+                <w:sz w:val="18"/>
+                <w:szCs w:val="18"/>
+              </w:rPr>
+              <w:t xml:space="preserve">항목</w:t>
+            </w:r>
+          </w:p>
+        </w:tc>
+        <w:tc>
+          <w:tcPr>
+            <w:tcW w:type="dxa" w:w="7505"/>
+            <w:shd w:fill="E8EDF0" w:val="clear"/>
+            <w:tcMar>
+              <w:top w:type="dxa" w:w="70"/>
+              <w:left w:type="dxa" w:w="110"/>
+              <w:bottom w:type="dxa" w:w="70"/>
+              <w:right w:type="dxa" w:w="110"/>
+            </w:tcMar>
+          </w:tcPr>
+          <w:p>
+            <w:pPr>
+              <w:spacing w:after="0" w:line="260"/>
+            </w:pPr>
+            <w:r>
+              <w:rPr>
+                <w:rFonts w:ascii="맑은 고딕" w:cs="맑은 고딕" w:eastAsia="맑은 고딕" w:hAnsi="맑은 고딕"/>
+                <w:b/>
+                <w:bCs/>
+                <w:color w:val="1A1D21"/>
+                <w:sz w:val="18"/>
+                <w:szCs w:val="18"/>
+              </w:rPr>
+              <w:t xml:space="preserve">내용</w:t>
+            </w:r>
+          </w:p>
+        </w:tc>
+      </w:tr>
+      <w:tr>
+        <w:tc>
+          <w:tcPr>
+            <w:tcW w:type="dxa" w:w="2133"/>
+            <w:tcMar>
+              <w:top w:type="dxa" w:w="70"/>
+              <w:left w:type="dxa" w:w="110"/>
+              <w:bottom w:type="dxa" w:w="70"/>
+              <w:right w:type="dxa" w:w="110"/>
+            </w:tcMar>
+          </w:tcPr>
+          <w:p>
+            <w:pPr>
+              <w:spacing w:after="0" w:line="260"/>
+            </w:pPr>
+            <w:r>
+              <w:rPr>
+                <w:rFonts w:ascii="맑은 고딕" w:cs="맑은 고딕" w:eastAsia="맑은 고딕" w:hAnsi="맑은 고딕"/>
+                <w:b w:val="false"/>
+                <w:bCs w:val="false"/>
+                <w:color w:val="1A1D21"/>
+                <w:sz w:val="18"/>
+                <w:szCs w:val="18"/>
+              </w:rPr>
+              <w:t xml:space="preserve">RGB 문맥 영상 상실</w:t>
+            </w:r>
+          </w:p>
+        </w:tc>
+        <w:tc>
+          <w:tcPr>
+            <w:tcW w:type="dxa" w:w="7505"/>
+            <w:tcMar>
+              <w:top w:type="dxa" w:w="70"/>
+              <w:left w:type="dxa" w:w="110"/>
+              <w:bottom w:type="dxa" w:w="70"/>
+              <w:right w:type="dxa" w:w="110"/>
+            </w:tcMar>
+          </w:tcPr>
+          <w:p>
+            <w:pPr>
+              <w:spacing w:after="0" w:line="260"/>
+            </w:pPr>
+            <w:r>
+              <w:rPr>
+                <w:rFonts w:ascii="맑은 고딕" w:cs="맑은 고딕" w:eastAsia="맑은 고딕" w:hAnsi="맑은 고딕"/>
+                <w:b w:val="false"/>
+                <w:bCs w:val="false"/>
+                <w:color w:val="1A1D21"/>
+                <w:sz w:val="18"/>
+                <w:szCs w:val="18"/>
+              </w:rPr>
+              <w:t xml:space="preserve">모노 센서 + 대역통과 필터는 색을 남기지 않는다. PDF 3.1 의 「RGB 영상, 컬러」 요구와 어긋나며, 세그멘테이션을 흑백으로 해야 한다. 기하 전용(geom) 백엔드는 색을 쓰지 않으므로 영향이 없고, VLM/SAM 백엔드는 흑백 입력으로 성능 확인이 필요하다.</w:t>
+            </w:r>
+          </w:p>
+        </w:tc>
+      </w:tr>
+      <w:tr>
+        <w:tc>
+          <w:tcPr>
+            <w:tcW w:type="dxa" w:w="2133"/>
+            <w:tcMar>
+              <w:top w:type="dxa" w:w="70"/>
+              <w:left w:type="dxa" w:w="110"/>
+              <w:bottom w:type="dxa" w:w="70"/>
+              <w:right w:type="dxa" w:w="110"/>
+            </w:tcMar>
+          </w:tcPr>
+          <w:p>
+            <w:pPr>
+              <w:spacing w:after="0" w:line="260"/>
+            </w:pPr>
+            <w:r>
+              <w:rPr>
+                <w:rFonts w:ascii="맑은 고딕" w:cs="맑은 고딕" w:eastAsia="맑은 고딕" w:hAnsi="맑은 고딕"/>
+                <w:b w:val="false"/>
+                <w:bCs w:val="false"/>
+                <w:color w:val="1A1D21"/>
+                <w:sz w:val="18"/>
+                <w:szCs w:val="18"/>
+              </w:rPr>
+              <w:t xml:space="preserve">OFF 프레임 노출</w:t>
+            </w:r>
+          </w:p>
+        </w:tc>
+        <w:tc>
+          <w:tcPr>
+            <w:tcW w:type="dxa" w:w="7505"/>
+            <w:tcMar>
+              <w:top w:type="dxa" w:w="70"/>
+              <w:left w:type="dxa" w:w="110"/>
+              <w:bottom w:type="dxa" w:w="70"/>
+              <w:right w:type="dxa" w:w="110"/>
+            </w:tcMar>
+          </w:tcPr>
+          <w:p>
+            <w:pPr>
+              <w:spacing w:after="0" w:line="260"/>
+            </w:pPr>
+            <w:r>
+              <w:rPr>
+                <w:rFonts w:ascii="맑은 고딕" w:cs="맑은 고딕" w:eastAsia="맑은 고딕" w:hAnsi="맑은 고딕"/>
+                <w:b w:val="false"/>
+                <w:bCs w:val="false"/>
+                <w:color w:val="1A1D21"/>
+                <w:sz w:val="18"/>
+                <w:szCs w:val="18"/>
+              </w:rPr>
+              <w:t xml:space="preserve">대역통과 필터는 배경광을 1/30 으로 줄이므로, 문맥 영상용 OFF 프레임은 노출을 그만큼 늘려야 한다. 글로벌 셔터에서 10ms 수준이면 핸드헬드로도 무리가 없으나 실측 확인이 필요하다.</w:t>
+            </w:r>
+          </w:p>
+        </w:tc>
+      </w:tr>
+      <w:tr>
+        <w:tc>
+          <w:tcPr>
+            <w:tcW w:type="dxa" w:w="2133"/>
+            <w:tcMar>
+              <w:top w:type="dxa" w:w="70"/>
+              <w:left w:type="dxa" w:w="110"/>
+              <w:bottom w:type="dxa" w:w="70"/>
+              <w:right w:type="dxa" w:w="110"/>
+            </w:tcMar>
+          </w:tcPr>
+          <w:p>
+            <w:pPr>
+              <w:spacing w:after="0" w:line="260"/>
+            </w:pPr>
+            <w:r>
+              <w:rPr>
+                <w:rFonts w:ascii="맑은 고딕" w:cs="맑은 고딕" w:eastAsia="맑은 고딕" w:hAnsi="맑은 고딕"/>
+                <w:b w:val="false"/>
+                <w:bCs w:val="false"/>
+                <w:color w:val="1A1D21"/>
+                <w:sz w:val="18"/>
+                <w:szCs w:val="18"/>
+              </w:rPr>
+              <w:t xml:space="preserve">「픽셀 &gt;=3.45µm」 조건 위배</w:t>
+            </w:r>
+          </w:p>
+        </w:tc>
+        <w:tc>
+          <w:tcPr>
+            <w:tcW w:type="dxa" w:w="7505"/>
+            <w:tcMar>
+              <w:top w:type="dxa" w:w="70"/>
+              <w:left w:type="dxa" w:w="110"/>
+              <w:bottom w:type="dxa" w:w="70"/>
+              <w:right w:type="dxa" w:w="110"/>
+            </w:tcMar>
+          </w:tcPr>
+          <w:p>
+            <w:pPr>
+              <w:spacing w:after="0" w:line="260"/>
+            </w:pPr>
+            <w:r>
+              <w:rPr>
+                <w:rFonts w:ascii="맑은 고딕" w:cs="맑은 고딕" w:eastAsia="맑은 고딕" w:hAnsi="맑은 고딕"/>
+                <w:b w:val="false"/>
+                <w:bCs w:val="false"/>
+                <w:color w:val="1A1D21"/>
+                <w:sz w:val="18"/>
+                <w:szCs w:val="18"/>
+              </w:rPr>
+              <w:t xml:space="preserve">PDF 2.2 는 화소를 3.45µm 이상으로 못박았다. 2.74µm 는 이 조건에서 벗어난다. 화소가 작아지면 화소당 광량이 줄지만, 모노(약 2배)와 대역통과 필터가 이를 덮는다는 것이 전제다. 실장비 노출 시험으로 확인해야 한다.</w:t>
+            </w:r>
+          </w:p>
+        </w:tc>
+      </w:tr>
+      <w:tr>
+        <w:tc>
+          <w:tcPr>
+            <w:tcW w:type="dxa" w:w="2133"/>
+            <w:tcMar>
+              <w:top w:type="dxa" w:w="70"/>
+              <w:left w:type="dxa" w:w="110"/>
+              <w:bottom w:type="dxa" w:w="70"/>
+              <w:right w:type="dxa" w:w="110"/>
+            </w:tcMar>
+          </w:tcPr>
+          <w:p>
+            <w:pPr>
+              <w:spacing w:after="0" w:line="260"/>
+            </w:pPr>
+            <w:r>
+              <w:rPr>
+                <w:rFonts w:ascii="맑은 고딕" w:cs="맑은 고딕" w:eastAsia="맑은 고딕" w:hAnsi="맑은 고딕"/>
+                <w:b w:val="false"/>
+                <w:bCs w:val="false"/>
+                <w:color w:val="1A1D21"/>
+                <w:sz w:val="18"/>
+                <w:szCs w:val="18"/>
+              </w:rPr>
+              <w:t xml:space="preserve">기선 180mm 강성</w:t>
+            </w:r>
+          </w:p>
+        </w:tc>
+        <w:tc>
+          <w:tcPr>
+            <w:tcW w:type="dxa" w:w="7505"/>
+            <w:tcMar>
+              <w:top w:type="dxa" w:w="70"/>
+              <w:left w:type="dxa" w:w="110"/>
+              <w:bottom w:type="dxa" w:w="70"/>
+              <w:right w:type="dxa" w:w="110"/>
+            </w:tcMar>
+          </w:tcPr>
+          <w:p>
+            <w:pPr>
+              <w:spacing w:after="0" w:line="260"/>
+            </w:pPr>
+            <w:r>
+              <w:rPr>
+                <w:rFonts w:ascii="맑은 고딕" w:cs="맑은 고딕" w:eastAsia="맑은 고딕" w:hAnsi="맑은 고딕"/>
+                <w:b w:val="false"/>
+                <w:bCs w:val="false"/>
+                <w:color w:val="1A1D21"/>
+                <w:sz w:val="18"/>
+                <w:szCs w:val="18"/>
+              </w:rPr>
+              <w:t xml:space="preserve">PDF 는 「강성 고정, 측정 중 변형 없을 것」을 요구한다. 기선이 길어질수록 같은 변형각이 더 큰 오차가 된다. 외형 210mm 안에서 30mm 를 늘리는 만큼 마운트 강성 검토가 필요하다.</w:t>
+            </w:r>
+          </w:p>
+        </w:tc>
+      </w:tr>
+      <w:tr>
+        <w:tc>
+          <w:tcPr>
+            <w:tcW w:type="dxa" w:w="2133"/>
+            <w:tcMar>
+              <w:top w:type="dxa" w:w="70"/>
+              <w:left w:type="dxa" w:w="110"/>
+              <w:bottom w:type="dxa" w:w="70"/>
+              <w:right w:type="dxa" w:w="110"/>
+            </w:tcMar>
+          </w:tcPr>
+          <w:p>
+            <w:pPr>
+              <w:spacing w:after="0" w:line="260"/>
+            </w:pPr>
+            <w:r>
+              <w:rPr>
+                <w:rFonts w:ascii="맑은 고딕" w:cs="맑은 고딕" w:eastAsia="맑은 고딕" w:hAnsi="맑은 고딕"/>
+                <w:b w:val="false"/>
+                <w:bCs w:val="false"/>
+                <w:color w:val="1A1D21"/>
+                <w:sz w:val="18"/>
+                <w:szCs w:val="18"/>
+              </w:rPr>
+              <w:t xml:space="preserve">수렴각 7.40° 기구 반영</w:t>
+            </w:r>
+          </w:p>
+        </w:tc>
+        <w:tc>
+          <w:tcPr>
+            <w:tcW w:type="dxa" w:w="7505"/>
+            <w:tcMar>
+              <w:top w:type="dxa" w:w="70"/>
+              <w:left w:type="dxa" w:w="110"/>
+              <w:bottom w:type="dxa" w:w="70"/>
+              <w:right w:type="dxa" w:w="110"/>
+            </w:tcMar>
+          </w:tcPr>
+          <w:p>
+            <w:pPr>
+              <w:spacing w:after="0" w:line="260"/>
+            </w:pPr>
+            <w:r>
+              <w:rPr>
+                <w:rFonts w:ascii="맑은 고딕" w:cs="맑은 고딕" w:eastAsia="맑은 고딕" w:hAnsi="맑은 고딕"/>
+                <w:b w:val="false"/>
+                <w:bCs w:val="false"/>
+                <w:color w:val="1A1D21"/>
+                <w:sz w:val="18"/>
+                <w:szCs w:val="18"/>
+              </w:rPr>
+              <w:t xml:space="preserve">레이저 축을 카메라 쪽으로 7.40° 기울여야 한다. 조립 후 실제 각도를 캘리브레이션으로 다시 측정해야 한다.</w:t>
+            </w:r>
+          </w:p>
+        </w:tc>
+      </w:tr>
+    </w:tbl>
+    <w:p>
+      <w:pPr>
+        <w:pStyle w:val="Heading2"/>
+        <w:spacing w:after="140" w:before="260"/>
+      </w:pPr>
+      <w:r>
+        <w:rPr>
+          <w:rFonts w:ascii="맑은 고딕" w:cs="맑은 고딕" w:eastAsia="맑은 고딕" w:hAnsi="맑은 고딕"/>
+          <w:b/>
+          <w:bCs/>
+          <w:color w:val="1A1D21"/>
+          <w:sz w:val="23"/>
+          <w:szCs w:val="23"/>
+        </w:rPr>
+        <w:t xml:space="preserve">5.5 판정 기준</w:t>
       </w:r>
     </w:p>
     <w:p>
@@ -11878,7 +15489,7 @@
           <w:sz w:val="23"/>
           <w:szCs w:val="23"/>
         </w:rPr>
-        <w:t xml:space="preserve">5.5 알고리즘 튜닝값</w:t>
+        <w:t xml:space="preserve">5.6 알고리즘 튜닝값</w:t>
       </w:r>
     </w:p>
     <w:p>
@@ -12327,7 +15938,7 @@
           <w:sz w:val="23"/>
           <w:szCs w:val="23"/>
         </w:rPr>
-        <w:t xml:space="preserve">5.6 값 변경 내역</w:t>
+        <w:t xml:space="preserve">5.7 값 변경 내역</w:t>
       </w:r>
     </w:p>
     <w:tbl>
@@ -13568,7 +17179,7 @@
                 <w:sz w:val="18"/>
                 <w:szCs w:val="18"/>
               </w:rPr>
-              <w:t xml:space="preserve">1224, 1024</w:t>
+              <w:t xml:space="preserve">1536, 1280</w:t>
             </w:r>
           </w:p>
         </w:tc>
@@ -13595,12 +17206,781 @@
                 <w:sz w:val="18"/>
                 <w:szCs w:val="18"/>
               </w:rPr>
-              <w:t xml:space="preserve">유지 (센서 중앙 가정)</w:t>
+              <w:t xml:space="preserve">센서 중앙 가정 (해상도 변경 반영)</w:t>
+            </w:r>
+          </w:p>
+        </w:tc>
+      </w:tr>
+      <w:tr>
+        <w:tc>
+          <w:tcPr>
+            <w:tcW w:type="dxa" w:w="1700"/>
+            <w:tcMar>
+              <w:top w:type="dxa" w:w="70"/>
+              <w:left w:type="dxa" w:w="110"/>
+              <w:bottom w:type="dxa" w:w="70"/>
+              <w:right w:type="dxa" w:w="110"/>
+            </w:tcMar>
+          </w:tcPr>
+          <w:p>
+            <w:pPr>
+              <w:spacing w:after="0" w:line="260"/>
+            </w:pPr>
+            <w:r>
+              <w:rPr>
+                <w:rFonts w:ascii="맑은 고딕" w:cs="맑은 고딕" w:eastAsia="맑은 고딕" w:hAnsi="맑은 고딕"/>
+                <w:b w:val="false"/>
+                <w:bCs w:val="false"/>
+                <w:color w:val="1A1D21"/>
+                <w:sz w:val="18"/>
+                <w:szCs w:val="18"/>
+              </w:rPr>
+              <w:t xml:space="preserve">사양 프로파일</w:t>
+            </w:r>
+          </w:p>
+        </w:tc>
+        <w:tc>
+          <w:tcPr>
+            <w:tcW w:type="dxa" w:w="1500"/>
+            <w:tcMar>
+              <w:top w:type="dxa" w:w="70"/>
+              <w:left w:type="dxa" w:w="110"/>
+              <w:bottom w:type="dxa" w:w="70"/>
+              <w:right w:type="dxa" w:w="110"/>
+            </w:tcMar>
+          </w:tcPr>
+          <w:p>
+            <w:pPr>
+              <w:spacing w:after="0" w:line="260"/>
+            </w:pPr>
+            <w:r>
+              <w:rPr>
+                <w:rFonts w:ascii="맑은 고딕" w:cs="맑은 고딕" w:eastAsia="맑은 고딕" w:hAnsi="맑은 고딕"/>
+                <w:b w:val="false"/>
+                <w:bCs w:val="false"/>
+                <w:color w:val="77848D"/>
+                <w:sz w:val="18"/>
+                <w:szCs w:val="18"/>
+              </w:rPr>
+              <w:t xml:space="preserve">없음</w:t>
+            </w:r>
+          </w:p>
+        </w:tc>
+        <w:tc>
+          <w:tcPr>
+            <w:tcW w:type="dxa" w:w="1500"/>
+            <w:tcMar>
+              <w:top w:type="dxa" w:w="70"/>
+              <w:left w:type="dxa" w:w="110"/>
+              <w:bottom w:type="dxa" w:w="70"/>
+              <w:right w:type="dxa" w:w="110"/>
+            </w:tcMar>
+          </w:tcPr>
+          <w:p>
+            <w:pPr>
+              <w:spacing w:after="0" w:line="260"/>
+            </w:pPr>
+            <w:r>
+              <w:rPr>
+                <w:rFonts w:ascii="맑은 고딕" w:cs="맑은 고딕" w:eastAsia="맑은 고딕" w:hAnsi="맑은 고딕"/>
+                <w:b w:val="false"/>
+                <w:bCs w:val="false"/>
+                <w:color w:val="0F6E33"/>
+                <w:sz w:val="18"/>
+                <w:szCs w:val="18"/>
+              </w:rPr>
+              <w:t xml:space="preserve">pdf / improved</w:t>
+            </w:r>
+          </w:p>
+        </w:tc>
+        <w:tc>
+          <w:tcPr>
+            <w:tcW w:type="dxa" w:w="4938"/>
+            <w:tcMar>
+              <w:top w:type="dxa" w:w="70"/>
+              <w:left w:type="dxa" w:w="110"/>
+              <w:bottom w:type="dxa" w:w="70"/>
+              <w:right w:type="dxa" w:w="110"/>
+            </w:tcMar>
+          </w:tcPr>
+          <w:p>
+            <w:pPr>
+              <w:spacing w:after="0" w:line="260"/>
+            </w:pPr>
+            <w:r>
+              <w:rPr>
+                <w:rFonts w:ascii="맑은 고딕" w:cs="맑은 고딕" w:eastAsia="맑은 고딕" w:hAnsi="맑은 고딕"/>
+                <w:b w:val="false"/>
+                <w:bCs w:val="false"/>
+                <w:color w:val="1A1D21"/>
+                <w:sz w:val="18"/>
+                <w:szCs w:val="18"/>
+              </w:rPr>
+              <w:t xml:space="preserve">PDF 원안과 개선안을 둘 다 코드에</w:t>
+            </w:r>
+          </w:p>
+          <w:p>
+            <w:pPr>
+              <w:spacing w:after="0" w:line="260"/>
+            </w:pPr>
+            <w:r>
+              <w:rPr>
+                <w:rFonts w:ascii="맑은 고딕" w:cs="맑은 고딕" w:eastAsia="맑은 고딕" w:hAnsi="맑은 고딕"/>
+                <w:b w:val="false"/>
+                <w:bCs w:val="false"/>
+                <w:color w:val="1A1D21"/>
+                <w:sz w:val="18"/>
+                <w:szCs w:val="18"/>
+              </w:rPr>
+              <w:t xml:space="preserve">남기고 환경변수로 전환 (5.4)</w:t>
+            </w:r>
+          </w:p>
+        </w:tc>
+      </w:tr>
+      <w:tr>
+        <w:tc>
+          <w:tcPr>
+            <w:tcW w:type="dxa" w:w="1700"/>
+            <w:tcMar>
+              <w:top w:type="dxa" w:w="70"/>
+              <w:left w:type="dxa" w:w="110"/>
+              <w:bottom w:type="dxa" w:w="70"/>
+              <w:right w:type="dxa" w:w="110"/>
+            </w:tcMar>
+          </w:tcPr>
+          <w:p>
+            <w:pPr>
+              <w:spacing w:after="0" w:line="260"/>
+            </w:pPr>
+            <w:r>
+              <w:rPr>
+                <w:rFonts w:ascii="맑은 고딕" w:cs="맑은 고딕" w:eastAsia="맑은 고딕" w:hAnsi="맑은 고딕"/>
+                <w:b w:val="false"/>
+                <w:bCs w:val="false"/>
+                <w:color w:val="1A1D21"/>
+                <w:sz w:val="18"/>
+                <w:szCs w:val="18"/>
+              </w:rPr>
+              <w:t xml:space="preserve">가림 그림자 병합</w:t>
+            </w:r>
+          </w:p>
+        </w:tc>
+        <w:tc>
+          <w:tcPr>
+            <w:tcW w:type="dxa" w:w="1500"/>
+            <w:tcMar>
+              <w:top w:type="dxa" w:w="70"/>
+              <w:left w:type="dxa" w:w="110"/>
+              <w:bottom w:type="dxa" w:w="70"/>
+              <w:right w:type="dxa" w:w="110"/>
+            </w:tcMar>
+          </w:tcPr>
+          <w:p>
+            <w:pPr>
+              <w:spacing w:after="0" w:line="260"/>
+            </w:pPr>
+            <w:r>
+              <w:rPr>
+                <w:rFonts w:ascii="맑은 고딕" w:cs="맑은 고딕" w:eastAsia="맑은 고딕" w:hAnsi="맑은 고딕"/>
+                <w:b w:val="false"/>
+                <w:bCs w:val="false"/>
+                <w:color w:val="77848D"/>
+                <w:sz w:val="18"/>
+                <w:szCs w:val="18"/>
+              </w:rPr>
+              <w:t xml:space="preserve">없음</w:t>
+            </w:r>
+          </w:p>
+        </w:tc>
+        <w:tc>
+          <w:tcPr>
+            <w:tcW w:type="dxa" w:w="1500"/>
+            <w:tcMar>
+              <w:top w:type="dxa" w:w="70"/>
+              <w:left w:type="dxa" w:w="110"/>
+              <w:bottom w:type="dxa" w:w="70"/>
+              <w:right w:type="dxa" w:w="110"/>
+            </w:tcMar>
+          </w:tcPr>
+          <w:p>
+            <w:pPr>
+              <w:spacing w:after="0" w:line="260"/>
+            </w:pPr>
+            <w:r>
+              <w:rPr>
+                <w:rFonts w:ascii="맑은 고딕" w:cs="맑은 고딕" w:eastAsia="맑은 고딕" w:hAnsi="맑은 고딕"/>
+                <w:b w:val="false"/>
+                <w:bCs w:val="false"/>
+                <w:color w:val="0F6E33"/>
+                <w:sz w:val="18"/>
+                <w:szCs w:val="18"/>
+              </w:rPr>
+              <w:t xml:space="preserve">25cm 이내 조각 병합</w:t>
+            </w:r>
+          </w:p>
+        </w:tc>
+        <w:tc>
+          <w:tcPr>
+            <w:tcW w:type="dxa" w:w="4938"/>
+            <w:tcMar>
+              <w:top w:type="dxa" w:w="70"/>
+              <w:left w:type="dxa" w:w="110"/>
+              <w:bottom w:type="dxa" w:w="70"/>
+              <w:right w:type="dxa" w:w="110"/>
+            </w:tcMar>
+          </w:tcPr>
+          <w:p>
+            <w:pPr>
+              <w:spacing w:after="0" w:line="260"/>
+            </w:pPr>
+            <w:r>
+              <w:rPr>
+                <w:rFonts w:ascii="맑은 고딕" w:cs="맑은 고딕" w:eastAsia="맑은 고딕" w:hAnsi="맑은 고딕"/>
+                <w:b w:val="false"/>
+                <w:bCs w:val="false"/>
+                <w:color w:val="1A1D21"/>
+                <w:sz w:val="18"/>
+                <w:szCs w:val="18"/>
+              </w:rPr>
+              <w:t xml:space="preserve">격자를 조밀하게 하자 동바리 그림자가</w:t>
+            </w:r>
+          </w:p>
+          <w:p>
+            <w:pPr>
+              <w:spacing w:after="0" w:line="260"/>
+            </w:pPr>
+            <w:r>
+              <w:rPr>
+                <w:rFonts w:ascii="맑은 고딕" w:cs="맑은 고딕" w:eastAsia="맑은 고딕" w:hAnsi="맑은 고딕"/>
+                <w:b w:val="false"/>
+                <w:bCs w:val="false"/>
+                <w:color w:val="1A1D21"/>
+                <w:sz w:val="18"/>
+                <w:szCs w:val="18"/>
+              </w:rPr>
+              <w:t xml:space="preserve">벽을 둘로 쪼갰다 (아래)</w:t>
             </w:r>
           </w:p>
         </w:tc>
       </w:tr>
     </w:tbl>
+    <w:p>
+      <w:pPr>
+        <w:pStyle w:val="Heading3"/>
+        <w:spacing w:after="110" w:before="200"/>
+      </w:pPr>
+      <w:r>
+        <w:rPr>
+          <w:rFonts w:ascii="맑은 고딕" w:cs="맑은 고딕" w:eastAsia="맑은 고딕" w:hAnsi="맑은 고딕"/>
+          <w:b/>
+          <w:bCs/>
+          <w:color w:val="44505A"/>
+          <w:sz w:val="21"/>
+          <w:szCs w:val="21"/>
+        </w:rPr>
+        <w:t xml:space="preserve">가림 그림자로 갈라진 벽 병합</w:t>
+      </w:r>
+    </w:p>
+    <w:p>
+      <w:pPr>
+        <w:spacing w:after="120" w:before="0" w:line="300"/>
+      </w:pPr>
+      <w:r>
+        <w:rPr>
+          <w:rFonts w:ascii="맑은 고딕" w:cs="맑은 고딕" w:eastAsia="맑은 고딕" w:hAnsi="맑은 고딕"/>
+          <w:color w:val="1A1D21"/>
+          <w:sz w:val="20"/>
+          <w:szCs w:val="20"/>
+        </w:rPr>
+        <w:t xml:space="preserve">격자를 조밀하게 만들자 예상하지 못한 곳이 깨졌다. 영역 분할의 DBSCAN eps 는 점 밀도에 맞춰 자동으로 좁아지는데, V선을 20 → 40 개로 늘리자 eps 도 함께 좁아져 앞에 선 동바리가 벽에 드리운 폭 5cm 짜리 빈 띠가 「서로 다른 두 벽」으로 보이게 되었다.</w:t>
+      </w:r>
+    </w:p>
+    <w:p>
+      <w:pPr>
+        <w:spacing w:after="60"/>
+      </w:pPr>
+    </w:p>
+    <w:tbl>
+      <w:tblPr>
+        <w:tblW w:type="dxa" w:w="9638"/>
+        <w:tblBorders>
+          <w:top w:val="single" w:color="C4CDD4" w:sz="6"/>
+          <w:left w:val="single" w:color="C4CDD4" w:sz="6"/>
+          <w:bottom w:val="single" w:color="C4CDD4" w:sz="6"/>
+          <w:right w:val="single" w:color="C4CDD4" w:sz="6"/>
+          <w:insideH w:val="single" w:color="C4CDD4" w:sz="4"/>
+          <w:insideV w:val="single" w:color="C4CDD4" w:sz="4"/>
+        </w:tblBorders>
+        <w:tblLayout w:type="fixed"/>
+      </w:tblPr>
+      <w:tblGrid>
+        <w:gridCol w:w="2586"/>
+        <w:gridCol w:w="1881"/>
+        <w:gridCol w:w="2821"/>
+        <w:gridCol w:w="2351"/>
+      </w:tblGrid>
+      <w:tr>
+        <w:trPr>
+          <w:tblHeader/>
+        </w:trPr>
+        <w:tc>
+          <w:tcPr>
+            <w:tcW w:type="dxa" w:w="2586"/>
+            <w:shd w:fill="E8EDF0" w:val="clear"/>
+            <w:tcMar>
+              <w:top w:type="dxa" w:w="70"/>
+              <w:left w:type="dxa" w:w="110"/>
+              <w:bottom w:type="dxa" w:w="70"/>
+              <w:right w:type="dxa" w:w="110"/>
+            </w:tcMar>
+          </w:tcPr>
+          <w:p>
+            <w:pPr>
+              <w:spacing w:after="0" w:line="260"/>
+            </w:pPr>
+            <w:r>
+              <w:rPr>
+                <w:rFonts w:ascii="맑은 고딕" w:cs="맑은 고딕" w:eastAsia="맑은 고딕" w:hAnsi="맑은 고딕"/>
+                <w:b/>
+                <w:bCs/>
+                <w:color w:val="1A1D21"/>
+                <w:sz w:val="18"/>
+                <w:szCs w:val="18"/>
+              </w:rPr>
+              <w:t xml:space="preserve"/>
+            </w:r>
+          </w:p>
+        </w:tc>
+        <w:tc>
+          <w:tcPr>
+            <w:tcW w:type="dxa" w:w="1881"/>
+            <w:shd w:fill="E8EDF0" w:val="clear"/>
+            <w:tcMar>
+              <w:top w:type="dxa" w:w="70"/>
+              <w:left w:type="dxa" w:w="110"/>
+              <w:bottom w:type="dxa" w:w="70"/>
+              <w:right w:type="dxa" w:w="110"/>
+            </w:tcMar>
+          </w:tcPr>
+          <w:p>
+            <w:pPr>
+              <w:spacing w:after="0" w:line="260"/>
+            </w:pPr>
+            <w:r>
+              <w:rPr>
+                <w:rFonts w:ascii="맑은 고딕" w:cs="맑은 고딕" w:eastAsia="맑은 고딕" w:hAnsi="맑은 고딕"/>
+                <w:b/>
+                <w:bCs/>
+                <w:color w:val="1A1D21"/>
+                <w:sz w:val="18"/>
+                <w:szCs w:val="18"/>
+              </w:rPr>
+              <w:t xml:space="preserve">벽 영역 수</w:t>
+            </w:r>
+          </w:p>
+        </w:tc>
+        <w:tc>
+          <w:tcPr>
+            <w:tcW w:type="dxa" w:w="2821"/>
+            <w:shd w:fill="E8EDF0" w:val="clear"/>
+            <w:tcMar>
+              <w:top w:type="dxa" w:w="70"/>
+              <w:left w:type="dxa" w:w="110"/>
+              <w:bottom w:type="dxa" w:w="70"/>
+              <w:right w:type="dxa" w:w="110"/>
+            </w:tcMar>
+          </w:tcPr>
+          <w:p>
+            <w:pPr>
+              <w:spacing w:after="0" w:line="260"/>
+            </w:pPr>
+            <w:r>
+              <w:rPr>
+                <w:rFonts w:ascii="맑은 고딕" w:cs="맑은 고딕" w:eastAsia="맑은 고딕" w:hAnsi="맑은 고딕"/>
+                <w:b/>
+                <w:bCs/>
+                <w:color w:val="1A1D21"/>
+                <w:sz w:val="18"/>
+                <w:szCs w:val="18"/>
+              </w:rPr>
+              <w:t xml:space="preserve">직선자 프로파일 길이</w:t>
+            </w:r>
+          </w:p>
+        </w:tc>
+        <w:tc>
+          <w:tcPr>
+            <w:tcW w:type="dxa" w:w="2351"/>
+            <w:shd w:fill="E8EDF0" w:val="clear"/>
+            <w:tcMar>
+              <w:top w:type="dxa" w:w="70"/>
+              <w:left w:type="dxa" w:w="110"/>
+              <w:bottom w:type="dxa" w:w="70"/>
+              <w:right w:type="dxa" w:w="110"/>
+            </w:tcMar>
+          </w:tcPr>
+          <w:p>
+            <w:pPr>
+              <w:spacing w:after="0" w:line="260"/>
+            </w:pPr>
+            <w:r>
+              <w:rPr>
+                <w:rFonts w:ascii="맑은 고딕" w:cs="맑은 고딕" w:eastAsia="맑은 고딕" w:hAnsi="맑은 고딕"/>
+                <w:b/>
+                <w:bCs/>
+                <w:color w:val="1A1D21"/>
+                <w:sz w:val="18"/>
+                <w:szCs w:val="18"/>
+              </w:rPr>
+              <w:t xml:space="preserve">직선자 처짐</w:t>
+            </w:r>
+          </w:p>
+        </w:tc>
+      </w:tr>
+      <w:tr>
+        <w:tc>
+          <w:tcPr>
+            <w:tcW w:type="dxa" w:w="2586"/>
+            <w:tcMar>
+              <w:top w:type="dxa" w:w="70"/>
+              <w:left w:type="dxa" w:w="110"/>
+              <w:bottom w:type="dxa" w:w="70"/>
+              <w:right w:type="dxa" w:w="110"/>
+            </w:tcMar>
+          </w:tcPr>
+          <w:p>
+            <w:pPr>
+              <w:spacing w:after="0" w:line="260"/>
+            </w:pPr>
+            <w:r>
+              <w:rPr>
+                <w:rFonts w:ascii="맑은 고딕" w:cs="맑은 고딕" w:eastAsia="맑은 고딕" w:hAnsi="맑은 고딕"/>
+                <w:b w:val="false"/>
+                <w:bCs w:val="false"/>
+                <w:color w:val="1A1D21"/>
+                <w:sz w:val="18"/>
+                <w:szCs w:val="18"/>
+              </w:rPr>
+              <w:t xml:space="preserve">병합 전 (geom)</w:t>
+            </w:r>
+          </w:p>
+        </w:tc>
+        <w:tc>
+          <w:tcPr>
+            <w:tcW w:type="dxa" w:w="1881"/>
+            <w:tcMar>
+              <w:top w:type="dxa" w:w="70"/>
+              <w:left w:type="dxa" w:w="110"/>
+              <w:bottom w:type="dxa" w:w="70"/>
+              <w:right w:type="dxa" w:w="110"/>
+            </w:tcMar>
+          </w:tcPr>
+          <w:p>
+            <w:pPr>
+              <w:spacing w:after="0" w:line="260"/>
+            </w:pPr>
+            <w:r>
+              <w:rPr>
+                <w:rFonts w:ascii="맑은 고딕" w:cs="맑은 고딕" w:eastAsia="맑은 고딕" w:hAnsi="맑은 고딕"/>
+                <w:b w:val="false"/>
+                <w:bCs w:val="false"/>
+                <w:color w:val="9A5B0B"/>
+                <w:sz w:val="18"/>
+                <w:szCs w:val="18"/>
+              </w:rPr>
+              <w:t xml:space="preserve">2 개</w:t>
+            </w:r>
+          </w:p>
+        </w:tc>
+        <w:tc>
+          <w:tcPr>
+            <w:tcW w:type="dxa" w:w="2821"/>
+            <w:tcMar>
+              <w:top w:type="dxa" w:w="70"/>
+              <w:left w:type="dxa" w:w="110"/>
+              <w:bottom w:type="dxa" w:w="70"/>
+              <w:right w:type="dxa" w:w="110"/>
+            </w:tcMar>
+          </w:tcPr>
+          <w:p>
+            <w:pPr>
+              <w:spacing w:after="0" w:line="260"/>
+            </w:pPr>
+            <w:r>
+              <w:rPr>
+                <w:rFonts w:ascii="맑은 고딕" w:cs="맑은 고딕" w:eastAsia="맑은 고딕" w:hAnsi="맑은 고딕"/>
+                <w:b w:val="false"/>
+                <w:bCs w:val="false"/>
+                <w:color w:val="9A5B0B"/>
+                <w:sz w:val="18"/>
+                <w:szCs w:val="18"/>
+              </w:rPr>
+              <w:t xml:space="preserve">0.69 m</w:t>
+            </w:r>
+          </w:p>
+        </w:tc>
+        <w:tc>
+          <w:tcPr>
+            <w:tcW w:type="dxa" w:w="2351"/>
+            <w:tcMar>
+              <w:top w:type="dxa" w:w="70"/>
+              <w:left w:type="dxa" w:w="110"/>
+              <w:bottom w:type="dxa" w:w="70"/>
+              <w:right w:type="dxa" w:w="110"/>
+            </w:tcMar>
+          </w:tcPr>
+          <w:p>
+            <w:pPr>
+              <w:spacing w:after="0" w:line="260"/>
+            </w:pPr>
+            <w:r>
+              <w:rPr>
+                <w:rFonts w:ascii="맑은 고딕" w:cs="맑은 고딕" w:eastAsia="맑은 고딕" w:hAnsi="맑은 고딕"/>
+                <w:b w:val="false"/>
+                <w:bCs w:val="false"/>
+                <w:color w:val="9A5B0B"/>
+                <w:sz w:val="18"/>
+                <w:szCs w:val="18"/>
+              </w:rPr>
+              <w:t xml:space="preserve">2.58 mm</w:t>
+            </w:r>
+          </w:p>
+        </w:tc>
+      </w:tr>
+      <w:tr>
+        <w:tc>
+          <w:tcPr>
+            <w:tcW w:type="dxa" w:w="2586"/>
+            <w:tcMar>
+              <w:top w:type="dxa" w:w="70"/>
+              <w:left w:type="dxa" w:w="110"/>
+              <w:bottom w:type="dxa" w:w="70"/>
+              <w:right w:type="dxa" w:w="110"/>
+            </w:tcMar>
+          </w:tcPr>
+          <w:p>
+            <w:pPr>
+              <w:spacing w:after="0" w:line="260"/>
+            </w:pPr>
+            <w:r>
+              <w:rPr>
+                <w:rFonts w:ascii="맑은 고딕" w:cs="맑은 고딕" w:eastAsia="맑은 고딕" w:hAnsi="맑은 고딕"/>
+                <w:b w:val="false"/>
+                <w:bCs w:val="false"/>
+                <w:color w:val="1A1D21"/>
+                <w:sz w:val="18"/>
+                <w:szCs w:val="18"/>
+              </w:rPr>
+              <w:t xml:space="preserve">병합 후 (geom)</w:t>
+            </w:r>
+          </w:p>
+        </w:tc>
+        <w:tc>
+          <w:tcPr>
+            <w:tcW w:type="dxa" w:w="1881"/>
+            <w:tcMar>
+              <w:top w:type="dxa" w:w="70"/>
+              <w:left w:type="dxa" w:w="110"/>
+              <w:bottom w:type="dxa" w:w="70"/>
+              <w:right w:type="dxa" w:w="110"/>
+            </w:tcMar>
+          </w:tcPr>
+          <w:p>
+            <w:pPr>
+              <w:spacing w:after="0" w:line="260"/>
+            </w:pPr>
+            <w:r>
+              <w:rPr>
+                <w:rFonts w:ascii="맑은 고딕" w:cs="맑은 고딕" w:eastAsia="맑은 고딕" w:hAnsi="맑은 고딕"/>
+                <w:b w:val="false"/>
+                <w:bCs w:val="false"/>
+                <w:color w:val="0F6E33"/>
+                <w:sz w:val="18"/>
+                <w:szCs w:val="18"/>
+              </w:rPr>
+              <w:t xml:space="preserve">1 개</w:t>
+            </w:r>
+          </w:p>
+        </w:tc>
+        <w:tc>
+          <w:tcPr>
+            <w:tcW w:type="dxa" w:w="2821"/>
+            <w:tcMar>
+              <w:top w:type="dxa" w:w="70"/>
+              <w:left w:type="dxa" w:w="110"/>
+              <w:bottom w:type="dxa" w:w="70"/>
+              <w:right w:type="dxa" w:w="110"/>
+            </w:tcMar>
+          </w:tcPr>
+          <w:p>
+            <w:pPr>
+              <w:spacing w:after="0" w:line="260"/>
+            </w:pPr>
+            <w:r>
+              <w:rPr>
+                <w:rFonts w:ascii="맑은 고딕" w:cs="맑은 고딕" w:eastAsia="맑은 고딕" w:hAnsi="맑은 고딕"/>
+                <w:b w:val="false"/>
+                <w:bCs w:val="false"/>
+                <w:color w:val="0F6E33"/>
+                <w:sz w:val="18"/>
+                <w:szCs w:val="18"/>
+              </w:rPr>
+              <w:t xml:space="preserve">1.15 m</w:t>
+            </w:r>
+          </w:p>
+        </w:tc>
+        <w:tc>
+          <w:tcPr>
+            <w:tcW w:type="dxa" w:w="2351"/>
+            <w:tcMar>
+              <w:top w:type="dxa" w:w="70"/>
+              <w:left w:type="dxa" w:w="110"/>
+              <w:bottom w:type="dxa" w:w="70"/>
+              <w:right w:type="dxa" w:w="110"/>
+            </w:tcMar>
+          </w:tcPr>
+          <w:p>
+            <w:pPr>
+              <w:spacing w:after="0" w:line="260"/>
+            </w:pPr>
+            <w:r>
+              <w:rPr>
+                <w:rFonts w:ascii="맑은 고딕" w:cs="맑은 고딕" w:eastAsia="맑은 고딕" w:hAnsi="맑은 고딕"/>
+                <w:b w:val="false"/>
+                <w:bCs w:val="false"/>
+                <w:color w:val="0F6E33"/>
+                <w:sz w:val="18"/>
+                <w:szCs w:val="18"/>
+              </w:rPr>
+              <w:t xml:space="preserve">3.91 mm</w:t>
+            </w:r>
+          </w:p>
+        </w:tc>
+      </w:tr>
+      <w:tr>
+        <w:tc>
+          <w:tcPr>
+            <w:tcW w:type="dxa" w:w="2586"/>
+            <w:tcMar>
+              <w:top w:type="dxa" w:w="70"/>
+              <w:left w:type="dxa" w:w="110"/>
+              <w:bottom w:type="dxa" w:w="70"/>
+              <w:right w:type="dxa" w:w="110"/>
+            </w:tcMar>
+          </w:tcPr>
+          <w:p>
+            <w:pPr>
+              <w:spacing w:after="0" w:line="260"/>
+            </w:pPr>
+            <w:r>
+              <w:rPr>
+                <w:rFonts w:ascii="맑은 고딕" w:cs="맑은 고딕" w:eastAsia="맑은 고딕" w:hAnsi="맑은 고딕"/>
+                <w:b w:val="false"/>
+                <w:bCs w:val="false"/>
+                <w:color w:val="1A1D21"/>
+                <w:sz w:val="18"/>
+                <w:szCs w:val="18"/>
+              </w:rPr>
+              <w:t xml:space="preserve">참값</w:t>
+            </w:r>
+          </w:p>
+        </w:tc>
+        <w:tc>
+          <w:tcPr>
+            <w:tcW w:type="dxa" w:w="1881"/>
+            <w:tcMar>
+              <w:top w:type="dxa" w:w="70"/>
+              <w:left w:type="dxa" w:w="110"/>
+              <w:bottom w:type="dxa" w:w="70"/>
+              <w:right w:type="dxa" w:w="110"/>
+            </w:tcMar>
+          </w:tcPr>
+          <w:p>
+            <w:pPr>
+              <w:spacing w:after="0" w:line="260"/>
+            </w:pPr>
+            <w:r>
+              <w:rPr>
+                <w:rFonts w:ascii="맑은 고딕" w:cs="맑은 고딕" w:eastAsia="맑은 고딕" w:hAnsi="맑은 고딕"/>
+                <w:b w:val="false"/>
+                <w:bCs w:val="false"/>
+                <w:color w:val="1A1D21"/>
+                <w:sz w:val="18"/>
+                <w:szCs w:val="18"/>
+              </w:rPr>
+              <w:t xml:space="preserve">1 개</w:t>
+            </w:r>
+          </w:p>
+        </w:tc>
+        <w:tc>
+          <w:tcPr>
+            <w:tcW w:type="dxa" w:w="2821"/>
+            <w:tcMar>
+              <w:top w:type="dxa" w:w="70"/>
+              <w:left w:type="dxa" w:w="110"/>
+              <w:bottom w:type="dxa" w:w="70"/>
+              <w:right w:type="dxa" w:w="110"/>
+            </w:tcMar>
+          </w:tcPr>
+          <w:p>
+            <w:pPr>
+              <w:spacing w:after="0" w:line="260"/>
+            </w:pPr>
+            <w:r>
+              <w:rPr>
+                <w:rFonts w:ascii="맑은 고딕" w:cs="맑은 고딕" w:eastAsia="맑은 고딕" w:hAnsi="맑은 고딕"/>
+                <w:b w:val="false"/>
+                <w:bCs w:val="false"/>
+                <w:color w:val="1A1D21"/>
+                <w:sz w:val="18"/>
+                <w:szCs w:val="18"/>
+              </w:rPr>
+              <w:t xml:space="preserve">1.15 m</w:t>
+            </w:r>
+          </w:p>
+        </w:tc>
+        <w:tc>
+          <w:tcPr>
+            <w:tcW w:type="dxa" w:w="2351"/>
+            <w:tcMar>
+              <w:top w:type="dxa" w:w="70"/>
+              <w:left w:type="dxa" w:w="110"/>
+              <w:bottom w:type="dxa" w:w="70"/>
+              <w:right w:type="dxa" w:w="110"/>
+            </w:tcMar>
+          </w:tcPr>
+          <w:p>
+            <w:pPr>
+              <w:spacing w:after="0" w:line="260"/>
+            </w:pPr>
+            <w:r>
+              <w:rPr>
+                <w:rFonts w:ascii="맑은 고딕" w:cs="맑은 고딕" w:eastAsia="맑은 고딕" w:hAnsi="맑은 고딕"/>
+                <w:b w:val="false"/>
+                <w:bCs w:val="false"/>
+                <w:color w:val="1A1D21"/>
+                <w:sz w:val="18"/>
+                <w:szCs w:val="18"/>
+              </w:rPr>
+              <w:t xml:space="preserve">3.99 mm</w:t>
+            </w:r>
+          </w:p>
+        </w:tc>
+      </w:tr>
+    </w:tbl>
+    <w:p>
+      <w:pPr>
+        <w:spacing w:after="120" w:before="120" w:line="300"/>
+      </w:pPr>
+      <w:r>
+        <w:rPr>
+          <w:rFonts w:ascii="맑은 고딕" w:cs="맑은 고딕" w:eastAsia="맑은 고딕" w:hAnsi="맑은 고딕"/>
+          <w:color w:val="1A1D21"/>
+          <w:sz w:val="20"/>
+          <w:szCs w:val="20"/>
+        </w:rPr>
+        <w:t xml:space="preserve">각도는 두 조각 모두 같은 법선을 주므로 멀쩡했고, 그래서 평활도만 조용히 틀렸다. 가림 그림자는 좁고(부재 지름 정도) 개구부·벽 분리는 넓다는 점을 이용해, 같은 평면에서 나온 조각 중 최근접 거리가 25cm 미만인 것만 다시 합친다. Ø48.6mm 동바리의 그림자는 10cm 안쪽, 문 개구부는 80cm 이상이라 둘이 섞이지 않는다.</w:t>
+      </w:r>
+    </w:p>
     <w:p>
       <w:pPr>
         <w:pBdr>
@@ -15594,6 +19974,118 @@
           </w:p>
         </w:tc>
       </w:tr>
+      <w:tr>
+        <w:tc>
+          <w:tcPr>
+            <w:tcW w:type="dxa" w:w="6800"/>
+            <w:tcMar>
+              <w:top w:type="dxa" w:w="70"/>
+              <w:left w:type="dxa" w:w="110"/>
+              <w:bottom w:type="dxa" w:w="70"/>
+              <w:right w:type="dxa" w:w="110"/>
+            </w:tcMar>
+          </w:tcPr>
+          <w:p>
+            <w:pPr>
+              <w:spacing w:after="0" w:line="260"/>
+            </w:pPr>
+            <w:r>
+              <w:rPr>
+                <w:rFonts w:ascii="맑은 고딕" w:cs="맑은 고딕" w:eastAsia="맑은 고딕" w:hAnsi="맑은 고딕"/>
+                <w:b w:val="false"/>
+                <w:bCs w:val="false"/>
+                <w:color w:val="1A1D21"/>
+                <w:sz w:val="18"/>
+                <w:szCs w:val="18"/>
+              </w:rPr>
+              <w:t xml:space="preserve">하드웨어 사양 정합성 (pdf / improved 두 프로파일)</w:t>
+            </w:r>
+          </w:p>
+        </w:tc>
+        <w:tc>
+          <w:tcPr>
+            <w:tcW w:type="dxa" w:w="2838"/>
+            <w:tcMar>
+              <w:top w:type="dxa" w:w="70"/>
+              <w:left w:type="dxa" w:w="110"/>
+              <w:bottom w:type="dxa" w:w="70"/>
+              <w:right w:type="dxa" w:w="110"/>
+            </w:tcMar>
+          </w:tcPr>
+          <w:p>
+            <w:pPr>
+              <w:spacing w:after="0" w:line="260"/>
+            </w:pPr>
+            <w:r>
+              <w:rPr>
+                <w:rFonts w:ascii="맑은 고딕" w:cs="맑은 고딕" w:eastAsia="맑은 고딕" w:hAnsi="맑은 고딕"/>
+                <w:b w:val="false"/>
+                <w:bCs w:val="false"/>
+                <w:color w:val="1A1D21"/>
+                <w:sz w:val="18"/>
+                <w:szCs w:val="18"/>
+              </w:rPr>
+              <w:t xml:space="preserve">격자 수용 · 심도 · σ_Z 목표 모두 만족</w:t>
+            </w:r>
+          </w:p>
+        </w:tc>
+      </w:tr>
+      <w:tr>
+        <w:tc>
+          <w:tcPr>
+            <w:tcW w:type="dxa" w:w="6800"/>
+            <w:tcMar>
+              <w:top w:type="dxa" w:w="70"/>
+              <w:left w:type="dxa" w:w="110"/>
+              <w:bottom w:type="dxa" w:w="70"/>
+              <w:right w:type="dxa" w:w="110"/>
+            </w:tcMar>
+          </w:tcPr>
+          <w:p>
+            <w:pPr>
+              <w:spacing w:after="0" w:line="260"/>
+            </w:pPr>
+            <w:r>
+              <w:rPr>
+                <w:rFonts w:ascii="맑은 고딕" w:cs="맑은 고딕" w:eastAsia="맑은 고딕" w:hAnsi="맑은 고딕"/>
+                <w:b w:val="false"/>
+                <w:bCs w:val="false"/>
+                <w:color w:val="1A1D21"/>
+                <w:sz w:val="18"/>
+                <w:szCs w:val="18"/>
+              </w:rPr>
+              <w:t xml:space="preserve">가림 그림자로 벽이 쪼개지지 않음</w:t>
+            </w:r>
+          </w:p>
+        </w:tc>
+        <w:tc>
+          <w:tcPr>
+            <w:tcW w:type="dxa" w:w="2838"/>
+            <w:tcMar>
+              <w:top w:type="dxa" w:w="70"/>
+              <w:left w:type="dxa" w:w="110"/>
+              <w:bottom w:type="dxa" w:w="70"/>
+              <w:right w:type="dxa" w:w="110"/>
+            </w:tcMar>
+          </w:tcPr>
+          <w:p>
+            <w:pPr>
+              <w:spacing w:after="0" w:line="260"/>
+            </w:pPr>
+            <w:r>
+              <w:rPr>
+                <w:rFonts w:ascii="맑은 고딕" w:cs="맑은 고딕" w:eastAsia="맑은 고딕" w:hAnsi="맑은 고딕"/>
+                <w:b w:val="false"/>
+                <w:bCs w:val="false"/>
+                <w:color w:val="1A1D21"/>
+                <w:sz w:val="18"/>
+                <w:szCs w:val="18"/>
+              </w:rPr>
+              <w:t xml:space="preserve">벽 영역 1개 (gt · geom)</w:t>
+            </w:r>
+          </w:p>
+        </w:tc>
+      </w:tr>
     </w:tbl>
     <w:p>
       <w:pPr>
@@ -15623,7 +20115,7 @@
           <w:sz w:val="20"/>
           <w:szCs w:val="20"/>
         </w:rPr>
-        <w:t xml:space="preserve">벽 + 바닥 + 동바리가 한 프레임에 들어오는 합성 씬에서 두 세그멘테이션 백엔드 모두 전 항목 통과하였다. 장비를 34° 하향으로 잡아 벽과 바닥을 한 장에 담았다. V선 위 격자점은 4,826개(벽 3,503 · 바닥 1,022 · 동바리 301)다.</w:t>
+        <w:t xml:space="preserve">벽 + 바닥 + 동바리가 한 프레임에 들어오는 합성 씬에서 두 세그멘테이션 백엔드 모두 전 항목 통과하였다. 장비를 34° 하향으로 잡아 벽과 바닥을 한 장에 담았다. 개선 프로파일에서 V선 위 격자점은 9,537개(벽 6,896 · 바닥 2,032 · 동바리 609)이며, PDF 원안에서는 4,826개(벽 3,503 · 바닥 1,022 · 동바리 301)다.</w:t>
       </w:r>
     </w:p>
     <w:p>
@@ -15645,11 +20137,12 @@
         <w:tblLayout w:type="fixed"/>
       </w:tblPr>
       <w:tblGrid>
-        <w:gridCol w:w="1100"/>
-        <w:gridCol w:w="1900"/>
-        <w:gridCol w:w="1700"/>
-        <w:gridCol w:w="2400"/>
-        <w:gridCol w:w="2538"/>
+        <w:gridCol w:w="1004"/>
+        <w:gridCol w:w="1674"/>
+        <w:gridCol w:w="1674"/>
+        <w:gridCol w:w="1674"/>
+        <w:gridCol w:w="1785"/>
+        <w:gridCol w:w="1828"/>
       </w:tblGrid>
       <w:tr>
         <w:trPr>
@@ -15657,7 +20150,7 @@
         </w:trPr>
         <w:tc>
           <w:tcPr>
-            <w:tcW w:type="dxa" w:w="1100"/>
+            <w:tcW w:type="dxa" w:w="1004"/>
             <w:shd w:fill="E8EDF0" w:val="clear"/>
             <w:tcMar>
               <w:top w:type="dxa" w:w="70"/>
@@ -15685,7 +20178,7 @@
         </w:tc>
         <w:tc>
           <w:tcPr>
-            <w:tcW w:type="dxa" w:w="1900"/>
+            <w:tcW w:type="dxa" w:w="1674"/>
             <w:shd w:fill="E8EDF0" w:val="clear"/>
             <w:tcMar>
               <w:top w:type="dxa" w:w="70"/>
@@ -15713,7 +20206,7 @@
         </w:tc>
         <w:tc>
           <w:tcPr>
-            <w:tcW w:type="dxa" w:w="1700"/>
+            <w:tcW w:type="dxa" w:w="1674"/>
             <w:shd w:fill="E8EDF0" w:val="clear"/>
             <w:tcMar>
               <w:top w:type="dxa" w:w="70"/>
@@ -15741,7 +20234,7 @@
         </w:tc>
         <w:tc>
           <w:tcPr>
-            <w:tcW w:type="dxa" w:w="2400"/>
+            <w:tcW w:type="dxa" w:w="1674"/>
             <w:shd w:fill="E8EDF0" w:val="clear"/>
             <w:tcMar>
               <w:top w:type="dxa" w:w="70"/>
@@ -15763,13 +20256,13 @@
                 <w:sz w:val="18"/>
                 <w:szCs w:val="18"/>
               </w:rPr>
-              <w:t xml:space="preserve">gt 백엔드</w:t>
-            </w:r>
-          </w:p>
-        </w:tc>
-        <w:tc>
-          <w:tcPr>
-            <w:tcW w:type="dxa" w:w="2538"/>
+              <w:t xml:space="preserve">PDF 원안</w:t>
+            </w:r>
+          </w:p>
+        </w:tc>
+        <w:tc>
+          <w:tcPr>
+            <w:tcW w:type="dxa" w:w="1785"/>
             <w:shd w:fill="E8EDF0" w:val="clear"/>
             <w:tcMar>
               <w:top w:type="dxa" w:w="70"/>
@@ -15791,7 +20284,35 @@
                 <w:sz w:val="18"/>
                 <w:szCs w:val="18"/>
               </w:rPr>
-              <w:t xml:space="preserve">geom 백엔드</w:t>
+              <w:t xml:space="preserve">개선안 (gt)</w:t>
+            </w:r>
+          </w:p>
+        </w:tc>
+        <w:tc>
+          <w:tcPr>
+            <w:tcW w:type="dxa" w:w="1828"/>
+            <w:shd w:fill="E8EDF0" w:val="clear"/>
+            <w:tcMar>
+              <w:top w:type="dxa" w:w="70"/>
+              <w:left w:type="dxa" w:w="110"/>
+              <w:bottom w:type="dxa" w:w="70"/>
+              <w:right w:type="dxa" w:w="110"/>
+            </w:tcMar>
+          </w:tcPr>
+          <w:p>
+            <w:pPr>
+              <w:spacing w:after="0" w:line="260"/>
+            </w:pPr>
+            <w:r>
+              <w:rPr>
+                <w:rFonts w:ascii="맑은 고딕" w:cs="맑은 고딕" w:eastAsia="맑은 고딕" w:hAnsi="맑은 고딕"/>
+                <w:b/>
+                <w:bCs/>
+                <w:color w:val="1A1D21"/>
+                <w:sz w:val="18"/>
+                <w:szCs w:val="18"/>
+              </w:rPr>
+              <w:t xml:space="preserve">개선안 (geom)</w:t>
             </w:r>
           </w:p>
         </w:tc>
@@ -15799,7 +20320,7 @@
       <w:tr>
         <w:tc>
           <w:tcPr>
-            <w:tcW w:type="dxa" w:w="1100"/>
+            <w:tcW w:type="dxa" w:w="1004"/>
             <w:tcMar>
               <w:top w:type="dxa" w:w="70"/>
               <w:left w:type="dxa" w:w="110"/>
@@ -15826,7 +20347,7 @@
         </w:tc>
         <w:tc>
           <w:tcPr>
-            <w:tcW w:type="dxa" w:w="1900"/>
+            <w:tcW w:type="dxa" w:w="1674"/>
             <w:tcMar>
               <w:top w:type="dxa" w:w="70"/>
               <w:left w:type="dxa" w:w="110"/>
@@ -15853,7 +20374,7 @@
         </w:tc>
         <w:tc>
           <w:tcPr>
-            <w:tcW w:type="dxa" w:w="1700"/>
+            <w:tcW w:type="dxa" w:w="1674"/>
             <w:tcMar>
               <w:top w:type="dxa" w:w="70"/>
               <w:left w:type="dxa" w:w="110"/>
@@ -15880,7 +20401,7 @@
         </w:tc>
         <w:tc>
           <w:tcPr>
-            <w:tcW w:type="dxa" w:w="2400"/>
+            <w:tcW w:type="dxa" w:w="1674"/>
             <w:tcMar>
               <w:top w:type="dxa" w:w="70"/>
               <w:left w:type="dxa" w:w="110"/>
@@ -15907,28 +20428,55 @@
         </w:tc>
         <w:tc>
           <w:tcPr>
-            <w:tcW w:type="dxa" w:w="2538"/>
-            <w:tcMar>
-              <w:top w:type="dxa" w:w="70"/>
-              <w:left w:type="dxa" w:w="110"/>
-              <w:bottom w:type="dxa" w:w="70"/>
-              <w:right w:type="dxa" w:w="110"/>
-            </w:tcMar>
-          </w:tcPr>
-          <w:p>
-            <w:pPr>
-              <w:spacing w:after="0" w:line="260"/>
-            </w:pPr>
-            <w:r>
-              <w:rPr>
-                <w:rFonts w:ascii="맑은 고딕" w:cs="맑은 고딕" w:eastAsia="맑은 고딕" w:hAnsi="맑은 고딕"/>
-                <w:b w:val="false"/>
-                <w:bCs w:val="false"/>
-                <w:color w:val="1A1D21"/>
-                <w:sz w:val="18"/>
-                <w:szCs w:val="18"/>
-              </w:rPr>
-              <w:t xml:space="preserve">오차 0.0274 °</w:t>
+            <w:tcW w:type="dxa" w:w="1785"/>
+            <w:tcMar>
+              <w:top w:type="dxa" w:w="70"/>
+              <w:left w:type="dxa" w:w="110"/>
+              <w:bottom w:type="dxa" w:w="70"/>
+              <w:right w:type="dxa" w:w="110"/>
+            </w:tcMar>
+          </w:tcPr>
+          <w:p>
+            <w:pPr>
+              <w:spacing w:after="0" w:line="260"/>
+            </w:pPr>
+            <w:r>
+              <w:rPr>
+                <w:rFonts w:ascii="맑은 고딕" w:cs="맑은 고딕" w:eastAsia="맑은 고딕" w:hAnsi="맑은 고딕"/>
+                <w:b w:val="false"/>
+                <w:bCs w:val="false"/>
+                <w:color w:val="0F6E33"/>
+                <w:sz w:val="18"/>
+                <w:szCs w:val="18"/>
+              </w:rPr>
+              <w:t xml:space="preserve">오차 0.0135 °</w:t>
+            </w:r>
+          </w:p>
+        </w:tc>
+        <w:tc>
+          <w:tcPr>
+            <w:tcW w:type="dxa" w:w="1828"/>
+            <w:tcMar>
+              <w:top w:type="dxa" w:w="70"/>
+              <w:left w:type="dxa" w:w="110"/>
+              <w:bottom w:type="dxa" w:w="70"/>
+              <w:right w:type="dxa" w:w="110"/>
+            </w:tcMar>
+          </w:tcPr>
+          <w:p>
+            <w:pPr>
+              <w:spacing w:after="0" w:line="260"/>
+            </w:pPr>
+            <w:r>
+              <w:rPr>
+                <w:rFonts w:ascii="맑은 고딕" w:cs="맑은 고딕" w:eastAsia="맑은 고딕" w:hAnsi="맑은 고딕"/>
+                <w:b w:val="false"/>
+                <w:bCs w:val="false"/>
+                <w:color w:val="1A1D21"/>
+                <w:sz w:val="18"/>
+                <w:szCs w:val="18"/>
+              </w:rPr>
+              <w:t xml:space="preserve">오차 0.0135 °</w:t>
             </w:r>
           </w:p>
         </w:tc>
@@ -15936,7 +20484,7 @@
       <w:tr>
         <w:tc>
           <w:tcPr>
-            <w:tcW w:type="dxa" w:w="1100"/>
+            <w:tcW w:type="dxa" w:w="1004"/>
             <w:tcMar>
               <w:top w:type="dxa" w:w="70"/>
               <w:left w:type="dxa" w:w="110"/>
@@ -15963,7 +20511,7 @@
         </w:tc>
         <w:tc>
           <w:tcPr>
-            <w:tcW w:type="dxa" w:w="1900"/>
+            <w:tcW w:type="dxa" w:w="1674"/>
             <w:tcMar>
               <w:top w:type="dxa" w:w="70"/>
               <w:left w:type="dxa" w:w="110"/>
@@ -15990,7 +20538,7 @@
         </w:tc>
         <w:tc>
           <w:tcPr>
-            <w:tcW w:type="dxa" w:w="1700"/>
+            <w:tcW w:type="dxa" w:w="1674"/>
             <w:tcMar>
               <w:top w:type="dxa" w:w="70"/>
               <w:left w:type="dxa" w:w="110"/>
@@ -16017,7 +20565,7 @@
         </w:tc>
         <w:tc>
           <w:tcPr>
-            <w:tcW w:type="dxa" w:w="2400"/>
+            <w:tcW w:type="dxa" w:w="1674"/>
             <w:tcMar>
               <w:top w:type="dxa" w:w="70"/>
               <w:left w:type="dxa" w:w="110"/>
@@ -16044,28 +20592,55 @@
         </w:tc>
         <w:tc>
           <w:tcPr>
-            <w:tcW w:type="dxa" w:w="2538"/>
-            <w:tcMar>
-              <w:top w:type="dxa" w:w="70"/>
-              <w:left w:type="dxa" w:w="110"/>
-              <w:bottom w:type="dxa" w:w="70"/>
-              <w:right w:type="dxa" w:w="110"/>
-            </w:tcMar>
-          </w:tcPr>
-          <w:p>
-            <w:pPr>
-              <w:spacing w:after="0" w:line="260"/>
-            </w:pPr>
-            <w:r>
-              <w:rPr>
-                <w:rFonts w:ascii="맑은 고딕" w:cs="맑은 고딕" w:eastAsia="맑은 고딕" w:hAnsi="맑은 고딕"/>
-                <w:b w:val="false"/>
-                <w:bCs w:val="false"/>
-                <w:color w:val="1A1D21"/>
-                <w:sz w:val="18"/>
-                <w:szCs w:val="18"/>
-              </w:rPr>
-              <w:t xml:space="preserve">오차 0.0244 °</w:t>
+            <w:tcW w:type="dxa" w:w="1785"/>
+            <w:tcMar>
+              <w:top w:type="dxa" w:w="70"/>
+              <w:left w:type="dxa" w:w="110"/>
+              <w:bottom w:type="dxa" w:w="70"/>
+              <w:right w:type="dxa" w:w="110"/>
+            </w:tcMar>
+          </w:tcPr>
+          <w:p>
+            <w:pPr>
+              <w:spacing w:after="0" w:line="260"/>
+            </w:pPr>
+            <w:r>
+              <w:rPr>
+                <w:rFonts w:ascii="맑은 고딕" w:cs="맑은 고딕" w:eastAsia="맑은 고딕" w:hAnsi="맑은 고딕"/>
+                <w:b w:val="false"/>
+                <w:bCs w:val="false"/>
+                <w:color w:val="0F6E33"/>
+                <w:sz w:val="18"/>
+                <w:szCs w:val="18"/>
+              </w:rPr>
+              <w:t xml:space="preserve">오차 0.0005 °</w:t>
+            </w:r>
+          </w:p>
+        </w:tc>
+        <w:tc>
+          <w:tcPr>
+            <w:tcW w:type="dxa" w:w="1828"/>
+            <w:tcMar>
+              <w:top w:type="dxa" w:w="70"/>
+              <w:left w:type="dxa" w:w="110"/>
+              <w:bottom w:type="dxa" w:w="70"/>
+              <w:right w:type="dxa" w:w="110"/>
+            </w:tcMar>
+          </w:tcPr>
+          <w:p>
+            <w:pPr>
+              <w:spacing w:after="0" w:line="260"/>
+            </w:pPr>
+            <w:r>
+              <w:rPr>
+                <w:rFonts w:ascii="맑은 고딕" w:cs="맑은 고딕" w:eastAsia="맑은 고딕" w:hAnsi="맑은 고딕"/>
+                <w:b w:val="false"/>
+                <w:bCs w:val="false"/>
+                <w:color w:val="1A1D21"/>
+                <w:sz w:val="18"/>
+                <w:szCs w:val="18"/>
+              </w:rPr>
+              <w:t xml:space="preserve">오차 0.0056 °</w:t>
             </w:r>
           </w:p>
         </w:tc>
@@ -16073,7 +20648,7 @@
       <w:tr>
         <w:tc>
           <w:tcPr>
-            <w:tcW w:type="dxa" w:w="1100"/>
+            <w:tcW w:type="dxa" w:w="1004"/>
             <w:tcMar>
               <w:top w:type="dxa" w:w="70"/>
               <w:left w:type="dxa" w:w="110"/>
@@ -16100,7 +20675,7 @@
         </w:tc>
         <w:tc>
           <w:tcPr>
-            <w:tcW w:type="dxa" w:w="1900"/>
+            <w:tcW w:type="dxa" w:w="1674"/>
             <w:tcMar>
               <w:top w:type="dxa" w:w="70"/>
               <w:left w:type="dxa" w:w="110"/>
@@ -16127,7 +20702,7 @@
         </w:tc>
         <w:tc>
           <w:tcPr>
-            <w:tcW w:type="dxa" w:w="1700"/>
+            <w:tcW w:type="dxa" w:w="1674"/>
             <w:tcMar>
               <w:top w:type="dxa" w:w="70"/>
               <w:left w:type="dxa" w:w="110"/>
@@ -16154,7 +20729,7 @@
         </w:tc>
         <w:tc>
           <w:tcPr>
-            <w:tcW w:type="dxa" w:w="2400"/>
+            <w:tcW w:type="dxa" w:w="1674"/>
             <w:tcMar>
               <w:top w:type="dxa" w:w="70"/>
               <w:left w:type="dxa" w:w="110"/>
@@ -16181,28 +20756,55 @@
         </w:tc>
         <w:tc>
           <w:tcPr>
-            <w:tcW w:type="dxa" w:w="2538"/>
-            <w:tcMar>
-              <w:top w:type="dxa" w:w="70"/>
-              <w:left w:type="dxa" w:w="110"/>
-              <w:bottom w:type="dxa" w:w="70"/>
-              <w:right w:type="dxa" w:w="110"/>
-            </w:tcMar>
-          </w:tcPr>
-          <w:p>
-            <w:pPr>
-              <w:spacing w:after="0" w:line="260"/>
-            </w:pPr>
-            <w:r>
-              <w:rPr>
-                <w:rFonts w:ascii="맑은 고딕" w:cs="맑은 고딕" w:eastAsia="맑은 고딕" w:hAnsi="맑은 고딕"/>
-                <w:b w:val="false"/>
-                <w:bCs w:val="false"/>
-                <w:color w:val="1A1D21"/>
-                <w:sz w:val="18"/>
-                <w:szCs w:val="18"/>
-              </w:rPr>
-              <w:t xml:space="preserve">오차 0.2584 °</w:t>
+            <w:tcW w:type="dxa" w:w="1785"/>
+            <w:tcMar>
+              <w:top w:type="dxa" w:w="70"/>
+              <w:left w:type="dxa" w:w="110"/>
+              <w:bottom w:type="dxa" w:w="70"/>
+              <w:right w:type="dxa" w:w="110"/>
+            </w:tcMar>
+          </w:tcPr>
+          <w:p>
+            <w:pPr>
+              <w:spacing w:after="0" w:line="260"/>
+            </w:pPr>
+            <w:r>
+              <w:rPr>
+                <w:rFonts w:ascii="맑은 고딕" w:cs="맑은 고딕" w:eastAsia="맑은 고딕" w:hAnsi="맑은 고딕"/>
+                <w:b w:val="false"/>
+                <w:bCs w:val="false"/>
+                <w:color w:val="0F6E33"/>
+                <w:sz w:val="18"/>
+                <w:szCs w:val="18"/>
+              </w:rPr>
+              <w:t xml:space="preserve">오차 0.0239 °</w:t>
+            </w:r>
+          </w:p>
+        </w:tc>
+        <w:tc>
+          <w:tcPr>
+            <w:tcW w:type="dxa" w:w="1828"/>
+            <w:tcMar>
+              <w:top w:type="dxa" w:w="70"/>
+              <w:left w:type="dxa" w:w="110"/>
+              <w:bottom w:type="dxa" w:w="70"/>
+              <w:right w:type="dxa" w:w="110"/>
+            </w:tcMar>
+          </w:tcPr>
+          <w:p>
+            <w:pPr>
+              <w:spacing w:after="0" w:line="260"/>
+            </w:pPr>
+            <w:r>
+              <w:rPr>
+                <w:rFonts w:ascii="맑은 고딕" w:cs="맑은 고딕" w:eastAsia="맑은 고딕" w:hAnsi="맑은 고딕"/>
+                <w:b w:val="false"/>
+                <w:bCs w:val="false"/>
+                <w:color w:val="1A1D21"/>
+                <w:sz w:val="18"/>
+                <w:szCs w:val="18"/>
+              </w:rPr>
+              <w:t xml:space="preserve">오차 0.0569 °</w:t>
             </w:r>
           </w:p>
         </w:tc>
@@ -16210,7 +20812,7 @@
       <w:tr>
         <w:tc>
           <w:tcPr>
-            <w:tcW w:type="dxa" w:w="1100"/>
+            <w:tcW w:type="dxa" w:w="1004"/>
             <w:tcMar>
               <w:top w:type="dxa" w:w="70"/>
               <w:left w:type="dxa" w:w="110"/>
@@ -16237,109 +20839,136 @@
         </w:tc>
         <w:tc>
           <w:tcPr>
-            <w:tcW w:type="dxa" w:w="1900"/>
-            <w:tcMar>
-              <w:top w:type="dxa" w:w="70"/>
-              <w:left w:type="dxa" w:w="110"/>
-              <w:bottom w:type="dxa" w:w="70"/>
-              <w:right w:type="dxa" w:w="110"/>
-            </w:tcMar>
-          </w:tcPr>
-          <w:p>
-            <w:pPr>
-              <w:spacing w:after="0" w:line="260"/>
-            </w:pPr>
-            <w:r>
-              <w:rPr>
-                <w:rFonts w:ascii="맑은 고딕" w:cs="맑은 고딕" w:eastAsia="맑은 고딕" w:hAnsi="맑은 고딕"/>
-                <w:b w:val="false"/>
-                <w:bCs w:val="false"/>
-                <w:color w:val="1A1D21"/>
-                <w:sz w:val="18"/>
-                <w:szCs w:val="18"/>
-              </w:rPr>
-              <w:t xml:space="preserve">요철 깊이</w:t>
-            </w:r>
-          </w:p>
-        </w:tc>
-        <w:tc>
-          <w:tcPr>
-            <w:tcW w:type="dxa" w:w="1700"/>
-            <w:tcMar>
-              <w:top w:type="dxa" w:w="70"/>
-              <w:left w:type="dxa" w:w="110"/>
-              <w:bottom w:type="dxa" w:w="70"/>
-              <w:right w:type="dxa" w:w="110"/>
-            </w:tcMar>
-          </w:tcPr>
-          <w:p>
-            <w:pPr>
-              <w:spacing w:after="0" w:line="260"/>
-            </w:pPr>
-            <w:r>
-              <w:rPr>
-                <w:rFonts w:ascii="맑은 고딕" w:cs="맑은 고딕" w:eastAsia="맑은 고딕" w:hAnsi="맑은 고딕"/>
-                <w:b w:val="false"/>
-                <w:bCs w:val="false"/>
-                <w:color w:val="1A1D21"/>
-                <w:sz w:val="18"/>
-                <w:szCs w:val="18"/>
-              </w:rPr>
-              <w:t xml:space="preserve">융기 6.0 mm</w:t>
-            </w:r>
-          </w:p>
-        </w:tc>
-        <w:tc>
-          <w:tcPr>
-            <w:tcW w:type="dxa" w:w="2400"/>
-            <w:tcMar>
-              <w:top w:type="dxa" w:w="70"/>
-              <w:left w:type="dxa" w:w="110"/>
-              <w:bottom w:type="dxa" w:w="70"/>
-              <w:right w:type="dxa" w:w="110"/>
-            </w:tcMar>
-          </w:tcPr>
-          <w:p>
-            <w:pPr>
-              <w:spacing w:after="0" w:line="260"/>
-            </w:pPr>
-            <w:r>
-              <w:rPr>
-                <w:rFonts w:ascii="맑은 고딕" w:cs="맑은 고딕" w:eastAsia="맑은 고딕" w:hAnsi="맑은 고딕"/>
-                <w:b w:val="false"/>
-                <w:bCs w:val="false"/>
-                <w:color w:val="1A1D21"/>
-                <w:sz w:val="18"/>
-                <w:szCs w:val="18"/>
-              </w:rPr>
-              <w:t xml:space="preserve">5.57 mm</w:t>
-            </w:r>
-          </w:p>
-        </w:tc>
-        <w:tc>
-          <w:tcPr>
-            <w:tcW w:type="dxa" w:w="2538"/>
-            <w:tcMar>
-              <w:top w:type="dxa" w:w="70"/>
-              <w:left w:type="dxa" w:w="110"/>
-              <w:bottom w:type="dxa" w:w="70"/>
-              <w:right w:type="dxa" w:w="110"/>
-            </w:tcMar>
-          </w:tcPr>
-          <w:p>
-            <w:pPr>
-              <w:spacing w:after="0" w:line="260"/>
-            </w:pPr>
-            <w:r>
-              <w:rPr>
-                <w:rFonts w:ascii="맑은 고딕" w:cs="맑은 고딕" w:eastAsia="맑은 고딕" w:hAnsi="맑은 고딕"/>
-                <w:b w:val="false"/>
-                <w:bCs w:val="false"/>
-                <w:color w:val="1A1D21"/>
-                <w:sz w:val="18"/>
-                <w:szCs w:val="18"/>
-              </w:rPr>
-              <w:t xml:space="preserve">5.50 mm</w:t>
+            <w:tcW w:type="dxa" w:w="1674"/>
+            <w:tcMar>
+              <w:top w:type="dxa" w:w="70"/>
+              <w:left w:type="dxa" w:w="110"/>
+              <w:bottom w:type="dxa" w:w="70"/>
+              <w:right w:type="dxa" w:w="110"/>
+            </w:tcMar>
+          </w:tcPr>
+          <w:p>
+            <w:pPr>
+              <w:spacing w:after="0" w:line="260"/>
+            </w:pPr>
+            <w:r>
+              <w:rPr>
+                <w:rFonts w:ascii="맑은 고딕" w:cs="맑은 고딕" w:eastAsia="맑은 고딕" w:hAnsi="맑은 고딕"/>
+                <w:b w:val="false"/>
+                <w:bCs w:val="false"/>
+                <w:color w:val="1A1D21"/>
+                <w:sz w:val="18"/>
+                <w:szCs w:val="18"/>
+              </w:rPr>
+              <w:t xml:space="preserve">직선자 처짐</w:t>
+            </w:r>
+          </w:p>
+        </w:tc>
+        <w:tc>
+          <w:tcPr>
+            <w:tcW w:type="dxa" w:w="1674"/>
+            <w:tcMar>
+              <w:top w:type="dxa" w:w="70"/>
+              <w:left w:type="dxa" w:w="110"/>
+              <w:bottom w:type="dxa" w:w="70"/>
+              <w:right w:type="dxa" w:w="110"/>
+            </w:tcMar>
+          </w:tcPr>
+          <w:p>
+            <w:pPr>
+              <w:spacing w:after="0" w:line="260"/>
+            </w:pPr>
+            <w:r>
+              <w:rPr>
+                <w:rFonts w:ascii="맑은 고딕" w:cs="맑은 고딕" w:eastAsia="맑은 고딕" w:hAnsi="맑은 고딕"/>
+                <w:b w:val="false"/>
+                <w:bCs w:val="false"/>
+                <w:color w:val="1A1D21"/>
+                <w:sz w:val="18"/>
+                <w:szCs w:val="18"/>
+              </w:rPr>
+              <w:t xml:space="preserve">3.99 mm</w:t>
+            </w:r>
+          </w:p>
+        </w:tc>
+        <w:tc>
+          <w:tcPr>
+            <w:tcW w:type="dxa" w:w="1674"/>
+            <w:tcMar>
+              <w:top w:type="dxa" w:w="70"/>
+              <w:left w:type="dxa" w:w="110"/>
+              <w:bottom w:type="dxa" w:w="70"/>
+              <w:right w:type="dxa" w:w="110"/>
+            </w:tcMar>
+          </w:tcPr>
+          <w:p>
+            <w:pPr>
+              <w:spacing w:after="0" w:line="260"/>
+            </w:pPr>
+            <w:r>
+              <w:rPr>
+                <w:rFonts w:ascii="맑은 고딕" w:cs="맑은 고딕" w:eastAsia="맑은 고딕" w:hAnsi="맑은 고딕"/>
+                <w:b w:val="false"/>
+                <w:bCs w:val="false"/>
+                <w:color w:val="1A1D21"/>
+                <w:sz w:val="18"/>
+                <w:szCs w:val="18"/>
+              </w:rPr>
+              <w:t xml:space="preserve">4.76 mm</w:t>
+            </w:r>
+          </w:p>
+        </w:tc>
+        <w:tc>
+          <w:tcPr>
+            <w:tcW w:type="dxa" w:w="1785"/>
+            <w:tcMar>
+              <w:top w:type="dxa" w:w="70"/>
+              <w:left w:type="dxa" w:w="110"/>
+              <w:bottom w:type="dxa" w:w="70"/>
+              <w:right w:type="dxa" w:w="110"/>
+            </w:tcMar>
+          </w:tcPr>
+          <w:p>
+            <w:pPr>
+              <w:spacing w:after="0" w:line="260"/>
+            </w:pPr>
+            <w:r>
+              <w:rPr>
+                <w:rFonts w:ascii="맑은 고딕" w:cs="맑은 고딕" w:eastAsia="맑은 고딕" w:hAnsi="맑은 고딕"/>
+                <w:b w:val="false"/>
+                <w:bCs w:val="false"/>
+                <w:color w:val="0F6E33"/>
+                <w:sz w:val="18"/>
+                <w:szCs w:val="18"/>
+              </w:rPr>
+              <w:t xml:space="preserve">3.91 mm</w:t>
+            </w:r>
+          </w:p>
+        </w:tc>
+        <w:tc>
+          <w:tcPr>
+            <w:tcW w:type="dxa" w:w="1828"/>
+            <w:tcMar>
+              <w:top w:type="dxa" w:w="70"/>
+              <w:left w:type="dxa" w:w="110"/>
+              <w:bottom w:type="dxa" w:w="70"/>
+              <w:right w:type="dxa" w:w="110"/>
+            </w:tcMar>
+          </w:tcPr>
+          <w:p>
+            <w:pPr>
+              <w:spacing w:after="0" w:line="260"/>
+            </w:pPr>
+            <w:r>
+              <w:rPr>
+                <w:rFonts w:ascii="맑은 고딕" w:cs="맑은 고딕" w:eastAsia="맑은 고딕" w:hAnsi="맑은 고딕"/>
+                <w:b w:val="false"/>
+                <w:bCs w:val="false"/>
+                <w:color w:val="1A1D21"/>
+                <w:sz w:val="18"/>
+                <w:szCs w:val="18"/>
+              </w:rPr>
+              <w:t xml:space="preserve">3.91 mm</w:t>
             </w:r>
           </w:p>
         </w:tc>
@@ -16347,7 +20976,7 @@
       <w:tr>
         <w:tc>
           <w:tcPr>
-            <w:tcW w:type="dxa" w:w="1100"/>
+            <w:tcW w:type="dxa" w:w="1004"/>
             <w:tcMar>
               <w:top w:type="dxa" w:w="70"/>
               <w:left w:type="dxa" w:w="110"/>
@@ -16374,109 +21003,136 @@
         </w:tc>
         <w:tc>
           <w:tcPr>
-            <w:tcW w:type="dxa" w:w="1900"/>
-            <w:tcMar>
-              <w:top w:type="dxa" w:w="70"/>
-              <w:left w:type="dxa" w:w="110"/>
-              <w:bottom w:type="dxa" w:w="70"/>
-              <w:right w:type="dxa" w:w="110"/>
-            </w:tcMar>
-          </w:tcPr>
-          <w:p>
-            <w:pPr>
-              <w:spacing w:after="0" w:line="260"/>
-            </w:pPr>
-            <w:r>
-              <w:rPr>
-                <w:rFonts w:ascii="맑은 고딕" w:cs="맑은 고딕" w:eastAsia="맑은 고딕" w:hAnsi="맑은 고딕"/>
-                <w:b w:val="false"/>
-                <w:bCs w:val="false"/>
-                <w:color w:val="1A1D21"/>
-                <w:sz w:val="18"/>
-                <w:szCs w:val="18"/>
-              </w:rPr>
-              <w:t xml:space="preserve">직선자 처짐</w:t>
-            </w:r>
-          </w:p>
-        </w:tc>
-        <w:tc>
-          <w:tcPr>
-            <w:tcW w:type="dxa" w:w="1700"/>
-            <w:tcMar>
-              <w:top w:type="dxa" w:w="70"/>
-              <w:left w:type="dxa" w:w="110"/>
-              <w:bottom w:type="dxa" w:w="70"/>
-              <w:right w:type="dxa" w:w="110"/>
-            </w:tcMar>
-          </w:tcPr>
-          <w:p>
-            <w:pPr>
-              <w:spacing w:after="0" w:line="260"/>
-            </w:pPr>
-            <w:r>
-              <w:rPr>
-                <w:rFonts w:ascii="맑은 고딕" w:cs="맑은 고딕" w:eastAsia="맑은 고딕" w:hAnsi="맑은 고딕"/>
-                <w:b w:val="false"/>
-                <w:bCs w:val="false"/>
-                <w:color w:val="1A1D21"/>
-                <w:sz w:val="18"/>
-                <w:szCs w:val="18"/>
-              </w:rPr>
-              <w:t xml:space="preserve">—</w:t>
-            </w:r>
-          </w:p>
-        </w:tc>
-        <w:tc>
-          <w:tcPr>
-            <w:tcW w:type="dxa" w:w="2400"/>
-            <w:tcMar>
-              <w:top w:type="dxa" w:w="70"/>
-              <w:left w:type="dxa" w:w="110"/>
-              <w:bottom w:type="dxa" w:w="70"/>
-              <w:right w:type="dxa" w:w="110"/>
-            </w:tcMar>
-          </w:tcPr>
-          <w:p>
-            <w:pPr>
-              <w:spacing w:after="0" w:line="260"/>
-            </w:pPr>
-            <w:r>
-              <w:rPr>
-                <w:rFonts w:ascii="맑은 고딕" w:cs="맑은 고딕" w:eastAsia="맑은 고딕" w:hAnsi="맑은 고딕"/>
-                <w:b w:val="false"/>
-                <w:bCs w:val="false"/>
-                <w:color w:val="1A1D21"/>
-                <w:sz w:val="18"/>
-                <w:szCs w:val="18"/>
-              </w:rPr>
-              <w:t xml:space="preserve">4.76 mm (하한)</w:t>
-            </w:r>
-          </w:p>
-        </w:tc>
-        <w:tc>
-          <w:tcPr>
-            <w:tcW w:type="dxa" w:w="2538"/>
-            <w:tcMar>
-              <w:top w:type="dxa" w:w="70"/>
-              <w:left w:type="dxa" w:w="110"/>
-              <w:bottom w:type="dxa" w:w="70"/>
-              <w:right w:type="dxa" w:w="110"/>
-            </w:tcMar>
-          </w:tcPr>
-          <w:p>
-            <w:pPr>
-              <w:spacing w:after="0" w:line="260"/>
-            </w:pPr>
-            <w:r>
-              <w:rPr>
-                <w:rFonts w:ascii="맑은 고딕" w:cs="맑은 고딕" w:eastAsia="맑은 고딕" w:hAnsi="맑은 고딕"/>
-                <w:b w:val="false"/>
-                <w:bCs w:val="false"/>
-                <w:color w:val="1A1D21"/>
-                <w:sz w:val="18"/>
-                <w:szCs w:val="18"/>
-              </w:rPr>
-              <w:t xml:space="preserve">4.06 mm (하한)</w:t>
+            <w:tcW w:type="dxa" w:w="1674"/>
+            <w:tcMar>
+              <w:top w:type="dxa" w:w="70"/>
+              <w:left w:type="dxa" w:w="110"/>
+              <w:bottom w:type="dxa" w:w="70"/>
+              <w:right w:type="dxa" w:w="110"/>
+            </w:tcMar>
+          </w:tcPr>
+          <w:p>
+            <w:pPr>
+              <w:spacing w:after="0" w:line="260"/>
+            </w:pPr>
+            <w:r>
+              <w:rPr>
+                <w:rFonts w:ascii="맑은 고딕" w:cs="맑은 고딕" w:eastAsia="맑은 고딕" w:hAnsi="맑은 고딕"/>
+                <w:b w:val="false"/>
+                <w:bCs w:val="false"/>
+                <w:color w:val="1A1D21"/>
+                <w:sz w:val="18"/>
+                <w:szCs w:val="18"/>
+              </w:rPr>
+              <w:t xml:space="preserve">요철 깊이</w:t>
+            </w:r>
+          </w:p>
+        </w:tc>
+        <w:tc>
+          <w:tcPr>
+            <w:tcW w:type="dxa" w:w="1674"/>
+            <w:tcMar>
+              <w:top w:type="dxa" w:w="70"/>
+              <w:left w:type="dxa" w:w="110"/>
+              <w:bottom w:type="dxa" w:w="70"/>
+              <w:right w:type="dxa" w:w="110"/>
+            </w:tcMar>
+          </w:tcPr>
+          <w:p>
+            <w:pPr>
+              <w:spacing w:after="0" w:line="260"/>
+            </w:pPr>
+            <w:r>
+              <w:rPr>
+                <w:rFonts w:ascii="맑은 고딕" w:cs="맑은 고딕" w:eastAsia="맑은 고딕" w:hAnsi="맑은 고딕"/>
+                <w:b w:val="false"/>
+                <w:bCs w:val="false"/>
+                <w:color w:val="1A1D21"/>
+                <w:sz w:val="18"/>
+                <w:szCs w:val="18"/>
+              </w:rPr>
+              <w:t xml:space="preserve">융기 6.0 mm</w:t>
+            </w:r>
+          </w:p>
+        </w:tc>
+        <w:tc>
+          <w:tcPr>
+            <w:tcW w:type="dxa" w:w="1674"/>
+            <w:tcMar>
+              <w:top w:type="dxa" w:w="70"/>
+              <w:left w:type="dxa" w:w="110"/>
+              <w:bottom w:type="dxa" w:w="70"/>
+              <w:right w:type="dxa" w:w="110"/>
+            </w:tcMar>
+          </w:tcPr>
+          <w:p>
+            <w:pPr>
+              <w:spacing w:after="0" w:line="260"/>
+            </w:pPr>
+            <w:r>
+              <w:rPr>
+                <w:rFonts w:ascii="맑은 고딕" w:cs="맑은 고딕" w:eastAsia="맑은 고딕" w:hAnsi="맑은 고딕"/>
+                <w:b w:val="false"/>
+                <w:bCs w:val="false"/>
+                <w:color w:val="1A1D21"/>
+                <w:sz w:val="18"/>
+                <w:szCs w:val="18"/>
+              </w:rPr>
+              <w:t xml:space="preserve">5.57 mm</w:t>
+            </w:r>
+          </w:p>
+        </w:tc>
+        <w:tc>
+          <w:tcPr>
+            <w:tcW w:type="dxa" w:w="1785"/>
+            <w:tcMar>
+              <w:top w:type="dxa" w:w="70"/>
+              <w:left w:type="dxa" w:w="110"/>
+              <w:bottom w:type="dxa" w:w="70"/>
+              <w:right w:type="dxa" w:w="110"/>
+            </w:tcMar>
+          </w:tcPr>
+          <w:p>
+            <w:pPr>
+              <w:spacing w:after="0" w:line="260"/>
+            </w:pPr>
+            <w:r>
+              <w:rPr>
+                <w:rFonts w:ascii="맑은 고딕" w:cs="맑은 고딕" w:eastAsia="맑은 고딕" w:hAnsi="맑은 고딕"/>
+                <w:b w:val="false"/>
+                <w:bCs w:val="false"/>
+                <w:color w:val="1A1D21"/>
+                <w:sz w:val="18"/>
+                <w:szCs w:val="18"/>
+              </w:rPr>
+              <w:t xml:space="preserve">5.17 mm</w:t>
+            </w:r>
+          </w:p>
+        </w:tc>
+        <w:tc>
+          <w:tcPr>
+            <w:tcW w:type="dxa" w:w="1828"/>
+            <w:tcMar>
+              <w:top w:type="dxa" w:w="70"/>
+              <w:left w:type="dxa" w:w="110"/>
+              <w:bottom w:type="dxa" w:w="70"/>
+              <w:right w:type="dxa" w:w="110"/>
+            </w:tcMar>
+          </w:tcPr>
+          <w:p>
+            <w:pPr>
+              <w:spacing w:after="0" w:line="260"/>
+            </w:pPr>
+            <w:r>
+              <w:rPr>
+                <w:rFonts w:ascii="맑은 고딕" w:cs="맑은 고딕" w:eastAsia="맑은 고딕" w:hAnsi="맑은 고딕"/>
+                <w:b w:val="false"/>
+                <w:bCs w:val="false"/>
+                <w:color w:val="1A1D21"/>
+                <w:sz w:val="18"/>
+                <w:szCs w:val="18"/>
+              </w:rPr>
+              <w:t xml:space="preserve">5.17 mm</w:t>
             </w:r>
           </w:p>
         </w:tc>
@@ -16493,7 +21149,7 @@
           <w:sz w:val="18"/>
           <w:szCs w:val="18"/>
         </w:rPr>
-        <w:t xml:space="preserve">허용 기준은 ±0.5°이다. 직선자 처짐은 요철 폭이 측정 분해능보다 좁아 하한값으로 나오며, 시스템이 분해능 한계를 함께 보고한다.</w:t>
+        <w:t xml:space="preserve">허용 기준은 ±0.5°이다. 직선자 처짐의 정답 3.99mm 는 융기 높이 6.0mm 가 아니라 그 융기 위에 자를 얹었을 때 생기는 틈이다(8.1 참조). 요철 깊이가 20% 작게 나오는 것은 융기가 평면 적합을 끌어올리는 소프트웨어 편향으로, 사양으로는 개선되지 않는다.</w:t>
       </w:r>
     </w:p>
     <w:p>
@@ -18489,7 +23145,7 @@
                 <w:sz w:val="18"/>
                 <w:szCs w:val="18"/>
               </w:rPr>
-              <w:t xml:space="preserve">평활도 과소보고</w:t>
+              <w:t xml:space="preserve">평활도 참값 비교 정정</w:t>
             </w:r>
           </w:p>
         </w:tc>
@@ -18516,7 +23172,119 @@
                 <w:sz w:val="18"/>
                 <w:szCs w:val="18"/>
               </w:rPr>
-              <w:t xml:space="preserve">직선자 처짐이 정답의 60~70% 수준으로 나온다. 실제 렌즈의 좁은 시야 때문에 바닥을 담으려면 장비를 34° 이상 기울여야 하고, 그러면 벽을 사각으로 보게 되어 면내 점밀도가 낮아진다. σ=5cm 요철이 그 분해능 아래로 내려간다. 요철 깊이(eq4)는 정점 근방 원시잔차라 5.8mm 로 정답에 가깝다.</w:t>
+              <w:t xml:space="preserve">이전 판은 「직선자 처짐이 정답의 60~70% 로 과소보고된다」고 적었으나, 이는 융기 높이 6.0mm 와 비교한 탓이다. 직선자 처짐의 참값은 융기 높이가 아니라 gap(d) = A(1−d/D) − A·exp(−d²/2σ²) 의 최대값이며, 이 씬(D=430mm)에서 3.99mm 다. 무잡음·초고밀도 극한에서 파이프라인이 내는 값도 3.99mm 로 해석값과 일치한다. 즉 계통 편향은 없었다. 현재 오차는 PDF 원안 +0.54mm, 개선안 +0.08mm 다.</w:t>
+            </w:r>
+          </w:p>
+        </w:tc>
+      </w:tr>
+      <w:tr>
+        <w:tc>
+          <w:tcPr>
+            <w:tcW w:type="dxa" w:w="2400"/>
+            <w:tcMar>
+              <w:top w:type="dxa" w:w="70"/>
+              <w:left w:type="dxa" w:w="110"/>
+              <w:bottom w:type="dxa" w:w="70"/>
+              <w:right w:type="dxa" w:w="110"/>
+            </w:tcMar>
+          </w:tcPr>
+          <w:p>
+            <w:pPr>
+              <w:spacing w:after="0" w:line="260"/>
+            </w:pPr>
+            <w:r>
+              <w:rPr>
+                <w:rFonts w:ascii="맑은 고딕" w:cs="맑은 고딕" w:eastAsia="맑은 고딕" w:hAnsi="맑은 고딕"/>
+                <w:b w:val="false"/>
+                <w:bCs w:val="false"/>
+                <w:color w:val="1A1D21"/>
+                <w:sz w:val="18"/>
+                <w:szCs w:val="18"/>
+              </w:rPr>
+              <w:t xml:space="preserve">요철 깊이 과소보고</w:t>
+            </w:r>
+          </w:p>
+        </w:tc>
+        <w:tc>
+          <w:tcPr>
+            <w:tcW w:type="dxa" w:w="7238"/>
+            <w:tcMar>
+              <w:top w:type="dxa" w:w="70"/>
+              <w:left w:type="dxa" w:w="110"/>
+              <w:bottom w:type="dxa" w:w="70"/>
+              <w:right w:type="dxa" w:w="110"/>
+            </w:tcMar>
+          </w:tcPr>
+          <w:p>
+            <w:pPr>
+              <w:spacing w:after="0" w:line="260"/>
+            </w:pPr>
+            <w:r>
+              <w:rPr>
+                <w:rFonts w:ascii="맑은 고딕" w:cs="맑은 고딕" w:eastAsia="맑은 고딕" w:hAnsi="맑은 고딕"/>
+                <w:b w:val="false"/>
+                <w:bCs w:val="false"/>
+                <w:color w:val="1A1D21"/>
+                <w:sz w:val="18"/>
+                <w:szCs w:val="18"/>
+              </w:rPr>
+              <w:t xml:space="preserve">eq4 의 최대잔차는 융기 높이보다 약 20% 작게 나온다. 융기가 평면 적합을 위로 끌어올리기 때문이며, 사양을 바꿔도 개선되지 않는 소프트웨어 편향이다. 요철 영역을 뺀 뒤 평면을 다시 적합하는 반복이 필요하다.</w:t>
+            </w:r>
+          </w:p>
+        </w:tc>
+      </w:tr>
+      <w:tr>
+        <w:tc>
+          <w:tcPr>
+            <w:tcW w:type="dxa" w:w="2400"/>
+            <w:tcMar>
+              <w:top w:type="dxa" w:w="70"/>
+              <w:left w:type="dxa" w:w="110"/>
+              <w:bottom w:type="dxa" w:w="70"/>
+              <w:right w:type="dxa" w:w="110"/>
+            </w:tcMar>
+          </w:tcPr>
+          <w:p>
+            <w:pPr>
+              <w:spacing w:after="0" w:line="260"/>
+            </w:pPr>
+            <w:r>
+              <w:rPr>
+                <w:rFonts w:ascii="맑은 고딕" w:cs="맑은 고딕" w:eastAsia="맑은 고딕" w:hAnsi="맑은 고딕"/>
+                <w:b w:val="false"/>
+                <w:bCs w:val="false"/>
+                <w:color w:val="1A1D21"/>
+                <w:sz w:val="18"/>
+                <w:szCs w:val="18"/>
+              </w:rPr>
+              <w:t xml:space="preserve">KCS 3m 기준 미달성</w:t>
+            </w:r>
+          </w:p>
+        </w:tc>
+        <w:tc>
+          <w:tcPr>
+            <w:tcW w:type="dxa" w:w="7238"/>
+            <w:tcMar>
+              <w:top w:type="dxa" w:w="70"/>
+              <w:left w:type="dxa" w:w="110"/>
+              <w:bottom w:type="dxa" w:w="70"/>
+              <w:right w:type="dxa" w:w="110"/>
+            </w:tcMar>
+          </w:tcPr>
+          <w:p>
+            <w:pPr>
+              <w:spacing w:after="0" w:line="260"/>
+            </w:pPr>
+            <w:r>
+              <w:rPr>
+                <w:rFonts w:ascii="맑은 고딕" w:cs="맑은 고딕" w:eastAsia="맑은 고딕" w:hAnsi="맑은 고딕"/>
+                <w:b w:val="false"/>
+                <w:bCs w:val="false"/>
+                <w:color w:val="1A1D21"/>
+                <w:sz w:val="18"/>
+                <w:szCs w:val="18"/>
+              </w:rPr>
+              <w:t xml:space="preserve">1.5m 에서 격자가 덮는 폭이 1.17m 라 3m 직선자 기준(벽체 3m당 7mm, 천장 3m당 3mm)을 한 장으로 적용할 수 없다. 여러 장을 이어붙이거나 1m 기준으로 대체해야 한다. 화각을 넓히면 σ_Z 가 나빠지므로 사양으로 풀 문제가 아니다.</w:t>
             </w:r>
           </w:p>
         </w:tc>

--- a/laser_grid/docs/레이저그리드_영역별품질검측_파이프라인_정리.docx
+++ b/laser_grid/docs/레이저그리드_영역별품질검측_파이프라인_정리.docx
@@ -2725,6 +2725,172 @@
                 <w:sz w:val="18"/>
                 <w:szCs w:val="18"/>
               </w:rPr>
+              <w:t xml:space="preserve">inspect_png.py</w:t>
+            </w:r>
+          </w:p>
+        </w:tc>
+        <w:tc>
+          <w:tcPr>
+            <w:tcW w:type="dxa" w:w="5338"/>
+            <w:tcMar>
+              <w:top w:type="dxa" w:w="70"/>
+              <w:left w:type="dxa" w:w="110"/>
+              <w:bottom w:type="dxa" w:w="70"/>
+              <w:right w:type="dxa" w:w="110"/>
+            </w:tcMar>
+          </w:tcPr>
+          <w:p>
+            <w:pPr>
+              <w:spacing w:after="0" w:line="260"/>
+            </w:pPr>
+            <w:r>
+              <w:rPr>
+                <w:rFonts w:ascii="맑은 고딕" w:cs="맑은 고딕" w:eastAsia="맑은 고딕" w:hAnsi="맑은 고딕"/>
+                <w:b w:val="false"/>
+                <w:bCs w:val="false"/>
+                <w:color w:val="1A1D21"/>
+                <w:sz w:val="18"/>
+                <w:szCs w:val="18"/>
+              </w:rPr>
+              <w:t xml:space="preserve">렌더/촬영 이미지 한 장 검측 + 사양 대조(--check)</w:t>
+            </w:r>
+          </w:p>
+        </w:tc>
+      </w:tr>
+      <w:tr>
+        <w:tc>
+          <w:tcPr>
+            <w:tcW w:type="dxa" w:w="1200"/>
+            <w:tcMar>
+              <w:top w:type="dxa" w:w="70"/>
+              <w:left w:type="dxa" w:w="110"/>
+              <w:bottom w:type="dxa" w:w="70"/>
+              <w:right w:type="dxa" w:w="110"/>
+            </w:tcMar>
+          </w:tcPr>
+          <w:p>
+            <w:pPr>
+              <w:spacing w:after="0" w:line="260"/>
+            </w:pPr>
+            <w:r>
+              <w:rPr>
+                <w:rFonts w:ascii="맑은 고딕" w:cs="맑은 고딕" w:eastAsia="맑은 고딕" w:hAnsi="맑은 고딕"/>
+                <w:b w:val="false"/>
+                <w:bCs w:val="false"/>
+                <w:color w:val="1A1D21"/>
+                <w:sz w:val="18"/>
+                <w:szCs w:val="18"/>
+              </w:rPr>
+              <w:t xml:space="preserve"/>
+            </w:r>
+          </w:p>
+        </w:tc>
+        <w:tc>
+          <w:tcPr>
+            <w:tcW w:type="dxa" w:w="3100"/>
+            <w:tcMar>
+              <w:top w:type="dxa" w:w="70"/>
+              <w:left w:type="dxa" w:w="110"/>
+              <w:bottom w:type="dxa" w:w="70"/>
+              <w:right w:type="dxa" w:w="110"/>
+            </w:tcMar>
+          </w:tcPr>
+          <w:p>
+            <w:pPr>
+              <w:spacing w:after="0" w:line="260"/>
+            </w:pPr>
+            <w:r>
+              <w:rPr>
+                <w:rFonts w:ascii="D2Coding" w:cs="D2Coding" w:eastAsia="D2Coding" w:hAnsi="D2Coding"/>
+                <w:b w:val="false"/>
+                <w:bCs w:val="false"/>
+                <w:color w:val="1A1D21"/>
+                <w:sz w:val="18"/>
+                <w:szCs w:val="18"/>
+              </w:rPr>
+              <w:t xml:space="preserve">experiment_spec.py</w:t>
+            </w:r>
+          </w:p>
+        </w:tc>
+        <w:tc>
+          <w:tcPr>
+            <w:tcW w:type="dxa" w:w="5338"/>
+            <w:tcMar>
+              <w:top w:type="dxa" w:w="70"/>
+              <w:left w:type="dxa" w:w="110"/>
+              <w:bottom w:type="dxa" w:w="70"/>
+              <w:right w:type="dxa" w:w="110"/>
+            </w:tcMar>
+          </w:tcPr>
+          <w:p>
+            <w:pPr>
+              <w:spacing w:after="0" w:line="260"/>
+            </w:pPr>
+            <w:r>
+              <w:rPr>
+                <w:rFonts w:ascii="맑은 고딕" w:cs="맑은 고딕" w:eastAsia="맑은 고딕" w:hAnsi="맑은 고딕"/>
+                <w:b w:val="false"/>
+                <w:bCs w:val="false"/>
+                <w:color w:val="1A1D21"/>
+                <w:sz w:val="18"/>
+                <w:szCs w:val="18"/>
+              </w:rPr>
+              <w:t xml:space="preserve">사양 프로파일 정확도 비교</w:t>
+            </w:r>
+          </w:p>
+        </w:tc>
+      </w:tr>
+      <w:tr>
+        <w:tc>
+          <w:tcPr>
+            <w:tcW w:type="dxa" w:w="1200"/>
+            <w:tcMar>
+              <w:top w:type="dxa" w:w="70"/>
+              <w:left w:type="dxa" w:w="110"/>
+              <w:bottom w:type="dxa" w:w="70"/>
+              <w:right w:type="dxa" w:w="110"/>
+            </w:tcMar>
+          </w:tcPr>
+          <w:p>
+            <w:pPr>
+              <w:spacing w:after="0" w:line="260"/>
+            </w:pPr>
+            <w:r>
+              <w:rPr>
+                <w:rFonts w:ascii="맑은 고딕" w:cs="맑은 고딕" w:eastAsia="맑은 고딕" w:hAnsi="맑은 고딕"/>
+                <w:b w:val="false"/>
+                <w:bCs w:val="false"/>
+                <w:color w:val="1A1D21"/>
+                <w:sz w:val="18"/>
+                <w:szCs w:val="18"/>
+              </w:rPr>
+              <w:t xml:space="preserve"/>
+            </w:r>
+          </w:p>
+        </w:tc>
+        <w:tc>
+          <w:tcPr>
+            <w:tcW w:type="dxa" w:w="3100"/>
+            <w:tcMar>
+              <w:top w:type="dxa" w:w="70"/>
+              <w:left w:type="dxa" w:w="110"/>
+              <w:bottom w:type="dxa" w:w="70"/>
+              <w:right w:type="dxa" w:w="110"/>
+            </w:tcMar>
+          </w:tcPr>
+          <w:p>
+            <w:pPr>
+              <w:spacing w:after="0" w:line="260"/>
+            </w:pPr>
+            <w:r>
+              <w:rPr>
+                <w:rFonts w:ascii="D2Coding" w:cs="D2Coding" w:eastAsia="D2Coding" w:hAnsi="D2Coding"/>
+                <w:b w:val="false"/>
+                <w:bCs w:val="false"/>
+                <w:color w:val="1A1D21"/>
+                <w:sz w:val="18"/>
+                <w:szCs w:val="18"/>
+              </w:rPr>
               <w:t xml:space="preserve">tests/test_regression.py</w:t>
             </w:r>
           </w:p>
@@ -2752,7 +2918,7 @@
                 <w:sz w:val="18"/>
                 <w:szCs w:val="18"/>
               </w:rPr>
-              <w:t xml:space="preserve">9군 회귀 검증</w:t>
+              <w:t xml:space="preserve">9군 회귀 검증 (프로파일 3종)</w:t>
             </w:r>
           </w:p>
         </w:tc>
@@ -7661,7 +7827,1377 @@
           <w:sz w:val="19"/>
           <w:szCs w:val="19"/>
         </w:rPr>
-        <w:t xml:space="preserve">5.1~5.3 은 PDF 사양을 그대로 따르는 pdf 프로파일 기준이다. 정확도를 높인 improved 프로파일(현재 기본값)은 5.4 에 따로 정리했다. calibration.SPEC_PROFILES 에 둘 다 들어 있고 환경변수 LASER_GRID_PROFILE 로 전환한다.</w:t>
+        <w:t xml:space="preserve">사양 프로파일이 셋이다. legacy(원본 v4, 현재 기본값) · pdf(PDF 사양) · improved(정확도 개선안). 실제 하드웨어 사양이 확정되지 않았고 이미 뽑아 둔 Isaac 렌더가 legacy 값으로 만들어졌으므로 기본값을 legacy 로 둔다. 5.1~5.3 은 pdf 프로파일, 5.4 는 improved 기준이다. calibration.SPEC_PROFILES 에 셋 다 들어 있고 환경변수 LASER_GRID_PROFILE 로 전환한다.</w:t>
+      </w:r>
+    </w:p>
+    <w:p>
+      <w:pPr>
+        <w:spacing w:after="60"/>
+      </w:pPr>
+    </w:p>
+    <w:tbl>
+      <w:tblPr>
+        <w:tblW w:type="dxa" w:w="9638"/>
+        <w:tblBorders>
+          <w:top w:val="single" w:color="C4CDD4" w:sz="6"/>
+          <w:left w:val="single" w:color="C4CDD4" w:sz="6"/>
+          <w:bottom w:val="single" w:color="C4CDD4" w:sz="6"/>
+          <w:right w:val="single" w:color="C4CDD4" w:sz="6"/>
+          <w:insideH w:val="single" w:color="C4CDD4" w:sz="4"/>
+          <w:insideV w:val="single" w:color="C4CDD4" w:sz="4"/>
+        </w:tblBorders>
+        <w:tblLayout w:type="fixed"/>
+      </w:tblPr>
+      <w:tblGrid>
+        <w:gridCol w:w="2133"/>
+        <w:gridCol w:w="2346"/>
+        <w:gridCol w:w="2346"/>
+        <w:gridCol w:w="2813"/>
+      </w:tblGrid>
+      <w:tr>
+        <w:trPr>
+          <w:tblHeader/>
+        </w:trPr>
+        <w:tc>
+          <w:tcPr>
+            <w:tcW w:type="dxa" w:w="2133"/>
+            <w:shd w:fill="E8EDF0" w:val="clear"/>
+            <w:tcMar>
+              <w:top w:type="dxa" w:w="70"/>
+              <w:left w:type="dxa" w:w="110"/>
+              <w:bottom w:type="dxa" w:w="70"/>
+              <w:right w:type="dxa" w:w="110"/>
+            </w:tcMar>
+          </w:tcPr>
+          <w:p>
+            <w:pPr>
+              <w:spacing w:after="0" w:line="260"/>
+            </w:pPr>
+            <w:r>
+              <w:rPr>
+                <w:rFonts w:ascii="맑은 고딕" w:cs="맑은 고딕" w:eastAsia="맑은 고딕" w:hAnsi="맑은 고딕"/>
+                <w:b/>
+                <w:bCs/>
+                <w:color w:val="1A1D21"/>
+                <w:sz w:val="18"/>
+                <w:szCs w:val="18"/>
+              </w:rPr>
+              <w:t xml:space="preserve"/>
+            </w:r>
+          </w:p>
+        </w:tc>
+        <w:tc>
+          <w:tcPr>
+            <w:tcW w:type="dxa" w:w="2346"/>
+            <w:shd w:fill="E8EDF0" w:val="clear"/>
+            <w:tcMar>
+              <w:top w:type="dxa" w:w="70"/>
+              <w:left w:type="dxa" w:w="110"/>
+              <w:bottom w:type="dxa" w:w="70"/>
+              <w:right w:type="dxa" w:w="110"/>
+            </w:tcMar>
+          </w:tcPr>
+          <w:p>
+            <w:pPr>
+              <w:spacing w:after="0" w:line="260"/>
+            </w:pPr>
+            <w:r>
+              <w:rPr>
+                <w:rFonts w:ascii="맑은 고딕" w:cs="맑은 고딕" w:eastAsia="맑은 고딕" w:hAnsi="맑은 고딕"/>
+                <w:b/>
+                <w:bCs/>
+                <w:color w:val="1A1D21"/>
+                <w:sz w:val="18"/>
+                <w:szCs w:val="18"/>
+              </w:rPr>
+              <w:t xml:space="preserve">legacy (기본)</w:t>
+            </w:r>
+          </w:p>
+        </w:tc>
+        <w:tc>
+          <w:tcPr>
+            <w:tcW w:type="dxa" w:w="2346"/>
+            <w:shd w:fill="E8EDF0" w:val="clear"/>
+            <w:tcMar>
+              <w:top w:type="dxa" w:w="70"/>
+              <w:left w:type="dxa" w:w="110"/>
+              <w:bottom w:type="dxa" w:w="70"/>
+              <w:right w:type="dxa" w:w="110"/>
+            </w:tcMar>
+          </w:tcPr>
+          <w:p>
+            <w:pPr>
+              <w:spacing w:after="0" w:line="260"/>
+            </w:pPr>
+            <w:r>
+              <w:rPr>
+                <w:rFonts w:ascii="맑은 고딕" w:cs="맑은 고딕" w:eastAsia="맑은 고딕" w:hAnsi="맑은 고딕"/>
+                <w:b/>
+                <w:bCs/>
+                <w:color w:val="1A1D21"/>
+                <w:sz w:val="18"/>
+                <w:szCs w:val="18"/>
+              </w:rPr>
+              <w:t xml:space="preserve">pdf</w:t>
+            </w:r>
+          </w:p>
+        </w:tc>
+        <w:tc>
+          <w:tcPr>
+            <w:tcW w:type="dxa" w:w="2813"/>
+            <w:shd w:fill="E8EDF0" w:val="clear"/>
+            <w:tcMar>
+              <w:top w:type="dxa" w:w="70"/>
+              <w:left w:type="dxa" w:w="110"/>
+              <w:bottom w:type="dxa" w:w="70"/>
+              <w:right w:type="dxa" w:w="110"/>
+            </w:tcMar>
+          </w:tcPr>
+          <w:p>
+            <w:pPr>
+              <w:spacing w:after="0" w:line="260"/>
+            </w:pPr>
+            <w:r>
+              <w:rPr>
+                <w:rFonts w:ascii="맑은 고딕" w:cs="맑은 고딕" w:eastAsia="맑은 고딕" w:hAnsi="맑은 고딕"/>
+                <w:b/>
+                <w:bCs/>
+                <w:color w:val="1A1D21"/>
+                <w:sz w:val="18"/>
+                <w:szCs w:val="18"/>
+              </w:rPr>
+              <w:t xml:space="preserve">improved</w:t>
+            </w:r>
+          </w:p>
+        </w:tc>
+      </w:tr>
+      <w:tr>
+        <w:tc>
+          <w:tcPr>
+            <w:tcW w:type="dxa" w:w="2133"/>
+            <w:tcMar>
+              <w:top w:type="dxa" w:w="70"/>
+              <w:left w:type="dxa" w:w="110"/>
+              <w:bottom w:type="dxa" w:w="70"/>
+              <w:right w:type="dxa" w:w="110"/>
+            </w:tcMar>
+          </w:tcPr>
+          <w:p>
+            <w:pPr>
+              <w:spacing w:after="0" w:line="260"/>
+            </w:pPr>
+            <w:r>
+              <w:rPr>
+                <w:rFonts w:ascii="맑은 고딕" w:cs="맑은 고딕" w:eastAsia="맑은 고딕" w:hAnsi="맑은 고딕"/>
+                <w:b w:val="false"/>
+                <w:bCs w:val="false"/>
+                <w:color w:val="1A1D21"/>
+                <w:sz w:val="18"/>
+                <w:szCs w:val="18"/>
+              </w:rPr>
+              <w:t xml:space="preserve">출처</w:t>
+            </w:r>
+          </w:p>
+        </w:tc>
+        <w:tc>
+          <w:tcPr>
+            <w:tcW w:type="dxa" w:w="2346"/>
+            <w:tcMar>
+              <w:top w:type="dxa" w:w="70"/>
+              <w:left w:type="dxa" w:w="110"/>
+              <w:bottom w:type="dxa" w:w="70"/>
+              <w:right w:type="dxa" w:w="110"/>
+            </w:tcMar>
+          </w:tcPr>
+          <w:p>
+            <w:pPr>
+              <w:spacing w:after="0" w:line="260"/>
+            </w:pPr>
+            <w:r>
+              <w:rPr>
+                <w:rFonts w:ascii="맑은 고딕" w:cs="맑은 고딕" w:eastAsia="맑은 고딕" w:hAnsi="맑은 고딕"/>
+                <w:b w:val="false"/>
+                <w:bCs w:val="false"/>
+                <w:color w:val="9A5B0B"/>
+                <w:sz w:val="18"/>
+                <w:szCs w:val="18"/>
+              </w:rPr>
+              <w:t xml:space="preserve">원본 v4 튜닝값</w:t>
+            </w:r>
+          </w:p>
+        </w:tc>
+        <w:tc>
+          <w:tcPr>
+            <w:tcW w:type="dxa" w:w="2346"/>
+            <w:tcMar>
+              <w:top w:type="dxa" w:w="70"/>
+              <w:left w:type="dxa" w:w="110"/>
+              <w:bottom w:type="dxa" w:w="70"/>
+              <w:right w:type="dxa" w:w="110"/>
+            </w:tcMar>
+          </w:tcPr>
+          <w:p>
+            <w:pPr>
+              <w:spacing w:after="0" w:line="260"/>
+            </w:pPr>
+            <w:r>
+              <w:rPr>
+                <w:rFonts w:ascii="맑은 고딕" w:cs="맑은 고딕" w:eastAsia="맑은 고딕" w:hAnsi="맑은 고딕"/>
+                <w:b w:val="false"/>
+                <w:bCs w:val="false"/>
+                <w:color w:val="1A1D21"/>
+                <w:sz w:val="18"/>
+                <w:szCs w:val="18"/>
+              </w:rPr>
+              <w:t xml:space="preserve">PDF 2.2 사양표</w:t>
+            </w:r>
+          </w:p>
+        </w:tc>
+        <w:tc>
+          <w:tcPr>
+            <w:tcW w:type="dxa" w:w="2813"/>
+            <w:tcMar>
+              <w:top w:type="dxa" w:w="70"/>
+              <w:left w:type="dxa" w:w="110"/>
+              <w:bottom w:type="dxa" w:w="70"/>
+              <w:right w:type="dxa" w:w="110"/>
+            </w:tcMar>
+          </w:tcPr>
+          <w:p>
+            <w:pPr>
+              <w:spacing w:after="0" w:line="260"/>
+            </w:pPr>
+            <w:r>
+              <w:rPr>
+                <w:rFonts w:ascii="맑은 고딕" w:cs="맑은 고딕" w:eastAsia="맑은 고딕" w:hAnsi="맑은 고딕"/>
+                <w:b w:val="false"/>
+                <w:bCs w:val="false"/>
+                <w:color w:val="1A1D21"/>
+                <w:sz w:val="18"/>
+                <w:szCs w:val="18"/>
+              </w:rPr>
+              <w:t xml:space="preserve">PDF + 정확도 유도</w:t>
+            </w:r>
+          </w:p>
+        </w:tc>
+      </w:tr>
+      <w:tr>
+        <w:tc>
+          <w:tcPr>
+            <w:tcW w:type="dxa" w:w="2133"/>
+            <w:tcMar>
+              <w:top w:type="dxa" w:w="70"/>
+              <w:left w:type="dxa" w:w="110"/>
+              <w:bottom w:type="dxa" w:w="70"/>
+              <w:right w:type="dxa" w:w="110"/>
+            </w:tcMar>
+          </w:tcPr>
+          <w:p>
+            <w:pPr>
+              <w:spacing w:after="0" w:line="260"/>
+            </w:pPr>
+            <w:r>
+              <w:rPr>
+                <w:rFonts w:ascii="맑은 고딕" w:cs="맑은 고딕" w:eastAsia="맑은 고딕" w:hAnsi="맑은 고딕"/>
+                <w:b w:val="false"/>
+                <w:bCs w:val="false"/>
+                <w:color w:val="1A1D21"/>
+                <w:sz w:val="18"/>
+                <w:szCs w:val="18"/>
+              </w:rPr>
+              <w:t xml:space="preserve">f_px</w:t>
+            </w:r>
+          </w:p>
+        </w:tc>
+        <w:tc>
+          <w:tcPr>
+            <w:tcW w:type="dxa" w:w="2346"/>
+            <w:tcMar>
+              <w:top w:type="dxa" w:w="70"/>
+              <w:left w:type="dxa" w:w="110"/>
+              <w:bottom w:type="dxa" w:w="70"/>
+              <w:right w:type="dxa" w:w="110"/>
+            </w:tcMar>
+          </w:tcPr>
+          <w:p>
+            <w:pPr>
+              <w:spacing w:after="0" w:line="260"/>
+            </w:pPr>
+            <w:r>
+              <w:rPr>
+                <w:rFonts w:ascii="맑은 고딕" w:cs="맑은 고딕" w:eastAsia="맑은 고딕" w:hAnsi="맑은 고딕"/>
+                <w:b w:val="false"/>
+                <w:bCs w:val="false"/>
+                <w:color w:val="1A1D21"/>
+                <w:sz w:val="18"/>
+                <w:szCs w:val="18"/>
+              </w:rPr>
+              <w:t xml:space="preserve">1593.0</w:t>
+            </w:r>
+          </w:p>
+        </w:tc>
+        <w:tc>
+          <w:tcPr>
+            <w:tcW w:type="dxa" w:w="2346"/>
+            <w:tcMar>
+              <w:top w:type="dxa" w:w="70"/>
+              <w:left w:type="dxa" w:w="110"/>
+              <w:bottom w:type="dxa" w:w="70"/>
+              <w:right w:type="dxa" w:w="110"/>
+            </w:tcMar>
+          </w:tcPr>
+          <w:p>
+            <w:pPr>
+              <w:spacing w:after="0" w:line="260"/>
+            </w:pPr>
+            <w:r>
+              <w:rPr>
+                <w:rFonts w:ascii="맑은 고딕" w:cs="맑은 고딕" w:eastAsia="맑은 고딕" w:hAnsi="맑은 고딕"/>
+                <w:b w:val="false"/>
+                <w:bCs w:val="false"/>
+                <w:color w:val="1A1D21"/>
+                <w:sz w:val="18"/>
+                <w:szCs w:val="18"/>
+              </w:rPr>
+              <w:t xml:space="preserve">2318.8</w:t>
+            </w:r>
+          </w:p>
+        </w:tc>
+        <w:tc>
+          <w:tcPr>
+            <w:tcW w:type="dxa" w:w="2813"/>
+            <w:tcMar>
+              <w:top w:type="dxa" w:w="70"/>
+              <w:left w:type="dxa" w:w="110"/>
+              <w:bottom w:type="dxa" w:w="70"/>
+              <w:right w:type="dxa" w:w="110"/>
+            </w:tcMar>
+          </w:tcPr>
+          <w:p>
+            <w:pPr>
+              <w:spacing w:after="0" w:line="260"/>
+            </w:pPr>
+            <w:r>
+              <w:rPr>
+                <w:rFonts w:ascii="맑은 고딕" w:cs="맑은 고딕" w:eastAsia="맑은 고딕" w:hAnsi="맑은 고딕"/>
+                <w:b w:val="false"/>
+                <w:bCs w:val="false"/>
+                <w:color w:val="1A1D21"/>
+                <w:sz w:val="18"/>
+                <w:szCs w:val="18"/>
+              </w:rPr>
+              <w:t xml:space="preserve">2919.7</w:t>
+            </w:r>
+          </w:p>
+        </w:tc>
+      </w:tr>
+      <w:tr>
+        <w:tc>
+          <w:tcPr>
+            <w:tcW w:type="dxa" w:w="2133"/>
+            <w:tcMar>
+              <w:top w:type="dxa" w:w="70"/>
+              <w:left w:type="dxa" w:w="110"/>
+              <w:bottom w:type="dxa" w:w="70"/>
+              <w:right w:type="dxa" w:w="110"/>
+            </w:tcMar>
+          </w:tcPr>
+          <w:p>
+            <w:pPr>
+              <w:spacing w:after="0" w:line="260"/>
+            </w:pPr>
+            <w:r>
+              <w:rPr>
+                <w:rFonts w:ascii="맑은 고딕" w:cs="맑은 고딕" w:eastAsia="맑은 고딕" w:hAnsi="맑은 고딕"/>
+                <w:b w:val="false"/>
+                <w:bCs w:val="false"/>
+                <w:color w:val="1A1D21"/>
+                <w:sz w:val="18"/>
+                <w:szCs w:val="18"/>
+              </w:rPr>
+              <w:t xml:space="preserve">DOE 발산각</w:t>
+            </w:r>
+          </w:p>
+        </w:tc>
+        <w:tc>
+          <w:tcPr>
+            <w:tcW w:type="dxa" w:w="2346"/>
+            <w:tcMar>
+              <w:top w:type="dxa" w:w="70"/>
+              <w:left w:type="dxa" w:w="110"/>
+              <w:bottom w:type="dxa" w:w="70"/>
+              <w:right w:type="dxa" w:w="110"/>
+            </w:tcMar>
+          </w:tcPr>
+          <w:p>
+            <w:pPr>
+              <w:spacing w:after="0" w:line="260"/>
+            </w:pPr>
+            <w:r>
+              <w:rPr>
+                <w:rFonts w:ascii="맑은 고딕" w:cs="맑은 고딕" w:eastAsia="맑은 고딕" w:hAnsi="맑은 고딕"/>
+                <w:b w:val="false"/>
+                <w:bCs w:val="false"/>
+                <w:color w:val="1A1D21"/>
+                <w:sz w:val="18"/>
+                <w:szCs w:val="18"/>
+              </w:rPr>
+              <w:t xml:space="preserve">60.82 °</w:t>
+            </w:r>
+          </w:p>
+        </w:tc>
+        <w:tc>
+          <w:tcPr>
+            <w:tcW w:type="dxa" w:w="2346"/>
+            <w:tcMar>
+              <w:top w:type="dxa" w:w="70"/>
+              <w:left w:type="dxa" w:w="110"/>
+              <w:bottom w:type="dxa" w:w="70"/>
+              <w:right w:type="dxa" w:w="110"/>
+            </w:tcMar>
+          </w:tcPr>
+          <w:p>
+            <w:pPr>
+              <w:spacing w:after="0" w:line="260"/>
+            </w:pPr>
+            <w:r>
+              <w:rPr>
+                <w:rFonts w:ascii="맑은 고딕" w:cs="맑은 고딕" w:eastAsia="맑은 고딕" w:hAnsi="맑은 고딕"/>
+                <w:b w:val="false"/>
+                <w:bCs w:val="false"/>
+                <w:color w:val="1A1D21"/>
+                <w:sz w:val="18"/>
+                <w:szCs w:val="18"/>
+              </w:rPr>
+              <w:t xml:space="preserve">42.61 °</w:t>
+            </w:r>
+          </w:p>
+        </w:tc>
+        <w:tc>
+          <w:tcPr>
+            <w:tcW w:type="dxa" w:w="2813"/>
+            <w:tcMar>
+              <w:top w:type="dxa" w:w="70"/>
+              <w:left w:type="dxa" w:w="110"/>
+              <w:bottom w:type="dxa" w:w="70"/>
+              <w:right w:type="dxa" w:w="110"/>
+            </w:tcMar>
+          </w:tcPr>
+          <w:p>
+            <w:pPr>
+              <w:spacing w:after="0" w:line="260"/>
+            </w:pPr>
+            <w:r>
+              <w:rPr>
+                <w:rFonts w:ascii="맑은 고딕" w:cs="맑은 고딕" w:eastAsia="맑은 고딕" w:hAnsi="맑은 고딕"/>
+                <w:b w:val="false"/>
+                <w:bCs w:val="false"/>
+                <w:color w:val="1A1D21"/>
+                <w:sz w:val="18"/>
+                <w:szCs w:val="18"/>
+              </w:rPr>
+              <w:t xml:space="preserve">42.61 °</w:t>
+            </w:r>
+          </w:p>
+        </w:tc>
+      </w:tr>
+      <w:tr>
+        <w:tc>
+          <w:tcPr>
+            <w:tcW w:type="dxa" w:w="2133"/>
+            <w:tcMar>
+              <w:top w:type="dxa" w:w="70"/>
+              <w:left w:type="dxa" w:w="110"/>
+              <w:bottom w:type="dxa" w:w="70"/>
+              <w:right w:type="dxa" w:w="110"/>
+            </w:tcMar>
+          </w:tcPr>
+          <w:p>
+            <w:pPr>
+              <w:spacing w:after="0" w:line="260"/>
+            </w:pPr>
+            <w:r>
+              <w:rPr>
+                <w:rFonts w:ascii="맑은 고딕" w:cs="맑은 고딕" w:eastAsia="맑은 고딕" w:hAnsi="맑은 고딕"/>
+                <w:b w:val="false"/>
+                <w:bCs w:val="false"/>
+                <w:color w:val="1A1D21"/>
+                <w:sz w:val="18"/>
+                <w:szCs w:val="18"/>
+              </w:rPr>
+              <w:t xml:space="preserve">격자선</w:t>
+            </w:r>
+          </w:p>
+        </w:tc>
+        <w:tc>
+          <w:tcPr>
+            <w:tcW w:type="dxa" w:w="2346"/>
+            <w:tcMar>
+              <w:top w:type="dxa" w:w="70"/>
+              <w:left w:type="dxa" w:w="110"/>
+              <w:bottom w:type="dxa" w:w="70"/>
+              <w:right w:type="dxa" w:w="110"/>
+            </w:tcMar>
+          </w:tcPr>
+          <w:p>
+            <w:pPr>
+              <w:spacing w:after="0" w:line="260"/>
+            </w:pPr>
+            <w:r>
+              <w:rPr>
+                <w:rFonts w:ascii="맑은 고딕" w:cs="맑은 고딕" w:eastAsia="맑은 고딕" w:hAnsi="맑은 고딕"/>
+                <w:b w:val="false"/>
+                <w:bCs w:val="false"/>
+                <w:color w:val="1A1D21"/>
+                <w:sz w:val="18"/>
+                <w:szCs w:val="18"/>
+              </w:rPr>
+              <w:t xml:space="preserve">V21 + H21</w:t>
+            </w:r>
+          </w:p>
+        </w:tc>
+        <w:tc>
+          <w:tcPr>
+            <w:tcW w:type="dxa" w:w="2346"/>
+            <w:tcMar>
+              <w:top w:type="dxa" w:w="70"/>
+              <w:left w:type="dxa" w:w="110"/>
+              <w:bottom w:type="dxa" w:w="70"/>
+              <w:right w:type="dxa" w:w="110"/>
+            </w:tcMar>
+          </w:tcPr>
+          <w:p>
+            <w:pPr>
+              <w:spacing w:after="0" w:line="260"/>
+            </w:pPr>
+            <w:r>
+              <w:rPr>
+                <w:rFonts w:ascii="맑은 고딕" w:cs="맑은 고딕" w:eastAsia="맑은 고딕" w:hAnsi="맑은 고딕"/>
+                <w:b w:val="false"/>
+                <w:bCs w:val="false"/>
+                <w:color w:val="1A1D21"/>
+                <w:sz w:val="18"/>
+                <w:szCs w:val="18"/>
+              </w:rPr>
+              <w:t xml:space="preserve">V20 + H20</w:t>
+            </w:r>
+          </w:p>
+        </w:tc>
+        <w:tc>
+          <w:tcPr>
+            <w:tcW w:type="dxa" w:w="2813"/>
+            <w:tcMar>
+              <w:top w:type="dxa" w:w="70"/>
+              <w:left w:type="dxa" w:w="110"/>
+              <w:bottom w:type="dxa" w:w="70"/>
+              <w:right w:type="dxa" w:w="110"/>
+            </w:tcMar>
+          </w:tcPr>
+          <w:p>
+            <w:pPr>
+              <w:spacing w:after="0" w:line="260"/>
+            </w:pPr>
+            <w:r>
+              <w:rPr>
+                <w:rFonts w:ascii="맑은 고딕" w:cs="맑은 고딕" w:eastAsia="맑은 고딕" w:hAnsi="맑은 고딕"/>
+                <w:b w:val="false"/>
+                <w:bCs w:val="false"/>
+                <w:color w:val="1A1D21"/>
+                <w:sz w:val="18"/>
+                <w:szCs w:val="18"/>
+              </w:rPr>
+              <w:t xml:space="preserve">V40 + H20</w:t>
+            </w:r>
+          </w:p>
+        </w:tc>
+      </w:tr>
+      <w:tr>
+        <w:tc>
+          <w:tcPr>
+            <w:tcW w:type="dxa" w:w="2133"/>
+            <w:tcMar>
+              <w:top w:type="dxa" w:w="70"/>
+              <w:left w:type="dxa" w:w="110"/>
+              <w:bottom w:type="dxa" w:w="70"/>
+              <w:right w:type="dxa" w:w="110"/>
+            </w:tcMar>
+          </w:tcPr>
+          <w:p>
+            <w:pPr>
+              <w:spacing w:after="0" w:line="260"/>
+            </w:pPr>
+            <w:r>
+              <w:rPr>
+                <w:rFonts w:ascii="맑은 고딕" w:cs="맑은 고딕" w:eastAsia="맑은 고딕" w:hAnsi="맑은 고딕"/>
+                <w:b w:val="false"/>
+                <w:bCs w:val="false"/>
+                <w:color w:val="1A1D21"/>
+                <w:sz w:val="18"/>
+                <w:szCs w:val="18"/>
+              </w:rPr>
+              <w:t xml:space="preserve">기선</w:t>
+            </w:r>
+          </w:p>
+        </w:tc>
+        <w:tc>
+          <w:tcPr>
+            <w:tcW w:type="dxa" w:w="2346"/>
+            <w:tcMar>
+              <w:top w:type="dxa" w:w="70"/>
+              <w:left w:type="dxa" w:w="110"/>
+              <w:bottom w:type="dxa" w:w="70"/>
+              <w:right w:type="dxa" w:w="110"/>
+            </w:tcMar>
+          </w:tcPr>
+          <w:p>
+            <w:pPr>
+              <w:spacing w:after="0" w:line="260"/>
+            </w:pPr>
+            <w:r>
+              <w:rPr>
+                <w:rFonts w:ascii="맑은 고딕" w:cs="맑은 고딕" w:eastAsia="맑은 고딕" w:hAnsi="맑은 고딕"/>
+                <w:b w:val="false"/>
+                <w:bCs w:val="false"/>
+                <w:color w:val="1A1D21"/>
+                <w:sz w:val="18"/>
+                <w:szCs w:val="18"/>
+              </w:rPr>
+              <w:t xml:space="preserve">150 mm</w:t>
+            </w:r>
+          </w:p>
+        </w:tc>
+        <w:tc>
+          <w:tcPr>
+            <w:tcW w:type="dxa" w:w="2346"/>
+            <w:tcMar>
+              <w:top w:type="dxa" w:w="70"/>
+              <w:left w:type="dxa" w:w="110"/>
+              <w:bottom w:type="dxa" w:w="70"/>
+              <w:right w:type="dxa" w:w="110"/>
+            </w:tcMar>
+          </w:tcPr>
+          <w:p>
+            <w:pPr>
+              <w:spacing w:after="0" w:line="260"/>
+            </w:pPr>
+            <w:r>
+              <w:rPr>
+                <w:rFonts w:ascii="맑은 고딕" w:cs="맑은 고딕" w:eastAsia="맑은 고딕" w:hAnsi="맑은 고딕"/>
+                <w:b w:val="false"/>
+                <w:bCs w:val="false"/>
+                <w:color w:val="1A1D21"/>
+                <w:sz w:val="18"/>
+                <w:szCs w:val="18"/>
+              </w:rPr>
+              <w:t xml:space="preserve">150 mm</w:t>
+            </w:r>
+          </w:p>
+        </w:tc>
+        <w:tc>
+          <w:tcPr>
+            <w:tcW w:type="dxa" w:w="2813"/>
+            <w:tcMar>
+              <w:top w:type="dxa" w:w="70"/>
+              <w:left w:type="dxa" w:w="110"/>
+              <w:bottom w:type="dxa" w:w="70"/>
+              <w:right w:type="dxa" w:w="110"/>
+            </w:tcMar>
+          </w:tcPr>
+          <w:p>
+            <w:pPr>
+              <w:spacing w:after="0" w:line="260"/>
+            </w:pPr>
+            <w:r>
+              <w:rPr>
+                <w:rFonts w:ascii="맑은 고딕" w:cs="맑은 고딕" w:eastAsia="맑은 고딕" w:hAnsi="맑은 고딕"/>
+                <w:b w:val="false"/>
+                <w:bCs w:val="false"/>
+                <w:color w:val="1A1D21"/>
+                <w:sz w:val="18"/>
+                <w:szCs w:val="18"/>
+              </w:rPr>
+              <w:t xml:space="preserve">180 mm</w:t>
+            </w:r>
+          </w:p>
+        </w:tc>
+      </w:tr>
+      <w:tr>
+        <w:tc>
+          <w:tcPr>
+            <w:tcW w:type="dxa" w:w="2133"/>
+            <w:tcMar>
+              <w:top w:type="dxa" w:w="70"/>
+              <w:left w:type="dxa" w:w="110"/>
+              <w:bottom w:type="dxa" w:w="70"/>
+              <w:right w:type="dxa" w:w="110"/>
+            </w:tcMar>
+          </w:tcPr>
+          <w:p>
+            <w:pPr>
+              <w:spacing w:after="0" w:line="260"/>
+            </w:pPr>
+            <w:r>
+              <w:rPr>
+                <w:rFonts w:ascii="맑은 고딕" w:cs="맑은 고딕" w:eastAsia="맑은 고딕" w:hAnsi="맑은 고딕"/>
+                <w:b w:val="false"/>
+                <w:bCs w:val="false"/>
+                <w:color w:val="1A1D21"/>
+                <w:sz w:val="18"/>
+                <w:szCs w:val="18"/>
+              </w:rPr>
+              <w:t xml:space="preserve">센서</w:t>
+            </w:r>
+          </w:p>
+        </w:tc>
+        <w:tc>
+          <w:tcPr>
+            <w:tcW w:type="dxa" w:w="2346"/>
+            <w:tcMar>
+              <w:top w:type="dxa" w:w="70"/>
+              <w:left w:type="dxa" w:w="110"/>
+              <w:bottom w:type="dxa" w:w="70"/>
+              <w:right w:type="dxa" w:w="110"/>
+            </w:tcMar>
+          </w:tcPr>
+          <w:p>
+            <w:pPr>
+              <w:spacing w:after="0" w:line="260"/>
+            </w:pPr>
+            <w:r>
+              <w:rPr>
+                <w:rFonts w:ascii="맑은 고딕" w:cs="맑은 고딕" w:eastAsia="맑은 고딕" w:hAnsi="맑은 고딕"/>
+                <w:b w:val="false"/>
+                <w:bCs w:val="false"/>
+                <w:color w:val="1A1D21"/>
+                <w:sz w:val="18"/>
+                <w:szCs w:val="18"/>
+              </w:rPr>
+              <w:t xml:space="preserve">컬러 2448×2048</w:t>
+            </w:r>
+          </w:p>
+        </w:tc>
+        <w:tc>
+          <w:tcPr>
+            <w:tcW w:type="dxa" w:w="2346"/>
+            <w:tcMar>
+              <w:top w:type="dxa" w:w="70"/>
+              <w:left w:type="dxa" w:w="110"/>
+              <w:bottom w:type="dxa" w:w="70"/>
+              <w:right w:type="dxa" w:w="110"/>
+            </w:tcMar>
+          </w:tcPr>
+          <w:p>
+            <w:pPr>
+              <w:spacing w:after="0" w:line="260"/>
+            </w:pPr>
+            <w:r>
+              <w:rPr>
+                <w:rFonts w:ascii="맑은 고딕" w:cs="맑은 고딕" w:eastAsia="맑은 고딕" w:hAnsi="맑은 고딕"/>
+                <w:b w:val="false"/>
+                <w:bCs w:val="false"/>
+                <w:color w:val="1A1D21"/>
+                <w:sz w:val="18"/>
+                <w:szCs w:val="18"/>
+              </w:rPr>
+              <w:t xml:space="preserve">컬러 2448×2048</w:t>
+            </w:r>
+          </w:p>
+        </w:tc>
+        <w:tc>
+          <w:tcPr>
+            <w:tcW w:type="dxa" w:w="2813"/>
+            <w:tcMar>
+              <w:top w:type="dxa" w:w="70"/>
+              <w:left w:type="dxa" w:w="110"/>
+              <w:bottom w:type="dxa" w:w="70"/>
+              <w:right w:type="dxa" w:w="110"/>
+            </w:tcMar>
+          </w:tcPr>
+          <w:p>
+            <w:pPr>
+              <w:spacing w:after="0" w:line="260"/>
+            </w:pPr>
+            <w:r>
+              <w:rPr>
+                <w:rFonts w:ascii="맑은 고딕" w:cs="맑은 고딕" w:eastAsia="맑은 고딕" w:hAnsi="맑은 고딕"/>
+                <w:b w:val="false"/>
+                <w:bCs w:val="false"/>
+                <w:color w:val="1A1D21"/>
+                <w:sz w:val="18"/>
+                <w:szCs w:val="18"/>
+              </w:rPr>
+              <w:t xml:space="preserve">모노 3072×2560 + 520nm</w:t>
+            </w:r>
+          </w:p>
+        </w:tc>
+      </w:tr>
+      <w:tr>
+        <w:tc>
+          <w:tcPr>
+            <w:tcW w:type="dxa" w:w="2133"/>
+            <w:tcMar>
+              <w:top w:type="dxa" w:w="70"/>
+              <w:left w:type="dxa" w:w="110"/>
+              <w:bottom w:type="dxa" w:w="70"/>
+              <w:right w:type="dxa" w:w="110"/>
+            </w:tcMar>
+          </w:tcPr>
+          <w:p>
+            <w:pPr>
+              <w:spacing w:after="0" w:line="260"/>
+            </w:pPr>
+            <w:r>
+              <w:rPr>
+                <w:rFonts w:ascii="맑은 고딕" w:cs="맑은 고딕" w:eastAsia="맑은 고딕" w:hAnsi="맑은 고딕"/>
+                <w:b w:val="false"/>
+                <w:bCs w:val="false"/>
+                <w:color w:val="1A1D21"/>
+                <w:sz w:val="18"/>
+                <w:szCs w:val="18"/>
+              </w:rPr>
+              <w:t xml:space="preserve">레이저 수렴각</w:t>
+            </w:r>
+          </w:p>
+        </w:tc>
+        <w:tc>
+          <w:tcPr>
+            <w:tcW w:type="dxa" w:w="2346"/>
+            <w:tcMar>
+              <w:top w:type="dxa" w:w="70"/>
+              <w:left w:type="dxa" w:w="110"/>
+              <w:bottom w:type="dxa" w:w="70"/>
+              <w:right w:type="dxa" w:w="110"/>
+            </w:tcMar>
+          </w:tcPr>
+          <w:p>
+            <w:pPr>
+              <w:spacing w:after="0" w:line="260"/>
+            </w:pPr>
+            <w:r>
+              <w:rPr>
+                <w:rFonts w:ascii="맑은 고딕" w:cs="맑은 고딕" w:eastAsia="맑은 고딕" w:hAnsi="맑은 고딕"/>
+                <w:b w:val="false"/>
+                <w:bCs w:val="false"/>
+                <w:color w:val="1A1D21"/>
+                <w:sz w:val="18"/>
+                <w:szCs w:val="18"/>
+              </w:rPr>
+              <w:t xml:space="preserve">0 °</w:t>
+            </w:r>
+          </w:p>
+        </w:tc>
+        <w:tc>
+          <w:tcPr>
+            <w:tcW w:type="dxa" w:w="2346"/>
+            <w:tcMar>
+              <w:top w:type="dxa" w:w="70"/>
+              <w:left w:type="dxa" w:w="110"/>
+              <w:bottom w:type="dxa" w:w="70"/>
+              <w:right w:type="dxa" w:w="110"/>
+            </w:tcMar>
+          </w:tcPr>
+          <w:p>
+            <w:pPr>
+              <w:spacing w:after="0" w:line="260"/>
+            </w:pPr>
+            <w:r>
+              <w:rPr>
+                <w:rFonts w:ascii="맑은 고딕" w:cs="맑은 고딕" w:eastAsia="맑은 고딕" w:hAnsi="맑은 고딕"/>
+                <w:b w:val="false"/>
+                <w:bCs w:val="false"/>
+                <w:color w:val="1A1D21"/>
+                <w:sz w:val="18"/>
+                <w:szCs w:val="18"/>
+              </w:rPr>
+              <w:t xml:space="preserve">6.18 °</w:t>
+            </w:r>
+          </w:p>
+        </w:tc>
+        <w:tc>
+          <w:tcPr>
+            <w:tcW w:type="dxa" w:w="2813"/>
+            <w:tcMar>
+              <w:top w:type="dxa" w:w="70"/>
+              <w:left w:type="dxa" w:w="110"/>
+              <w:bottom w:type="dxa" w:w="70"/>
+              <w:right w:type="dxa" w:w="110"/>
+            </w:tcMar>
+          </w:tcPr>
+          <w:p>
+            <w:pPr>
+              <w:spacing w:after="0" w:line="260"/>
+            </w:pPr>
+            <w:r>
+              <w:rPr>
+                <w:rFonts w:ascii="맑은 고딕" w:cs="맑은 고딕" w:eastAsia="맑은 고딕" w:hAnsi="맑은 고딕"/>
+                <w:b w:val="false"/>
+                <w:bCs w:val="false"/>
+                <w:color w:val="1A1D21"/>
+                <w:sz w:val="18"/>
+                <w:szCs w:val="18"/>
+              </w:rPr>
+              <w:t xml:space="preserve">7.40 °</w:t>
+            </w:r>
+          </w:p>
+        </w:tc>
+      </w:tr>
+      <w:tr>
+        <w:tc>
+          <w:tcPr>
+            <w:tcW w:type="dxa" w:w="2133"/>
+            <w:tcMar>
+              <w:top w:type="dxa" w:w="70"/>
+              <w:left w:type="dxa" w:w="110"/>
+              <w:bottom w:type="dxa" w:w="70"/>
+              <w:right w:type="dxa" w:w="110"/>
+            </w:tcMar>
+          </w:tcPr>
+          <w:p>
+            <w:pPr>
+              <w:spacing w:after="0" w:line="260"/>
+            </w:pPr>
+            <w:r>
+              <w:rPr>
+                <w:rFonts w:ascii="맑은 고딕" w:cs="맑은 고딕" w:eastAsia="맑은 고딕" w:hAnsi="맑은 고딕"/>
+                <w:b w:val="false"/>
+                <w:bCs w:val="false"/>
+                <w:color w:val="1A1D21"/>
+                <w:sz w:val="18"/>
+                <w:szCs w:val="18"/>
+              </w:rPr>
+              <w:t xml:space="preserve">발사각 분포</w:t>
+            </w:r>
+          </w:p>
+        </w:tc>
+        <w:tc>
+          <w:tcPr>
+            <w:tcW w:type="dxa" w:w="2346"/>
+            <w:tcMar>
+              <w:top w:type="dxa" w:w="70"/>
+              <w:left w:type="dxa" w:w="110"/>
+              <w:bottom w:type="dxa" w:w="70"/>
+              <w:right w:type="dxa" w:w="110"/>
+            </w:tcMar>
+          </w:tcPr>
+          <w:p>
+            <w:pPr>
+              <w:spacing w:after="0" w:line="260"/>
+            </w:pPr>
+            <w:r>
+              <w:rPr>
+                <w:rFonts w:ascii="맑은 고딕" w:cs="맑은 고딕" w:eastAsia="맑은 고딕" w:hAnsi="맑은 고딕"/>
+                <w:b w:val="false"/>
+                <w:bCs w:val="false"/>
+                <w:color w:val="1A1D21"/>
+                <w:sz w:val="18"/>
+                <w:szCs w:val="18"/>
+              </w:rPr>
+              <w:t xml:space="preserve">각도 등간격</w:t>
+            </w:r>
+          </w:p>
+        </w:tc>
+        <w:tc>
+          <w:tcPr>
+            <w:tcW w:type="dxa" w:w="2346"/>
+            <w:tcMar>
+              <w:top w:type="dxa" w:w="70"/>
+              <w:left w:type="dxa" w:w="110"/>
+              <w:bottom w:type="dxa" w:w="70"/>
+              <w:right w:type="dxa" w:w="110"/>
+            </w:tcMar>
+          </w:tcPr>
+          <w:p>
+            <w:pPr>
+              <w:spacing w:after="0" w:line="260"/>
+            </w:pPr>
+            <w:r>
+              <w:rPr>
+                <w:rFonts w:ascii="맑은 고딕" w:cs="맑은 고딕" w:eastAsia="맑은 고딕" w:hAnsi="맑은 고딕"/>
+                <w:b w:val="false"/>
+                <w:bCs w:val="false"/>
+                <w:color w:val="1A1D21"/>
+                <w:sz w:val="18"/>
+                <w:szCs w:val="18"/>
+              </w:rPr>
+              <w:t xml:space="preserve">사인 등간격</w:t>
+            </w:r>
+          </w:p>
+        </w:tc>
+        <w:tc>
+          <w:tcPr>
+            <w:tcW w:type="dxa" w:w="2813"/>
+            <w:tcMar>
+              <w:top w:type="dxa" w:w="70"/>
+              <w:left w:type="dxa" w:w="110"/>
+              <w:bottom w:type="dxa" w:w="70"/>
+              <w:right w:type="dxa" w:w="110"/>
+            </w:tcMar>
+          </w:tcPr>
+          <w:p>
+            <w:pPr>
+              <w:spacing w:after="0" w:line="260"/>
+            </w:pPr>
+            <w:r>
+              <w:rPr>
+                <w:rFonts w:ascii="맑은 고딕" w:cs="맑은 고딕" w:eastAsia="맑은 고딕" w:hAnsi="맑은 고딕"/>
+                <w:b w:val="false"/>
+                <w:bCs w:val="false"/>
+                <w:color w:val="1A1D21"/>
+                <w:sz w:val="18"/>
+                <w:szCs w:val="18"/>
+              </w:rPr>
+              <w:t xml:space="preserve">사인 등간격</w:t>
+            </w:r>
+          </w:p>
+        </w:tc>
+      </w:tr>
+      <w:tr>
+        <w:tc>
+          <w:tcPr>
+            <w:tcW w:type="dxa" w:w="2133"/>
+            <w:tcMar>
+              <w:top w:type="dxa" w:w="70"/>
+              <w:left w:type="dxa" w:w="110"/>
+              <w:bottom w:type="dxa" w:w="70"/>
+              <w:right w:type="dxa" w:w="110"/>
+            </w:tcMar>
+          </w:tcPr>
+          <w:p>
+            <w:pPr>
+              <w:spacing w:after="0" w:line="260"/>
+            </w:pPr>
+            <w:r>
+              <w:rPr>
+                <w:rFonts w:ascii="맑은 고딕" w:cs="맑은 고딕" w:eastAsia="맑은 고딕" w:hAnsi="맑은 고딕"/>
+                <w:b w:val="false"/>
+                <w:bCs w:val="false"/>
+                <w:color w:val="1A1D21"/>
+                <w:sz w:val="18"/>
+                <w:szCs w:val="18"/>
+              </w:rPr>
+              <w:t xml:space="preserve">격자 피치 @1.2m</w:t>
+            </w:r>
+          </w:p>
+        </w:tc>
+        <w:tc>
+          <w:tcPr>
+            <w:tcW w:type="dxa" w:w="2346"/>
+            <w:tcMar>
+              <w:top w:type="dxa" w:w="70"/>
+              <w:left w:type="dxa" w:w="110"/>
+              <w:bottom w:type="dxa" w:w="70"/>
+              <w:right w:type="dxa" w:w="110"/>
+            </w:tcMar>
+          </w:tcPr>
+          <w:p>
+            <w:pPr>
+              <w:spacing w:after="0" w:line="260"/>
+            </w:pPr>
+            <w:r>
+              <w:rPr>
+                <w:rFonts w:ascii="맑은 고딕" w:cs="맑은 고딕" w:eastAsia="맑은 고딕" w:hAnsi="맑은 고딕"/>
+                <w:b w:val="false"/>
+                <w:bCs w:val="false"/>
+                <w:color w:val="1A1D21"/>
+                <w:sz w:val="18"/>
+                <w:szCs w:val="18"/>
+              </w:rPr>
+              <w:t xml:space="preserve">70.4 mm</w:t>
+            </w:r>
+          </w:p>
+        </w:tc>
+        <w:tc>
+          <w:tcPr>
+            <w:tcW w:type="dxa" w:w="2346"/>
+            <w:tcMar>
+              <w:top w:type="dxa" w:w="70"/>
+              <w:left w:type="dxa" w:w="110"/>
+              <w:bottom w:type="dxa" w:w="70"/>
+              <w:right w:type="dxa" w:w="110"/>
+            </w:tcMar>
+          </w:tcPr>
+          <w:p>
+            <w:pPr>
+              <w:spacing w:after="0" w:line="260"/>
+            </w:pPr>
+            <w:r>
+              <w:rPr>
+                <w:rFonts w:ascii="맑은 고딕" w:cs="맑은 고딕" w:eastAsia="맑은 고딕" w:hAnsi="맑은 고딕"/>
+                <w:b w:val="false"/>
+                <w:bCs w:val="false"/>
+                <w:color w:val="1A1D21"/>
+                <w:sz w:val="18"/>
+                <w:szCs w:val="18"/>
+              </w:rPr>
+              <w:t xml:space="preserve">49.3 mm</w:t>
+            </w:r>
+          </w:p>
+        </w:tc>
+        <w:tc>
+          <w:tcPr>
+            <w:tcW w:type="dxa" w:w="2813"/>
+            <w:tcMar>
+              <w:top w:type="dxa" w:w="70"/>
+              <w:left w:type="dxa" w:w="110"/>
+              <w:bottom w:type="dxa" w:w="70"/>
+              <w:right w:type="dxa" w:w="110"/>
+            </w:tcMar>
+          </w:tcPr>
+          <w:p>
+            <w:pPr>
+              <w:spacing w:after="0" w:line="260"/>
+            </w:pPr>
+            <w:r>
+              <w:rPr>
+                <w:rFonts w:ascii="맑은 고딕" w:cs="맑은 고딕" w:eastAsia="맑은 고딕" w:hAnsi="맑은 고딕"/>
+                <w:b w:val="false"/>
+                <w:bCs w:val="false"/>
+                <w:color w:val="0F6E33"/>
+                <w:sz w:val="18"/>
+                <w:szCs w:val="18"/>
+              </w:rPr>
+              <w:t xml:space="preserve">24.0 mm</w:t>
+            </w:r>
+          </w:p>
+        </w:tc>
+      </w:tr>
+      <w:tr>
+        <w:tc>
+          <w:tcPr>
+            <w:tcW w:type="dxa" w:w="2133"/>
+            <w:tcMar>
+              <w:top w:type="dxa" w:w="70"/>
+              <w:left w:type="dxa" w:w="110"/>
+              <w:bottom w:type="dxa" w:w="70"/>
+              <w:right w:type="dxa" w:w="110"/>
+            </w:tcMar>
+          </w:tcPr>
+          <w:p>
+            <w:pPr>
+              <w:spacing w:after="0" w:line="260"/>
+            </w:pPr>
+            <w:r>
+              <w:rPr>
+                <w:rFonts w:ascii="맑은 고딕" w:cs="맑은 고딕" w:eastAsia="맑은 고딕" w:hAnsi="맑은 고딕"/>
+                <w:b w:val="false"/>
+                <w:bCs w:val="false"/>
+                <w:color w:val="1A1D21"/>
+                <w:sz w:val="18"/>
+                <w:szCs w:val="18"/>
+              </w:rPr>
+              <w:t xml:space="preserve">σ_Z @1.2m</w:t>
+            </w:r>
+          </w:p>
+        </w:tc>
+        <w:tc>
+          <w:tcPr>
+            <w:tcW w:type="dxa" w:w="2346"/>
+            <w:tcMar>
+              <w:top w:type="dxa" w:w="70"/>
+              <w:left w:type="dxa" w:w="110"/>
+              <w:bottom w:type="dxa" w:w="70"/>
+              <w:right w:type="dxa" w:w="110"/>
+            </w:tcMar>
+          </w:tcPr>
+          <w:p>
+            <w:pPr>
+              <w:spacing w:after="0" w:line="260"/>
+            </w:pPr>
+            <w:r>
+              <w:rPr>
+                <w:rFonts w:ascii="맑은 고딕" w:cs="맑은 고딕" w:eastAsia="맑은 고딕" w:hAnsi="맑은 고딕"/>
+                <w:b w:val="false"/>
+                <w:bCs w:val="false"/>
+                <w:color w:val="1A1D21"/>
+                <w:sz w:val="18"/>
+                <w:szCs w:val="18"/>
+              </w:rPr>
+              <w:t xml:space="preserve">1.205 mm</w:t>
+            </w:r>
+          </w:p>
+        </w:tc>
+        <w:tc>
+          <w:tcPr>
+            <w:tcW w:type="dxa" w:w="2346"/>
+            <w:tcMar>
+              <w:top w:type="dxa" w:w="70"/>
+              <w:left w:type="dxa" w:w="110"/>
+              <w:bottom w:type="dxa" w:w="70"/>
+              <w:right w:type="dxa" w:w="110"/>
+            </w:tcMar>
+          </w:tcPr>
+          <w:p>
+            <w:pPr>
+              <w:spacing w:after="0" w:line="260"/>
+            </w:pPr>
+            <w:r>
+              <w:rPr>
+                <w:rFonts w:ascii="맑은 고딕" w:cs="맑은 고딕" w:eastAsia="맑은 고딕" w:hAnsi="맑은 고딕"/>
+                <w:b w:val="false"/>
+                <w:bCs w:val="false"/>
+                <w:color w:val="1A1D21"/>
+                <w:sz w:val="18"/>
+                <w:szCs w:val="18"/>
+              </w:rPr>
+              <w:t xml:space="preserve">0.828 mm</w:t>
+            </w:r>
+          </w:p>
+        </w:tc>
+        <w:tc>
+          <w:tcPr>
+            <w:tcW w:type="dxa" w:w="2813"/>
+            <w:tcMar>
+              <w:top w:type="dxa" w:w="70"/>
+              <w:left w:type="dxa" w:w="110"/>
+              <w:bottom w:type="dxa" w:w="70"/>
+              <w:right w:type="dxa" w:w="110"/>
+            </w:tcMar>
+          </w:tcPr>
+          <w:p>
+            <w:pPr>
+              <w:spacing w:after="0" w:line="260"/>
+            </w:pPr>
+            <w:r>
+              <w:rPr>
+                <w:rFonts w:ascii="맑은 고딕" w:cs="맑은 고딕" w:eastAsia="맑은 고딕" w:hAnsi="맑은 고딕"/>
+                <w:b w:val="false"/>
+                <w:bCs w:val="false"/>
+                <w:color w:val="0F6E33"/>
+                <w:sz w:val="18"/>
+                <w:szCs w:val="18"/>
+              </w:rPr>
+              <w:t xml:space="preserve">0.274 mm</w:t>
+            </w:r>
+          </w:p>
+        </w:tc>
+      </w:tr>
+      <w:tr>
+        <w:tc>
+          <w:tcPr>
+            <w:tcW w:type="dxa" w:w="2133"/>
+            <w:tcMar>
+              <w:top w:type="dxa" w:w="70"/>
+              <w:left w:type="dxa" w:w="110"/>
+              <w:bottom w:type="dxa" w:w="70"/>
+              <w:right w:type="dxa" w:w="110"/>
+            </w:tcMar>
+          </w:tcPr>
+          <w:p>
+            <w:pPr>
+              <w:spacing w:after="0" w:line="260"/>
+            </w:pPr>
+            <w:r>
+              <w:rPr>
+                <w:rFonts w:ascii="맑은 고딕" w:cs="맑은 고딕" w:eastAsia="맑은 고딕" w:hAnsi="맑은 고딕"/>
+                <w:b w:val="false"/>
+                <w:bCs w:val="false"/>
+                <w:color w:val="1A1D21"/>
+                <w:sz w:val="18"/>
+                <w:szCs w:val="18"/>
+              </w:rPr>
+              <w:t xml:space="preserve">센서 가장자리 여유</w:t>
+            </w:r>
+          </w:p>
+        </w:tc>
+        <w:tc>
+          <w:tcPr>
+            <w:tcW w:type="dxa" w:w="2346"/>
+            <w:tcMar>
+              <w:top w:type="dxa" w:w="70"/>
+              <w:left w:type="dxa" w:w="110"/>
+              <w:bottom w:type="dxa" w:w="70"/>
+              <w:right w:type="dxa" w:w="110"/>
+            </w:tcMar>
+          </w:tcPr>
+          <w:p>
+            <w:pPr>
+              <w:spacing w:after="0" w:line="260"/>
+            </w:pPr>
+            <w:r>
+              <w:rPr>
+                <w:rFonts w:ascii="맑은 고딕" w:cs="맑은 고딕" w:eastAsia="맑은 고딕" w:hAnsi="맑은 고딕"/>
+                <w:b w:val="false"/>
+                <w:bCs w:val="false"/>
+                <w:color w:val="9A5B0B"/>
+                <w:sz w:val="18"/>
+                <w:szCs w:val="18"/>
+              </w:rPr>
+              <w:t xml:space="preserve">50 px</w:t>
+            </w:r>
+          </w:p>
+        </w:tc>
+        <w:tc>
+          <w:tcPr>
+            <w:tcW w:type="dxa" w:w="2346"/>
+            <w:tcMar>
+              <w:top w:type="dxa" w:w="70"/>
+              <w:left w:type="dxa" w:w="110"/>
+              <w:bottom w:type="dxa" w:w="70"/>
+              <w:right w:type="dxa" w:w="110"/>
+            </w:tcMar>
+          </w:tcPr>
+          <w:p>
+            <w:pPr>
+              <w:spacing w:after="0" w:line="260"/>
+            </w:pPr>
+            <w:r>
+              <w:rPr>
+                <w:rFonts w:ascii="맑은 고딕" w:cs="맑은 고딕" w:eastAsia="맑은 고딕" w:hAnsi="맑은 고딕"/>
+                <w:b w:val="false"/>
+                <w:bCs w:val="false"/>
+                <w:color w:val="1A1D21"/>
+                <w:sz w:val="18"/>
+                <w:szCs w:val="18"/>
+              </w:rPr>
+              <w:t xml:space="preserve">120 px</w:t>
+            </w:r>
+          </w:p>
+        </w:tc>
+        <w:tc>
+          <w:tcPr>
+            <w:tcW w:type="dxa" w:w="2813"/>
+            <w:tcMar>
+              <w:top w:type="dxa" w:w="70"/>
+              <w:left w:type="dxa" w:w="110"/>
+              <w:bottom w:type="dxa" w:w="70"/>
+              <w:right w:type="dxa" w:w="110"/>
+            </w:tcMar>
+          </w:tcPr>
+          <w:p>
+            <w:pPr>
+              <w:spacing w:after="0" w:line="260"/>
+            </w:pPr>
+            <w:r>
+              <w:rPr>
+                <w:rFonts w:ascii="맑은 고딕" w:cs="맑은 고딕" w:eastAsia="맑은 고딕" w:hAnsi="맑은 고딕"/>
+                <w:b w:val="false"/>
+                <w:bCs w:val="false"/>
+                <w:color w:val="1A1D21"/>
+                <w:sz w:val="18"/>
+                <w:szCs w:val="18"/>
+              </w:rPr>
+              <w:t xml:space="preserve">141 px</w:t>
+            </w:r>
+          </w:p>
+        </w:tc>
+      </w:tr>
+    </w:tbl>
+    <w:p>
+      <w:pPr>
+        <w:pBdr>
+          <w:left w:val="single" w:color="9A5B0B" w:sz="14" w:space="10"/>
+        </w:pBdr>
+        <w:spacing w:after="160" w:before="120" w:line="300"/>
+        <w:ind w:left="200"/>
+      </w:pPr>
+      <w:r>
+        <w:rPr>
+          <w:rFonts w:ascii="맑은 고딕" w:cs="맑은 고딕" w:eastAsia="맑은 고딕" w:hAnsi="맑은 고딕"/>
+          <w:color w:val="44505A"/>
+          <w:sz w:val="19"/>
+          <w:szCs w:val="19"/>
+        </w:rPr>
+        <w:t xml:space="preserve">검측식(eq1~eq6)은 이 값들에 의존하지 않는다. 삼각측량식이 f·b·α 를 인자로 받을 뿐이므로, 실제 하드웨어 사양이 들어오면 SPEC_PROFILES 딕셔너리 한 줄만 바꾸면 된다. 회귀 검증은 세 프로파일 모두에서 전체 통과한다.</w:t>
       </w:r>
     </w:p>
     <w:p>
